--- a/tests/output_reference_9.docx
+++ b/tests/output_reference_9.docx
@@ -901,16 +901,27 @@
       </m:oMathPara>
     </w:p>
     <w:bookmarkEnd w:id="35"/>
-    <w:bookmarkStart w:id="36" w:name="test-9"/>
+    <w:bookmarkStart w:id="37" w:name="test-9created-with-engineeringpaper.xyz"/>
     <w:p>
       <w:pPr>
         <w:pStyle w:val="Heading1"/>
       </w:pPr>
       <w:r>
-        <w:t xml:space="preserve">Test 9</w:t>
-      </w:r>
-    </w:p>
-    <w:bookmarkEnd w:id="36"/>
+        <w:t xml:space="preserve">Test 9Created with</w:t>
+      </w:r>
+      <w:r>
+        <w:t xml:space="preserve"> </w:t>
+      </w:r>
+      <w:hyperlink r:id="rId36">
+        <w:r>
+          <w:rPr>
+            <w:rStyle w:val="Hyperlink"/>
+          </w:rPr>
+          <w:t xml:space="preserve">EngineeringPaper.xyz</w:t>
+        </w:r>
+      </w:hyperlink>
+    </w:p>
+    <w:bookmarkEnd w:id="37"/>
     <w:sectPr/>
   </w:body>
 </w:document>

--- a/tests/output_reference_9.docx
+++ b/tests/output_reference_9.docx
@@ -953,14 +953,14 @@
 <file path=word/numbering.xml><?xml version="1.0" encoding="utf-8"?>
 <w:numbering xmlns:w="http://schemas.openxmlformats.org/wordprocessingml/2006/main">
   <w:abstractNum w:abstractNumId="990">
-    <w:nsid w:val="A990"/>
+    <w:nsid w:val="0000A990"/>
     <w:multiLevelType w:val="multilevel"/>
     <w:lvl w:ilvl="0">
       <w:numFmt w:val="bullet"/>
       <w:lvlText w:val=" "/>
       <w:lvlJc w:val="left"/>
       <w:pPr>
-        <w:ind w:left="720" w:hanging="480"/>
+        <w:ind w:left="720" w:hanging="360"/>
       </w:pPr>
     </w:lvl>
     <w:lvl w:ilvl="1">
@@ -968,7 +968,7 @@
       <w:lvlText w:val=" "/>
       <w:lvlJc w:val="left"/>
       <w:pPr>
-        <w:ind w:left="1440" w:hanging="480"/>
+        <w:ind w:left="1440" w:hanging="360"/>
       </w:pPr>
     </w:lvl>
     <w:lvl w:ilvl="2">
@@ -976,7 +976,7 @@
       <w:lvlText w:val=" "/>
       <w:lvlJc w:val="left"/>
       <w:pPr>
-        <w:ind w:left="2160" w:hanging="480"/>
+        <w:ind w:left="2160" w:hanging="360"/>
       </w:pPr>
     </w:lvl>
     <w:lvl w:ilvl="3">
@@ -984,7 +984,7 @@
       <w:lvlText w:val=" "/>
       <w:lvlJc w:val="left"/>
       <w:pPr>
-        <w:ind w:left="2880" w:hanging="480"/>
+        <w:ind w:left="2880" w:hanging="360"/>
       </w:pPr>
     </w:lvl>
     <w:lvl w:ilvl="4">
@@ -992,7 +992,7 @@
       <w:lvlText w:val=" "/>
       <w:lvlJc w:val="left"/>
       <w:pPr>
-        <w:ind w:left="3600" w:hanging="480"/>
+        <w:ind w:left="3600" w:hanging="360"/>
       </w:pPr>
     </w:lvl>
     <w:lvl w:ilvl="5">
@@ -1000,7 +1000,7 @@
       <w:lvlText w:val=" "/>
       <w:lvlJc w:val="left"/>
       <w:pPr>
-        <w:ind w:left="4320" w:hanging="480"/>
+        <w:ind w:left="4320" w:hanging="360"/>
       </w:pPr>
     </w:lvl>
     <w:lvl w:ilvl="6">
@@ -1008,7 +1008,7 @@
       <w:lvlText w:val=" "/>
       <w:lvlJc w:val="left"/>
       <w:pPr>
-        <w:ind w:left="5040" w:hanging="480"/>
+        <w:ind w:left="5040" w:hanging="360"/>
       </w:pPr>
     </w:lvl>
     <w:lvl w:ilvl="7">
@@ -1016,7 +1016,7 @@
       <w:lvlText w:val=" "/>
       <w:lvlJc w:val="left"/>
       <w:pPr>
-        <w:ind w:left="5760" w:hanging="480"/>
+        <w:ind w:left="5760" w:hanging="360"/>
       </w:pPr>
     </w:lvl>
     <w:lvl w:ilvl="8">
@@ -1024,7 +1024,7 @@
       <w:lvlText w:val=" "/>
       <w:lvlJc w:val="left"/>
       <w:pPr>
-        <w:ind w:left="6480" w:hanging="480"/>
+        <w:ind w:left="6480" w:hanging="360"/>
       </w:pPr>
     </w:lvl>
   </w:abstractNum>
@@ -1060,10 +1060,10 @@
     <w:name w:val="Body Text"/>
     <w:basedOn w:val="Normal"/>
     <w:link w:val="BodyTextChar"/>
+    <w:qFormat/>
     <w:pPr>
       <w:spacing w:after="180" w:before="180"/>
     </w:pPr>
-    <w:qFormat/>
   </w:style>
   <w:style w:customStyle="1" w:styleId="FirstParagraph" w:type="paragraph">
     <w:name w:val="First Paragraph"/>
@@ -1083,36 +1083,69 @@
     <w:name w:val="Title"/>
     <w:basedOn w:val="Normal"/>
     <w:next w:val="BodyText"/>
-    <w:qFormat/>
-    <w:pPr>
-      <w:keepNext/>
-      <w:keepLines/>
-      <w:spacing w:after="240" w:before="480"/>
+    <w:link w:val="TitleChar"/>
+    <w:uiPriority w:val="10"/>
+    <w:qFormat/>
+    <w:rsid w:val="00A10FD9"/>
+    <w:pPr>
+      <w:spacing w:after="80" w:line="240" w:lineRule="auto"/>
+      <w:contextualSpacing/>
       <w:jc w:val="center"/>
     </w:pPr>
     <w:rPr>
       <w:rFonts w:asciiTheme="majorHAnsi" w:cstheme="majorBidi" w:eastAsiaTheme="majorEastAsia" w:hAnsiTheme="majorHAnsi"/>
-      <w:b/>
-      <w:bCs/>
-      <w:color w:themeColor="accent1" w:themeShade="B5" w:val="345A8A"/>
-      <w:sz w:val="36"/>
-      <w:szCs w:val="36"/>
+      <w:spacing w:val="-10"/>
+      <w:kern w:val="28"/>
+      <w:sz w:val="56"/>
+      <w:szCs w:val="56"/>
+    </w:rPr>
+  </w:style>
+  <w:style w:customStyle="1" w:styleId="TitleChar" w:type="character">
+    <w:name w:val="Title Char"/>
+    <w:basedOn w:val="DefaultParagraphFont"/>
+    <w:link w:val="Title"/>
+    <w:uiPriority w:val="10"/>
+    <w:rsid w:val="00A10FD9"/>
+    <w:rPr>
+      <w:rFonts w:asciiTheme="majorHAnsi" w:cstheme="majorBidi" w:eastAsiaTheme="majorEastAsia" w:hAnsiTheme="majorHAnsi"/>
+      <w:spacing w:val="-10"/>
+      <w:kern w:val="28"/>
+      <w:sz w:val="56"/>
+      <w:szCs w:val="56"/>
     </w:rPr>
   </w:style>
   <w:style w:styleId="Subtitle" w:type="paragraph">
     <w:name w:val="Subtitle"/>
     <w:basedOn w:val="Title"/>
     <w:next w:val="BodyText"/>
-    <w:qFormat/>
-    <w:pPr>
-      <w:keepNext/>
-      <w:keepLines/>
-      <w:spacing w:after="240" w:before="240"/>
-      <w:jc w:val="center"/>
-    </w:pPr>
-    <w:rPr>
-      <w:sz w:val="30"/>
-      <w:szCs w:val="30"/>
+    <w:link w:val="SubtitleChar"/>
+    <w:uiPriority w:val="11"/>
+    <w:qFormat/>
+    <w:rsid w:val="00A10FD9"/>
+    <w:pPr>
+      <w:numPr>
+        <w:ilvl w:val="1"/>
+      </w:numPr>
+    </w:pPr>
+    <w:rPr>
+      <w:rFonts w:cstheme="majorBidi" w:eastAsiaTheme="majorEastAsia"/>
+      <w:spacing w:val="15"/>
+      <w:sz w:val="28"/>
+      <w:szCs w:val="28"/>
+    </w:rPr>
+  </w:style>
+  <w:style w:customStyle="1" w:styleId="SubtitleChar" w:type="character">
+    <w:name w:val="Subtitle Char"/>
+    <w:basedOn w:val="DefaultParagraphFont"/>
+    <w:link w:val="Subtitle"/>
+    <w:uiPriority w:val="11"/>
+    <w:rsid w:val="00A10FD9"/>
+    <w:rPr>
+      <w:rFonts w:cstheme="majorBidi" w:eastAsiaTheme="majorEastAsia"/>
+      <w:color w:themeColor="text1" w:themeTint="A6" w:val="595959"/>
+      <w:spacing w:val="15"/>
+      <w:sz w:val="28"/>
+      <w:szCs w:val="28"/>
     </w:rPr>
   </w:style>
   <w:style w:customStyle="1" w:styleId="Author" w:type="paragraph">
@@ -1134,6 +1167,23 @@
       <w:keepLines/>
       <w:jc w:val="center"/>
     </w:pPr>
+  </w:style>
+  <w:style w:customStyle="1" w:styleId="AbstractTitle" w:type="paragraph">
+    <w:name w:val="Abstract Title"/>
+    <w:basedOn w:val="Normal"/>
+    <w:next w:val="Abstract"/>
+    <w:qFormat/>
+    <w:pPr>
+      <w:keepNext/>
+      <w:keepLines/>
+      <w:spacing w:after="0" w:before="300"/>
+      <w:jc w:val="center"/>
+    </w:pPr>
+    <w:rPr>
+      <w:b/>
+      <w:sz w:val="20"/>
+      <w:szCs w:val="20"/>
+    </w:rPr>
   </w:style>
   <w:style w:customStyle="1" w:styleId="Abstract" w:type="paragraph">
     <w:name w:val="Abstract"/>
@@ -1143,7 +1193,7 @@
     <w:pPr>
       <w:keepNext/>
       <w:keepLines/>
-      <w:spacing w:after="300" w:before="300"/>
+      <w:spacing w:after="300" w:before="100"/>
     </w:pPr>
     <w:rPr>
       <w:sz w:val="20"/>
@@ -1159,191 +1209,321 @@
     <w:rPr/>
   </w:style>
   <w:style w:styleId="Heading1" w:type="paragraph">
-    <w:name w:val="Heading 1"/>
+    <w:name w:val="heading 1"/>
     <w:basedOn w:val="Normal"/>
     <w:next w:val="BodyText"/>
-    <w:uiPriority w:val="9"/>
-    <w:qFormat/>
+    <w:link w:val="Heading1Char"/>
+    <w:uiPriority w:val="9"/>
+    <w:qFormat/>
+    <w:rsid w:val="00A10FD9"/>
     <w:pPr>
       <w:keepNext/>
       <w:keepLines/>
-      <w:spacing w:after="0" w:before="480"/>
+      <w:spacing w:after="80" w:before="360"/>
       <w:outlineLvl w:val="0"/>
     </w:pPr>
     <w:rPr>
       <w:rFonts w:asciiTheme="majorHAnsi" w:cstheme="majorBidi" w:eastAsiaTheme="majorEastAsia" w:hAnsiTheme="majorHAnsi"/>
-      <w:b/>
-      <w:bCs/>
-      <w:color w:themeColor="accent1" w:val="4F81BD"/>
+      <w:color w:themeColor="accent1" w:themeShade="BF" w:val="0F4761"/>
+      <w:sz w:val="40"/>
+      <w:szCs w:val="40"/>
+    </w:rPr>
+  </w:style>
+  <w:style w:styleId="Heading2" w:type="paragraph">
+    <w:name w:val="heading 2"/>
+    <w:basedOn w:val="Normal"/>
+    <w:next w:val="BodyText"/>
+    <w:link w:val="Heading2Char"/>
+    <w:uiPriority w:val="9"/>
+    <w:semiHidden/>
+    <w:unhideWhenUsed/>
+    <w:qFormat/>
+    <w:rsid w:val="00A10FD9"/>
+    <w:pPr>
+      <w:keepNext/>
+      <w:keepLines/>
+      <w:spacing w:after="80" w:before="160"/>
+      <w:outlineLvl w:val="1"/>
+    </w:pPr>
+    <w:rPr>
+      <w:rFonts w:asciiTheme="majorHAnsi" w:cstheme="majorBidi" w:eastAsiaTheme="majorEastAsia" w:hAnsiTheme="majorHAnsi"/>
+      <w:color w:themeColor="accent1" w:themeShade="BF" w:val="0F4761"/>
       <w:sz w:val="32"/>
       <w:szCs w:val="32"/>
     </w:rPr>
   </w:style>
-  <w:style w:styleId="Heading2" w:type="paragraph">
-    <w:name w:val="Heading 2"/>
+  <w:style w:styleId="Heading3" w:type="paragraph">
+    <w:name w:val="heading 3"/>
     <w:basedOn w:val="Normal"/>
     <w:next w:val="BodyText"/>
-    <w:uiPriority w:val="9"/>
+    <w:link w:val="Heading3Char"/>
+    <w:uiPriority w:val="9"/>
+    <w:semiHidden/>
     <w:unhideWhenUsed/>
     <w:qFormat/>
+    <w:rsid w:val="00A10FD9"/>
     <w:pPr>
       <w:keepNext/>
       <w:keepLines/>
-      <w:spacing w:after="0" w:before="200"/>
-      <w:outlineLvl w:val="1"/>
-    </w:pPr>
-    <w:rPr>
-      <w:rFonts w:asciiTheme="majorHAnsi" w:cstheme="majorBidi" w:eastAsiaTheme="majorEastAsia" w:hAnsiTheme="majorHAnsi"/>
-      <w:b/>
-      <w:bCs/>
-      <w:color w:themeColor="accent1" w:val="4F81BD"/>
+      <w:spacing w:after="80" w:before="160"/>
+      <w:outlineLvl w:val="2"/>
+    </w:pPr>
+    <w:rPr>
+      <w:rFonts w:cstheme="majorBidi" w:eastAsiaTheme="majorEastAsia"/>
+      <w:color w:themeColor="accent1" w:themeShade="BF" w:val="0F4761"/>
       <w:sz w:val="28"/>
       <w:szCs w:val="28"/>
     </w:rPr>
   </w:style>
-  <w:style w:styleId="Heading3" w:type="paragraph">
-    <w:name w:val="Heading 3"/>
+  <w:style w:styleId="Heading4" w:type="paragraph">
+    <w:name w:val="heading 4"/>
     <w:basedOn w:val="Normal"/>
     <w:next w:val="BodyText"/>
-    <w:uiPriority w:val="9"/>
+    <w:link w:val="Heading4Char"/>
+    <w:uiPriority w:val="9"/>
+    <w:semiHidden/>
     <w:unhideWhenUsed/>
     <w:qFormat/>
+    <w:rsid w:val="00A10FD9"/>
     <w:pPr>
       <w:keepNext/>
       <w:keepLines/>
-      <w:spacing w:after="0" w:before="200"/>
-      <w:outlineLvl w:val="2"/>
-    </w:pPr>
-    <w:rPr>
-      <w:rFonts w:asciiTheme="majorHAnsi" w:cstheme="majorBidi" w:eastAsiaTheme="majorEastAsia" w:hAnsiTheme="majorHAnsi"/>
-      <w:b/>
-      <w:bCs/>
-      <w:color w:themeColor="accent1" w:val="4F81BD"/>
-      <w:sz w:val="24"/>
-      <w:szCs w:val="24"/>
-    </w:rPr>
-  </w:style>
-  <w:style w:styleId="Heading4" w:type="paragraph">
-    <w:name w:val="Heading 4"/>
+      <w:spacing w:after="40" w:before="80"/>
+      <w:outlineLvl w:val="3"/>
+    </w:pPr>
+    <w:rPr>
+      <w:rFonts w:cstheme="majorBidi" w:eastAsiaTheme="majorEastAsia"/>
+      <w:i/>
+      <w:iCs/>
+      <w:color w:themeColor="accent1" w:themeShade="BF" w:val="0F4761"/>
+    </w:rPr>
+  </w:style>
+  <w:style w:styleId="Heading5" w:type="paragraph">
+    <w:name w:val="heading 5"/>
     <w:basedOn w:val="Normal"/>
     <w:next w:val="BodyText"/>
-    <w:uiPriority w:val="9"/>
+    <w:link w:val="Heading5Char"/>
+    <w:uiPriority w:val="9"/>
+    <w:semiHidden/>
     <w:unhideWhenUsed/>
     <w:qFormat/>
+    <w:rsid w:val="00A10FD9"/>
     <w:pPr>
       <w:keepNext/>
       <w:keepLines/>
-      <w:spacing w:after="0" w:before="200"/>
-      <w:outlineLvl w:val="3"/>
-    </w:pPr>
-    <w:rPr>
-      <w:rFonts w:asciiTheme="majorHAnsi" w:cstheme="majorBidi" w:eastAsiaTheme="majorEastAsia" w:hAnsiTheme="majorHAnsi"/>
-      <w:i/>
-      <w:bCs/>
-      <w:color w:themeColor="accent1" w:val="4F81BD"/>
-      <w:sz w:val="24"/>
-      <w:szCs w:val="24"/>
-    </w:rPr>
-  </w:style>
-  <w:style w:styleId="Heading5" w:type="paragraph">
-    <w:name w:val="Heading 5"/>
+      <w:spacing w:after="40" w:before="80"/>
+      <w:outlineLvl w:val="4"/>
+    </w:pPr>
+    <w:rPr>
+      <w:rFonts w:cstheme="majorBidi" w:eastAsiaTheme="majorEastAsia"/>
+      <w:color w:themeColor="accent1" w:themeShade="BF" w:val="0F4761"/>
+    </w:rPr>
+  </w:style>
+  <w:style w:styleId="Heading6" w:type="paragraph">
+    <w:name w:val="heading 6"/>
     <w:basedOn w:val="Normal"/>
     <w:next w:val="BodyText"/>
-    <w:uiPriority w:val="9"/>
+    <w:link w:val="Heading6Char"/>
+    <w:uiPriority w:val="9"/>
+    <w:semiHidden/>
     <w:unhideWhenUsed/>
     <w:qFormat/>
+    <w:rsid w:val="00A10FD9"/>
     <w:pPr>
       <w:keepNext/>
       <w:keepLines/>
-      <w:spacing w:after="0" w:before="200"/>
-      <w:outlineLvl w:val="4"/>
-    </w:pPr>
-    <w:rPr>
-      <w:rFonts w:asciiTheme="majorHAnsi" w:cstheme="majorBidi" w:eastAsiaTheme="majorEastAsia" w:hAnsiTheme="majorHAnsi"/>
+      <w:spacing w:after="0" w:before="40"/>
+      <w:outlineLvl w:val="5"/>
+    </w:pPr>
+    <w:rPr>
+      <w:rFonts w:cstheme="majorBidi" w:eastAsiaTheme="majorEastAsia"/>
+      <w:i/>
       <w:iCs/>
-      <w:color w:themeColor="accent1" w:val="4F81BD"/>
-      <w:sz w:val="24"/>
-      <w:szCs w:val="24"/>
-    </w:rPr>
-  </w:style>
-  <w:style w:styleId="Heading6" w:type="paragraph">
-    <w:name w:val="Heading 6"/>
+      <w:color w:themeColor="text1" w:themeTint="A6" w:val="595959"/>
+    </w:rPr>
+  </w:style>
+  <w:style w:styleId="Heading7" w:type="paragraph">
+    <w:name w:val="heading 7"/>
     <w:basedOn w:val="Normal"/>
     <w:next w:val="BodyText"/>
-    <w:uiPriority w:val="9"/>
+    <w:link w:val="Heading7Char"/>
+    <w:uiPriority w:val="9"/>
+    <w:semiHidden/>
     <w:unhideWhenUsed/>
     <w:qFormat/>
+    <w:rsid w:val="00A10FD9"/>
     <w:pPr>
       <w:keepNext/>
       <w:keepLines/>
-      <w:spacing w:after="0" w:before="200"/>
-      <w:outlineLvl w:val="5"/>
-    </w:pPr>
-    <w:rPr>
-      <w:rFonts w:asciiTheme="majorHAnsi" w:cstheme="majorBidi" w:eastAsiaTheme="majorEastAsia" w:hAnsiTheme="majorHAnsi"/>
-      <w:color w:themeColor="accent1" w:val="4F81BD"/>
-      <w:sz w:val="24"/>
-      <w:szCs w:val="24"/>
-    </w:rPr>
-  </w:style>
-  <w:style w:styleId="Heading7" w:type="paragraph">
-    <w:name w:val="Heading 7"/>
+      <w:spacing w:after="0" w:before="40"/>
+      <w:outlineLvl w:val="6"/>
+    </w:pPr>
+    <w:rPr>
+      <w:rFonts w:cstheme="majorBidi" w:eastAsiaTheme="majorEastAsia"/>
+      <w:color w:themeColor="text1" w:themeTint="A6" w:val="595959"/>
+    </w:rPr>
+  </w:style>
+  <w:style w:styleId="Heading8" w:type="paragraph">
+    <w:name w:val="heading 8"/>
     <w:basedOn w:val="Normal"/>
     <w:next w:val="BodyText"/>
-    <w:uiPriority w:val="9"/>
+    <w:link w:val="Heading8Char"/>
+    <w:uiPriority w:val="9"/>
+    <w:semiHidden/>
     <w:unhideWhenUsed/>
     <w:qFormat/>
+    <w:rsid w:val="00A10FD9"/>
     <w:pPr>
       <w:keepNext/>
       <w:keepLines/>
-      <w:spacing w:after="0" w:before="200"/>
-      <w:outlineLvl w:val="6"/>
-    </w:pPr>
-    <w:rPr>
-      <w:rFonts w:asciiTheme="majorHAnsi" w:cstheme="majorBidi" w:eastAsiaTheme="majorEastAsia" w:hAnsiTheme="majorHAnsi"/>
-      <w:color w:themeColor="accent1" w:val="4F81BD"/>
-      <w:sz w:val="24"/>
-      <w:szCs w:val="24"/>
-    </w:rPr>
-  </w:style>
-  <w:style w:styleId="Heading8" w:type="paragraph">
-    <w:name w:val="Heading 8"/>
+      <w:spacing w:after="0"/>
+      <w:outlineLvl w:val="7"/>
+    </w:pPr>
+    <w:rPr>
+      <w:rFonts w:cstheme="majorBidi" w:eastAsiaTheme="majorEastAsia"/>
+      <w:i/>
+      <w:iCs/>
+      <w:color w:themeColor="text1" w:themeTint="D8" w:val="272727"/>
+    </w:rPr>
+  </w:style>
+  <w:style w:styleId="Heading9" w:type="paragraph">
+    <w:name w:val="heading 9"/>
     <w:basedOn w:val="Normal"/>
     <w:next w:val="BodyText"/>
-    <w:uiPriority w:val="9"/>
+    <w:link w:val="Heading9Char"/>
+    <w:uiPriority w:val="9"/>
+    <w:semiHidden/>
     <w:unhideWhenUsed/>
     <w:qFormat/>
+    <w:rsid w:val="00A10FD9"/>
     <w:pPr>
       <w:keepNext/>
       <w:keepLines/>
-      <w:spacing w:after="0" w:before="200"/>
-      <w:outlineLvl w:val="7"/>
-    </w:pPr>
+      <w:spacing w:after="0"/>
+      <w:outlineLvl w:val="8"/>
+    </w:pPr>
+    <w:rPr>
+      <w:rFonts w:cstheme="majorBidi" w:eastAsiaTheme="majorEastAsia"/>
+      <w:color w:themeColor="text1" w:themeTint="D8" w:val="272727"/>
+    </w:rPr>
+  </w:style>
+  <w:style w:customStyle="1" w:styleId="Heading1Char" w:type="character">
+    <w:name w:val="Heading 1 Char"/>
+    <w:basedOn w:val="DefaultParagraphFont"/>
+    <w:link w:val="Heading1"/>
+    <w:uiPriority w:val="9"/>
+    <w:rsid w:val="00A10FD9"/>
     <w:rPr>
       <w:rFonts w:asciiTheme="majorHAnsi" w:cstheme="majorBidi" w:eastAsiaTheme="majorEastAsia" w:hAnsiTheme="majorHAnsi"/>
-      <w:color w:themeColor="accent1" w:val="4F81BD"/>
-      <w:sz w:val="24"/>
-      <w:szCs w:val="24"/>
-    </w:rPr>
-  </w:style>
-  <w:style w:styleId="Heading9" w:type="paragraph">
-    <w:name w:val="Heading 9"/>
-    <w:basedOn w:val="Normal"/>
-    <w:next w:val="BodyText"/>
-    <w:uiPriority w:val="9"/>
-    <w:unhideWhenUsed/>
-    <w:qFormat/>
-    <w:pPr>
-      <w:keepNext/>
-      <w:keepLines/>
-      <w:spacing w:after="0" w:before="200"/>
-      <w:outlineLvl w:val="8"/>
-    </w:pPr>
+      <w:color w:themeColor="accent1" w:themeShade="BF" w:val="0F4761"/>
+      <w:sz w:val="40"/>
+      <w:szCs w:val="40"/>
+    </w:rPr>
+  </w:style>
+  <w:style w:customStyle="1" w:styleId="Heading2Char" w:type="character">
+    <w:name w:val="Heading 2 Char"/>
+    <w:basedOn w:val="DefaultParagraphFont"/>
+    <w:link w:val="Heading2"/>
+    <w:uiPriority w:val="9"/>
+    <w:semiHidden/>
+    <w:rsid w:val="00A10FD9"/>
     <w:rPr>
       <w:rFonts w:asciiTheme="majorHAnsi" w:cstheme="majorBidi" w:eastAsiaTheme="majorEastAsia" w:hAnsiTheme="majorHAnsi"/>
-      <w:color w:themeColor="accent1" w:val="4F81BD"/>
-      <w:sz w:val="24"/>
-      <w:szCs w:val="24"/>
+      <w:color w:themeColor="accent1" w:themeShade="BF" w:val="0F4761"/>
+      <w:sz w:val="32"/>
+      <w:szCs w:val="32"/>
+    </w:rPr>
+  </w:style>
+  <w:style w:customStyle="1" w:styleId="Heading3Char" w:type="character">
+    <w:name w:val="Heading 3 Char"/>
+    <w:basedOn w:val="DefaultParagraphFont"/>
+    <w:link w:val="Heading3"/>
+    <w:uiPriority w:val="9"/>
+    <w:semiHidden/>
+    <w:rsid w:val="00A10FD9"/>
+    <w:rPr>
+      <w:rFonts w:cstheme="majorBidi" w:eastAsiaTheme="majorEastAsia"/>
+      <w:color w:themeColor="accent1" w:themeShade="BF" w:val="0F4761"/>
+      <w:sz w:val="28"/>
+      <w:szCs w:val="28"/>
+    </w:rPr>
+  </w:style>
+  <w:style w:customStyle="1" w:styleId="Heading4Char" w:type="character">
+    <w:name w:val="Heading 4 Char"/>
+    <w:basedOn w:val="DefaultParagraphFont"/>
+    <w:link w:val="Heading4"/>
+    <w:uiPriority w:val="9"/>
+    <w:semiHidden/>
+    <w:rsid w:val="00A10FD9"/>
+    <w:rPr>
+      <w:rFonts w:cstheme="majorBidi" w:eastAsiaTheme="majorEastAsia"/>
+      <w:i/>
+      <w:iCs/>
+      <w:color w:themeColor="accent1" w:themeShade="BF" w:val="0F4761"/>
+    </w:rPr>
+  </w:style>
+  <w:style w:customStyle="1" w:styleId="Heading5Char" w:type="character">
+    <w:name w:val="Heading 5 Char"/>
+    <w:basedOn w:val="DefaultParagraphFont"/>
+    <w:link w:val="Heading5"/>
+    <w:uiPriority w:val="9"/>
+    <w:semiHidden/>
+    <w:rsid w:val="00A10FD9"/>
+    <w:rPr>
+      <w:rFonts w:cstheme="majorBidi" w:eastAsiaTheme="majorEastAsia"/>
+      <w:color w:themeColor="accent1" w:themeShade="BF" w:val="0F4761"/>
+    </w:rPr>
+  </w:style>
+  <w:style w:customStyle="1" w:styleId="Heading6Char" w:type="character">
+    <w:name w:val="Heading 6 Char"/>
+    <w:basedOn w:val="DefaultParagraphFont"/>
+    <w:link w:val="Heading6"/>
+    <w:uiPriority w:val="9"/>
+    <w:semiHidden/>
+    <w:rsid w:val="00A10FD9"/>
+    <w:rPr>
+      <w:rFonts w:cstheme="majorBidi" w:eastAsiaTheme="majorEastAsia"/>
+      <w:i/>
+      <w:iCs/>
+      <w:color w:themeColor="text1" w:themeTint="A6" w:val="595959"/>
+    </w:rPr>
+  </w:style>
+  <w:style w:customStyle="1" w:styleId="Heading7Char" w:type="character">
+    <w:name w:val="Heading 7 Char"/>
+    <w:basedOn w:val="DefaultParagraphFont"/>
+    <w:link w:val="Heading7"/>
+    <w:uiPriority w:val="9"/>
+    <w:semiHidden/>
+    <w:rsid w:val="00A10FD9"/>
+    <w:rPr>
+      <w:rFonts w:cstheme="majorBidi" w:eastAsiaTheme="majorEastAsia"/>
+      <w:color w:themeColor="text1" w:themeTint="A6" w:val="595959"/>
+    </w:rPr>
+  </w:style>
+  <w:style w:customStyle="1" w:styleId="Heading8Char" w:type="character">
+    <w:name w:val="Heading 8 Char"/>
+    <w:basedOn w:val="DefaultParagraphFont"/>
+    <w:link w:val="Heading8"/>
+    <w:uiPriority w:val="9"/>
+    <w:semiHidden/>
+    <w:rsid w:val="00A10FD9"/>
+    <w:rPr>
+      <w:rFonts w:cstheme="majorBidi" w:eastAsiaTheme="majorEastAsia"/>
+      <w:i/>
+      <w:iCs/>
+      <w:color w:themeColor="text1" w:themeTint="D8" w:val="272727"/>
+    </w:rPr>
+  </w:style>
+  <w:style w:customStyle="1" w:styleId="Heading9Char" w:type="character">
+    <w:name w:val="Heading 9 Char"/>
+    <w:basedOn w:val="DefaultParagraphFont"/>
+    <w:link w:val="Heading9"/>
+    <w:uiPriority w:val="9"/>
+    <w:semiHidden/>
+    <w:rsid w:val="00A10FD9"/>
+    <w:rPr>
+      <w:rFonts w:cstheme="majorBidi" w:eastAsiaTheme="majorEastAsia"/>
+      <w:color w:themeColor="text1" w:themeTint="D8" w:val="272727"/>
     </w:rPr>
   </w:style>
   <w:style w:styleId="BlockText" w:type="paragraph">
@@ -1365,6 +1545,18 @@
     <w:uiPriority w:val="9"/>
     <w:unhideWhenUsed/>
     <w:qFormat/>
+  </w:style>
+  <w:style w:styleId="FootnoteBlockText" w:type="paragraph">
+    <w:name w:val="Footnote Block Text"/>
+    <w:basedOn w:val="FootnoteText"/>
+    <w:next w:val="FootnoteText"/>
+    <w:uiPriority w:val="9"/>
+    <w:unhideWhenUsed/>
+    <w:qFormat/>
+    <w:pPr>
+      <w:spacing w:after="100" w:before="100"/>
+      <w:ind w:firstLine="0" w:left="480" w:right="480"/>
+    </w:pPr>
   </w:style>
   <w:style w:default="1" w:styleId="DefaultParagraphFont" w:type="character">
     <w:name w:val="Default Paragraph Font"/>
@@ -1395,10 +1587,10 @@
         <w:jc w:val="left"/>
       </w:trPr>
       <w:tcPr>
-        <w:vAlign w:val="bottom"/>
         <w:tcBorders>
           <w:bottom w:val="single"/>
         </w:tcBorders>
+        <w:vAlign w:val="bottom"/>
       </w:tcPr>
     </w:tblStylePr>
   </w:style>
@@ -1515,44 +1707,44 @@
         <a:sysClr val="window" lastClr="FFFFFF"/>
       </a:lt1>
       <a:dk2>
-        <a:srgbClr val="1F497D"/>
+        <a:srgbClr val="0E2841"/>
       </a:dk2>
       <a:lt2>
-        <a:srgbClr val="EEECE1"/>
+        <a:srgbClr val="E8E8E8"/>
       </a:lt2>
       <a:accent1>
-        <a:srgbClr val="4F81BD"/>
+        <a:srgbClr val="156082"/>
       </a:accent1>
       <a:accent2>
-        <a:srgbClr val="C0504D"/>
+        <a:srgbClr val="E97132"/>
       </a:accent2>
       <a:accent3>
-        <a:srgbClr val="9BBB59"/>
+        <a:srgbClr val="196B24"/>
       </a:accent3>
       <a:accent4>
-        <a:srgbClr val="8064A2"/>
+        <a:srgbClr val="0F9ED5"/>
       </a:accent4>
       <a:accent5>
-        <a:srgbClr val="4BACC6"/>
+        <a:srgbClr val="A02B93"/>
       </a:accent5>
       <a:accent6>
-        <a:srgbClr val="F79646"/>
+        <a:srgbClr val="4EA72E"/>
       </a:accent6>
       <a:hlink>
-        <a:srgbClr val="0000FF"/>
+        <a:srgbClr val="467886"/>
       </a:hlink>
       <a:folHlink>
-        <a:srgbClr val="800080"/>
+        <a:srgbClr val="96607D"/>
       </a:folHlink>
     </a:clrScheme>
     <a:fontScheme name="Office">
       <a:majorFont>
-        <a:latin typeface="Calibri"/>
+        <a:latin typeface="Aptos Display" panose="02110004020202020204"/>
         <a:ea typeface=""/>
         <a:cs typeface=""/>
-        <a:font script="Jpan" typeface="ＭＳ ゴシック"/>
+        <a:font script="Jpan" typeface="游ゴシック Light"/>
         <a:font script="Hang" typeface="맑은 고딕"/>
-        <a:font script="Hans" typeface="宋体"/>
+        <a:font script="Hans" typeface="等线 Light"/>
         <a:font script="Hant" typeface="新細明體"/>
         <a:font script="Arab" typeface="Times New Roman"/>
         <a:font script="Hebr" typeface="Times New Roman"/>
@@ -1579,14 +1771,32 @@
         <a:font script="Mong" typeface="Mongolian Baiti"/>
         <a:font script="Viet" typeface="Times New Roman"/>
         <a:font script="Uigh" typeface="Microsoft Uighur"/>
+        <a:font script="Geor" typeface="Sylfaen"/>
+        <a:font script="Armn" typeface="Arial"/>
+        <a:font script="Bugi" typeface="Leelawadee UI"/>
+        <a:font script="Bopo" typeface="Microsoft JhengHei"/>
+        <a:font script="Java" typeface="Javanese Text"/>
+        <a:font script="Lisu" typeface="Segoe UI"/>
+        <a:font script="Mymr" typeface="Myanmar Text"/>
+        <a:font script="Nkoo" typeface="Ebrima"/>
+        <a:font script="Olck" typeface="Nirmala UI"/>
+        <a:font script="Osma" typeface="Ebrima"/>
+        <a:font script="Phag" typeface="Phagspa"/>
+        <a:font script="Syrn" typeface="Estrangelo Edessa"/>
+        <a:font script="Syrj" typeface="Estrangelo Edessa"/>
+        <a:font script="Syre" typeface="Estrangelo Edessa"/>
+        <a:font script="Sora" typeface="Nirmala UI"/>
+        <a:font script="Tale" typeface="Microsoft Tai Le"/>
+        <a:font script="Talu" typeface="Microsoft New Tai Lue"/>
+        <a:font script="Tfng" typeface="Ebrima"/>
       </a:majorFont>
       <a:minorFont>
-        <a:latin typeface="Cambria"/>
+        <a:latin typeface="Aptos" panose="02110004020202020204"/>
         <a:ea typeface=""/>
         <a:cs typeface=""/>
-        <a:font script="Jpan" typeface="ＭＳ 明朝"/>
+        <a:font script="Jpan" typeface="游明朝"/>
         <a:font script="Hang" typeface="맑은 고딕"/>
-        <a:font script="Hans" typeface="宋体"/>
+        <a:font script="Hans" typeface="等线"/>
         <a:font script="Hant" typeface="新細明體"/>
         <a:font script="Arab" typeface="Arial"/>
         <a:font script="Hebr" typeface="Arial"/>
@@ -1613,6 +1823,24 @@
         <a:font script="Mong" typeface="Mongolian Baiti"/>
         <a:font script="Viet" typeface="Arial"/>
         <a:font script="Uigh" typeface="Microsoft Uighur"/>
+        <a:font script="Geor" typeface="Sylfaen"/>
+        <a:font script="Armn" typeface="Arial"/>
+        <a:font script="Bugi" typeface="Leelawadee UI"/>
+        <a:font script="Bopo" typeface="Microsoft JhengHei"/>
+        <a:font script="Java" typeface="Javanese Text"/>
+        <a:font script="Lisu" typeface="Segoe UI"/>
+        <a:font script="Mymr" typeface="Myanmar Text"/>
+        <a:font script="Nkoo" typeface="Ebrima"/>
+        <a:font script="Olck" typeface="Nirmala UI"/>
+        <a:font script="Osma" typeface="Ebrima"/>
+        <a:font script="Phag" typeface="Phagspa"/>
+        <a:font script="Syrn" typeface="Estrangelo Edessa"/>
+        <a:font script="Syrj" typeface="Estrangelo Edessa"/>
+        <a:font script="Syre" typeface="Estrangelo Edessa"/>
+        <a:font script="Sora" typeface="Nirmala UI"/>
+        <a:font script="Tale" typeface="Microsoft Tai Le"/>
+        <a:font script="Talu" typeface="Microsoft New Tai Lue"/>
+        <a:font script="Tfng" typeface="Ebrima"/>
       </a:minorFont>
     </a:fontScheme>
     <a:fmtScheme name="Office">
@@ -1624,200 +1852,141 @@
           <a:gsLst>
             <a:gs pos="0">
               <a:schemeClr val="phClr">
-                <a:tint val="50000"/>
-                <a:satMod val="300000"/>
+                <a:lumMod val="110000"/>
+                <a:satMod val="105000"/>
+                <a:tint val="67000"/>
               </a:schemeClr>
             </a:gs>
-            <a:gs pos="35000">
+            <a:gs pos="50000">
               <a:schemeClr val="phClr">
-                <a:tint val="37000"/>
-                <a:satMod val="300000"/>
+                <a:lumMod val="105000"/>
+                <a:satMod val="103000"/>
+                <a:tint val="73000"/>
               </a:schemeClr>
             </a:gs>
             <a:gs pos="100000">
               <a:schemeClr val="phClr">
-                <a:tint val="15000"/>
-                <a:satMod val="350000"/>
+                <a:lumMod val="105000"/>
+                <a:satMod val="109000"/>
+                <a:tint val="81000"/>
               </a:schemeClr>
             </a:gs>
           </a:gsLst>
-          <a:lin ang="16200000" scaled="1"/>
+          <a:lin ang="5400000" scaled="0"/>
         </a:gradFill>
         <a:gradFill rotWithShape="1">
           <a:gsLst>
             <a:gs pos="0">
               <a:schemeClr val="phClr">
-                <a:tint val="100000"/>
+                <a:satMod val="103000"/>
+                <a:lumMod val="102000"/>
+                <a:tint val="94000"/>
+              </a:schemeClr>
+            </a:gs>
+            <a:gs pos="50000">
+              <a:schemeClr val="phClr">
+                <a:satMod val="110000"/>
+                <a:lumMod val="100000"/>
                 <a:shade val="100000"/>
-                <a:satMod val="130000"/>
               </a:schemeClr>
             </a:gs>
             <a:gs pos="100000">
               <a:schemeClr val="phClr">
-                <a:tint val="50000"/>
-                <a:shade val="100000"/>
-                <a:satMod val="350000"/>
+                <a:lumMod val="99000"/>
+                <a:satMod val="120000"/>
+                <a:shade val="78000"/>
               </a:schemeClr>
             </a:gs>
           </a:gsLst>
-          <a:lin ang="16200000" scaled="0"/>
+          <a:lin ang="5400000" scaled="0"/>
         </a:gradFill>
       </a:fillStyleLst>
       <a:lnStyleLst>
-        <a:ln w="9525" cap="flat" cmpd="sng" algn="ctr">
-          <a:solidFill>
-            <a:schemeClr val="phClr">
-              <a:shade val="95000"/>
-              <a:satMod val="105000"/>
-            </a:schemeClr>
-          </a:solidFill>
-          <a:prstDash val="solid"/>
-        </a:ln>
-        <a:ln w="25400" cap="flat" cmpd="sng" algn="ctr">
+        <a:ln w="6350" cap="flat" cmpd="sng" algn="ctr">
           <a:solidFill>
             <a:schemeClr val="phClr"/>
           </a:solidFill>
           <a:prstDash val="solid"/>
+          <a:miter lim="800000"/>
         </a:ln>
-        <a:ln w="38100" cap="flat" cmpd="sng" algn="ctr">
+        <a:ln w="12700" cap="flat" cmpd="sng" algn="ctr">
           <a:solidFill>
             <a:schemeClr val="phClr"/>
           </a:solidFill>
           <a:prstDash val="solid"/>
+          <a:miter lim="800000"/>
+        </a:ln>
+        <a:ln w="19050" cap="flat" cmpd="sng" algn="ctr">
+          <a:solidFill>
+            <a:schemeClr val="phClr"/>
+          </a:solidFill>
+          <a:prstDash val="solid"/>
+          <a:miter lim="800000"/>
         </a:ln>
       </a:lnStyleLst>
       <a:effectStyleLst>
         <a:effectStyle>
+          <a:effectLst/>
+        </a:effectStyle>
+        <a:effectStyle>
+          <a:effectLst/>
+        </a:effectStyle>
+        <a:effectStyle>
           <a:effectLst>
-            <a:outerShdw blurRad="40000" dist="20000" dir="5400000" rotWithShape="0">
+            <a:outerShdw blurRad="57150" dist="19050" dir="5400000" algn="ctr" rotWithShape="0">
               <a:srgbClr val="000000">
-                <a:alpha val="38000"/>
+                <a:alpha val="63000"/>
               </a:srgbClr>
             </a:outerShdw>
           </a:effectLst>
-        </a:effectStyle>
-        <a:effectStyle>
-          <a:effectLst>
-            <a:outerShdw blurRad="40000" dist="23000" dir="5400000" rotWithShape="0">
-              <a:srgbClr val="000000">
-                <a:alpha val="35000"/>
-              </a:srgbClr>
-            </a:outerShdw>
-          </a:effectLst>
-        </a:effectStyle>
-        <a:effectStyle>
-          <a:effectLst>
-            <a:outerShdw blurRad="40000" dist="23000" dir="5400000" rotWithShape="0">
-              <a:srgbClr val="000000">
-                <a:alpha val="35000"/>
-              </a:srgbClr>
-            </a:outerShdw>
-          </a:effectLst>
-          <a:scene3d>
-            <a:camera prst="orthographicFront">
-              <a:rot lat="0" lon="0" rev="0"/>
-            </a:camera>
-            <a:lightRig rig="threePt" dir="t">
-              <a:rot lat="0" lon="0" rev="1200000"/>
-            </a:lightRig>
-          </a:scene3d>
-          <a:sp3d>
-            <a:bevelT w="63500" h="25400"/>
-          </a:sp3d>
         </a:effectStyle>
       </a:effectStyleLst>
       <a:bgFillStyleLst>
         <a:solidFill>
           <a:schemeClr val="phClr"/>
         </a:solidFill>
+        <a:solidFill>
+          <a:schemeClr val="phClr">
+            <a:tint val="95000"/>
+            <a:satMod val="170000"/>
+          </a:schemeClr>
+        </a:solidFill>
         <a:gradFill rotWithShape="1">
           <a:gsLst>
             <a:gs pos="0">
               <a:schemeClr val="phClr">
-                <a:tint val="40000"/>
-                <a:satMod val="350000"/>
+                <a:tint val="93000"/>
+                <a:satMod val="150000"/>
+                <a:shade val="98000"/>
+                <a:lumMod val="102000"/>
               </a:schemeClr>
             </a:gs>
-            <a:gs pos="40000">
+            <a:gs pos="50000">
               <a:schemeClr val="phClr">
-                <a:tint val="45000"/>
-                <a:shade val="99000"/>
-                <a:satMod val="350000"/>
+                <a:tint val="98000"/>
+                <a:satMod val="130000"/>
+                <a:shade val="90000"/>
+                <a:lumMod val="103000"/>
               </a:schemeClr>
             </a:gs>
             <a:gs pos="100000">
               <a:schemeClr val="phClr">
-                <a:shade val="20000"/>
-                <a:satMod val="255000"/>
+                <a:shade val="63000"/>
+                <a:satMod val="120000"/>
               </a:schemeClr>
             </a:gs>
           </a:gsLst>
-          <a:path path="circle">
-            <a:fillToRect l="50000" t="-80000" r="50000" b="180000"/>
-          </a:path>
-        </a:gradFill>
-        <a:gradFill rotWithShape="1">
-          <a:gsLst>
-            <a:gs pos="0">
-              <a:schemeClr val="phClr">
-                <a:tint val="80000"/>
-                <a:satMod val="300000"/>
-              </a:schemeClr>
-            </a:gs>
-            <a:gs pos="100000">
-              <a:schemeClr val="phClr">
-                <a:shade val="30000"/>
-                <a:satMod val="200000"/>
-              </a:schemeClr>
-            </a:gs>
-          </a:gsLst>
-          <a:path path="circle">
-            <a:fillToRect l="50000" t="50000" r="50000" b="50000"/>
-          </a:path>
+          <a:lin ang="5400000" scaled="0"/>
         </a:gradFill>
       </a:bgFillStyleLst>
     </a:fmtScheme>
   </a:themeElements>
-  <a:objectDefaults>
-    <a:spDef>
-      <a:spPr/>
-      <a:bodyPr/>
-      <a:lstStyle/>
-      <a:style>
-        <a:lnRef idx="1">
-          <a:schemeClr val="accent1"/>
-        </a:lnRef>
-        <a:fillRef idx="3">
-          <a:schemeClr val="accent1"/>
-        </a:fillRef>
-        <a:effectRef idx="2">
-          <a:schemeClr val="accent1"/>
-        </a:effectRef>
-        <a:fontRef idx="minor">
-          <a:schemeClr val="lt1"/>
-        </a:fontRef>
-      </a:style>
-    </a:spDef>
-    <a:lnDef>
-      <a:spPr/>
-      <a:bodyPr/>
-      <a:lstStyle/>
-      <a:style>
-        <a:lnRef idx="2">
-          <a:schemeClr val="accent1"/>
-        </a:lnRef>
-        <a:fillRef idx="0">
-          <a:schemeClr val="accent1"/>
-        </a:fillRef>
-        <a:effectRef idx="1">
-          <a:schemeClr val="accent1"/>
-        </a:effectRef>
-        <a:fontRef idx="minor">
-          <a:schemeClr val="tx1"/>
-        </a:fontRef>
-      </a:style>
-    </a:lnDef>
-  </a:objectDefaults>
+  <a:objectDefaults/>
   <a:extraClrSchemeLst/>
+  <a:extLst>
+    <a:ext uri="{05A4C25C-085E-4340-85A3-A5531E510DB2}">
+      <thm15:themeFamily xmlns:thm15="http://schemas.microsoft.com/office/thememl/2012/main" name="Office Theme" id="{2E142A2C-CD16-42D6-873A-C26D2A0506FA}" vid="{1BDDFF52-6CD6-40A5-AB3C-68EB2F1E4D0A}"/>
+    </a:ext>
+  </a:extLst>
 </a:theme>
 </file>
--- a/tests/output_reference_9.docx
+++ b/tests/output_reference_9.docx
@@ -2,7 +2,7 @@
 <file path=word/document.xml><?xml version="1.0" encoding="utf-8"?>
 <w:document xmlns:w="http://schemas.openxmlformats.org/wordprocessingml/2006/main" xmlns:m="http://schemas.openxmlformats.org/officeDocument/2006/math" xmlns:r="http://schemas.openxmlformats.org/officeDocument/2006/relationships" xmlns:o="urn:schemas-microsoft-com:office:office" xmlns:v="urn:schemas-microsoft-com:vml" xmlns:w10="urn:schemas-microsoft-com:office:word" xmlns:a="http://schemas.openxmlformats.org/drawingml/2006/main" xmlns:pic="http://schemas.openxmlformats.org/drawingml/2006/picture" xmlns:wp="http://schemas.openxmlformats.org/drawingml/2006/wordprocessingDrawing">
   <w:body>
-    <w:bookmarkStart w:id="20" w:name="database-consistency-test"/>
+    <w:bookmarkStart w:id="9" w:name="database-consistency-test"/>
     <w:p>
       <w:pPr>
         <w:pStyle w:val="Heading1"/>
@@ -11,8 +11,8 @@
         <w:t xml:space="preserve">Database Consistency Test</w:t>
       </w:r>
     </w:p>
-    <w:bookmarkEnd w:id="20"/>
-    <w:bookmarkStart w:id="24" w:name="introduction"/>
+    <w:bookmarkEnd w:id="9"/>
+    <w:bookmarkStart w:id="13" w:name="introduction"/>
     <w:p>
       <w:pPr>
         <w:pStyle w:val="Heading1"/>
@@ -42,18 +42,18 @@
           <wp:inline>
             <wp:extent cx="5334000" cy="2841069"/>
             <wp:effectExtent b="0" l="0" r="0" t="0"/>
-            <wp:docPr descr="" title="" id="22" name="Picture"/>
+            <wp:docPr descr="" title="" id="11" name="Picture"/>
             <a:graphic>
               <a:graphicData uri="http://schemas.openxmlformats.org/drawingml/2006/picture">
                 <pic:pic>
                   <pic:nvPicPr>
-                    <pic:cNvPr descr="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" id="23" name="Picture"/>
+                    <pic:cNvPr descr="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" id="12" name="Picture"/>
                     <pic:cNvPicPr>
                       <a:picLocks noChangeArrowheads="1" noChangeAspect="1"/>
                     </pic:cNvPicPr>
                   </pic:nvPicPr>
                   <pic:blipFill>
-                    <a:blip r:embed="rId21"/>
+                    <a:blip r:embed="rId10"/>
                     <a:stretch>
                       <a:fillRect/>
                     </a:stretch>
@@ -92,8 +92,8 @@
         <w:t xml:space="preserve"># Select Beam Material</w:t>
       </w:r>
     </w:p>
-    <w:bookmarkEnd w:id="24"/>
-    <w:bookmarkStart w:id="26" w:name="select-beam-section"/>
+    <w:bookmarkEnd w:id="13"/>
+    <w:bookmarkStart w:id="15" w:name="select-beam-section"/>
     <w:p>
       <w:pPr>
         <w:pStyle w:val="Heading1"/>
@@ -112,7 +112,7 @@
       <w:r>
         <w:t xml:space="preserve"> </w:t>
       </w:r>
-      <w:hyperlink r:id="rId25">
+      <w:hyperlink r:id="rId14">
         <w:r>
           <w:rPr>
             <w:rStyle w:val="Hyperlink"/>
@@ -121,8 +121,8 @@
         </w:r>
       </w:hyperlink>
     </w:p>
-    <w:bookmarkEnd w:id="26"/>
-    <w:bookmarkStart w:id="27" w:name="define-the-other-beam-parameters"/>
+    <w:bookmarkEnd w:id="15"/>
+    <w:bookmarkStart w:id="16" w:name="define-the-other-beam-parameters"/>
     <w:p>
       <w:pPr>
         <w:pStyle w:val="Heading1"/>
@@ -155,8 +155,8 @@
           <m:d>
             <m:dPr>
               <m:begChr m:val="["/>
+              <m:sepChr m:val=""/>
               <m:endChr m:val="]"/>
-              <m:sepChr m:val=""/>
               <m:grow/>
             </m:dPr>
             <m:e>
@@ -195,8 +195,8 @@
           <m:d>
             <m:dPr>
               <m:begChr m:val="["/>
+              <m:sepChr m:val=""/>
               <m:endChr m:val="]"/>
-              <m:sepChr m:val=""/>
               <m:grow/>
             </m:dPr>
             <m:e>
@@ -208,8 +208,8 @@
         </m:oMath>
       </m:oMathPara>
     </w:p>
-    <w:bookmarkEnd w:id="27"/>
-    <w:bookmarkStart w:id="35" w:name="Xfb335a063a29fa7ff8901568d8337a2f539485f"/>
+    <w:bookmarkEnd w:id="16"/>
+    <w:bookmarkStart w:id="24" w:name="Xfb335a063a29fa7ff8901568d8337a2f539485f"/>
     <w:p>
       <w:pPr>
         <w:pStyle w:val="Heading1"/>
@@ -374,8 +374,8 @@
               <m:d>
                 <m:dPr>
                   <m:begChr m:val="["/>
+                  <m:sepChr m:val=""/>
                   <m:endChr m:val="]"/>
-                  <m:sepChr m:val=""/>
                   <m:grow/>
                 </m:dPr>
                 <m:e>
@@ -405,8 +405,8 @@
               <m:d>
                 <m:dPr>
                   <m:begChr m:val="["/>
+                  <m:sepChr m:val=""/>
                   <m:endChr m:val="]"/>
-                  <m:sepChr m:val=""/>
                   <m:grow/>
                 </m:dPr>
                 <m:e>
@@ -587,8 +587,8 @@
               <m:d>
                 <m:dPr>
                   <m:begChr m:val="["/>
+                  <m:sepChr m:val=""/>
                   <m:endChr m:val="]"/>
-                  <m:sepChr m:val=""/>
                   <m:grow/>
                 </m:dPr>
                 <m:e>
@@ -615,8 +615,8 @@
               <m:d>
                 <m:dPr>
                   <m:begChr m:val="["/>
+                  <m:sepChr m:val=""/>
                   <m:endChr m:val="]"/>
-                  <m:sepChr m:val=""/>
                   <m:grow/>
                 </m:dPr>
                 <m:e>
@@ -651,18 +651,18 @@
           <wp:inline>
             <wp:extent cx="5334000" cy="2799305"/>
             <wp:effectExtent b="0" l="0" r="0" t="0"/>
-            <wp:docPr descr="" title="" id="29" name="Picture"/>
+            <wp:docPr descr="" title="" id="18" name="Picture"/>
             <a:graphic>
               <a:graphicData uri="http://schemas.openxmlformats.org/drawingml/2006/picture">
                 <pic:pic>
                   <pic:nvPicPr>
-                    <pic:cNvPr descr="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" id="30" name="Picture"/>
+                    <pic:cNvPr descr="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" id="19" name="Picture"/>
                     <pic:cNvPicPr>
                       <a:picLocks noChangeArrowheads="1" noChangeAspect="1"/>
                     </pic:cNvPicPr>
                   </pic:nvPicPr>
                   <pic:blipFill>
-                    <a:blip r:embed="rId28"/>
+                    <a:blip r:embed="rId17"/>
                     <a:stretch>
                       <a:fillRect/>
                     </a:stretch>
@@ -704,18 +704,18 @@
           <wp:inline>
             <wp:extent cx="5334000" cy="2972009"/>
             <wp:effectExtent b="0" l="0" r="0" t="0"/>
-            <wp:docPr descr="" title="" id="32" name="Picture"/>
+            <wp:docPr descr="" title="" id="21" name="Picture"/>
             <a:graphic>
               <a:graphicData uri="http://schemas.openxmlformats.org/drawingml/2006/picture">
                 <pic:pic>
                   <pic:nvPicPr>
-                    <pic:cNvPr descr="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" id="33" name="Picture"/>
+                    <pic:cNvPr descr="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" id="22" name="Picture"/>
                     <pic:cNvPicPr>
                       <a:picLocks noChangeArrowheads="1" noChangeAspect="1"/>
                     </pic:cNvPicPr>
                   </pic:nvPicPr>
                   <pic:blipFill>
-                    <a:blip r:embed="rId31"/>
+                    <a:blip r:embed="rId20"/>
                     <a:stretch>
                       <a:fillRect/>
                     </a:stretch>
@@ -755,7 +755,7 @@
       <w:r>
         <w:t xml:space="preserve">“</w:t>
       </w:r>
-      <w:hyperlink r:id="rId34">
+      <w:hyperlink r:id="rId23">
         <w:r>
           <w:rPr>
             <w:rStyle w:val="Hyperlink"/>
@@ -842,8 +842,8 @@
           <m:d>
             <m:dPr>
               <m:begChr m:val="("/>
+              <m:sepChr m:val=""/>
               <m:endChr m:val=")"/>
-              <m:sepChr m:val=""/>
               <m:grow/>
             </m:dPr>
             <m:e>
@@ -900,8 +900,8 @@
         </m:oMath>
       </m:oMathPara>
     </w:p>
-    <w:bookmarkEnd w:id="35"/>
-    <w:bookmarkStart w:id="37" w:name="test-9created-with-engineeringpaper.xyz"/>
+    <w:bookmarkEnd w:id="24"/>
+    <w:bookmarkStart w:id="26" w:name="test-9created-with-engineeringpaper.xyz"/>
     <w:p>
       <w:pPr>
         <w:pStyle w:val="Heading1"/>
@@ -912,7 +912,7 @@
       <w:r>
         <w:t xml:space="preserve"> </w:t>
       </w:r>
-      <w:hyperlink r:id="rId36">
+      <w:hyperlink r:id="rId25">
         <w:r>
           <w:rPr>
             <w:rStyle w:val="Hyperlink"/>
@@ -921,8 +921,12 @@
         </w:r>
       </w:hyperlink>
     </w:p>
-    <w:bookmarkEnd w:id="37"/>
-    <w:sectPr/>
+    <w:bookmarkEnd w:id="26"/>
+    <w:sectPr>
+      <w:footnotePr>
+        <w:numRestart w:val="eachSect"/>
+      </w:footnotePr>
+    </w:sectPr>
   </w:body>
 </w:document>
 </file>
@@ -1094,8 +1098,6 @@
     </w:pPr>
     <w:rPr>
       <w:rFonts w:asciiTheme="majorHAnsi" w:cstheme="majorBidi" w:eastAsiaTheme="majorEastAsia" w:hAnsiTheme="majorHAnsi"/>
-      <w:spacing w:val="-10"/>
-      <w:kern w:val="28"/>
       <w:sz w:val="56"/>
       <w:szCs w:val="56"/>
     </w:rPr>
@@ -1108,8 +1110,6 @@
     <w:rsid w:val="00A10FD9"/>
     <w:rPr>
       <w:rFonts w:asciiTheme="majorHAnsi" w:cstheme="majorBidi" w:eastAsiaTheme="majorEastAsia" w:hAnsiTheme="majorHAnsi"/>
-      <w:spacing w:val="-10"/>
-      <w:kern w:val="28"/>
       <w:sz w:val="56"/>
       <w:szCs w:val="56"/>
     </w:rPr>
@@ -1150,23 +1150,31 @@
   </w:style>
   <w:style w:customStyle="1" w:styleId="Author" w:type="paragraph">
     <w:name w:val="Author"/>
+    <w:basedOn w:val="Title"/>
     <w:next w:val="BodyText"/>
     <w:qFormat/>
     <w:pPr>
       <w:keepNext/>
       <w:keepLines/>
-      <w:jc w:val="center"/>
-    </w:pPr>
+    </w:pPr>
+    <w:rPr>
+      <w:sz w:val="24"/>
+      <w:szCs w:val="24"/>
+    </w:rPr>
   </w:style>
   <w:style w:styleId="Date" w:type="paragraph">
     <w:name w:val="Date"/>
+    <w:basedOn w:val="Title"/>
     <w:next w:val="BodyText"/>
     <w:qFormat/>
     <w:pPr>
       <w:keepNext/>
       <w:keepLines/>
-      <w:jc w:val="center"/>
-    </w:pPr>
+    </w:pPr>
+    <w:rPr>
+      <w:sz w:val="24"/>
+      <w:szCs w:val="24"/>
+    </w:rPr>
   </w:style>
   <w:style w:customStyle="1" w:styleId="AbstractTitle" w:type="paragraph">
     <w:name w:val="Abstract Title"/>

--- a/tests/output_reference_9.docx
+++ b/tests/output_reference_9.docx
@@ -1701,6 +1701,8506 @@
       <w:color w:themeColor="accent1" w:themeShade="BF" w:val="365F91"/>
     </w:rPr>
   </w:style>
+  <w:style w:customStyle="1" w:styleId="ColorE60000" w:type="character">
+    <w:name w:val="ColorE60000"/>
+    <w:rPr>
+      <w:color w:val="E60000"/>
+    </w:rPr>
+  </w:style>
+  <w:style w:customStyle="1" w:styleId="BgE60000" w:type="character">
+    <w:name w:val="BgE60000"/>
+    <w:rPr>
+      <w:shd w:color="auto" w:fill="E60000" w:val="clear"/>
+    </w:rPr>
+  </w:style>
+  <w:style w:customStyle="1" w:styleId="ColorE60000BgE60000" w:type="character">
+    <w:name w:val="ColorE60000BgE60000"/>
+    <w:rPr>
+      <w:color w:val="E60000"/>
+      <w:shd w:color="auto" w:fill="E60000" w:val="clear"/>
+    </w:rPr>
+  </w:style>
+  <w:style w:customStyle="1" w:styleId="BgFF9900" w:type="character">
+    <w:name w:val="BgFF9900"/>
+    <w:rPr>
+      <w:shd w:color="auto" w:fill="FF9900" w:val="clear"/>
+    </w:rPr>
+  </w:style>
+  <w:style w:customStyle="1" w:styleId="ColorE60000BgFF9900" w:type="character">
+    <w:name w:val="ColorE60000BgFF9900"/>
+    <w:rPr>
+      <w:color w:val="E60000"/>
+      <w:shd w:color="auto" w:fill="FF9900" w:val="clear"/>
+    </w:rPr>
+  </w:style>
+  <w:style w:customStyle="1" w:styleId="BgFFFF00" w:type="character">
+    <w:name w:val="BgFFFF00"/>
+    <w:rPr>
+      <w:shd w:color="auto" w:fill="FFFF00" w:val="clear"/>
+    </w:rPr>
+  </w:style>
+  <w:style w:customStyle="1" w:styleId="ColorE60000BgFFFF00" w:type="character">
+    <w:name w:val="ColorE60000BgFFFF00"/>
+    <w:rPr>
+      <w:color w:val="E60000"/>
+      <w:shd w:color="auto" w:fill="FFFF00" w:val="clear"/>
+    </w:rPr>
+  </w:style>
+  <w:style w:customStyle="1" w:styleId="Bg008A00" w:type="character">
+    <w:name w:val="Bg008A00"/>
+    <w:rPr>
+      <w:shd w:color="auto" w:fill="008A00" w:val="clear"/>
+    </w:rPr>
+  </w:style>
+  <w:style w:customStyle="1" w:styleId="ColorE60000Bg008A00" w:type="character">
+    <w:name w:val="ColorE60000Bg008A00"/>
+    <w:rPr>
+      <w:color w:val="E60000"/>
+      <w:shd w:color="auto" w:fill="008A00" w:val="clear"/>
+    </w:rPr>
+  </w:style>
+  <w:style w:customStyle="1" w:styleId="Bg0066CC" w:type="character">
+    <w:name w:val="Bg0066CC"/>
+    <w:rPr>
+      <w:shd w:color="auto" w:fill="0066CC" w:val="clear"/>
+    </w:rPr>
+  </w:style>
+  <w:style w:customStyle="1" w:styleId="ColorE60000Bg0066CC" w:type="character">
+    <w:name w:val="ColorE60000Bg0066CC"/>
+    <w:rPr>
+      <w:color w:val="E60000"/>
+      <w:shd w:color="auto" w:fill="0066CC" w:val="clear"/>
+    </w:rPr>
+  </w:style>
+  <w:style w:customStyle="1" w:styleId="Bg9933FF" w:type="character">
+    <w:name w:val="Bg9933FF"/>
+    <w:rPr>
+      <w:shd w:color="auto" w:fill="9933FF" w:val="clear"/>
+    </w:rPr>
+  </w:style>
+  <w:style w:customStyle="1" w:styleId="ColorE60000Bg9933FF" w:type="character">
+    <w:name w:val="ColorE60000Bg9933FF"/>
+    <w:rPr>
+      <w:color w:val="E60000"/>
+      <w:shd w:color="auto" w:fill="9933FF" w:val="clear"/>
+    </w:rPr>
+  </w:style>
+  <w:style w:customStyle="1" w:styleId="BgFFFFFF" w:type="character">
+    <w:name w:val="BgFFFFFF"/>
+    <w:rPr>
+      <w:shd w:color="auto" w:fill="FFFFFF" w:val="clear"/>
+    </w:rPr>
+  </w:style>
+  <w:style w:customStyle="1" w:styleId="ColorE60000BgFFFFFF" w:type="character">
+    <w:name w:val="ColorE60000BgFFFFFF"/>
+    <w:rPr>
+      <w:color w:val="E60000"/>
+      <w:shd w:color="auto" w:fill="FFFFFF" w:val="clear"/>
+    </w:rPr>
+  </w:style>
+  <w:style w:customStyle="1" w:styleId="BgFACCCC" w:type="character">
+    <w:name w:val="BgFACCCC"/>
+    <w:rPr>
+      <w:shd w:color="auto" w:fill="FACCCC" w:val="clear"/>
+    </w:rPr>
+  </w:style>
+  <w:style w:customStyle="1" w:styleId="ColorE60000BgFACCCC" w:type="character">
+    <w:name w:val="ColorE60000BgFACCCC"/>
+    <w:rPr>
+      <w:color w:val="E60000"/>
+      <w:shd w:color="auto" w:fill="FACCCC" w:val="clear"/>
+    </w:rPr>
+  </w:style>
+  <w:style w:customStyle="1" w:styleId="BgFFEBCC" w:type="character">
+    <w:name w:val="BgFFEBCC"/>
+    <w:rPr>
+      <w:shd w:color="auto" w:fill="FFEBCC" w:val="clear"/>
+    </w:rPr>
+  </w:style>
+  <w:style w:customStyle="1" w:styleId="ColorE60000BgFFEBCC" w:type="character">
+    <w:name w:val="ColorE60000BgFFEBCC"/>
+    <w:rPr>
+      <w:color w:val="E60000"/>
+      <w:shd w:color="auto" w:fill="FFEBCC" w:val="clear"/>
+    </w:rPr>
+  </w:style>
+  <w:style w:customStyle="1" w:styleId="BgFFFFCC" w:type="character">
+    <w:name w:val="BgFFFFCC"/>
+    <w:rPr>
+      <w:shd w:color="auto" w:fill="FFFFCC" w:val="clear"/>
+    </w:rPr>
+  </w:style>
+  <w:style w:customStyle="1" w:styleId="ColorE60000BgFFFFCC" w:type="character">
+    <w:name w:val="ColorE60000BgFFFFCC"/>
+    <w:rPr>
+      <w:color w:val="E60000"/>
+      <w:shd w:color="auto" w:fill="FFFFCC" w:val="clear"/>
+    </w:rPr>
+  </w:style>
+  <w:style w:customStyle="1" w:styleId="BgCCE8CC" w:type="character">
+    <w:name w:val="BgCCE8CC"/>
+    <w:rPr>
+      <w:shd w:color="auto" w:fill="CCE8CC" w:val="clear"/>
+    </w:rPr>
+  </w:style>
+  <w:style w:customStyle="1" w:styleId="ColorE60000BgCCE8CC" w:type="character">
+    <w:name w:val="ColorE60000BgCCE8CC"/>
+    <w:rPr>
+      <w:color w:val="E60000"/>
+      <w:shd w:color="auto" w:fill="CCE8CC" w:val="clear"/>
+    </w:rPr>
+  </w:style>
+  <w:style w:customStyle="1" w:styleId="BgCCE0F5" w:type="character">
+    <w:name w:val="BgCCE0F5"/>
+    <w:rPr>
+      <w:shd w:color="auto" w:fill="CCE0F5" w:val="clear"/>
+    </w:rPr>
+  </w:style>
+  <w:style w:customStyle="1" w:styleId="ColorE60000BgCCE0F5" w:type="character">
+    <w:name w:val="ColorE60000BgCCE0F5"/>
+    <w:rPr>
+      <w:color w:val="E60000"/>
+      <w:shd w:color="auto" w:fill="CCE0F5" w:val="clear"/>
+    </w:rPr>
+  </w:style>
+  <w:style w:customStyle="1" w:styleId="BgEBD6FF" w:type="character">
+    <w:name w:val="BgEBD6FF"/>
+    <w:rPr>
+      <w:shd w:color="auto" w:fill="EBD6FF" w:val="clear"/>
+    </w:rPr>
+  </w:style>
+  <w:style w:customStyle="1" w:styleId="ColorE60000BgEBD6FF" w:type="character">
+    <w:name w:val="ColorE60000BgEBD6FF"/>
+    <w:rPr>
+      <w:color w:val="E60000"/>
+      <w:shd w:color="auto" w:fill="EBD6FF" w:val="clear"/>
+    </w:rPr>
+  </w:style>
+  <w:style w:customStyle="1" w:styleId="BgBBBBBB" w:type="character">
+    <w:name w:val="BgBBBBBB"/>
+    <w:rPr>
+      <w:shd w:color="auto" w:fill="BBBBBB" w:val="clear"/>
+    </w:rPr>
+  </w:style>
+  <w:style w:customStyle="1" w:styleId="ColorE60000BgBBBBBB" w:type="character">
+    <w:name w:val="ColorE60000BgBBBBBB"/>
+    <w:rPr>
+      <w:color w:val="E60000"/>
+      <w:shd w:color="auto" w:fill="BBBBBB" w:val="clear"/>
+    </w:rPr>
+  </w:style>
+  <w:style w:customStyle="1" w:styleId="BgF06666" w:type="character">
+    <w:name w:val="BgF06666"/>
+    <w:rPr>
+      <w:shd w:color="auto" w:fill="F06666" w:val="clear"/>
+    </w:rPr>
+  </w:style>
+  <w:style w:customStyle="1" w:styleId="ColorE60000BgF06666" w:type="character">
+    <w:name w:val="ColorE60000BgF06666"/>
+    <w:rPr>
+      <w:color w:val="E60000"/>
+      <w:shd w:color="auto" w:fill="F06666" w:val="clear"/>
+    </w:rPr>
+  </w:style>
+  <w:style w:customStyle="1" w:styleId="BgFFC266" w:type="character">
+    <w:name w:val="BgFFC266"/>
+    <w:rPr>
+      <w:shd w:color="auto" w:fill="FFC266" w:val="clear"/>
+    </w:rPr>
+  </w:style>
+  <w:style w:customStyle="1" w:styleId="ColorE60000BgFFC266" w:type="character">
+    <w:name w:val="ColorE60000BgFFC266"/>
+    <w:rPr>
+      <w:color w:val="E60000"/>
+      <w:shd w:color="auto" w:fill="FFC266" w:val="clear"/>
+    </w:rPr>
+  </w:style>
+  <w:style w:customStyle="1" w:styleId="BgFFFF66" w:type="character">
+    <w:name w:val="BgFFFF66"/>
+    <w:rPr>
+      <w:shd w:color="auto" w:fill="FFFF66" w:val="clear"/>
+    </w:rPr>
+  </w:style>
+  <w:style w:customStyle="1" w:styleId="ColorE60000BgFFFF66" w:type="character">
+    <w:name w:val="ColorE60000BgFFFF66"/>
+    <w:rPr>
+      <w:color w:val="E60000"/>
+      <w:shd w:color="auto" w:fill="FFFF66" w:val="clear"/>
+    </w:rPr>
+  </w:style>
+  <w:style w:customStyle="1" w:styleId="Bg66B966" w:type="character">
+    <w:name w:val="Bg66B966"/>
+    <w:rPr>
+      <w:shd w:color="auto" w:fill="66B966" w:val="clear"/>
+    </w:rPr>
+  </w:style>
+  <w:style w:customStyle="1" w:styleId="ColorE60000Bg66B966" w:type="character">
+    <w:name w:val="ColorE60000Bg66B966"/>
+    <w:rPr>
+      <w:color w:val="E60000"/>
+      <w:shd w:color="auto" w:fill="66B966" w:val="clear"/>
+    </w:rPr>
+  </w:style>
+  <w:style w:customStyle="1" w:styleId="Bg66A3E0" w:type="character">
+    <w:name w:val="Bg66A3E0"/>
+    <w:rPr>
+      <w:shd w:color="auto" w:fill="66A3E0" w:val="clear"/>
+    </w:rPr>
+  </w:style>
+  <w:style w:customStyle="1" w:styleId="ColorE60000Bg66A3E0" w:type="character">
+    <w:name w:val="ColorE60000Bg66A3E0"/>
+    <w:rPr>
+      <w:color w:val="E60000"/>
+      <w:shd w:color="auto" w:fill="66A3E0" w:val="clear"/>
+    </w:rPr>
+  </w:style>
+  <w:style w:customStyle="1" w:styleId="BgC285FF" w:type="character">
+    <w:name w:val="BgC285FF"/>
+    <w:rPr>
+      <w:shd w:color="auto" w:fill="C285FF" w:val="clear"/>
+    </w:rPr>
+  </w:style>
+  <w:style w:customStyle="1" w:styleId="ColorE60000BgC285FF" w:type="character">
+    <w:name w:val="ColorE60000BgC285FF"/>
+    <w:rPr>
+      <w:color w:val="E60000"/>
+      <w:shd w:color="auto" w:fill="C285FF" w:val="clear"/>
+    </w:rPr>
+  </w:style>
+  <w:style w:customStyle="1" w:styleId="Bg888888" w:type="character">
+    <w:name w:val="Bg888888"/>
+    <w:rPr>
+      <w:shd w:color="auto" w:fill="888888" w:val="clear"/>
+    </w:rPr>
+  </w:style>
+  <w:style w:customStyle="1" w:styleId="ColorE60000Bg888888" w:type="character">
+    <w:name w:val="ColorE60000Bg888888"/>
+    <w:rPr>
+      <w:color w:val="E60000"/>
+      <w:shd w:color="auto" w:fill="888888" w:val="clear"/>
+    </w:rPr>
+  </w:style>
+  <w:style w:customStyle="1" w:styleId="BgA10000" w:type="character">
+    <w:name w:val="BgA10000"/>
+    <w:rPr>
+      <w:shd w:color="auto" w:fill="A10000" w:val="clear"/>
+    </w:rPr>
+  </w:style>
+  <w:style w:customStyle="1" w:styleId="ColorE60000BgA10000" w:type="character">
+    <w:name w:val="ColorE60000BgA10000"/>
+    <w:rPr>
+      <w:color w:val="E60000"/>
+      <w:shd w:color="auto" w:fill="A10000" w:val="clear"/>
+    </w:rPr>
+  </w:style>
+  <w:style w:customStyle="1" w:styleId="BgB26B00" w:type="character">
+    <w:name w:val="BgB26B00"/>
+    <w:rPr>
+      <w:shd w:color="auto" w:fill="B26B00" w:val="clear"/>
+    </w:rPr>
+  </w:style>
+  <w:style w:customStyle="1" w:styleId="ColorE60000BgB26B00" w:type="character">
+    <w:name w:val="ColorE60000BgB26B00"/>
+    <w:rPr>
+      <w:color w:val="E60000"/>
+      <w:shd w:color="auto" w:fill="B26B00" w:val="clear"/>
+    </w:rPr>
+  </w:style>
+  <w:style w:customStyle="1" w:styleId="BgB2B200" w:type="character">
+    <w:name w:val="BgB2B200"/>
+    <w:rPr>
+      <w:shd w:color="auto" w:fill="B2B200" w:val="clear"/>
+    </w:rPr>
+  </w:style>
+  <w:style w:customStyle="1" w:styleId="ColorE60000BgB2B200" w:type="character">
+    <w:name w:val="ColorE60000BgB2B200"/>
+    <w:rPr>
+      <w:color w:val="E60000"/>
+      <w:shd w:color="auto" w:fill="B2B200" w:val="clear"/>
+    </w:rPr>
+  </w:style>
+  <w:style w:customStyle="1" w:styleId="Bg006100" w:type="character">
+    <w:name w:val="Bg006100"/>
+    <w:rPr>
+      <w:shd w:color="auto" w:fill="006100" w:val="clear"/>
+    </w:rPr>
+  </w:style>
+  <w:style w:customStyle="1" w:styleId="ColorE60000Bg006100" w:type="character">
+    <w:name w:val="ColorE60000Bg006100"/>
+    <w:rPr>
+      <w:color w:val="E60000"/>
+      <w:shd w:color="auto" w:fill="006100" w:val="clear"/>
+    </w:rPr>
+  </w:style>
+  <w:style w:customStyle="1" w:styleId="Bg0047B2" w:type="character">
+    <w:name w:val="Bg0047B2"/>
+    <w:rPr>
+      <w:shd w:color="auto" w:fill="0047B2" w:val="clear"/>
+    </w:rPr>
+  </w:style>
+  <w:style w:customStyle="1" w:styleId="ColorE60000Bg0047B2" w:type="character">
+    <w:name w:val="ColorE60000Bg0047B2"/>
+    <w:rPr>
+      <w:color w:val="E60000"/>
+      <w:shd w:color="auto" w:fill="0047B2" w:val="clear"/>
+    </w:rPr>
+  </w:style>
+  <w:style w:customStyle="1" w:styleId="Bg6B24B2" w:type="character">
+    <w:name w:val="Bg6B24B2"/>
+    <w:rPr>
+      <w:shd w:color="auto" w:fill="6B24B2" w:val="clear"/>
+    </w:rPr>
+  </w:style>
+  <w:style w:customStyle="1" w:styleId="ColorE60000Bg6B24B2" w:type="character">
+    <w:name w:val="ColorE60000Bg6B24B2"/>
+    <w:rPr>
+      <w:color w:val="E60000"/>
+      <w:shd w:color="auto" w:fill="6B24B2" w:val="clear"/>
+    </w:rPr>
+  </w:style>
+  <w:style w:customStyle="1" w:styleId="Bg444444" w:type="character">
+    <w:name w:val="Bg444444"/>
+    <w:rPr>
+      <w:shd w:color="auto" w:fill="444444" w:val="clear"/>
+    </w:rPr>
+  </w:style>
+  <w:style w:customStyle="1" w:styleId="ColorE60000Bg444444" w:type="character">
+    <w:name w:val="ColorE60000Bg444444"/>
+    <w:rPr>
+      <w:color w:val="E60000"/>
+      <w:shd w:color="auto" w:fill="444444" w:val="clear"/>
+    </w:rPr>
+  </w:style>
+  <w:style w:customStyle="1" w:styleId="Bg5C0000" w:type="character">
+    <w:name w:val="Bg5C0000"/>
+    <w:rPr>
+      <w:shd w:color="auto" w:fill="5C0000" w:val="clear"/>
+    </w:rPr>
+  </w:style>
+  <w:style w:customStyle="1" w:styleId="ColorE60000Bg5C0000" w:type="character">
+    <w:name w:val="ColorE60000Bg5C0000"/>
+    <w:rPr>
+      <w:color w:val="E60000"/>
+      <w:shd w:color="auto" w:fill="5C0000" w:val="clear"/>
+    </w:rPr>
+  </w:style>
+  <w:style w:customStyle="1" w:styleId="Bg663D00" w:type="character">
+    <w:name w:val="Bg663D00"/>
+    <w:rPr>
+      <w:shd w:color="auto" w:fill="663D00" w:val="clear"/>
+    </w:rPr>
+  </w:style>
+  <w:style w:customStyle="1" w:styleId="ColorE60000Bg663D00" w:type="character">
+    <w:name w:val="ColorE60000Bg663D00"/>
+    <w:rPr>
+      <w:color w:val="E60000"/>
+      <w:shd w:color="auto" w:fill="663D00" w:val="clear"/>
+    </w:rPr>
+  </w:style>
+  <w:style w:customStyle="1" w:styleId="Bg666600" w:type="character">
+    <w:name w:val="Bg666600"/>
+    <w:rPr>
+      <w:shd w:color="auto" w:fill="666600" w:val="clear"/>
+    </w:rPr>
+  </w:style>
+  <w:style w:customStyle="1" w:styleId="ColorE60000Bg666600" w:type="character">
+    <w:name w:val="ColorE60000Bg666600"/>
+    <w:rPr>
+      <w:color w:val="E60000"/>
+      <w:shd w:color="auto" w:fill="666600" w:val="clear"/>
+    </w:rPr>
+  </w:style>
+  <w:style w:customStyle="1" w:styleId="Bg003700" w:type="character">
+    <w:name w:val="Bg003700"/>
+    <w:rPr>
+      <w:shd w:color="auto" w:fill="003700" w:val="clear"/>
+    </w:rPr>
+  </w:style>
+  <w:style w:customStyle="1" w:styleId="ColorE60000Bg003700" w:type="character">
+    <w:name w:val="ColorE60000Bg003700"/>
+    <w:rPr>
+      <w:color w:val="E60000"/>
+      <w:shd w:color="auto" w:fill="003700" w:val="clear"/>
+    </w:rPr>
+  </w:style>
+  <w:style w:customStyle="1" w:styleId="Bg002966" w:type="character">
+    <w:name w:val="Bg002966"/>
+    <w:rPr>
+      <w:shd w:color="auto" w:fill="002966" w:val="clear"/>
+    </w:rPr>
+  </w:style>
+  <w:style w:customStyle="1" w:styleId="ColorE60000Bg002966" w:type="character">
+    <w:name w:val="ColorE60000Bg002966"/>
+    <w:rPr>
+      <w:color w:val="E60000"/>
+      <w:shd w:color="auto" w:fill="002966" w:val="clear"/>
+    </w:rPr>
+  </w:style>
+  <w:style w:customStyle="1" w:styleId="Bg3D1466" w:type="character">
+    <w:name w:val="Bg3D1466"/>
+    <w:rPr>
+      <w:shd w:color="auto" w:fill="3D1466" w:val="clear"/>
+    </w:rPr>
+  </w:style>
+  <w:style w:customStyle="1" w:styleId="ColorE60000Bg3D1466" w:type="character">
+    <w:name w:val="ColorE60000Bg3D1466"/>
+    <w:rPr>
+      <w:color w:val="E60000"/>
+      <w:shd w:color="auto" w:fill="3D1466" w:val="clear"/>
+    </w:rPr>
+  </w:style>
+  <w:style w:customStyle="1" w:styleId="ColorFF9900" w:type="character">
+    <w:name w:val="ColorFF9900"/>
+    <w:rPr>
+      <w:color w:val="FF9900"/>
+    </w:rPr>
+  </w:style>
+  <w:style w:customStyle="1" w:styleId="ColorFF9900BgE60000" w:type="character">
+    <w:name w:val="ColorFF9900BgE60000"/>
+    <w:rPr>
+      <w:color w:val="FF9900"/>
+      <w:shd w:color="auto" w:fill="E60000" w:val="clear"/>
+    </w:rPr>
+  </w:style>
+  <w:style w:customStyle="1" w:styleId="ColorFF9900BgFF9900" w:type="character">
+    <w:name w:val="ColorFF9900BgFF9900"/>
+    <w:rPr>
+      <w:color w:val="FF9900"/>
+      <w:shd w:color="auto" w:fill="FF9900" w:val="clear"/>
+    </w:rPr>
+  </w:style>
+  <w:style w:customStyle="1" w:styleId="ColorFF9900BgFFFF00" w:type="character">
+    <w:name w:val="ColorFF9900BgFFFF00"/>
+    <w:rPr>
+      <w:color w:val="FF9900"/>
+      <w:shd w:color="auto" w:fill="FFFF00" w:val="clear"/>
+    </w:rPr>
+  </w:style>
+  <w:style w:customStyle="1" w:styleId="ColorFF9900Bg008A00" w:type="character">
+    <w:name w:val="ColorFF9900Bg008A00"/>
+    <w:rPr>
+      <w:color w:val="FF9900"/>
+      <w:shd w:color="auto" w:fill="008A00" w:val="clear"/>
+    </w:rPr>
+  </w:style>
+  <w:style w:customStyle="1" w:styleId="ColorFF9900Bg0066CC" w:type="character">
+    <w:name w:val="ColorFF9900Bg0066CC"/>
+    <w:rPr>
+      <w:color w:val="FF9900"/>
+      <w:shd w:color="auto" w:fill="0066CC" w:val="clear"/>
+    </w:rPr>
+  </w:style>
+  <w:style w:customStyle="1" w:styleId="ColorFF9900Bg9933FF" w:type="character">
+    <w:name w:val="ColorFF9900Bg9933FF"/>
+    <w:rPr>
+      <w:color w:val="FF9900"/>
+      <w:shd w:color="auto" w:fill="9933FF" w:val="clear"/>
+    </w:rPr>
+  </w:style>
+  <w:style w:customStyle="1" w:styleId="ColorFF9900BgFFFFFF" w:type="character">
+    <w:name w:val="ColorFF9900BgFFFFFF"/>
+    <w:rPr>
+      <w:color w:val="FF9900"/>
+      <w:shd w:color="auto" w:fill="FFFFFF" w:val="clear"/>
+    </w:rPr>
+  </w:style>
+  <w:style w:customStyle="1" w:styleId="ColorFF9900BgFACCCC" w:type="character">
+    <w:name w:val="ColorFF9900BgFACCCC"/>
+    <w:rPr>
+      <w:color w:val="FF9900"/>
+      <w:shd w:color="auto" w:fill="FACCCC" w:val="clear"/>
+    </w:rPr>
+  </w:style>
+  <w:style w:customStyle="1" w:styleId="ColorFF9900BgFFEBCC" w:type="character">
+    <w:name w:val="ColorFF9900BgFFEBCC"/>
+    <w:rPr>
+      <w:color w:val="FF9900"/>
+      <w:shd w:color="auto" w:fill="FFEBCC" w:val="clear"/>
+    </w:rPr>
+  </w:style>
+  <w:style w:customStyle="1" w:styleId="ColorFF9900BgFFFFCC" w:type="character">
+    <w:name w:val="ColorFF9900BgFFFFCC"/>
+    <w:rPr>
+      <w:color w:val="FF9900"/>
+      <w:shd w:color="auto" w:fill="FFFFCC" w:val="clear"/>
+    </w:rPr>
+  </w:style>
+  <w:style w:customStyle="1" w:styleId="ColorFF9900BgCCE8CC" w:type="character">
+    <w:name w:val="ColorFF9900BgCCE8CC"/>
+    <w:rPr>
+      <w:color w:val="FF9900"/>
+      <w:shd w:color="auto" w:fill="CCE8CC" w:val="clear"/>
+    </w:rPr>
+  </w:style>
+  <w:style w:customStyle="1" w:styleId="ColorFF9900BgCCE0F5" w:type="character">
+    <w:name w:val="ColorFF9900BgCCE0F5"/>
+    <w:rPr>
+      <w:color w:val="FF9900"/>
+      <w:shd w:color="auto" w:fill="CCE0F5" w:val="clear"/>
+    </w:rPr>
+  </w:style>
+  <w:style w:customStyle="1" w:styleId="ColorFF9900BgEBD6FF" w:type="character">
+    <w:name w:val="ColorFF9900BgEBD6FF"/>
+    <w:rPr>
+      <w:color w:val="FF9900"/>
+      <w:shd w:color="auto" w:fill="EBD6FF" w:val="clear"/>
+    </w:rPr>
+  </w:style>
+  <w:style w:customStyle="1" w:styleId="ColorFF9900BgBBBBBB" w:type="character">
+    <w:name w:val="ColorFF9900BgBBBBBB"/>
+    <w:rPr>
+      <w:color w:val="FF9900"/>
+      <w:shd w:color="auto" w:fill="BBBBBB" w:val="clear"/>
+    </w:rPr>
+  </w:style>
+  <w:style w:customStyle="1" w:styleId="ColorFF9900BgF06666" w:type="character">
+    <w:name w:val="ColorFF9900BgF06666"/>
+    <w:rPr>
+      <w:color w:val="FF9900"/>
+      <w:shd w:color="auto" w:fill="F06666" w:val="clear"/>
+    </w:rPr>
+  </w:style>
+  <w:style w:customStyle="1" w:styleId="ColorFF9900BgFFC266" w:type="character">
+    <w:name w:val="ColorFF9900BgFFC266"/>
+    <w:rPr>
+      <w:color w:val="FF9900"/>
+      <w:shd w:color="auto" w:fill="FFC266" w:val="clear"/>
+    </w:rPr>
+  </w:style>
+  <w:style w:customStyle="1" w:styleId="ColorFF9900BgFFFF66" w:type="character">
+    <w:name w:val="ColorFF9900BgFFFF66"/>
+    <w:rPr>
+      <w:color w:val="FF9900"/>
+      <w:shd w:color="auto" w:fill="FFFF66" w:val="clear"/>
+    </w:rPr>
+  </w:style>
+  <w:style w:customStyle="1" w:styleId="ColorFF9900Bg66B966" w:type="character">
+    <w:name w:val="ColorFF9900Bg66B966"/>
+    <w:rPr>
+      <w:color w:val="FF9900"/>
+      <w:shd w:color="auto" w:fill="66B966" w:val="clear"/>
+    </w:rPr>
+  </w:style>
+  <w:style w:customStyle="1" w:styleId="ColorFF9900Bg66A3E0" w:type="character">
+    <w:name w:val="ColorFF9900Bg66A3E0"/>
+    <w:rPr>
+      <w:color w:val="FF9900"/>
+      <w:shd w:color="auto" w:fill="66A3E0" w:val="clear"/>
+    </w:rPr>
+  </w:style>
+  <w:style w:customStyle="1" w:styleId="ColorFF9900BgC285FF" w:type="character">
+    <w:name w:val="ColorFF9900BgC285FF"/>
+    <w:rPr>
+      <w:color w:val="FF9900"/>
+      <w:shd w:color="auto" w:fill="C285FF" w:val="clear"/>
+    </w:rPr>
+  </w:style>
+  <w:style w:customStyle="1" w:styleId="ColorFF9900Bg888888" w:type="character">
+    <w:name w:val="ColorFF9900Bg888888"/>
+    <w:rPr>
+      <w:color w:val="FF9900"/>
+      <w:shd w:color="auto" w:fill="888888" w:val="clear"/>
+    </w:rPr>
+  </w:style>
+  <w:style w:customStyle="1" w:styleId="ColorFF9900BgA10000" w:type="character">
+    <w:name w:val="ColorFF9900BgA10000"/>
+    <w:rPr>
+      <w:color w:val="FF9900"/>
+      <w:shd w:color="auto" w:fill="A10000" w:val="clear"/>
+    </w:rPr>
+  </w:style>
+  <w:style w:customStyle="1" w:styleId="ColorFF9900BgB26B00" w:type="character">
+    <w:name w:val="ColorFF9900BgB26B00"/>
+    <w:rPr>
+      <w:color w:val="FF9900"/>
+      <w:shd w:color="auto" w:fill="B26B00" w:val="clear"/>
+    </w:rPr>
+  </w:style>
+  <w:style w:customStyle="1" w:styleId="ColorFF9900BgB2B200" w:type="character">
+    <w:name w:val="ColorFF9900BgB2B200"/>
+    <w:rPr>
+      <w:color w:val="FF9900"/>
+      <w:shd w:color="auto" w:fill="B2B200" w:val="clear"/>
+    </w:rPr>
+  </w:style>
+  <w:style w:customStyle="1" w:styleId="ColorFF9900Bg006100" w:type="character">
+    <w:name w:val="ColorFF9900Bg006100"/>
+    <w:rPr>
+      <w:color w:val="FF9900"/>
+      <w:shd w:color="auto" w:fill="006100" w:val="clear"/>
+    </w:rPr>
+  </w:style>
+  <w:style w:customStyle="1" w:styleId="ColorFF9900Bg0047B2" w:type="character">
+    <w:name w:val="ColorFF9900Bg0047B2"/>
+    <w:rPr>
+      <w:color w:val="FF9900"/>
+      <w:shd w:color="auto" w:fill="0047B2" w:val="clear"/>
+    </w:rPr>
+  </w:style>
+  <w:style w:customStyle="1" w:styleId="ColorFF9900Bg6B24B2" w:type="character">
+    <w:name w:val="ColorFF9900Bg6B24B2"/>
+    <w:rPr>
+      <w:color w:val="FF9900"/>
+      <w:shd w:color="auto" w:fill="6B24B2" w:val="clear"/>
+    </w:rPr>
+  </w:style>
+  <w:style w:customStyle="1" w:styleId="ColorFF9900Bg444444" w:type="character">
+    <w:name w:val="ColorFF9900Bg444444"/>
+    <w:rPr>
+      <w:color w:val="FF9900"/>
+      <w:shd w:color="auto" w:fill="444444" w:val="clear"/>
+    </w:rPr>
+  </w:style>
+  <w:style w:customStyle="1" w:styleId="ColorFF9900Bg5C0000" w:type="character">
+    <w:name w:val="ColorFF9900Bg5C0000"/>
+    <w:rPr>
+      <w:color w:val="FF9900"/>
+      <w:shd w:color="auto" w:fill="5C0000" w:val="clear"/>
+    </w:rPr>
+  </w:style>
+  <w:style w:customStyle="1" w:styleId="ColorFF9900Bg663D00" w:type="character">
+    <w:name w:val="ColorFF9900Bg663D00"/>
+    <w:rPr>
+      <w:color w:val="FF9900"/>
+      <w:shd w:color="auto" w:fill="663D00" w:val="clear"/>
+    </w:rPr>
+  </w:style>
+  <w:style w:customStyle="1" w:styleId="ColorFF9900Bg666600" w:type="character">
+    <w:name w:val="ColorFF9900Bg666600"/>
+    <w:rPr>
+      <w:color w:val="FF9900"/>
+      <w:shd w:color="auto" w:fill="666600" w:val="clear"/>
+    </w:rPr>
+  </w:style>
+  <w:style w:customStyle="1" w:styleId="ColorFF9900Bg003700" w:type="character">
+    <w:name w:val="ColorFF9900Bg003700"/>
+    <w:rPr>
+      <w:color w:val="FF9900"/>
+      <w:shd w:color="auto" w:fill="003700" w:val="clear"/>
+    </w:rPr>
+  </w:style>
+  <w:style w:customStyle="1" w:styleId="ColorFF9900Bg002966" w:type="character">
+    <w:name w:val="ColorFF9900Bg002966"/>
+    <w:rPr>
+      <w:color w:val="FF9900"/>
+      <w:shd w:color="auto" w:fill="002966" w:val="clear"/>
+    </w:rPr>
+  </w:style>
+  <w:style w:customStyle="1" w:styleId="ColorFF9900Bg3D1466" w:type="character">
+    <w:name w:val="ColorFF9900Bg3D1466"/>
+    <w:rPr>
+      <w:color w:val="FF9900"/>
+      <w:shd w:color="auto" w:fill="3D1466" w:val="clear"/>
+    </w:rPr>
+  </w:style>
+  <w:style w:customStyle="1" w:styleId="ColorFFFF00" w:type="character">
+    <w:name w:val="ColorFFFF00"/>
+    <w:rPr>
+      <w:color w:val="FFFF00"/>
+    </w:rPr>
+  </w:style>
+  <w:style w:customStyle="1" w:styleId="ColorFFFF00BgE60000" w:type="character">
+    <w:name w:val="ColorFFFF00BgE60000"/>
+    <w:rPr>
+      <w:color w:val="FFFF00"/>
+      <w:shd w:color="auto" w:fill="E60000" w:val="clear"/>
+    </w:rPr>
+  </w:style>
+  <w:style w:customStyle="1" w:styleId="ColorFFFF00BgFF9900" w:type="character">
+    <w:name w:val="ColorFFFF00BgFF9900"/>
+    <w:rPr>
+      <w:color w:val="FFFF00"/>
+      <w:shd w:color="auto" w:fill="FF9900" w:val="clear"/>
+    </w:rPr>
+  </w:style>
+  <w:style w:customStyle="1" w:styleId="ColorFFFF00BgFFFF00" w:type="character">
+    <w:name w:val="ColorFFFF00BgFFFF00"/>
+    <w:rPr>
+      <w:color w:val="FFFF00"/>
+      <w:shd w:color="auto" w:fill="FFFF00" w:val="clear"/>
+    </w:rPr>
+  </w:style>
+  <w:style w:customStyle="1" w:styleId="ColorFFFF00Bg008A00" w:type="character">
+    <w:name w:val="ColorFFFF00Bg008A00"/>
+    <w:rPr>
+      <w:color w:val="FFFF00"/>
+      <w:shd w:color="auto" w:fill="008A00" w:val="clear"/>
+    </w:rPr>
+  </w:style>
+  <w:style w:customStyle="1" w:styleId="ColorFFFF00Bg0066CC" w:type="character">
+    <w:name w:val="ColorFFFF00Bg0066CC"/>
+    <w:rPr>
+      <w:color w:val="FFFF00"/>
+      <w:shd w:color="auto" w:fill="0066CC" w:val="clear"/>
+    </w:rPr>
+  </w:style>
+  <w:style w:customStyle="1" w:styleId="ColorFFFF00Bg9933FF" w:type="character">
+    <w:name w:val="ColorFFFF00Bg9933FF"/>
+    <w:rPr>
+      <w:color w:val="FFFF00"/>
+      <w:shd w:color="auto" w:fill="9933FF" w:val="clear"/>
+    </w:rPr>
+  </w:style>
+  <w:style w:customStyle="1" w:styleId="ColorFFFF00BgFFFFFF" w:type="character">
+    <w:name w:val="ColorFFFF00BgFFFFFF"/>
+    <w:rPr>
+      <w:color w:val="FFFF00"/>
+      <w:shd w:color="auto" w:fill="FFFFFF" w:val="clear"/>
+    </w:rPr>
+  </w:style>
+  <w:style w:customStyle="1" w:styleId="ColorFFFF00BgFACCCC" w:type="character">
+    <w:name w:val="ColorFFFF00BgFACCCC"/>
+    <w:rPr>
+      <w:color w:val="FFFF00"/>
+      <w:shd w:color="auto" w:fill="FACCCC" w:val="clear"/>
+    </w:rPr>
+  </w:style>
+  <w:style w:customStyle="1" w:styleId="ColorFFFF00BgFFEBCC" w:type="character">
+    <w:name w:val="ColorFFFF00BgFFEBCC"/>
+    <w:rPr>
+      <w:color w:val="FFFF00"/>
+      <w:shd w:color="auto" w:fill="FFEBCC" w:val="clear"/>
+    </w:rPr>
+  </w:style>
+  <w:style w:customStyle="1" w:styleId="ColorFFFF00BgFFFFCC" w:type="character">
+    <w:name w:val="ColorFFFF00BgFFFFCC"/>
+    <w:rPr>
+      <w:color w:val="FFFF00"/>
+      <w:shd w:color="auto" w:fill="FFFFCC" w:val="clear"/>
+    </w:rPr>
+  </w:style>
+  <w:style w:customStyle="1" w:styleId="ColorFFFF00BgCCE8CC" w:type="character">
+    <w:name w:val="ColorFFFF00BgCCE8CC"/>
+    <w:rPr>
+      <w:color w:val="FFFF00"/>
+      <w:shd w:color="auto" w:fill="CCE8CC" w:val="clear"/>
+    </w:rPr>
+  </w:style>
+  <w:style w:customStyle="1" w:styleId="ColorFFFF00BgCCE0F5" w:type="character">
+    <w:name w:val="ColorFFFF00BgCCE0F5"/>
+    <w:rPr>
+      <w:color w:val="FFFF00"/>
+      <w:shd w:color="auto" w:fill="CCE0F5" w:val="clear"/>
+    </w:rPr>
+  </w:style>
+  <w:style w:customStyle="1" w:styleId="ColorFFFF00BgEBD6FF" w:type="character">
+    <w:name w:val="ColorFFFF00BgEBD6FF"/>
+    <w:rPr>
+      <w:color w:val="FFFF00"/>
+      <w:shd w:color="auto" w:fill="EBD6FF" w:val="clear"/>
+    </w:rPr>
+  </w:style>
+  <w:style w:customStyle="1" w:styleId="ColorFFFF00BgBBBBBB" w:type="character">
+    <w:name w:val="ColorFFFF00BgBBBBBB"/>
+    <w:rPr>
+      <w:color w:val="FFFF00"/>
+      <w:shd w:color="auto" w:fill="BBBBBB" w:val="clear"/>
+    </w:rPr>
+  </w:style>
+  <w:style w:customStyle="1" w:styleId="ColorFFFF00BgF06666" w:type="character">
+    <w:name w:val="ColorFFFF00BgF06666"/>
+    <w:rPr>
+      <w:color w:val="FFFF00"/>
+      <w:shd w:color="auto" w:fill="F06666" w:val="clear"/>
+    </w:rPr>
+  </w:style>
+  <w:style w:customStyle="1" w:styleId="ColorFFFF00BgFFC266" w:type="character">
+    <w:name w:val="ColorFFFF00BgFFC266"/>
+    <w:rPr>
+      <w:color w:val="FFFF00"/>
+      <w:shd w:color="auto" w:fill="FFC266" w:val="clear"/>
+    </w:rPr>
+  </w:style>
+  <w:style w:customStyle="1" w:styleId="ColorFFFF00BgFFFF66" w:type="character">
+    <w:name w:val="ColorFFFF00BgFFFF66"/>
+    <w:rPr>
+      <w:color w:val="FFFF00"/>
+      <w:shd w:color="auto" w:fill="FFFF66" w:val="clear"/>
+    </w:rPr>
+  </w:style>
+  <w:style w:customStyle="1" w:styleId="ColorFFFF00Bg66B966" w:type="character">
+    <w:name w:val="ColorFFFF00Bg66B966"/>
+    <w:rPr>
+      <w:color w:val="FFFF00"/>
+      <w:shd w:color="auto" w:fill="66B966" w:val="clear"/>
+    </w:rPr>
+  </w:style>
+  <w:style w:customStyle="1" w:styleId="ColorFFFF00Bg66A3E0" w:type="character">
+    <w:name w:val="ColorFFFF00Bg66A3E0"/>
+    <w:rPr>
+      <w:color w:val="FFFF00"/>
+      <w:shd w:color="auto" w:fill="66A3E0" w:val="clear"/>
+    </w:rPr>
+  </w:style>
+  <w:style w:customStyle="1" w:styleId="ColorFFFF00BgC285FF" w:type="character">
+    <w:name w:val="ColorFFFF00BgC285FF"/>
+    <w:rPr>
+      <w:color w:val="FFFF00"/>
+      <w:shd w:color="auto" w:fill="C285FF" w:val="clear"/>
+    </w:rPr>
+  </w:style>
+  <w:style w:customStyle="1" w:styleId="ColorFFFF00Bg888888" w:type="character">
+    <w:name w:val="ColorFFFF00Bg888888"/>
+    <w:rPr>
+      <w:color w:val="FFFF00"/>
+      <w:shd w:color="auto" w:fill="888888" w:val="clear"/>
+    </w:rPr>
+  </w:style>
+  <w:style w:customStyle="1" w:styleId="ColorFFFF00BgA10000" w:type="character">
+    <w:name w:val="ColorFFFF00BgA10000"/>
+    <w:rPr>
+      <w:color w:val="FFFF00"/>
+      <w:shd w:color="auto" w:fill="A10000" w:val="clear"/>
+    </w:rPr>
+  </w:style>
+  <w:style w:customStyle="1" w:styleId="ColorFFFF00BgB26B00" w:type="character">
+    <w:name w:val="ColorFFFF00BgB26B00"/>
+    <w:rPr>
+      <w:color w:val="FFFF00"/>
+      <w:shd w:color="auto" w:fill="B26B00" w:val="clear"/>
+    </w:rPr>
+  </w:style>
+  <w:style w:customStyle="1" w:styleId="ColorFFFF00BgB2B200" w:type="character">
+    <w:name w:val="ColorFFFF00BgB2B200"/>
+    <w:rPr>
+      <w:color w:val="FFFF00"/>
+      <w:shd w:color="auto" w:fill="B2B200" w:val="clear"/>
+    </w:rPr>
+  </w:style>
+  <w:style w:customStyle="1" w:styleId="ColorFFFF00Bg006100" w:type="character">
+    <w:name w:val="ColorFFFF00Bg006100"/>
+    <w:rPr>
+      <w:color w:val="FFFF00"/>
+      <w:shd w:color="auto" w:fill="006100" w:val="clear"/>
+    </w:rPr>
+  </w:style>
+  <w:style w:customStyle="1" w:styleId="ColorFFFF00Bg0047B2" w:type="character">
+    <w:name w:val="ColorFFFF00Bg0047B2"/>
+    <w:rPr>
+      <w:color w:val="FFFF00"/>
+      <w:shd w:color="auto" w:fill="0047B2" w:val="clear"/>
+    </w:rPr>
+  </w:style>
+  <w:style w:customStyle="1" w:styleId="ColorFFFF00Bg6B24B2" w:type="character">
+    <w:name w:val="ColorFFFF00Bg6B24B2"/>
+    <w:rPr>
+      <w:color w:val="FFFF00"/>
+      <w:shd w:color="auto" w:fill="6B24B2" w:val="clear"/>
+    </w:rPr>
+  </w:style>
+  <w:style w:customStyle="1" w:styleId="ColorFFFF00Bg444444" w:type="character">
+    <w:name w:val="ColorFFFF00Bg444444"/>
+    <w:rPr>
+      <w:color w:val="FFFF00"/>
+      <w:shd w:color="auto" w:fill="444444" w:val="clear"/>
+    </w:rPr>
+  </w:style>
+  <w:style w:customStyle="1" w:styleId="ColorFFFF00Bg5C0000" w:type="character">
+    <w:name w:val="ColorFFFF00Bg5C0000"/>
+    <w:rPr>
+      <w:color w:val="FFFF00"/>
+      <w:shd w:color="auto" w:fill="5C0000" w:val="clear"/>
+    </w:rPr>
+  </w:style>
+  <w:style w:customStyle="1" w:styleId="ColorFFFF00Bg663D00" w:type="character">
+    <w:name w:val="ColorFFFF00Bg663D00"/>
+    <w:rPr>
+      <w:color w:val="FFFF00"/>
+      <w:shd w:color="auto" w:fill="663D00" w:val="clear"/>
+    </w:rPr>
+  </w:style>
+  <w:style w:customStyle="1" w:styleId="ColorFFFF00Bg666600" w:type="character">
+    <w:name w:val="ColorFFFF00Bg666600"/>
+    <w:rPr>
+      <w:color w:val="FFFF00"/>
+      <w:shd w:color="auto" w:fill="666600" w:val="clear"/>
+    </w:rPr>
+  </w:style>
+  <w:style w:customStyle="1" w:styleId="ColorFFFF00Bg003700" w:type="character">
+    <w:name w:val="ColorFFFF00Bg003700"/>
+    <w:rPr>
+      <w:color w:val="FFFF00"/>
+      <w:shd w:color="auto" w:fill="003700" w:val="clear"/>
+    </w:rPr>
+  </w:style>
+  <w:style w:customStyle="1" w:styleId="ColorFFFF00Bg002966" w:type="character">
+    <w:name w:val="ColorFFFF00Bg002966"/>
+    <w:rPr>
+      <w:color w:val="FFFF00"/>
+      <w:shd w:color="auto" w:fill="002966" w:val="clear"/>
+    </w:rPr>
+  </w:style>
+  <w:style w:customStyle="1" w:styleId="ColorFFFF00Bg3D1466" w:type="character">
+    <w:name w:val="ColorFFFF00Bg3D1466"/>
+    <w:rPr>
+      <w:color w:val="FFFF00"/>
+      <w:shd w:color="auto" w:fill="3D1466" w:val="clear"/>
+    </w:rPr>
+  </w:style>
+  <w:style w:customStyle="1" w:styleId="Color008A00" w:type="character">
+    <w:name w:val="Color008A00"/>
+    <w:rPr>
+      <w:color w:val="008A00"/>
+    </w:rPr>
+  </w:style>
+  <w:style w:customStyle="1" w:styleId="Color008A00BgE60000" w:type="character">
+    <w:name w:val="Color008A00BgE60000"/>
+    <w:rPr>
+      <w:color w:val="008A00"/>
+      <w:shd w:color="auto" w:fill="E60000" w:val="clear"/>
+    </w:rPr>
+  </w:style>
+  <w:style w:customStyle="1" w:styleId="Color008A00BgFF9900" w:type="character">
+    <w:name w:val="Color008A00BgFF9900"/>
+    <w:rPr>
+      <w:color w:val="008A00"/>
+      <w:shd w:color="auto" w:fill="FF9900" w:val="clear"/>
+    </w:rPr>
+  </w:style>
+  <w:style w:customStyle="1" w:styleId="Color008A00BgFFFF00" w:type="character">
+    <w:name w:val="Color008A00BgFFFF00"/>
+    <w:rPr>
+      <w:color w:val="008A00"/>
+      <w:shd w:color="auto" w:fill="FFFF00" w:val="clear"/>
+    </w:rPr>
+  </w:style>
+  <w:style w:customStyle="1" w:styleId="Color008A00Bg008A00" w:type="character">
+    <w:name w:val="Color008A00Bg008A00"/>
+    <w:rPr>
+      <w:color w:val="008A00"/>
+      <w:shd w:color="auto" w:fill="008A00" w:val="clear"/>
+    </w:rPr>
+  </w:style>
+  <w:style w:customStyle="1" w:styleId="Color008A00Bg0066CC" w:type="character">
+    <w:name w:val="Color008A00Bg0066CC"/>
+    <w:rPr>
+      <w:color w:val="008A00"/>
+      <w:shd w:color="auto" w:fill="0066CC" w:val="clear"/>
+    </w:rPr>
+  </w:style>
+  <w:style w:customStyle="1" w:styleId="Color008A00Bg9933FF" w:type="character">
+    <w:name w:val="Color008A00Bg9933FF"/>
+    <w:rPr>
+      <w:color w:val="008A00"/>
+      <w:shd w:color="auto" w:fill="9933FF" w:val="clear"/>
+    </w:rPr>
+  </w:style>
+  <w:style w:customStyle="1" w:styleId="Color008A00BgFFFFFF" w:type="character">
+    <w:name w:val="Color008A00BgFFFFFF"/>
+    <w:rPr>
+      <w:color w:val="008A00"/>
+      <w:shd w:color="auto" w:fill="FFFFFF" w:val="clear"/>
+    </w:rPr>
+  </w:style>
+  <w:style w:customStyle="1" w:styleId="Color008A00BgFACCCC" w:type="character">
+    <w:name w:val="Color008A00BgFACCCC"/>
+    <w:rPr>
+      <w:color w:val="008A00"/>
+      <w:shd w:color="auto" w:fill="FACCCC" w:val="clear"/>
+    </w:rPr>
+  </w:style>
+  <w:style w:customStyle="1" w:styleId="Color008A00BgFFEBCC" w:type="character">
+    <w:name w:val="Color008A00BgFFEBCC"/>
+    <w:rPr>
+      <w:color w:val="008A00"/>
+      <w:shd w:color="auto" w:fill="FFEBCC" w:val="clear"/>
+    </w:rPr>
+  </w:style>
+  <w:style w:customStyle="1" w:styleId="Color008A00BgFFFFCC" w:type="character">
+    <w:name w:val="Color008A00BgFFFFCC"/>
+    <w:rPr>
+      <w:color w:val="008A00"/>
+      <w:shd w:color="auto" w:fill="FFFFCC" w:val="clear"/>
+    </w:rPr>
+  </w:style>
+  <w:style w:customStyle="1" w:styleId="Color008A00BgCCE8CC" w:type="character">
+    <w:name w:val="Color008A00BgCCE8CC"/>
+    <w:rPr>
+      <w:color w:val="008A00"/>
+      <w:shd w:color="auto" w:fill="CCE8CC" w:val="clear"/>
+    </w:rPr>
+  </w:style>
+  <w:style w:customStyle="1" w:styleId="Color008A00BgCCE0F5" w:type="character">
+    <w:name w:val="Color008A00BgCCE0F5"/>
+    <w:rPr>
+      <w:color w:val="008A00"/>
+      <w:shd w:color="auto" w:fill="CCE0F5" w:val="clear"/>
+    </w:rPr>
+  </w:style>
+  <w:style w:customStyle="1" w:styleId="Color008A00BgEBD6FF" w:type="character">
+    <w:name w:val="Color008A00BgEBD6FF"/>
+    <w:rPr>
+      <w:color w:val="008A00"/>
+      <w:shd w:color="auto" w:fill="EBD6FF" w:val="clear"/>
+    </w:rPr>
+  </w:style>
+  <w:style w:customStyle="1" w:styleId="Color008A00BgBBBBBB" w:type="character">
+    <w:name w:val="Color008A00BgBBBBBB"/>
+    <w:rPr>
+      <w:color w:val="008A00"/>
+      <w:shd w:color="auto" w:fill="BBBBBB" w:val="clear"/>
+    </w:rPr>
+  </w:style>
+  <w:style w:customStyle="1" w:styleId="Color008A00BgF06666" w:type="character">
+    <w:name w:val="Color008A00BgF06666"/>
+    <w:rPr>
+      <w:color w:val="008A00"/>
+      <w:shd w:color="auto" w:fill="F06666" w:val="clear"/>
+    </w:rPr>
+  </w:style>
+  <w:style w:customStyle="1" w:styleId="Color008A00BgFFC266" w:type="character">
+    <w:name w:val="Color008A00BgFFC266"/>
+    <w:rPr>
+      <w:color w:val="008A00"/>
+      <w:shd w:color="auto" w:fill="FFC266" w:val="clear"/>
+    </w:rPr>
+  </w:style>
+  <w:style w:customStyle="1" w:styleId="Color008A00BgFFFF66" w:type="character">
+    <w:name w:val="Color008A00BgFFFF66"/>
+    <w:rPr>
+      <w:color w:val="008A00"/>
+      <w:shd w:color="auto" w:fill="FFFF66" w:val="clear"/>
+    </w:rPr>
+  </w:style>
+  <w:style w:customStyle="1" w:styleId="Color008A00Bg66B966" w:type="character">
+    <w:name w:val="Color008A00Bg66B966"/>
+    <w:rPr>
+      <w:color w:val="008A00"/>
+      <w:shd w:color="auto" w:fill="66B966" w:val="clear"/>
+    </w:rPr>
+  </w:style>
+  <w:style w:customStyle="1" w:styleId="Color008A00Bg66A3E0" w:type="character">
+    <w:name w:val="Color008A00Bg66A3E0"/>
+    <w:rPr>
+      <w:color w:val="008A00"/>
+      <w:shd w:color="auto" w:fill="66A3E0" w:val="clear"/>
+    </w:rPr>
+  </w:style>
+  <w:style w:customStyle="1" w:styleId="Color008A00BgC285FF" w:type="character">
+    <w:name w:val="Color008A00BgC285FF"/>
+    <w:rPr>
+      <w:color w:val="008A00"/>
+      <w:shd w:color="auto" w:fill="C285FF" w:val="clear"/>
+    </w:rPr>
+  </w:style>
+  <w:style w:customStyle="1" w:styleId="Color008A00Bg888888" w:type="character">
+    <w:name w:val="Color008A00Bg888888"/>
+    <w:rPr>
+      <w:color w:val="008A00"/>
+      <w:shd w:color="auto" w:fill="888888" w:val="clear"/>
+    </w:rPr>
+  </w:style>
+  <w:style w:customStyle="1" w:styleId="Color008A00BgA10000" w:type="character">
+    <w:name w:val="Color008A00BgA10000"/>
+    <w:rPr>
+      <w:color w:val="008A00"/>
+      <w:shd w:color="auto" w:fill="A10000" w:val="clear"/>
+    </w:rPr>
+  </w:style>
+  <w:style w:customStyle="1" w:styleId="Color008A00BgB26B00" w:type="character">
+    <w:name w:val="Color008A00BgB26B00"/>
+    <w:rPr>
+      <w:color w:val="008A00"/>
+      <w:shd w:color="auto" w:fill="B26B00" w:val="clear"/>
+    </w:rPr>
+  </w:style>
+  <w:style w:customStyle="1" w:styleId="Color008A00BgB2B200" w:type="character">
+    <w:name w:val="Color008A00BgB2B200"/>
+    <w:rPr>
+      <w:color w:val="008A00"/>
+      <w:shd w:color="auto" w:fill="B2B200" w:val="clear"/>
+    </w:rPr>
+  </w:style>
+  <w:style w:customStyle="1" w:styleId="Color008A00Bg006100" w:type="character">
+    <w:name w:val="Color008A00Bg006100"/>
+    <w:rPr>
+      <w:color w:val="008A00"/>
+      <w:shd w:color="auto" w:fill="006100" w:val="clear"/>
+    </w:rPr>
+  </w:style>
+  <w:style w:customStyle="1" w:styleId="Color008A00Bg0047B2" w:type="character">
+    <w:name w:val="Color008A00Bg0047B2"/>
+    <w:rPr>
+      <w:color w:val="008A00"/>
+      <w:shd w:color="auto" w:fill="0047B2" w:val="clear"/>
+    </w:rPr>
+  </w:style>
+  <w:style w:customStyle="1" w:styleId="Color008A00Bg6B24B2" w:type="character">
+    <w:name w:val="Color008A00Bg6B24B2"/>
+    <w:rPr>
+      <w:color w:val="008A00"/>
+      <w:shd w:color="auto" w:fill="6B24B2" w:val="clear"/>
+    </w:rPr>
+  </w:style>
+  <w:style w:customStyle="1" w:styleId="Color008A00Bg444444" w:type="character">
+    <w:name w:val="Color008A00Bg444444"/>
+    <w:rPr>
+      <w:color w:val="008A00"/>
+      <w:shd w:color="auto" w:fill="444444" w:val="clear"/>
+    </w:rPr>
+  </w:style>
+  <w:style w:customStyle="1" w:styleId="Color008A00Bg5C0000" w:type="character">
+    <w:name w:val="Color008A00Bg5C0000"/>
+    <w:rPr>
+      <w:color w:val="008A00"/>
+      <w:shd w:color="auto" w:fill="5C0000" w:val="clear"/>
+    </w:rPr>
+  </w:style>
+  <w:style w:customStyle="1" w:styleId="Color008A00Bg663D00" w:type="character">
+    <w:name w:val="Color008A00Bg663D00"/>
+    <w:rPr>
+      <w:color w:val="008A00"/>
+      <w:shd w:color="auto" w:fill="663D00" w:val="clear"/>
+    </w:rPr>
+  </w:style>
+  <w:style w:customStyle="1" w:styleId="Color008A00Bg666600" w:type="character">
+    <w:name w:val="Color008A00Bg666600"/>
+    <w:rPr>
+      <w:color w:val="008A00"/>
+      <w:shd w:color="auto" w:fill="666600" w:val="clear"/>
+    </w:rPr>
+  </w:style>
+  <w:style w:customStyle="1" w:styleId="Color008A00Bg003700" w:type="character">
+    <w:name w:val="Color008A00Bg003700"/>
+    <w:rPr>
+      <w:color w:val="008A00"/>
+      <w:shd w:color="auto" w:fill="003700" w:val="clear"/>
+    </w:rPr>
+  </w:style>
+  <w:style w:customStyle="1" w:styleId="Color008A00Bg002966" w:type="character">
+    <w:name w:val="Color008A00Bg002966"/>
+    <w:rPr>
+      <w:color w:val="008A00"/>
+      <w:shd w:color="auto" w:fill="002966" w:val="clear"/>
+    </w:rPr>
+  </w:style>
+  <w:style w:customStyle="1" w:styleId="Color008A00Bg3D1466" w:type="character">
+    <w:name w:val="Color008A00Bg3D1466"/>
+    <w:rPr>
+      <w:color w:val="008A00"/>
+      <w:shd w:color="auto" w:fill="3D1466" w:val="clear"/>
+    </w:rPr>
+  </w:style>
+  <w:style w:customStyle="1" w:styleId="Color0066CC" w:type="character">
+    <w:name w:val="Color0066CC"/>
+    <w:rPr>
+      <w:color w:val="0066CC"/>
+    </w:rPr>
+  </w:style>
+  <w:style w:customStyle="1" w:styleId="Color0066CCBgE60000" w:type="character">
+    <w:name w:val="Color0066CCBgE60000"/>
+    <w:rPr>
+      <w:color w:val="0066CC"/>
+      <w:shd w:color="auto" w:fill="E60000" w:val="clear"/>
+    </w:rPr>
+  </w:style>
+  <w:style w:customStyle="1" w:styleId="Color0066CCBgFF9900" w:type="character">
+    <w:name w:val="Color0066CCBgFF9900"/>
+    <w:rPr>
+      <w:color w:val="0066CC"/>
+      <w:shd w:color="auto" w:fill="FF9900" w:val="clear"/>
+    </w:rPr>
+  </w:style>
+  <w:style w:customStyle="1" w:styleId="Color0066CCBgFFFF00" w:type="character">
+    <w:name w:val="Color0066CCBgFFFF00"/>
+    <w:rPr>
+      <w:color w:val="0066CC"/>
+      <w:shd w:color="auto" w:fill="FFFF00" w:val="clear"/>
+    </w:rPr>
+  </w:style>
+  <w:style w:customStyle="1" w:styleId="Color0066CCBg008A00" w:type="character">
+    <w:name w:val="Color0066CCBg008A00"/>
+    <w:rPr>
+      <w:color w:val="0066CC"/>
+      <w:shd w:color="auto" w:fill="008A00" w:val="clear"/>
+    </w:rPr>
+  </w:style>
+  <w:style w:customStyle="1" w:styleId="Color0066CCBg0066CC" w:type="character">
+    <w:name w:val="Color0066CCBg0066CC"/>
+    <w:rPr>
+      <w:color w:val="0066CC"/>
+      <w:shd w:color="auto" w:fill="0066CC" w:val="clear"/>
+    </w:rPr>
+  </w:style>
+  <w:style w:customStyle="1" w:styleId="Color0066CCBg9933FF" w:type="character">
+    <w:name w:val="Color0066CCBg9933FF"/>
+    <w:rPr>
+      <w:color w:val="0066CC"/>
+      <w:shd w:color="auto" w:fill="9933FF" w:val="clear"/>
+    </w:rPr>
+  </w:style>
+  <w:style w:customStyle="1" w:styleId="Color0066CCBgFFFFFF" w:type="character">
+    <w:name w:val="Color0066CCBgFFFFFF"/>
+    <w:rPr>
+      <w:color w:val="0066CC"/>
+      <w:shd w:color="auto" w:fill="FFFFFF" w:val="clear"/>
+    </w:rPr>
+  </w:style>
+  <w:style w:customStyle="1" w:styleId="Color0066CCBgFACCCC" w:type="character">
+    <w:name w:val="Color0066CCBgFACCCC"/>
+    <w:rPr>
+      <w:color w:val="0066CC"/>
+      <w:shd w:color="auto" w:fill="FACCCC" w:val="clear"/>
+    </w:rPr>
+  </w:style>
+  <w:style w:customStyle="1" w:styleId="Color0066CCBgFFEBCC" w:type="character">
+    <w:name w:val="Color0066CCBgFFEBCC"/>
+    <w:rPr>
+      <w:color w:val="0066CC"/>
+      <w:shd w:color="auto" w:fill="FFEBCC" w:val="clear"/>
+    </w:rPr>
+  </w:style>
+  <w:style w:customStyle="1" w:styleId="Color0066CCBgFFFFCC" w:type="character">
+    <w:name w:val="Color0066CCBgFFFFCC"/>
+    <w:rPr>
+      <w:color w:val="0066CC"/>
+      <w:shd w:color="auto" w:fill="FFFFCC" w:val="clear"/>
+    </w:rPr>
+  </w:style>
+  <w:style w:customStyle="1" w:styleId="Color0066CCBgCCE8CC" w:type="character">
+    <w:name w:val="Color0066CCBgCCE8CC"/>
+    <w:rPr>
+      <w:color w:val="0066CC"/>
+      <w:shd w:color="auto" w:fill="CCE8CC" w:val="clear"/>
+    </w:rPr>
+  </w:style>
+  <w:style w:customStyle="1" w:styleId="Color0066CCBgCCE0F5" w:type="character">
+    <w:name w:val="Color0066CCBgCCE0F5"/>
+    <w:rPr>
+      <w:color w:val="0066CC"/>
+      <w:shd w:color="auto" w:fill="CCE0F5" w:val="clear"/>
+    </w:rPr>
+  </w:style>
+  <w:style w:customStyle="1" w:styleId="Color0066CCBgEBD6FF" w:type="character">
+    <w:name w:val="Color0066CCBgEBD6FF"/>
+    <w:rPr>
+      <w:color w:val="0066CC"/>
+      <w:shd w:color="auto" w:fill="EBD6FF" w:val="clear"/>
+    </w:rPr>
+  </w:style>
+  <w:style w:customStyle="1" w:styleId="Color0066CCBgBBBBBB" w:type="character">
+    <w:name w:val="Color0066CCBgBBBBBB"/>
+    <w:rPr>
+      <w:color w:val="0066CC"/>
+      <w:shd w:color="auto" w:fill="BBBBBB" w:val="clear"/>
+    </w:rPr>
+  </w:style>
+  <w:style w:customStyle="1" w:styleId="Color0066CCBgF06666" w:type="character">
+    <w:name w:val="Color0066CCBgF06666"/>
+    <w:rPr>
+      <w:color w:val="0066CC"/>
+      <w:shd w:color="auto" w:fill="F06666" w:val="clear"/>
+    </w:rPr>
+  </w:style>
+  <w:style w:customStyle="1" w:styleId="Color0066CCBgFFC266" w:type="character">
+    <w:name w:val="Color0066CCBgFFC266"/>
+    <w:rPr>
+      <w:color w:val="0066CC"/>
+      <w:shd w:color="auto" w:fill="FFC266" w:val="clear"/>
+    </w:rPr>
+  </w:style>
+  <w:style w:customStyle="1" w:styleId="Color0066CCBgFFFF66" w:type="character">
+    <w:name w:val="Color0066CCBgFFFF66"/>
+    <w:rPr>
+      <w:color w:val="0066CC"/>
+      <w:shd w:color="auto" w:fill="FFFF66" w:val="clear"/>
+    </w:rPr>
+  </w:style>
+  <w:style w:customStyle="1" w:styleId="Color0066CCBg66B966" w:type="character">
+    <w:name w:val="Color0066CCBg66B966"/>
+    <w:rPr>
+      <w:color w:val="0066CC"/>
+      <w:shd w:color="auto" w:fill="66B966" w:val="clear"/>
+    </w:rPr>
+  </w:style>
+  <w:style w:customStyle="1" w:styleId="Color0066CCBg66A3E0" w:type="character">
+    <w:name w:val="Color0066CCBg66A3E0"/>
+    <w:rPr>
+      <w:color w:val="0066CC"/>
+      <w:shd w:color="auto" w:fill="66A3E0" w:val="clear"/>
+    </w:rPr>
+  </w:style>
+  <w:style w:customStyle="1" w:styleId="Color0066CCBgC285FF" w:type="character">
+    <w:name w:val="Color0066CCBgC285FF"/>
+    <w:rPr>
+      <w:color w:val="0066CC"/>
+      <w:shd w:color="auto" w:fill="C285FF" w:val="clear"/>
+    </w:rPr>
+  </w:style>
+  <w:style w:customStyle="1" w:styleId="Color0066CCBg888888" w:type="character">
+    <w:name w:val="Color0066CCBg888888"/>
+    <w:rPr>
+      <w:color w:val="0066CC"/>
+      <w:shd w:color="auto" w:fill="888888" w:val="clear"/>
+    </w:rPr>
+  </w:style>
+  <w:style w:customStyle="1" w:styleId="Color0066CCBgA10000" w:type="character">
+    <w:name w:val="Color0066CCBgA10000"/>
+    <w:rPr>
+      <w:color w:val="0066CC"/>
+      <w:shd w:color="auto" w:fill="A10000" w:val="clear"/>
+    </w:rPr>
+  </w:style>
+  <w:style w:customStyle="1" w:styleId="Color0066CCBgB26B00" w:type="character">
+    <w:name w:val="Color0066CCBgB26B00"/>
+    <w:rPr>
+      <w:color w:val="0066CC"/>
+      <w:shd w:color="auto" w:fill="B26B00" w:val="clear"/>
+    </w:rPr>
+  </w:style>
+  <w:style w:customStyle="1" w:styleId="Color0066CCBgB2B200" w:type="character">
+    <w:name w:val="Color0066CCBgB2B200"/>
+    <w:rPr>
+      <w:color w:val="0066CC"/>
+      <w:shd w:color="auto" w:fill="B2B200" w:val="clear"/>
+    </w:rPr>
+  </w:style>
+  <w:style w:customStyle="1" w:styleId="Color0066CCBg006100" w:type="character">
+    <w:name w:val="Color0066CCBg006100"/>
+    <w:rPr>
+      <w:color w:val="0066CC"/>
+      <w:shd w:color="auto" w:fill="006100" w:val="clear"/>
+    </w:rPr>
+  </w:style>
+  <w:style w:customStyle="1" w:styleId="Color0066CCBg0047B2" w:type="character">
+    <w:name w:val="Color0066CCBg0047B2"/>
+    <w:rPr>
+      <w:color w:val="0066CC"/>
+      <w:shd w:color="auto" w:fill="0047B2" w:val="clear"/>
+    </w:rPr>
+  </w:style>
+  <w:style w:customStyle="1" w:styleId="Color0066CCBg6B24B2" w:type="character">
+    <w:name w:val="Color0066CCBg6B24B2"/>
+    <w:rPr>
+      <w:color w:val="0066CC"/>
+      <w:shd w:color="auto" w:fill="6B24B2" w:val="clear"/>
+    </w:rPr>
+  </w:style>
+  <w:style w:customStyle="1" w:styleId="Color0066CCBg444444" w:type="character">
+    <w:name w:val="Color0066CCBg444444"/>
+    <w:rPr>
+      <w:color w:val="0066CC"/>
+      <w:shd w:color="auto" w:fill="444444" w:val="clear"/>
+    </w:rPr>
+  </w:style>
+  <w:style w:customStyle="1" w:styleId="Color0066CCBg5C0000" w:type="character">
+    <w:name w:val="Color0066CCBg5C0000"/>
+    <w:rPr>
+      <w:color w:val="0066CC"/>
+      <w:shd w:color="auto" w:fill="5C0000" w:val="clear"/>
+    </w:rPr>
+  </w:style>
+  <w:style w:customStyle="1" w:styleId="Color0066CCBg663D00" w:type="character">
+    <w:name w:val="Color0066CCBg663D00"/>
+    <w:rPr>
+      <w:color w:val="0066CC"/>
+      <w:shd w:color="auto" w:fill="663D00" w:val="clear"/>
+    </w:rPr>
+  </w:style>
+  <w:style w:customStyle="1" w:styleId="Color0066CCBg666600" w:type="character">
+    <w:name w:val="Color0066CCBg666600"/>
+    <w:rPr>
+      <w:color w:val="0066CC"/>
+      <w:shd w:color="auto" w:fill="666600" w:val="clear"/>
+    </w:rPr>
+  </w:style>
+  <w:style w:customStyle="1" w:styleId="Color0066CCBg003700" w:type="character">
+    <w:name w:val="Color0066CCBg003700"/>
+    <w:rPr>
+      <w:color w:val="0066CC"/>
+      <w:shd w:color="auto" w:fill="003700" w:val="clear"/>
+    </w:rPr>
+  </w:style>
+  <w:style w:customStyle="1" w:styleId="Color0066CCBg002966" w:type="character">
+    <w:name w:val="Color0066CCBg002966"/>
+    <w:rPr>
+      <w:color w:val="0066CC"/>
+      <w:shd w:color="auto" w:fill="002966" w:val="clear"/>
+    </w:rPr>
+  </w:style>
+  <w:style w:customStyle="1" w:styleId="Color0066CCBg3D1466" w:type="character">
+    <w:name w:val="Color0066CCBg3D1466"/>
+    <w:rPr>
+      <w:color w:val="0066CC"/>
+      <w:shd w:color="auto" w:fill="3D1466" w:val="clear"/>
+    </w:rPr>
+  </w:style>
+  <w:style w:customStyle="1" w:styleId="Color9933FF" w:type="character">
+    <w:name w:val="Color9933FF"/>
+    <w:rPr>
+      <w:color w:val="9933FF"/>
+    </w:rPr>
+  </w:style>
+  <w:style w:customStyle="1" w:styleId="Color9933FFBgE60000" w:type="character">
+    <w:name w:val="Color9933FFBgE60000"/>
+    <w:rPr>
+      <w:color w:val="9933FF"/>
+      <w:shd w:color="auto" w:fill="E60000" w:val="clear"/>
+    </w:rPr>
+  </w:style>
+  <w:style w:customStyle="1" w:styleId="Color9933FFBgFF9900" w:type="character">
+    <w:name w:val="Color9933FFBgFF9900"/>
+    <w:rPr>
+      <w:color w:val="9933FF"/>
+      <w:shd w:color="auto" w:fill="FF9900" w:val="clear"/>
+    </w:rPr>
+  </w:style>
+  <w:style w:customStyle="1" w:styleId="Color9933FFBgFFFF00" w:type="character">
+    <w:name w:val="Color9933FFBgFFFF00"/>
+    <w:rPr>
+      <w:color w:val="9933FF"/>
+      <w:shd w:color="auto" w:fill="FFFF00" w:val="clear"/>
+    </w:rPr>
+  </w:style>
+  <w:style w:customStyle="1" w:styleId="Color9933FFBg008A00" w:type="character">
+    <w:name w:val="Color9933FFBg008A00"/>
+    <w:rPr>
+      <w:color w:val="9933FF"/>
+      <w:shd w:color="auto" w:fill="008A00" w:val="clear"/>
+    </w:rPr>
+  </w:style>
+  <w:style w:customStyle="1" w:styleId="Color9933FFBg0066CC" w:type="character">
+    <w:name w:val="Color9933FFBg0066CC"/>
+    <w:rPr>
+      <w:color w:val="9933FF"/>
+      <w:shd w:color="auto" w:fill="0066CC" w:val="clear"/>
+    </w:rPr>
+  </w:style>
+  <w:style w:customStyle="1" w:styleId="Color9933FFBg9933FF" w:type="character">
+    <w:name w:val="Color9933FFBg9933FF"/>
+    <w:rPr>
+      <w:color w:val="9933FF"/>
+      <w:shd w:color="auto" w:fill="9933FF" w:val="clear"/>
+    </w:rPr>
+  </w:style>
+  <w:style w:customStyle="1" w:styleId="Color9933FFBgFFFFFF" w:type="character">
+    <w:name w:val="Color9933FFBgFFFFFF"/>
+    <w:rPr>
+      <w:color w:val="9933FF"/>
+      <w:shd w:color="auto" w:fill="FFFFFF" w:val="clear"/>
+    </w:rPr>
+  </w:style>
+  <w:style w:customStyle="1" w:styleId="Color9933FFBgFACCCC" w:type="character">
+    <w:name w:val="Color9933FFBgFACCCC"/>
+    <w:rPr>
+      <w:color w:val="9933FF"/>
+      <w:shd w:color="auto" w:fill="FACCCC" w:val="clear"/>
+    </w:rPr>
+  </w:style>
+  <w:style w:customStyle="1" w:styleId="Color9933FFBgFFEBCC" w:type="character">
+    <w:name w:val="Color9933FFBgFFEBCC"/>
+    <w:rPr>
+      <w:color w:val="9933FF"/>
+      <w:shd w:color="auto" w:fill="FFEBCC" w:val="clear"/>
+    </w:rPr>
+  </w:style>
+  <w:style w:customStyle="1" w:styleId="Color9933FFBgFFFFCC" w:type="character">
+    <w:name w:val="Color9933FFBgFFFFCC"/>
+    <w:rPr>
+      <w:color w:val="9933FF"/>
+      <w:shd w:color="auto" w:fill="FFFFCC" w:val="clear"/>
+    </w:rPr>
+  </w:style>
+  <w:style w:customStyle="1" w:styleId="Color9933FFBgCCE8CC" w:type="character">
+    <w:name w:val="Color9933FFBgCCE8CC"/>
+    <w:rPr>
+      <w:color w:val="9933FF"/>
+      <w:shd w:color="auto" w:fill="CCE8CC" w:val="clear"/>
+    </w:rPr>
+  </w:style>
+  <w:style w:customStyle="1" w:styleId="Color9933FFBgCCE0F5" w:type="character">
+    <w:name w:val="Color9933FFBgCCE0F5"/>
+    <w:rPr>
+      <w:color w:val="9933FF"/>
+      <w:shd w:color="auto" w:fill="CCE0F5" w:val="clear"/>
+    </w:rPr>
+  </w:style>
+  <w:style w:customStyle="1" w:styleId="Color9933FFBgEBD6FF" w:type="character">
+    <w:name w:val="Color9933FFBgEBD6FF"/>
+    <w:rPr>
+      <w:color w:val="9933FF"/>
+      <w:shd w:color="auto" w:fill="EBD6FF" w:val="clear"/>
+    </w:rPr>
+  </w:style>
+  <w:style w:customStyle="1" w:styleId="Color9933FFBgBBBBBB" w:type="character">
+    <w:name w:val="Color9933FFBgBBBBBB"/>
+    <w:rPr>
+      <w:color w:val="9933FF"/>
+      <w:shd w:color="auto" w:fill="BBBBBB" w:val="clear"/>
+    </w:rPr>
+  </w:style>
+  <w:style w:customStyle="1" w:styleId="Color9933FFBgF06666" w:type="character">
+    <w:name w:val="Color9933FFBgF06666"/>
+    <w:rPr>
+      <w:color w:val="9933FF"/>
+      <w:shd w:color="auto" w:fill="F06666" w:val="clear"/>
+    </w:rPr>
+  </w:style>
+  <w:style w:customStyle="1" w:styleId="Color9933FFBgFFC266" w:type="character">
+    <w:name w:val="Color9933FFBgFFC266"/>
+    <w:rPr>
+      <w:color w:val="9933FF"/>
+      <w:shd w:color="auto" w:fill="FFC266" w:val="clear"/>
+    </w:rPr>
+  </w:style>
+  <w:style w:customStyle="1" w:styleId="Color9933FFBgFFFF66" w:type="character">
+    <w:name w:val="Color9933FFBgFFFF66"/>
+    <w:rPr>
+      <w:color w:val="9933FF"/>
+      <w:shd w:color="auto" w:fill="FFFF66" w:val="clear"/>
+    </w:rPr>
+  </w:style>
+  <w:style w:customStyle="1" w:styleId="Color9933FFBg66B966" w:type="character">
+    <w:name w:val="Color9933FFBg66B966"/>
+    <w:rPr>
+      <w:color w:val="9933FF"/>
+      <w:shd w:color="auto" w:fill="66B966" w:val="clear"/>
+    </w:rPr>
+  </w:style>
+  <w:style w:customStyle="1" w:styleId="Color9933FFBg66A3E0" w:type="character">
+    <w:name w:val="Color9933FFBg66A3E0"/>
+    <w:rPr>
+      <w:color w:val="9933FF"/>
+      <w:shd w:color="auto" w:fill="66A3E0" w:val="clear"/>
+    </w:rPr>
+  </w:style>
+  <w:style w:customStyle="1" w:styleId="Color9933FFBgC285FF" w:type="character">
+    <w:name w:val="Color9933FFBgC285FF"/>
+    <w:rPr>
+      <w:color w:val="9933FF"/>
+      <w:shd w:color="auto" w:fill="C285FF" w:val="clear"/>
+    </w:rPr>
+  </w:style>
+  <w:style w:customStyle="1" w:styleId="Color9933FFBg888888" w:type="character">
+    <w:name w:val="Color9933FFBg888888"/>
+    <w:rPr>
+      <w:color w:val="9933FF"/>
+      <w:shd w:color="auto" w:fill="888888" w:val="clear"/>
+    </w:rPr>
+  </w:style>
+  <w:style w:customStyle="1" w:styleId="Color9933FFBgA10000" w:type="character">
+    <w:name w:val="Color9933FFBgA10000"/>
+    <w:rPr>
+      <w:color w:val="9933FF"/>
+      <w:shd w:color="auto" w:fill="A10000" w:val="clear"/>
+    </w:rPr>
+  </w:style>
+  <w:style w:customStyle="1" w:styleId="Color9933FFBgB26B00" w:type="character">
+    <w:name w:val="Color9933FFBgB26B00"/>
+    <w:rPr>
+      <w:color w:val="9933FF"/>
+      <w:shd w:color="auto" w:fill="B26B00" w:val="clear"/>
+    </w:rPr>
+  </w:style>
+  <w:style w:customStyle="1" w:styleId="Color9933FFBgB2B200" w:type="character">
+    <w:name w:val="Color9933FFBgB2B200"/>
+    <w:rPr>
+      <w:color w:val="9933FF"/>
+      <w:shd w:color="auto" w:fill="B2B200" w:val="clear"/>
+    </w:rPr>
+  </w:style>
+  <w:style w:customStyle="1" w:styleId="Color9933FFBg006100" w:type="character">
+    <w:name w:val="Color9933FFBg006100"/>
+    <w:rPr>
+      <w:color w:val="9933FF"/>
+      <w:shd w:color="auto" w:fill="006100" w:val="clear"/>
+    </w:rPr>
+  </w:style>
+  <w:style w:customStyle="1" w:styleId="Color9933FFBg0047B2" w:type="character">
+    <w:name w:val="Color9933FFBg0047B2"/>
+    <w:rPr>
+      <w:color w:val="9933FF"/>
+      <w:shd w:color="auto" w:fill="0047B2" w:val="clear"/>
+    </w:rPr>
+  </w:style>
+  <w:style w:customStyle="1" w:styleId="Color9933FFBg6B24B2" w:type="character">
+    <w:name w:val="Color9933FFBg6B24B2"/>
+    <w:rPr>
+      <w:color w:val="9933FF"/>
+      <w:shd w:color="auto" w:fill="6B24B2" w:val="clear"/>
+    </w:rPr>
+  </w:style>
+  <w:style w:customStyle="1" w:styleId="Color9933FFBg444444" w:type="character">
+    <w:name w:val="Color9933FFBg444444"/>
+    <w:rPr>
+      <w:color w:val="9933FF"/>
+      <w:shd w:color="auto" w:fill="444444" w:val="clear"/>
+    </w:rPr>
+  </w:style>
+  <w:style w:customStyle="1" w:styleId="Color9933FFBg5C0000" w:type="character">
+    <w:name w:val="Color9933FFBg5C0000"/>
+    <w:rPr>
+      <w:color w:val="9933FF"/>
+      <w:shd w:color="auto" w:fill="5C0000" w:val="clear"/>
+    </w:rPr>
+  </w:style>
+  <w:style w:customStyle="1" w:styleId="Color9933FFBg663D00" w:type="character">
+    <w:name w:val="Color9933FFBg663D00"/>
+    <w:rPr>
+      <w:color w:val="9933FF"/>
+      <w:shd w:color="auto" w:fill="663D00" w:val="clear"/>
+    </w:rPr>
+  </w:style>
+  <w:style w:customStyle="1" w:styleId="Color9933FFBg666600" w:type="character">
+    <w:name w:val="Color9933FFBg666600"/>
+    <w:rPr>
+      <w:color w:val="9933FF"/>
+      <w:shd w:color="auto" w:fill="666600" w:val="clear"/>
+    </w:rPr>
+  </w:style>
+  <w:style w:customStyle="1" w:styleId="Color9933FFBg003700" w:type="character">
+    <w:name w:val="Color9933FFBg003700"/>
+    <w:rPr>
+      <w:color w:val="9933FF"/>
+      <w:shd w:color="auto" w:fill="003700" w:val="clear"/>
+    </w:rPr>
+  </w:style>
+  <w:style w:customStyle="1" w:styleId="Color9933FFBg002966" w:type="character">
+    <w:name w:val="Color9933FFBg002966"/>
+    <w:rPr>
+      <w:color w:val="9933FF"/>
+      <w:shd w:color="auto" w:fill="002966" w:val="clear"/>
+    </w:rPr>
+  </w:style>
+  <w:style w:customStyle="1" w:styleId="Color9933FFBg3D1466" w:type="character">
+    <w:name w:val="Color9933FFBg3D1466"/>
+    <w:rPr>
+      <w:color w:val="9933FF"/>
+      <w:shd w:color="auto" w:fill="3D1466" w:val="clear"/>
+    </w:rPr>
+  </w:style>
+  <w:style w:customStyle="1" w:styleId="ColorFFFFFF" w:type="character">
+    <w:name w:val="ColorFFFFFF"/>
+    <w:rPr>
+      <w:color w:val="FFFFFF"/>
+    </w:rPr>
+  </w:style>
+  <w:style w:customStyle="1" w:styleId="ColorFFFFFFBgE60000" w:type="character">
+    <w:name w:val="ColorFFFFFFBgE60000"/>
+    <w:rPr>
+      <w:color w:val="FFFFFF"/>
+      <w:shd w:color="auto" w:fill="E60000" w:val="clear"/>
+    </w:rPr>
+  </w:style>
+  <w:style w:customStyle="1" w:styleId="ColorFFFFFFBgFF9900" w:type="character">
+    <w:name w:val="ColorFFFFFFBgFF9900"/>
+    <w:rPr>
+      <w:color w:val="FFFFFF"/>
+      <w:shd w:color="auto" w:fill="FF9900" w:val="clear"/>
+    </w:rPr>
+  </w:style>
+  <w:style w:customStyle="1" w:styleId="ColorFFFFFFBgFFFF00" w:type="character">
+    <w:name w:val="ColorFFFFFFBgFFFF00"/>
+    <w:rPr>
+      <w:color w:val="FFFFFF"/>
+      <w:shd w:color="auto" w:fill="FFFF00" w:val="clear"/>
+    </w:rPr>
+  </w:style>
+  <w:style w:customStyle="1" w:styleId="ColorFFFFFFBg008A00" w:type="character">
+    <w:name w:val="ColorFFFFFFBg008A00"/>
+    <w:rPr>
+      <w:color w:val="FFFFFF"/>
+      <w:shd w:color="auto" w:fill="008A00" w:val="clear"/>
+    </w:rPr>
+  </w:style>
+  <w:style w:customStyle="1" w:styleId="ColorFFFFFFBg0066CC" w:type="character">
+    <w:name w:val="ColorFFFFFFBg0066CC"/>
+    <w:rPr>
+      <w:color w:val="FFFFFF"/>
+      <w:shd w:color="auto" w:fill="0066CC" w:val="clear"/>
+    </w:rPr>
+  </w:style>
+  <w:style w:customStyle="1" w:styleId="ColorFFFFFFBg9933FF" w:type="character">
+    <w:name w:val="ColorFFFFFFBg9933FF"/>
+    <w:rPr>
+      <w:color w:val="FFFFFF"/>
+      <w:shd w:color="auto" w:fill="9933FF" w:val="clear"/>
+    </w:rPr>
+  </w:style>
+  <w:style w:customStyle="1" w:styleId="ColorFFFFFFBgFFFFFF" w:type="character">
+    <w:name w:val="ColorFFFFFFBgFFFFFF"/>
+    <w:rPr>
+      <w:color w:val="FFFFFF"/>
+      <w:shd w:color="auto" w:fill="FFFFFF" w:val="clear"/>
+    </w:rPr>
+  </w:style>
+  <w:style w:customStyle="1" w:styleId="ColorFFFFFFBgFACCCC" w:type="character">
+    <w:name w:val="ColorFFFFFFBgFACCCC"/>
+    <w:rPr>
+      <w:color w:val="FFFFFF"/>
+      <w:shd w:color="auto" w:fill="FACCCC" w:val="clear"/>
+    </w:rPr>
+  </w:style>
+  <w:style w:customStyle="1" w:styleId="ColorFFFFFFBgFFEBCC" w:type="character">
+    <w:name w:val="ColorFFFFFFBgFFEBCC"/>
+    <w:rPr>
+      <w:color w:val="FFFFFF"/>
+      <w:shd w:color="auto" w:fill="FFEBCC" w:val="clear"/>
+    </w:rPr>
+  </w:style>
+  <w:style w:customStyle="1" w:styleId="ColorFFFFFFBgFFFFCC" w:type="character">
+    <w:name w:val="ColorFFFFFFBgFFFFCC"/>
+    <w:rPr>
+      <w:color w:val="FFFFFF"/>
+      <w:shd w:color="auto" w:fill="FFFFCC" w:val="clear"/>
+    </w:rPr>
+  </w:style>
+  <w:style w:customStyle="1" w:styleId="ColorFFFFFFBgCCE8CC" w:type="character">
+    <w:name w:val="ColorFFFFFFBgCCE8CC"/>
+    <w:rPr>
+      <w:color w:val="FFFFFF"/>
+      <w:shd w:color="auto" w:fill="CCE8CC" w:val="clear"/>
+    </w:rPr>
+  </w:style>
+  <w:style w:customStyle="1" w:styleId="ColorFFFFFFBgCCE0F5" w:type="character">
+    <w:name w:val="ColorFFFFFFBgCCE0F5"/>
+    <w:rPr>
+      <w:color w:val="FFFFFF"/>
+      <w:shd w:color="auto" w:fill="CCE0F5" w:val="clear"/>
+    </w:rPr>
+  </w:style>
+  <w:style w:customStyle="1" w:styleId="ColorFFFFFFBgEBD6FF" w:type="character">
+    <w:name w:val="ColorFFFFFFBgEBD6FF"/>
+    <w:rPr>
+      <w:color w:val="FFFFFF"/>
+      <w:shd w:color="auto" w:fill="EBD6FF" w:val="clear"/>
+    </w:rPr>
+  </w:style>
+  <w:style w:customStyle="1" w:styleId="ColorFFFFFFBgBBBBBB" w:type="character">
+    <w:name w:val="ColorFFFFFFBgBBBBBB"/>
+    <w:rPr>
+      <w:color w:val="FFFFFF"/>
+      <w:shd w:color="auto" w:fill="BBBBBB" w:val="clear"/>
+    </w:rPr>
+  </w:style>
+  <w:style w:customStyle="1" w:styleId="ColorFFFFFFBgF06666" w:type="character">
+    <w:name w:val="ColorFFFFFFBgF06666"/>
+    <w:rPr>
+      <w:color w:val="FFFFFF"/>
+      <w:shd w:color="auto" w:fill="F06666" w:val="clear"/>
+    </w:rPr>
+  </w:style>
+  <w:style w:customStyle="1" w:styleId="ColorFFFFFFBgFFC266" w:type="character">
+    <w:name w:val="ColorFFFFFFBgFFC266"/>
+    <w:rPr>
+      <w:color w:val="FFFFFF"/>
+      <w:shd w:color="auto" w:fill="FFC266" w:val="clear"/>
+    </w:rPr>
+  </w:style>
+  <w:style w:customStyle="1" w:styleId="ColorFFFFFFBgFFFF66" w:type="character">
+    <w:name w:val="ColorFFFFFFBgFFFF66"/>
+    <w:rPr>
+      <w:color w:val="FFFFFF"/>
+      <w:shd w:color="auto" w:fill="FFFF66" w:val="clear"/>
+    </w:rPr>
+  </w:style>
+  <w:style w:customStyle="1" w:styleId="ColorFFFFFFBg66B966" w:type="character">
+    <w:name w:val="ColorFFFFFFBg66B966"/>
+    <w:rPr>
+      <w:color w:val="FFFFFF"/>
+      <w:shd w:color="auto" w:fill="66B966" w:val="clear"/>
+    </w:rPr>
+  </w:style>
+  <w:style w:customStyle="1" w:styleId="ColorFFFFFFBg66A3E0" w:type="character">
+    <w:name w:val="ColorFFFFFFBg66A3E0"/>
+    <w:rPr>
+      <w:color w:val="FFFFFF"/>
+      <w:shd w:color="auto" w:fill="66A3E0" w:val="clear"/>
+    </w:rPr>
+  </w:style>
+  <w:style w:customStyle="1" w:styleId="ColorFFFFFFBgC285FF" w:type="character">
+    <w:name w:val="ColorFFFFFFBgC285FF"/>
+    <w:rPr>
+      <w:color w:val="FFFFFF"/>
+      <w:shd w:color="auto" w:fill="C285FF" w:val="clear"/>
+    </w:rPr>
+  </w:style>
+  <w:style w:customStyle="1" w:styleId="ColorFFFFFFBg888888" w:type="character">
+    <w:name w:val="ColorFFFFFFBg888888"/>
+    <w:rPr>
+      <w:color w:val="FFFFFF"/>
+      <w:shd w:color="auto" w:fill="888888" w:val="clear"/>
+    </w:rPr>
+  </w:style>
+  <w:style w:customStyle="1" w:styleId="ColorFFFFFFBgA10000" w:type="character">
+    <w:name w:val="ColorFFFFFFBgA10000"/>
+    <w:rPr>
+      <w:color w:val="FFFFFF"/>
+      <w:shd w:color="auto" w:fill="A10000" w:val="clear"/>
+    </w:rPr>
+  </w:style>
+  <w:style w:customStyle="1" w:styleId="ColorFFFFFFBgB26B00" w:type="character">
+    <w:name w:val="ColorFFFFFFBgB26B00"/>
+    <w:rPr>
+      <w:color w:val="FFFFFF"/>
+      <w:shd w:color="auto" w:fill="B26B00" w:val="clear"/>
+    </w:rPr>
+  </w:style>
+  <w:style w:customStyle="1" w:styleId="ColorFFFFFFBgB2B200" w:type="character">
+    <w:name w:val="ColorFFFFFFBgB2B200"/>
+    <w:rPr>
+      <w:color w:val="FFFFFF"/>
+      <w:shd w:color="auto" w:fill="B2B200" w:val="clear"/>
+    </w:rPr>
+  </w:style>
+  <w:style w:customStyle="1" w:styleId="ColorFFFFFFBg006100" w:type="character">
+    <w:name w:val="ColorFFFFFFBg006100"/>
+    <w:rPr>
+      <w:color w:val="FFFFFF"/>
+      <w:shd w:color="auto" w:fill="006100" w:val="clear"/>
+    </w:rPr>
+  </w:style>
+  <w:style w:customStyle="1" w:styleId="ColorFFFFFFBg0047B2" w:type="character">
+    <w:name w:val="ColorFFFFFFBg0047B2"/>
+    <w:rPr>
+      <w:color w:val="FFFFFF"/>
+      <w:shd w:color="auto" w:fill="0047B2" w:val="clear"/>
+    </w:rPr>
+  </w:style>
+  <w:style w:customStyle="1" w:styleId="ColorFFFFFFBg6B24B2" w:type="character">
+    <w:name w:val="ColorFFFFFFBg6B24B2"/>
+    <w:rPr>
+      <w:color w:val="FFFFFF"/>
+      <w:shd w:color="auto" w:fill="6B24B2" w:val="clear"/>
+    </w:rPr>
+  </w:style>
+  <w:style w:customStyle="1" w:styleId="ColorFFFFFFBg444444" w:type="character">
+    <w:name w:val="ColorFFFFFFBg444444"/>
+    <w:rPr>
+      <w:color w:val="FFFFFF"/>
+      <w:shd w:color="auto" w:fill="444444" w:val="clear"/>
+    </w:rPr>
+  </w:style>
+  <w:style w:customStyle="1" w:styleId="ColorFFFFFFBg5C0000" w:type="character">
+    <w:name w:val="ColorFFFFFFBg5C0000"/>
+    <w:rPr>
+      <w:color w:val="FFFFFF"/>
+      <w:shd w:color="auto" w:fill="5C0000" w:val="clear"/>
+    </w:rPr>
+  </w:style>
+  <w:style w:customStyle="1" w:styleId="ColorFFFFFFBg663D00" w:type="character">
+    <w:name w:val="ColorFFFFFFBg663D00"/>
+    <w:rPr>
+      <w:color w:val="FFFFFF"/>
+      <w:shd w:color="auto" w:fill="663D00" w:val="clear"/>
+    </w:rPr>
+  </w:style>
+  <w:style w:customStyle="1" w:styleId="ColorFFFFFFBg666600" w:type="character">
+    <w:name w:val="ColorFFFFFFBg666600"/>
+    <w:rPr>
+      <w:color w:val="FFFFFF"/>
+      <w:shd w:color="auto" w:fill="666600" w:val="clear"/>
+    </w:rPr>
+  </w:style>
+  <w:style w:customStyle="1" w:styleId="ColorFFFFFFBg003700" w:type="character">
+    <w:name w:val="ColorFFFFFFBg003700"/>
+    <w:rPr>
+      <w:color w:val="FFFFFF"/>
+      <w:shd w:color="auto" w:fill="003700" w:val="clear"/>
+    </w:rPr>
+  </w:style>
+  <w:style w:customStyle="1" w:styleId="ColorFFFFFFBg002966" w:type="character">
+    <w:name w:val="ColorFFFFFFBg002966"/>
+    <w:rPr>
+      <w:color w:val="FFFFFF"/>
+      <w:shd w:color="auto" w:fill="002966" w:val="clear"/>
+    </w:rPr>
+  </w:style>
+  <w:style w:customStyle="1" w:styleId="ColorFFFFFFBg3D1466" w:type="character">
+    <w:name w:val="ColorFFFFFFBg3D1466"/>
+    <w:rPr>
+      <w:color w:val="FFFFFF"/>
+      <w:shd w:color="auto" w:fill="3D1466" w:val="clear"/>
+    </w:rPr>
+  </w:style>
+  <w:style w:customStyle="1" w:styleId="ColorFACCCC" w:type="character">
+    <w:name w:val="ColorFACCCC"/>
+    <w:rPr>
+      <w:color w:val="FACCCC"/>
+    </w:rPr>
+  </w:style>
+  <w:style w:customStyle="1" w:styleId="ColorFACCCCBgE60000" w:type="character">
+    <w:name w:val="ColorFACCCCBgE60000"/>
+    <w:rPr>
+      <w:color w:val="FACCCC"/>
+      <w:shd w:color="auto" w:fill="E60000" w:val="clear"/>
+    </w:rPr>
+  </w:style>
+  <w:style w:customStyle="1" w:styleId="ColorFACCCCBgFF9900" w:type="character">
+    <w:name w:val="ColorFACCCCBgFF9900"/>
+    <w:rPr>
+      <w:color w:val="FACCCC"/>
+      <w:shd w:color="auto" w:fill="FF9900" w:val="clear"/>
+    </w:rPr>
+  </w:style>
+  <w:style w:customStyle="1" w:styleId="ColorFACCCCBgFFFF00" w:type="character">
+    <w:name w:val="ColorFACCCCBgFFFF00"/>
+    <w:rPr>
+      <w:color w:val="FACCCC"/>
+      <w:shd w:color="auto" w:fill="FFFF00" w:val="clear"/>
+    </w:rPr>
+  </w:style>
+  <w:style w:customStyle="1" w:styleId="ColorFACCCCBg008A00" w:type="character">
+    <w:name w:val="ColorFACCCCBg008A00"/>
+    <w:rPr>
+      <w:color w:val="FACCCC"/>
+      <w:shd w:color="auto" w:fill="008A00" w:val="clear"/>
+    </w:rPr>
+  </w:style>
+  <w:style w:customStyle="1" w:styleId="ColorFACCCCBg0066CC" w:type="character">
+    <w:name w:val="ColorFACCCCBg0066CC"/>
+    <w:rPr>
+      <w:color w:val="FACCCC"/>
+      <w:shd w:color="auto" w:fill="0066CC" w:val="clear"/>
+    </w:rPr>
+  </w:style>
+  <w:style w:customStyle="1" w:styleId="ColorFACCCCBg9933FF" w:type="character">
+    <w:name w:val="ColorFACCCCBg9933FF"/>
+    <w:rPr>
+      <w:color w:val="FACCCC"/>
+      <w:shd w:color="auto" w:fill="9933FF" w:val="clear"/>
+    </w:rPr>
+  </w:style>
+  <w:style w:customStyle="1" w:styleId="ColorFACCCCBgFFFFFF" w:type="character">
+    <w:name w:val="ColorFACCCCBgFFFFFF"/>
+    <w:rPr>
+      <w:color w:val="FACCCC"/>
+      <w:shd w:color="auto" w:fill="FFFFFF" w:val="clear"/>
+    </w:rPr>
+  </w:style>
+  <w:style w:customStyle="1" w:styleId="ColorFACCCCBgFACCCC" w:type="character">
+    <w:name w:val="ColorFACCCCBgFACCCC"/>
+    <w:rPr>
+      <w:color w:val="FACCCC"/>
+      <w:shd w:color="auto" w:fill="FACCCC" w:val="clear"/>
+    </w:rPr>
+  </w:style>
+  <w:style w:customStyle="1" w:styleId="ColorFACCCCBgFFEBCC" w:type="character">
+    <w:name w:val="ColorFACCCCBgFFEBCC"/>
+    <w:rPr>
+      <w:color w:val="FACCCC"/>
+      <w:shd w:color="auto" w:fill="FFEBCC" w:val="clear"/>
+    </w:rPr>
+  </w:style>
+  <w:style w:customStyle="1" w:styleId="ColorFACCCCBgFFFFCC" w:type="character">
+    <w:name w:val="ColorFACCCCBgFFFFCC"/>
+    <w:rPr>
+      <w:color w:val="FACCCC"/>
+      <w:shd w:color="auto" w:fill="FFFFCC" w:val="clear"/>
+    </w:rPr>
+  </w:style>
+  <w:style w:customStyle="1" w:styleId="ColorFACCCCBgCCE8CC" w:type="character">
+    <w:name w:val="ColorFACCCCBgCCE8CC"/>
+    <w:rPr>
+      <w:color w:val="FACCCC"/>
+      <w:shd w:color="auto" w:fill="CCE8CC" w:val="clear"/>
+    </w:rPr>
+  </w:style>
+  <w:style w:customStyle="1" w:styleId="ColorFACCCCBgCCE0F5" w:type="character">
+    <w:name w:val="ColorFACCCCBgCCE0F5"/>
+    <w:rPr>
+      <w:color w:val="FACCCC"/>
+      <w:shd w:color="auto" w:fill="CCE0F5" w:val="clear"/>
+    </w:rPr>
+  </w:style>
+  <w:style w:customStyle="1" w:styleId="ColorFACCCCBgEBD6FF" w:type="character">
+    <w:name w:val="ColorFACCCCBgEBD6FF"/>
+    <w:rPr>
+      <w:color w:val="FACCCC"/>
+      <w:shd w:color="auto" w:fill="EBD6FF" w:val="clear"/>
+    </w:rPr>
+  </w:style>
+  <w:style w:customStyle="1" w:styleId="ColorFACCCCBgBBBBBB" w:type="character">
+    <w:name w:val="ColorFACCCCBgBBBBBB"/>
+    <w:rPr>
+      <w:color w:val="FACCCC"/>
+      <w:shd w:color="auto" w:fill="BBBBBB" w:val="clear"/>
+    </w:rPr>
+  </w:style>
+  <w:style w:customStyle="1" w:styleId="ColorFACCCCBgF06666" w:type="character">
+    <w:name w:val="ColorFACCCCBgF06666"/>
+    <w:rPr>
+      <w:color w:val="FACCCC"/>
+      <w:shd w:color="auto" w:fill="F06666" w:val="clear"/>
+    </w:rPr>
+  </w:style>
+  <w:style w:customStyle="1" w:styleId="ColorFACCCCBgFFC266" w:type="character">
+    <w:name w:val="ColorFACCCCBgFFC266"/>
+    <w:rPr>
+      <w:color w:val="FACCCC"/>
+      <w:shd w:color="auto" w:fill="FFC266" w:val="clear"/>
+    </w:rPr>
+  </w:style>
+  <w:style w:customStyle="1" w:styleId="ColorFACCCCBgFFFF66" w:type="character">
+    <w:name w:val="ColorFACCCCBgFFFF66"/>
+    <w:rPr>
+      <w:color w:val="FACCCC"/>
+      <w:shd w:color="auto" w:fill="FFFF66" w:val="clear"/>
+    </w:rPr>
+  </w:style>
+  <w:style w:customStyle="1" w:styleId="ColorFACCCCBg66B966" w:type="character">
+    <w:name w:val="ColorFACCCCBg66B966"/>
+    <w:rPr>
+      <w:color w:val="FACCCC"/>
+      <w:shd w:color="auto" w:fill="66B966" w:val="clear"/>
+    </w:rPr>
+  </w:style>
+  <w:style w:customStyle="1" w:styleId="ColorFACCCCBg66A3E0" w:type="character">
+    <w:name w:val="ColorFACCCCBg66A3E0"/>
+    <w:rPr>
+      <w:color w:val="FACCCC"/>
+      <w:shd w:color="auto" w:fill="66A3E0" w:val="clear"/>
+    </w:rPr>
+  </w:style>
+  <w:style w:customStyle="1" w:styleId="ColorFACCCCBgC285FF" w:type="character">
+    <w:name w:val="ColorFACCCCBgC285FF"/>
+    <w:rPr>
+      <w:color w:val="FACCCC"/>
+      <w:shd w:color="auto" w:fill="C285FF" w:val="clear"/>
+    </w:rPr>
+  </w:style>
+  <w:style w:customStyle="1" w:styleId="ColorFACCCCBg888888" w:type="character">
+    <w:name w:val="ColorFACCCCBg888888"/>
+    <w:rPr>
+      <w:color w:val="FACCCC"/>
+      <w:shd w:color="auto" w:fill="888888" w:val="clear"/>
+    </w:rPr>
+  </w:style>
+  <w:style w:customStyle="1" w:styleId="ColorFACCCCBgA10000" w:type="character">
+    <w:name w:val="ColorFACCCCBgA10000"/>
+    <w:rPr>
+      <w:color w:val="FACCCC"/>
+      <w:shd w:color="auto" w:fill="A10000" w:val="clear"/>
+    </w:rPr>
+  </w:style>
+  <w:style w:customStyle="1" w:styleId="ColorFACCCCBgB26B00" w:type="character">
+    <w:name w:val="ColorFACCCCBgB26B00"/>
+    <w:rPr>
+      <w:color w:val="FACCCC"/>
+      <w:shd w:color="auto" w:fill="B26B00" w:val="clear"/>
+    </w:rPr>
+  </w:style>
+  <w:style w:customStyle="1" w:styleId="ColorFACCCCBgB2B200" w:type="character">
+    <w:name w:val="ColorFACCCCBgB2B200"/>
+    <w:rPr>
+      <w:color w:val="FACCCC"/>
+      <w:shd w:color="auto" w:fill="B2B200" w:val="clear"/>
+    </w:rPr>
+  </w:style>
+  <w:style w:customStyle="1" w:styleId="ColorFACCCCBg006100" w:type="character">
+    <w:name w:val="ColorFACCCCBg006100"/>
+    <w:rPr>
+      <w:color w:val="FACCCC"/>
+      <w:shd w:color="auto" w:fill="006100" w:val="clear"/>
+    </w:rPr>
+  </w:style>
+  <w:style w:customStyle="1" w:styleId="ColorFACCCCBg0047B2" w:type="character">
+    <w:name w:val="ColorFACCCCBg0047B2"/>
+    <w:rPr>
+      <w:color w:val="FACCCC"/>
+      <w:shd w:color="auto" w:fill="0047B2" w:val="clear"/>
+    </w:rPr>
+  </w:style>
+  <w:style w:customStyle="1" w:styleId="ColorFACCCCBg6B24B2" w:type="character">
+    <w:name w:val="ColorFACCCCBg6B24B2"/>
+    <w:rPr>
+      <w:color w:val="FACCCC"/>
+      <w:shd w:color="auto" w:fill="6B24B2" w:val="clear"/>
+    </w:rPr>
+  </w:style>
+  <w:style w:customStyle="1" w:styleId="ColorFACCCCBg444444" w:type="character">
+    <w:name w:val="ColorFACCCCBg444444"/>
+    <w:rPr>
+      <w:color w:val="FACCCC"/>
+      <w:shd w:color="auto" w:fill="444444" w:val="clear"/>
+    </w:rPr>
+  </w:style>
+  <w:style w:customStyle="1" w:styleId="ColorFACCCCBg5C0000" w:type="character">
+    <w:name w:val="ColorFACCCCBg5C0000"/>
+    <w:rPr>
+      <w:color w:val="FACCCC"/>
+      <w:shd w:color="auto" w:fill="5C0000" w:val="clear"/>
+    </w:rPr>
+  </w:style>
+  <w:style w:customStyle="1" w:styleId="ColorFACCCCBg663D00" w:type="character">
+    <w:name w:val="ColorFACCCCBg663D00"/>
+    <w:rPr>
+      <w:color w:val="FACCCC"/>
+      <w:shd w:color="auto" w:fill="663D00" w:val="clear"/>
+    </w:rPr>
+  </w:style>
+  <w:style w:customStyle="1" w:styleId="ColorFACCCCBg666600" w:type="character">
+    <w:name w:val="ColorFACCCCBg666600"/>
+    <w:rPr>
+      <w:color w:val="FACCCC"/>
+      <w:shd w:color="auto" w:fill="666600" w:val="clear"/>
+    </w:rPr>
+  </w:style>
+  <w:style w:customStyle="1" w:styleId="ColorFACCCCBg003700" w:type="character">
+    <w:name w:val="ColorFACCCCBg003700"/>
+    <w:rPr>
+      <w:color w:val="FACCCC"/>
+      <w:shd w:color="auto" w:fill="003700" w:val="clear"/>
+    </w:rPr>
+  </w:style>
+  <w:style w:customStyle="1" w:styleId="ColorFACCCCBg002966" w:type="character">
+    <w:name w:val="ColorFACCCCBg002966"/>
+    <w:rPr>
+      <w:color w:val="FACCCC"/>
+      <w:shd w:color="auto" w:fill="002966" w:val="clear"/>
+    </w:rPr>
+  </w:style>
+  <w:style w:customStyle="1" w:styleId="ColorFACCCCBg3D1466" w:type="character">
+    <w:name w:val="ColorFACCCCBg3D1466"/>
+    <w:rPr>
+      <w:color w:val="FACCCC"/>
+      <w:shd w:color="auto" w:fill="3D1466" w:val="clear"/>
+    </w:rPr>
+  </w:style>
+  <w:style w:customStyle="1" w:styleId="ColorFFEBCC" w:type="character">
+    <w:name w:val="ColorFFEBCC"/>
+    <w:rPr>
+      <w:color w:val="FFEBCC"/>
+    </w:rPr>
+  </w:style>
+  <w:style w:customStyle="1" w:styleId="ColorFFEBCCBgE60000" w:type="character">
+    <w:name w:val="ColorFFEBCCBgE60000"/>
+    <w:rPr>
+      <w:color w:val="FFEBCC"/>
+      <w:shd w:color="auto" w:fill="E60000" w:val="clear"/>
+    </w:rPr>
+  </w:style>
+  <w:style w:customStyle="1" w:styleId="ColorFFEBCCBgFF9900" w:type="character">
+    <w:name w:val="ColorFFEBCCBgFF9900"/>
+    <w:rPr>
+      <w:color w:val="FFEBCC"/>
+      <w:shd w:color="auto" w:fill="FF9900" w:val="clear"/>
+    </w:rPr>
+  </w:style>
+  <w:style w:customStyle="1" w:styleId="ColorFFEBCCBgFFFF00" w:type="character">
+    <w:name w:val="ColorFFEBCCBgFFFF00"/>
+    <w:rPr>
+      <w:color w:val="FFEBCC"/>
+      <w:shd w:color="auto" w:fill="FFFF00" w:val="clear"/>
+    </w:rPr>
+  </w:style>
+  <w:style w:customStyle="1" w:styleId="ColorFFEBCCBg008A00" w:type="character">
+    <w:name w:val="ColorFFEBCCBg008A00"/>
+    <w:rPr>
+      <w:color w:val="FFEBCC"/>
+      <w:shd w:color="auto" w:fill="008A00" w:val="clear"/>
+    </w:rPr>
+  </w:style>
+  <w:style w:customStyle="1" w:styleId="ColorFFEBCCBg0066CC" w:type="character">
+    <w:name w:val="ColorFFEBCCBg0066CC"/>
+    <w:rPr>
+      <w:color w:val="FFEBCC"/>
+      <w:shd w:color="auto" w:fill="0066CC" w:val="clear"/>
+    </w:rPr>
+  </w:style>
+  <w:style w:customStyle="1" w:styleId="ColorFFEBCCBg9933FF" w:type="character">
+    <w:name w:val="ColorFFEBCCBg9933FF"/>
+    <w:rPr>
+      <w:color w:val="FFEBCC"/>
+      <w:shd w:color="auto" w:fill="9933FF" w:val="clear"/>
+    </w:rPr>
+  </w:style>
+  <w:style w:customStyle="1" w:styleId="ColorFFEBCCBgFFFFFF" w:type="character">
+    <w:name w:val="ColorFFEBCCBgFFFFFF"/>
+    <w:rPr>
+      <w:color w:val="FFEBCC"/>
+      <w:shd w:color="auto" w:fill="FFFFFF" w:val="clear"/>
+    </w:rPr>
+  </w:style>
+  <w:style w:customStyle="1" w:styleId="ColorFFEBCCBgFACCCC" w:type="character">
+    <w:name w:val="ColorFFEBCCBgFACCCC"/>
+    <w:rPr>
+      <w:color w:val="FFEBCC"/>
+      <w:shd w:color="auto" w:fill="FACCCC" w:val="clear"/>
+    </w:rPr>
+  </w:style>
+  <w:style w:customStyle="1" w:styleId="ColorFFEBCCBgFFEBCC" w:type="character">
+    <w:name w:val="ColorFFEBCCBgFFEBCC"/>
+    <w:rPr>
+      <w:color w:val="FFEBCC"/>
+      <w:shd w:color="auto" w:fill="FFEBCC" w:val="clear"/>
+    </w:rPr>
+  </w:style>
+  <w:style w:customStyle="1" w:styleId="ColorFFEBCCBgFFFFCC" w:type="character">
+    <w:name w:val="ColorFFEBCCBgFFFFCC"/>
+    <w:rPr>
+      <w:color w:val="FFEBCC"/>
+      <w:shd w:color="auto" w:fill="FFFFCC" w:val="clear"/>
+    </w:rPr>
+  </w:style>
+  <w:style w:customStyle="1" w:styleId="ColorFFEBCCBgCCE8CC" w:type="character">
+    <w:name w:val="ColorFFEBCCBgCCE8CC"/>
+    <w:rPr>
+      <w:color w:val="FFEBCC"/>
+      <w:shd w:color="auto" w:fill="CCE8CC" w:val="clear"/>
+    </w:rPr>
+  </w:style>
+  <w:style w:customStyle="1" w:styleId="ColorFFEBCCBgCCE0F5" w:type="character">
+    <w:name w:val="ColorFFEBCCBgCCE0F5"/>
+    <w:rPr>
+      <w:color w:val="FFEBCC"/>
+      <w:shd w:color="auto" w:fill="CCE0F5" w:val="clear"/>
+    </w:rPr>
+  </w:style>
+  <w:style w:customStyle="1" w:styleId="ColorFFEBCCBgEBD6FF" w:type="character">
+    <w:name w:val="ColorFFEBCCBgEBD6FF"/>
+    <w:rPr>
+      <w:color w:val="FFEBCC"/>
+      <w:shd w:color="auto" w:fill="EBD6FF" w:val="clear"/>
+    </w:rPr>
+  </w:style>
+  <w:style w:customStyle="1" w:styleId="ColorFFEBCCBgBBBBBB" w:type="character">
+    <w:name w:val="ColorFFEBCCBgBBBBBB"/>
+    <w:rPr>
+      <w:color w:val="FFEBCC"/>
+      <w:shd w:color="auto" w:fill="BBBBBB" w:val="clear"/>
+    </w:rPr>
+  </w:style>
+  <w:style w:customStyle="1" w:styleId="ColorFFEBCCBgF06666" w:type="character">
+    <w:name w:val="ColorFFEBCCBgF06666"/>
+    <w:rPr>
+      <w:color w:val="FFEBCC"/>
+      <w:shd w:color="auto" w:fill="F06666" w:val="clear"/>
+    </w:rPr>
+  </w:style>
+  <w:style w:customStyle="1" w:styleId="ColorFFEBCCBgFFC266" w:type="character">
+    <w:name w:val="ColorFFEBCCBgFFC266"/>
+    <w:rPr>
+      <w:color w:val="FFEBCC"/>
+      <w:shd w:color="auto" w:fill="FFC266" w:val="clear"/>
+    </w:rPr>
+  </w:style>
+  <w:style w:customStyle="1" w:styleId="ColorFFEBCCBgFFFF66" w:type="character">
+    <w:name w:val="ColorFFEBCCBgFFFF66"/>
+    <w:rPr>
+      <w:color w:val="FFEBCC"/>
+      <w:shd w:color="auto" w:fill="FFFF66" w:val="clear"/>
+    </w:rPr>
+  </w:style>
+  <w:style w:customStyle="1" w:styleId="ColorFFEBCCBg66B966" w:type="character">
+    <w:name w:val="ColorFFEBCCBg66B966"/>
+    <w:rPr>
+      <w:color w:val="FFEBCC"/>
+      <w:shd w:color="auto" w:fill="66B966" w:val="clear"/>
+    </w:rPr>
+  </w:style>
+  <w:style w:customStyle="1" w:styleId="ColorFFEBCCBg66A3E0" w:type="character">
+    <w:name w:val="ColorFFEBCCBg66A3E0"/>
+    <w:rPr>
+      <w:color w:val="FFEBCC"/>
+      <w:shd w:color="auto" w:fill="66A3E0" w:val="clear"/>
+    </w:rPr>
+  </w:style>
+  <w:style w:customStyle="1" w:styleId="ColorFFEBCCBgC285FF" w:type="character">
+    <w:name w:val="ColorFFEBCCBgC285FF"/>
+    <w:rPr>
+      <w:color w:val="FFEBCC"/>
+      <w:shd w:color="auto" w:fill="C285FF" w:val="clear"/>
+    </w:rPr>
+  </w:style>
+  <w:style w:customStyle="1" w:styleId="ColorFFEBCCBg888888" w:type="character">
+    <w:name w:val="ColorFFEBCCBg888888"/>
+    <w:rPr>
+      <w:color w:val="FFEBCC"/>
+      <w:shd w:color="auto" w:fill="888888" w:val="clear"/>
+    </w:rPr>
+  </w:style>
+  <w:style w:customStyle="1" w:styleId="ColorFFEBCCBgA10000" w:type="character">
+    <w:name w:val="ColorFFEBCCBgA10000"/>
+    <w:rPr>
+      <w:color w:val="FFEBCC"/>
+      <w:shd w:color="auto" w:fill="A10000" w:val="clear"/>
+    </w:rPr>
+  </w:style>
+  <w:style w:customStyle="1" w:styleId="ColorFFEBCCBgB26B00" w:type="character">
+    <w:name w:val="ColorFFEBCCBgB26B00"/>
+    <w:rPr>
+      <w:color w:val="FFEBCC"/>
+      <w:shd w:color="auto" w:fill="B26B00" w:val="clear"/>
+    </w:rPr>
+  </w:style>
+  <w:style w:customStyle="1" w:styleId="ColorFFEBCCBgB2B200" w:type="character">
+    <w:name w:val="ColorFFEBCCBgB2B200"/>
+    <w:rPr>
+      <w:color w:val="FFEBCC"/>
+      <w:shd w:color="auto" w:fill="B2B200" w:val="clear"/>
+    </w:rPr>
+  </w:style>
+  <w:style w:customStyle="1" w:styleId="ColorFFEBCCBg006100" w:type="character">
+    <w:name w:val="ColorFFEBCCBg006100"/>
+    <w:rPr>
+      <w:color w:val="FFEBCC"/>
+      <w:shd w:color="auto" w:fill="006100" w:val="clear"/>
+    </w:rPr>
+  </w:style>
+  <w:style w:customStyle="1" w:styleId="ColorFFEBCCBg0047B2" w:type="character">
+    <w:name w:val="ColorFFEBCCBg0047B2"/>
+    <w:rPr>
+      <w:color w:val="FFEBCC"/>
+      <w:shd w:color="auto" w:fill="0047B2" w:val="clear"/>
+    </w:rPr>
+  </w:style>
+  <w:style w:customStyle="1" w:styleId="ColorFFEBCCBg6B24B2" w:type="character">
+    <w:name w:val="ColorFFEBCCBg6B24B2"/>
+    <w:rPr>
+      <w:color w:val="FFEBCC"/>
+      <w:shd w:color="auto" w:fill="6B24B2" w:val="clear"/>
+    </w:rPr>
+  </w:style>
+  <w:style w:customStyle="1" w:styleId="ColorFFEBCCBg444444" w:type="character">
+    <w:name w:val="ColorFFEBCCBg444444"/>
+    <w:rPr>
+      <w:color w:val="FFEBCC"/>
+      <w:shd w:color="auto" w:fill="444444" w:val="clear"/>
+    </w:rPr>
+  </w:style>
+  <w:style w:customStyle="1" w:styleId="ColorFFEBCCBg5C0000" w:type="character">
+    <w:name w:val="ColorFFEBCCBg5C0000"/>
+    <w:rPr>
+      <w:color w:val="FFEBCC"/>
+      <w:shd w:color="auto" w:fill="5C0000" w:val="clear"/>
+    </w:rPr>
+  </w:style>
+  <w:style w:customStyle="1" w:styleId="ColorFFEBCCBg663D00" w:type="character">
+    <w:name w:val="ColorFFEBCCBg663D00"/>
+    <w:rPr>
+      <w:color w:val="FFEBCC"/>
+      <w:shd w:color="auto" w:fill="663D00" w:val="clear"/>
+    </w:rPr>
+  </w:style>
+  <w:style w:customStyle="1" w:styleId="ColorFFEBCCBg666600" w:type="character">
+    <w:name w:val="ColorFFEBCCBg666600"/>
+    <w:rPr>
+      <w:color w:val="FFEBCC"/>
+      <w:shd w:color="auto" w:fill="666600" w:val="clear"/>
+    </w:rPr>
+  </w:style>
+  <w:style w:customStyle="1" w:styleId="ColorFFEBCCBg003700" w:type="character">
+    <w:name w:val="ColorFFEBCCBg003700"/>
+    <w:rPr>
+      <w:color w:val="FFEBCC"/>
+      <w:shd w:color="auto" w:fill="003700" w:val="clear"/>
+    </w:rPr>
+  </w:style>
+  <w:style w:customStyle="1" w:styleId="ColorFFEBCCBg002966" w:type="character">
+    <w:name w:val="ColorFFEBCCBg002966"/>
+    <w:rPr>
+      <w:color w:val="FFEBCC"/>
+      <w:shd w:color="auto" w:fill="002966" w:val="clear"/>
+    </w:rPr>
+  </w:style>
+  <w:style w:customStyle="1" w:styleId="ColorFFEBCCBg3D1466" w:type="character">
+    <w:name w:val="ColorFFEBCCBg3D1466"/>
+    <w:rPr>
+      <w:color w:val="FFEBCC"/>
+      <w:shd w:color="auto" w:fill="3D1466" w:val="clear"/>
+    </w:rPr>
+  </w:style>
+  <w:style w:customStyle="1" w:styleId="ColorFFFFCC" w:type="character">
+    <w:name w:val="ColorFFFFCC"/>
+    <w:rPr>
+      <w:color w:val="FFFFCC"/>
+    </w:rPr>
+  </w:style>
+  <w:style w:customStyle="1" w:styleId="ColorFFFFCCBgE60000" w:type="character">
+    <w:name w:val="ColorFFFFCCBgE60000"/>
+    <w:rPr>
+      <w:color w:val="FFFFCC"/>
+      <w:shd w:color="auto" w:fill="E60000" w:val="clear"/>
+    </w:rPr>
+  </w:style>
+  <w:style w:customStyle="1" w:styleId="ColorFFFFCCBgFF9900" w:type="character">
+    <w:name w:val="ColorFFFFCCBgFF9900"/>
+    <w:rPr>
+      <w:color w:val="FFFFCC"/>
+      <w:shd w:color="auto" w:fill="FF9900" w:val="clear"/>
+    </w:rPr>
+  </w:style>
+  <w:style w:customStyle="1" w:styleId="ColorFFFFCCBgFFFF00" w:type="character">
+    <w:name w:val="ColorFFFFCCBgFFFF00"/>
+    <w:rPr>
+      <w:color w:val="FFFFCC"/>
+      <w:shd w:color="auto" w:fill="FFFF00" w:val="clear"/>
+    </w:rPr>
+  </w:style>
+  <w:style w:customStyle="1" w:styleId="ColorFFFFCCBg008A00" w:type="character">
+    <w:name w:val="ColorFFFFCCBg008A00"/>
+    <w:rPr>
+      <w:color w:val="FFFFCC"/>
+      <w:shd w:color="auto" w:fill="008A00" w:val="clear"/>
+    </w:rPr>
+  </w:style>
+  <w:style w:customStyle="1" w:styleId="ColorFFFFCCBg0066CC" w:type="character">
+    <w:name w:val="ColorFFFFCCBg0066CC"/>
+    <w:rPr>
+      <w:color w:val="FFFFCC"/>
+      <w:shd w:color="auto" w:fill="0066CC" w:val="clear"/>
+    </w:rPr>
+  </w:style>
+  <w:style w:customStyle="1" w:styleId="ColorFFFFCCBg9933FF" w:type="character">
+    <w:name w:val="ColorFFFFCCBg9933FF"/>
+    <w:rPr>
+      <w:color w:val="FFFFCC"/>
+      <w:shd w:color="auto" w:fill="9933FF" w:val="clear"/>
+    </w:rPr>
+  </w:style>
+  <w:style w:customStyle="1" w:styleId="ColorFFFFCCBgFFFFFF" w:type="character">
+    <w:name w:val="ColorFFFFCCBgFFFFFF"/>
+    <w:rPr>
+      <w:color w:val="FFFFCC"/>
+      <w:shd w:color="auto" w:fill="FFFFFF" w:val="clear"/>
+    </w:rPr>
+  </w:style>
+  <w:style w:customStyle="1" w:styleId="ColorFFFFCCBgFACCCC" w:type="character">
+    <w:name w:val="ColorFFFFCCBgFACCCC"/>
+    <w:rPr>
+      <w:color w:val="FFFFCC"/>
+      <w:shd w:color="auto" w:fill="FACCCC" w:val="clear"/>
+    </w:rPr>
+  </w:style>
+  <w:style w:customStyle="1" w:styleId="ColorFFFFCCBgFFEBCC" w:type="character">
+    <w:name w:val="ColorFFFFCCBgFFEBCC"/>
+    <w:rPr>
+      <w:color w:val="FFFFCC"/>
+      <w:shd w:color="auto" w:fill="FFEBCC" w:val="clear"/>
+    </w:rPr>
+  </w:style>
+  <w:style w:customStyle="1" w:styleId="ColorFFFFCCBgFFFFCC" w:type="character">
+    <w:name w:val="ColorFFFFCCBgFFFFCC"/>
+    <w:rPr>
+      <w:color w:val="FFFFCC"/>
+      <w:shd w:color="auto" w:fill="FFFFCC" w:val="clear"/>
+    </w:rPr>
+  </w:style>
+  <w:style w:customStyle="1" w:styleId="ColorFFFFCCBgCCE8CC" w:type="character">
+    <w:name w:val="ColorFFFFCCBgCCE8CC"/>
+    <w:rPr>
+      <w:color w:val="FFFFCC"/>
+      <w:shd w:color="auto" w:fill="CCE8CC" w:val="clear"/>
+    </w:rPr>
+  </w:style>
+  <w:style w:customStyle="1" w:styleId="ColorFFFFCCBgCCE0F5" w:type="character">
+    <w:name w:val="ColorFFFFCCBgCCE0F5"/>
+    <w:rPr>
+      <w:color w:val="FFFFCC"/>
+      <w:shd w:color="auto" w:fill="CCE0F5" w:val="clear"/>
+    </w:rPr>
+  </w:style>
+  <w:style w:customStyle="1" w:styleId="ColorFFFFCCBgEBD6FF" w:type="character">
+    <w:name w:val="ColorFFFFCCBgEBD6FF"/>
+    <w:rPr>
+      <w:color w:val="FFFFCC"/>
+      <w:shd w:color="auto" w:fill="EBD6FF" w:val="clear"/>
+    </w:rPr>
+  </w:style>
+  <w:style w:customStyle="1" w:styleId="ColorFFFFCCBgBBBBBB" w:type="character">
+    <w:name w:val="ColorFFFFCCBgBBBBBB"/>
+    <w:rPr>
+      <w:color w:val="FFFFCC"/>
+      <w:shd w:color="auto" w:fill="BBBBBB" w:val="clear"/>
+    </w:rPr>
+  </w:style>
+  <w:style w:customStyle="1" w:styleId="ColorFFFFCCBgF06666" w:type="character">
+    <w:name w:val="ColorFFFFCCBgF06666"/>
+    <w:rPr>
+      <w:color w:val="FFFFCC"/>
+      <w:shd w:color="auto" w:fill="F06666" w:val="clear"/>
+    </w:rPr>
+  </w:style>
+  <w:style w:customStyle="1" w:styleId="ColorFFFFCCBgFFC266" w:type="character">
+    <w:name w:val="ColorFFFFCCBgFFC266"/>
+    <w:rPr>
+      <w:color w:val="FFFFCC"/>
+      <w:shd w:color="auto" w:fill="FFC266" w:val="clear"/>
+    </w:rPr>
+  </w:style>
+  <w:style w:customStyle="1" w:styleId="ColorFFFFCCBgFFFF66" w:type="character">
+    <w:name w:val="ColorFFFFCCBgFFFF66"/>
+    <w:rPr>
+      <w:color w:val="FFFFCC"/>
+      <w:shd w:color="auto" w:fill="FFFF66" w:val="clear"/>
+    </w:rPr>
+  </w:style>
+  <w:style w:customStyle="1" w:styleId="ColorFFFFCCBg66B966" w:type="character">
+    <w:name w:val="ColorFFFFCCBg66B966"/>
+    <w:rPr>
+      <w:color w:val="FFFFCC"/>
+      <w:shd w:color="auto" w:fill="66B966" w:val="clear"/>
+    </w:rPr>
+  </w:style>
+  <w:style w:customStyle="1" w:styleId="ColorFFFFCCBg66A3E0" w:type="character">
+    <w:name w:val="ColorFFFFCCBg66A3E0"/>
+    <w:rPr>
+      <w:color w:val="FFFFCC"/>
+      <w:shd w:color="auto" w:fill="66A3E0" w:val="clear"/>
+    </w:rPr>
+  </w:style>
+  <w:style w:customStyle="1" w:styleId="ColorFFFFCCBgC285FF" w:type="character">
+    <w:name w:val="ColorFFFFCCBgC285FF"/>
+    <w:rPr>
+      <w:color w:val="FFFFCC"/>
+      <w:shd w:color="auto" w:fill="C285FF" w:val="clear"/>
+    </w:rPr>
+  </w:style>
+  <w:style w:customStyle="1" w:styleId="ColorFFFFCCBg888888" w:type="character">
+    <w:name w:val="ColorFFFFCCBg888888"/>
+    <w:rPr>
+      <w:color w:val="FFFFCC"/>
+      <w:shd w:color="auto" w:fill="888888" w:val="clear"/>
+    </w:rPr>
+  </w:style>
+  <w:style w:customStyle="1" w:styleId="ColorFFFFCCBgA10000" w:type="character">
+    <w:name w:val="ColorFFFFCCBgA10000"/>
+    <w:rPr>
+      <w:color w:val="FFFFCC"/>
+      <w:shd w:color="auto" w:fill="A10000" w:val="clear"/>
+    </w:rPr>
+  </w:style>
+  <w:style w:customStyle="1" w:styleId="ColorFFFFCCBgB26B00" w:type="character">
+    <w:name w:val="ColorFFFFCCBgB26B00"/>
+    <w:rPr>
+      <w:color w:val="FFFFCC"/>
+      <w:shd w:color="auto" w:fill="B26B00" w:val="clear"/>
+    </w:rPr>
+  </w:style>
+  <w:style w:customStyle="1" w:styleId="ColorFFFFCCBgB2B200" w:type="character">
+    <w:name w:val="ColorFFFFCCBgB2B200"/>
+    <w:rPr>
+      <w:color w:val="FFFFCC"/>
+      <w:shd w:color="auto" w:fill="B2B200" w:val="clear"/>
+    </w:rPr>
+  </w:style>
+  <w:style w:customStyle="1" w:styleId="ColorFFFFCCBg006100" w:type="character">
+    <w:name w:val="ColorFFFFCCBg006100"/>
+    <w:rPr>
+      <w:color w:val="FFFFCC"/>
+      <w:shd w:color="auto" w:fill="006100" w:val="clear"/>
+    </w:rPr>
+  </w:style>
+  <w:style w:customStyle="1" w:styleId="ColorFFFFCCBg0047B2" w:type="character">
+    <w:name w:val="ColorFFFFCCBg0047B2"/>
+    <w:rPr>
+      <w:color w:val="FFFFCC"/>
+      <w:shd w:color="auto" w:fill="0047B2" w:val="clear"/>
+    </w:rPr>
+  </w:style>
+  <w:style w:customStyle="1" w:styleId="ColorFFFFCCBg6B24B2" w:type="character">
+    <w:name w:val="ColorFFFFCCBg6B24B2"/>
+    <w:rPr>
+      <w:color w:val="FFFFCC"/>
+      <w:shd w:color="auto" w:fill="6B24B2" w:val="clear"/>
+    </w:rPr>
+  </w:style>
+  <w:style w:customStyle="1" w:styleId="ColorFFFFCCBg444444" w:type="character">
+    <w:name w:val="ColorFFFFCCBg444444"/>
+    <w:rPr>
+      <w:color w:val="FFFFCC"/>
+      <w:shd w:color="auto" w:fill="444444" w:val="clear"/>
+    </w:rPr>
+  </w:style>
+  <w:style w:customStyle="1" w:styleId="ColorFFFFCCBg5C0000" w:type="character">
+    <w:name w:val="ColorFFFFCCBg5C0000"/>
+    <w:rPr>
+      <w:color w:val="FFFFCC"/>
+      <w:shd w:color="auto" w:fill="5C0000" w:val="clear"/>
+    </w:rPr>
+  </w:style>
+  <w:style w:customStyle="1" w:styleId="ColorFFFFCCBg663D00" w:type="character">
+    <w:name w:val="ColorFFFFCCBg663D00"/>
+    <w:rPr>
+      <w:color w:val="FFFFCC"/>
+      <w:shd w:color="auto" w:fill="663D00" w:val="clear"/>
+    </w:rPr>
+  </w:style>
+  <w:style w:customStyle="1" w:styleId="ColorFFFFCCBg666600" w:type="character">
+    <w:name w:val="ColorFFFFCCBg666600"/>
+    <w:rPr>
+      <w:color w:val="FFFFCC"/>
+      <w:shd w:color="auto" w:fill="666600" w:val="clear"/>
+    </w:rPr>
+  </w:style>
+  <w:style w:customStyle="1" w:styleId="ColorFFFFCCBg003700" w:type="character">
+    <w:name w:val="ColorFFFFCCBg003700"/>
+    <w:rPr>
+      <w:color w:val="FFFFCC"/>
+      <w:shd w:color="auto" w:fill="003700" w:val="clear"/>
+    </w:rPr>
+  </w:style>
+  <w:style w:customStyle="1" w:styleId="ColorFFFFCCBg002966" w:type="character">
+    <w:name w:val="ColorFFFFCCBg002966"/>
+    <w:rPr>
+      <w:color w:val="FFFFCC"/>
+      <w:shd w:color="auto" w:fill="002966" w:val="clear"/>
+    </w:rPr>
+  </w:style>
+  <w:style w:customStyle="1" w:styleId="ColorFFFFCCBg3D1466" w:type="character">
+    <w:name w:val="ColorFFFFCCBg3D1466"/>
+    <w:rPr>
+      <w:color w:val="FFFFCC"/>
+      <w:shd w:color="auto" w:fill="3D1466" w:val="clear"/>
+    </w:rPr>
+  </w:style>
+  <w:style w:customStyle="1" w:styleId="ColorCCE8CC" w:type="character">
+    <w:name w:val="ColorCCE8CC"/>
+    <w:rPr>
+      <w:color w:val="CCE8CC"/>
+    </w:rPr>
+  </w:style>
+  <w:style w:customStyle="1" w:styleId="ColorCCE8CCBgE60000" w:type="character">
+    <w:name w:val="ColorCCE8CCBgE60000"/>
+    <w:rPr>
+      <w:color w:val="CCE8CC"/>
+      <w:shd w:color="auto" w:fill="E60000" w:val="clear"/>
+    </w:rPr>
+  </w:style>
+  <w:style w:customStyle="1" w:styleId="ColorCCE8CCBgFF9900" w:type="character">
+    <w:name w:val="ColorCCE8CCBgFF9900"/>
+    <w:rPr>
+      <w:color w:val="CCE8CC"/>
+      <w:shd w:color="auto" w:fill="FF9900" w:val="clear"/>
+    </w:rPr>
+  </w:style>
+  <w:style w:customStyle="1" w:styleId="ColorCCE8CCBgFFFF00" w:type="character">
+    <w:name w:val="ColorCCE8CCBgFFFF00"/>
+    <w:rPr>
+      <w:color w:val="CCE8CC"/>
+      <w:shd w:color="auto" w:fill="FFFF00" w:val="clear"/>
+    </w:rPr>
+  </w:style>
+  <w:style w:customStyle="1" w:styleId="ColorCCE8CCBg008A00" w:type="character">
+    <w:name w:val="ColorCCE8CCBg008A00"/>
+    <w:rPr>
+      <w:color w:val="CCE8CC"/>
+      <w:shd w:color="auto" w:fill="008A00" w:val="clear"/>
+    </w:rPr>
+  </w:style>
+  <w:style w:customStyle="1" w:styleId="ColorCCE8CCBg0066CC" w:type="character">
+    <w:name w:val="ColorCCE8CCBg0066CC"/>
+    <w:rPr>
+      <w:color w:val="CCE8CC"/>
+      <w:shd w:color="auto" w:fill="0066CC" w:val="clear"/>
+    </w:rPr>
+  </w:style>
+  <w:style w:customStyle="1" w:styleId="ColorCCE8CCBg9933FF" w:type="character">
+    <w:name w:val="ColorCCE8CCBg9933FF"/>
+    <w:rPr>
+      <w:color w:val="CCE8CC"/>
+      <w:shd w:color="auto" w:fill="9933FF" w:val="clear"/>
+    </w:rPr>
+  </w:style>
+  <w:style w:customStyle="1" w:styleId="ColorCCE8CCBgFFFFFF" w:type="character">
+    <w:name w:val="ColorCCE8CCBgFFFFFF"/>
+    <w:rPr>
+      <w:color w:val="CCE8CC"/>
+      <w:shd w:color="auto" w:fill="FFFFFF" w:val="clear"/>
+    </w:rPr>
+  </w:style>
+  <w:style w:customStyle="1" w:styleId="ColorCCE8CCBgFACCCC" w:type="character">
+    <w:name w:val="ColorCCE8CCBgFACCCC"/>
+    <w:rPr>
+      <w:color w:val="CCE8CC"/>
+      <w:shd w:color="auto" w:fill="FACCCC" w:val="clear"/>
+    </w:rPr>
+  </w:style>
+  <w:style w:customStyle="1" w:styleId="ColorCCE8CCBgFFEBCC" w:type="character">
+    <w:name w:val="ColorCCE8CCBgFFEBCC"/>
+    <w:rPr>
+      <w:color w:val="CCE8CC"/>
+      <w:shd w:color="auto" w:fill="FFEBCC" w:val="clear"/>
+    </w:rPr>
+  </w:style>
+  <w:style w:customStyle="1" w:styleId="ColorCCE8CCBgFFFFCC" w:type="character">
+    <w:name w:val="ColorCCE8CCBgFFFFCC"/>
+    <w:rPr>
+      <w:color w:val="CCE8CC"/>
+      <w:shd w:color="auto" w:fill="FFFFCC" w:val="clear"/>
+    </w:rPr>
+  </w:style>
+  <w:style w:customStyle="1" w:styleId="ColorCCE8CCBgCCE8CC" w:type="character">
+    <w:name w:val="ColorCCE8CCBgCCE8CC"/>
+    <w:rPr>
+      <w:color w:val="CCE8CC"/>
+      <w:shd w:color="auto" w:fill="CCE8CC" w:val="clear"/>
+    </w:rPr>
+  </w:style>
+  <w:style w:customStyle="1" w:styleId="ColorCCE8CCBgCCE0F5" w:type="character">
+    <w:name w:val="ColorCCE8CCBgCCE0F5"/>
+    <w:rPr>
+      <w:color w:val="CCE8CC"/>
+      <w:shd w:color="auto" w:fill="CCE0F5" w:val="clear"/>
+    </w:rPr>
+  </w:style>
+  <w:style w:customStyle="1" w:styleId="ColorCCE8CCBgEBD6FF" w:type="character">
+    <w:name w:val="ColorCCE8CCBgEBD6FF"/>
+    <w:rPr>
+      <w:color w:val="CCE8CC"/>
+      <w:shd w:color="auto" w:fill="EBD6FF" w:val="clear"/>
+    </w:rPr>
+  </w:style>
+  <w:style w:customStyle="1" w:styleId="ColorCCE8CCBgBBBBBB" w:type="character">
+    <w:name w:val="ColorCCE8CCBgBBBBBB"/>
+    <w:rPr>
+      <w:color w:val="CCE8CC"/>
+      <w:shd w:color="auto" w:fill="BBBBBB" w:val="clear"/>
+    </w:rPr>
+  </w:style>
+  <w:style w:customStyle="1" w:styleId="ColorCCE8CCBgF06666" w:type="character">
+    <w:name w:val="ColorCCE8CCBgF06666"/>
+    <w:rPr>
+      <w:color w:val="CCE8CC"/>
+      <w:shd w:color="auto" w:fill="F06666" w:val="clear"/>
+    </w:rPr>
+  </w:style>
+  <w:style w:customStyle="1" w:styleId="ColorCCE8CCBgFFC266" w:type="character">
+    <w:name w:val="ColorCCE8CCBgFFC266"/>
+    <w:rPr>
+      <w:color w:val="CCE8CC"/>
+      <w:shd w:color="auto" w:fill="FFC266" w:val="clear"/>
+    </w:rPr>
+  </w:style>
+  <w:style w:customStyle="1" w:styleId="ColorCCE8CCBgFFFF66" w:type="character">
+    <w:name w:val="ColorCCE8CCBgFFFF66"/>
+    <w:rPr>
+      <w:color w:val="CCE8CC"/>
+      <w:shd w:color="auto" w:fill="FFFF66" w:val="clear"/>
+    </w:rPr>
+  </w:style>
+  <w:style w:customStyle="1" w:styleId="ColorCCE8CCBg66B966" w:type="character">
+    <w:name w:val="ColorCCE8CCBg66B966"/>
+    <w:rPr>
+      <w:color w:val="CCE8CC"/>
+      <w:shd w:color="auto" w:fill="66B966" w:val="clear"/>
+    </w:rPr>
+  </w:style>
+  <w:style w:customStyle="1" w:styleId="ColorCCE8CCBg66A3E0" w:type="character">
+    <w:name w:val="ColorCCE8CCBg66A3E0"/>
+    <w:rPr>
+      <w:color w:val="CCE8CC"/>
+      <w:shd w:color="auto" w:fill="66A3E0" w:val="clear"/>
+    </w:rPr>
+  </w:style>
+  <w:style w:customStyle="1" w:styleId="ColorCCE8CCBgC285FF" w:type="character">
+    <w:name w:val="ColorCCE8CCBgC285FF"/>
+    <w:rPr>
+      <w:color w:val="CCE8CC"/>
+      <w:shd w:color="auto" w:fill="C285FF" w:val="clear"/>
+    </w:rPr>
+  </w:style>
+  <w:style w:customStyle="1" w:styleId="ColorCCE8CCBg888888" w:type="character">
+    <w:name w:val="ColorCCE8CCBg888888"/>
+    <w:rPr>
+      <w:color w:val="CCE8CC"/>
+      <w:shd w:color="auto" w:fill="888888" w:val="clear"/>
+    </w:rPr>
+  </w:style>
+  <w:style w:customStyle="1" w:styleId="ColorCCE8CCBgA10000" w:type="character">
+    <w:name w:val="ColorCCE8CCBgA10000"/>
+    <w:rPr>
+      <w:color w:val="CCE8CC"/>
+      <w:shd w:color="auto" w:fill="A10000" w:val="clear"/>
+    </w:rPr>
+  </w:style>
+  <w:style w:customStyle="1" w:styleId="ColorCCE8CCBgB26B00" w:type="character">
+    <w:name w:val="ColorCCE8CCBgB26B00"/>
+    <w:rPr>
+      <w:color w:val="CCE8CC"/>
+      <w:shd w:color="auto" w:fill="B26B00" w:val="clear"/>
+    </w:rPr>
+  </w:style>
+  <w:style w:customStyle="1" w:styleId="ColorCCE8CCBgB2B200" w:type="character">
+    <w:name w:val="ColorCCE8CCBgB2B200"/>
+    <w:rPr>
+      <w:color w:val="CCE8CC"/>
+      <w:shd w:color="auto" w:fill="B2B200" w:val="clear"/>
+    </w:rPr>
+  </w:style>
+  <w:style w:customStyle="1" w:styleId="ColorCCE8CCBg006100" w:type="character">
+    <w:name w:val="ColorCCE8CCBg006100"/>
+    <w:rPr>
+      <w:color w:val="CCE8CC"/>
+      <w:shd w:color="auto" w:fill="006100" w:val="clear"/>
+    </w:rPr>
+  </w:style>
+  <w:style w:customStyle="1" w:styleId="ColorCCE8CCBg0047B2" w:type="character">
+    <w:name w:val="ColorCCE8CCBg0047B2"/>
+    <w:rPr>
+      <w:color w:val="CCE8CC"/>
+      <w:shd w:color="auto" w:fill="0047B2" w:val="clear"/>
+    </w:rPr>
+  </w:style>
+  <w:style w:customStyle="1" w:styleId="ColorCCE8CCBg6B24B2" w:type="character">
+    <w:name w:val="ColorCCE8CCBg6B24B2"/>
+    <w:rPr>
+      <w:color w:val="CCE8CC"/>
+      <w:shd w:color="auto" w:fill="6B24B2" w:val="clear"/>
+    </w:rPr>
+  </w:style>
+  <w:style w:customStyle="1" w:styleId="ColorCCE8CCBg444444" w:type="character">
+    <w:name w:val="ColorCCE8CCBg444444"/>
+    <w:rPr>
+      <w:color w:val="CCE8CC"/>
+      <w:shd w:color="auto" w:fill="444444" w:val="clear"/>
+    </w:rPr>
+  </w:style>
+  <w:style w:customStyle="1" w:styleId="ColorCCE8CCBg5C0000" w:type="character">
+    <w:name w:val="ColorCCE8CCBg5C0000"/>
+    <w:rPr>
+      <w:color w:val="CCE8CC"/>
+      <w:shd w:color="auto" w:fill="5C0000" w:val="clear"/>
+    </w:rPr>
+  </w:style>
+  <w:style w:customStyle="1" w:styleId="ColorCCE8CCBg663D00" w:type="character">
+    <w:name w:val="ColorCCE8CCBg663D00"/>
+    <w:rPr>
+      <w:color w:val="CCE8CC"/>
+      <w:shd w:color="auto" w:fill="663D00" w:val="clear"/>
+    </w:rPr>
+  </w:style>
+  <w:style w:customStyle="1" w:styleId="ColorCCE8CCBg666600" w:type="character">
+    <w:name w:val="ColorCCE8CCBg666600"/>
+    <w:rPr>
+      <w:color w:val="CCE8CC"/>
+      <w:shd w:color="auto" w:fill="666600" w:val="clear"/>
+    </w:rPr>
+  </w:style>
+  <w:style w:customStyle="1" w:styleId="ColorCCE8CCBg003700" w:type="character">
+    <w:name w:val="ColorCCE8CCBg003700"/>
+    <w:rPr>
+      <w:color w:val="CCE8CC"/>
+      <w:shd w:color="auto" w:fill="003700" w:val="clear"/>
+    </w:rPr>
+  </w:style>
+  <w:style w:customStyle="1" w:styleId="ColorCCE8CCBg002966" w:type="character">
+    <w:name w:val="ColorCCE8CCBg002966"/>
+    <w:rPr>
+      <w:color w:val="CCE8CC"/>
+      <w:shd w:color="auto" w:fill="002966" w:val="clear"/>
+    </w:rPr>
+  </w:style>
+  <w:style w:customStyle="1" w:styleId="ColorCCE8CCBg3D1466" w:type="character">
+    <w:name w:val="ColorCCE8CCBg3D1466"/>
+    <w:rPr>
+      <w:color w:val="CCE8CC"/>
+      <w:shd w:color="auto" w:fill="3D1466" w:val="clear"/>
+    </w:rPr>
+  </w:style>
+  <w:style w:customStyle="1" w:styleId="ColorCCE0F5" w:type="character">
+    <w:name w:val="ColorCCE0F5"/>
+    <w:rPr>
+      <w:color w:val="CCE0F5"/>
+    </w:rPr>
+  </w:style>
+  <w:style w:customStyle="1" w:styleId="ColorCCE0F5BgE60000" w:type="character">
+    <w:name w:val="ColorCCE0F5BgE60000"/>
+    <w:rPr>
+      <w:color w:val="CCE0F5"/>
+      <w:shd w:color="auto" w:fill="E60000" w:val="clear"/>
+    </w:rPr>
+  </w:style>
+  <w:style w:customStyle="1" w:styleId="ColorCCE0F5BgFF9900" w:type="character">
+    <w:name w:val="ColorCCE0F5BgFF9900"/>
+    <w:rPr>
+      <w:color w:val="CCE0F5"/>
+      <w:shd w:color="auto" w:fill="FF9900" w:val="clear"/>
+    </w:rPr>
+  </w:style>
+  <w:style w:customStyle="1" w:styleId="ColorCCE0F5BgFFFF00" w:type="character">
+    <w:name w:val="ColorCCE0F5BgFFFF00"/>
+    <w:rPr>
+      <w:color w:val="CCE0F5"/>
+      <w:shd w:color="auto" w:fill="FFFF00" w:val="clear"/>
+    </w:rPr>
+  </w:style>
+  <w:style w:customStyle="1" w:styleId="ColorCCE0F5Bg008A00" w:type="character">
+    <w:name w:val="ColorCCE0F5Bg008A00"/>
+    <w:rPr>
+      <w:color w:val="CCE0F5"/>
+      <w:shd w:color="auto" w:fill="008A00" w:val="clear"/>
+    </w:rPr>
+  </w:style>
+  <w:style w:customStyle="1" w:styleId="ColorCCE0F5Bg0066CC" w:type="character">
+    <w:name w:val="ColorCCE0F5Bg0066CC"/>
+    <w:rPr>
+      <w:color w:val="CCE0F5"/>
+      <w:shd w:color="auto" w:fill="0066CC" w:val="clear"/>
+    </w:rPr>
+  </w:style>
+  <w:style w:customStyle="1" w:styleId="ColorCCE0F5Bg9933FF" w:type="character">
+    <w:name w:val="ColorCCE0F5Bg9933FF"/>
+    <w:rPr>
+      <w:color w:val="CCE0F5"/>
+      <w:shd w:color="auto" w:fill="9933FF" w:val="clear"/>
+    </w:rPr>
+  </w:style>
+  <w:style w:customStyle="1" w:styleId="ColorCCE0F5BgFFFFFF" w:type="character">
+    <w:name w:val="ColorCCE0F5BgFFFFFF"/>
+    <w:rPr>
+      <w:color w:val="CCE0F5"/>
+      <w:shd w:color="auto" w:fill="FFFFFF" w:val="clear"/>
+    </w:rPr>
+  </w:style>
+  <w:style w:customStyle="1" w:styleId="ColorCCE0F5BgFACCCC" w:type="character">
+    <w:name w:val="ColorCCE0F5BgFACCCC"/>
+    <w:rPr>
+      <w:color w:val="CCE0F5"/>
+      <w:shd w:color="auto" w:fill="FACCCC" w:val="clear"/>
+    </w:rPr>
+  </w:style>
+  <w:style w:customStyle="1" w:styleId="ColorCCE0F5BgFFEBCC" w:type="character">
+    <w:name w:val="ColorCCE0F5BgFFEBCC"/>
+    <w:rPr>
+      <w:color w:val="CCE0F5"/>
+      <w:shd w:color="auto" w:fill="FFEBCC" w:val="clear"/>
+    </w:rPr>
+  </w:style>
+  <w:style w:customStyle="1" w:styleId="ColorCCE0F5BgFFFFCC" w:type="character">
+    <w:name w:val="ColorCCE0F5BgFFFFCC"/>
+    <w:rPr>
+      <w:color w:val="CCE0F5"/>
+      <w:shd w:color="auto" w:fill="FFFFCC" w:val="clear"/>
+    </w:rPr>
+  </w:style>
+  <w:style w:customStyle="1" w:styleId="ColorCCE0F5BgCCE8CC" w:type="character">
+    <w:name w:val="ColorCCE0F5BgCCE8CC"/>
+    <w:rPr>
+      <w:color w:val="CCE0F5"/>
+      <w:shd w:color="auto" w:fill="CCE8CC" w:val="clear"/>
+    </w:rPr>
+  </w:style>
+  <w:style w:customStyle="1" w:styleId="ColorCCE0F5BgCCE0F5" w:type="character">
+    <w:name w:val="ColorCCE0F5BgCCE0F5"/>
+    <w:rPr>
+      <w:color w:val="CCE0F5"/>
+      <w:shd w:color="auto" w:fill="CCE0F5" w:val="clear"/>
+    </w:rPr>
+  </w:style>
+  <w:style w:customStyle="1" w:styleId="ColorCCE0F5BgEBD6FF" w:type="character">
+    <w:name w:val="ColorCCE0F5BgEBD6FF"/>
+    <w:rPr>
+      <w:color w:val="CCE0F5"/>
+      <w:shd w:color="auto" w:fill="EBD6FF" w:val="clear"/>
+    </w:rPr>
+  </w:style>
+  <w:style w:customStyle="1" w:styleId="ColorCCE0F5BgBBBBBB" w:type="character">
+    <w:name w:val="ColorCCE0F5BgBBBBBB"/>
+    <w:rPr>
+      <w:color w:val="CCE0F5"/>
+      <w:shd w:color="auto" w:fill="BBBBBB" w:val="clear"/>
+    </w:rPr>
+  </w:style>
+  <w:style w:customStyle="1" w:styleId="ColorCCE0F5BgF06666" w:type="character">
+    <w:name w:val="ColorCCE0F5BgF06666"/>
+    <w:rPr>
+      <w:color w:val="CCE0F5"/>
+      <w:shd w:color="auto" w:fill="F06666" w:val="clear"/>
+    </w:rPr>
+  </w:style>
+  <w:style w:customStyle="1" w:styleId="ColorCCE0F5BgFFC266" w:type="character">
+    <w:name w:val="ColorCCE0F5BgFFC266"/>
+    <w:rPr>
+      <w:color w:val="CCE0F5"/>
+      <w:shd w:color="auto" w:fill="FFC266" w:val="clear"/>
+    </w:rPr>
+  </w:style>
+  <w:style w:customStyle="1" w:styleId="ColorCCE0F5BgFFFF66" w:type="character">
+    <w:name w:val="ColorCCE0F5BgFFFF66"/>
+    <w:rPr>
+      <w:color w:val="CCE0F5"/>
+      <w:shd w:color="auto" w:fill="FFFF66" w:val="clear"/>
+    </w:rPr>
+  </w:style>
+  <w:style w:customStyle="1" w:styleId="ColorCCE0F5Bg66B966" w:type="character">
+    <w:name w:val="ColorCCE0F5Bg66B966"/>
+    <w:rPr>
+      <w:color w:val="CCE0F5"/>
+      <w:shd w:color="auto" w:fill="66B966" w:val="clear"/>
+    </w:rPr>
+  </w:style>
+  <w:style w:customStyle="1" w:styleId="ColorCCE0F5Bg66A3E0" w:type="character">
+    <w:name w:val="ColorCCE0F5Bg66A3E0"/>
+    <w:rPr>
+      <w:color w:val="CCE0F5"/>
+      <w:shd w:color="auto" w:fill="66A3E0" w:val="clear"/>
+    </w:rPr>
+  </w:style>
+  <w:style w:customStyle="1" w:styleId="ColorCCE0F5BgC285FF" w:type="character">
+    <w:name w:val="ColorCCE0F5BgC285FF"/>
+    <w:rPr>
+      <w:color w:val="CCE0F5"/>
+      <w:shd w:color="auto" w:fill="C285FF" w:val="clear"/>
+    </w:rPr>
+  </w:style>
+  <w:style w:customStyle="1" w:styleId="ColorCCE0F5Bg888888" w:type="character">
+    <w:name w:val="ColorCCE0F5Bg888888"/>
+    <w:rPr>
+      <w:color w:val="CCE0F5"/>
+      <w:shd w:color="auto" w:fill="888888" w:val="clear"/>
+    </w:rPr>
+  </w:style>
+  <w:style w:customStyle="1" w:styleId="ColorCCE0F5BgA10000" w:type="character">
+    <w:name w:val="ColorCCE0F5BgA10000"/>
+    <w:rPr>
+      <w:color w:val="CCE0F5"/>
+      <w:shd w:color="auto" w:fill="A10000" w:val="clear"/>
+    </w:rPr>
+  </w:style>
+  <w:style w:customStyle="1" w:styleId="ColorCCE0F5BgB26B00" w:type="character">
+    <w:name w:val="ColorCCE0F5BgB26B00"/>
+    <w:rPr>
+      <w:color w:val="CCE0F5"/>
+      <w:shd w:color="auto" w:fill="B26B00" w:val="clear"/>
+    </w:rPr>
+  </w:style>
+  <w:style w:customStyle="1" w:styleId="ColorCCE0F5BgB2B200" w:type="character">
+    <w:name w:val="ColorCCE0F5BgB2B200"/>
+    <w:rPr>
+      <w:color w:val="CCE0F5"/>
+      <w:shd w:color="auto" w:fill="B2B200" w:val="clear"/>
+    </w:rPr>
+  </w:style>
+  <w:style w:customStyle="1" w:styleId="ColorCCE0F5Bg006100" w:type="character">
+    <w:name w:val="ColorCCE0F5Bg006100"/>
+    <w:rPr>
+      <w:color w:val="CCE0F5"/>
+      <w:shd w:color="auto" w:fill="006100" w:val="clear"/>
+    </w:rPr>
+  </w:style>
+  <w:style w:customStyle="1" w:styleId="ColorCCE0F5Bg0047B2" w:type="character">
+    <w:name w:val="ColorCCE0F5Bg0047B2"/>
+    <w:rPr>
+      <w:color w:val="CCE0F5"/>
+      <w:shd w:color="auto" w:fill="0047B2" w:val="clear"/>
+    </w:rPr>
+  </w:style>
+  <w:style w:customStyle="1" w:styleId="ColorCCE0F5Bg6B24B2" w:type="character">
+    <w:name w:val="ColorCCE0F5Bg6B24B2"/>
+    <w:rPr>
+      <w:color w:val="CCE0F5"/>
+      <w:shd w:color="auto" w:fill="6B24B2" w:val="clear"/>
+    </w:rPr>
+  </w:style>
+  <w:style w:customStyle="1" w:styleId="ColorCCE0F5Bg444444" w:type="character">
+    <w:name w:val="ColorCCE0F5Bg444444"/>
+    <w:rPr>
+      <w:color w:val="CCE0F5"/>
+      <w:shd w:color="auto" w:fill="444444" w:val="clear"/>
+    </w:rPr>
+  </w:style>
+  <w:style w:customStyle="1" w:styleId="ColorCCE0F5Bg5C0000" w:type="character">
+    <w:name w:val="ColorCCE0F5Bg5C0000"/>
+    <w:rPr>
+      <w:color w:val="CCE0F5"/>
+      <w:shd w:color="auto" w:fill="5C0000" w:val="clear"/>
+    </w:rPr>
+  </w:style>
+  <w:style w:customStyle="1" w:styleId="ColorCCE0F5Bg663D00" w:type="character">
+    <w:name w:val="ColorCCE0F5Bg663D00"/>
+    <w:rPr>
+      <w:color w:val="CCE0F5"/>
+      <w:shd w:color="auto" w:fill="663D00" w:val="clear"/>
+    </w:rPr>
+  </w:style>
+  <w:style w:customStyle="1" w:styleId="ColorCCE0F5Bg666600" w:type="character">
+    <w:name w:val="ColorCCE0F5Bg666600"/>
+    <w:rPr>
+      <w:color w:val="CCE0F5"/>
+      <w:shd w:color="auto" w:fill="666600" w:val="clear"/>
+    </w:rPr>
+  </w:style>
+  <w:style w:customStyle="1" w:styleId="ColorCCE0F5Bg003700" w:type="character">
+    <w:name w:val="ColorCCE0F5Bg003700"/>
+    <w:rPr>
+      <w:color w:val="CCE0F5"/>
+      <w:shd w:color="auto" w:fill="003700" w:val="clear"/>
+    </w:rPr>
+  </w:style>
+  <w:style w:customStyle="1" w:styleId="ColorCCE0F5Bg002966" w:type="character">
+    <w:name w:val="ColorCCE0F5Bg002966"/>
+    <w:rPr>
+      <w:color w:val="CCE0F5"/>
+      <w:shd w:color="auto" w:fill="002966" w:val="clear"/>
+    </w:rPr>
+  </w:style>
+  <w:style w:customStyle="1" w:styleId="ColorCCE0F5Bg3D1466" w:type="character">
+    <w:name w:val="ColorCCE0F5Bg3D1466"/>
+    <w:rPr>
+      <w:color w:val="CCE0F5"/>
+      <w:shd w:color="auto" w:fill="3D1466" w:val="clear"/>
+    </w:rPr>
+  </w:style>
+  <w:style w:customStyle="1" w:styleId="ColorEBD6FF" w:type="character">
+    <w:name w:val="ColorEBD6FF"/>
+    <w:rPr>
+      <w:color w:val="EBD6FF"/>
+    </w:rPr>
+  </w:style>
+  <w:style w:customStyle="1" w:styleId="ColorEBD6FFBgE60000" w:type="character">
+    <w:name w:val="ColorEBD6FFBgE60000"/>
+    <w:rPr>
+      <w:color w:val="EBD6FF"/>
+      <w:shd w:color="auto" w:fill="E60000" w:val="clear"/>
+    </w:rPr>
+  </w:style>
+  <w:style w:customStyle="1" w:styleId="ColorEBD6FFBgFF9900" w:type="character">
+    <w:name w:val="ColorEBD6FFBgFF9900"/>
+    <w:rPr>
+      <w:color w:val="EBD6FF"/>
+      <w:shd w:color="auto" w:fill="FF9900" w:val="clear"/>
+    </w:rPr>
+  </w:style>
+  <w:style w:customStyle="1" w:styleId="ColorEBD6FFBgFFFF00" w:type="character">
+    <w:name w:val="ColorEBD6FFBgFFFF00"/>
+    <w:rPr>
+      <w:color w:val="EBD6FF"/>
+      <w:shd w:color="auto" w:fill="FFFF00" w:val="clear"/>
+    </w:rPr>
+  </w:style>
+  <w:style w:customStyle="1" w:styleId="ColorEBD6FFBg008A00" w:type="character">
+    <w:name w:val="ColorEBD6FFBg008A00"/>
+    <w:rPr>
+      <w:color w:val="EBD6FF"/>
+      <w:shd w:color="auto" w:fill="008A00" w:val="clear"/>
+    </w:rPr>
+  </w:style>
+  <w:style w:customStyle="1" w:styleId="ColorEBD6FFBg0066CC" w:type="character">
+    <w:name w:val="ColorEBD6FFBg0066CC"/>
+    <w:rPr>
+      <w:color w:val="EBD6FF"/>
+      <w:shd w:color="auto" w:fill="0066CC" w:val="clear"/>
+    </w:rPr>
+  </w:style>
+  <w:style w:customStyle="1" w:styleId="ColorEBD6FFBg9933FF" w:type="character">
+    <w:name w:val="ColorEBD6FFBg9933FF"/>
+    <w:rPr>
+      <w:color w:val="EBD6FF"/>
+      <w:shd w:color="auto" w:fill="9933FF" w:val="clear"/>
+    </w:rPr>
+  </w:style>
+  <w:style w:customStyle="1" w:styleId="ColorEBD6FFBgFFFFFF" w:type="character">
+    <w:name w:val="ColorEBD6FFBgFFFFFF"/>
+    <w:rPr>
+      <w:color w:val="EBD6FF"/>
+      <w:shd w:color="auto" w:fill="FFFFFF" w:val="clear"/>
+    </w:rPr>
+  </w:style>
+  <w:style w:customStyle="1" w:styleId="ColorEBD6FFBgFACCCC" w:type="character">
+    <w:name w:val="ColorEBD6FFBgFACCCC"/>
+    <w:rPr>
+      <w:color w:val="EBD6FF"/>
+      <w:shd w:color="auto" w:fill="FACCCC" w:val="clear"/>
+    </w:rPr>
+  </w:style>
+  <w:style w:customStyle="1" w:styleId="ColorEBD6FFBgFFEBCC" w:type="character">
+    <w:name w:val="ColorEBD6FFBgFFEBCC"/>
+    <w:rPr>
+      <w:color w:val="EBD6FF"/>
+      <w:shd w:color="auto" w:fill="FFEBCC" w:val="clear"/>
+    </w:rPr>
+  </w:style>
+  <w:style w:customStyle="1" w:styleId="ColorEBD6FFBgFFFFCC" w:type="character">
+    <w:name w:val="ColorEBD6FFBgFFFFCC"/>
+    <w:rPr>
+      <w:color w:val="EBD6FF"/>
+      <w:shd w:color="auto" w:fill="FFFFCC" w:val="clear"/>
+    </w:rPr>
+  </w:style>
+  <w:style w:customStyle="1" w:styleId="ColorEBD6FFBgCCE8CC" w:type="character">
+    <w:name w:val="ColorEBD6FFBgCCE8CC"/>
+    <w:rPr>
+      <w:color w:val="EBD6FF"/>
+      <w:shd w:color="auto" w:fill="CCE8CC" w:val="clear"/>
+    </w:rPr>
+  </w:style>
+  <w:style w:customStyle="1" w:styleId="ColorEBD6FFBgCCE0F5" w:type="character">
+    <w:name w:val="ColorEBD6FFBgCCE0F5"/>
+    <w:rPr>
+      <w:color w:val="EBD6FF"/>
+      <w:shd w:color="auto" w:fill="CCE0F5" w:val="clear"/>
+    </w:rPr>
+  </w:style>
+  <w:style w:customStyle="1" w:styleId="ColorEBD6FFBgEBD6FF" w:type="character">
+    <w:name w:val="ColorEBD6FFBgEBD6FF"/>
+    <w:rPr>
+      <w:color w:val="EBD6FF"/>
+      <w:shd w:color="auto" w:fill="EBD6FF" w:val="clear"/>
+    </w:rPr>
+  </w:style>
+  <w:style w:customStyle="1" w:styleId="ColorEBD6FFBgBBBBBB" w:type="character">
+    <w:name w:val="ColorEBD6FFBgBBBBBB"/>
+    <w:rPr>
+      <w:color w:val="EBD6FF"/>
+      <w:shd w:color="auto" w:fill="BBBBBB" w:val="clear"/>
+    </w:rPr>
+  </w:style>
+  <w:style w:customStyle="1" w:styleId="ColorEBD6FFBgF06666" w:type="character">
+    <w:name w:val="ColorEBD6FFBgF06666"/>
+    <w:rPr>
+      <w:color w:val="EBD6FF"/>
+      <w:shd w:color="auto" w:fill="F06666" w:val="clear"/>
+    </w:rPr>
+  </w:style>
+  <w:style w:customStyle="1" w:styleId="ColorEBD6FFBgFFC266" w:type="character">
+    <w:name w:val="ColorEBD6FFBgFFC266"/>
+    <w:rPr>
+      <w:color w:val="EBD6FF"/>
+      <w:shd w:color="auto" w:fill="FFC266" w:val="clear"/>
+    </w:rPr>
+  </w:style>
+  <w:style w:customStyle="1" w:styleId="ColorEBD6FFBgFFFF66" w:type="character">
+    <w:name w:val="ColorEBD6FFBgFFFF66"/>
+    <w:rPr>
+      <w:color w:val="EBD6FF"/>
+      <w:shd w:color="auto" w:fill="FFFF66" w:val="clear"/>
+    </w:rPr>
+  </w:style>
+  <w:style w:customStyle="1" w:styleId="ColorEBD6FFBg66B966" w:type="character">
+    <w:name w:val="ColorEBD6FFBg66B966"/>
+    <w:rPr>
+      <w:color w:val="EBD6FF"/>
+      <w:shd w:color="auto" w:fill="66B966" w:val="clear"/>
+    </w:rPr>
+  </w:style>
+  <w:style w:customStyle="1" w:styleId="ColorEBD6FFBg66A3E0" w:type="character">
+    <w:name w:val="ColorEBD6FFBg66A3E0"/>
+    <w:rPr>
+      <w:color w:val="EBD6FF"/>
+      <w:shd w:color="auto" w:fill="66A3E0" w:val="clear"/>
+    </w:rPr>
+  </w:style>
+  <w:style w:customStyle="1" w:styleId="ColorEBD6FFBgC285FF" w:type="character">
+    <w:name w:val="ColorEBD6FFBgC285FF"/>
+    <w:rPr>
+      <w:color w:val="EBD6FF"/>
+      <w:shd w:color="auto" w:fill="C285FF" w:val="clear"/>
+    </w:rPr>
+  </w:style>
+  <w:style w:customStyle="1" w:styleId="ColorEBD6FFBg888888" w:type="character">
+    <w:name w:val="ColorEBD6FFBg888888"/>
+    <w:rPr>
+      <w:color w:val="EBD6FF"/>
+      <w:shd w:color="auto" w:fill="888888" w:val="clear"/>
+    </w:rPr>
+  </w:style>
+  <w:style w:customStyle="1" w:styleId="ColorEBD6FFBgA10000" w:type="character">
+    <w:name w:val="ColorEBD6FFBgA10000"/>
+    <w:rPr>
+      <w:color w:val="EBD6FF"/>
+      <w:shd w:color="auto" w:fill="A10000" w:val="clear"/>
+    </w:rPr>
+  </w:style>
+  <w:style w:customStyle="1" w:styleId="ColorEBD6FFBgB26B00" w:type="character">
+    <w:name w:val="ColorEBD6FFBgB26B00"/>
+    <w:rPr>
+      <w:color w:val="EBD6FF"/>
+      <w:shd w:color="auto" w:fill="B26B00" w:val="clear"/>
+    </w:rPr>
+  </w:style>
+  <w:style w:customStyle="1" w:styleId="ColorEBD6FFBgB2B200" w:type="character">
+    <w:name w:val="ColorEBD6FFBgB2B200"/>
+    <w:rPr>
+      <w:color w:val="EBD6FF"/>
+      <w:shd w:color="auto" w:fill="B2B200" w:val="clear"/>
+    </w:rPr>
+  </w:style>
+  <w:style w:customStyle="1" w:styleId="ColorEBD6FFBg006100" w:type="character">
+    <w:name w:val="ColorEBD6FFBg006100"/>
+    <w:rPr>
+      <w:color w:val="EBD6FF"/>
+      <w:shd w:color="auto" w:fill="006100" w:val="clear"/>
+    </w:rPr>
+  </w:style>
+  <w:style w:customStyle="1" w:styleId="ColorEBD6FFBg0047B2" w:type="character">
+    <w:name w:val="ColorEBD6FFBg0047B2"/>
+    <w:rPr>
+      <w:color w:val="EBD6FF"/>
+      <w:shd w:color="auto" w:fill="0047B2" w:val="clear"/>
+    </w:rPr>
+  </w:style>
+  <w:style w:customStyle="1" w:styleId="ColorEBD6FFBg6B24B2" w:type="character">
+    <w:name w:val="ColorEBD6FFBg6B24B2"/>
+    <w:rPr>
+      <w:color w:val="EBD6FF"/>
+      <w:shd w:color="auto" w:fill="6B24B2" w:val="clear"/>
+    </w:rPr>
+  </w:style>
+  <w:style w:customStyle="1" w:styleId="ColorEBD6FFBg444444" w:type="character">
+    <w:name w:val="ColorEBD6FFBg444444"/>
+    <w:rPr>
+      <w:color w:val="EBD6FF"/>
+      <w:shd w:color="auto" w:fill="444444" w:val="clear"/>
+    </w:rPr>
+  </w:style>
+  <w:style w:customStyle="1" w:styleId="ColorEBD6FFBg5C0000" w:type="character">
+    <w:name w:val="ColorEBD6FFBg5C0000"/>
+    <w:rPr>
+      <w:color w:val="EBD6FF"/>
+      <w:shd w:color="auto" w:fill="5C0000" w:val="clear"/>
+    </w:rPr>
+  </w:style>
+  <w:style w:customStyle="1" w:styleId="ColorEBD6FFBg663D00" w:type="character">
+    <w:name w:val="ColorEBD6FFBg663D00"/>
+    <w:rPr>
+      <w:color w:val="EBD6FF"/>
+      <w:shd w:color="auto" w:fill="663D00" w:val="clear"/>
+    </w:rPr>
+  </w:style>
+  <w:style w:customStyle="1" w:styleId="ColorEBD6FFBg666600" w:type="character">
+    <w:name w:val="ColorEBD6FFBg666600"/>
+    <w:rPr>
+      <w:color w:val="EBD6FF"/>
+      <w:shd w:color="auto" w:fill="666600" w:val="clear"/>
+    </w:rPr>
+  </w:style>
+  <w:style w:customStyle="1" w:styleId="ColorEBD6FFBg003700" w:type="character">
+    <w:name w:val="ColorEBD6FFBg003700"/>
+    <w:rPr>
+      <w:color w:val="EBD6FF"/>
+      <w:shd w:color="auto" w:fill="003700" w:val="clear"/>
+    </w:rPr>
+  </w:style>
+  <w:style w:customStyle="1" w:styleId="ColorEBD6FFBg002966" w:type="character">
+    <w:name w:val="ColorEBD6FFBg002966"/>
+    <w:rPr>
+      <w:color w:val="EBD6FF"/>
+      <w:shd w:color="auto" w:fill="002966" w:val="clear"/>
+    </w:rPr>
+  </w:style>
+  <w:style w:customStyle="1" w:styleId="ColorEBD6FFBg3D1466" w:type="character">
+    <w:name w:val="ColorEBD6FFBg3D1466"/>
+    <w:rPr>
+      <w:color w:val="EBD6FF"/>
+      <w:shd w:color="auto" w:fill="3D1466" w:val="clear"/>
+    </w:rPr>
+  </w:style>
+  <w:style w:customStyle="1" w:styleId="ColorBBBBBB" w:type="character">
+    <w:name w:val="ColorBBBBBB"/>
+    <w:rPr>
+      <w:color w:val="BBBBBB"/>
+    </w:rPr>
+  </w:style>
+  <w:style w:customStyle="1" w:styleId="ColorBBBBBBBgE60000" w:type="character">
+    <w:name w:val="ColorBBBBBBBgE60000"/>
+    <w:rPr>
+      <w:color w:val="BBBBBB"/>
+      <w:shd w:color="auto" w:fill="E60000" w:val="clear"/>
+    </w:rPr>
+  </w:style>
+  <w:style w:customStyle="1" w:styleId="ColorBBBBBBBgFF9900" w:type="character">
+    <w:name w:val="ColorBBBBBBBgFF9900"/>
+    <w:rPr>
+      <w:color w:val="BBBBBB"/>
+      <w:shd w:color="auto" w:fill="FF9900" w:val="clear"/>
+    </w:rPr>
+  </w:style>
+  <w:style w:customStyle="1" w:styleId="ColorBBBBBBBgFFFF00" w:type="character">
+    <w:name w:val="ColorBBBBBBBgFFFF00"/>
+    <w:rPr>
+      <w:color w:val="BBBBBB"/>
+      <w:shd w:color="auto" w:fill="FFFF00" w:val="clear"/>
+    </w:rPr>
+  </w:style>
+  <w:style w:customStyle="1" w:styleId="ColorBBBBBBBg008A00" w:type="character">
+    <w:name w:val="ColorBBBBBBBg008A00"/>
+    <w:rPr>
+      <w:color w:val="BBBBBB"/>
+      <w:shd w:color="auto" w:fill="008A00" w:val="clear"/>
+    </w:rPr>
+  </w:style>
+  <w:style w:customStyle="1" w:styleId="ColorBBBBBBBg0066CC" w:type="character">
+    <w:name w:val="ColorBBBBBBBg0066CC"/>
+    <w:rPr>
+      <w:color w:val="BBBBBB"/>
+      <w:shd w:color="auto" w:fill="0066CC" w:val="clear"/>
+    </w:rPr>
+  </w:style>
+  <w:style w:customStyle="1" w:styleId="ColorBBBBBBBg9933FF" w:type="character">
+    <w:name w:val="ColorBBBBBBBg9933FF"/>
+    <w:rPr>
+      <w:color w:val="BBBBBB"/>
+      <w:shd w:color="auto" w:fill="9933FF" w:val="clear"/>
+    </w:rPr>
+  </w:style>
+  <w:style w:customStyle="1" w:styleId="ColorBBBBBBBgFFFFFF" w:type="character">
+    <w:name w:val="ColorBBBBBBBgFFFFFF"/>
+    <w:rPr>
+      <w:color w:val="BBBBBB"/>
+      <w:shd w:color="auto" w:fill="FFFFFF" w:val="clear"/>
+    </w:rPr>
+  </w:style>
+  <w:style w:customStyle="1" w:styleId="ColorBBBBBBBgFACCCC" w:type="character">
+    <w:name w:val="ColorBBBBBBBgFACCCC"/>
+    <w:rPr>
+      <w:color w:val="BBBBBB"/>
+      <w:shd w:color="auto" w:fill="FACCCC" w:val="clear"/>
+    </w:rPr>
+  </w:style>
+  <w:style w:customStyle="1" w:styleId="ColorBBBBBBBgFFEBCC" w:type="character">
+    <w:name w:val="ColorBBBBBBBgFFEBCC"/>
+    <w:rPr>
+      <w:color w:val="BBBBBB"/>
+      <w:shd w:color="auto" w:fill="FFEBCC" w:val="clear"/>
+    </w:rPr>
+  </w:style>
+  <w:style w:customStyle="1" w:styleId="ColorBBBBBBBgFFFFCC" w:type="character">
+    <w:name w:val="ColorBBBBBBBgFFFFCC"/>
+    <w:rPr>
+      <w:color w:val="BBBBBB"/>
+      <w:shd w:color="auto" w:fill="FFFFCC" w:val="clear"/>
+    </w:rPr>
+  </w:style>
+  <w:style w:customStyle="1" w:styleId="ColorBBBBBBBgCCE8CC" w:type="character">
+    <w:name w:val="ColorBBBBBBBgCCE8CC"/>
+    <w:rPr>
+      <w:color w:val="BBBBBB"/>
+      <w:shd w:color="auto" w:fill="CCE8CC" w:val="clear"/>
+    </w:rPr>
+  </w:style>
+  <w:style w:customStyle="1" w:styleId="ColorBBBBBBBgCCE0F5" w:type="character">
+    <w:name w:val="ColorBBBBBBBgCCE0F5"/>
+    <w:rPr>
+      <w:color w:val="BBBBBB"/>
+      <w:shd w:color="auto" w:fill="CCE0F5" w:val="clear"/>
+    </w:rPr>
+  </w:style>
+  <w:style w:customStyle="1" w:styleId="ColorBBBBBBBgEBD6FF" w:type="character">
+    <w:name w:val="ColorBBBBBBBgEBD6FF"/>
+    <w:rPr>
+      <w:color w:val="BBBBBB"/>
+      <w:shd w:color="auto" w:fill="EBD6FF" w:val="clear"/>
+    </w:rPr>
+  </w:style>
+  <w:style w:customStyle="1" w:styleId="ColorBBBBBBBgBBBBBB" w:type="character">
+    <w:name w:val="ColorBBBBBBBgBBBBBB"/>
+    <w:rPr>
+      <w:color w:val="BBBBBB"/>
+      <w:shd w:color="auto" w:fill="BBBBBB" w:val="clear"/>
+    </w:rPr>
+  </w:style>
+  <w:style w:customStyle="1" w:styleId="ColorBBBBBBBgF06666" w:type="character">
+    <w:name w:val="ColorBBBBBBBgF06666"/>
+    <w:rPr>
+      <w:color w:val="BBBBBB"/>
+      <w:shd w:color="auto" w:fill="F06666" w:val="clear"/>
+    </w:rPr>
+  </w:style>
+  <w:style w:customStyle="1" w:styleId="ColorBBBBBBBgFFC266" w:type="character">
+    <w:name w:val="ColorBBBBBBBgFFC266"/>
+    <w:rPr>
+      <w:color w:val="BBBBBB"/>
+      <w:shd w:color="auto" w:fill="FFC266" w:val="clear"/>
+    </w:rPr>
+  </w:style>
+  <w:style w:customStyle="1" w:styleId="ColorBBBBBBBgFFFF66" w:type="character">
+    <w:name w:val="ColorBBBBBBBgFFFF66"/>
+    <w:rPr>
+      <w:color w:val="BBBBBB"/>
+      <w:shd w:color="auto" w:fill="FFFF66" w:val="clear"/>
+    </w:rPr>
+  </w:style>
+  <w:style w:customStyle="1" w:styleId="ColorBBBBBBBg66B966" w:type="character">
+    <w:name w:val="ColorBBBBBBBg66B966"/>
+    <w:rPr>
+      <w:color w:val="BBBBBB"/>
+      <w:shd w:color="auto" w:fill="66B966" w:val="clear"/>
+    </w:rPr>
+  </w:style>
+  <w:style w:customStyle="1" w:styleId="ColorBBBBBBBg66A3E0" w:type="character">
+    <w:name w:val="ColorBBBBBBBg66A3E0"/>
+    <w:rPr>
+      <w:color w:val="BBBBBB"/>
+      <w:shd w:color="auto" w:fill="66A3E0" w:val="clear"/>
+    </w:rPr>
+  </w:style>
+  <w:style w:customStyle="1" w:styleId="ColorBBBBBBBgC285FF" w:type="character">
+    <w:name w:val="ColorBBBBBBBgC285FF"/>
+    <w:rPr>
+      <w:color w:val="BBBBBB"/>
+      <w:shd w:color="auto" w:fill="C285FF" w:val="clear"/>
+    </w:rPr>
+  </w:style>
+  <w:style w:customStyle="1" w:styleId="ColorBBBBBBBg888888" w:type="character">
+    <w:name w:val="ColorBBBBBBBg888888"/>
+    <w:rPr>
+      <w:color w:val="BBBBBB"/>
+      <w:shd w:color="auto" w:fill="888888" w:val="clear"/>
+    </w:rPr>
+  </w:style>
+  <w:style w:customStyle="1" w:styleId="ColorBBBBBBBgA10000" w:type="character">
+    <w:name w:val="ColorBBBBBBBgA10000"/>
+    <w:rPr>
+      <w:color w:val="BBBBBB"/>
+      <w:shd w:color="auto" w:fill="A10000" w:val="clear"/>
+    </w:rPr>
+  </w:style>
+  <w:style w:customStyle="1" w:styleId="ColorBBBBBBBgB26B00" w:type="character">
+    <w:name w:val="ColorBBBBBBBgB26B00"/>
+    <w:rPr>
+      <w:color w:val="BBBBBB"/>
+      <w:shd w:color="auto" w:fill="B26B00" w:val="clear"/>
+    </w:rPr>
+  </w:style>
+  <w:style w:customStyle="1" w:styleId="ColorBBBBBBBgB2B200" w:type="character">
+    <w:name w:val="ColorBBBBBBBgB2B200"/>
+    <w:rPr>
+      <w:color w:val="BBBBBB"/>
+      <w:shd w:color="auto" w:fill="B2B200" w:val="clear"/>
+    </w:rPr>
+  </w:style>
+  <w:style w:customStyle="1" w:styleId="ColorBBBBBBBg006100" w:type="character">
+    <w:name w:val="ColorBBBBBBBg006100"/>
+    <w:rPr>
+      <w:color w:val="BBBBBB"/>
+      <w:shd w:color="auto" w:fill="006100" w:val="clear"/>
+    </w:rPr>
+  </w:style>
+  <w:style w:customStyle="1" w:styleId="ColorBBBBBBBg0047B2" w:type="character">
+    <w:name w:val="ColorBBBBBBBg0047B2"/>
+    <w:rPr>
+      <w:color w:val="BBBBBB"/>
+      <w:shd w:color="auto" w:fill="0047B2" w:val="clear"/>
+    </w:rPr>
+  </w:style>
+  <w:style w:customStyle="1" w:styleId="ColorBBBBBBBg6B24B2" w:type="character">
+    <w:name w:val="ColorBBBBBBBg6B24B2"/>
+    <w:rPr>
+      <w:color w:val="BBBBBB"/>
+      <w:shd w:color="auto" w:fill="6B24B2" w:val="clear"/>
+    </w:rPr>
+  </w:style>
+  <w:style w:customStyle="1" w:styleId="ColorBBBBBBBg444444" w:type="character">
+    <w:name w:val="ColorBBBBBBBg444444"/>
+    <w:rPr>
+      <w:color w:val="BBBBBB"/>
+      <w:shd w:color="auto" w:fill="444444" w:val="clear"/>
+    </w:rPr>
+  </w:style>
+  <w:style w:customStyle="1" w:styleId="ColorBBBBBBBg5C0000" w:type="character">
+    <w:name w:val="ColorBBBBBBBg5C0000"/>
+    <w:rPr>
+      <w:color w:val="BBBBBB"/>
+      <w:shd w:color="auto" w:fill="5C0000" w:val="clear"/>
+    </w:rPr>
+  </w:style>
+  <w:style w:customStyle="1" w:styleId="ColorBBBBBBBg663D00" w:type="character">
+    <w:name w:val="ColorBBBBBBBg663D00"/>
+    <w:rPr>
+      <w:color w:val="BBBBBB"/>
+      <w:shd w:color="auto" w:fill="663D00" w:val="clear"/>
+    </w:rPr>
+  </w:style>
+  <w:style w:customStyle="1" w:styleId="ColorBBBBBBBg666600" w:type="character">
+    <w:name w:val="ColorBBBBBBBg666600"/>
+    <w:rPr>
+      <w:color w:val="BBBBBB"/>
+      <w:shd w:color="auto" w:fill="666600" w:val="clear"/>
+    </w:rPr>
+  </w:style>
+  <w:style w:customStyle="1" w:styleId="ColorBBBBBBBg003700" w:type="character">
+    <w:name w:val="ColorBBBBBBBg003700"/>
+    <w:rPr>
+      <w:color w:val="BBBBBB"/>
+      <w:shd w:color="auto" w:fill="003700" w:val="clear"/>
+    </w:rPr>
+  </w:style>
+  <w:style w:customStyle="1" w:styleId="ColorBBBBBBBg002966" w:type="character">
+    <w:name w:val="ColorBBBBBBBg002966"/>
+    <w:rPr>
+      <w:color w:val="BBBBBB"/>
+      <w:shd w:color="auto" w:fill="002966" w:val="clear"/>
+    </w:rPr>
+  </w:style>
+  <w:style w:customStyle="1" w:styleId="ColorBBBBBBBg3D1466" w:type="character">
+    <w:name w:val="ColorBBBBBBBg3D1466"/>
+    <w:rPr>
+      <w:color w:val="BBBBBB"/>
+      <w:shd w:color="auto" w:fill="3D1466" w:val="clear"/>
+    </w:rPr>
+  </w:style>
+  <w:style w:customStyle="1" w:styleId="ColorF06666" w:type="character">
+    <w:name w:val="ColorF06666"/>
+    <w:rPr>
+      <w:color w:val="F06666"/>
+    </w:rPr>
+  </w:style>
+  <w:style w:customStyle="1" w:styleId="ColorF06666BgE60000" w:type="character">
+    <w:name w:val="ColorF06666BgE60000"/>
+    <w:rPr>
+      <w:color w:val="F06666"/>
+      <w:shd w:color="auto" w:fill="E60000" w:val="clear"/>
+    </w:rPr>
+  </w:style>
+  <w:style w:customStyle="1" w:styleId="ColorF06666BgFF9900" w:type="character">
+    <w:name w:val="ColorF06666BgFF9900"/>
+    <w:rPr>
+      <w:color w:val="F06666"/>
+      <w:shd w:color="auto" w:fill="FF9900" w:val="clear"/>
+    </w:rPr>
+  </w:style>
+  <w:style w:customStyle="1" w:styleId="ColorF06666BgFFFF00" w:type="character">
+    <w:name w:val="ColorF06666BgFFFF00"/>
+    <w:rPr>
+      <w:color w:val="F06666"/>
+      <w:shd w:color="auto" w:fill="FFFF00" w:val="clear"/>
+    </w:rPr>
+  </w:style>
+  <w:style w:customStyle="1" w:styleId="ColorF06666Bg008A00" w:type="character">
+    <w:name w:val="ColorF06666Bg008A00"/>
+    <w:rPr>
+      <w:color w:val="F06666"/>
+      <w:shd w:color="auto" w:fill="008A00" w:val="clear"/>
+    </w:rPr>
+  </w:style>
+  <w:style w:customStyle="1" w:styleId="ColorF06666Bg0066CC" w:type="character">
+    <w:name w:val="ColorF06666Bg0066CC"/>
+    <w:rPr>
+      <w:color w:val="F06666"/>
+      <w:shd w:color="auto" w:fill="0066CC" w:val="clear"/>
+    </w:rPr>
+  </w:style>
+  <w:style w:customStyle="1" w:styleId="ColorF06666Bg9933FF" w:type="character">
+    <w:name w:val="ColorF06666Bg9933FF"/>
+    <w:rPr>
+      <w:color w:val="F06666"/>
+      <w:shd w:color="auto" w:fill="9933FF" w:val="clear"/>
+    </w:rPr>
+  </w:style>
+  <w:style w:customStyle="1" w:styleId="ColorF06666BgFFFFFF" w:type="character">
+    <w:name w:val="ColorF06666BgFFFFFF"/>
+    <w:rPr>
+      <w:color w:val="F06666"/>
+      <w:shd w:color="auto" w:fill="FFFFFF" w:val="clear"/>
+    </w:rPr>
+  </w:style>
+  <w:style w:customStyle="1" w:styleId="ColorF06666BgFACCCC" w:type="character">
+    <w:name w:val="ColorF06666BgFACCCC"/>
+    <w:rPr>
+      <w:color w:val="F06666"/>
+      <w:shd w:color="auto" w:fill="FACCCC" w:val="clear"/>
+    </w:rPr>
+  </w:style>
+  <w:style w:customStyle="1" w:styleId="ColorF06666BgFFEBCC" w:type="character">
+    <w:name w:val="ColorF06666BgFFEBCC"/>
+    <w:rPr>
+      <w:color w:val="F06666"/>
+      <w:shd w:color="auto" w:fill="FFEBCC" w:val="clear"/>
+    </w:rPr>
+  </w:style>
+  <w:style w:customStyle="1" w:styleId="ColorF06666BgFFFFCC" w:type="character">
+    <w:name w:val="ColorF06666BgFFFFCC"/>
+    <w:rPr>
+      <w:color w:val="F06666"/>
+      <w:shd w:color="auto" w:fill="FFFFCC" w:val="clear"/>
+    </w:rPr>
+  </w:style>
+  <w:style w:customStyle="1" w:styleId="ColorF06666BgCCE8CC" w:type="character">
+    <w:name w:val="ColorF06666BgCCE8CC"/>
+    <w:rPr>
+      <w:color w:val="F06666"/>
+      <w:shd w:color="auto" w:fill="CCE8CC" w:val="clear"/>
+    </w:rPr>
+  </w:style>
+  <w:style w:customStyle="1" w:styleId="ColorF06666BgCCE0F5" w:type="character">
+    <w:name w:val="ColorF06666BgCCE0F5"/>
+    <w:rPr>
+      <w:color w:val="F06666"/>
+      <w:shd w:color="auto" w:fill="CCE0F5" w:val="clear"/>
+    </w:rPr>
+  </w:style>
+  <w:style w:customStyle="1" w:styleId="ColorF06666BgEBD6FF" w:type="character">
+    <w:name w:val="ColorF06666BgEBD6FF"/>
+    <w:rPr>
+      <w:color w:val="F06666"/>
+      <w:shd w:color="auto" w:fill="EBD6FF" w:val="clear"/>
+    </w:rPr>
+  </w:style>
+  <w:style w:customStyle="1" w:styleId="ColorF06666BgBBBBBB" w:type="character">
+    <w:name w:val="ColorF06666BgBBBBBB"/>
+    <w:rPr>
+      <w:color w:val="F06666"/>
+      <w:shd w:color="auto" w:fill="BBBBBB" w:val="clear"/>
+    </w:rPr>
+  </w:style>
+  <w:style w:customStyle="1" w:styleId="ColorF06666BgF06666" w:type="character">
+    <w:name w:val="ColorF06666BgF06666"/>
+    <w:rPr>
+      <w:color w:val="F06666"/>
+      <w:shd w:color="auto" w:fill="F06666" w:val="clear"/>
+    </w:rPr>
+  </w:style>
+  <w:style w:customStyle="1" w:styleId="ColorF06666BgFFC266" w:type="character">
+    <w:name w:val="ColorF06666BgFFC266"/>
+    <w:rPr>
+      <w:color w:val="F06666"/>
+      <w:shd w:color="auto" w:fill="FFC266" w:val="clear"/>
+    </w:rPr>
+  </w:style>
+  <w:style w:customStyle="1" w:styleId="ColorF06666BgFFFF66" w:type="character">
+    <w:name w:val="ColorF06666BgFFFF66"/>
+    <w:rPr>
+      <w:color w:val="F06666"/>
+      <w:shd w:color="auto" w:fill="FFFF66" w:val="clear"/>
+    </w:rPr>
+  </w:style>
+  <w:style w:customStyle="1" w:styleId="ColorF06666Bg66B966" w:type="character">
+    <w:name w:val="ColorF06666Bg66B966"/>
+    <w:rPr>
+      <w:color w:val="F06666"/>
+      <w:shd w:color="auto" w:fill="66B966" w:val="clear"/>
+    </w:rPr>
+  </w:style>
+  <w:style w:customStyle="1" w:styleId="ColorF06666Bg66A3E0" w:type="character">
+    <w:name w:val="ColorF06666Bg66A3E0"/>
+    <w:rPr>
+      <w:color w:val="F06666"/>
+      <w:shd w:color="auto" w:fill="66A3E0" w:val="clear"/>
+    </w:rPr>
+  </w:style>
+  <w:style w:customStyle="1" w:styleId="ColorF06666BgC285FF" w:type="character">
+    <w:name w:val="ColorF06666BgC285FF"/>
+    <w:rPr>
+      <w:color w:val="F06666"/>
+      <w:shd w:color="auto" w:fill="C285FF" w:val="clear"/>
+    </w:rPr>
+  </w:style>
+  <w:style w:customStyle="1" w:styleId="ColorF06666Bg888888" w:type="character">
+    <w:name w:val="ColorF06666Bg888888"/>
+    <w:rPr>
+      <w:color w:val="F06666"/>
+      <w:shd w:color="auto" w:fill="888888" w:val="clear"/>
+    </w:rPr>
+  </w:style>
+  <w:style w:customStyle="1" w:styleId="ColorF06666BgA10000" w:type="character">
+    <w:name w:val="ColorF06666BgA10000"/>
+    <w:rPr>
+      <w:color w:val="F06666"/>
+      <w:shd w:color="auto" w:fill="A10000" w:val="clear"/>
+    </w:rPr>
+  </w:style>
+  <w:style w:customStyle="1" w:styleId="ColorF06666BgB26B00" w:type="character">
+    <w:name w:val="ColorF06666BgB26B00"/>
+    <w:rPr>
+      <w:color w:val="F06666"/>
+      <w:shd w:color="auto" w:fill="B26B00" w:val="clear"/>
+    </w:rPr>
+  </w:style>
+  <w:style w:customStyle="1" w:styleId="ColorF06666BgB2B200" w:type="character">
+    <w:name w:val="ColorF06666BgB2B200"/>
+    <w:rPr>
+      <w:color w:val="F06666"/>
+      <w:shd w:color="auto" w:fill="B2B200" w:val="clear"/>
+    </w:rPr>
+  </w:style>
+  <w:style w:customStyle="1" w:styleId="ColorF06666Bg006100" w:type="character">
+    <w:name w:val="ColorF06666Bg006100"/>
+    <w:rPr>
+      <w:color w:val="F06666"/>
+      <w:shd w:color="auto" w:fill="006100" w:val="clear"/>
+    </w:rPr>
+  </w:style>
+  <w:style w:customStyle="1" w:styleId="ColorF06666Bg0047B2" w:type="character">
+    <w:name w:val="ColorF06666Bg0047B2"/>
+    <w:rPr>
+      <w:color w:val="F06666"/>
+      <w:shd w:color="auto" w:fill="0047B2" w:val="clear"/>
+    </w:rPr>
+  </w:style>
+  <w:style w:customStyle="1" w:styleId="ColorF06666Bg6B24B2" w:type="character">
+    <w:name w:val="ColorF06666Bg6B24B2"/>
+    <w:rPr>
+      <w:color w:val="F06666"/>
+      <w:shd w:color="auto" w:fill="6B24B2" w:val="clear"/>
+    </w:rPr>
+  </w:style>
+  <w:style w:customStyle="1" w:styleId="ColorF06666Bg444444" w:type="character">
+    <w:name w:val="ColorF06666Bg444444"/>
+    <w:rPr>
+      <w:color w:val="F06666"/>
+      <w:shd w:color="auto" w:fill="444444" w:val="clear"/>
+    </w:rPr>
+  </w:style>
+  <w:style w:customStyle="1" w:styleId="ColorF06666Bg5C0000" w:type="character">
+    <w:name w:val="ColorF06666Bg5C0000"/>
+    <w:rPr>
+      <w:color w:val="F06666"/>
+      <w:shd w:color="auto" w:fill="5C0000" w:val="clear"/>
+    </w:rPr>
+  </w:style>
+  <w:style w:customStyle="1" w:styleId="ColorF06666Bg663D00" w:type="character">
+    <w:name w:val="ColorF06666Bg663D00"/>
+    <w:rPr>
+      <w:color w:val="F06666"/>
+      <w:shd w:color="auto" w:fill="663D00" w:val="clear"/>
+    </w:rPr>
+  </w:style>
+  <w:style w:customStyle="1" w:styleId="ColorF06666Bg666600" w:type="character">
+    <w:name w:val="ColorF06666Bg666600"/>
+    <w:rPr>
+      <w:color w:val="F06666"/>
+      <w:shd w:color="auto" w:fill="666600" w:val="clear"/>
+    </w:rPr>
+  </w:style>
+  <w:style w:customStyle="1" w:styleId="ColorF06666Bg003700" w:type="character">
+    <w:name w:val="ColorF06666Bg003700"/>
+    <w:rPr>
+      <w:color w:val="F06666"/>
+      <w:shd w:color="auto" w:fill="003700" w:val="clear"/>
+    </w:rPr>
+  </w:style>
+  <w:style w:customStyle="1" w:styleId="ColorF06666Bg002966" w:type="character">
+    <w:name w:val="ColorF06666Bg002966"/>
+    <w:rPr>
+      <w:color w:val="F06666"/>
+      <w:shd w:color="auto" w:fill="002966" w:val="clear"/>
+    </w:rPr>
+  </w:style>
+  <w:style w:customStyle="1" w:styleId="ColorF06666Bg3D1466" w:type="character">
+    <w:name w:val="ColorF06666Bg3D1466"/>
+    <w:rPr>
+      <w:color w:val="F06666"/>
+      <w:shd w:color="auto" w:fill="3D1466" w:val="clear"/>
+    </w:rPr>
+  </w:style>
+  <w:style w:customStyle="1" w:styleId="ColorFFC266" w:type="character">
+    <w:name w:val="ColorFFC266"/>
+    <w:rPr>
+      <w:color w:val="FFC266"/>
+    </w:rPr>
+  </w:style>
+  <w:style w:customStyle="1" w:styleId="ColorFFC266BgE60000" w:type="character">
+    <w:name w:val="ColorFFC266BgE60000"/>
+    <w:rPr>
+      <w:color w:val="FFC266"/>
+      <w:shd w:color="auto" w:fill="E60000" w:val="clear"/>
+    </w:rPr>
+  </w:style>
+  <w:style w:customStyle="1" w:styleId="ColorFFC266BgFF9900" w:type="character">
+    <w:name w:val="ColorFFC266BgFF9900"/>
+    <w:rPr>
+      <w:color w:val="FFC266"/>
+      <w:shd w:color="auto" w:fill="FF9900" w:val="clear"/>
+    </w:rPr>
+  </w:style>
+  <w:style w:customStyle="1" w:styleId="ColorFFC266BgFFFF00" w:type="character">
+    <w:name w:val="ColorFFC266BgFFFF00"/>
+    <w:rPr>
+      <w:color w:val="FFC266"/>
+      <w:shd w:color="auto" w:fill="FFFF00" w:val="clear"/>
+    </w:rPr>
+  </w:style>
+  <w:style w:customStyle="1" w:styleId="ColorFFC266Bg008A00" w:type="character">
+    <w:name w:val="ColorFFC266Bg008A00"/>
+    <w:rPr>
+      <w:color w:val="FFC266"/>
+      <w:shd w:color="auto" w:fill="008A00" w:val="clear"/>
+    </w:rPr>
+  </w:style>
+  <w:style w:customStyle="1" w:styleId="ColorFFC266Bg0066CC" w:type="character">
+    <w:name w:val="ColorFFC266Bg0066CC"/>
+    <w:rPr>
+      <w:color w:val="FFC266"/>
+      <w:shd w:color="auto" w:fill="0066CC" w:val="clear"/>
+    </w:rPr>
+  </w:style>
+  <w:style w:customStyle="1" w:styleId="ColorFFC266Bg9933FF" w:type="character">
+    <w:name w:val="ColorFFC266Bg9933FF"/>
+    <w:rPr>
+      <w:color w:val="FFC266"/>
+      <w:shd w:color="auto" w:fill="9933FF" w:val="clear"/>
+    </w:rPr>
+  </w:style>
+  <w:style w:customStyle="1" w:styleId="ColorFFC266BgFFFFFF" w:type="character">
+    <w:name w:val="ColorFFC266BgFFFFFF"/>
+    <w:rPr>
+      <w:color w:val="FFC266"/>
+      <w:shd w:color="auto" w:fill="FFFFFF" w:val="clear"/>
+    </w:rPr>
+  </w:style>
+  <w:style w:customStyle="1" w:styleId="ColorFFC266BgFACCCC" w:type="character">
+    <w:name w:val="ColorFFC266BgFACCCC"/>
+    <w:rPr>
+      <w:color w:val="FFC266"/>
+      <w:shd w:color="auto" w:fill="FACCCC" w:val="clear"/>
+    </w:rPr>
+  </w:style>
+  <w:style w:customStyle="1" w:styleId="ColorFFC266BgFFEBCC" w:type="character">
+    <w:name w:val="ColorFFC266BgFFEBCC"/>
+    <w:rPr>
+      <w:color w:val="FFC266"/>
+      <w:shd w:color="auto" w:fill="FFEBCC" w:val="clear"/>
+    </w:rPr>
+  </w:style>
+  <w:style w:customStyle="1" w:styleId="ColorFFC266BgFFFFCC" w:type="character">
+    <w:name w:val="ColorFFC266BgFFFFCC"/>
+    <w:rPr>
+      <w:color w:val="FFC266"/>
+      <w:shd w:color="auto" w:fill="FFFFCC" w:val="clear"/>
+    </w:rPr>
+  </w:style>
+  <w:style w:customStyle="1" w:styleId="ColorFFC266BgCCE8CC" w:type="character">
+    <w:name w:val="ColorFFC266BgCCE8CC"/>
+    <w:rPr>
+      <w:color w:val="FFC266"/>
+      <w:shd w:color="auto" w:fill="CCE8CC" w:val="clear"/>
+    </w:rPr>
+  </w:style>
+  <w:style w:customStyle="1" w:styleId="ColorFFC266BgCCE0F5" w:type="character">
+    <w:name w:val="ColorFFC266BgCCE0F5"/>
+    <w:rPr>
+      <w:color w:val="FFC266"/>
+      <w:shd w:color="auto" w:fill="CCE0F5" w:val="clear"/>
+    </w:rPr>
+  </w:style>
+  <w:style w:customStyle="1" w:styleId="ColorFFC266BgEBD6FF" w:type="character">
+    <w:name w:val="ColorFFC266BgEBD6FF"/>
+    <w:rPr>
+      <w:color w:val="FFC266"/>
+      <w:shd w:color="auto" w:fill="EBD6FF" w:val="clear"/>
+    </w:rPr>
+  </w:style>
+  <w:style w:customStyle="1" w:styleId="ColorFFC266BgBBBBBB" w:type="character">
+    <w:name w:val="ColorFFC266BgBBBBBB"/>
+    <w:rPr>
+      <w:color w:val="FFC266"/>
+      <w:shd w:color="auto" w:fill="BBBBBB" w:val="clear"/>
+    </w:rPr>
+  </w:style>
+  <w:style w:customStyle="1" w:styleId="ColorFFC266BgF06666" w:type="character">
+    <w:name w:val="ColorFFC266BgF06666"/>
+    <w:rPr>
+      <w:color w:val="FFC266"/>
+      <w:shd w:color="auto" w:fill="F06666" w:val="clear"/>
+    </w:rPr>
+  </w:style>
+  <w:style w:customStyle="1" w:styleId="ColorFFC266BgFFC266" w:type="character">
+    <w:name w:val="ColorFFC266BgFFC266"/>
+    <w:rPr>
+      <w:color w:val="FFC266"/>
+      <w:shd w:color="auto" w:fill="FFC266" w:val="clear"/>
+    </w:rPr>
+  </w:style>
+  <w:style w:customStyle="1" w:styleId="ColorFFC266BgFFFF66" w:type="character">
+    <w:name w:val="ColorFFC266BgFFFF66"/>
+    <w:rPr>
+      <w:color w:val="FFC266"/>
+      <w:shd w:color="auto" w:fill="FFFF66" w:val="clear"/>
+    </w:rPr>
+  </w:style>
+  <w:style w:customStyle="1" w:styleId="ColorFFC266Bg66B966" w:type="character">
+    <w:name w:val="ColorFFC266Bg66B966"/>
+    <w:rPr>
+      <w:color w:val="FFC266"/>
+      <w:shd w:color="auto" w:fill="66B966" w:val="clear"/>
+    </w:rPr>
+  </w:style>
+  <w:style w:customStyle="1" w:styleId="ColorFFC266Bg66A3E0" w:type="character">
+    <w:name w:val="ColorFFC266Bg66A3E0"/>
+    <w:rPr>
+      <w:color w:val="FFC266"/>
+      <w:shd w:color="auto" w:fill="66A3E0" w:val="clear"/>
+    </w:rPr>
+  </w:style>
+  <w:style w:customStyle="1" w:styleId="ColorFFC266BgC285FF" w:type="character">
+    <w:name w:val="ColorFFC266BgC285FF"/>
+    <w:rPr>
+      <w:color w:val="FFC266"/>
+      <w:shd w:color="auto" w:fill="C285FF" w:val="clear"/>
+    </w:rPr>
+  </w:style>
+  <w:style w:customStyle="1" w:styleId="ColorFFC266Bg888888" w:type="character">
+    <w:name w:val="ColorFFC266Bg888888"/>
+    <w:rPr>
+      <w:color w:val="FFC266"/>
+      <w:shd w:color="auto" w:fill="888888" w:val="clear"/>
+    </w:rPr>
+  </w:style>
+  <w:style w:customStyle="1" w:styleId="ColorFFC266BgA10000" w:type="character">
+    <w:name w:val="ColorFFC266BgA10000"/>
+    <w:rPr>
+      <w:color w:val="FFC266"/>
+      <w:shd w:color="auto" w:fill="A10000" w:val="clear"/>
+    </w:rPr>
+  </w:style>
+  <w:style w:customStyle="1" w:styleId="ColorFFC266BgB26B00" w:type="character">
+    <w:name w:val="ColorFFC266BgB26B00"/>
+    <w:rPr>
+      <w:color w:val="FFC266"/>
+      <w:shd w:color="auto" w:fill="B26B00" w:val="clear"/>
+    </w:rPr>
+  </w:style>
+  <w:style w:customStyle="1" w:styleId="ColorFFC266BgB2B200" w:type="character">
+    <w:name w:val="ColorFFC266BgB2B200"/>
+    <w:rPr>
+      <w:color w:val="FFC266"/>
+      <w:shd w:color="auto" w:fill="B2B200" w:val="clear"/>
+    </w:rPr>
+  </w:style>
+  <w:style w:customStyle="1" w:styleId="ColorFFC266Bg006100" w:type="character">
+    <w:name w:val="ColorFFC266Bg006100"/>
+    <w:rPr>
+      <w:color w:val="FFC266"/>
+      <w:shd w:color="auto" w:fill="006100" w:val="clear"/>
+    </w:rPr>
+  </w:style>
+  <w:style w:customStyle="1" w:styleId="ColorFFC266Bg0047B2" w:type="character">
+    <w:name w:val="ColorFFC266Bg0047B2"/>
+    <w:rPr>
+      <w:color w:val="FFC266"/>
+      <w:shd w:color="auto" w:fill="0047B2" w:val="clear"/>
+    </w:rPr>
+  </w:style>
+  <w:style w:customStyle="1" w:styleId="ColorFFC266Bg6B24B2" w:type="character">
+    <w:name w:val="ColorFFC266Bg6B24B2"/>
+    <w:rPr>
+      <w:color w:val="FFC266"/>
+      <w:shd w:color="auto" w:fill="6B24B2" w:val="clear"/>
+    </w:rPr>
+  </w:style>
+  <w:style w:customStyle="1" w:styleId="ColorFFC266Bg444444" w:type="character">
+    <w:name w:val="ColorFFC266Bg444444"/>
+    <w:rPr>
+      <w:color w:val="FFC266"/>
+      <w:shd w:color="auto" w:fill="444444" w:val="clear"/>
+    </w:rPr>
+  </w:style>
+  <w:style w:customStyle="1" w:styleId="ColorFFC266Bg5C0000" w:type="character">
+    <w:name w:val="ColorFFC266Bg5C0000"/>
+    <w:rPr>
+      <w:color w:val="FFC266"/>
+      <w:shd w:color="auto" w:fill="5C0000" w:val="clear"/>
+    </w:rPr>
+  </w:style>
+  <w:style w:customStyle="1" w:styleId="ColorFFC266Bg663D00" w:type="character">
+    <w:name w:val="ColorFFC266Bg663D00"/>
+    <w:rPr>
+      <w:color w:val="FFC266"/>
+      <w:shd w:color="auto" w:fill="663D00" w:val="clear"/>
+    </w:rPr>
+  </w:style>
+  <w:style w:customStyle="1" w:styleId="ColorFFC266Bg666600" w:type="character">
+    <w:name w:val="ColorFFC266Bg666600"/>
+    <w:rPr>
+      <w:color w:val="FFC266"/>
+      <w:shd w:color="auto" w:fill="666600" w:val="clear"/>
+    </w:rPr>
+  </w:style>
+  <w:style w:customStyle="1" w:styleId="ColorFFC266Bg003700" w:type="character">
+    <w:name w:val="ColorFFC266Bg003700"/>
+    <w:rPr>
+      <w:color w:val="FFC266"/>
+      <w:shd w:color="auto" w:fill="003700" w:val="clear"/>
+    </w:rPr>
+  </w:style>
+  <w:style w:customStyle="1" w:styleId="ColorFFC266Bg002966" w:type="character">
+    <w:name w:val="ColorFFC266Bg002966"/>
+    <w:rPr>
+      <w:color w:val="FFC266"/>
+      <w:shd w:color="auto" w:fill="002966" w:val="clear"/>
+    </w:rPr>
+  </w:style>
+  <w:style w:customStyle="1" w:styleId="ColorFFC266Bg3D1466" w:type="character">
+    <w:name w:val="ColorFFC266Bg3D1466"/>
+    <w:rPr>
+      <w:color w:val="FFC266"/>
+      <w:shd w:color="auto" w:fill="3D1466" w:val="clear"/>
+    </w:rPr>
+  </w:style>
+  <w:style w:customStyle="1" w:styleId="ColorFFFF66" w:type="character">
+    <w:name w:val="ColorFFFF66"/>
+    <w:rPr>
+      <w:color w:val="FFFF66"/>
+    </w:rPr>
+  </w:style>
+  <w:style w:customStyle="1" w:styleId="ColorFFFF66BgE60000" w:type="character">
+    <w:name w:val="ColorFFFF66BgE60000"/>
+    <w:rPr>
+      <w:color w:val="FFFF66"/>
+      <w:shd w:color="auto" w:fill="E60000" w:val="clear"/>
+    </w:rPr>
+  </w:style>
+  <w:style w:customStyle="1" w:styleId="ColorFFFF66BgFF9900" w:type="character">
+    <w:name w:val="ColorFFFF66BgFF9900"/>
+    <w:rPr>
+      <w:color w:val="FFFF66"/>
+      <w:shd w:color="auto" w:fill="FF9900" w:val="clear"/>
+    </w:rPr>
+  </w:style>
+  <w:style w:customStyle="1" w:styleId="ColorFFFF66BgFFFF00" w:type="character">
+    <w:name w:val="ColorFFFF66BgFFFF00"/>
+    <w:rPr>
+      <w:color w:val="FFFF66"/>
+      <w:shd w:color="auto" w:fill="FFFF00" w:val="clear"/>
+    </w:rPr>
+  </w:style>
+  <w:style w:customStyle="1" w:styleId="ColorFFFF66Bg008A00" w:type="character">
+    <w:name w:val="ColorFFFF66Bg008A00"/>
+    <w:rPr>
+      <w:color w:val="FFFF66"/>
+      <w:shd w:color="auto" w:fill="008A00" w:val="clear"/>
+    </w:rPr>
+  </w:style>
+  <w:style w:customStyle="1" w:styleId="ColorFFFF66Bg0066CC" w:type="character">
+    <w:name w:val="ColorFFFF66Bg0066CC"/>
+    <w:rPr>
+      <w:color w:val="FFFF66"/>
+      <w:shd w:color="auto" w:fill="0066CC" w:val="clear"/>
+    </w:rPr>
+  </w:style>
+  <w:style w:customStyle="1" w:styleId="ColorFFFF66Bg9933FF" w:type="character">
+    <w:name w:val="ColorFFFF66Bg9933FF"/>
+    <w:rPr>
+      <w:color w:val="FFFF66"/>
+      <w:shd w:color="auto" w:fill="9933FF" w:val="clear"/>
+    </w:rPr>
+  </w:style>
+  <w:style w:customStyle="1" w:styleId="ColorFFFF66BgFFFFFF" w:type="character">
+    <w:name w:val="ColorFFFF66BgFFFFFF"/>
+    <w:rPr>
+      <w:color w:val="FFFF66"/>
+      <w:shd w:color="auto" w:fill="FFFFFF" w:val="clear"/>
+    </w:rPr>
+  </w:style>
+  <w:style w:customStyle="1" w:styleId="ColorFFFF66BgFACCCC" w:type="character">
+    <w:name w:val="ColorFFFF66BgFACCCC"/>
+    <w:rPr>
+      <w:color w:val="FFFF66"/>
+      <w:shd w:color="auto" w:fill="FACCCC" w:val="clear"/>
+    </w:rPr>
+  </w:style>
+  <w:style w:customStyle="1" w:styleId="ColorFFFF66BgFFEBCC" w:type="character">
+    <w:name w:val="ColorFFFF66BgFFEBCC"/>
+    <w:rPr>
+      <w:color w:val="FFFF66"/>
+      <w:shd w:color="auto" w:fill="FFEBCC" w:val="clear"/>
+    </w:rPr>
+  </w:style>
+  <w:style w:customStyle="1" w:styleId="ColorFFFF66BgFFFFCC" w:type="character">
+    <w:name w:val="ColorFFFF66BgFFFFCC"/>
+    <w:rPr>
+      <w:color w:val="FFFF66"/>
+      <w:shd w:color="auto" w:fill="FFFFCC" w:val="clear"/>
+    </w:rPr>
+  </w:style>
+  <w:style w:customStyle="1" w:styleId="ColorFFFF66BgCCE8CC" w:type="character">
+    <w:name w:val="ColorFFFF66BgCCE8CC"/>
+    <w:rPr>
+      <w:color w:val="FFFF66"/>
+      <w:shd w:color="auto" w:fill="CCE8CC" w:val="clear"/>
+    </w:rPr>
+  </w:style>
+  <w:style w:customStyle="1" w:styleId="ColorFFFF66BgCCE0F5" w:type="character">
+    <w:name w:val="ColorFFFF66BgCCE0F5"/>
+    <w:rPr>
+      <w:color w:val="FFFF66"/>
+      <w:shd w:color="auto" w:fill="CCE0F5" w:val="clear"/>
+    </w:rPr>
+  </w:style>
+  <w:style w:customStyle="1" w:styleId="ColorFFFF66BgEBD6FF" w:type="character">
+    <w:name w:val="ColorFFFF66BgEBD6FF"/>
+    <w:rPr>
+      <w:color w:val="FFFF66"/>
+      <w:shd w:color="auto" w:fill="EBD6FF" w:val="clear"/>
+    </w:rPr>
+  </w:style>
+  <w:style w:customStyle="1" w:styleId="ColorFFFF66BgBBBBBB" w:type="character">
+    <w:name w:val="ColorFFFF66BgBBBBBB"/>
+    <w:rPr>
+      <w:color w:val="FFFF66"/>
+      <w:shd w:color="auto" w:fill="BBBBBB" w:val="clear"/>
+    </w:rPr>
+  </w:style>
+  <w:style w:customStyle="1" w:styleId="ColorFFFF66BgF06666" w:type="character">
+    <w:name w:val="ColorFFFF66BgF06666"/>
+    <w:rPr>
+      <w:color w:val="FFFF66"/>
+      <w:shd w:color="auto" w:fill="F06666" w:val="clear"/>
+    </w:rPr>
+  </w:style>
+  <w:style w:customStyle="1" w:styleId="ColorFFFF66BgFFC266" w:type="character">
+    <w:name w:val="ColorFFFF66BgFFC266"/>
+    <w:rPr>
+      <w:color w:val="FFFF66"/>
+      <w:shd w:color="auto" w:fill="FFC266" w:val="clear"/>
+    </w:rPr>
+  </w:style>
+  <w:style w:customStyle="1" w:styleId="ColorFFFF66BgFFFF66" w:type="character">
+    <w:name w:val="ColorFFFF66BgFFFF66"/>
+    <w:rPr>
+      <w:color w:val="FFFF66"/>
+      <w:shd w:color="auto" w:fill="FFFF66" w:val="clear"/>
+    </w:rPr>
+  </w:style>
+  <w:style w:customStyle="1" w:styleId="ColorFFFF66Bg66B966" w:type="character">
+    <w:name w:val="ColorFFFF66Bg66B966"/>
+    <w:rPr>
+      <w:color w:val="FFFF66"/>
+      <w:shd w:color="auto" w:fill="66B966" w:val="clear"/>
+    </w:rPr>
+  </w:style>
+  <w:style w:customStyle="1" w:styleId="ColorFFFF66Bg66A3E0" w:type="character">
+    <w:name w:val="ColorFFFF66Bg66A3E0"/>
+    <w:rPr>
+      <w:color w:val="FFFF66"/>
+      <w:shd w:color="auto" w:fill="66A3E0" w:val="clear"/>
+    </w:rPr>
+  </w:style>
+  <w:style w:customStyle="1" w:styleId="ColorFFFF66BgC285FF" w:type="character">
+    <w:name w:val="ColorFFFF66BgC285FF"/>
+    <w:rPr>
+      <w:color w:val="FFFF66"/>
+      <w:shd w:color="auto" w:fill="C285FF" w:val="clear"/>
+    </w:rPr>
+  </w:style>
+  <w:style w:customStyle="1" w:styleId="ColorFFFF66Bg888888" w:type="character">
+    <w:name w:val="ColorFFFF66Bg888888"/>
+    <w:rPr>
+      <w:color w:val="FFFF66"/>
+      <w:shd w:color="auto" w:fill="888888" w:val="clear"/>
+    </w:rPr>
+  </w:style>
+  <w:style w:customStyle="1" w:styleId="ColorFFFF66BgA10000" w:type="character">
+    <w:name w:val="ColorFFFF66BgA10000"/>
+    <w:rPr>
+      <w:color w:val="FFFF66"/>
+      <w:shd w:color="auto" w:fill="A10000" w:val="clear"/>
+    </w:rPr>
+  </w:style>
+  <w:style w:customStyle="1" w:styleId="ColorFFFF66BgB26B00" w:type="character">
+    <w:name w:val="ColorFFFF66BgB26B00"/>
+    <w:rPr>
+      <w:color w:val="FFFF66"/>
+      <w:shd w:color="auto" w:fill="B26B00" w:val="clear"/>
+    </w:rPr>
+  </w:style>
+  <w:style w:customStyle="1" w:styleId="ColorFFFF66BgB2B200" w:type="character">
+    <w:name w:val="ColorFFFF66BgB2B200"/>
+    <w:rPr>
+      <w:color w:val="FFFF66"/>
+      <w:shd w:color="auto" w:fill="B2B200" w:val="clear"/>
+    </w:rPr>
+  </w:style>
+  <w:style w:customStyle="1" w:styleId="ColorFFFF66Bg006100" w:type="character">
+    <w:name w:val="ColorFFFF66Bg006100"/>
+    <w:rPr>
+      <w:color w:val="FFFF66"/>
+      <w:shd w:color="auto" w:fill="006100" w:val="clear"/>
+    </w:rPr>
+  </w:style>
+  <w:style w:customStyle="1" w:styleId="ColorFFFF66Bg0047B2" w:type="character">
+    <w:name w:val="ColorFFFF66Bg0047B2"/>
+    <w:rPr>
+      <w:color w:val="FFFF66"/>
+      <w:shd w:color="auto" w:fill="0047B2" w:val="clear"/>
+    </w:rPr>
+  </w:style>
+  <w:style w:customStyle="1" w:styleId="ColorFFFF66Bg6B24B2" w:type="character">
+    <w:name w:val="ColorFFFF66Bg6B24B2"/>
+    <w:rPr>
+      <w:color w:val="FFFF66"/>
+      <w:shd w:color="auto" w:fill="6B24B2" w:val="clear"/>
+    </w:rPr>
+  </w:style>
+  <w:style w:customStyle="1" w:styleId="ColorFFFF66Bg444444" w:type="character">
+    <w:name w:val="ColorFFFF66Bg444444"/>
+    <w:rPr>
+      <w:color w:val="FFFF66"/>
+      <w:shd w:color="auto" w:fill="444444" w:val="clear"/>
+    </w:rPr>
+  </w:style>
+  <w:style w:customStyle="1" w:styleId="ColorFFFF66Bg5C0000" w:type="character">
+    <w:name w:val="ColorFFFF66Bg5C0000"/>
+    <w:rPr>
+      <w:color w:val="FFFF66"/>
+      <w:shd w:color="auto" w:fill="5C0000" w:val="clear"/>
+    </w:rPr>
+  </w:style>
+  <w:style w:customStyle="1" w:styleId="ColorFFFF66Bg663D00" w:type="character">
+    <w:name w:val="ColorFFFF66Bg663D00"/>
+    <w:rPr>
+      <w:color w:val="FFFF66"/>
+      <w:shd w:color="auto" w:fill="663D00" w:val="clear"/>
+    </w:rPr>
+  </w:style>
+  <w:style w:customStyle="1" w:styleId="ColorFFFF66Bg666600" w:type="character">
+    <w:name w:val="ColorFFFF66Bg666600"/>
+    <w:rPr>
+      <w:color w:val="FFFF66"/>
+      <w:shd w:color="auto" w:fill="666600" w:val="clear"/>
+    </w:rPr>
+  </w:style>
+  <w:style w:customStyle="1" w:styleId="ColorFFFF66Bg003700" w:type="character">
+    <w:name w:val="ColorFFFF66Bg003700"/>
+    <w:rPr>
+      <w:color w:val="FFFF66"/>
+      <w:shd w:color="auto" w:fill="003700" w:val="clear"/>
+    </w:rPr>
+  </w:style>
+  <w:style w:customStyle="1" w:styleId="ColorFFFF66Bg002966" w:type="character">
+    <w:name w:val="ColorFFFF66Bg002966"/>
+    <w:rPr>
+      <w:color w:val="FFFF66"/>
+      <w:shd w:color="auto" w:fill="002966" w:val="clear"/>
+    </w:rPr>
+  </w:style>
+  <w:style w:customStyle="1" w:styleId="ColorFFFF66Bg3D1466" w:type="character">
+    <w:name w:val="ColorFFFF66Bg3D1466"/>
+    <w:rPr>
+      <w:color w:val="FFFF66"/>
+      <w:shd w:color="auto" w:fill="3D1466" w:val="clear"/>
+    </w:rPr>
+  </w:style>
+  <w:style w:customStyle="1" w:styleId="Color66B966" w:type="character">
+    <w:name w:val="Color66B966"/>
+    <w:rPr>
+      <w:color w:val="66B966"/>
+    </w:rPr>
+  </w:style>
+  <w:style w:customStyle="1" w:styleId="Color66B966BgE60000" w:type="character">
+    <w:name w:val="Color66B966BgE60000"/>
+    <w:rPr>
+      <w:color w:val="66B966"/>
+      <w:shd w:color="auto" w:fill="E60000" w:val="clear"/>
+    </w:rPr>
+  </w:style>
+  <w:style w:customStyle="1" w:styleId="Color66B966BgFF9900" w:type="character">
+    <w:name w:val="Color66B966BgFF9900"/>
+    <w:rPr>
+      <w:color w:val="66B966"/>
+      <w:shd w:color="auto" w:fill="FF9900" w:val="clear"/>
+    </w:rPr>
+  </w:style>
+  <w:style w:customStyle="1" w:styleId="Color66B966BgFFFF00" w:type="character">
+    <w:name w:val="Color66B966BgFFFF00"/>
+    <w:rPr>
+      <w:color w:val="66B966"/>
+      <w:shd w:color="auto" w:fill="FFFF00" w:val="clear"/>
+    </w:rPr>
+  </w:style>
+  <w:style w:customStyle="1" w:styleId="Color66B966Bg008A00" w:type="character">
+    <w:name w:val="Color66B966Bg008A00"/>
+    <w:rPr>
+      <w:color w:val="66B966"/>
+      <w:shd w:color="auto" w:fill="008A00" w:val="clear"/>
+    </w:rPr>
+  </w:style>
+  <w:style w:customStyle="1" w:styleId="Color66B966Bg0066CC" w:type="character">
+    <w:name w:val="Color66B966Bg0066CC"/>
+    <w:rPr>
+      <w:color w:val="66B966"/>
+      <w:shd w:color="auto" w:fill="0066CC" w:val="clear"/>
+    </w:rPr>
+  </w:style>
+  <w:style w:customStyle="1" w:styleId="Color66B966Bg9933FF" w:type="character">
+    <w:name w:val="Color66B966Bg9933FF"/>
+    <w:rPr>
+      <w:color w:val="66B966"/>
+      <w:shd w:color="auto" w:fill="9933FF" w:val="clear"/>
+    </w:rPr>
+  </w:style>
+  <w:style w:customStyle="1" w:styleId="Color66B966BgFFFFFF" w:type="character">
+    <w:name w:val="Color66B966BgFFFFFF"/>
+    <w:rPr>
+      <w:color w:val="66B966"/>
+      <w:shd w:color="auto" w:fill="FFFFFF" w:val="clear"/>
+    </w:rPr>
+  </w:style>
+  <w:style w:customStyle="1" w:styleId="Color66B966BgFACCCC" w:type="character">
+    <w:name w:val="Color66B966BgFACCCC"/>
+    <w:rPr>
+      <w:color w:val="66B966"/>
+      <w:shd w:color="auto" w:fill="FACCCC" w:val="clear"/>
+    </w:rPr>
+  </w:style>
+  <w:style w:customStyle="1" w:styleId="Color66B966BgFFEBCC" w:type="character">
+    <w:name w:val="Color66B966BgFFEBCC"/>
+    <w:rPr>
+      <w:color w:val="66B966"/>
+      <w:shd w:color="auto" w:fill="FFEBCC" w:val="clear"/>
+    </w:rPr>
+  </w:style>
+  <w:style w:customStyle="1" w:styleId="Color66B966BgFFFFCC" w:type="character">
+    <w:name w:val="Color66B966BgFFFFCC"/>
+    <w:rPr>
+      <w:color w:val="66B966"/>
+      <w:shd w:color="auto" w:fill="FFFFCC" w:val="clear"/>
+    </w:rPr>
+  </w:style>
+  <w:style w:customStyle="1" w:styleId="Color66B966BgCCE8CC" w:type="character">
+    <w:name w:val="Color66B966BgCCE8CC"/>
+    <w:rPr>
+      <w:color w:val="66B966"/>
+      <w:shd w:color="auto" w:fill="CCE8CC" w:val="clear"/>
+    </w:rPr>
+  </w:style>
+  <w:style w:customStyle="1" w:styleId="Color66B966BgCCE0F5" w:type="character">
+    <w:name w:val="Color66B966BgCCE0F5"/>
+    <w:rPr>
+      <w:color w:val="66B966"/>
+      <w:shd w:color="auto" w:fill="CCE0F5" w:val="clear"/>
+    </w:rPr>
+  </w:style>
+  <w:style w:customStyle="1" w:styleId="Color66B966BgEBD6FF" w:type="character">
+    <w:name w:val="Color66B966BgEBD6FF"/>
+    <w:rPr>
+      <w:color w:val="66B966"/>
+      <w:shd w:color="auto" w:fill="EBD6FF" w:val="clear"/>
+    </w:rPr>
+  </w:style>
+  <w:style w:customStyle="1" w:styleId="Color66B966BgBBBBBB" w:type="character">
+    <w:name w:val="Color66B966BgBBBBBB"/>
+    <w:rPr>
+      <w:color w:val="66B966"/>
+      <w:shd w:color="auto" w:fill="BBBBBB" w:val="clear"/>
+    </w:rPr>
+  </w:style>
+  <w:style w:customStyle="1" w:styleId="Color66B966BgF06666" w:type="character">
+    <w:name w:val="Color66B966BgF06666"/>
+    <w:rPr>
+      <w:color w:val="66B966"/>
+      <w:shd w:color="auto" w:fill="F06666" w:val="clear"/>
+    </w:rPr>
+  </w:style>
+  <w:style w:customStyle="1" w:styleId="Color66B966BgFFC266" w:type="character">
+    <w:name w:val="Color66B966BgFFC266"/>
+    <w:rPr>
+      <w:color w:val="66B966"/>
+      <w:shd w:color="auto" w:fill="FFC266" w:val="clear"/>
+    </w:rPr>
+  </w:style>
+  <w:style w:customStyle="1" w:styleId="Color66B966BgFFFF66" w:type="character">
+    <w:name w:val="Color66B966BgFFFF66"/>
+    <w:rPr>
+      <w:color w:val="66B966"/>
+      <w:shd w:color="auto" w:fill="FFFF66" w:val="clear"/>
+    </w:rPr>
+  </w:style>
+  <w:style w:customStyle="1" w:styleId="Color66B966Bg66B966" w:type="character">
+    <w:name w:val="Color66B966Bg66B966"/>
+    <w:rPr>
+      <w:color w:val="66B966"/>
+      <w:shd w:color="auto" w:fill="66B966" w:val="clear"/>
+    </w:rPr>
+  </w:style>
+  <w:style w:customStyle="1" w:styleId="Color66B966Bg66A3E0" w:type="character">
+    <w:name w:val="Color66B966Bg66A3E0"/>
+    <w:rPr>
+      <w:color w:val="66B966"/>
+      <w:shd w:color="auto" w:fill="66A3E0" w:val="clear"/>
+    </w:rPr>
+  </w:style>
+  <w:style w:customStyle="1" w:styleId="Color66B966BgC285FF" w:type="character">
+    <w:name w:val="Color66B966BgC285FF"/>
+    <w:rPr>
+      <w:color w:val="66B966"/>
+      <w:shd w:color="auto" w:fill="C285FF" w:val="clear"/>
+    </w:rPr>
+  </w:style>
+  <w:style w:customStyle="1" w:styleId="Color66B966Bg888888" w:type="character">
+    <w:name w:val="Color66B966Bg888888"/>
+    <w:rPr>
+      <w:color w:val="66B966"/>
+      <w:shd w:color="auto" w:fill="888888" w:val="clear"/>
+    </w:rPr>
+  </w:style>
+  <w:style w:customStyle="1" w:styleId="Color66B966BgA10000" w:type="character">
+    <w:name w:val="Color66B966BgA10000"/>
+    <w:rPr>
+      <w:color w:val="66B966"/>
+      <w:shd w:color="auto" w:fill="A10000" w:val="clear"/>
+    </w:rPr>
+  </w:style>
+  <w:style w:customStyle="1" w:styleId="Color66B966BgB26B00" w:type="character">
+    <w:name w:val="Color66B966BgB26B00"/>
+    <w:rPr>
+      <w:color w:val="66B966"/>
+      <w:shd w:color="auto" w:fill="B26B00" w:val="clear"/>
+    </w:rPr>
+  </w:style>
+  <w:style w:customStyle="1" w:styleId="Color66B966BgB2B200" w:type="character">
+    <w:name w:val="Color66B966BgB2B200"/>
+    <w:rPr>
+      <w:color w:val="66B966"/>
+      <w:shd w:color="auto" w:fill="B2B200" w:val="clear"/>
+    </w:rPr>
+  </w:style>
+  <w:style w:customStyle="1" w:styleId="Color66B966Bg006100" w:type="character">
+    <w:name w:val="Color66B966Bg006100"/>
+    <w:rPr>
+      <w:color w:val="66B966"/>
+      <w:shd w:color="auto" w:fill="006100" w:val="clear"/>
+    </w:rPr>
+  </w:style>
+  <w:style w:customStyle="1" w:styleId="Color66B966Bg0047B2" w:type="character">
+    <w:name w:val="Color66B966Bg0047B2"/>
+    <w:rPr>
+      <w:color w:val="66B966"/>
+      <w:shd w:color="auto" w:fill="0047B2" w:val="clear"/>
+    </w:rPr>
+  </w:style>
+  <w:style w:customStyle="1" w:styleId="Color66B966Bg6B24B2" w:type="character">
+    <w:name w:val="Color66B966Bg6B24B2"/>
+    <w:rPr>
+      <w:color w:val="66B966"/>
+      <w:shd w:color="auto" w:fill="6B24B2" w:val="clear"/>
+    </w:rPr>
+  </w:style>
+  <w:style w:customStyle="1" w:styleId="Color66B966Bg444444" w:type="character">
+    <w:name w:val="Color66B966Bg444444"/>
+    <w:rPr>
+      <w:color w:val="66B966"/>
+      <w:shd w:color="auto" w:fill="444444" w:val="clear"/>
+    </w:rPr>
+  </w:style>
+  <w:style w:customStyle="1" w:styleId="Color66B966Bg5C0000" w:type="character">
+    <w:name w:val="Color66B966Bg5C0000"/>
+    <w:rPr>
+      <w:color w:val="66B966"/>
+      <w:shd w:color="auto" w:fill="5C0000" w:val="clear"/>
+    </w:rPr>
+  </w:style>
+  <w:style w:customStyle="1" w:styleId="Color66B966Bg663D00" w:type="character">
+    <w:name w:val="Color66B966Bg663D00"/>
+    <w:rPr>
+      <w:color w:val="66B966"/>
+      <w:shd w:color="auto" w:fill="663D00" w:val="clear"/>
+    </w:rPr>
+  </w:style>
+  <w:style w:customStyle="1" w:styleId="Color66B966Bg666600" w:type="character">
+    <w:name w:val="Color66B966Bg666600"/>
+    <w:rPr>
+      <w:color w:val="66B966"/>
+      <w:shd w:color="auto" w:fill="666600" w:val="clear"/>
+    </w:rPr>
+  </w:style>
+  <w:style w:customStyle="1" w:styleId="Color66B966Bg003700" w:type="character">
+    <w:name w:val="Color66B966Bg003700"/>
+    <w:rPr>
+      <w:color w:val="66B966"/>
+      <w:shd w:color="auto" w:fill="003700" w:val="clear"/>
+    </w:rPr>
+  </w:style>
+  <w:style w:customStyle="1" w:styleId="Color66B966Bg002966" w:type="character">
+    <w:name w:val="Color66B966Bg002966"/>
+    <w:rPr>
+      <w:color w:val="66B966"/>
+      <w:shd w:color="auto" w:fill="002966" w:val="clear"/>
+    </w:rPr>
+  </w:style>
+  <w:style w:customStyle="1" w:styleId="Color66B966Bg3D1466" w:type="character">
+    <w:name w:val="Color66B966Bg3D1466"/>
+    <w:rPr>
+      <w:color w:val="66B966"/>
+      <w:shd w:color="auto" w:fill="3D1466" w:val="clear"/>
+    </w:rPr>
+  </w:style>
+  <w:style w:customStyle="1" w:styleId="Color66A3E0" w:type="character">
+    <w:name w:val="Color66A3E0"/>
+    <w:rPr>
+      <w:color w:val="66A3E0"/>
+    </w:rPr>
+  </w:style>
+  <w:style w:customStyle="1" w:styleId="Color66A3E0BgE60000" w:type="character">
+    <w:name w:val="Color66A3E0BgE60000"/>
+    <w:rPr>
+      <w:color w:val="66A3E0"/>
+      <w:shd w:color="auto" w:fill="E60000" w:val="clear"/>
+    </w:rPr>
+  </w:style>
+  <w:style w:customStyle="1" w:styleId="Color66A3E0BgFF9900" w:type="character">
+    <w:name w:val="Color66A3E0BgFF9900"/>
+    <w:rPr>
+      <w:color w:val="66A3E0"/>
+      <w:shd w:color="auto" w:fill="FF9900" w:val="clear"/>
+    </w:rPr>
+  </w:style>
+  <w:style w:customStyle="1" w:styleId="Color66A3E0BgFFFF00" w:type="character">
+    <w:name w:val="Color66A3E0BgFFFF00"/>
+    <w:rPr>
+      <w:color w:val="66A3E0"/>
+      <w:shd w:color="auto" w:fill="FFFF00" w:val="clear"/>
+    </w:rPr>
+  </w:style>
+  <w:style w:customStyle="1" w:styleId="Color66A3E0Bg008A00" w:type="character">
+    <w:name w:val="Color66A3E0Bg008A00"/>
+    <w:rPr>
+      <w:color w:val="66A3E0"/>
+      <w:shd w:color="auto" w:fill="008A00" w:val="clear"/>
+    </w:rPr>
+  </w:style>
+  <w:style w:customStyle="1" w:styleId="Color66A3E0Bg0066CC" w:type="character">
+    <w:name w:val="Color66A3E0Bg0066CC"/>
+    <w:rPr>
+      <w:color w:val="66A3E0"/>
+      <w:shd w:color="auto" w:fill="0066CC" w:val="clear"/>
+    </w:rPr>
+  </w:style>
+  <w:style w:customStyle="1" w:styleId="Color66A3E0Bg9933FF" w:type="character">
+    <w:name w:val="Color66A3E0Bg9933FF"/>
+    <w:rPr>
+      <w:color w:val="66A3E0"/>
+      <w:shd w:color="auto" w:fill="9933FF" w:val="clear"/>
+    </w:rPr>
+  </w:style>
+  <w:style w:customStyle="1" w:styleId="Color66A3E0BgFFFFFF" w:type="character">
+    <w:name w:val="Color66A3E0BgFFFFFF"/>
+    <w:rPr>
+      <w:color w:val="66A3E0"/>
+      <w:shd w:color="auto" w:fill="FFFFFF" w:val="clear"/>
+    </w:rPr>
+  </w:style>
+  <w:style w:customStyle="1" w:styleId="Color66A3E0BgFACCCC" w:type="character">
+    <w:name w:val="Color66A3E0BgFACCCC"/>
+    <w:rPr>
+      <w:color w:val="66A3E0"/>
+      <w:shd w:color="auto" w:fill="FACCCC" w:val="clear"/>
+    </w:rPr>
+  </w:style>
+  <w:style w:customStyle="1" w:styleId="Color66A3E0BgFFEBCC" w:type="character">
+    <w:name w:val="Color66A3E0BgFFEBCC"/>
+    <w:rPr>
+      <w:color w:val="66A3E0"/>
+      <w:shd w:color="auto" w:fill="FFEBCC" w:val="clear"/>
+    </w:rPr>
+  </w:style>
+  <w:style w:customStyle="1" w:styleId="Color66A3E0BgFFFFCC" w:type="character">
+    <w:name w:val="Color66A3E0BgFFFFCC"/>
+    <w:rPr>
+      <w:color w:val="66A3E0"/>
+      <w:shd w:color="auto" w:fill="FFFFCC" w:val="clear"/>
+    </w:rPr>
+  </w:style>
+  <w:style w:customStyle="1" w:styleId="Color66A3E0BgCCE8CC" w:type="character">
+    <w:name w:val="Color66A3E0BgCCE8CC"/>
+    <w:rPr>
+      <w:color w:val="66A3E0"/>
+      <w:shd w:color="auto" w:fill="CCE8CC" w:val="clear"/>
+    </w:rPr>
+  </w:style>
+  <w:style w:customStyle="1" w:styleId="Color66A3E0BgCCE0F5" w:type="character">
+    <w:name w:val="Color66A3E0BgCCE0F5"/>
+    <w:rPr>
+      <w:color w:val="66A3E0"/>
+      <w:shd w:color="auto" w:fill="CCE0F5" w:val="clear"/>
+    </w:rPr>
+  </w:style>
+  <w:style w:customStyle="1" w:styleId="Color66A3E0BgEBD6FF" w:type="character">
+    <w:name w:val="Color66A3E0BgEBD6FF"/>
+    <w:rPr>
+      <w:color w:val="66A3E0"/>
+      <w:shd w:color="auto" w:fill="EBD6FF" w:val="clear"/>
+    </w:rPr>
+  </w:style>
+  <w:style w:customStyle="1" w:styleId="Color66A3E0BgBBBBBB" w:type="character">
+    <w:name w:val="Color66A3E0BgBBBBBB"/>
+    <w:rPr>
+      <w:color w:val="66A3E0"/>
+      <w:shd w:color="auto" w:fill="BBBBBB" w:val="clear"/>
+    </w:rPr>
+  </w:style>
+  <w:style w:customStyle="1" w:styleId="Color66A3E0BgF06666" w:type="character">
+    <w:name w:val="Color66A3E0BgF06666"/>
+    <w:rPr>
+      <w:color w:val="66A3E0"/>
+      <w:shd w:color="auto" w:fill="F06666" w:val="clear"/>
+    </w:rPr>
+  </w:style>
+  <w:style w:customStyle="1" w:styleId="Color66A3E0BgFFC266" w:type="character">
+    <w:name w:val="Color66A3E0BgFFC266"/>
+    <w:rPr>
+      <w:color w:val="66A3E0"/>
+      <w:shd w:color="auto" w:fill="FFC266" w:val="clear"/>
+    </w:rPr>
+  </w:style>
+  <w:style w:customStyle="1" w:styleId="Color66A3E0BgFFFF66" w:type="character">
+    <w:name w:val="Color66A3E0BgFFFF66"/>
+    <w:rPr>
+      <w:color w:val="66A3E0"/>
+      <w:shd w:color="auto" w:fill="FFFF66" w:val="clear"/>
+    </w:rPr>
+  </w:style>
+  <w:style w:customStyle="1" w:styleId="Color66A3E0Bg66B966" w:type="character">
+    <w:name w:val="Color66A3E0Bg66B966"/>
+    <w:rPr>
+      <w:color w:val="66A3E0"/>
+      <w:shd w:color="auto" w:fill="66B966" w:val="clear"/>
+    </w:rPr>
+  </w:style>
+  <w:style w:customStyle="1" w:styleId="Color66A3E0Bg66A3E0" w:type="character">
+    <w:name w:val="Color66A3E0Bg66A3E0"/>
+    <w:rPr>
+      <w:color w:val="66A3E0"/>
+      <w:shd w:color="auto" w:fill="66A3E0" w:val="clear"/>
+    </w:rPr>
+  </w:style>
+  <w:style w:customStyle="1" w:styleId="Color66A3E0BgC285FF" w:type="character">
+    <w:name w:val="Color66A3E0BgC285FF"/>
+    <w:rPr>
+      <w:color w:val="66A3E0"/>
+      <w:shd w:color="auto" w:fill="C285FF" w:val="clear"/>
+    </w:rPr>
+  </w:style>
+  <w:style w:customStyle="1" w:styleId="Color66A3E0Bg888888" w:type="character">
+    <w:name w:val="Color66A3E0Bg888888"/>
+    <w:rPr>
+      <w:color w:val="66A3E0"/>
+      <w:shd w:color="auto" w:fill="888888" w:val="clear"/>
+    </w:rPr>
+  </w:style>
+  <w:style w:customStyle="1" w:styleId="Color66A3E0BgA10000" w:type="character">
+    <w:name w:val="Color66A3E0BgA10000"/>
+    <w:rPr>
+      <w:color w:val="66A3E0"/>
+      <w:shd w:color="auto" w:fill="A10000" w:val="clear"/>
+    </w:rPr>
+  </w:style>
+  <w:style w:customStyle="1" w:styleId="Color66A3E0BgB26B00" w:type="character">
+    <w:name w:val="Color66A3E0BgB26B00"/>
+    <w:rPr>
+      <w:color w:val="66A3E0"/>
+      <w:shd w:color="auto" w:fill="B26B00" w:val="clear"/>
+    </w:rPr>
+  </w:style>
+  <w:style w:customStyle="1" w:styleId="Color66A3E0BgB2B200" w:type="character">
+    <w:name w:val="Color66A3E0BgB2B200"/>
+    <w:rPr>
+      <w:color w:val="66A3E0"/>
+      <w:shd w:color="auto" w:fill="B2B200" w:val="clear"/>
+    </w:rPr>
+  </w:style>
+  <w:style w:customStyle="1" w:styleId="Color66A3E0Bg006100" w:type="character">
+    <w:name w:val="Color66A3E0Bg006100"/>
+    <w:rPr>
+      <w:color w:val="66A3E0"/>
+      <w:shd w:color="auto" w:fill="006100" w:val="clear"/>
+    </w:rPr>
+  </w:style>
+  <w:style w:customStyle="1" w:styleId="Color66A3E0Bg0047B2" w:type="character">
+    <w:name w:val="Color66A3E0Bg0047B2"/>
+    <w:rPr>
+      <w:color w:val="66A3E0"/>
+      <w:shd w:color="auto" w:fill="0047B2" w:val="clear"/>
+    </w:rPr>
+  </w:style>
+  <w:style w:customStyle="1" w:styleId="Color66A3E0Bg6B24B2" w:type="character">
+    <w:name w:val="Color66A3E0Bg6B24B2"/>
+    <w:rPr>
+      <w:color w:val="66A3E0"/>
+      <w:shd w:color="auto" w:fill="6B24B2" w:val="clear"/>
+    </w:rPr>
+  </w:style>
+  <w:style w:customStyle="1" w:styleId="Color66A3E0Bg444444" w:type="character">
+    <w:name w:val="Color66A3E0Bg444444"/>
+    <w:rPr>
+      <w:color w:val="66A3E0"/>
+      <w:shd w:color="auto" w:fill="444444" w:val="clear"/>
+    </w:rPr>
+  </w:style>
+  <w:style w:customStyle="1" w:styleId="Color66A3E0Bg5C0000" w:type="character">
+    <w:name w:val="Color66A3E0Bg5C0000"/>
+    <w:rPr>
+      <w:color w:val="66A3E0"/>
+      <w:shd w:color="auto" w:fill="5C0000" w:val="clear"/>
+    </w:rPr>
+  </w:style>
+  <w:style w:customStyle="1" w:styleId="Color66A3E0Bg663D00" w:type="character">
+    <w:name w:val="Color66A3E0Bg663D00"/>
+    <w:rPr>
+      <w:color w:val="66A3E0"/>
+      <w:shd w:color="auto" w:fill="663D00" w:val="clear"/>
+    </w:rPr>
+  </w:style>
+  <w:style w:customStyle="1" w:styleId="Color66A3E0Bg666600" w:type="character">
+    <w:name w:val="Color66A3E0Bg666600"/>
+    <w:rPr>
+      <w:color w:val="66A3E0"/>
+      <w:shd w:color="auto" w:fill="666600" w:val="clear"/>
+    </w:rPr>
+  </w:style>
+  <w:style w:customStyle="1" w:styleId="Color66A3E0Bg003700" w:type="character">
+    <w:name w:val="Color66A3E0Bg003700"/>
+    <w:rPr>
+      <w:color w:val="66A3E0"/>
+      <w:shd w:color="auto" w:fill="003700" w:val="clear"/>
+    </w:rPr>
+  </w:style>
+  <w:style w:customStyle="1" w:styleId="Color66A3E0Bg002966" w:type="character">
+    <w:name w:val="Color66A3E0Bg002966"/>
+    <w:rPr>
+      <w:color w:val="66A3E0"/>
+      <w:shd w:color="auto" w:fill="002966" w:val="clear"/>
+    </w:rPr>
+  </w:style>
+  <w:style w:customStyle="1" w:styleId="Color66A3E0Bg3D1466" w:type="character">
+    <w:name w:val="Color66A3E0Bg3D1466"/>
+    <w:rPr>
+      <w:color w:val="66A3E0"/>
+      <w:shd w:color="auto" w:fill="3D1466" w:val="clear"/>
+    </w:rPr>
+  </w:style>
+  <w:style w:customStyle="1" w:styleId="ColorC285FF" w:type="character">
+    <w:name w:val="ColorC285FF"/>
+    <w:rPr>
+      <w:color w:val="C285FF"/>
+    </w:rPr>
+  </w:style>
+  <w:style w:customStyle="1" w:styleId="ColorC285FFBgE60000" w:type="character">
+    <w:name w:val="ColorC285FFBgE60000"/>
+    <w:rPr>
+      <w:color w:val="C285FF"/>
+      <w:shd w:color="auto" w:fill="E60000" w:val="clear"/>
+    </w:rPr>
+  </w:style>
+  <w:style w:customStyle="1" w:styleId="ColorC285FFBgFF9900" w:type="character">
+    <w:name w:val="ColorC285FFBgFF9900"/>
+    <w:rPr>
+      <w:color w:val="C285FF"/>
+      <w:shd w:color="auto" w:fill="FF9900" w:val="clear"/>
+    </w:rPr>
+  </w:style>
+  <w:style w:customStyle="1" w:styleId="ColorC285FFBgFFFF00" w:type="character">
+    <w:name w:val="ColorC285FFBgFFFF00"/>
+    <w:rPr>
+      <w:color w:val="C285FF"/>
+      <w:shd w:color="auto" w:fill="FFFF00" w:val="clear"/>
+    </w:rPr>
+  </w:style>
+  <w:style w:customStyle="1" w:styleId="ColorC285FFBg008A00" w:type="character">
+    <w:name w:val="ColorC285FFBg008A00"/>
+    <w:rPr>
+      <w:color w:val="C285FF"/>
+      <w:shd w:color="auto" w:fill="008A00" w:val="clear"/>
+    </w:rPr>
+  </w:style>
+  <w:style w:customStyle="1" w:styleId="ColorC285FFBg0066CC" w:type="character">
+    <w:name w:val="ColorC285FFBg0066CC"/>
+    <w:rPr>
+      <w:color w:val="C285FF"/>
+      <w:shd w:color="auto" w:fill="0066CC" w:val="clear"/>
+    </w:rPr>
+  </w:style>
+  <w:style w:customStyle="1" w:styleId="ColorC285FFBg9933FF" w:type="character">
+    <w:name w:val="ColorC285FFBg9933FF"/>
+    <w:rPr>
+      <w:color w:val="C285FF"/>
+      <w:shd w:color="auto" w:fill="9933FF" w:val="clear"/>
+    </w:rPr>
+  </w:style>
+  <w:style w:customStyle="1" w:styleId="ColorC285FFBgFFFFFF" w:type="character">
+    <w:name w:val="ColorC285FFBgFFFFFF"/>
+    <w:rPr>
+      <w:color w:val="C285FF"/>
+      <w:shd w:color="auto" w:fill="FFFFFF" w:val="clear"/>
+    </w:rPr>
+  </w:style>
+  <w:style w:customStyle="1" w:styleId="ColorC285FFBgFACCCC" w:type="character">
+    <w:name w:val="ColorC285FFBgFACCCC"/>
+    <w:rPr>
+      <w:color w:val="C285FF"/>
+      <w:shd w:color="auto" w:fill="FACCCC" w:val="clear"/>
+    </w:rPr>
+  </w:style>
+  <w:style w:customStyle="1" w:styleId="ColorC285FFBgFFEBCC" w:type="character">
+    <w:name w:val="ColorC285FFBgFFEBCC"/>
+    <w:rPr>
+      <w:color w:val="C285FF"/>
+      <w:shd w:color="auto" w:fill="FFEBCC" w:val="clear"/>
+    </w:rPr>
+  </w:style>
+  <w:style w:customStyle="1" w:styleId="ColorC285FFBgFFFFCC" w:type="character">
+    <w:name w:val="ColorC285FFBgFFFFCC"/>
+    <w:rPr>
+      <w:color w:val="C285FF"/>
+      <w:shd w:color="auto" w:fill="FFFFCC" w:val="clear"/>
+    </w:rPr>
+  </w:style>
+  <w:style w:customStyle="1" w:styleId="ColorC285FFBgCCE8CC" w:type="character">
+    <w:name w:val="ColorC285FFBgCCE8CC"/>
+    <w:rPr>
+      <w:color w:val="C285FF"/>
+      <w:shd w:color="auto" w:fill="CCE8CC" w:val="clear"/>
+    </w:rPr>
+  </w:style>
+  <w:style w:customStyle="1" w:styleId="ColorC285FFBgCCE0F5" w:type="character">
+    <w:name w:val="ColorC285FFBgCCE0F5"/>
+    <w:rPr>
+      <w:color w:val="C285FF"/>
+      <w:shd w:color="auto" w:fill="CCE0F5" w:val="clear"/>
+    </w:rPr>
+  </w:style>
+  <w:style w:customStyle="1" w:styleId="ColorC285FFBgEBD6FF" w:type="character">
+    <w:name w:val="ColorC285FFBgEBD6FF"/>
+    <w:rPr>
+      <w:color w:val="C285FF"/>
+      <w:shd w:color="auto" w:fill="EBD6FF" w:val="clear"/>
+    </w:rPr>
+  </w:style>
+  <w:style w:customStyle="1" w:styleId="ColorC285FFBgBBBBBB" w:type="character">
+    <w:name w:val="ColorC285FFBgBBBBBB"/>
+    <w:rPr>
+      <w:color w:val="C285FF"/>
+      <w:shd w:color="auto" w:fill="BBBBBB" w:val="clear"/>
+    </w:rPr>
+  </w:style>
+  <w:style w:customStyle="1" w:styleId="ColorC285FFBgF06666" w:type="character">
+    <w:name w:val="ColorC285FFBgF06666"/>
+    <w:rPr>
+      <w:color w:val="C285FF"/>
+      <w:shd w:color="auto" w:fill="F06666" w:val="clear"/>
+    </w:rPr>
+  </w:style>
+  <w:style w:customStyle="1" w:styleId="ColorC285FFBgFFC266" w:type="character">
+    <w:name w:val="ColorC285FFBgFFC266"/>
+    <w:rPr>
+      <w:color w:val="C285FF"/>
+      <w:shd w:color="auto" w:fill="FFC266" w:val="clear"/>
+    </w:rPr>
+  </w:style>
+  <w:style w:customStyle="1" w:styleId="ColorC285FFBgFFFF66" w:type="character">
+    <w:name w:val="ColorC285FFBgFFFF66"/>
+    <w:rPr>
+      <w:color w:val="C285FF"/>
+      <w:shd w:color="auto" w:fill="FFFF66" w:val="clear"/>
+    </w:rPr>
+  </w:style>
+  <w:style w:customStyle="1" w:styleId="ColorC285FFBg66B966" w:type="character">
+    <w:name w:val="ColorC285FFBg66B966"/>
+    <w:rPr>
+      <w:color w:val="C285FF"/>
+      <w:shd w:color="auto" w:fill="66B966" w:val="clear"/>
+    </w:rPr>
+  </w:style>
+  <w:style w:customStyle="1" w:styleId="ColorC285FFBg66A3E0" w:type="character">
+    <w:name w:val="ColorC285FFBg66A3E0"/>
+    <w:rPr>
+      <w:color w:val="C285FF"/>
+      <w:shd w:color="auto" w:fill="66A3E0" w:val="clear"/>
+    </w:rPr>
+  </w:style>
+  <w:style w:customStyle="1" w:styleId="ColorC285FFBgC285FF" w:type="character">
+    <w:name w:val="ColorC285FFBgC285FF"/>
+    <w:rPr>
+      <w:color w:val="C285FF"/>
+      <w:shd w:color="auto" w:fill="C285FF" w:val="clear"/>
+    </w:rPr>
+  </w:style>
+  <w:style w:customStyle="1" w:styleId="ColorC285FFBg888888" w:type="character">
+    <w:name w:val="ColorC285FFBg888888"/>
+    <w:rPr>
+      <w:color w:val="C285FF"/>
+      <w:shd w:color="auto" w:fill="888888" w:val="clear"/>
+    </w:rPr>
+  </w:style>
+  <w:style w:customStyle="1" w:styleId="ColorC285FFBgA10000" w:type="character">
+    <w:name w:val="ColorC285FFBgA10000"/>
+    <w:rPr>
+      <w:color w:val="C285FF"/>
+      <w:shd w:color="auto" w:fill="A10000" w:val="clear"/>
+    </w:rPr>
+  </w:style>
+  <w:style w:customStyle="1" w:styleId="ColorC285FFBgB26B00" w:type="character">
+    <w:name w:val="ColorC285FFBgB26B00"/>
+    <w:rPr>
+      <w:color w:val="C285FF"/>
+      <w:shd w:color="auto" w:fill="B26B00" w:val="clear"/>
+    </w:rPr>
+  </w:style>
+  <w:style w:customStyle="1" w:styleId="ColorC285FFBgB2B200" w:type="character">
+    <w:name w:val="ColorC285FFBgB2B200"/>
+    <w:rPr>
+      <w:color w:val="C285FF"/>
+      <w:shd w:color="auto" w:fill="B2B200" w:val="clear"/>
+    </w:rPr>
+  </w:style>
+  <w:style w:customStyle="1" w:styleId="ColorC285FFBg006100" w:type="character">
+    <w:name w:val="ColorC285FFBg006100"/>
+    <w:rPr>
+      <w:color w:val="C285FF"/>
+      <w:shd w:color="auto" w:fill="006100" w:val="clear"/>
+    </w:rPr>
+  </w:style>
+  <w:style w:customStyle="1" w:styleId="ColorC285FFBg0047B2" w:type="character">
+    <w:name w:val="ColorC285FFBg0047B2"/>
+    <w:rPr>
+      <w:color w:val="C285FF"/>
+      <w:shd w:color="auto" w:fill="0047B2" w:val="clear"/>
+    </w:rPr>
+  </w:style>
+  <w:style w:customStyle="1" w:styleId="ColorC285FFBg6B24B2" w:type="character">
+    <w:name w:val="ColorC285FFBg6B24B2"/>
+    <w:rPr>
+      <w:color w:val="C285FF"/>
+      <w:shd w:color="auto" w:fill="6B24B2" w:val="clear"/>
+    </w:rPr>
+  </w:style>
+  <w:style w:customStyle="1" w:styleId="ColorC285FFBg444444" w:type="character">
+    <w:name w:val="ColorC285FFBg444444"/>
+    <w:rPr>
+      <w:color w:val="C285FF"/>
+      <w:shd w:color="auto" w:fill="444444" w:val="clear"/>
+    </w:rPr>
+  </w:style>
+  <w:style w:customStyle="1" w:styleId="ColorC285FFBg5C0000" w:type="character">
+    <w:name w:val="ColorC285FFBg5C0000"/>
+    <w:rPr>
+      <w:color w:val="C285FF"/>
+      <w:shd w:color="auto" w:fill="5C0000" w:val="clear"/>
+    </w:rPr>
+  </w:style>
+  <w:style w:customStyle="1" w:styleId="ColorC285FFBg663D00" w:type="character">
+    <w:name w:val="ColorC285FFBg663D00"/>
+    <w:rPr>
+      <w:color w:val="C285FF"/>
+      <w:shd w:color="auto" w:fill="663D00" w:val="clear"/>
+    </w:rPr>
+  </w:style>
+  <w:style w:customStyle="1" w:styleId="ColorC285FFBg666600" w:type="character">
+    <w:name w:val="ColorC285FFBg666600"/>
+    <w:rPr>
+      <w:color w:val="C285FF"/>
+      <w:shd w:color="auto" w:fill="666600" w:val="clear"/>
+    </w:rPr>
+  </w:style>
+  <w:style w:customStyle="1" w:styleId="ColorC285FFBg003700" w:type="character">
+    <w:name w:val="ColorC285FFBg003700"/>
+    <w:rPr>
+      <w:color w:val="C285FF"/>
+      <w:shd w:color="auto" w:fill="003700" w:val="clear"/>
+    </w:rPr>
+  </w:style>
+  <w:style w:customStyle="1" w:styleId="ColorC285FFBg002966" w:type="character">
+    <w:name w:val="ColorC285FFBg002966"/>
+    <w:rPr>
+      <w:color w:val="C285FF"/>
+      <w:shd w:color="auto" w:fill="002966" w:val="clear"/>
+    </w:rPr>
+  </w:style>
+  <w:style w:customStyle="1" w:styleId="ColorC285FFBg3D1466" w:type="character">
+    <w:name w:val="ColorC285FFBg3D1466"/>
+    <w:rPr>
+      <w:color w:val="C285FF"/>
+      <w:shd w:color="auto" w:fill="3D1466" w:val="clear"/>
+    </w:rPr>
+  </w:style>
+  <w:style w:customStyle="1" w:styleId="Color888888" w:type="character">
+    <w:name w:val="Color888888"/>
+    <w:rPr>
+      <w:color w:val="888888"/>
+    </w:rPr>
+  </w:style>
+  <w:style w:customStyle="1" w:styleId="Color888888BgE60000" w:type="character">
+    <w:name w:val="Color888888BgE60000"/>
+    <w:rPr>
+      <w:color w:val="888888"/>
+      <w:shd w:color="auto" w:fill="E60000" w:val="clear"/>
+    </w:rPr>
+  </w:style>
+  <w:style w:customStyle="1" w:styleId="Color888888BgFF9900" w:type="character">
+    <w:name w:val="Color888888BgFF9900"/>
+    <w:rPr>
+      <w:color w:val="888888"/>
+      <w:shd w:color="auto" w:fill="FF9900" w:val="clear"/>
+    </w:rPr>
+  </w:style>
+  <w:style w:customStyle="1" w:styleId="Color888888BgFFFF00" w:type="character">
+    <w:name w:val="Color888888BgFFFF00"/>
+    <w:rPr>
+      <w:color w:val="888888"/>
+      <w:shd w:color="auto" w:fill="FFFF00" w:val="clear"/>
+    </w:rPr>
+  </w:style>
+  <w:style w:customStyle="1" w:styleId="Color888888Bg008A00" w:type="character">
+    <w:name w:val="Color888888Bg008A00"/>
+    <w:rPr>
+      <w:color w:val="888888"/>
+      <w:shd w:color="auto" w:fill="008A00" w:val="clear"/>
+    </w:rPr>
+  </w:style>
+  <w:style w:customStyle="1" w:styleId="Color888888Bg0066CC" w:type="character">
+    <w:name w:val="Color888888Bg0066CC"/>
+    <w:rPr>
+      <w:color w:val="888888"/>
+      <w:shd w:color="auto" w:fill="0066CC" w:val="clear"/>
+    </w:rPr>
+  </w:style>
+  <w:style w:customStyle="1" w:styleId="Color888888Bg9933FF" w:type="character">
+    <w:name w:val="Color888888Bg9933FF"/>
+    <w:rPr>
+      <w:color w:val="888888"/>
+      <w:shd w:color="auto" w:fill="9933FF" w:val="clear"/>
+    </w:rPr>
+  </w:style>
+  <w:style w:customStyle="1" w:styleId="Color888888BgFFFFFF" w:type="character">
+    <w:name w:val="Color888888BgFFFFFF"/>
+    <w:rPr>
+      <w:color w:val="888888"/>
+      <w:shd w:color="auto" w:fill="FFFFFF" w:val="clear"/>
+    </w:rPr>
+  </w:style>
+  <w:style w:customStyle="1" w:styleId="Color888888BgFACCCC" w:type="character">
+    <w:name w:val="Color888888BgFACCCC"/>
+    <w:rPr>
+      <w:color w:val="888888"/>
+      <w:shd w:color="auto" w:fill="FACCCC" w:val="clear"/>
+    </w:rPr>
+  </w:style>
+  <w:style w:customStyle="1" w:styleId="Color888888BgFFEBCC" w:type="character">
+    <w:name w:val="Color888888BgFFEBCC"/>
+    <w:rPr>
+      <w:color w:val="888888"/>
+      <w:shd w:color="auto" w:fill="FFEBCC" w:val="clear"/>
+    </w:rPr>
+  </w:style>
+  <w:style w:customStyle="1" w:styleId="Color888888BgFFFFCC" w:type="character">
+    <w:name w:val="Color888888BgFFFFCC"/>
+    <w:rPr>
+      <w:color w:val="888888"/>
+      <w:shd w:color="auto" w:fill="FFFFCC" w:val="clear"/>
+    </w:rPr>
+  </w:style>
+  <w:style w:customStyle="1" w:styleId="Color888888BgCCE8CC" w:type="character">
+    <w:name w:val="Color888888BgCCE8CC"/>
+    <w:rPr>
+      <w:color w:val="888888"/>
+      <w:shd w:color="auto" w:fill="CCE8CC" w:val="clear"/>
+    </w:rPr>
+  </w:style>
+  <w:style w:customStyle="1" w:styleId="Color888888BgCCE0F5" w:type="character">
+    <w:name w:val="Color888888BgCCE0F5"/>
+    <w:rPr>
+      <w:color w:val="888888"/>
+      <w:shd w:color="auto" w:fill="CCE0F5" w:val="clear"/>
+    </w:rPr>
+  </w:style>
+  <w:style w:customStyle="1" w:styleId="Color888888BgEBD6FF" w:type="character">
+    <w:name w:val="Color888888BgEBD6FF"/>
+    <w:rPr>
+      <w:color w:val="888888"/>
+      <w:shd w:color="auto" w:fill="EBD6FF" w:val="clear"/>
+    </w:rPr>
+  </w:style>
+  <w:style w:customStyle="1" w:styleId="Color888888BgBBBBBB" w:type="character">
+    <w:name w:val="Color888888BgBBBBBB"/>
+    <w:rPr>
+      <w:color w:val="888888"/>
+      <w:shd w:color="auto" w:fill="BBBBBB" w:val="clear"/>
+    </w:rPr>
+  </w:style>
+  <w:style w:customStyle="1" w:styleId="Color888888BgF06666" w:type="character">
+    <w:name w:val="Color888888BgF06666"/>
+    <w:rPr>
+      <w:color w:val="888888"/>
+      <w:shd w:color="auto" w:fill="F06666" w:val="clear"/>
+    </w:rPr>
+  </w:style>
+  <w:style w:customStyle="1" w:styleId="Color888888BgFFC266" w:type="character">
+    <w:name w:val="Color888888BgFFC266"/>
+    <w:rPr>
+      <w:color w:val="888888"/>
+      <w:shd w:color="auto" w:fill="FFC266" w:val="clear"/>
+    </w:rPr>
+  </w:style>
+  <w:style w:customStyle="1" w:styleId="Color888888BgFFFF66" w:type="character">
+    <w:name w:val="Color888888BgFFFF66"/>
+    <w:rPr>
+      <w:color w:val="888888"/>
+      <w:shd w:color="auto" w:fill="FFFF66" w:val="clear"/>
+    </w:rPr>
+  </w:style>
+  <w:style w:customStyle="1" w:styleId="Color888888Bg66B966" w:type="character">
+    <w:name w:val="Color888888Bg66B966"/>
+    <w:rPr>
+      <w:color w:val="888888"/>
+      <w:shd w:color="auto" w:fill="66B966" w:val="clear"/>
+    </w:rPr>
+  </w:style>
+  <w:style w:customStyle="1" w:styleId="Color888888Bg66A3E0" w:type="character">
+    <w:name w:val="Color888888Bg66A3E0"/>
+    <w:rPr>
+      <w:color w:val="888888"/>
+      <w:shd w:color="auto" w:fill="66A3E0" w:val="clear"/>
+    </w:rPr>
+  </w:style>
+  <w:style w:customStyle="1" w:styleId="Color888888BgC285FF" w:type="character">
+    <w:name w:val="Color888888BgC285FF"/>
+    <w:rPr>
+      <w:color w:val="888888"/>
+      <w:shd w:color="auto" w:fill="C285FF" w:val="clear"/>
+    </w:rPr>
+  </w:style>
+  <w:style w:customStyle="1" w:styleId="Color888888Bg888888" w:type="character">
+    <w:name w:val="Color888888Bg888888"/>
+    <w:rPr>
+      <w:color w:val="888888"/>
+      <w:shd w:color="auto" w:fill="888888" w:val="clear"/>
+    </w:rPr>
+  </w:style>
+  <w:style w:customStyle="1" w:styleId="Color888888BgA10000" w:type="character">
+    <w:name w:val="Color888888BgA10000"/>
+    <w:rPr>
+      <w:color w:val="888888"/>
+      <w:shd w:color="auto" w:fill="A10000" w:val="clear"/>
+    </w:rPr>
+  </w:style>
+  <w:style w:customStyle="1" w:styleId="Color888888BgB26B00" w:type="character">
+    <w:name w:val="Color888888BgB26B00"/>
+    <w:rPr>
+      <w:color w:val="888888"/>
+      <w:shd w:color="auto" w:fill="B26B00" w:val="clear"/>
+    </w:rPr>
+  </w:style>
+  <w:style w:customStyle="1" w:styleId="Color888888BgB2B200" w:type="character">
+    <w:name w:val="Color888888BgB2B200"/>
+    <w:rPr>
+      <w:color w:val="888888"/>
+      <w:shd w:color="auto" w:fill="B2B200" w:val="clear"/>
+    </w:rPr>
+  </w:style>
+  <w:style w:customStyle="1" w:styleId="Color888888Bg006100" w:type="character">
+    <w:name w:val="Color888888Bg006100"/>
+    <w:rPr>
+      <w:color w:val="888888"/>
+      <w:shd w:color="auto" w:fill="006100" w:val="clear"/>
+    </w:rPr>
+  </w:style>
+  <w:style w:customStyle="1" w:styleId="Color888888Bg0047B2" w:type="character">
+    <w:name w:val="Color888888Bg0047B2"/>
+    <w:rPr>
+      <w:color w:val="888888"/>
+      <w:shd w:color="auto" w:fill="0047B2" w:val="clear"/>
+    </w:rPr>
+  </w:style>
+  <w:style w:customStyle="1" w:styleId="Color888888Bg6B24B2" w:type="character">
+    <w:name w:val="Color888888Bg6B24B2"/>
+    <w:rPr>
+      <w:color w:val="888888"/>
+      <w:shd w:color="auto" w:fill="6B24B2" w:val="clear"/>
+    </w:rPr>
+  </w:style>
+  <w:style w:customStyle="1" w:styleId="Color888888Bg444444" w:type="character">
+    <w:name w:val="Color888888Bg444444"/>
+    <w:rPr>
+      <w:color w:val="888888"/>
+      <w:shd w:color="auto" w:fill="444444" w:val="clear"/>
+    </w:rPr>
+  </w:style>
+  <w:style w:customStyle="1" w:styleId="Color888888Bg5C0000" w:type="character">
+    <w:name w:val="Color888888Bg5C0000"/>
+    <w:rPr>
+      <w:color w:val="888888"/>
+      <w:shd w:color="auto" w:fill="5C0000" w:val="clear"/>
+    </w:rPr>
+  </w:style>
+  <w:style w:customStyle="1" w:styleId="Color888888Bg663D00" w:type="character">
+    <w:name w:val="Color888888Bg663D00"/>
+    <w:rPr>
+      <w:color w:val="888888"/>
+      <w:shd w:color="auto" w:fill="663D00" w:val="clear"/>
+    </w:rPr>
+  </w:style>
+  <w:style w:customStyle="1" w:styleId="Color888888Bg666600" w:type="character">
+    <w:name w:val="Color888888Bg666600"/>
+    <w:rPr>
+      <w:color w:val="888888"/>
+      <w:shd w:color="auto" w:fill="666600" w:val="clear"/>
+    </w:rPr>
+  </w:style>
+  <w:style w:customStyle="1" w:styleId="Color888888Bg003700" w:type="character">
+    <w:name w:val="Color888888Bg003700"/>
+    <w:rPr>
+      <w:color w:val="888888"/>
+      <w:shd w:color="auto" w:fill="003700" w:val="clear"/>
+    </w:rPr>
+  </w:style>
+  <w:style w:customStyle="1" w:styleId="Color888888Bg002966" w:type="character">
+    <w:name w:val="Color888888Bg002966"/>
+    <w:rPr>
+      <w:color w:val="888888"/>
+      <w:shd w:color="auto" w:fill="002966" w:val="clear"/>
+    </w:rPr>
+  </w:style>
+  <w:style w:customStyle="1" w:styleId="Color888888Bg3D1466" w:type="character">
+    <w:name w:val="Color888888Bg3D1466"/>
+    <w:rPr>
+      <w:color w:val="888888"/>
+      <w:shd w:color="auto" w:fill="3D1466" w:val="clear"/>
+    </w:rPr>
+  </w:style>
+  <w:style w:customStyle="1" w:styleId="ColorA10000" w:type="character">
+    <w:name w:val="ColorA10000"/>
+    <w:rPr>
+      <w:color w:val="A10000"/>
+    </w:rPr>
+  </w:style>
+  <w:style w:customStyle="1" w:styleId="ColorA10000BgE60000" w:type="character">
+    <w:name w:val="ColorA10000BgE60000"/>
+    <w:rPr>
+      <w:color w:val="A10000"/>
+      <w:shd w:color="auto" w:fill="E60000" w:val="clear"/>
+    </w:rPr>
+  </w:style>
+  <w:style w:customStyle="1" w:styleId="ColorA10000BgFF9900" w:type="character">
+    <w:name w:val="ColorA10000BgFF9900"/>
+    <w:rPr>
+      <w:color w:val="A10000"/>
+      <w:shd w:color="auto" w:fill="FF9900" w:val="clear"/>
+    </w:rPr>
+  </w:style>
+  <w:style w:customStyle="1" w:styleId="ColorA10000BgFFFF00" w:type="character">
+    <w:name w:val="ColorA10000BgFFFF00"/>
+    <w:rPr>
+      <w:color w:val="A10000"/>
+      <w:shd w:color="auto" w:fill="FFFF00" w:val="clear"/>
+    </w:rPr>
+  </w:style>
+  <w:style w:customStyle="1" w:styleId="ColorA10000Bg008A00" w:type="character">
+    <w:name w:val="ColorA10000Bg008A00"/>
+    <w:rPr>
+      <w:color w:val="A10000"/>
+      <w:shd w:color="auto" w:fill="008A00" w:val="clear"/>
+    </w:rPr>
+  </w:style>
+  <w:style w:customStyle="1" w:styleId="ColorA10000Bg0066CC" w:type="character">
+    <w:name w:val="ColorA10000Bg0066CC"/>
+    <w:rPr>
+      <w:color w:val="A10000"/>
+      <w:shd w:color="auto" w:fill="0066CC" w:val="clear"/>
+    </w:rPr>
+  </w:style>
+  <w:style w:customStyle="1" w:styleId="ColorA10000Bg9933FF" w:type="character">
+    <w:name w:val="ColorA10000Bg9933FF"/>
+    <w:rPr>
+      <w:color w:val="A10000"/>
+      <w:shd w:color="auto" w:fill="9933FF" w:val="clear"/>
+    </w:rPr>
+  </w:style>
+  <w:style w:customStyle="1" w:styleId="ColorA10000BgFFFFFF" w:type="character">
+    <w:name w:val="ColorA10000BgFFFFFF"/>
+    <w:rPr>
+      <w:color w:val="A10000"/>
+      <w:shd w:color="auto" w:fill="FFFFFF" w:val="clear"/>
+    </w:rPr>
+  </w:style>
+  <w:style w:customStyle="1" w:styleId="ColorA10000BgFACCCC" w:type="character">
+    <w:name w:val="ColorA10000BgFACCCC"/>
+    <w:rPr>
+      <w:color w:val="A10000"/>
+      <w:shd w:color="auto" w:fill="FACCCC" w:val="clear"/>
+    </w:rPr>
+  </w:style>
+  <w:style w:customStyle="1" w:styleId="ColorA10000BgFFEBCC" w:type="character">
+    <w:name w:val="ColorA10000BgFFEBCC"/>
+    <w:rPr>
+      <w:color w:val="A10000"/>
+      <w:shd w:color="auto" w:fill="FFEBCC" w:val="clear"/>
+    </w:rPr>
+  </w:style>
+  <w:style w:customStyle="1" w:styleId="ColorA10000BgFFFFCC" w:type="character">
+    <w:name w:val="ColorA10000BgFFFFCC"/>
+    <w:rPr>
+      <w:color w:val="A10000"/>
+      <w:shd w:color="auto" w:fill="FFFFCC" w:val="clear"/>
+    </w:rPr>
+  </w:style>
+  <w:style w:customStyle="1" w:styleId="ColorA10000BgCCE8CC" w:type="character">
+    <w:name w:val="ColorA10000BgCCE8CC"/>
+    <w:rPr>
+      <w:color w:val="A10000"/>
+      <w:shd w:color="auto" w:fill="CCE8CC" w:val="clear"/>
+    </w:rPr>
+  </w:style>
+  <w:style w:customStyle="1" w:styleId="ColorA10000BgCCE0F5" w:type="character">
+    <w:name w:val="ColorA10000BgCCE0F5"/>
+    <w:rPr>
+      <w:color w:val="A10000"/>
+      <w:shd w:color="auto" w:fill="CCE0F5" w:val="clear"/>
+    </w:rPr>
+  </w:style>
+  <w:style w:customStyle="1" w:styleId="ColorA10000BgEBD6FF" w:type="character">
+    <w:name w:val="ColorA10000BgEBD6FF"/>
+    <w:rPr>
+      <w:color w:val="A10000"/>
+      <w:shd w:color="auto" w:fill="EBD6FF" w:val="clear"/>
+    </w:rPr>
+  </w:style>
+  <w:style w:customStyle="1" w:styleId="ColorA10000BgBBBBBB" w:type="character">
+    <w:name w:val="ColorA10000BgBBBBBB"/>
+    <w:rPr>
+      <w:color w:val="A10000"/>
+      <w:shd w:color="auto" w:fill="BBBBBB" w:val="clear"/>
+    </w:rPr>
+  </w:style>
+  <w:style w:customStyle="1" w:styleId="ColorA10000BgF06666" w:type="character">
+    <w:name w:val="ColorA10000BgF06666"/>
+    <w:rPr>
+      <w:color w:val="A10000"/>
+      <w:shd w:color="auto" w:fill="F06666" w:val="clear"/>
+    </w:rPr>
+  </w:style>
+  <w:style w:customStyle="1" w:styleId="ColorA10000BgFFC266" w:type="character">
+    <w:name w:val="ColorA10000BgFFC266"/>
+    <w:rPr>
+      <w:color w:val="A10000"/>
+      <w:shd w:color="auto" w:fill="FFC266" w:val="clear"/>
+    </w:rPr>
+  </w:style>
+  <w:style w:customStyle="1" w:styleId="ColorA10000BgFFFF66" w:type="character">
+    <w:name w:val="ColorA10000BgFFFF66"/>
+    <w:rPr>
+      <w:color w:val="A10000"/>
+      <w:shd w:color="auto" w:fill="FFFF66" w:val="clear"/>
+    </w:rPr>
+  </w:style>
+  <w:style w:customStyle="1" w:styleId="ColorA10000Bg66B966" w:type="character">
+    <w:name w:val="ColorA10000Bg66B966"/>
+    <w:rPr>
+      <w:color w:val="A10000"/>
+      <w:shd w:color="auto" w:fill="66B966" w:val="clear"/>
+    </w:rPr>
+  </w:style>
+  <w:style w:customStyle="1" w:styleId="ColorA10000Bg66A3E0" w:type="character">
+    <w:name w:val="ColorA10000Bg66A3E0"/>
+    <w:rPr>
+      <w:color w:val="A10000"/>
+      <w:shd w:color="auto" w:fill="66A3E0" w:val="clear"/>
+    </w:rPr>
+  </w:style>
+  <w:style w:customStyle="1" w:styleId="ColorA10000BgC285FF" w:type="character">
+    <w:name w:val="ColorA10000BgC285FF"/>
+    <w:rPr>
+      <w:color w:val="A10000"/>
+      <w:shd w:color="auto" w:fill="C285FF" w:val="clear"/>
+    </w:rPr>
+  </w:style>
+  <w:style w:customStyle="1" w:styleId="ColorA10000Bg888888" w:type="character">
+    <w:name w:val="ColorA10000Bg888888"/>
+    <w:rPr>
+      <w:color w:val="A10000"/>
+      <w:shd w:color="auto" w:fill="888888" w:val="clear"/>
+    </w:rPr>
+  </w:style>
+  <w:style w:customStyle="1" w:styleId="ColorA10000BgA10000" w:type="character">
+    <w:name w:val="ColorA10000BgA10000"/>
+    <w:rPr>
+      <w:color w:val="A10000"/>
+      <w:shd w:color="auto" w:fill="A10000" w:val="clear"/>
+    </w:rPr>
+  </w:style>
+  <w:style w:customStyle="1" w:styleId="ColorA10000BgB26B00" w:type="character">
+    <w:name w:val="ColorA10000BgB26B00"/>
+    <w:rPr>
+      <w:color w:val="A10000"/>
+      <w:shd w:color="auto" w:fill="B26B00" w:val="clear"/>
+    </w:rPr>
+  </w:style>
+  <w:style w:customStyle="1" w:styleId="ColorA10000BgB2B200" w:type="character">
+    <w:name w:val="ColorA10000BgB2B200"/>
+    <w:rPr>
+      <w:color w:val="A10000"/>
+      <w:shd w:color="auto" w:fill="B2B200" w:val="clear"/>
+    </w:rPr>
+  </w:style>
+  <w:style w:customStyle="1" w:styleId="ColorA10000Bg006100" w:type="character">
+    <w:name w:val="ColorA10000Bg006100"/>
+    <w:rPr>
+      <w:color w:val="A10000"/>
+      <w:shd w:color="auto" w:fill="006100" w:val="clear"/>
+    </w:rPr>
+  </w:style>
+  <w:style w:customStyle="1" w:styleId="ColorA10000Bg0047B2" w:type="character">
+    <w:name w:val="ColorA10000Bg0047B2"/>
+    <w:rPr>
+      <w:color w:val="A10000"/>
+      <w:shd w:color="auto" w:fill="0047B2" w:val="clear"/>
+    </w:rPr>
+  </w:style>
+  <w:style w:customStyle="1" w:styleId="ColorA10000Bg6B24B2" w:type="character">
+    <w:name w:val="ColorA10000Bg6B24B2"/>
+    <w:rPr>
+      <w:color w:val="A10000"/>
+      <w:shd w:color="auto" w:fill="6B24B2" w:val="clear"/>
+    </w:rPr>
+  </w:style>
+  <w:style w:customStyle="1" w:styleId="ColorA10000Bg444444" w:type="character">
+    <w:name w:val="ColorA10000Bg444444"/>
+    <w:rPr>
+      <w:color w:val="A10000"/>
+      <w:shd w:color="auto" w:fill="444444" w:val="clear"/>
+    </w:rPr>
+  </w:style>
+  <w:style w:customStyle="1" w:styleId="ColorA10000Bg5C0000" w:type="character">
+    <w:name w:val="ColorA10000Bg5C0000"/>
+    <w:rPr>
+      <w:color w:val="A10000"/>
+      <w:shd w:color="auto" w:fill="5C0000" w:val="clear"/>
+    </w:rPr>
+  </w:style>
+  <w:style w:customStyle="1" w:styleId="ColorA10000Bg663D00" w:type="character">
+    <w:name w:val="ColorA10000Bg663D00"/>
+    <w:rPr>
+      <w:color w:val="A10000"/>
+      <w:shd w:color="auto" w:fill="663D00" w:val="clear"/>
+    </w:rPr>
+  </w:style>
+  <w:style w:customStyle="1" w:styleId="ColorA10000Bg666600" w:type="character">
+    <w:name w:val="ColorA10000Bg666600"/>
+    <w:rPr>
+      <w:color w:val="A10000"/>
+      <w:shd w:color="auto" w:fill="666600" w:val="clear"/>
+    </w:rPr>
+  </w:style>
+  <w:style w:customStyle="1" w:styleId="ColorA10000Bg003700" w:type="character">
+    <w:name w:val="ColorA10000Bg003700"/>
+    <w:rPr>
+      <w:color w:val="A10000"/>
+      <w:shd w:color="auto" w:fill="003700" w:val="clear"/>
+    </w:rPr>
+  </w:style>
+  <w:style w:customStyle="1" w:styleId="ColorA10000Bg002966" w:type="character">
+    <w:name w:val="ColorA10000Bg002966"/>
+    <w:rPr>
+      <w:color w:val="A10000"/>
+      <w:shd w:color="auto" w:fill="002966" w:val="clear"/>
+    </w:rPr>
+  </w:style>
+  <w:style w:customStyle="1" w:styleId="ColorA10000Bg3D1466" w:type="character">
+    <w:name w:val="ColorA10000Bg3D1466"/>
+    <w:rPr>
+      <w:color w:val="A10000"/>
+      <w:shd w:color="auto" w:fill="3D1466" w:val="clear"/>
+    </w:rPr>
+  </w:style>
+  <w:style w:customStyle="1" w:styleId="ColorB26B00" w:type="character">
+    <w:name w:val="ColorB26B00"/>
+    <w:rPr>
+      <w:color w:val="B26B00"/>
+    </w:rPr>
+  </w:style>
+  <w:style w:customStyle="1" w:styleId="ColorB26B00BgE60000" w:type="character">
+    <w:name w:val="ColorB26B00BgE60000"/>
+    <w:rPr>
+      <w:color w:val="B26B00"/>
+      <w:shd w:color="auto" w:fill="E60000" w:val="clear"/>
+    </w:rPr>
+  </w:style>
+  <w:style w:customStyle="1" w:styleId="ColorB26B00BgFF9900" w:type="character">
+    <w:name w:val="ColorB26B00BgFF9900"/>
+    <w:rPr>
+      <w:color w:val="B26B00"/>
+      <w:shd w:color="auto" w:fill="FF9900" w:val="clear"/>
+    </w:rPr>
+  </w:style>
+  <w:style w:customStyle="1" w:styleId="ColorB26B00BgFFFF00" w:type="character">
+    <w:name w:val="ColorB26B00BgFFFF00"/>
+    <w:rPr>
+      <w:color w:val="B26B00"/>
+      <w:shd w:color="auto" w:fill="FFFF00" w:val="clear"/>
+    </w:rPr>
+  </w:style>
+  <w:style w:customStyle="1" w:styleId="ColorB26B00Bg008A00" w:type="character">
+    <w:name w:val="ColorB26B00Bg008A00"/>
+    <w:rPr>
+      <w:color w:val="B26B00"/>
+      <w:shd w:color="auto" w:fill="008A00" w:val="clear"/>
+    </w:rPr>
+  </w:style>
+  <w:style w:customStyle="1" w:styleId="ColorB26B00Bg0066CC" w:type="character">
+    <w:name w:val="ColorB26B00Bg0066CC"/>
+    <w:rPr>
+      <w:color w:val="B26B00"/>
+      <w:shd w:color="auto" w:fill="0066CC" w:val="clear"/>
+    </w:rPr>
+  </w:style>
+  <w:style w:customStyle="1" w:styleId="ColorB26B00Bg9933FF" w:type="character">
+    <w:name w:val="ColorB26B00Bg9933FF"/>
+    <w:rPr>
+      <w:color w:val="B26B00"/>
+      <w:shd w:color="auto" w:fill="9933FF" w:val="clear"/>
+    </w:rPr>
+  </w:style>
+  <w:style w:customStyle="1" w:styleId="ColorB26B00BgFFFFFF" w:type="character">
+    <w:name w:val="ColorB26B00BgFFFFFF"/>
+    <w:rPr>
+      <w:color w:val="B26B00"/>
+      <w:shd w:color="auto" w:fill="FFFFFF" w:val="clear"/>
+    </w:rPr>
+  </w:style>
+  <w:style w:customStyle="1" w:styleId="ColorB26B00BgFACCCC" w:type="character">
+    <w:name w:val="ColorB26B00BgFACCCC"/>
+    <w:rPr>
+      <w:color w:val="B26B00"/>
+      <w:shd w:color="auto" w:fill="FACCCC" w:val="clear"/>
+    </w:rPr>
+  </w:style>
+  <w:style w:customStyle="1" w:styleId="ColorB26B00BgFFEBCC" w:type="character">
+    <w:name w:val="ColorB26B00BgFFEBCC"/>
+    <w:rPr>
+      <w:color w:val="B26B00"/>
+      <w:shd w:color="auto" w:fill="FFEBCC" w:val="clear"/>
+    </w:rPr>
+  </w:style>
+  <w:style w:customStyle="1" w:styleId="ColorB26B00BgFFFFCC" w:type="character">
+    <w:name w:val="ColorB26B00BgFFFFCC"/>
+    <w:rPr>
+      <w:color w:val="B26B00"/>
+      <w:shd w:color="auto" w:fill="FFFFCC" w:val="clear"/>
+    </w:rPr>
+  </w:style>
+  <w:style w:customStyle="1" w:styleId="ColorB26B00BgCCE8CC" w:type="character">
+    <w:name w:val="ColorB26B00BgCCE8CC"/>
+    <w:rPr>
+      <w:color w:val="B26B00"/>
+      <w:shd w:color="auto" w:fill="CCE8CC" w:val="clear"/>
+    </w:rPr>
+  </w:style>
+  <w:style w:customStyle="1" w:styleId="ColorB26B00BgCCE0F5" w:type="character">
+    <w:name w:val="ColorB26B00BgCCE0F5"/>
+    <w:rPr>
+      <w:color w:val="B26B00"/>
+      <w:shd w:color="auto" w:fill="CCE0F5" w:val="clear"/>
+    </w:rPr>
+  </w:style>
+  <w:style w:customStyle="1" w:styleId="ColorB26B00BgEBD6FF" w:type="character">
+    <w:name w:val="ColorB26B00BgEBD6FF"/>
+    <w:rPr>
+      <w:color w:val="B26B00"/>
+      <w:shd w:color="auto" w:fill="EBD6FF" w:val="clear"/>
+    </w:rPr>
+  </w:style>
+  <w:style w:customStyle="1" w:styleId="ColorB26B00BgBBBBBB" w:type="character">
+    <w:name w:val="ColorB26B00BgBBBBBB"/>
+    <w:rPr>
+      <w:color w:val="B26B00"/>
+      <w:shd w:color="auto" w:fill="BBBBBB" w:val="clear"/>
+    </w:rPr>
+  </w:style>
+  <w:style w:customStyle="1" w:styleId="ColorB26B00BgF06666" w:type="character">
+    <w:name w:val="ColorB26B00BgF06666"/>
+    <w:rPr>
+      <w:color w:val="B26B00"/>
+      <w:shd w:color="auto" w:fill="F06666" w:val="clear"/>
+    </w:rPr>
+  </w:style>
+  <w:style w:customStyle="1" w:styleId="ColorB26B00BgFFC266" w:type="character">
+    <w:name w:val="ColorB26B00BgFFC266"/>
+    <w:rPr>
+      <w:color w:val="B26B00"/>
+      <w:shd w:color="auto" w:fill="FFC266" w:val="clear"/>
+    </w:rPr>
+  </w:style>
+  <w:style w:customStyle="1" w:styleId="ColorB26B00BgFFFF66" w:type="character">
+    <w:name w:val="ColorB26B00BgFFFF66"/>
+    <w:rPr>
+      <w:color w:val="B26B00"/>
+      <w:shd w:color="auto" w:fill="FFFF66" w:val="clear"/>
+    </w:rPr>
+  </w:style>
+  <w:style w:customStyle="1" w:styleId="ColorB26B00Bg66B966" w:type="character">
+    <w:name w:val="ColorB26B00Bg66B966"/>
+    <w:rPr>
+      <w:color w:val="B26B00"/>
+      <w:shd w:color="auto" w:fill="66B966" w:val="clear"/>
+    </w:rPr>
+  </w:style>
+  <w:style w:customStyle="1" w:styleId="ColorB26B00Bg66A3E0" w:type="character">
+    <w:name w:val="ColorB26B00Bg66A3E0"/>
+    <w:rPr>
+      <w:color w:val="B26B00"/>
+      <w:shd w:color="auto" w:fill="66A3E0" w:val="clear"/>
+    </w:rPr>
+  </w:style>
+  <w:style w:customStyle="1" w:styleId="ColorB26B00BgC285FF" w:type="character">
+    <w:name w:val="ColorB26B00BgC285FF"/>
+    <w:rPr>
+      <w:color w:val="B26B00"/>
+      <w:shd w:color="auto" w:fill="C285FF" w:val="clear"/>
+    </w:rPr>
+  </w:style>
+  <w:style w:customStyle="1" w:styleId="ColorB26B00Bg888888" w:type="character">
+    <w:name w:val="ColorB26B00Bg888888"/>
+    <w:rPr>
+      <w:color w:val="B26B00"/>
+      <w:shd w:color="auto" w:fill="888888" w:val="clear"/>
+    </w:rPr>
+  </w:style>
+  <w:style w:customStyle="1" w:styleId="ColorB26B00BgA10000" w:type="character">
+    <w:name w:val="ColorB26B00BgA10000"/>
+    <w:rPr>
+      <w:color w:val="B26B00"/>
+      <w:shd w:color="auto" w:fill="A10000" w:val="clear"/>
+    </w:rPr>
+  </w:style>
+  <w:style w:customStyle="1" w:styleId="ColorB26B00BgB26B00" w:type="character">
+    <w:name w:val="ColorB26B00BgB26B00"/>
+    <w:rPr>
+      <w:color w:val="B26B00"/>
+      <w:shd w:color="auto" w:fill="B26B00" w:val="clear"/>
+    </w:rPr>
+  </w:style>
+  <w:style w:customStyle="1" w:styleId="ColorB26B00BgB2B200" w:type="character">
+    <w:name w:val="ColorB26B00BgB2B200"/>
+    <w:rPr>
+      <w:color w:val="B26B00"/>
+      <w:shd w:color="auto" w:fill="B2B200" w:val="clear"/>
+    </w:rPr>
+  </w:style>
+  <w:style w:customStyle="1" w:styleId="ColorB26B00Bg006100" w:type="character">
+    <w:name w:val="ColorB26B00Bg006100"/>
+    <w:rPr>
+      <w:color w:val="B26B00"/>
+      <w:shd w:color="auto" w:fill="006100" w:val="clear"/>
+    </w:rPr>
+  </w:style>
+  <w:style w:customStyle="1" w:styleId="ColorB26B00Bg0047B2" w:type="character">
+    <w:name w:val="ColorB26B00Bg0047B2"/>
+    <w:rPr>
+      <w:color w:val="B26B00"/>
+      <w:shd w:color="auto" w:fill="0047B2" w:val="clear"/>
+    </w:rPr>
+  </w:style>
+  <w:style w:customStyle="1" w:styleId="ColorB26B00Bg6B24B2" w:type="character">
+    <w:name w:val="ColorB26B00Bg6B24B2"/>
+    <w:rPr>
+      <w:color w:val="B26B00"/>
+      <w:shd w:color="auto" w:fill="6B24B2" w:val="clear"/>
+    </w:rPr>
+  </w:style>
+  <w:style w:customStyle="1" w:styleId="ColorB26B00Bg444444" w:type="character">
+    <w:name w:val="ColorB26B00Bg444444"/>
+    <w:rPr>
+      <w:color w:val="B26B00"/>
+      <w:shd w:color="auto" w:fill="444444" w:val="clear"/>
+    </w:rPr>
+  </w:style>
+  <w:style w:customStyle="1" w:styleId="ColorB26B00Bg5C0000" w:type="character">
+    <w:name w:val="ColorB26B00Bg5C0000"/>
+    <w:rPr>
+      <w:color w:val="B26B00"/>
+      <w:shd w:color="auto" w:fill="5C0000" w:val="clear"/>
+    </w:rPr>
+  </w:style>
+  <w:style w:customStyle="1" w:styleId="ColorB26B00Bg663D00" w:type="character">
+    <w:name w:val="ColorB26B00Bg663D00"/>
+    <w:rPr>
+      <w:color w:val="B26B00"/>
+      <w:shd w:color="auto" w:fill="663D00" w:val="clear"/>
+    </w:rPr>
+  </w:style>
+  <w:style w:customStyle="1" w:styleId="ColorB26B00Bg666600" w:type="character">
+    <w:name w:val="ColorB26B00Bg666600"/>
+    <w:rPr>
+      <w:color w:val="B26B00"/>
+      <w:shd w:color="auto" w:fill="666600" w:val="clear"/>
+    </w:rPr>
+  </w:style>
+  <w:style w:customStyle="1" w:styleId="ColorB26B00Bg003700" w:type="character">
+    <w:name w:val="ColorB26B00Bg003700"/>
+    <w:rPr>
+      <w:color w:val="B26B00"/>
+      <w:shd w:color="auto" w:fill="003700" w:val="clear"/>
+    </w:rPr>
+  </w:style>
+  <w:style w:customStyle="1" w:styleId="ColorB26B00Bg002966" w:type="character">
+    <w:name w:val="ColorB26B00Bg002966"/>
+    <w:rPr>
+      <w:color w:val="B26B00"/>
+      <w:shd w:color="auto" w:fill="002966" w:val="clear"/>
+    </w:rPr>
+  </w:style>
+  <w:style w:customStyle="1" w:styleId="ColorB26B00Bg3D1466" w:type="character">
+    <w:name w:val="ColorB26B00Bg3D1466"/>
+    <w:rPr>
+      <w:color w:val="B26B00"/>
+      <w:shd w:color="auto" w:fill="3D1466" w:val="clear"/>
+    </w:rPr>
+  </w:style>
+  <w:style w:customStyle="1" w:styleId="ColorB2B200" w:type="character">
+    <w:name w:val="ColorB2B200"/>
+    <w:rPr>
+      <w:color w:val="B2B200"/>
+    </w:rPr>
+  </w:style>
+  <w:style w:customStyle="1" w:styleId="ColorB2B200BgE60000" w:type="character">
+    <w:name w:val="ColorB2B200BgE60000"/>
+    <w:rPr>
+      <w:color w:val="B2B200"/>
+      <w:shd w:color="auto" w:fill="E60000" w:val="clear"/>
+    </w:rPr>
+  </w:style>
+  <w:style w:customStyle="1" w:styleId="ColorB2B200BgFF9900" w:type="character">
+    <w:name w:val="ColorB2B200BgFF9900"/>
+    <w:rPr>
+      <w:color w:val="B2B200"/>
+      <w:shd w:color="auto" w:fill="FF9900" w:val="clear"/>
+    </w:rPr>
+  </w:style>
+  <w:style w:customStyle="1" w:styleId="ColorB2B200BgFFFF00" w:type="character">
+    <w:name w:val="ColorB2B200BgFFFF00"/>
+    <w:rPr>
+      <w:color w:val="B2B200"/>
+      <w:shd w:color="auto" w:fill="FFFF00" w:val="clear"/>
+    </w:rPr>
+  </w:style>
+  <w:style w:customStyle="1" w:styleId="ColorB2B200Bg008A00" w:type="character">
+    <w:name w:val="ColorB2B200Bg008A00"/>
+    <w:rPr>
+      <w:color w:val="B2B200"/>
+      <w:shd w:color="auto" w:fill="008A00" w:val="clear"/>
+    </w:rPr>
+  </w:style>
+  <w:style w:customStyle="1" w:styleId="ColorB2B200Bg0066CC" w:type="character">
+    <w:name w:val="ColorB2B200Bg0066CC"/>
+    <w:rPr>
+      <w:color w:val="B2B200"/>
+      <w:shd w:color="auto" w:fill="0066CC" w:val="clear"/>
+    </w:rPr>
+  </w:style>
+  <w:style w:customStyle="1" w:styleId="ColorB2B200Bg9933FF" w:type="character">
+    <w:name w:val="ColorB2B200Bg9933FF"/>
+    <w:rPr>
+      <w:color w:val="B2B200"/>
+      <w:shd w:color="auto" w:fill="9933FF" w:val="clear"/>
+    </w:rPr>
+  </w:style>
+  <w:style w:customStyle="1" w:styleId="ColorB2B200BgFFFFFF" w:type="character">
+    <w:name w:val="ColorB2B200BgFFFFFF"/>
+    <w:rPr>
+      <w:color w:val="B2B200"/>
+      <w:shd w:color="auto" w:fill="FFFFFF" w:val="clear"/>
+    </w:rPr>
+  </w:style>
+  <w:style w:customStyle="1" w:styleId="ColorB2B200BgFACCCC" w:type="character">
+    <w:name w:val="ColorB2B200BgFACCCC"/>
+    <w:rPr>
+      <w:color w:val="B2B200"/>
+      <w:shd w:color="auto" w:fill="FACCCC" w:val="clear"/>
+    </w:rPr>
+  </w:style>
+  <w:style w:customStyle="1" w:styleId="ColorB2B200BgFFEBCC" w:type="character">
+    <w:name w:val="ColorB2B200BgFFEBCC"/>
+    <w:rPr>
+      <w:color w:val="B2B200"/>
+      <w:shd w:color="auto" w:fill="FFEBCC" w:val="clear"/>
+    </w:rPr>
+  </w:style>
+  <w:style w:customStyle="1" w:styleId="ColorB2B200BgFFFFCC" w:type="character">
+    <w:name w:val="ColorB2B200BgFFFFCC"/>
+    <w:rPr>
+      <w:color w:val="B2B200"/>
+      <w:shd w:color="auto" w:fill="FFFFCC" w:val="clear"/>
+    </w:rPr>
+  </w:style>
+  <w:style w:customStyle="1" w:styleId="ColorB2B200BgCCE8CC" w:type="character">
+    <w:name w:val="ColorB2B200BgCCE8CC"/>
+    <w:rPr>
+      <w:color w:val="B2B200"/>
+      <w:shd w:color="auto" w:fill="CCE8CC" w:val="clear"/>
+    </w:rPr>
+  </w:style>
+  <w:style w:customStyle="1" w:styleId="ColorB2B200BgCCE0F5" w:type="character">
+    <w:name w:val="ColorB2B200BgCCE0F5"/>
+    <w:rPr>
+      <w:color w:val="B2B200"/>
+      <w:shd w:color="auto" w:fill="CCE0F5" w:val="clear"/>
+    </w:rPr>
+  </w:style>
+  <w:style w:customStyle="1" w:styleId="ColorB2B200BgEBD6FF" w:type="character">
+    <w:name w:val="ColorB2B200BgEBD6FF"/>
+    <w:rPr>
+      <w:color w:val="B2B200"/>
+      <w:shd w:color="auto" w:fill="EBD6FF" w:val="clear"/>
+    </w:rPr>
+  </w:style>
+  <w:style w:customStyle="1" w:styleId="ColorB2B200BgBBBBBB" w:type="character">
+    <w:name w:val="ColorB2B200BgBBBBBB"/>
+    <w:rPr>
+      <w:color w:val="B2B200"/>
+      <w:shd w:color="auto" w:fill="BBBBBB" w:val="clear"/>
+    </w:rPr>
+  </w:style>
+  <w:style w:customStyle="1" w:styleId="ColorB2B200BgF06666" w:type="character">
+    <w:name w:val="ColorB2B200BgF06666"/>
+    <w:rPr>
+      <w:color w:val="B2B200"/>
+      <w:shd w:color="auto" w:fill="F06666" w:val="clear"/>
+    </w:rPr>
+  </w:style>
+  <w:style w:customStyle="1" w:styleId="ColorB2B200BgFFC266" w:type="character">
+    <w:name w:val="ColorB2B200BgFFC266"/>
+    <w:rPr>
+      <w:color w:val="B2B200"/>
+      <w:shd w:color="auto" w:fill="FFC266" w:val="clear"/>
+    </w:rPr>
+  </w:style>
+  <w:style w:customStyle="1" w:styleId="ColorB2B200BgFFFF66" w:type="character">
+    <w:name w:val="ColorB2B200BgFFFF66"/>
+    <w:rPr>
+      <w:color w:val="B2B200"/>
+      <w:shd w:color="auto" w:fill="FFFF66" w:val="clear"/>
+    </w:rPr>
+  </w:style>
+  <w:style w:customStyle="1" w:styleId="ColorB2B200Bg66B966" w:type="character">
+    <w:name w:val="ColorB2B200Bg66B966"/>
+    <w:rPr>
+      <w:color w:val="B2B200"/>
+      <w:shd w:color="auto" w:fill="66B966" w:val="clear"/>
+    </w:rPr>
+  </w:style>
+  <w:style w:customStyle="1" w:styleId="ColorB2B200Bg66A3E0" w:type="character">
+    <w:name w:val="ColorB2B200Bg66A3E0"/>
+    <w:rPr>
+      <w:color w:val="B2B200"/>
+      <w:shd w:color="auto" w:fill="66A3E0" w:val="clear"/>
+    </w:rPr>
+  </w:style>
+  <w:style w:customStyle="1" w:styleId="ColorB2B200BgC285FF" w:type="character">
+    <w:name w:val="ColorB2B200BgC285FF"/>
+    <w:rPr>
+      <w:color w:val="B2B200"/>
+      <w:shd w:color="auto" w:fill="C285FF" w:val="clear"/>
+    </w:rPr>
+  </w:style>
+  <w:style w:customStyle="1" w:styleId="ColorB2B200Bg888888" w:type="character">
+    <w:name w:val="ColorB2B200Bg888888"/>
+    <w:rPr>
+      <w:color w:val="B2B200"/>
+      <w:shd w:color="auto" w:fill="888888" w:val="clear"/>
+    </w:rPr>
+  </w:style>
+  <w:style w:customStyle="1" w:styleId="ColorB2B200BgA10000" w:type="character">
+    <w:name w:val="ColorB2B200BgA10000"/>
+    <w:rPr>
+      <w:color w:val="B2B200"/>
+      <w:shd w:color="auto" w:fill="A10000" w:val="clear"/>
+    </w:rPr>
+  </w:style>
+  <w:style w:customStyle="1" w:styleId="ColorB2B200BgB26B00" w:type="character">
+    <w:name w:val="ColorB2B200BgB26B00"/>
+    <w:rPr>
+      <w:color w:val="B2B200"/>
+      <w:shd w:color="auto" w:fill="B26B00" w:val="clear"/>
+    </w:rPr>
+  </w:style>
+  <w:style w:customStyle="1" w:styleId="ColorB2B200BgB2B200" w:type="character">
+    <w:name w:val="ColorB2B200BgB2B200"/>
+    <w:rPr>
+      <w:color w:val="B2B200"/>
+      <w:shd w:color="auto" w:fill="B2B200" w:val="clear"/>
+    </w:rPr>
+  </w:style>
+  <w:style w:customStyle="1" w:styleId="ColorB2B200Bg006100" w:type="character">
+    <w:name w:val="ColorB2B200Bg006100"/>
+    <w:rPr>
+      <w:color w:val="B2B200"/>
+      <w:shd w:color="auto" w:fill="006100" w:val="clear"/>
+    </w:rPr>
+  </w:style>
+  <w:style w:customStyle="1" w:styleId="ColorB2B200Bg0047B2" w:type="character">
+    <w:name w:val="ColorB2B200Bg0047B2"/>
+    <w:rPr>
+      <w:color w:val="B2B200"/>
+      <w:shd w:color="auto" w:fill="0047B2" w:val="clear"/>
+    </w:rPr>
+  </w:style>
+  <w:style w:customStyle="1" w:styleId="ColorB2B200Bg6B24B2" w:type="character">
+    <w:name w:val="ColorB2B200Bg6B24B2"/>
+    <w:rPr>
+      <w:color w:val="B2B200"/>
+      <w:shd w:color="auto" w:fill="6B24B2" w:val="clear"/>
+    </w:rPr>
+  </w:style>
+  <w:style w:customStyle="1" w:styleId="ColorB2B200Bg444444" w:type="character">
+    <w:name w:val="ColorB2B200Bg444444"/>
+    <w:rPr>
+      <w:color w:val="B2B200"/>
+      <w:shd w:color="auto" w:fill="444444" w:val="clear"/>
+    </w:rPr>
+  </w:style>
+  <w:style w:customStyle="1" w:styleId="ColorB2B200Bg5C0000" w:type="character">
+    <w:name w:val="ColorB2B200Bg5C0000"/>
+    <w:rPr>
+      <w:color w:val="B2B200"/>
+      <w:shd w:color="auto" w:fill="5C0000" w:val="clear"/>
+    </w:rPr>
+  </w:style>
+  <w:style w:customStyle="1" w:styleId="ColorB2B200Bg663D00" w:type="character">
+    <w:name w:val="ColorB2B200Bg663D00"/>
+    <w:rPr>
+      <w:color w:val="B2B200"/>
+      <w:shd w:color="auto" w:fill="663D00" w:val="clear"/>
+    </w:rPr>
+  </w:style>
+  <w:style w:customStyle="1" w:styleId="ColorB2B200Bg666600" w:type="character">
+    <w:name w:val="ColorB2B200Bg666600"/>
+    <w:rPr>
+      <w:color w:val="B2B200"/>
+      <w:shd w:color="auto" w:fill="666600" w:val="clear"/>
+    </w:rPr>
+  </w:style>
+  <w:style w:customStyle="1" w:styleId="ColorB2B200Bg003700" w:type="character">
+    <w:name w:val="ColorB2B200Bg003700"/>
+    <w:rPr>
+      <w:color w:val="B2B200"/>
+      <w:shd w:color="auto" w:fill="003700" w:val="clear"/>
+    </w:rPr>
+  </w:style>
+  <w:style w:customStyle="1" w:styleId="ColorB2B200Bg002966" w:type="character">
+    <w:name w:val="ColorB2B200Bg002966"/>
+    <w:rPr>
+      <w:color w:val="B2B200"/>
+      <w:shd w:color="auto" w:fill="002966" w:val="clear"/>
+    </w:rPr>
+  </w:style>
+  <w:style w:customStyle="1" w:styleId="ColorB2B200Bg3D1466" w:type="character">
+    <w:name w:val="ColorB2B200Bg3D1466"/>
+    <w:rPr>
+      <w:color w:val="B2B200"/>
+      <w:shd w:color="auto" w:fill="3D1466" w:val="clear"/>
+    </w:rPr>
+  </w:style>
+  <w:style w:customStyle="1" w:styleId="Color006100" w:type="character">
+    <w:name w:val="Color006100"/>
+    <w:rPr>
+      <w:color w:val="006100"/>
+    </w:rPr>
+  </w:style>
+  <w:style w:customStyle="1" w:styleId="Color006100BgE60000" w:type="character">
+    <w:name w:val="Color006100BgE60000"/>
+    <w:rPr>
+      <w:color w:val="006100"/>
+      <w:shd w:color="auto" w:fill="E60000" w:val="clear"/>
+    </w:rPr>
+  </w:style>
+  <w:style w:customStyle="1" w:styleId="Color006100BgFF9900" w:type="character">
+    <w:name w:val="Color006100BgFF9900"/>
+    <w:rPr>
+      <w:color w:val="006100"/>
+      <w:shd w:color="auto" w:fill="FF9900" w:val="clear"/>
+    </w:rPr>
+  </w:style>
+  <w:style w:customStyle="1" w:styleId="Color006100BgFFFF00" w:type="character">
+    <w:name w:val="Color006100BgFFFF00"/>
+    <w:rPr>
+      <w:color w:val="006100"/>
+      <w:shd w:color="auto" w:fill="FFFF00" w:val="clear"/>
+    </w:rPr>
+  </w:style>
+  <w:style w:customStyle="1" w:styleId="Color006100Bg008A00" w:type="character">
+    <w:name w:val="Color006100Bg008A00"/>
+    <w:rPr>
+      <w:color w:val="006100"/>
+      <w:shd w:color="auto" w:fill="008A00" w:val="clear"/>
+    </w:rPr>
+  </w:style>
+  <w:style w:customStyle="1" w:styleId="Color006100Bg0066CC" w:type="character">
+    <w:name w:val="Color006100Bg0066CC"/>
+    <w:rPr>
+      <w:color w:val="006100"/>
+      <w:shd w:color="auto" w:fill="0066CC" w:val="clear"/>
+    </w:rPr>
+  </w:style>
+  <w:style w:customStyle="1" w:styleId="Color006100Bg9933FF" w:type="character">
+    <w:name w:val="Color006100Bg9933FF"/>
+    <w:rPr>
+      <w:color w:val="006100"/>
+      <w:shd w:color="auto" w:fill="9933FF" w:val="clear"/>
+    </w:rPr>
+  </w:style>
+  <w:style w:customStyle="1" w:styleId="Color006100BgFFFFFF" w:type="character">
+    <w:name w:val="Color006100BgFFFFFF"/>
+    <w:rPr>
+      <w:color w:val="006100"/>
+      <w:shd w:color="auto" w:fill="FFFFFF" w:val="clear"/>
+    </w:rPr>
+  </w:style>
+  <w:style w:customStyle="1" w:styleId="Color006100BgFACCCC" w:type="character">
+    <w:name w:val="Color006100BgFACCCC"/>
+    <w:rPr>
+      <w:color w:val="006100"/>
+      <w:shd w:color="auto" w:fill="FACCCC" w:val="clear"/>
+    </w:rPr>
+  </w:style>
+  <w:style w:customStyle="1" w:styleId="Color006100BgFFEBCC" w:type="character">
+    <w:name w:val="Color006100BgFFEBCC"/>
+    <w:rPr>
+      <w:color w:val="006100"/>
+      <w:shd w:color="auto" w:fill="FFEBCC" w:val="clear"/>
+    </w:rPr>
+  </w:style>
+  <w:style w:customStyle="1" w:styleId="Color006100BgFFFFCC" w:type="character">
+    <w:name w:val="Color006100BgFFFFCC"/>
+    <w:rPr>
+      <w:color w:val="006100"/>
+      <w:shd w:color="auto" w:fill="FFFFCC" w:val="clear"/>
+    </w:rPr>
+  </w:style>
+  <w:style w:customStyle="1" w:styleId="Color006100BgCCE8CC" w:type="character">
+    <w:name w:val="Color006100BgCCE8CC"/>
+    <w:rPr>
+      <w:color w:val="006100"/>
+      <w:shd w:color="auto" w:fill="CCE8CC" w:val="clear"/>
+    </w:rPr>
+  </w:style>
+  <w:style w:customStyle="1" w:styleId="Color006100BgCCE0F5" w:type="character">
+    <w:name w:val="Color006100BgCCE0F5"/>
+    <w:rPr>
+      <w:color w:val="006100"/>
+      <w:shd w:color="auto" w:fill="CCE0F5" w:val="clear"/>
+    </w:rPr>
+  </w:style>
+  <w:style w:customStyle="1" w:styleId="Color006100BgEBD6FF" w:type="character">
+    <w:name w:val="Color006100BgEBD6FF"/>
+    <w:rPr>
+      <w:color w:val="006100"/>
+      <w:shd w:color="auto" w:fill="EBD6FF" w:val="clear"/>
+    </w:rPr>
+  </w:style>
+  <w:style w:customStyle="1" w:styleId="Color006100BgBBBBBB" w:type="character">
+    <w:name w:val="Color006100BgBBBBBB"/>
+    <w:rPr>
+      <w:color w:val="006100"/>
+      <w:shd w:color="auto" w:fill="BBBBBB" w:val="clear"/>
+    </w:rPr>
+  </w:style>
+  <w:style w:customStyle="1" w:styleId="Color006100BgF06666" w:type="character">
+    <w:name w:val="Color006100BgF06666"/>
+    <w:rPr>
+      <w:color w:val="006100"/>
+      <w:shd w:color="auto" w:fill="F06666" w:val="clear"/>
+    </w:rPr>
+  </w:style>
+  <w:style w:customStyle="1" w:styleId="Color006100BgFFC266" w:type="character">
+    <w:name w:val="Color006100BgFFC266"/>
+    <w:rPr>
+      <w:color w:val="006100"/>
+      <w:shd w:color="auto" w:fill="FFC266" w:val="clear"/>
+    </w:rPr>
+  </w:style>
+  <w:style w:customStyle="1" w:styleId="Color006100BgFFFF66" w:type="character">
+    <w:name w:val="Color006100BgFFFF66"/>
+    <w:rPr>
+      <w:color w:val="006100"/>
+      <w:shd w:color="auto" w:fill="FFFF66" w:val="clear"/>
+    </w:rPr>
+  </w:style>
+  <w:style w:customStyle="1" w:styleId="Color006100Bg66B966" w:type="character">
+    <w:name w:val="Color006100Bg66B966"/>
+    <w:rPr>
+      <w:color w:val="006100"/>
+      <w:shd w:color="auto" w:fill="66B966" w:val="clear"/>
+    </w:rPr>
+  </w:style>
+  <w:style w:customStyle="1" w:styleId="Color006100Bg66A3E0" w:type="character">
+    <w:name w:val="Color006100Bg66A3E0"/>
+    <w:rPr>
+      <w:color w:val="006100"/>
+      <w:shd w:color="auto" w:fill="66A3E0" w:val="clear"/>
+    </w:rPr>
+  </w:style>
+  <w:style w:customStyle="1" w:styleId="Color006100BgC285FF" w:type="character">
+    <w:name w:val="Color006100BgC285FF"/>
+    <w:rPr>
+      <w:color w:val="006100"/>
+      <w:shd w:color="auto" w:fill="C285FF" w:val="clear"/>
+    </w:rPr>
+  </w:style>
+  <w:style w:customStyle="1" w:styleId="Color006100Bg888888" w:type="character">
+    <w:name w:val="Color006100Bg888888"/>
+    <w:rPr>
+      <w:color w:val="006100"/>
+      <w:shd w:color="auto" w:fill="888888" w:val="clear"/>
+    </w:rPr>
+  </w:style>
+  <w:style w:customStyle="1" w:styleId="Color006100BgA10000" w:type="character">
+    <w:name w:val="Color006100BgA10000"/>
+    <w:rPr>
+      <w:color w:val="006100"/>
+      <w:shd w:color="auto" w:fill="A10000" w:val="clear"/>
+    </w:rPr>
+  </w:style>
+  <w:style w:customStyle="1" w:styleId="Color006100BgB26B00" w:type="character">
+    <w:name w:val="Color006100BgB26B00"/>
+    <w:rPr>
+      <w:color w:val="006100"/>
+      <w:shd w:color="auto" w:fill="B26B00" w:val="clear"/>
+    </w:rPr>
+  </w:style>
+  <w:style w:customStyle="1" w:styleId="Color006100BgB2B200" w:type="character">
+    <w:name w:val="Color006100BgB2B200"/>
+    <w:rPr>
+      <w:color w:val="006100"/>
+      <w:shd w:color="auto" w:fill="B2B200" w:val="clear"/>
+    </w:rPr>
+  </w:style>
+  <w:style w:customStyle="1" w:styleId="Color006100Bg006100" w:type="character">
+    <w:name w:val="Color006100Bg006100"/>
+    <w:rPr>
+      <w:color w:val="006100"/>
+      <w:shd w:color="auto" w:fill="006100" w:val="clear"/>
+    </w:rPr>
+  </w:style>
+  <w:style w:customStyle="1" w:styleId="Color006100Bg0047B2" w:type="character">
+    <w:name w:val="Color006100Bg0047B2"/>
+    <w:rPr>
+      <w:color w:val="006100"/>
+      <w:shd w:color="auto" w:fill="0047B2" w:val="clear"/>
+    </w:rPr>
+  </w:style>
+  <w:style w:customStyle="1" w:styleId="Color006100Bg6B24B2" w:type="character">
+    <w:name w:val="Color006100Bg6B24B2"/>
+    <w:rPr>
+      <w:color w:val="006100"/>
+      <w:shd w:color="auto" w:fill="6B24B2" w:val="clear"/>
+    </w:rPr>
+  </w:style>
+  <w:style w:customStyle="1" w:styleId="Color006100Bg444444" w:type="character">
+    <w:name w:val="Color006100Bg444444"/>
+    <w:rPr>
+      <w:color w:val="006100"/>
+      <w:shd w:color="auto" w:fill="444444" w:val="clear"/>
+    </w:rPr>
+  </w:style>
+  <w:style w:customStyle="1" w:styleId="Color006100Bg5C0000" w:type="character">
+    <w:name w:val="Color006100Bg5C0000"/>
+    <w:rPr>
+      <w:color w:val="006100"/>
+      <w:shd w:color="auto" w:fill="5C0000" w:val="clear"/>
+    </w:rPr>
+  </w:style>
+  <w:style w:customStyle="1" w:styleId="Color006100Bg663D00" w:type="character">
+    <w:name w:val="Color006100Bg663D00"/>
+    <w:rPr>
+      <w:color w:val="006100"/>
+      <w:shd w:color="auto" w:fill="663D00" w:val="clear"/>
+    </w:rPr>
+  </w:style>
+  <w:style w:customStyle="1" w:styleId="Color006100Bg666600" w:type="character">
+    <w:name w:val="Color006100Bg666600"/>
+    <w:rPr>
+      <w:color w:val="006100"/>
+      <w:shd w:color="auto" w:fill="666600" w:val="clear"/>
+    </w:rPr>
+  </w:style>
+  <w:style w:customStyle="1" w:styleId="Color006100Bg003700" w:type="character">
+    <w:name w:val="Color006100Bg003700"/>
+    <w:rPr>
+      <w:color w:val="006100"/>
+      <w:shd w:color="auto" w:fill="003700" w:val="clear"/>
+    </w:rPr>
+  </w:style>
+  <w:style w:customStyle="1" w:styleId="Color006100Bg002966" w:type="character">
+    <w:name w:val="Color006100Bg002966"/>
+    <w:rPr>
+      <w:color w:val="006100"/>
+      <w:shd w:color="auto" w:fill="002966" w:val="clear"/>
+    </w:rPr>
+  </w:style>
+  <w:style w:customStyle="1" w:styleId="Color006100Bg3D1466" w:type="character">
+    <w:name w:val="Color006100Bg3D1466"/>
+    <w:rPr>
+      <w:color w:val="006100"/>
+      <w:shd w:color="auto" w:fill="3D1466" w:val="clear"/>
+    </w:rPr>
+  </w:style>
+  <w:style w:customStyle="1" w:styleId="Color0047B2" w:type="character">
+    <w:name w:val="Color0047B2"/>
+    <w:rPr>
+      <w:color w:val="0047B2"/>
+    </w:rPr>
+  </w:style>
+  <w:style w:customStyle="1" w:styleId="Color0047B2BgE60000" w:type="character">
+    <w:name w:val="Color0047B2BgE60000"/>
+    <w:rPr>
+      <w:color w:val="0047B2"/>
+      <w:shd w:color="auto" w:fill="E60000" w:val="clear"/>
+    </w:rPr>
+  </w:style>
+  <w:style w:customStyle="1" w:styleId="Color0047B2BgFF9900" w:type="character">
+    <w:name w:val="Color0047B2BgFF9900"/>
+    <w:rPr>
+      <w:color w:val="0047B2"/>
+      <w:shd w:color="auto" w:fill="FF9900" w:val="clear"/>
+    </w:rPr>
+  </w:style>
+  <w:style w:customStyle="1" w:styleId="Color0047B2BgFFFF00" w:type="character">
+    <w:name w:val="Color0047B2BgFFFF00"/>
+    <w:rPr>
+      <w:color w:val="0047B2"/>
+      <w:shd w:color="auto" w:fill="FFFF00" w:val="clear"/>
+    </w:rPr>
+  </w:style>
+  <w:style w:customStyle="1" w:styleId="Color0047B2Bg008A00" w:type="character">
+    <w:name w:val="Color0047B2Bg008A00"/>
+    <w:rPr>
+      <w:color w:val="0047B2"/>
+      <w:shd w:color="auto" w:fill="008A00" w:val="clear"/>
+    </w:rPr>
+  </w:style>
+  <w:style w:customStyle="1" w:styleId="Color0047B2Bg0066CC" w:type="character">
+    <w:name w:val="Color0047B2Bg0066CC"/>
+    <w:rPr>
+      <w:color w:val="0047B2"/>
+      <w:shd w:color="auto" w:fill="0066CC" w:val="clear"/>
+    </w:rPr>
+  </w:style>
+  <w:style w:customStyle="1" w:styleId="Color0047B2Bg9933FF" w:type="character">
+    <w:name w:val="Color0047B2Bg9933FF"/>
+    <w:rPr>
+      <w:color w:val="0047B2"/>
+      <w:shd w:color="auto" w:fill="9933FF" w:val="clear"/>
+    </w:rPr>
+  </w:style>
+  <w:style w:customStyle="1" w:styleId="Color0047B2BgFFFFFF" w:type="character">
+    <w:name w:val="Color0047B2BgFFFFFF"/>
+    <w:rPr>
+      <w:color w:val="0047B2"/>
+      <w:shd w:color="auto" w:fill="FFFFFF" w:val="clear"/>
+    </w:rPr>
+  </w:style>
+  <w:style w:customStyle="1" w:styleId="Color0047B2BgFACCCC" w:type="character">
+    <w:name w:val="Color0047B2BgFACCCC"/>
+    <w:rPr>
+      <w:color w:val="0047B2"/>
+      <w:shd w:color="auto" w:fill="FACCCC" w:val="clear"/>
+    </w:rPr>
+  </w:style>
+  <w:style w:customStyle="1" w:styleId="Color0047B2BgFFEBCC" w:type="character">
+    <w:name w:val="Color0047B2BgFFEBCC"/>
+    <w:rPr>
+      <w:color w:val="0047B2"/>
+      <w:shd w:color="auto" w:fill="FFEBCC" w:val="clear"/>
+    </w:rPr>
+  </w:style>
+  <w:style w:customStyle="1" w:styleId="Color0047B2BgFFFFCC" w:type="character">
+    <w:name w:val="Color0047B2BgFFFFCC"/>
+    <w:rPr>
+      <w:color w:val="0047B2"/>
+      <w:shd w:color="auto" w:fill="FFFFCC" w:val="clear"/>
+    </w:rPr>
+  </w:style>
+  <w:style w:customStyle="1" w:styleId="Color0047B2BgCCE8CC" w:type="character">
+    <w:name w:val="Color0047B2BgCCE8CC"/>
+    <w:rPr>
+      <w:color w:val="0047B2"/>
+      <w:shd w:color="auto" w:fill="CCE8CC" w:val="clear"/>
+    </w:rPr>
+  </w:style>
+  <w:style w:customStyle="1" w:styleId="Color0047B2BgCCE0F5" w:type="character">
+    <w:name w:val="Color0047B2BgCCE0F5"/>
+    <w:rPr>
+      <w:color w:val="0047B2"/>
+      <w:shd w:color="auto" w:fill="CCE0F5" w:val="clear"/>
+    </w:rPr>
+  </w:style>
+  <w:style w:customStyle="1" w:styleId="Color0047B2BgEBD6FF" w:type="character">
+    <w:name w:val="Color0047B2BgEBD6FF"/>
+    <w:rPr>
+      <w:color w:val="0047B2"/>
+      <w:shd w:color="auto" w:fill="EBD6FF" w:val="clear"/>
+    </w:rPr>
+  </w:style>
+  <w:style w:customStyle="1" w:styleId="Color0047B2BgBBBBBB" w:type="character">
+    <w:name w:val="Color0047B2BgBBBBBB"/>
+    <w:rPr>
+      <w:color w:val="0047B2"/>
+      <w:shd w:color="auto" w:fill="BBBBBB" w:val="clear"/>
+    </w:rPr>
+  </w:style>
+  <w:style w:customStyle="1" w:styleId="Color0047B2BgF06666" w:type="character">
+    <w:name w:val="Color0047B2BgF06666"/>
+    <w:rPr>
+      <w:color w:val="0047B2"/>
+      <w:shd w:color="auto" w:fill="F06666" w:val="clear"/>
+    </w:rPr>
+  </w:style>
+  <w:style w:customStyle="1" w:styleId="Color0047B2BgFFC266" w:type="character">
+    <w:name w:val="Color0047B2BgFFC266"/>
+    <w:rPr>
+      <w:color w:val="0047B2"/>
+      <w:shd w:color="auto" w:fill="FFC266" w:val="clear"/>
+    </w:rPr>
+  </w:style>
+  <w:style w:customStyle="1" w:styleId="Color0047B2BgFFFF66" w:type="character">
+    <w:name w:val="Color0047B2BgFFFF66"/>
+    <w:rPr>
+      <w:color w:val="0047B2"/>
+      <w:shd w:color="auto" w:fill="FFFF66" w:val="clear"/>
+    </w:rPr>
+  </w:style>
+  <w:style w:customStyle="1" w:styleId="Color0047B2Bg66B966" w:type="character">
+    <w:name w:val="Color0047B2Bg66B966"/>
+    <w:rPr>
+      <w:color w:val="0047B2"/>
+      <w:shd w:color="auto" w:fill="66B966" w:val="clear"/>
+    </w:rPr>
+  </w:style>
+  <w:style w:customStyle="1" w:styleId="Color0047B2Bg66A3E0" w:type="character">
+    <w:name w:val="Color0047B2Bg66A3E0"/>
+    <w:rPr>
+      <w:color w:val="0047B2"/>
+      <w:shd w:color="auto" w:fill="66A3E0" w:val="clear"/>
+    </w:rPr>
+  </w:style>
+  <w:style w:customStyle="1" w:styleId="Color0047B2BgC285FF" w:type="character">
+    <w:name w:val="Color0047B2BgC285FF"/>
+    <w:rPr>
+      <w:color w:val="0047B2"/>
+      <w:shd w:color="auto" w:fill="C285FF" w:val="clear"/>
+    </w:rPr>
+  </w:style>
+  <w:style w:customStyle="1" w:styleId="Color0047B2Bg888888" w:type="character">
+    <w:name w:val="Color0047B2Bg888888"/>
+    <w:rPr>
+      <w:color w:val="0047B2"/>
+      <w:shd w:color="auto" w:fill="888888" w:val="clear"/>
+    </w:rPr>
+  </w:style>
+  <w:style w:customStyle="1" w:styleId="Color0047B2BgA10000" w:type="character">
+    <w:name w:val="Color0047B2BgA10000"/>
+    <w:rPr>
+      <w:color w:val="0047B2"/>
+      <w:shd w:color="auto" w:fill="A10000" w:val="clear"/>
+    </w:rPr>
+  </w:style>
+  <w:style w:customStyle="1" w:styleId="Color0047B2BgB26B00" w:type="character">
+    <w:name w:val="Color0047B2BgB26B00"/>
+    <w:rPr>
+      <w:color w:val="0047B2"/>
+      <w:shd w:color="auto" w:fill="B26B00" w:val="clear"/>
+    </w:rPr>
+  </w:style>
+  <w:style w:customStyle="1" w:styleId="Color0047B2BgB2B200" w:type="character">
+    <w:name w:val="Color0047B2BgB2B200"/>
+    <w:rPr>
+      <w:color w:val="0047B2"/>
+      <w:shd w:color="auto" w:fill="B2B200" w:val="clear"/>
+    </w:rPr>
+  </w:style>
+  <w:style w:customStyle="1" w:styleId="Color0047B2Bg006100" w:type="character">
+    <w:name w:val="Color0047B2Bg006100"/>
+    <w:rPr>
+      <w:color w:val="0047B2"/>
+      <w:shd w:color="auto" w:fill="006100" w:val="clear"/>
+    </w:rPr>
+  </w:style>
+  <w:style w:customStyle="1" w:styleId="Color0047B2Bg0047B2" w:type="character">
+    <w:name w:val="Color0047B2Bg0047B2"/>
+    <w:rPr>
+      <w:color w:val="0047B2"/>
+      <w:shd w:color="auto" w:fill="0047B2" w:val="clear"/>
+    </w:rPr>
+  </w:style>
+  <w:style w:customStyle="1" w:styleId="Color0047B2Bg6B24B2" w:type="character">
+    <w:name w:val="Color0047B2Bg6B24B2"/>
+    <w:rPr>
+      <w:color w:val="0047B2"/>
+      <w:shd w:color="auto" w:fill="6B24B2" w:val="clear"/>
+    </w:rPr>
+  </w:style>
+  <w:style w:customStyle="1" w:styleId="Color0047B2Bg444444" w:type="character">
+    <w:name w:val="Color0047B2Bg444444"/>
+    <w:rPr>
+      <w:color w:val="0047B2"/>
+      <w:shd w:color="auto" w:fill="444444" w:val="clear"/>
+    </w:rPr>
+  </w:style>
+  <w:style w:customStyle="1" w:styleId="Color0047B2Bg5C0000" w:type="character">
+    <w:name w:val="Color0047B2Bg5C0000"/>
+    <w:rPr>
+      <w:color w:val="0047B2"/>
+      <w:shd w:color="auto" w:fill="5C0000" w:val="clear"/>
+    </w:rPr>
+  </w:style>
+  <w:style w:customStyle="1" w:styleId="Color0047B2Bg663D00" w:type="character">
+    <w:name w:val="Color0047B2Bg663D00"/>
+    <w:rPr>
+      <w:color w:val="0047B2"/>
+      <w:shd w:color="auto" w:fill="663D00" w:val="clear"/>
+    </w:rPr>
+  </w:style>
+  <w:style w:customStyle="1" w:styleId="Color0047B2Bg666600" w:type="character">
+    <w:name w:val="Color0047B2Bg666600"/>
+    <w:rPr>
+      <w:color w:val="0047B2"/>
+      <w:shd w:color="auto" w:fill="666600" w:val="clear"/>
+    </w:rPr>
+  </w:style>
+  <w:style w:customStyle="1" w:styleId="Color0047B2Bg003700" w:type="character">
+    <w:name w:val="Color0047B2Bg003700"/>
+    <w:rPr>
+      <w:color w:val="0047B2"/>
+      <w:shd w:color="auto" w:fill="003700" w:val="clear"/>
+    </w:rPr>
+  </w:style>
+  <w:style w:customStyle="1" w:styleId="Color0047B2Bg002966" w:type="character">
+    <w:name w:val="Color0047B2Bg002966"/>
+    <w:rPr>
+      <w:color w:val="0047B2"/>
+      <w:shd w:color="auto" w:fill="002966" w:val="clear"/>
+    </w:rPr>
+  </w:style>
+  <w:style w:customStyle="1" w:styleId="Color0047B2Bg3D1466" w:type="character">
+    <w:name w:val="Color0047B2Bg3D1466"/>
+    <w:rPr>
+      <w:color w:val="0047B2"/>
+      <w:shd w:color="auto" w:fill="3D1466" w:val="clear"/>
+    </w:rPr>
+  </w:style>
+  <w:style w:customStyle="1" w:styleId="Color6B24B2" w:type="character">
+    <w:name w:val="Color6B24B2"/>
+    <w:rPr>
+      <w:color w:val="6B24B2"/>
+    </w:rPr>
+  </w:style>
+  <w:style w:customStyle="1" w:styleId="Color6B24B2BgE60000" w:type="character">
+    <w:name w:val="Color6B24B2BgE60000"/>
+    <w:rPr>
+      <w:color w:val="6B24B2"/>
+      <w:shd w:color="auto" w:fill="E60000" w:val="clear"/>
+    </w:rPr>
+  </w:style>
+  <w:style w:customStyle="1" w:styleId="Color6B24B2BgFF9900" w:type="character">
+    <w:name w:val="Color6B24B2BgFF9900"/>
+    <w:rPr>
+      <w:color w:val="6B24B2"/>
+      <w:shd w:color="auto" w:fill="FF9900" w:val="clear"/>
+    </w:rPr>
+  </w:style>
+  <w:style w:customStyle="1" w:styleId="Color6B24B2BgFFFF00" w:type="character">
+    <w:name w:val="Color6B24B2BgFFFF00"/>
+    <w:rPr>
+      <w:color w:val="6B24B2"/>
+      <w:shd w:color="auto" w:fill="FFFF00" w:val="clear"/>
+    </w:rPr>
+  </w:style>
+  <w:style w:customStyle="1" w:styleId="Color6B24B2Bg008A00" w:type="character">
+    <w:name w:val="Color6B24B2Bg008A00"/>
+    <w:rPr>
+      <w:color w:val="6B24B2"/>
+      <w:shd w:color="auto" w:fill="008A00" w:val="clear"/>
+    </w:rPr>
+  </w:style>
+  <w:style w:customStyle="1" w:styleId="Color6B24B2Bg0066CC" w:type="character">
+    <w:name w:val="Color6B24B2Bg0066CC"/>
+    <w:rPr>
+      <w:color w:val="6B24B2"/>
+      <w:shd w:color="auto" w:fill="0066CC" w:val="clear"/>
+    </w:rPr>
+  </w:style>
+  <w:style w:customStyle="1" w:styleId="Color6B24B2Bg9933FF" w:type="character">
+    <w:name w:val="Color6B24B2Bg9933FF"/>
+    <w:rPr>
+      <w:color w:val="6B24B2"/>
+      <w:shd w:color="auto" w:fill="9933FF" w:val="clear"/>
+    </w:rPr>
+  </w:style>
+  <w:style w:customStyle="1" w:styleId="Color6B24B2BgFFFFFF" w:type="character">
+    <w:name w:val="Color6B24B2BgFFFFFF"/>
+    <w:rPr>
+      <w:color w:val="6B24B2"/>
+      <w:shd w:color="auto" w:fill="FFFFFF" w:val="clear"/>
+    </w:rPr>
+  </w:style>
+  <w:style w:customStyle="1" w:styleId="Color6B24B2BgFACCCC" w:type="character">
+    <w:name w:val="Color6B24B2BgFACCCC"/>
+    <w:rPr>
+      <w:color w:val="6B24B2"/>
+      <w:shd w:color="auto" w:fill="FACCCC" w:val="clear"/>
+    </w:rPr>
+  </w:style>
+  <w:style w:customStyle="1" w:styleId="Color6B24B2BgFFEBCC" w:type="character">
+    <w:name w:val="Color6B24B2BgFFEBCC"/>
+    <w:rPr>
+      <w:color w:val="6B24B2"/>
+      <w:shd w:color="auto" w:fill="FFEBCC" w:val="clear"/>
+    </w:rPr>
+  </w:style>
+  <w:style w:customStyle="1" w:styleId="Color6B24B2BgFFFFCC" w:type="character">
+    <w:name w:val="Color6B24B2BgFFFFCC"/>
+    <w:rPr>
+      <w:color w:val="6B24B2"/>
+      <w:shd w:color="auto" w:fill="FFFFCC" w:val="clear"/>
+    </w:rPr>
+  </w:style>
+  <w:style w:customStyle="1" w:styleId="Color6B24B2BgCCE8CC" w:type="character">
+    <w:name w:val="Color6B24B2BgCCE8CC"/>
+    <w:rPr>
+      <w:color w:val="6B24B2"/>
+      <w:shd w:color="auto" w:fill="CCE8CC" w:val="clear"/>
+    </w:rPr>
+  </w:style>
+  <w:style w:customStyle="1" w:styleId="Color6B24B2BgCCE0F5" w:type="character">
+    <w:name w:val="Color6B24B2BgCCE0F5"/>
+    <w:rPr>
+      <w:color w:val="6B24B2"/>
+      <w:shd w:color="auto" w:fill="CCE0F5" w:val="clear"/>
+    </w:rPr>
+  </w:style>
+  <w:style w:customStyle="1" w:styleId="Color6B24B2BgEBD6FF" w:type="character">
+    <w:name w:val="Color6B24B2BgEBD6FF"/>
+    <w:rPr>
+      <w:color w:val="6B24B2"/>
+      <w:shd w:color="auto" w:fill="EBD6FF" w:val="clear"/>
+    </w:rPr>
+  </w:style>
+  <w:style w:customStyle="1" w:styleId="Color6B24B2BgBBBBBB" w:type="character">
+    <w:name w:val="Color6B24B2BgBBBBBB"/>
+    <w:rPr>
+      <w:color w:val="6B24B2"/>
+      <w:shd w:color="auto" w:fill="BBBBBB" w:val="clear"/>
+    </w:rPr>
+  </w:style>
+  <w:style w:customStyle="1" w:styleId="Color6B24B2BgF06666" w:type="character">
+    <w:name w:val="Color6B24B2BgF06666"/>
+    <w:rPr>
+      <w:color w:val="6B24B2"/>
+      <w:shd w:color="auto" w:fill="F06666" w:val="clear"/>
+    </w:rPr>
+  </w:style>
+  <w:style w:customStyle="1" w:styleId="Color6B24B2BgFFC266" w:type="character">
+    <w:name w:val="Color6B24B2BgFFC266"/>
+    <w:rPr>
+      <w:color w:val="6B24B2"/>
+      <w:shd w:color="auto" w:fill="FFC266" w:val="clear"/>
+    </w:rPr>
+  </w:style>
+  <w:style w:customStyle="1" w:styleId="Color6B24B2BgFFFF66" w:type="character">
+    <w:name w:val="Color6B24B2BgFFFF66"/>
+    <w:rPr>
+      <w:color w:val="6B24B2"/>
+      <w:shd w:color="auto" w:fill="FFFF66" w:val="clear"/>
+    </w:rPr>
+  </w:style>
+  <w:style w:customStyle="1" w:styleId="Color6B24B2Bg66B966" w:type="character">
+    <w:name w:val="Color6B24B2Bg66B966"/>
+    <w:rPr>
+      <w:color w:val="6B24B2"/>
+      <w:shd w:color="auto" w:fill="66B966" w:val="clear"/>
+    </w:rPr>
+  </w:style>
+  <w:style w:customStyle="1" w:styleId="Color6B24B2Bg66A3E0" w:type="character">
+    <w:name w:val="Color6B24B2Bg66A3E0"/>
+    <w:rPr>
+      <w:color w:val="6B24B2"/>
+      <w:shd w:color="auto" w:fill="66A3E0" w:val="clear"/>
+    </w:rPr>
+  </w:style>
+  <w:style w:customStyle="1" w:styleId="Color6B24B2BgC285FF" w:type="character">
+    <w:name w:val="Color6B24B2BgC285FF"/>
+    <w:rPr>
+      <w:color w:val="6B24B2"/>
+      <w:shd w:color="auto" w:fill="C285FF" w:val="clear"/>
+    </w:rPr>
+  </w:style>
+  <w:style w:customStyle="1" w:styleId="Color6B24B2Bg888888" w:type="character">
+    <w:name w:val="Color6B24B2Bg888888"/>
+    <w:rPr>
+      <w:color w:val="6B24B2"/>
+      <w:shd w:color="auto" w:fill="888888" w:val="clear"/>
+    </w:rPr>
+  </w:style>
+  <w:style w:customStyle="1" w:styleId="Color6B24B2BgA10000" w:type="character">
+    <w:name w:val="Color6B24B2BgA10000"/>
+    <w:rPr>
+      <w:color w:val="6B24B2"/>
+      <w:shd w:color="auto" w:fill="A10000" w:val="clear"/>
+    </w:rPr>
+  </w:style>
+  <w:style w:customStyle="1" w:styleId="Color6B24B2BgB26B00" w:type="character">
+    <w:name w:val="Color6B24B2BgB26B00"/>
+    <w:rPr>
+      <w:color w:val="6B24B2"/>
+      <w:shd w:color="auto" w:fill="B26B00" w:val="clear"/>
+    </w:rPr>
+  </w:style>
+  <w:style w:customStyle="1" w:styleId="Color6B24B2BgB2B200" w:type="character">
+    <w:name w:val="Color6B24B2BgB2B200"/>
+    <w:rPr>
+      <w:color w:val="6B24B2"/>
+      <w:shd w:color="auto" w:fill="B2B200" w:val="clear"/>
+    </w:rPr>
+  </w:style>
+  <w:style w:customStyle="1" w:styleId="Color6B24B2Bg006100" w:type="character">
+    <w:name w:val="Color6B24B2Bg006100"/>
+    <w:rPr>
+      <w:color w:val="6B24B2"/>
+      <w:shd w:color="auto" w:fill="006100" w:val="clear"/>
+    </w:rPr>
+  </w:style>
+  <w:style w:customStyle="1" w:styleId="Color6B24B2Bg0047B2" w:type="character">
+    <w:name w:val="Color6B24B2Bg0047B2"/>
+    <w:rPr>
+      <w:color w:val="6B24B2"/>
+      <w:shd w:color="auto" w:fill="0047B2" w:val="clear"/>
+    </w:rPr>
+  </w:style>
+  <w:style w:customStyle="1" w:styleId="Color6B24B2Bg6B24B2" w:type="character">
+    <w:name w:val="Color6B24B2Bg6B24B2"/>
+    <w:rPr>
+      <w:color w:val="6B24B2"/>
+      <w:shd w:color="auto" w:fill="6B24B2" w:val="clear"/>
+    </w:rPr>
+  </w:style>
+  <w:style w:customStyle="1" w:styleId="Color6B24B2Bg444444" w:type="character">
+    <w:name w:val="Color6B24B2Bg444444"/>
+    <w:rPr>
+      <w:color w:val="6B24B2"/>
+      <w:shd w:color="auto" w:fill="444444" w:val="clear"/>
+    </w:rPr>
+  </w:style>
+  <w:style w:customStyle="1" w:styleId="Color6B24B2Bg5C0000" w:type="character">
+    <w:name w:val="Color6B24B2Bg5C0000"/>
+    <w:rPr>
+      <w:color w:val="6B24B2"/>
+      <w:shd w:color="auto" w:fill="5C0000" w:val="clear"/>
+    </w:rPr>
+  </w:style>
+  <w:style w:customStyle="1" w:styleId="Color6B24B2Bg663D00" w:type="character">
+    <w:name w:val="Color6B24B2Bg663D00"/>
+    <w:rPr>
+      <w:color w:val="6B24B2"/>
+      <w:shd w:color="auto" w:fill="663D00" w:val="clear"/>
+    </w:rPr>
+  </w:style>
+  <w:style w:customStyle="1" w:styleId="Color6B24B2Bg666600" w:type="character">
+    <w:name w:val="Color6B24B2Bg666600"/>
+    <w:rPr>
+      <w:color w:val="6B24B2"/>
+      <w:shd w:color="auto" w:fill="666600" w:val="clear"/>
+    </w:rPr>
+  </w:style>
+  <w:style w:customStyle="1" w:styleId="Color6B24B2Bg003700" w:type="character">
+    <w:name w:val="Color6B24B2Bg003700"/>
+    <w:rPr>
+      <w:color w:val="6B24B2"/>
+      <w:shd w:color="auto" w:fill="003700" w:val="clear"/>
+    </w:rPr>
+  </w:style>
+  <w:style w:customStyle="1" w:styleId="Color6B24B2Bg002966" w:type="character">
+    <w:name w:val="Color6B24B2Bg002966"/>
+    <w:rPr>
+      <w:color w:val="6B24B2"/>
+      <w:shd w:color="auto" w:fill="002966" w:val="clear"/>
+    </w:rPr>
+  </w:style>
+  <w:style w:customStyle="1" w:styleId="Color6B24B2Bg3D1466" w:type="character">
+    <w:name w:val="Color6B24B2Bg3D1466"/>
+    <w:rPr>
+      <w:color w:val="6B24B2"/>
+      <w:shd w:color="auto" w:fill="3D1466" w:val="clear"/>
+    </w:rPr>
+  </w:style>
+  <w:style w:customStyle="1" w:styleId="Color444444" w:type="character">
+    <w:name w:val="Color444444"/>
+    <w:rPr>
+      <w:color w:val="444444"/>
+    </w:rPr>
+  </w:style>
+  <w:style w:customStyle="1" w:styleId="Color444444BgE60000" w:type="character">
+    <w:name w:val="Color444444BgE60000"/>
+    <w:rPr>
+      <w:color w:val="444444"/>
+      <w:shd w:color="auto" w:fill="E60000" w:val="clear"/>
+    </w:rPr>
+  </w:style>
+  <w:style w:customStyle="1" w:styleId="Color444444BgFF9900" w:type="character">
+    <w:name w:val="Color444444BgFF9900"/>
+    <w:rPr>
+      <w:color w:val="444444"/>
+      <w:shd w:color="auto" w:fill="FF9900" w:val="clear"/>
+    </w:rPr>
+  </w:style>
+  <w:style w:customStyle="1" w:styleId="Color444444BgFFFF00" w:type="character">
+    <w:name w:val="Color444444BgFFFF00"/>
+    <w:rPr>
+      <w:color w:val="444444"/>
+      <w:shd w:color="auto" w:fill="FFFF00" w:val="clear"/>
+    </w:rPr>
+  </w:style>
+  <w:style w:customStyle="1" w:styleId="Color444444Bg008A00" w:type="character">
+    <w:name w:val="Color444444Bg008A00"/>
+    <w:rPr>
+      <w:color w:val="444444"/>
+      <w:shd w:color="auto" w:fill="008A00" w:val="clear"/>
+    </w:rPr>
+  </w:style>
+  <w:style w:customStyle="1" w:styleId="Color444444Bg0066CC" w:type="character">
+    <w:name w:val="Color444444Bg0066CC"/>
+    <w:rPr>
+      <w:color w:val="444444"/>
+      <w:shd w:color="auto" w:fill="0066CC" w:val="clear"/>
+    </w:rPr>
+  </w:style>
+  <w:style w:customStyle="1" w:styleId="Color444444Bg9933FF" w:type="character">
+    <w:name w:val="Color444444Bg9933FF"/>
+    <w:rPr>
+      <w:color w:val="444444"/>
+      <w:shd w:color="auto" w:fill="9933FF" w:val="clear"/>
+    </w:rPr>
+  </w:style>
+  <w:style w:customStyle="1" w:styleId="Color444444BgFFFFFF" w:type="character">
+    <w:name w:val="Color444444BgFFFFFF"/>
+    <w:rPr>
+      <w:color w:val="444444"/>
+      <w:shd w:color="auto" w:fill="FFFFFF" w:val="clear"/>
+    </w:rPr>
+  </w:style>
+  <w:style w:customStyle="1" w:styleId="Color444444BgFACCCC" w:type="character">
+    <w:name w:val="Color444444BgFACCCC"/>
+    <w:rPr>
+      <w:color w:val="444444"/>
+      <w:shd w:color="auto" w:fill="FACCCC" w:val="clear"/>
+    </w:rPr>
+  </w:style>
+  <w:style w:customStyle="1" w:styleId="Color444444BgFFEBCC" w:type="character">
+    <w:name w:val="Color444444BgFFEBCC"/>
+    <w:rPr>
+      <w:color w:val="444444"/>
+      <w:shd w:color="auto" w:fill="FFEBCC" w:val="clear"/>
+    </w:rPr>
+  </w:style>
+  <w:style w:customStyle="1" w:styleId="Color444444BgFFFFCC" w:type="character">
+    <w:name w:val="Color444444BgFFFFCC"/>
+    <w:rPr>
+      <w:color w:val="444444"/>
+      <w:shd w:color="auto" w:fill="FFFFCC" w:val="clear"/>
+    </w:rPr>
+  </w:style>
+  <w:style w:customStyle="1" w:styleId="Color444444BgCCE8CC" w:type="character">
+    <w:name w:val="Color444444BgCCE8CC"/>
+    <w:rPr>
+      <w:color w:val="444444"/>
+      <w:shd w:color="auto" w:fill="CCE8CC" w:val="clear"/>
+    </w:rPr>
+  </w:style>
+  <w:style w:customStyle="1" w:styleId="Color444444BgCCE0F5" w:type="character">
+    <w:name w:val="Color444444BgCCE0F5"/>
+    <w:rPr>
+      <w:color w:val="444444"/>
+      <w:shd w:color="auto" w:fill="CCE0F5" w:val="clear"/>
+    </w:rPr>
+  </w:style>
+  <w:style w:customStyle="1" w:styleId="Color444444BgEBD6FF" w:type="character">
+    <w:name w:val="Color444444BgEBD6FF"/>
+    <w:rPr>
+      <w:color w:val="444444"/>
+      <w:shd w:color="auto" w:fill="EBD6FF" w:val="clear"/>
+    </w:rPr>
+  </w:style>
+  <w:style w:customStyle="1" w:styleId="Color444444BgBBBBBB" w:type="character">
+    <w:name w:val="Color444444BgBBBBBB"/>
+    <w:rPr>
+      <w:color w:val="444444"/>
+      <w:shd w:color="auto" w:fill="BBBBBB" w:val="clear"/>
+    </w:rPr>
+  </w:style>
+  <w:style w:customStyle="1" w:styleId="Color444444BgF06666" w:type="character">
+    <w:name w:val="Color444444BgF06666"/>
+    <w:rPr>
+      <w:color w:val="444444"/>
+      <w:shd w:color="auto" w:fill="F06666" w:val="clear"/>
+    </w:rPr>
+  </w:style>
+  <w:style w:customStyle="1" w:styleId="Color444444BgFFC266" w:type="character">
+    <w:name w:val="Color444444BgFFC266"/>
+    <w:rPr>
+      <w:color w:val="444444"/>
+      <w:shd w:color="auto" w:fill="FFC266" w:val="clear"/>
+    </w:rPr>
+  </w:style>
+  <w:style w:customStyle="1" w:styleId="Color444444BgFFFF66" w:type="character">
+    <w:name w:val="Color444444BgFFFF66"/>
+    <w:rPr>
+      <w:color w:val="444444"/>
+      <w:shd w:color="auto" w:fill="FFFF66" w:val="clear"/>
+    </w:rPr>
+  </w:style>
+  <w:style w:customStyle="1" w:styleId="Color444444Bg66B966" w:type="character">
+    <w:name w:val="Color444444Bg66B966"/>
+    <w:rPr>
+      <w:color w:val="444444"/>
+      <w:shd w:color="auto" w:fill="66B966" w:val="clear"/>
+    </w:rPr>
+  </w:style>
+  <w:style w:customStyle="1" w:styleId="Color444444Bg66A3E0" w:type="character">
+    <w:name w:val="Color444444Bg66A3E0"/>
+    <w:rPr>
+      <w:color w:val="444444"/>
+      <w:shd w:color="auto" w:fill="66A3E0" w:val="clear"/>
+    </w:rPr>
+  </w:style>
+  <w:style w:customStyle="1" w:styleId="Color444444BgC285FF" w:type="character">
+    <w:name w:val="Color444444BgC285FF"/>
+    <w:rPr>
+      <w:color w:val="444444"/>
+      <w:shd w:color="auto" w:fill="C285FF" w:val="clear"/>
+    </w:rPr>
+  </w:style>
+  <w:style w:customStyle="1" w:styleId="Color444444Bg888888" w:type="character">
+    <w:name w:val="Color444444Bg888888"/>
+    <w:rPr>
+      <w:color w:val="444444"/>
+      <w:shd w:color="auto" w:fill="888888" w:val="clear"/>
+    </w:rPr>
+  </w:style>
+  <w:style w:customStyle="1" w:styleId="Color444444BgA10000" w:type="character">
+    <w:name w:val="Color444444BgA10000"/>
+    <w:rPr>
+      <w:color w:val="444444"/>
+      <w:shd w:color="auto" w:fill="A10000" w:val="clear"/>
+    </w:rPr>
+  </w:style>
+  <w:style w:customStyle="1" w:styleId="Color444444BgB26B00" w:type="character">
+    <w:name w:val="Color444444BgB26B00"/>
+    <w:rPr>
+      <w:color w:val="444444"/>
+      <w:shd w:color="auto" w:fill="B26B00" w:val="clear"/>
+    </w:rPr>
+  </w:style>
+  <w:style w:customStyle="1" w:styleId="Color444444BgB2B200" w:type="character">
+    <w:name w:val="Color444444BgB2B200"/>
+    <w:rPr>
+      <w:color w:val="444444"/>
+      <w:shd w:color="auto" w:fill="B2B200" w:val="clear"/>
+    </w:rPr>
+  </w:style>
+  <w:style w:customStyle="1" w:styleId="Color444444Bg006100" w:type="character">
+    <w:name w:val="Color444444Bg006100"/>
+    <w:rPr>
+      <w:color w:val="444444"/>
+      <w:shd w:color="auto" w:fill="006100" w:val="clear"/>
+    </w:rPr>
+  </w:style>
+  <w:style w:customStyle="1" w:styleId="Color444444Bg0047B2" w:type="character">
+    <w:name w:val="Color444444Bg0047B2"/>
+    <w:rPr>
+      <w:color w:val="444444"/>
+      <w:shd w:color="auto" w:fill="0047B2" w:val="clear"/>
+    </w:rPr>
+  </w:style>
+  <w:style w:customStyle="1" w:styleId="Color444444Bg6B24B2" w:type="character">
+    <w:name w:val="Color444444Bg6B24B2"/>
+    <w:rPr>
+      <w:color w:val="444444"/>
+      <w:shd w:color="auto" w:fill="6B24B2" w:val="clear"/>
+    </w:rPr>
+  </w:style>
+  <w:style w:customStyle="1" w:styleId="Color444444Bg444444" w:type="character">
+    <w:name w:val="Color444444Bg444444"/>
+    <w:rPr>
+      <w:color w:val="444444"/>
+      <w:shd w:color="auto" w:fill="444444" w:val="clear"/>
+    </w:rPr>
+  </w:style>
+  <w:style w:customStyle="1" w:styleId="Color444444Bg5C0000" w:type="character">
+    <w:name w:val="Color444444Bg5C0000"/>
+    <w:rPr>
+      <w:color w:val="444444"/>
+      <w:shd w:color="auto" w:fill="5C0000" w:val="clear"/>
+    </w:rPr>
+  </w:style>
+  <w:style w:customStyle="1" w:styleId="Color444444Bg663D00" w:type="character">
+    <w:name w:val="Color444444Bg663D00"/>
+    <w:rPr>
+      <w:color w:val="444444"/>
+      <w:shd w:color="auto" w:fill="663D00" w:val="clear"/>
+    </w:rPr>
+  </w:style>
+  <w:style w:customStyle="1" w:styleId="Color444444Bg666600" w:type="character">
+    <w:name w:val="Color444444Bg666600"/>
+    <w:rPr>
+      <w:color w:val="444444"/>
+      <w:shd w:color="auto" w:fill="666600" w:val="clear"/>
+    </w:rPr>
+  </w:style>
+  <w:style w:customStyle="1" w:styleId="Color444444Bg003700" w:type="character">
+    <w:name w:val="Color444444Bg003700"/>
+    <w:rPr>
+      <w:color w:val="444444"/>
+      <w:shd w:color="auto" w:fill="003700" w:val="clear"/>
+    </w:rPr>
+  </w:style>
+  <w:style w:customStyle="1" w:styleId="Color444444Bg002966" w:type="character">
+    <w:name w:val="Color444444Bg002966"/>
+    <w:rPr>
+      <w:color w:val="444444"/>
+      <w:shd w:color="auto" w:fill="002966" w:val="clear"/>
+    </w:rPr>
+  </w:style>
+  <w:style w:customStyle="1" w:styleId="Color444444Bg3D1466" w:type="character">
+    <w:name w:val="Color444444Bg3D1466"/>
+    <w:rPr>
+      <w:color w:val="444444"/>
+      <w:shd w:color="auto" w:fill="3D1466" w:val="clear"/>
+    </w:rPr>
+  </w:style>
+  <w:style w:customStyle="1" w:styleId="Color5C0000" w:type="character">
+    <w:name w:val="Color5C0000"/>
+    <w:rPr>
+      <w:color w:val="5C0000"/>
+    </w:rPr>
+  </w:style>
+  <w:style w:customStyle="1" w:styleId="Color5C0000BgE60000" w:type="character">
+    <w:name w:val="Color5C0000BgE60000"/>
+    <w:rPr>
+      <w:color w:val="5C0000"/>
+      <w:shd w:color="auto" w:fill="E60000" w:val="clear"/>
+    </w:rPr>
+  </w:style>
+  <w:style w:customStyle="1" w:styleId="Color5C0000BgFF9900" w:type="character">
+    <w:name w:val="Color5C0000BgFF9900"/>
+    <w:rPr>
+      <w:color w:val="5C0000"/>
+      <w:shd w:color="auto" w:fill="FF9900" w:val="clear"/>
+    </w:rPr>
+  </w:style>
+  <w:style w:customStyle="1" w:styleId="Color5C0000BgFFFF00" w:type="character">
+    <w:name w:val="Color5C0000BgFFFF00"/>
+    <w:rPr>
+      <w:color w:val="5C0000"/>
+      <w:shd w:color="auto" w:fill="FFFF00" w:val="clear"/>
+    </w:rPr>
+  </w:style>
+  <w:style w:customStyle="1" w:styleId="Color5C0000Bg008A00" w:type="character">
+    <w:name w:val="Color5C0000Bg008A00"/>
+    <w:rPr>
+      <w:color w:val="5C0000"/>
+      <w:shd w:color="auto" w:fill="008A00" w:val="clear"/>
+    </w:rPr>
+  </w:style>
+  <w:style w:customStyle="1" w:styleId="Color5C0000Bg0066CC" w:type="character">
+    <w:name w:val="Color5C0000Bg0066CC"/>
+    <w:rPr>
+      <w:color w:val="5C0000"/>
+      <w:shd w:color="auto" w:fill="0066CC" w:val="clear"/>
+    </w:rPr>
+  </w:style>
+  <w:style w:customStyle="1" w:styleId="Color5C0000Bg9933FF" w:type="character">
+    <w:name w:val="Color5C0000Bg9933FF"/>
+    <w:rPr>
+      <w:color w:val="5C0000"/>
+      <w:shd w:color="auto" w:fill="9933FF" w:val="clear"/>
+    </w:rPr>
+  </w:style>
+  <w:style w:customStyle="1" w:styleId="Color5C0000BgFFFFFF" w:type="character">
+    <w:name w:val="Color5C0000BgFFFFFF"/>
+    <w:rPr>
+      <w:color w:val="5C0000"/>
+      <w:shd w:color="auto" w:fill="FFFFFF" w:val="clear"/>
+    </w:rPr>
+  </w:style>
+  <w:style w:customStyle="1" w:styleId="Color5C0000BgFACCCC" w:type="character">
+    <w:name w:val="Color5C0000BgFACCCC"/>
+    <w:rPr>
+      <w:color w:val="5C0000"/>
+      <w:shd w:color="auto" w:fill="FACCCC" w:val="clear"/>
+    </w:rPr>
+  </w:style>
+  <w:style w:customStyle="1" w:styleId="Color5C0000BgFFEBCC" w:type="character">
+    <w:name w:val="Color5C0000BgFFEBCC"/>
+    <w:rPr>
+      <w:color w:val="5C0000"/>
+      <w:shd w:color="auto" w:fill="FFEBCC" w:val="clear"/>
+    </w:rPr>
+  </w:style>
+  <w:style w:customStyle="1" w:styleId="Color5C0000BgFFFFCC" w:type="character">
+    <w:name w:val="Color5C0000BgFFFFCC"/>
+    <w:rPr>
+      <w:color w:val="5C0000"/>
+      <w:shd w:color="auto" w:fill="FFFFCC" w:val="clear"/>
+    </w:rPr>
+  </w:style>
+  <w:style w:customStyle="1" w:styleId="Color5C0000BgCCE8CC" w:type="character">
+    <w:name w:val="Color5C0000BgCCE8CC"/>
+    <w:rPr>
+      <w:color w:val="5C0000"/>
+      <w:shd w:color="auto" w:fill="CCE8CC" w:val="clear"/>
+    </w:rPr>
+  </w:style>
+  <w:style w:customStyle="1" w:styleId="Color5C0000BgCCE0F5" w:type="character">
+    <w:name w:val="Color5C0000BgCCE0F5"/>
+    <w:rPr>
+      <w:color w:val="5C0000"/>
+      <w:shd w:color="auto" w:fill="CCE0F5" w:val="clear"/>
+    </w:rPr>
+  </w:style>
+  <w:style w:customStyle="1" w:styleId="Color5C0000BgEBD6FF" w:type="character">
+    <w:name w:val="Color5C0000BgEBD6FF"/>
+    <w:rPr>
+      <w:color w:val="5C0000"/>
+      <w:shd w:color="auto" w:fill="EBD6FF" w:val="clear"/>
+    </w:rPr>
+  </w:style>
+  <w:style w:customStyle="1" w:styleId="Color5C0000BgBBBBBB" w:type="character">
+    <w:name w:val="Color5C0000BgBBBBBB"/>
+    <w:rPr>
+      <w:color w:val="5C0000"/>
+      <w:shd w:color="auto" w:fill="BBBBBB" w:val="clear"/>
+    </w:rPr>
+  </w:style>
+  <w:style w:customStyle="1" w:styleId="Color5C0000BgF06666" w:type="character">
+    <w:name w:val="Color5C0000BgF06666"/>
+    <w:rPr>
+      <w:color w:val="5C0000"/>
+      <w:shd w:color="auto" w:fill="F06666" w:val="clear"/>
+    </w:rPr>
+  </w:style>
+  <w:style w:customStyle="1" w:styleId="Color5C0000BgFFC266" w:type="character">
+    <w:name w:val="Color5C0000BgFFC266"/>
+    <w:rPr>
+      <w:color w:val="5C0000"/>
+      <w:shd w:color="auto" w:fill="FFC266" w:val="clear"/>
+    </w:rPr>
+  </w:style>
+  <w:style w:customStyle="1" w:styleId="Color5C0000BgFFFF66" w:type="character">
+    <w:name w:val="Color5C0000BgFFFF66"/>
+    <w:rPr>
+      <w:color w:val="5C0000"/>
+      <w:shd w:color="auto" w:fill="FFFF66" w:val="clear"/>
+    </w:rPr>
+  </w:style>
+  <w:style w:customStyle="1" w:styleId="Color5C0000Bg66B966" w:type="character">
+    <w:name w:val="Color5C0000Bg66B966"/>
+    <w:rPr>
+      <w:color w:val="5C0000"/>
+      <w:shd w:color="auto" w:fill="66B966" w:val="clear"/>
+    </w:rPr>
+  </w:style>
+  <w:style w:customStyle="1" w:styleId="Color5C0000Bg66A3E0" w:type="character">
+    <w:name w:val="Color5C0000Bg66A3E0"/>
+    <w:rPr>
+      <w:color w:val="5C0000"/>
+      <w:shd w:color="auto" w:fill="66A3E0" w:val="clear"/>
+    </w:rPr>
+  </w:style>
+  <w:style w:customStyle="1" w:styleId="Color5C0000BgC285FF" w:type="character">
+    <w:name w:val="Color5C0000BgC285FF"/>
+    <w:rPr>
+      <w:color w:val="5C0000"/>
+      <w:shd w:color="auto" w:fill="C285FF" w:val="clear"/>
+    </w:rPr>
+  </w:style>
+  <w:style w:customStyle="1" w:styleId="Color5C0000Bg888888" w:type="character">
+    <w:name w:val="Color5C0000Bg888888"/>
+    <w:rPr>
+      <w:color w:val="5C0000"/>
+      <w:shd w:color="auto" w:fill="888888" w:val="clear"/>
+    </w:rPr>
+  </w:style>
+  <w:style w:customStyle="1" w:styleId="Color5C0000BgA10000" w:type="character">
+    <w:name w:val="Color5C0000BgA10000"/>
+    <w:rPr>
+      <w:color w:val="5C0000"/>
+      <w:shd w:color="auto" w:fill="A10000" w:val="clear"/>
+    </w:rPr>
+  </w:style>
+  <w:style w:customStyle="1" w:styleId="Color5C0000BgB26B00" w:type="character">
+    <w:name w:val="Color5C0000BgB26B00"/>
+    <w:rPr>
+      <w:color w:val="5C0000"/>
+      <w:shd w:color="auto" w:fill="B26B00" w:val="clear"/>
+    </w:rPr>
+  </w:style>
+  <w:style w:customStyle="1" w:styleId="Color5C0000BgB2B200" w:type="character">
+    <w:name w:val="Color5C0000BgB2B200"/>
+    <w:rPr>
+      <w:color w:val="5C0000"/>
+      <w:shd w:color="auto" w:fill="B2B200" w:val="clear"/>
+    </w:rPr>
+  </w:style>
+  <w:style w:customStyle="1" w:styleId="Color5C0000Bg006100" w:type="character">
+    <w:name w:val="Color5C0000Bg006100"/>
+    <w:rPr>
+      <w:color w:val="5C0000"/>
+      <w:shd w:color="auto" w:fill="006100" w:val="clear"/>
+    </w:rPr>
+  </w:style>
+  <w:style w:customStyle="1" w:styleId="Color5C0000Bg0047B2" w:type="character">
+    <w:name w:val="Color5C0000Bg0047B2"/>
+    <w:rPr>
+      <w:color w:val="5C0000"/>
+      <w:shd w:color="auto" w:fill="0047B2" w:val="clear"/>
+    </w:rPr>
+  </w:style>
+  <w:style w:customStyle="1" w:styleId="Color5C0000Bg6B24B2" w:type="character">
+    <w:name w:val="Color5C0000Bg6B24B2"/>
+    <w:rPr>
+      <w:color w:val="5C0000"/>
+      <w:shd w:color="auto" w:fill="6B24B2" w:val="clear"/>
+    </w:rPr>
+  </w:style>
+  <w:style w:customStyle="1" w:styleId="Color5C0000Bg444444" w:type="character">
+    <w:name w:val="Color5C0000Bg444444"/>
+    <w:rPr>
+      <w:color w:val="5C0000"/>
+      <w:shd w:color="auto" w:fill="444444" w:val="clear"/>
+    </w:rPr>
+  </w:style>
+  <w:style w:customStyle="1" w:styleId="Color5C0000Bg5C0000" w:type="character">
+    <w:name w:val="Color5C0000Bg5C0000"/>
+    <w:rPr>
+      <w:color w:val="5C0000"/>
+      <w:shd w:color="auto" w:fill="5C0000" w:val="clear"/>
+    </w:rPr>
+  </w:style>
+  <w:style w:customStyle="1" w:styleId="Color5C0000Bg663D00" w:type="character">
+    <w:name w:val="Color5C0000Bg663D00"/>
+    <w:rPr>
+      <w:color w:val="5C0000"/>
+      <w:shd w:color="auto" w:fill="663D00" w:val="clear"/>
+    </w:rPr>
+  </w:style>
+  <w:style w:customStyle="1" w:styleId="Color5C0000Bg666600" w:type="character">
+    <w:name w:val="Color5C0000Bg666600"/>
+    <w:rPr>
+      <w:color w:val="5C0000"/>
+      <w:shd w:color="auto" w:fill="666600" w:val="clear"/>
+    </w:rPr>
+  </w:style>
+  <w:style w:customStyle="1" w:styleId="Color5C0000Bg003700" w:type="character">
+    <w:name w:val="Color5C0000Bg003700"/>
+    <w:rPr>
+      <w:color w:val="5C0000"/>
+      <w:shd w:color="auto" w:fill="003700" w:val="clear"/>
+    </w:rPr>
+  </w:style>
+  <w:style w:customStyle="1" w:styleId="Color5C0000Bg002966" w:type="character">
+    <w:name w:val="Color5C0000Bg002966"/>
+    <w:rPr>
+      <w:color w:val="5C0000"/>
+      <w:shd w:color="auto" w:fill="002966" w:val="clear"/>
+    </w:rPr>
+  </w:style>
+  <w:style w:customStyle="1" w:styleId="Color5C0000Bg3D1466" w:type="character">
+    <w:name w:val="Color5C0000Bg3D1466"/>
+    <w:rPr>
+      <w:color w:val="5C0000"/>
+      <w:shd w:color="auto" w:fill="3D1466" w:val="clear"/>
+    </w:rPr>
+  </w:style>
+  <w:style w:customStyle="1" w:styleId="Color663D00" w:type="character">
+    <w:name w:val="Color663D00"/>
+    <w:rPr>
+      <w:color w:val="663D00"/>
+    </w:rPr>
+  </w:style>
+  <w:style w:customStyle="1" w:styleId="Color663D00BgE60000" w:type="character">
+    <w:name w:val="Color663D00BgE60000"/>
+    <w:rPr>
+      <w:color w:val="663D00"/>
+      <w:shd w:color="auto" w:fill="E60000" w:val="clear"/>
+    </w:rPr>
+  </w:style>
+  <w:style w:customStyle="1" w:styleId="Color663D00BgFF9900" w:type="character">
+    <w:name w:val="Color663D00BgFF9900"/>
+    <w:rPr>
+      <w:color w:val="663D00"/>
+      <w:shd w:color="auto" w:fill="FF9900" w:val="clear"/>
+    </w:rPr>
+  </w:style>
+  <w:style w:customStyle="1" w:styleId="Color663D00BgFFFF00" w:type="character">
+    <w:name w:val="Color663D00BgFFFF00"/>
+    <w:rPr>
+      <w:color w:val="663D00"/>
+      <w:shd w:color="auto" w:fill="FFFF00" w:val="clear"/>
+    </w:rPr>
+  </w:style>
+  <w:style w:customStyle="1" w:styleId="Color663D00Bg008A00" w:type="character">
+    <w:name w:val="Color663D00Bg008A00"/>
+    <w:rPr>
+      <w:color w:val="663D00"/>
+      <w:shd w:color="auto" w:fill="008A00" w:val="clear"/>
+    </w:rPr>
+  </w:style>
+  <w:style w:customStyle="1" w:styleId="Color663D00Bg0066CC" w:type="character">
+    <w:name w:val="Color663D00Bg0066CC"/>
+    <w:rPr>
+      <w:color w:val="663D00"/>
+      <w:shd w:color="auto" w:fill="0066CC" w:val="clear"/>
+    </w:rPr>
+  </w:style>
+  <w:style w:customStyle="1" w:styleId="Color663D00Bg9933FF" w:type="character">
+    <w:name w:val="Color663D00Bg9933FF"/>
+    <w:rPr>
+      <w:color w:val="663D00"/>
+      <w:shd w:color="auto" w:fill="9933FF" w:val="clear"/>
+    </w:rPr>
+  </w:style>
+  <w:style w:customStyle="1" w:styleId="Color663D00BgFFFFFF" w:type="character">
+    <w:name w:val="Color663D00BgFFFFFF"/>
+    <w:rPr>
+      <w:color w:val="663D00"/>
+      <w:shd w:color="auto" w:fill="FFFFFF" w:val="clear"/>
+    </w:rPr>
+  </w:style>
+  <w:style w:customStyle="1" w:styleId="Color663D00BgFACCCC" w:type="character">
+    <w:name w:val="Color663D00BgFACCCC"/>
+    <w:rPr>
+      <w:color w:val="663D00"/>
+      <w:shd w:color="auto" w:fill="FACCCC" w:val="clear"/>
+    </w:rPr>
+  </w:style>
+  <w:style w:customStyle="1" w:styleId="Color663D00BgFFEBCC" w:type="character">
+    <w:name w:val="Color663D00BgFFEBCC"/>
+    <w:rPr>
+      <w:color w:val="663D00"/>
+      <w:shd w:color="auto" w:fill="FFEBCC" w:val="clear"/>
+    </w:rPr>
+  </w:style>
+  <w:style w:customStyle="1" w:styleId="Color663D00BgFFFFCC" w:type="character">
+    <w:name w:val="Color663D00BgFFFFCC"/>
+    <w:rPr>
+      <w:color w:val="663D00"/>
+      <w:shd w:color="auto" w:fill="FFFFCC" w:val="clear"/>
+    </w:rPr>
+  </w:style>
+  <w:style w:customStyle="1" w:styleId="Color663D00BgCCE8CC" w:type="character">
+    <w:name w:val="Color663D00BgCCE8CC"/>
+    <w:rPr>
+      <w:color w:val="663D00"/>
+      <w:shd w:color="auto" w:fill="CCE8CC" w:val="clear"/>
+    </w:rPr>
+  </w:style>
+  <w:style w:customStyle="1" w:styleId="Color663D00BgCCE0F5" w:type="character">
+    <w:name w:val="Color663D00BgCCE0F5"/>
+    <w:rPr>
+      <w:color w:val="663D00"/>
+      <w:shd w:color="auto" w:fill="CCE0F5" w:val="clear"/>
+    </w:rPr>
+  </w:style>
+  <w:style w:customStyle="1" w:styleId="Color663D00BgEBD6FF" w:type="character">
+    <w:name w:val="Color663D00BgEBD6FF"/>
+    <w:rPr>
+      <w:color w:val="663D00"/>
+      <w:shd w:color="auto" w:fill="EBD6FF" w:val="clear"/>
+    </w:rPr>
+  </w:style>
+  <w:style w:customStyle="1" w:styleId="Color663D00BgBBBBBB" w:type="character">
+    <w:name w:val="Color663D00BgBBBBBB"/>
+    <w:rPr>
+      <w:color w:val="663D00"/>
+      <w:shd w:color="auto" w:fill="BBBBBB" w:val="clear"/>
+    </w:rPr>
+  </w:style>
+  <w:style w:customStyle="1" w:styleId="Color663D00BgF06666" w:type="character">
+    <w:name w:val="Color663D00BgF06666"/>
+    <w:rPr>
+      <w:color w:val="663D00"/>
+      <w:shd w:color="auto" w:fill="F06666" w:val="clear"/>
+    </w:rPr>
+  </w:style>
+  <w:style w:customStyle="1" w:styleId="Color663D00BgFFC266" w:type="character">
+    <w:name w:val="Color663D00BgFFC266"/>
+    <w:rPr>
+      <w:color w:val="663D00"/>
+      <w:shd w:color="auto" w:fill="FFC266" w:val="clear"/>
+    </w:rPr>
+  </w:style>
+  <w:style w:customStyle="1" w:styleId="Color663D00BgFFFF66" w:type="character">
+    <w:name w:val="Color663D00BgFFFF66"/>
+    <w:rPr>
+      <w:color w:val="663D00"/>
+      <w:shd w:color="auto" w:fill="FFFF66" w:val="clear"/>
+    </w:rPr>
+  </w:style>
+  <w:style w:customStyle="1" w:styleId="Color663D00Bg66B966" w:type="character">
+    <w:name w:val="Color663D00Bg66B966"/>
+    <w:rPr>
+      <w:color w:val="663D00"/>
+      <w:shd w:color="auto" w:fill="66B966" w:val="clear"/>
+    </w:rPr>
+  </w:style>
+  <w:style w:customStyle="1" w:styleId="Color663D00Bg66A3E0" w:type="character">
+    <w:name w:val="Color663D00Bg66A3E0"/>
+    <w:rPr>
+      <w:color w:val="663D00"/>
+      <w:shd w:color="auto" w:fill="66A3E0" w:val="clear"/>
+    </w:rPr>
+  </w:style>
+  <w:style w:customStyle="1" w:styleId="Color663D00BgC285FF" w:type="character">
+    <w:name w:val="Color663D00BgC285FF"/>
+    <w:rPr>
+      <w:color w:val="663D00"/>
+      <w:shd w:color="auto" w:fill="C285FF" w:val="clear"/>
+    </w:rPr>
+  </w:style>
+  <w:style w:customStyle="1" w:styleId="Color663D00Bg888888" w:type="character">
+    <w:name w:val="Color663D00Bg888888"/>
+    <w:rPr>
+      <w:color w:val="663D00"/>
+      <w:shd w:color="auto" w:fill="888888" w:val="clear"/>
+    </w:rPr>
+  </w:style>
+  <w:style w:customStyle="1" w:styleId="Color663D00BgA10000" w:type="character">
+    <w:name w:val="Color663D00BgA10000"/>
+    <w:rPr>
+      <w:color w:val="663D00"/>
+      <w:shd w:color="auto" w:fill="A10000" w:val="clear"/>
+    </w:rPr>
+  </w:style>
+  <w:style w:customStyle="1" w:styleId="Color663D00BgB26B00" w:type="character">
+    <w:name w:val="Color663D00BgB26B00"/>
+    <w:rPr>
+      <w:color w:val="663D00"/>
+      <w:shd w:color="auto" w:fill="B26B00" w:val="clear"/>
+    </w:rPr>
+  </w:style>
+  <w:style w:customStyle="1" w:styleId="Color663D00BgB2B200" w:type="character">
+    <w:name w:val="Color663D00BgB2B200"/>
+    <w:rPr>
+      <w:color w:val="663D00"/>
+      <w:shd w:color="auto" w:fill="B2B200" w:val="clear"/>
+    </w:rPr>
+  </w:style>
+  <w:style w:customStyle="1" w:styleId="Color663D00Bg006100" w:type="character">
+    <w:name w:val="Color663D00Bg006100"/>
+    <w:rPr>
+      <w:color w:val="663D00"/>
+      <w:shd w:color="auto" w:fill="006100" w:val="clear"/>
+    </w:rPr>
+  </w:style>
+  <w:style w:customStyle="1" w:styleId="Color663D00Bg0047B2" w:type="character">
+    <w:name w:val="Color663D00Bg0047B2"/>
+    <w:rPr>
+      <w:color w:val="663D00"/>
+      <w:shd w:color="auto" w:fill="0047B2" w:val="clear"/>
+    </w:rPr>
+  </w:style>
+  <w:style w:customStyle="1" w:styleId="Color663D00Bg6B24B2" w:type="character">
+    <w:name w:val="Color663D00Bg6B24B2"/>
+    <w:rPr>
+      <w:color w:val="663D00"/>
+      <w:shd w:color="auto" w:fill="6B24B2" w:val="clear"/>
+    </w:rPr>
+  </w:style>
+  <w:style w:customStyle="1" w:styleId="Color663D00Bg444444" w:type="character">
+    <w:name w:val="Color663D00Bg444444"/>
+    <w:rPr>
+      <w:color w:val="663D00"/>
+      <w:shd w:color="auto" w:fill="444444" w:val="clear"/>
+    </w:rPr>
+  </w:style>
+  <w:style w:customStyle="1" w:styleId="Color663D00Bg5C0000" w:type="character">
+    <w:name w:val="Color663D00Bg5C0000"/>
+    <w:rPr>
+      <w:color w:val="663D00"/>
+      <w:shd w:color="auto" w:fill="5C0000" w:val="clear"/>
+    </w:rPr>
+  </w:style>
+  <w:style w:customStyle="1" w:styleId="Color663D00Bg663D00" w:type="character">
+    <w:name w:val="Color663D00Bg663D00"/>
+    <w:rPr>
+      <w:color w:val="663D00"/>
+      <w:shd w:color="auto" w:fill="663D00" w:val="clear"/>
+    </w:rPr>
+  </w:style>
+  <w:style w:customStyle="1" w:styleId="Color663D00Bg666600" w:type="character">
+    <w:name w:val="Color663D00Bg666600"/>
+    <w:rPr>
+      <w:color w:val="663D00"/>
+      <w:shd w:color="auto" w:fill="666600" w:val="clear"/>
+    </w:rPr>
+  </w:style>
+  <w:style w:customStyle="1" w:styleId="Color663D00Bg003700" w:type="character">
+    <w:name w:val="Color663D00Bg003700"/>
+    <w:rPr>
+      <w:color w:val="663D00"/>
+      <w:shd w:color="auto" w:fill="003700" w:val="clear"/>
+    </w:rPr>
+  </w:style>
+  <w:style w:customStyle="1" w:styleId="Color663D00Bg002966" w:type="character">
+    <w:name w:val="Color663D00Bg002966"/>
+    <w:rPr>
+      <w:color w:val="663D00"/>
+      <w:shd w:color="auto" w:fill="002966" w:val="clear"/>
+    </w:rPr>
+  </w:style>
+  <w:style w:customStyle="1" w:styleId="Color663D00Bg3D1466" w:type="character">
+    <w:name w:val="Color663D00Bg3D1466"/>
+    <w:rPr>
+      <w:color w:val="663D00"/>
+      <w:shd w:color="auto" w:fill="3D1466" w:val="clear"/>
+    </w:rPr>
+  </w:style>
+  <w:style w:customStyle="1" w:styleId="Color666600" w:type="character">
+    <w:name w:val="Color666600"/>
+    <w:rPr>
+      <w:color w:val="666600"/>
+    </w:rPr>
+  </w:style>
+  <w:style w:customStyle="1" w:styleId="Color666600BgE60000" w:type="character">
+    <w:name w:val="Color666600BgE60000"/>
+    <w:rPr>
+      <w:color w:val="666600"/>
+      <w:shd w:color="auto" w:fill="E60000" w:val="clear"/>
+    </w:rPr>
+  </w:style>
+  <w:style w:customStyle="1" w:styleId="Color666600BgFF9900" w:type="character">
+    <w:name w:val="Color666600BgFF9900"/>
+    <w:rPr>
+      <w:color w:val="666600"/>
+      <w:shd w:color="auto" w:fill="FF9900" w:val="clear"/>
+    </w:rPr>
+  </w:style>
+  <w:style w:customStyle="1" w:styleId="Color666600BgFFFF00" w:type="character">
+    <w:name w:val="Color666600BgFFFF00"/>
+    <w:rPr>
+      <w:color w:val="666600"/>
+      <w:shd w:color="auto" w:fill="FFFF00" w:val="clear"/>
+    </w:rPr>
+  </w:style>
+  <w:style w:customStyle="1" w:styleId="Color666600Bg008A00" w:type="character">
+    <w:name w:val="Color666600Bg008A00"/>
+    <w:rPr>
+      <w:color w:val="666600"/>
+      <w:shd w:color="auto" w:fill="008A00" w:val="clear"/>
+    </w:rPr>
+  </w:style>
+  <w:style w:customStyle="1" w:styleId="Color666600Bg0066CC" w:type="character">
+    <w:name w:val="Color666600Bg0066CC"/>
+    <w:rPr>
+      <w:color w:val="666600"/>
+      <w:shd w:color="auto" w:fill="0066CC" w:val="clear"/>
+    </w:rPr>
+  </w:style>
+  <w:style w:customStyle="1" w:styleId="Color666600Bg9933FF" w:type="character">
+    <w:name w:val="Color666600Bg9933FF"/>
+    <w:rPr>
+      <w:color w:val="666600"/>
+      <w:shd w:color="auto" w:fill="9933FF" w:val="clear"/>
+    </w:rPr>
+  </w:style>
+  <w:style w:customStyle="1" w:styleId="Color666600BgFFFFFF" w:type="character">
+    <w:name w:val="Color666600BgFFFFFF"/>
+    <w:rPr>
+      <w:color w:val="666600"/>
+      <w:shd w:color="auto" w:fill="FFFFFF" w:val="clear"/>
+    </w:rPr>
+  </w:style>
+  <w:style w:customStyle="1" w:styleId="Color666600BgFACCCC" w:type="character">
+    <w:name w:val="Color666600BgFACCCC"/>
+    <w:rPr>
+      <w:color w:val="666600"/>
+      <w:shd w:color="auto" w:fill="FACCCC" w:val="clear"/>
+    </w:rPr>
+  </w:style>
+  <w:style w:customStyle="1" w:styleId="Color666600BgFFEBCC" w:type="character">
+    <w:name w:val="Color666600BgFFEBCC"/>
+    <w:rPr>
+      <w:color w:val="666600"/>
+      <w:shd w:color="auto" w:fill="FFEBCC" w:val="clear"/>
+    </w:rPr>
+  </w:style>
+  <w:style w:customStyle="1" w:styleId="Color666600BgFFFFCC" w:type="character">
+    <w:name w:val="Color666600BgFFFFCC"/>
+    <w:rPr>
+      <w:color w:val="666600"/>
+      <w:shd w:color="auto" w:fill="FFFFCC" w:val="clear"/>
+    </w:rPr>
+  </w:style>
+  <w:style w:customStyle="1" w:styleId="Color666600BgCCE8CC" w:type="character">
+    <w:name w:val="Color666600BgCCE8CC"/>
+    <w:rPr>
+      <w:color w:val="666600"/>
+      <w:shd w:color="auto" w:fill="CCE8CC" w:val="clear"/>
+    </w:rPr>
+  </w:style>
+  <w:style w:customStyle="1" w:styleId="Color666600BgCCE0F5" w:type="character">
+    <w:name w:val="Color666600BgCCE0F5"/>
+    <w:rPr>
+      <w:color w:val="666600"/>
+      <w:shd w:color="auto" w:fill="CCE0F5" w:val="clear"/>
+    </w:rPr>
+  </w:style>
+  <w:style w:customStyle="1" w:styleId="Color666600BgEBD6FF" w:type="character">
+    <w:name w:val="Color666600BgEBD6FF"/>
+    <w:rPr>
+      <w:color w:val="666600"/>
+      <w:shd w:color="auto" w:fill="EBD6FF" w:val="clear"/>
+    </w:rPr>
+  </w:style>
+  <w:style w:customStyle="1" w:styleId="Color666600BgBBBBBB" w:type="character">
+    <w:name w:val="Color666600BgBBBBBB"/>
+    <w:rPr>
+      <w:color w:val="666600"/>
+      <w:shd w:color="auto" w:fill="BBBBBB" w:val="clear"/>
+    </w:rPr>
+  </w:style>
+  <w:style w:customStyle="1" w:styleId="Color666600BgF06666" w:type="character">
+    <w:name w:val="Color666600BgF06666"/>
+    <w:rPr>
+      <w:color w:val="666600"/>
+      <w:shd w:color="auto" w:fill="F06666" w:val="clear"/>
+    </w:rPr>
+  </w:style>
+  <w:style w:customStyle="1" w:styleId="Color666600BgFFC266" w:type="character">
+    <w:name w:val="Color666600BgFFC266"/>
+    <w:rPr>
+      <w:color w:val="666600"/>
+      <w:shd w:color="auto" w:fill="FFC266" w:val="clear"/>
+    </w:rPr>
+  </w:style>
+  <w:style w:customStyle="1" w:styleId="Color666600BgFFFF66" w:type="character">
+    <w:name w:val="Color666600BgFFFF66"/>
+    <w:rPr>
+      <w:color w:val="666600"/>
+      <w:shd w:color="auto" w:fill="FFFF66" w:val="clear"/>
+    </w:rPr>
+  </w:style>
+  <w:style w:customStyle="1" w:styleId="Color666600Bg66B966" w:type="character">
+    <w:name w:val="Color666600Bg66B966"/>
+    <w:rPr>
+      <w:color w:val="666600"/>
+      <w:shd w:color="auto" w:fill="66B966" w:val="clear"/>
+    </w:rPr>
+  </w:style>
+  <w:style w:customStyle="1" w:styleId="Color666600Bg66A3E0" w:type="character">
+    <w:name w:val="Color666600Bg66A3E0"/>
+    <w:rPr>
+      <w:color w:val="666600"/>
+      <w:shd w:color="auto" w:fill="66A3E0" w:val="clear"/>
+    </w:rPr>
+  </w:style>
+  <w:style w:customStyle="1" w:styleId="Color666600BgC285FF" w:type="character">
+    <w:name w:val="Color666600BgC285FF"/>
+    <w:rPr>
+      <w:color w:val="666600"/>
+      <w:shd w:color="auto" w:fill="C285FF" w:val="clear"/>
+    </w:rPr>
+  </w:style>
+  <w:style w:customStyle="1" w:styleId="Color666600Bg888888" w:type="character">
+    <w:name w:val="Color666600Bg888888"/>
+    <w:rPr>
+      <w:color w:val="666600"/>
+      <w:shd w:color="auto" w:fill="888888" w:val="clear"/>
+    </w:rPr>
+  </w:style>
+  <w:style w:customStyle="1" w:styleId="Color666600BgA10000" w:type="character">
+    <w:name w:val="Color666600BgA10000"/>
+    <w:rPr>
+      <w:color w:val="666600"/>
+      <w:shd w:color="auto" w:fill="A10000" w:val="clear"/>
+    </w:rPr>
+  </w:style>
+  <w:style w:customStyle="1" w:styleId="Color666600BgB26B00" w:type="character">
+    <w:name w:val="Color666600BgB26B00"/>
+    <w:rPr>
+      <w:color w:val="666600"/>
+      <w:shd w:color="auto" w:fill="B26B00" w:val="clear"/>
+    </w:rPr>
+  </w:style>
+  <w:style w:customStyle="1" w:styleId="Color666600BgB2B200" w:type="character">
+    <w:name w:val="Color666600BgB2B200"/>
+    <w:rPr>
+      <w:color w:val="666600"/>
+      <w:shd w:color="auto" w:fill="B2B200" w:val="clear"/>
+    </w:rPr>
+  </w:style>
+  <w:style w:customStyle="1" w:styleId="Color666600Bg006100" w:type="character">
+    <w:name w:val="Color666600Bg006100"/>
+    <w:rPr>
+      <w:color w:val="666600"/>
+      <w:shd w:color="auto" w:fill="006100" w:val="clear"/>
+    </w:rPr>
+  </w:style>
+  <w:style w:customStyle="1" w:styleId="Color666600Bg0047B2" w:type="character">
+    <w:name w:val="Color666600Bg0047B2"/>
+    <w:rPr>
+      <w:color w:val="666600"/>
+      <w:shd w:color="auto" w:fill="0047B2" w:val="clear"/>
+    </w:rPr>
+  </w:style>
+  <w:style w:customStyle="1" w:styleId="Color666600Bg6B24B2" w:type="character">
+    <w:name w:val="Color666600Bg6B24B2"/>
+    <w:rPr>
+      <w:color w:val="666600"/>
+      <w:shd w:color="auto" w:fill="6B24B2" w:val="clear"/>
+    </w:rPr>
+  </w:style>
+  <w:style w:customStyle="1" w:styleId="Color666600Bg444444" w:type="character">
+    <w:name w:val="Color666600Bg444444"/>
+    <w:rPr>
+      <w:color w:val="666600"/>
+      <w:shd w:color="auto" w:fill="444444" w:val="clear"/>
+    </w:rPr>
+  </w:style>
+  <w:style w:customStyle="1" w:styleId="Color666600Bg5C0000" w:type="character">
+    <w:name w:val="Color666600Bg5C0000"/>
+    <w:rPr>
+      <w:color w:val="666600"/>
+      <w:shd w:color="auto" w:fill="5C0000" w:val="clear"/>
+    </w:rPr>
+  </w:style>
+  <w:style w:customStyle="1" w:styleId="Color666600Bg663D00" w:type="character">
+    <w:name w:val="Color666600Bg663D00"/>
+    <w:rPr>
+      <w:color w:val="666600"/>
+      <w:shd w:color="auto" w:fill="663D00" w:val="clear"/>
+    </w:rPr>
+  </w:style>
+  <w:style w:customStyle="1" w:styleId="Color666600Bg666600" w:type="character">
+    <w:name w:val="Color666600Bg666600"/>
+    <w:rPr>
+      <w:color w:val="666600"/>
+      <w:shd w:color="auto" w:fill="666600" w:val="clear"/>
+    </w:rPr>
+  </w:style>
+  <w:style w:customStyle="1" w:styleId="Color666600Bg003700" w:type="character">
+    <w:name w:val="Color666600Bg003700"/>
+    <w:rPr>
+      <w:color w:val="666600"/>
+      <w:shd w:color="auto" w:fill="003700" w:val="clear"/>
+    </w:rPr>
+  </w:style>
+  <w:style w:customStyle="1" w:styleId="Color666600Bg002966" w:type="character">
+    <w:name w:val="Color666600Bg002966"/>
+    <w:rPr>
+      <w:color w:val="666600"/>
+      <w:shd w:color="auto" w:fill="002966" w:val="clear"/>
+    </w:rPr>
+  </w:style>
+  <w:style w:customStyle="1" w:styleId="Color666600Bg3D1466" w:type="character">
+    <w:name w:val="Color666600Bg3D1466"/>
+    <w:rPr>
+      <w:color w:val="666600"/>
+      <w:shd w:color="auto" w:fill="3D1466" w:val="clear"/>
+    </w:rPr>
+  </w:style>
+  <w:style w:customStyle="1" w:styleId="Color003700" w:type="character">
+    <w:name w:val="Color003700"/>
+    <w:rPr>
+      <w:color w:val="003700"/>
+    </w:rPr>
+  </w:style>
+  <w:style w:customStyle="1" w:styleId="Color003700BgE60000" w:type="character">
+    <w:name w:val="Color003700BgE60000"/>
+    <w:rPr>
+      <w:color w:val="003700"/>
+      <w:shd w:color="auto" w:fill="E60000" w:val="clear"/>
+    </w:rPr>
+  </w:style>
+  <w:style w:customStyle="1" w:styleId="Color003700BgFF9900" w:type="character">
+    <w:name w:val="Color003700BgFF9900"/>
+    <w:rPr>
+      <w:color w:val="003700"/>
+      <w:shd w:color="auto" w:fill="FF9900" w:val="clear"/>
+    </w:rPr>
+  </w:style>
+  <w:style w:customStyle="1" w:styleId="Color003700BgFFFF00" w:type="character">
+    <w:name w:val="Color003700BgFFFF00"/>
+    <w:rPr>
+      <w:color w:val="003700"/>
+      <w:shd w:color="auto" w:fill="FFFF00" w:val="clear"/>
+    </w:rPr>
+  </w:style>
+  <w:style w:customStyle="1" w:styleId="Color003700Bg008A00" w:type="character">
+    <w:name w:val="Color003700Bg008A00"/>
+    <w:rPr>
+      <w:color w:val="003700"/>
+      <w:shd w:color="auto" w:fill="008A00" w:val="clear"/>
+    </w:rPr>
+  </w:style>
+  <w:style w:customStyle="1" w:styleId="Color003700Bg0066CC" w:type="character">
+    <w:name w:val="Color003700Bg0066CC"/>
+    <w:rPr>
+      <w:color w:val="003700"/>
+      <w:shd w:color="auto" w:fill="0066CC" w:val="clear"/>
+    </w:rPr>
+  </w:style>
+  <w:style w:customStyle="1" w:styleId="Color003700Bg9933FF" w:type="character">
+    <w:name w:val="Color003700Bg9933FF"/>
+    <w:rPr>
+      <w:color w:val="003700"/>
+      <w:shd w:color="auto" w:fill="9933FF" w:val="clear"/>
+    </w:rPr>
+  </w:style>
+  <w:style w:customStyle="1" w:styleId="Color003700BgFFFFFF" w:type="character">
+    <w:name w:val="Color003700BgFFFFFF"/>
+    <w:rPr>
+      <w:color w:val="003700"/>
+      <w:shd w:color="auto" w:fill="FFFFFF" w:val="clear"/>
+    </w:rPr>
+  </w:style>
+  <w:style w:customStyle="1" w:styleId="Color003700BgFACCCC" w:type="character">
+    <w:name w:val="Color003700BgFACCCC"/>
+    <w:rPr>
+      <w:color w:val="003700"/>
+      <w:shd w:color="auto" w:fill="FACCCC" w:val="clear"/>
+    </w:rPr>
+  </w:style>
+  <w:style w:customStyle="1" w:styleId="Color003700BgFFEBCC" w:type="character">
+    <w:name w:val="Color003700BgFFEBCC"/>
+    <w:rPr>
+      <w:color w:val="003700"/>
+      <w:shd w:color="auto" w:fill="FFEBCC" w:val="clear"/>
+    </w:rPr>
+  </w:style>
+  <w:style w:customStyle="1" w:styleId="Color003700BgFFFFCC" w:type="character">
+    <w:name w:val="Color003700BgFFFFCC"/>
+    <w:rPr>
+      <w:color w:val="003700"/>
+      <w:shd w:color="auto" w:fill="FFFFCC" w:val="clear"/>
+    </w:rPr>
+  </w:style>
+  <w:style w:customStyle="1" w:styleId="Color003700BgCCE8CC" w:type="character">
+    <w:name w:val="Color003700BgCCE8CC"/>
+    <w:rPr>
+      <w:color w:val="003700"/>
+      <w:shd w:color="auto" w:fill="CCE8CC" w:val="clear"/>
+    </w:rPr>
+  </w:style>
+  <w:style w:customStyle="1" w:styleId="Color003700BgCCE0F5" w:type="character">
+    <w:name w:val="Color003700BgCCE0F5"/>
+    <w:rPr>
+      <w:color w:val="003700"/>
+      <w:shd w:color="auto" w:fill="CCE0F5" w:val="clear"/>
+    </w:rPr>
+  </w:style>
+  <w:style w:customStyle="1" w:styleId="Color003700BgEBD6FF" w:type="character">
+    <w:name w:val="Color003700BgEBD6FF"/>
+    <w:rPr>
+      <w:color w:val="003700"/>
+      <w:shd w:color="auto" w:fill="EBD6FF" w:val="clear"/>
+    </w:rPr>
+  </w:style>
+  <w:style w:customStyle="1" w:styleId="Color003700BgBBBBBB" w:type="character">
+    <w:name w:val="Color003700BgBBBBBB"/>
+    <w:rPr>
+      <w:color w:val="003700"/>
+      <w:shd w:color="auto" w:fill="BBBBBB" w:val="clear"/>
+    </w:rPr>
+  </w:style>
+  <w:style w:customStyle="1" w:styleId="Color003700BgF06666" w:type="character">
+    <w:name w:val="Color003700BgF06666"/>
+    <w:rPr>
+      <w:color w:val="003700"/>
+      <w:shd w:color="auto" w:fill="F06666" w:val="clear"/>
+    </w:rPr>
+  </w:style>
+  <w:style w:customStyle="1" w:styleId="Color003700BgFFC266" w:type="character">
+    <w:name w:val="Color003700BgFFC266"/>
+    <w:rPr>
+      <w:color w:val="003700"/>
+      <w:shd w:color="auto" w:fill="FFC266" w:val="clear"/>
+    </w:rPr>
+  </w:style>
+  <w:style w:customStyle="1" w:styleId="Color003700BgFFFF66" w:type="character">
+    <w:name w:val="Color003700BgFFFF66"/>
+    <w:rPr>
+      <w:color w:val="003700"/>
+      <w:shd w:color="auto" w:fill="FFFF66" w:val="clear"/>
+    </w:rPr>
+  </w:style>
+  <w:style w:customStyle="1" w:styleId="Color003700Bg66B966" w:type="character">
+    <w:name w:val="Color003700Bg66B966"/>
+    <w:rPr>
+      <w:color w:val="003700"/>
+      <w:shd w:color="auto" w:fill="66B966" w:val="clear"/>
+    </w:rPr>
+  </w:style>
+  <w:style w:customStyle="1" w:styleId="Color003700Bg66A3E0" w:type="character">
+    <w:name w:val="Color003700Bg66A3E0"/>
+    <w:rPr>
+      <w:color w:val="003700"/>
+      <w:shd w:color="auto" w:fill="66A3E0" w:val="clear"/>
+    </w:rPr>
+  </w:style>
+  <w:style w:customStyle="1" w:styleId="Color003700BgC285FF" w:type="character">
+    <w:name w:val="Color003700BgC285FF"/>
+    <w:rPr>
+      <w:color w:val="003700"/>
+      <w:shd w:color="auto" w:fill="C285FF" w:val="clear"/>
+    </w:rPr>
+  </w:style>
+  <w:style w:customStyle="1" w:styleId="Color003700Bg888888" w:type="character">
+    <w:name w:val="Color003700Bg888888"/>
+    <w:rPr>
+      <w:color w:val="003700"/>
+      <w:shd w:color="auto" w:fill="888888" w:val="clear"/>
+    </w:rPr>
+  </w:style>
+  <w:style w:customStyle="1" w:styleId="Color003700BgA10000" w:type="character">
+    <w:name w:val="Color003700BgA10000"/>
+    <w:rPr>
+      <w:color w:val="003700"/>
+      <w:shd w:color="auto" w:fill="A10000" w:val="clear"/>
+    </w:rPr>
+  </w:style>
+  <w:style w:customStyle="1" w:styleId="Color003700BgB26B00" w:type="character">
+    <w:name w:val="Color003700BgB26B00"/>
+    <w:rPr>
+      <w:color w:val="003700"/>
+      <w:shd w:color="auto" w:fill="B26B00" w:val="clear"/>
+    </w:rPr>
+  </w:style>
+  <w:style w:customStyle="1" w:styleId="Color003700BgB2B200" w:type="character">
+    <w:name w:val="Color003700BgB2B200"/>
+    <w:rPr>
+      <w:color w:val="003700"/>
+      <w:shd w:color="auto" w:fill="B2B200" w:val="clear"/>
+    </w:rPr>
+  </w:style>
+  <w:style w:customStyle="1" w:styleId="Color003700Bg006100" w:type="character">
+    <w:name w:val="Color003700Bg006100"/>
+    <w:rPr>
+      <w:color w:val="003700"/>
+      <w:shd w:color="auto" w:fill="006100" w:val="clear"/>
+    </w:rPr>
+  </w:style>
+  <w:style w:customStyle="1" w:styleId="Color003700Bg0047B2" w:type="character">
+    <w:name w:val="Color003700Bg0047B2"/>
+    <w:rPr>
+      <w:color w:val="003700"/>
+      <w:shd w:color="auto" w:fill="0047B2" w:val="clear"/>
+    </w:rPr>
+  </w:style>
+  <w:style w:customStyle="1" w:styleId="Color003700Bg6B24B2" w:type="character">
+    <w:name w:val="Color003700Bg6B24B2"/>
+    <w:rPr>
+      <w:color w:val="003700"/>
+      <w:shd w:color="auto" w:fill="6B24B2" w:val="clear"/>
+    </w:rPr>
+  </w:style>
+  <w:style w:customStyle="1" w:styleId="Color003700Bg444444" w:type="character">
+    <w:name w:val="Color003700Bg444444"/>
+    <w:rPr>
+      <w:color w:val="003700"/>
+      <w:shd w:color="auto" w:fill="444444" w:val="clear"/>
+    </w:rPr>
+  </w:style>
+  <w:style w:customStyle="1" w:styleId="Color003700Bg5C0000" w:type="character">
+    <w:name w:val="Color003700Bg5C0000"/>
+    <w:rPr>
+      <w:color w:val="003700"/>
+      <w:shd w:color="auto" w:fill="5C0000" w:val="clear"/>
+    </w:rPr>
+  </w:style>
+  <w:style w:customStyle="1" w:styleId="Color003700Bg663D00" w:type="character">
+    <w:name w:val="Color003700Bg663D00"/>
+    <w:rPr>
+      <w:color w:val="003700"/>
+      <w:shd w:color="auto" w:fill="663D00" w:val="clear"/>
+    </w:rPr>
+  </w:style>
+  <w:style w:customStyle="1" w:styleId="Color003700Bg666600" w:type="character">
+    <w:name w:val="Color003700Bg666600"/>
+    <w:rPr>
+      <w:color w:val="003700"/>
+      <w:shd w:color="auto" w:fill="666600" w:val="clear"/>
+    </w:rPr>
+  </w:style>
+  <w:style w:customStyle="1" w:styleId="Color003700Bg003700" w:type="character">
+    <w:name w:val="Color003700Bg003700"/>
+    <w:rPr>
+      <w:color w:val="003700"/>
+      <w:shd w:color="auto" w:fill="003700" w:val="clear"/>
+    </w:rPr>
+  </w:style>
+  <w:style w:customStyle="1" w:styleId="Color003700Bg002966" w:type="character">
+    <w:name w:val="Color003700Bg002966"/>
+    <w:rPr>
+      <w:color w:val="003700"/>
+      <w:shd w:color="auto" w:fill="002966" w:val="clear"/>
+    </w:rPr>
+  </w:style>
+  <w:style w:customStyle="1" w:styleId="Color003700Bg3D1466" w:type="character">
+    <w:name w:val="Color003700Bg3D1466"/>
+    <w:rPr>
+      <w:color w:val="003700"/>
+      <w:shd w:color="auto" w:fill="3D1466" w:val="clear"/>
+    </w:rPr>
+  </w:style>
+  <w:style w:customStyle="1" w:styleId="Color002966" w:type="character">
+    <w:name w:val="Color002966"/>
+    <w:rPr>
+      <w:color w:val="002966"/>
+    </w:rPr>
+  </w:style>
+  <w:style w:customStyle="1" w:styleId="Color002966BgE60000" w:type="character">
+    <w:name w:val="Color002966BgE60000"/>
+    <w:rPr>
+      <w:color w:val="002966"/>
+      <w:shd w:color="auto" w:fill="E60000" w:val="clear"/>
+    </w:rPr>
+  </w:style>
+  <w:style w:customStyle="1" w:styleId="Color002966BgFF9900" w:type="character">
+    <w:name w:val="Color002966BgFF9900"/>
+    <w:rPr>
+      <w:color w:val="002966"/>
+      <w:shd w:color="auto" w:fill="FF9900" w:val="clear"/>
+    </w:rPr>
+  </w:style>
+  <w:style w:customStyle="1" w:styleId="Color002966BgFFFF00" w:type="character">
+    <w:name w:val="Color002966BgFFFF00"/>
+    <w:rPr>
+      <w:color w:val="002966"/>
+      <w:shd w:color="auto" w:fill="FFFF00" w:val="clear"/>
+    </w:rPr>
+  </w:style>
+  <w:style w:customStyle="1" w:styleId="Color002966Bg008A00" w:type="character">
+    <w:name w:val="Color002966Bg008A00"/>
+    <w:rPr>
+      <w:color w:val="002966"/>
+      <w:shd w:color="auto" w:fill="008A00" w:val="clear"/>
+    </w:rPr>
+  </w:style>
+  <w:style w:customStyle="1" w:styleId="Color002966Bg0066CC" w:type="character">
+    <w:name w:val="Color002966Bg0066CC"/>
+    <w:rPr>
+      <w:color w:val="002966"/>
+      <w:shd w:color="auto" w:fill="0066CC" w:val="clear"/>
+    </w:rPr>
+  </w:style>
+  <w:style w:customStyle="1" w:styleId="Color002966Bg9933FF" w:type="character">
+    <w:name w:val="Color002966Bg9933FF"/>
+    <w:rPr>
+      <w:color w:val="002966"/>
+      <w:shd w:color="auto" w:fill="9933FF" w:val="clear"/>
+    </w:rPr>
+  </w:style>
+  <w:style w:customStyle="1" w:styleId="Color002966BgFFFFFF" w:type="character">
+    <w:name w:val="Color002966BgFFFFFF"/>
+    <w:rPr>
+      <w:color w:val="002966"/>
+      <w:shd w:color="auto" w:fill="FFFFFF" w:val="clear"/>
+    </w:rPr>
+  </w:style>
+  <w:style w:customStyle="1" w:styleId="Color002966BgFACCCC" w:type="character">
+    <w:name w:val="Color002966BgFACCCC"/>
+    <w:rPr>
+      <w:color w:val="002966"/>
+      <w:shd w:color="auto" w:fill="FACCCC" w:val="clear"/>
+    </w:rPr>
+  </w:style>
+  <w:style w:customStyle="1" w:styleId="Color002966BgFFEBCC" w:type="character">
+    <w:name w:val="Color002966BgFFEBCC"/>
+    <w:rPr>
+      <w:color w:val="002966"/>
+      <w:shd w:color="auto" w:fill="FFEBCC" w:val="clear"/>
+    </w:rPr>
+  </w:style>
+  <w:style w:customStyle="1" w:styleId="Color002966BgFFFFCC" w:type="character">
+    <w:name w:val="Color002966BgFFFFCC"/>
+    <w:rPr>
+      <w:color w:val="002966"/>
+      <w:shd w:color="auto" w:fill="FFFFCC" w:val="clear"/>
+    </w:rPr>
+  </w:style>
+  <w:style w:customStyle="1" w:styleId="Color002966BgCCE8CC" w:type="character">
+    <w:name w:val="Color002966BgCCE8CC"/>
+    <w:rPr>
+      <w:color w:val="002966"/>
+      <w:shd w:color="auto" w:fill="CCE8CC" w:val="clear"/>
+    </w:rPr>
+  </w:style>
+  <w:style w:customStyle="1" w:styleId="Color002966BgCCE0F5" w:type="character">
+    <w:name w:val="Color002966BgCCE0F5"/>
+    <w:rPr>
+      <w:color w:val="002966"/>
+      <w:shd w:color="auto" w:fill="CCE0F5" w:val="clear"/>
+    </w:rPr>
+  </w:style>
+  <w:style w:customStyle="1" w:styleId="Color002966BgEBD6FF" w:type="character">
+    <w:name w:val="Color002966BgEBD6FF"/>
+    <w:rPr>
+      <w:color w:val="002966"/>
+      <w:shd w:color="auto" w:fill="EBD6FF" w:val="clear"/>
+    </w:rPr>
+  </w:style>
+  <w:style w:customStyle="1" w:styleId="Color002966BgBBBBBB" w:type="character">
+    <w:name w:val="Color002966BgBBBBBB"/>
+    <w:rPr>
+      <w:color w:val="002966"/>
+      <w:shd w:color="auto" w:fill="BBBBBB" w:val="clear"/>
+    </w:rPr>
+  </w:style>
+  <w:style w:customStyle="1" w:styleId="Color002966BgF06666" w:type="character">
+    <w:name w:val="Color002966BgF06666"/>
+    <w:rPr>
+      <w:color w:val="002966"/>
+      <w:shd w:color="auto" w:fill="F06666" w:val="clear"/>
+    </w:rPr>
+  </w:style>
+  <w:style w:customStyle="1" w:styleId="Color002966BgFFC266" w:type="character">
+    <w:name w:val="Color002966BgFFC266"/>
+    <w:rPr>
+      <w:color w:val="002966"/>
+      <w:shd w:color="auto" w:fill="FFC266" w:val="clear"/>
+    </w:rPr>
+  </w:style>
+  <w:style w:customStyle="1" w:styleId="Color002966BgFFFF66" w:type="character">
+    <w:name w:val="Color002966BgFFFF66"/>
+    <w:rPr>
+      <w:color w:val="002966"/>
+      <w:shd w:color="auto" w:fill="FFFF66" w:val="clear"/>
+    </w:rPr>
+  </w:style>
+  <w:style w:customStyle="1" w:styleId="Color002966Bg66B966" w:type="character">
+    <w:name w:val="Color002966Bg66B966"/>
+    <w:rPr>
+      <w:color w:val="002966"/>
+      <w:shd w:color="auto" w:fill="66B966" w:val="clear"/>
+    </w:rPr>
+  </w:style>
+  <w:style w:customStyle="1" w:styleId="Color002966Bg66A3E0" w:type="character">
+    <w:name w:val="Color002966Bg66A3E0"/>
+    <w:rPr>
+      <w:color w:val="002966"/>
+      <w:shd w:color="auto" w:fill="66A3E0" w:val="clear"/>
+    </w:rPr>
+  </w:style>
+  <w:style w:customStyle="1" w:styleId="Color002966BgC285FF" w:type="character">
+    <w:name w:val="Color002966BgC285FF"/>
+    <w:rPr>
+      <w:color w:val="002966"/>
+      <w:shd w:color="auto" w:fill="C285FF" w:val="clear"/>
+    </w:rPr>
+  </w:style>
+  <w:style w:customStyle="1" w:styleId="Color002966Bg888888" w:type="character">
+    <w:name w:val="Color002966Bg888888"/>
+    <w:rPr>
+      <w:color w:val="002966"/>
+      <w:shd w:color="auto" w:fill="888888" w:val="clear"/>
+    </w:rPr>
+  </w:style>
+  <w:style w:customStyle="1" w:styleId="Color002966BgA10000" w:type="character">
+    <w:name w:val="Color002966BgA10000"/>
+    <w:rPr>
+      <w:color w:val="002966"/>
+      <w:shd w:color="auto" w:fill="A10000" w:val="clear"/>
+    </w:rPr>
+  </w:style>
+  <w:style w:customStyle="1" w:styleId="Color002966BgB26B00" w:type="character">
+    <w:name w:val="Color002966BgB26B00"/>
+    <w:rPr>
+      <w:color w:val="002966"/>
+      <w:shd w:color="auto" w:fill="B26B00" w:val="clear"/>
+    </w:rPr>
+  </w:style>
+  <w:style w:customStyle="1" w:styleId="Color002966BgB2B200" w:type="character">
+    <w:name w:val="Color002966BgB2B200"/>
+    <w:rPr>
+      <w:color w:val="002966"/>
+      <w:shd w:color="auto" w:fill="B2B200" w:val="clear"/>
+    </w:rPr>
+  </w:style>
+  <w:style w:customStyle="1" w:styleId="Color002966Bg006100" w:type="character">
+    <w:name w:val="Color002966Bg006100"/>
+    <w:rPr>
+      <w:color w:val="002966"/>
+      <w:shd w:color="auto" w:fill="006100" w:val="clear"/>
+    </w:rPr>
+  </w:style>
+  <w:style w:customStyle="1" w:styleId="Color002966Bg0047B2" w:type="character">
+    <w:name w:val="Color002966Bg0047B2"/>
+    <w:rPr>
+      <w:color w:val="002966"/>
+      <w:shd w:color="auto" w:fill="0047B2" w:val="clear"/>
+    </w:rPr>
+  </w:style>
+  <w:style w:customStyle="1" w:styleId="Color002966Bg6B24B2" w:type="character">
+    <w:name w:val="Color002966Bg6B24B2"/>
+    <w:rPr>
+      <w:color w:val="002966"/>
+      <w:shd w:color="auto" w:fill="6B24B2" w:val="clear"/>
+    </w:rPr>
+  </w:style>
+  <w:style w:customStyle="1" w:styleId="Color002966Bg444444" w:type="character">
+    <w:name w:val="Color002966Bg444444"/>
+    <w:rPr>
+      <w:color w:val="002966"/>
+      <w:shd w:color="auto" w:fill="444444" w:val="clear"/>
+    </w:rPr>
+  </w:style>
+  <w:style w:customStyle="1" w:styleId="Color002966Bg5C0000" w:type="character">
+    <w:name w:val="Color002966Bg5C0000"/>
+    <w:rPr>
+      <w:color w:val="002966"/>
+      <w:shd w:color="auto" w:fill="5C0000" w:val="clear"/>
+    </w:rPr>
+  </w:style>
+  <w:style w:customStyle="1" w:styleId="Color002966Bg663D00" w:type="character">
+    <w:name w:val="Color002966Bg663D00"/>
+    <w:rPr>
+      <w:color w:val="002966"/>
+      <w:shd w:color="auto" w:fill="663D00" w:val="clear"/>
+    </w:rPr>
+  </w:style>
+  <w:style w:customStyle="1" w:styleId="Color002966Bg666600" w:type="character">
+    <w:name w:val="Color002966Bg666600"/>
+    <w:rPr>
+      <w:color w:val="002966"/>
+      <w:shd w:color="auto" w:fill="666600" w:val="clear"/>
+    </w:rPr>
+  </w:style>
+  <w:style w:customStyle="1" w:styleId="Color002966Bg003700" w:type="character">
+    <w:name w:val="Color002966Bg003700"/>
+    <w:rPr>
+      <w:color w:val="002966"/>
+      <w:shd w:color="auto" w:fill="003700" w:val="clear"/>
+    </w:rPr>
+  </w:style>
+  <w:style w:customStyle="1" w:styleId="Color002966Bg002966" w:type="character">
+    <w:name w:val="Color002966Bg002966"/>
+    <w:rPr>
+      <w:color w:val="002966"/>
+      <w:shd w:color="auto" w:fill="002966" w:val="clear"/>
+    </w:rPr>
+  </w:style>
+  <w:style w:customStyle="1" w:styleId="Color002966Bg3D1466" w:type="character">
+    <w:name w:val="Color002966Bg3D1466"/>
+    <w:rPr>
+      <w:color w:val="002966"/>
+      <w:shd w:color="auto" w:fill="3D1466" w:val="clear"/>
+    </w:rPr>
+  </w:style>
+  <w:style w:customStyle="1" w:styleId="Color3D1466" w:type="character">
+    <w:name w:val="Color3D1466"/>
+    <w:rPr>
+      <w:color w:val="3D1466"/>
+    </w:rPr>
+  </w:style>
+  <w:style w:customStyle="1" w:styleId="Color3D1466BgE60000" w:type="character">
+    <w:name w:val="Color3D1466BgE60000"/>
+    <w:rPr>
+      <w:color w:val="3D1466"/>
+      <w:shd w:color="auto" w:fill="E60000" w:val="clear"/>
+    </w:rPr>
+  </w:style>
+  <w:style w:customStyle="1" w:styleId="Color3D1466BgFF9900" w:type="character">
+    <w:name w:val="Color3D1466BgFF9900"/>
+    <w:rPr>
+      <w:color w:val="3D1466"/>
+      <w:shd w:color="auto" w:fill="FF9900" w:val="clear"/>
+    </w:rPr>
+  </w:style>
+  <w:style w:customStyle="1" w:styleId="Color3D1466BgFFFF00" w:type="character">
+    <w:name w:val="Color3D1466BgFFFF00"/>
+    <w:rPr>
+      <w:color w:val="3D1466"/>
+      <w:shd w:color="auto" w:fill="FFFF00" w:val="clear"/>
+    </w:rPr>
+  </w:style>
+  <w:style w:customStyle="1" w:styleId="Color3D1466Bg008A00" w:type="character">
+    <w:name w:val="Color3D1466Bg008A00"/>
+    <w:rPr>
+      <w:color w:val="3D1466"/>
+      <w:shd w:color="auto" w:fill="008A00" w:val="clear"/>
+    </w:rPr>
+  </w:style>
+  <w:style w:customStyle="1" w:styleId="Color3D1466Bg0066CC" w:type="character">
+    <w:name w:val="Color3D1466Bg0066CC"/>
+    <w:rPr>
+      <w:color w:val="3D1466"/>
+      <w:shd w:color="auto" w:fill="0066CC" w:val="clear"/>
+    </w:rPr>
+  </w:style>
+  <w:style w:customStyle="1" w:styleId="Color3D1466Bg9933FF" w:type="character">
+    <w:name w:val="Color3D1466Bg9933FF"/>
+    <w:rPr>
+      <w:color w:val="3D1466"/>
+      <w:shd w:color="auto" w:fill="9933FF" w:val="clear"/>
+    </w:rPr>
+  </w:style>
+  <w:style w:customStyle="1" w:styleId="Color3D1466BgFFFFFF" w:type="character">
+    <w:name w:val="Color3D1466BgFFFFFF"/>
+    <w:rPr>
+      <w:color w:val="3D1466"/>
+      <w:shd w:color="auto" w:fill="FFFFFF" w:val="clear"/>
+    </w:rPr>
+  </w:style>
+  <w:style w:customStyle="1" w:styleId="Color3D1466BgFACCCC" w:type="character">
+    <w:name w:val="Color3D1466BgFACCCC"/>
+    <w:rPr>
+      <w:color w:val="3D1466"/>
+      <w:shd w:color="auto" w:fill="FACCCC" w:val="clear"/>
+    </w:rPr>
+  </w:style>
+  <w:style w:customStyle="1" w:styleId="Color3D1466BgFFEBCC" w:type="character">
+    <w:name w:val="Color3D1466BgFFEBCC"/>
+    <w:rPr>
+      <w:color w:val="3D1466"/>
+      <w:shd w:color="auto" w:fill="FFEBCC" w:val="clear"/>
+    </w:rPr>
+  </w:style>
+  <w:style w:customStyle="1" w:styleId="Color3D1466BgFFFFCC" w:type="character">
+    <w:name w:val="Color3D1466BgFFFFCC"/>
+    <w:rPr>
+      <w:color w:val="3D1466"/>
+      <w:shd w:color="auto" w:fill="FFFFCC" w:val="clear"/>
+    </w:rPr>
+  </w:style>
+  <w:style w:customStyle="1" w:styleId="Color3D1466BgCCE8CC" w:type="character">
+    <w:name w:val="Color3D1466BgCCE8CC"/>
+    <w:rPr>
+      <w:color w:val="3D1466"/>
+      <w:shd w:color="auto" w:fill="CCE8CC" w:val="clear"/>
+    </w:rPr>
+  </w:style>
+  <w:style w:customStyle="1" w:styleId="Color3D1466BgCCE0F5" w:type="character">
+    <w:name w:val="Color3D1466BgCCE0F5"/>
+    <w:rPr>
+      <w:color w:val="3D1466"/>
+      <w:shd w:color="auto" w:fill="CCE0F5" w:val="clear"/>
+    </w:rPr>
+  </w:style>
+  <w:style w:customStyle="1" w:styleId="Color3D1466BgEBD6FF" w:type="character">
+    <w:name w:val="Color3D1466BgEBD6FF"/>
+    <w:rPr>
+      <w:color w:val="3D1466"/>
+      <w:shd w:color="auto" w:fill="EBD6FF" w:val="clear"/>
+    </w:rPr>
+  </w:style>
+  <w:style w:customStyle="1" w:styleId="Color3D1466BgBBBBBB" w:type="character">
+    <w:name w:val="Color3D1466BgBBBBBB"/>
+    <w:rPr>
+      <w:color w:val="3D1466"/>
+      <w:shd w:color="auto" w:fill="BBBBBB" w:val="clear"/>
+    </w:rPr>
+  </w:style>
+  <w:style w:customStyle="1" w:styleId="Color3D1466BgF06666" w:type="character">
+    <w:name w:val="Color3D1466BgF06666"/>
+    <w:rPr>
+      <w:color w:val="3D1466"/>
+      <w:shd w:color="auto" w:fill="F06666" w:val="clear"/>
+    </w:rPr>
+  </w:style>
+  <w:style w:customStyle="1" w:styleId="Color3D1466BgFFC266" w:type="character">
+    <w:name w:val="Color3D1466BgFFC266"/>
+    <w:rPr>
+      <w:color w:val="3D1466"/>
+      <w:shd w:color="auto" w:fill="FFC266" w:val="clear"/>
+    </w:rPr>
+  </w:style>
+  <w:style w:customStyle="1" w:styleId="Color3D1466BgFFFF66" w:type="character">
+    <w:name w:val="Color3D1466BgFFFF66"/>
+    <w:rPr>
+      <w:color w:val="3D1466"/>
+      <w:shd w:color="auto" w:fill="FFFF66" w:val="clear"/>
+    </w:rPr>
+  </w:style>
+  <w:style w:customStyle="1" w:styleId="Color3D1466Bg66B966" w:type="character">
+    <w:name w:val="Color3D1466Bg66B966"/>
+    <w:rPr>
+      <w:color w:val="3D1466"/>
+      <w:shd w:color="auto" w:fill="66B966" w:val="clear"/>
+    </w:rPr>
+  </w:style>
+  <w:style w:customStyle="1" w:styleId="Color3D1466Bg66A3E0" w:type="character">
+    <w:name w:val="Color3D1466Bg66A3E0"/>
+    <w:rPr>
+      <w:color w:val="3D1466"/>
+      <w:shd w:color="auto" w:fill="66A3E0" w:val="clear"/>
+    </w:rPr>
+  </w:style>
+  <w:style w:customStyle="1" w:styleId="Color3D1466BgC285FF" w:type="character">
+    <w:name w:val="Color3D1466BgC285FF"/>
+    <w:rPr>
+      <w:color w:val="3D1466"/>
+      <w:shd w:color="auto" w:fill="C285FF" w:val="clear"/>
+    </w:rPr>
+  </w:style>
+  <w:style w:customStyle="1" w:styleId="Color3D1466Bg888888" w:type="character">
+    <w:name w:val="Color3D1466Bg888888"/>
+    <w:rPr>
+      <w:color w:val="3D1466"/>
+      <w:shd w:color="auto" w:fill="888888" w:val="clear"/>
+    </w:rPr>
+  </w:style>
+  <w:style w:customStyle="1" w:styleId="Color3D1466BgA10000" w:type="character">
+    <w:name w:val="Color3D1466BgA10000"/>
+    <w:rPr>
+      <w:color w:val="3D1466"/>
+      <w:shd w:color="auto" w:fill="A10000" w:val="clear"/>
+    </w:rPr>
+  </w:style>
+  <w:style w:customStyle="1" w:styleId="Color3D1466BgB26B00" w:type="character">
+    <w:name w:val="Color3D1466BgB26B00"/>
+    <w:rPr>
+      <w:color w:val="3D1466"/>
+      <w:shd w:color="auto" w:fill="B26B00" w:val="clear"/>
+    </w:rPr>
+  </w:style>
+  <w:style w:customStyle="1" w:styleId="Color3D1466BgB2B200" w:type="character">
+    <w:name w:val="Color3D1466BgB2B200"/>
+    <w:rPr>
+      <w:color w:val="3D1466"/>
+      <w:shd w:color="auto" w:fill="B2B200" w:val="clear"/>
+    </w:rPr>
+  </w:style>
+  <w:style w:customStyle="1" w:styleId="Color3D1466Bg006100" w:type="character">
+    <w:name w:val="Color3D1466Bg006100"/>
+    <w:rPr>
+      <w:color w:val="3D1466"/>
+      <w:shd w:color="auto" w:fill="006100" w:val="clear"/>
+    </w:rPr>
+  </w:style>
+  <w:style w:customStyle="1" w:styleId="Color3D1466Bg0047B2" w:type="character">
+    <w:name w:val="Color3D1466Bg0047B2"/>
+    <w:rPr>
+      <w:color w:val="3D1466"/>
+      <w:shd w:color="auto" w:fill="0047B2" w:val="clear"/>
+    </w:rPr>
+  </w:style>
+  <w:style w:customStyle="1" w:styleId="Color3D1466Bg6B24B2" w:type="character">
+    <w:name w:val="Color3D1466Bg6B24B2"/>
+    <w:rPr>
+      <w:color w:val="3D1466"/>
+      <w:shd w:color="auto" w:fill="6B24B2" w:val="clear"/>
+    </w:rPr>
+  </w:style>
+  <w:style w:customStyle="1" w:styleId="Color3D1466Bg444444" w:type="character">
+    <w:name w:val="Color3D1466Bg444444"/>
+    <w:rPr>
+      <w:color w:val="3D1466"/>
+      <w:shd w:color="auto" w:fill="444444" w:val="clear"/>
+    </w:rPr>
+  </w:style>
+  <w:style w:customStyle="1" w:styleId="Color3D1466Bg5C0000" w:type="character">
+    <w:name w:val="Color3D1466Bg5C0000"/>
+    <w:rPr>
+      <w:color w:val="3D1466"/>
+      <w:shd w:color="auto" w:fill="5C0000" w:val="clear"/>
+    </w:rPr>
+  </w:style>
+  <w:style w:customStyle="1" w:styleId="Color3D1466Bg663D00" w:type="character">
+    <w:name w:val="Color3D1466Bg663D00"/>
+    <w:rPr>
+      <w:color w:val="3D1466"/>
+      <w:shd w:color="auto" w:fill="663D00" w:val="clear"/>
+    </w:rPr>
+  </w:style>
+  <w:style w:customStyle="1" w:styleId="Color3D1466Bg666600" w:type="character">
+    <w:name w:val="Color3D1466Bg666600"/>
+    <w:rPr>
+      <w:color w:val="3D1466"/>
+      <w:shd w:color="auto" w:fill="666600" w:val="clear"/>
+    </w:rPr>
+  </w:style>
+  <w:style w:customStyle="1" w:styleId="Color3D1466Bg003700" w:type="character">
+    <w:name w:val="Color3D1466Bg003700"/>
+    <w:rPr>
+      <w:color w:val="3D1466"/>
+      <w:shd w:color="auto" w:fill="003700" w:val="clear"/>
+    </w:rPr>
+  </w:style>
+  <w:style w:customStyle="1" w:styleId="Color3D1466Bg002966" w:type="character">
+    <w:name w:val="Color3D1466Bg002966"/>
+    <w:rPr>
+      <w:color w:val="3D1466"/>
+      <w:shd w:color="auto" w:fill="002966" w:val="clear"/>
+    </w:rPr>
+  </w:style>
+  <w:style w:customStyle="1" w:styleId="Color3D1466Bg3D1466" w:type="character">
+    <w:name w:val="Color3D1466Bg3D1466"/>
+    <w:rPr>
+      <w:color w:val="3D1466"/>
+      <w:shd w:color="auto" w:fill="3D1466" w:val="clear"/>
+    </w:rPr>
+  </w:style>
 </w:styles>
 </file>
 

--- a/tests/output_reference_9.docx
+++ b/tests/output_reference_9.docx
@@ -1703,18 +1703,21 @@
   </w:style>
   <w:style w:customStyle="1" w:styleId="ColorE60000" w:type="character">
     <w:name w:val="ColorE60000"/>
+    <w:semiHidden/>
     <w:rPr>
       <w:color w:val="E60000"/>
     </w:rPr>
   </w:style>
   <w:style w:customStyle="1" w:styleId="BgE60000" w:type="character">
     <w:name w:val="BgE60000"/>
+    <w:semiHidden/>
     <w:rPr>
       <w:shd w:color="auto" w:fill="E60000" w:val="clear"/>
     </w:rPr>
   </w:style>
   <w:style w:customStyle="1" w:styleId="ColorE60000BgE60000" w:type="character">
     <w:name w:val="ColorE60000BgE60000"/>
+    <w:semiHidden/>
     <w:rPr>
       <w:color w:val="E60000"/>
       <w:shd w:color="auto" w:fill="E60000" w:val="clear"/>
@@ -1722,12 +1725,14 @@
   </w:style>
   <w:style w:customStyle="1" w:styleId="BgFF9900" w:type="character">
     <w:name w:val="BgFF9900"/>
+    <w:semiHidden/>
     <w:rPr>
       <w:shd w:color="auto" w:fill="FF9900" w:val="clear"/>
     </w:rPr>
   </w:style>
   <w:style w:customStyle="1" w:styleId="ColorE60000BgFF9900" w:type="character">
     <w:name w:val="ColorE60000BgFF9900"/>
+    <w:semiHidden/>
     <w:rPr>
       <w:color w:val="E60000"/>
       <w:shd w:color="auto" w:fill="FF9900" w:val="clear"/>
@@ -1735,12 +1740,14 @@
   </w:style>
   <w:style w:customStyle="1" w:styleId="BgFFFF00" w:type="character">
     <w:name w:val="BgFFFF00"/>
+    <w:semiHidden/>
     <w:rPr>
       <w:shd w:color="auto" w:fill="FFFF00" w:val="clear"/>
     </w:rPr>
   </w:style>
   <w:style w:customStyle="1" w:styleId="ColorE60000BgFFFF00" w:type="character">
     <w:name w:val="ColorE60000BgFFFF00"/>
+    <w:semiHidden/>
     <w:rPr>
       <w:color w:val="E60000"/>
       <w:shd w:color="auto" w:fill="FFFF00" w:val="clear"/>
@@ -1748,12 +1755,14 @@
   </w:style>
   <w:style w:customStyle="1" w:styleId="Bg008A00" w:type="character">
     <w:name w:val="Bg008A00"/>
+    <w:semiHidden/>
     <w:rPr>
       <w:shd w:color="auto" w:fill="008A00" w:val="clear"/>
     </w:rPr>
   </w:style>
   <w:style w:customStyle="1" w:styleId="ColorE60000Bg008A00" w:type="character">
     <w:name w:val="ColorE60000Bg008A00"/>
+    <w:semiHidden/>
     <w:rPr>
       <w:color w:val="E60000"/>
       <w:shd w:color="auto" w:fill="008A00" w:val="clear"/>
@@ -1761,12 +1770,14 @@
   </w:style>
   <w:style w:customStyle="1" w:styleId="Bg0066CC" w:type="character">
     <w:name w:val="Bg0066CC"/>
+    <w:semiHidden/>
     <w:rPr>
       <w:shd w:color="auto" w:fill="0066CC" w:val="clear"/>
     </w:rPr>
   </w:style>
   <w:style w:customStyle="1" w:styleId="ColorE60000Bg0066CC" w:type="character">
     <w:name w:val="ColorE60000Bg0066CC"/>
+    <w:semiHidden/>
     <w:rPr>
       <w:color w:val="E60000"/>
       <w:shd w:color="auto" w:fill="0066CC" w:val="clear"/>
@@ -1774,12 +1785,14 @@
   </w:style>
   <w:style w:customStyle="1" w:styleId="Bg9933FF" w:type="character">
     <w:name w:val="Bg9933FF"/>
+    <w:semiHidden/>
     <w:rPr>
       <w:shd w:color="auto" w:fill="9933FF" w:val="clear"/>
     </w:rPr>
   </w:style>
   <w:style w:customStyle="1" w:styleId="ColorE60000Bg9933FF" w:type="character">
     <w:name w:val="ColorE60000Bg9933FF"/>
+    <w:semiHidden/>
     <w:rPr>
       <w:color w:val="E60000"/>
       <w:shd w:color="auto" w:fill="9933FF" w:val="clear"/>
@@ -1787,12 +1800,14 @@
   </w:style>
   <w:style w:customStyle="1" w:styleId="BgFFFFFF" w:type="character">
     <w:name w:val="BgFFFFFF"/>
+    <w:semiHidden/>
     <w:rPr>
       <w:shd w:color="auto" w:fill="FFFFFF" w:val="clear"/>
     </w:rPr>
   </w:style>
   <w:style w:customStyle="1" w:styleId="ColorE60000BgFFFFFF" w:type="character">
     <w:name w:val="ColorE60000BgFFFFFF"/>
+    <w:semiHidden/>
     <w:rPr>
       <w:color w:val="E60000"/>
       <w:shd w:color="auto" w:fill="FFFFFF" w:val="clear"/>
@@ -1800,12 +1815,14 @@
   </w:style>
   <w:style w:customStyle="1" w:styleId="BgFACCCC" w:type="character">
     <w:name w:val="BgFACCCC"/>
+    <w:semiHidden/>
     <w:rPr>
       <w:shd w:color="auto" w:fill="FACCCC" w:val="clear"/>
     </w:rPr>
   </w:style>
   <w:style w:customStyle="1" w:styleId="ColorE60000BgFACCCC" w:type="character">
     <w:name w:val="ColorE60000BgFACCCC"/>
+    <w:semiHidden/>
     <w:rPr>
       <w:color w:val="E60000"/>
       <w:shd w:color="auto" w:fill="FACCCC" w:val="clear"/>
@@ -1813,12 +1830,14 @@
   </w:style>
   <w:style w:customStyle="1" w:styleId="BgFFEBCC" w:type="character">
     <w:name w:val="BgFFEBCC"/>
+    <w:semiHidden/>
     <w:rPr>
       <w:shd w:color="auto" w:fill="FFEBCC" w:val="clear"/>
     </w:rPr>
   </w:style>
   <w:style w:customStyle="1" w:styleId="ColorE60000BgFFEBCC" w:type="character">
     <w:name w:val="ColorE60000BgFFEBCC"/>
+    <w:semiHidden/>
     <w:rPr>
       <w:color w:val="E60000"/>
       <w:shd w:color="auto" w:fill="FFEBCC" w:val="clear"/>
@@ -1826,12 +1845,14 @@
   </w:style>
   <w:style w:customStyle="1" w:styleId="BgFFFFCC" w:type="character">
     <w:name w:val="BgFFFFCC"/>
+    <w:semiHidden/>
     <w:rPr>
       <w:shd w:color="auto" w:fill="FFFFCC" w:val="clear"/>
     </w:rPr>
   </w:style>
   <w:style w:customStyle="1" w:styleId="ColorE60000BgFFFFCC" w:type="character">
     <w:name w:val="ColorE60000BgFFFFCC"/>
+    <w:semiHidden/>
     <w:rPr>
       <w:color w:val="E60000"/>
       <w:shd w:color="auto" w:fill="FFFFCC" w:val="clear"/>
@@ -1839,12 +1860,14 @@
   </w:style>
   <w:style w:customStyle="1" w:styleId="BgCCE8CC" w:type="character">
     <w:name w:val="BgCCE8CC"/>
+    <w:semiHidden/>
     <w:rPr>
       <w:shd w:color="auto" w:fill="CCE8CC" w:val="clear"/>
     </w:rPr>
   </w:style>
   <w:style w:customStyle="1" w:styleId="ColorE60000BgCCE8CC" w:type="character">
     <w:name w:val="ColorE60000BgCCE8CC"/>
+    <w:semiHidden/>
     <w:rPr>
       <w:color w:val="E60000"/>
       <w:shd w:color="auto" w:fill="CCE8CC" w:val="clear"/>
@@ -1852,12 +1875,14 @@
   </w:style>
   <w:style w:customStyle="1" w:styleId="BgCCE0F5" w:type="character">
     <w:name w:val="BgCCE0F5"/>
+    <w:semiHidden/>
     <w:rPr>
       <w:shd w:color="auto" w:fill="CCE0F5" w:val="clear"/>
     </w:rPr>
   </w:style>
   <w:style w:customStyle="1" w:styleId="ColorE60000BgCCE0F5" w:type="character">
     <w:name w:val="ColorE60000BgCCE0F5"/>
+    <w:semiHidden/>
     <w:rPr>
       <w:color w:val="E60000"/>
       <w:shd w:color="auto" w:fill="CCE0F5" w:val="clear"/>
@@ -1865,12 +1890,14 @@
   </w:style>
   <w:style w:customStyle="1" w:styleId="BgEBD6FF" w:type="character">
     <w:name w:val="BgEBD6FF"/>
+    <w:semiHidden/>
     <w:rPr>
       <w:shd w:color="auto" w:fill="EBD6FF" w:val="clear"/>
     </w:rPr>
   </w:style>
   <w:style w:customStyle="1" w:styleId="ColorE60000BgEBD6FF" w:type="character">
     <w:name w:val="ColorE60000BgEBD6FF"/>
+    <w:semiHidden/>
     <w:rPr>
       <w:color w:val="E60000"/>
       <w:shd w:color="auto" w:fill="EBD6FF" w:val="clear"/>
@@ -1878,12 +1905,14 @@
   </w:style>
   <w:style w:customStyle="1" w:styleId="BgBBBBBB" w:type="character">
     <w:name w:val="BgBBBBBB"/>
+    <w:semiHidden/>
     <w:rPr>
       <w:shd w:color="auto" w:fill="BBBBBB" w:val="clear"/>
     </w:rPr>
   </w:style>
   <w:style w:customStyle="1" w:styleId="ColorE60000BgBBBBBB" w:type="character">
     <w:name w:val="ColorE60000BgBBBBBB"/>
+    <w:semiHidden/>
     <w:rPr>
       <w:color w:val="E60000"/>
       <w:shd w:color="auto" w:fill="BBBBBB" w:val="clear"/>
@@ -1891,12 +1920,14 @@
   </w:style>
   <w:style w:customStyle="1" w:styleId="BgF06666" w:type="character">
     <w:name w:val="BgF06666"/>
+    <w:semiHidden/>
     <w:rPr>
       <w:shd w:color="auto" w:fill="F06666" w:val="clear"/>
     </w:rPr>
   </w:style>
   <w:style w:customStyle="1" w:styleId="ColorE60000BgF06666" w:type="character">
     <w:name w:val="ColorE60000BgF06666"/>
+    <w:semiHidden/>
     <w:rPr>
       <w:color w:val="E60000"/>
       <w:shd w:color="auto" w:fill="F06666" w:val="clear"/>
@@ -1904,12 +1935,14 @@
   </w:style>
   <w:style w:customStyle="1" w:styleId="BgFFC266" w:type="character">
     <w:name w:val="BgFFC266"/>
+    <w:semiHidden/>
     <w:rPr>
       <w:shd w:color="auto" w:fill="FFC266" w:val="clear"/>
     </w:rPr>
   </w:style>
   <w:style w:customStyle="1" w:styleId="ColorE60000BgFFC266" w:type="character">
     <w:name w:val="ColorE60000BgFFC266"/>
+    <w:semiHidden/>
     <w:rPr>
       <w:color w:val="E60000"/>
       <w:shd w:color="auto" w:fill="FFC266" w:val="clear"/>
@@ -1917,12 +1950,14 @@
   </w:style>
   <w:style w:customStyle="1" w:styleId="BgFFFF66" w:type="character">
     <w:name w:val="BgFFFF66"/>
+    <w:semiHidden/>
     <w:rPr>
       <w:shd w:color="auto" w:fill="FFFF66" w:val="clear"/>
     </w:rPr>
   </w:style>
   <w:style w:customStyle="1" w:styleId="ColorE60000BgFFFF66" w:type="character">
     <w:name w:val="ColorE60000BgFFFF66"/>
+    <w:semiHidden/>
     <w:rPr>
       <w:color w:val="E60000"/>
       <w:shd w:color="auto" w:fill="FFFF66" w:val="clear"/>
@@ -1930,12 +1965,14 @@
   </w:style>
   <w:style w:customStyle="1" w:styleId="Bg66B966" w:type="character">
     <w:name w:val="Bg66B966"/>
+    <w:semiHidden/>
     <w:rPr>
       <w:shd w:color="auto" w:fill="66B966" w:val="clear"/>
     </w:rPr>
   </w:style>
   <w:style w:customStyle="1" w:styleId="ColorE60000Bg66B966" w:type="character">
     <w:name w:val="ColorE60000Bg66B966"/>
+    <w:semiHidden/>
     <w:rPr>
       <w:color w:val="E60000"/>
       <w:shd w:color="auto" w:fill="66B966" w:val="clear"/>
@@ -1943,12 +1980,14 @@
   </w:style>
   <w:style w:customStyle="1" w:styleId="Bg66A3E0" w:type="character">
     <w:name w:val="Bg66A3E0"/>
+    <w:semiHidden/>
     <w:rPr>
       <w:shd w:color="auto" w:fill="66A3E0" w:val="clear"/>
     </w:rPr>
   </w:style>
   <w:style w:customStyle="1" w:styleId="ColorE60000Bg66A3E0" w:type="character">
     <w:name w:val="ColorE60000Bg66A3E0"/>
+    <w:semiHidden/>
     <w:rPr>
       <w:color w:val="E60000"/>
       <w:shd w:color="auto" w:fill="66A3E0" w:val="clear"/>
@@ -1956,12 +1995,14 @@
   </w:style>
   <w:style w:customStyle="1" w:styleId="BgC285FF" w:type="character">
     <w:name w:val="BgC285FF"/>
+    <w:semiHidden/>
     <w:rPr>
       <w:shd w:color="auto" w:fill="C285FF" w:val="clear"/>
     </w:rPr>
   </w:style>
   <w:style w:customStyle="1" w:styleId="ColorE60000BgC285FF" w:type="character">
     <w:name w:val="ColorE60000BgC285FF"/>
+    <w:semiHidden/>
     <w:rPr>
       <w:color w:val="E60000"/>
       <w:shd w:color="auto" w:fill="C285FF" w:val="clear"/>
@@ -1969,12 +2010,14 @@
   </w:style>
   <w:style w:customStyle="1" w:styleId="Bg888888" w:type="character">
     <w:name w:val="Bg888888"/>
+    <w:semiHidden/>
     <w:rPr>
       <w:shd w:color="auto" w:fill="888888" w:val="clear"/>
     </w:rPr>
   </w:style>
   <w:style w:customStyle="1" w:styleId="ColorE60000Bg888888" w:type="character">
     <w:name w:val="ColorE60000Bg888888"/>
+    <w:semiHidden/>
     <w:rPr>
       <w:color w:val="E60000"/>
       <w:shd w:color="auto" w:fill="888888" w:val="clear"/>
@@ -1982,12 +2025,14 @@
   </w:style>
   <w:style w:customStyle="1" w:styleId="BgA10000" w:type="character">
     <w:name w:val="BgA10000"/>
+    <w:semiHidden/>
     <w:rPr>
       <w:shd w:color="auto" w:fill="A10000" w:val="clear"/>
     </w:rPr>
   </w:style>
   <w:style w:customStyle="1" w:styleId="ColorE60000BgA10000" w:type="character">
     <w:name w:val="ColorE60000BgA10000"/>
+    <w:semiHidden/>
     <w:rPr>
       <w:color w:val="E60000"/>
       <w:shd w:color="auto" w:fill="A10000" w:val="clear"/>
@@ -1995,12 +2040,14 @@
   </w:style>
   <w:style w:customStyle="1" w:styleId="BgB26B00" w:type="character">
     <w:name w:val="BgB26B00"/>
+    <w:semiHidden/>
     <w:rPr>
       <w:shd w:color="auto" w:fill="B26B00" w:val="clear"/>
     </w:rPr>
   </w:style>
   <w:style w:customStyle="1" w:styleId="ColorE60000BgB26B00" w:type="character">
     <w:name w:val="ColorE60000BgB26B00"/>
+    <w:semiHidden/>
     <w:rPr>
       <w:color w:val="E60000"/>
       <w:shd w:color="auto" w:fill="B26B00" w:val="clear"/>
@@ -2008,12 +2055,14 @@
   </w:style>
   <w:style w:customStyle="1" w:styleId="BgB2B200" w:type="character">
     <w:name w:val="BgB2B200"/>
+    <w:semiHidden/>
     <w:rPr>
       <w:shd w:color="auto" w:fill="B2B200" w:val="clear"/>
     </w:rPr>
   </w:style>
   <w:style w:customStyle="1" w:styleId="ColorE60000BgB2B200" w:type="character">
     <w:name w:val="ColorE60000BgB2B200"/>
+    <w:semiHidden/>
     <w:rPr>
       <w:color w:val="E60000"/>
       <w:shd w:color="auto" w:fill="B2B200" w:val="clear"/>
@@ -2021,12 +2070,14 @@
   </w:style>
   <w:style w:customStyle="1" w:styleId="Bg006100" w:type="character">
     <w:name w:val="Bg006100"/>
+    <w:semiHidden/>
     <w:rPr>
       <w:shd w:color="auto" w:fill="006100" w:val="clear"/>
     </w:rPr>
   </w:style>
   <w:style w:customStyle="1" w:styleId="ColorE60000Bg006100" w:type="character">
     <w:name w:val="ColorE60000Bg006100"/>
+    <w:semiHidden/>
     <w:rPr>
       <w:color w:val="E60000"/>
       <w:shd w:color="auto" w:fill="006100" w:val="clear"/>
@@ -2034,12 +2085,14 @@
   </w:style>
   <w:style w:customStyle="1" w:styleId="Bg0047B2" w:type="character">
     <w:name w:val="Bg0047B2"/>
+    <w:semiHidden/>
     <w:rPr>
       <w:shd w:color="auto" w:fill="0047B2" w:val="clear"/>
     </w:rPr>
   </w:style>
   <w:style w:customStyle="1" w:styleId="ColorE60000Bg0047B2" w:type="character">
     <w:name w:val="ColorE60000Bg0047B2"/>
+    <w:semiHidden/>
     <w:rPr>
       <w:color w:val="E60000"/>
       <w:shd w:color="auto" w:fill="0047B2" w:val="clear"/>
@@ -2047,12 +2100,14 @@
   </w:style>
   <w:style w:customStyle="1" w:styleId="Bg6B24B2" w:type="character">
     <w:name w:val="Bg6B24B2"/>
+    <w:semiHidden/>
     <w:rPr>
       <w:shd w:color="auto" w:fill="6B24B2" w:val="clear"/>
     </w:rPr>
   </w:style>
   <w:style w:customStyle="1" w:styleId="ColorE60000Bg6B24B2" w:type="character">
     <w:name w:val="ColorE60000Bg6B24B2"/>
+    <w:semiHidden/>
     <w:rPr>
       <w:color w:val="E60000"/>
       <w:shd w:color="auto" w:fill="6B24B2" w:val="clear"/>
@@ -2060,12 +2115,14 @@
   </w:style>
   <w:style w:customStyle="1" w:styleId="Bg444444" w:type="character">
     <w:name w:val="Bg444444"/>
+    <w:semiHidden/>
     <w:rPr>
       <w:shd w:color="auto" w:fill="444444" w:val="clear"/>
     </w:rPr>
   </w:style>
   <w:style w:customStyle="1" w:styleId="ColorE60000Bg444444" w:type="character">
     <w:name w:val="ColorE60000Bg444444"/>
+    <w:semiHidden/>
     <w:rPr>
       <w:color w:val="E60000"/>
       <w:shd w:color="auto" w:fill="444444" w:val="clear"/>
@@ -2073,12 +2130,14 @@
   </w:style>
   <w:style w:customStyle="1" w:styleId="Bg5C0000" w:type="character">
     <w:name w:val="Bg5C0000"/>
+    <w:semiHidden/>
     <w:rPr>
       <w:shd w:color="auto" w:fill="5C0000" w:val="clear"/>
     </w:rPr>
   </w:style>
   <w:style w:customStyle="1" w:styleId="ColorE60000Bg5C0000" w:type="character">
     <w:name w:val="ColorE60000Bg5C0000"/>
+    <w:semiHidden/>
     <w:rPr>
       <w:color w:val="E60000"/>
       <w:shd w:color="auto" w:fill="5C0000" w:val="clear"/>
@@ -2086,12 +2145,14 @@
   </w:style>
   <w:style w:customStyle="1" w:styleId="Bg663D00" w:type="character">
     <w:name w:val="Bg663D00"/>
+    <w:semiHidden/>
     <w:rPr>
       <w:shd w:color="auto" w:fill="663D00" w:val="clear"/>
     </w:rPr>
   </w:style>
   <w:style w:customStyle="1" w:styleId="ColorE60000Bg663D00" w:type="character">
     <w:name w:val="ColorE60000Bg663D00"/>
+    <w:semiHidden/>
     <w:rPr>
       <w:color w:val="E60000"/>
       <w:shd w:color="auto" w:fill="663D00" w:val="clear"/>
@@ -2099,12 +2160,14 @@
   </w:style>
   <w:style w:customStyle="1" w:styleId="Bg666600" w:type="character">
     <w:name w:val="Bg666600"/>
+    <w:semiHidden/>
     <w:rPr>
       <w:shd w:color="auto" w:fill="666600" w:val="clear"/>
     </w:rPr>
   </w:style>
   <w:style w:customStyle="1" w:styleId="ColorE60000Bg666600" w:type="character">
     <w:name w:val="ColorE60000Bg666600"/>
+    <w:semiHidden/>
     <w:rPr>
       <w:color w:val="E60000"/>
       <w:shd w:color="auto" w:fill="666600" w:val="clear"/>
@@ -2112,12 +2175,14 @@
   </w:style>
   <w:style w:customStyle="1" w:styleId="Bg003700" w:type="character">
     <w:name w:val="Bg003700"/>
+    <w:semiHidden/>
     <w:rPr>
       <w:shd w:color="auto" w:fill="003700" w:val="clear"/>
     </w:rPr>
   </w:style>
   <w:style w:customStyle="1" w:styleId="ColorE60000Bg003700" w:type="character">
     <w:name w:val="ColorE60000Bg003700"/>
+    <w:semiHidden/>
     <w:rPr>
       <w:color w:val="E60000"/>
       <w:shd w:color="auto" w:fill="003700" w:val="clear"/>
@@ -2125,12 +2190,14 @@
   </w:style>
   <w:style w:customStyle="1" w:styleId="Bg002966" w:type="character">
     <w:name w:val="Bg002966"/>
+    <w:semiHidden/>
     <w:rPr>
       <w:shd w:color="auto" w:fill="002966" w:val="clear"/>
     </w:rPr>
   </w:style>
   <w:style w:customStyle="1" w:styleId="ColorE60000Bg002966" w:type="character">
     <w:name w:val="ColorE60000Bg002966"/>
+    <w:semiHidden/>
     <w:rPr>
       <w:color w:val="E60000"/>
       <w:shd w:color="auto" w:fill="002966" w:val="clear"/>
@@ -2138,12 +2205,14 @@
   </w:style>
   <w:style w:customStyle="1" w:styleId="Bg3D1466" w:type="character">
     <w:name w:val="Bg3D1466"/>
+    <w:semiHidden/>
     <w:rPr>
       <w:shd w:color="auto" w:fill="3D1466" w:val="clear"/>
     </w:rPr>
   </w:style>
   <w:style w:customStyle="1" w:styleId="ColorE60000Bg3D1466" w:type="character">
     <w:name w:val="ColorE60000Bg3D1466"/>
+    <w:semiHidden/>
     <w:rPr>
       <w:color w:val="E60000"/>
       <w:shd w:color="auto" w:fill="3D1466" w:val="clear"/>
@@ -2151,12 +2220,14 @@
   </w:style>
   <w:style w:customStyle="1" w:styleId="ColorFF9900" w:type="character">
     <w:name w:val="ColorFF9900"/>
+    <w:semiHidden/>
     <w:rPr>
       <w:color w:val="FF9900"/>
     </w:rPr>
   </w:style>
   <w:style w:customStyle="1" w:styleId="ColorFF9900BgE60000" w:type="character">
     <w:name w:val="ColorFF9900BgE60000"/>
+    <w:semiHidden/>
     <w:rPr>
       <w:color w:val="FF9900"/>
       <w:shd w:color="auto" w:fill="E60000" w:val="clear"/>
@@ -2164,6 +2235,7 @@
   </w:style>
   <w:style w:customStyle="1" w:styleId="ColorFF9900BgFF9900" w:type="character">
     <w:name w:val="ColorFF9900BgFF9900"/>
+    <w:semiHidden/>
     <w:rPr>
       <w:color w:val="FF9900"/>
       <w:shd w:color="auto" w:fill="FF9900" w:val="clear"/>
@@ -2171,6 +2243,7 @@
   </w:style>
   <w:style w:customStyle="1" w:styleId="ColorFF9900BgFFFF00" w:type="character">
     <w:name w:val="ColorFF9900BgFFFF00"/>
+    <w:semiHidden/>
     <w:rPr>
       <w:color w:val="FF9900"/>
       <w:shd w:color="auto" w:fill="FFFF00" w:val="clear"/>
@@ -2178,6 +2251,7 @@
   </w:style>
   <w:style w:customStyle="1" w:styleId="ColorFF9900Bg008A00" w:type="character">
     <w:name w:val="ColorFF9900Bg008A00"/>
+    <w:semiHidden/>
     <w:rPr>
       <w:color w:val="FF9900"/>
       <w:shd w:color="auto" w:fill="008A00" w:val="clear"/>
@@ -2185,6 +2259,7 @@
   </w:style>
   <w:style w:customStyle="1" w:styleId="ColorFF9900Bg0066CC" w:type="character">
     <w:name w:val="ColorFF9900Bg0066CC"/>
+    <w:semiHidden/>
     <w:rPr>
       <w:color w:val="FF9900"/>
       <w:shd w:color="auto" w:fill="0066CC" w:val="clear"/>
@@ -2192,6 +2267,7 @@
   </w:style>
   <w:style w:customStyle="1" w:styleId="ColorFF9900Bg9933FF" w:type="character">
     <w:name w:val="ColorFF9900Bg9933FF"/>
+    <w:semiHidden/>
     <w:rPr>
       <w:color w:val="FF9900"/>
       <w:shd w:color="auto" w:fill="9933FF" w:val="clear"/>
@@ -2199,6 +2275,7 @@
   </w:style>
   <w:style w:customStyle="1" w:styleId="ColorFF9900BgFFFFFF" w:type="character">
     <w:name w:val="ColorFF9900BgFFFFFF"/>
+    <w:semiHidden/>
     <w:rPr>
       <w:color w:val="FF9900"/>
       <w:shd w:color="auto" w:fill="FFFFFF" w:val="clear"/>
@@ -2206,6 +2283,7 @@
   </w:style>
   <w:style w:customStyle="1" w:styleId="ColorFF9900BgFACCCC" w:type="character">
     <w:name w:val="ColorFF9900BgFACCCC"/>
+    <w:semiHidden/>
     <w:rPr>
       <w:color w:val="FF9900"/>
       <w:shd w:color="auto" w:fill="FACCCC" w:val="clear"/>
@@ -2213,6 +2291,7 @@
   </w:style>
   <w:style w:customStyle="1" w:styleId="ColorFF9900BgFFEBCC" w:type="character">
     <w:name w:val="ColorFF9900BgFFEBCC"/>
+    <w:semiHidden/>
     <w:rPr>
       <w:color w:val="FF9900"/>
       <w:shd w:color="auto" w:fill="FFEBCC" w:val="clear"/>
@@ -2220,6 +2299,7 @@
   </w:style>
   <w:style w:customStyle="1" w:styleId="ColorFF9900BgFFFFCC" w:type="character">
     <w:name w:val="ColorFF9900BgFFFFCC"/>
+    <w:semiHidden/>
     <w:rPr>
       <w:color w:val="FF9900"/>
       <w:shd w:color="auto" w:fill="FFFFCC" w:val="clear"/>
@@ -2227,6 +2307,7 @@
   </w:style>
   <w:style w:customStyle="1" w:styleId="ColorFF9900BgCCE8CC" w:type="character">
     <w:name w:val="ColorFF9900BgCCE8CC"/>
+    <w:semiHidden/>
     <w:rPr>
       <w:color w:val="FF9900"/>
       <w:shd w:color="auto" w:fill="CCE8CC" w:val="clear"/>
@@ -2234,6 +2315,7 @@
   </w:style>
   <w:style w:customStyle="1" w:styleId="ColorFF9900BgCCE0F5" w:type="character">
     <w:name w:val="ColorFF9900BgCCE0F5"/>
+    <w:semiHidden/>
     <w:rPr>
       <w:color w:val="FF9900"/>
       <w:shd w:color="auto" w:fill="CCE0F5" w:val="clear"/>
@@ -2241,6 +2323,7 @@
   </w:style>
   <w:style w:customStyle="1" w:styleId="ColorFF9900BgEBD6FF" w:type="character">
     <w:name w:val="ColorFF9900BgEBD6FF"/>
+    <w:semiHidden/>
     <w:rPr>
       <w:color w:val="FF9900"/>
       <w:shd w:color="auto" w:fill="EBD6FF" w:val="clear"/>
@@ -2248,6 +2331,7 @@
   </w:style>
   <w:style w:customStyle="1" w:styleId="ColorFF9900BgBBBBBB" w:type="character">
     <w:name w:val="ColorFF9900BgBBBBBB"/>
+    <w:semiHidden/>
     <w:rPr>
       <w:color w:val="FF9900"/>
       <w:shd w:color="auto" w:fill="BBBBBB" w:val="clear"/>
@@ -2255,6 +2339,7 @@
   </w:style>
   <w:style w:customStyle="1" w:styleId="ColorFF9900BgF06666" w:type="character">
     <w:name w:val="ColorFF9900BgF06666"/>
+    <w:semiHidden/>
     <w:rPr>
       <w:color w:val="FF9900"/>
       <w:shd w:color="auto" w:fill="F06666" w:val="clear"/>
@@ -2262,6 +2347,7 @@
   </w:style>
   <w:style w:customStyle="1" w:styleId="ColorFF9900BgFFC266" w:type="character">
     <w:name w:val="ColorFF9900BgFFC266"/>
+    <w:semiHidden/>
     <w:rPr>
       <w:color w:val="FF9900"/>
       <w:shd w:color="auto" w:fill="FFC266" w:val="clear"/>
@@ -2269,6 +2355,7 @@
   </w:style>
   <w:style w:customStyle="1" w:styleId="ColorFF9900BgFFFF66" w:type="character">
     <w:name w:val="ColorFF9900BgFFFF66"/>
+    <w:semiHidden/>
     <w:rPr>
       <w:color w:val="FF9900"/>
       <w:shd w:color="auto" w:fill="FFFF66" w:val="clear"/>
@@ -2276,6 +2363,7 @@
   </w:style>
   <w:style w:customStyle="1" w:styleId="ColorFF9900Bg66B966" w:type="character">
     <w:name w:val="ColorFF9900Bg66B966"/>
+    <w:semiHidden/>
     <w:rPr>
       <w:color w:val="FF9900"/>
       <w:shd w:color="auto" w:fill="66B966" w:val="clear"/>
@@ -2283,6 +2371,7 @@
   </w:style>
   <w:style w:customStyle="1" w:styleId="ColorFF9900Bg66A3E0" w:type="character">
     <w:name w:val="ColorFF9900Bg66A3E0"/>
+    <w:semiHidden/>
     <w:rPr>
       <w:color w:val="FF9900"/>
       <w:shd w:color="auto" w:fill="66A3E0" w:val="clear"/>
@@ -2290,6 +2379,7 @@
   </w:style>
   <w:style w:customStyle="1" w:styleId="ColorFF9900BgC285FF" w:type="character">
     <w:name w:val="ColorFF9900BgC285FF"/>
+    <w:semiHidden/>
     <w:rPr>
       <w:color w:val="FF9900"/>
       <w:shd w:color="auto" w:fill="C285FF" w:val="clear"/>
@@ -2297,6 +2387,7 @@
   </w:style>
   <w:style w:customStyle="1" w:styleId="ColorFF9900Bg888888" w:type="character">
     <w:name w:val="ColorFF9900Bg888888"/>
+    <w:semiHidden/>
     <w:rPr>
       <w:color w:val="FF9900"/>
       <w:shd w:color="auto" w:fill="888888" w:val="clear"/>
@@ -2304,6 +2395,7 @@
   </w:style>
   <w:style w:customStyle="1" w:styleId="ColorFF9900BgA10000" w:type="character">
     <w:name w:val="ColorFF9900BgA10000"/>
+    <w:semiHidden/>
     <w:rPr>
       <w:color w:val="FF9900"/>
       <w:shd w:color="auto" w:fill="A10000" w:val="clear"/>
@@ -2311,6 +2403,7 @@
   </w:style>
   <w:style w:customStyle="1" w:styleId="ColorFF9900BgB26B00" w:type="character">
     <w:name w:val="ColorFF9900BgB26B00"/>
+    <w:semiHidden/>
     <w:rPr>
       <w:color w:val="FF9900"/>
       <w:shd w:color="auto" w:fill="B26B00" w:val="clear"/>
@@ -2318,6 +2411,7 @@
   </w:style>
   <w:style w:customStyle="1" w:styleId="ColorFF9900BgB2B200" w:type="character">
     <w:name w:val="ColorFF9900BgB2B200"/>
+    <w:semiHidden/>
     <w:rPr>
       <w:color w:val="FF9900"/>
       <w:shd w:color="auto" w:fill="B2B200" w:val="clear"/>
@@ -2325,6 +2419,7 @@
   </w:style>
   <w:style w:customStyle="1" w:styleId="ColorFF9900Bg006100" w:type="character">
     <w:name w:val="ColorFF9900Bg006100"/>
+    <w:semiHidden/>
     <w:rPr>
       <w:color w:val="FF9900"/>
       <w:shd w:color="auto" w:fill="006100" w:val="clear"/>
@@ -2332,6 +2427,7 @@
   </w:style>
   <w:style w:customStyle="1" w:styleId="ColorFF9900Bg0047B2" w:type="character">
     <w:name w:val="ColorFF9900Bg0047B2"/>
+    <w:semiHidden/>
     <w:rPr>
       <w:color w:val="FF9900"/>
       <w:shd w:color="auto" w:fill="0047B2" w:val="clear"/>
@@ -2339,6 +2435,7 @@
   </w:style>
   <w:style w:customStyle="1" w:styleId="ColorFF9900Bg6B24B2" w:type="character">
     <w:name w:val="ColorFF9900Bg6B24B2"/>
+    <w:semiHidden/>
     <w:rPr>
       <w:color w:val="FF9900"/>
       <w:shd w:color="auto" w:fill="6B24B2" w:val="clear"/>
@@ -2346,6 +2443,7 @@
   </w:style>
   <w:style w:customStyle="1" w:styleId="ColorFF9900Bg444444" w:type="character">
     <w:name w:val="ColorFF9900Bg444444"/>
+    <w:semiHidden/>
     <w:rPr>
       <w:color w:val="FF9900"/>
       <w:shd w:color="auto" w:fill="444444" w:val="clear"/>
@@ -2353,6 +2451,7 @@
   </w:style>
   <w:style w:customStyle="1" w:styleId="ColorFF9900Bg5C0000" w:type="character">
     <w:name w:val="ColorFF9900Bg5C0000"/>
+    <w:semiHidden/>
     <w:rPr>
       <w:color w:val="FF9900"/>
       <w:shd w:color="auto" w:fill="5C0000" w:val="clear"/>
@@ -2360,6 +2459,7 @@
   </w:style>
   <w:style w:customStyle="1" w:styleId="ColorFF9900Bg663D00" w:type="character">
     <w:name w:val="ColorFF9900Bg663D00"/>
+    <w:semiHidden/>
     <w:rPr>
       <w:color w:val="FF9900"/>
       <w:shd w:color="auto" w:fill="663D00" w:val="clear"/>
@@ -2367,6 +2467,7 @@
   </w:style>
   <w:style w:customStyle="1" w:styleId="ColorFF9900Bg666600" w:type="character">
     <w:name w:val="ColorFF9900Bg666600"/>
+    <w:semiHidden/>
     <w:rPr>
       <w:color w:val="FF9900"/>
       <w:shd w:color="auto" w:fill="666600" w:val="clear"/>
@@ -2374,6 +2475,7 @@
   </w:style>
   <w:style w:customStyle="1" w:styleId="ColorFF9900Bg003700" w:type="character">
     <w:name w:val="ColorFF9900Bg003700"/>
+    <w:semiHidden/>
     <w:rPr>
       <w:color w:val="FF9900"/>
       <w:shd w:color="auto" w:fill="003700" w:val="clear"/>
@@ -2381,6 +2483,7 @@
   </w:style>
   <w:style w:customStyle="1" w:styleId="ColorFF9900Bg002966" w:type="character">
     <w:name w:val="ColorFF9900Bg002966"/>
+    <w:semiHidden/>
     <w:rPr>
       <w:color w:val="FF9900"/>
       <w:shd w:color="auto" w:fill="002966" w:val="clear"/>
@@ -2388,6 +2491,7 @@
   </w:style>
   <w:style w:customStyle="1" w:styleId="ColorFF9900Bg3D1466" w:type="character">
     <w:name w:val="ColorFF9900Bg3D1466"/>
+    <w:semiHidden/>
     <w:rPr>
       <w:color w:val="FF9900"/>
       <w:shd w:color="auto" w:fill="3D1466" w:val="clear"/>
@@ -2395,12 +2499,14 @@
   </w:style>
   <w:style w:customStyle="1" w:styleId="ColorFFFF00" w:type="character">
     <w:name w:val="ColorFFFF00"/>
+    <w:semiHidden/>
     <w:rPr>
       <w:color w:val="FFFF00"/>
     </w:rPr>
   </w:style>
   <w:style w:customStyle="1" w:styleId="ColorFFFF00BgE60000" w:type="character">
     <w:name w:val="ColorFFFF00BgE60000"/>
+    <w:semiHidden/>
     <w:rPr>
       <w:color w:val="FFFF00"/>
       <w:shd w:color="auto" w:fill="E60000" w:val="clear"/>
@@ -2408,6 +2514,7 @@
   </w:style>
   <w:style w:customStyle="1" w:styleId="ColorFFFF00BgFF9900" w:type="character">
     <w:name w:val="ColorFFFF00BgFF9900"/>
+    <w:semiHidden/>
     <w:rPr>
       <w:color w:val="FFFF00"/>
       <w:shd w:color="auto" w:fill="FF9900" w:val="clear"/>
@@ -2415,6 +2522,7 @@
   </w:style>
   <w:style w:customStyle="1" w:styleId="ColorFFFF00BgFFFF00" w:type="character">
     <w:name w:val="ColorFFFF00BgFFFF00"/>
+    <w:semiHidden/>
     <w:rPr>
       <w:color w:val="FFFF00"/>
       <w:shd w:color="auto" w:fill="FFFF00" w:val="clear"/>
@@ -2422,6 +2530,7 @@
   </w:style>
   <w:style w:customStyle="1" w:styleId="ColorFFFF00Bg008A00" w:type="character">
     <w:name w:val="ColorFFFF00Bg008A00"/>
+    <w:semiHidden/>
     <w:rPr>
       <w:color w:val="FFFF00"/>
       <w:shd w:color="auto" w:fill="008A00" w:val="clear"/>
@@ -2429,6 +2538,7 @@
   </w:style>
   <w:style w:customStyle="1" w:styleId="ColorFFFF00Bg0066CC" w:type="character">
     <w:name w:val="ColorFFFF00Bg0066CC"/>
+    <w:semiHidden/>
     <w:rPr>
       <w:color w:val="FFFF00"/>
       <w:shd w:color="auto" w:fill="0066CC" w:val="clear"/>
@@ -2436,6 +2546,7 @@
   </w:style>
   <w:style w:customStyle="1" w:styleId="ColorFFFF00Bg9933FF" w:type="character">
     <w:name w:val="ColorFFFF00Bg9933FF"/>
+    <w:semiHidden/>
     <w:rPr>
       <w:color w:val="FFFF00"/>
       <w:shd w:color="auto" w:fill="9933FF" w:val="clear"/>
@@ -2443,6 +2554,7 @@
   </w:style>
   <w:style w:customStyle="1" w:styleId="ColorFFFF00BgFFFFFF" w:type="character">
     <w:name w:val="ColorFFFF00BgFFFFFF"/>
+    <w:semiHidden/>
     <w:rPr>
       <w:color w:val="FFFF00"/>
       <w:shd w:color="auto" w:fill="FFFFFF" w:val="clear"/>
@@ -2450,6 +2562,7 @@
   </w:style>
   <w:style w:customStyle="1" w:styleId="ColorFFFF00BgFACCCC" w:type="character">
     <w:name w:val="ColorFFFF00BgFACCCC"/>
+    <w:semiHidden/>
     <w:rPr>
       <w:color w:val="FFFF00"/>
       <w:shd w:color="auto" w:fill="FACCCC" w:val="clear"/>
@@ -2457,6 +2570,7 @@
   </w:style>
   <w:style w:customStyle="1" w:styleId="ColorFFFF00BgFFEBCC" w:type="character">
     <w:name w:val="ColorFFFF00BgFFEBCC"/>
+    <w:semiHidden/>
     <w:rPr>
       <w:color w:val="FFFF00"/>
       <w:shd w:color="auto" w:fill="FFEBCC" w:val="clear"/>
@@ -2464,6 +2578,7 @@
   </w:style>
   <w:style w:customStyle="1" w:styleId="ColorFFFF00BgFFFFCC" w:type="character">
     <w:name w:val="ColorFFFF00BgFFFFCC"/>
+    <w:semiHidden/>
     <w:rPr>
       <w:color w:val="FFFF00"/>
       <w:shd w:color="auto" w:fill="FFFFCC" w:val="clear"/>
@@ -2471,6 +2586,7 @@
   </w:style>
   <w:style w:customStyle="1" w:styleId="ColorFFFF00BgCCE8CC" w:type="character">
     <w:name w:val="ColorFFFF00BgCCE8CC"/>
+    <w:semiHidden/>
     <w:rPr>
       <w:color w:val="FFFF00"/>
       <w:shd w:color="auto" w:fill="CCE8CC" w:val="clear"/>
@@ -2478,6 +2594,7 @@
   </w:style>
   <w:style w:customStyle="1" w:styleId="ColorFFFF00BgCCE0F5" w:type="character">
     <w:name w:val="ColorFFFF00BgCCE0F5"/>
+    <w:semiHidden/>
     <w:rPr>
       <w:color w:val="FFFF00"/>
       <w:shd w:color="auto" w:fill="CCE0F5" w:val="clear"/>
@@ -2485,6 +2602,7 @@
   </w:style>
   <w:style w:customStyle="1" w:styleId="ColorFFFF00BgEBD6FF" w:type="character">
     <w:name w:val="ColorFFFF00BgEBD6FF"/>
+    <w:semiHidden/>
     <w:rPr>
       <w:color w:val="FFFF00"/>
       <w:shd w:color="auto" w:fill="EBD6FF" w:val="clear"/>
@@ -2492,6 +2610,7 @@
   </w:style>
   <w:style w:customStyle="1" w:styleId="ColorFFFF00BgBBBBBB" w:type="character">
     <w:name w:val="ColorFFFF00BgBBBBBB"/>
+    <w:semiHidden/>
     <w:rPr>
       <w:color w:val="FFFF00"/>
       <w:shd w:color="auto" w:fill="BBBBBB" w:val="clear"/>
@@ -2499,6 +2618,7 @@
   </w:style>
   <w:style w:customStyle="1" w:styleId="ColorFFFF00BgF06666" w:type="character">
     <w:name w:val="ColorFFFF00BgF06666"/>
+    <w:semiHidden/>
     <w:rPr>
       <w:color w:val="FFFF00"/>
       <w:shd w:color="auto" w:fill="F06666" w:val="clear"/>
@@ -2506,6 +2626,7 @@
   </w:style>
   <w:style w:customStyle="1" w:styleId="ColorFFFF00BgFFC266" w:type="character">
     <w:name w:val="ColorFFFF00BgFFC266"/>
+    <w:semiHidden/>
     <w:rPr>
       <w:color w:val="FFFF00"/>
       <w:shd w:color="auto" w:fill="FFC266" w:val="clear"/>
@@ -2513,6 +2634,7 @@
   </w:style>
   <w:style w:customStyle="1" w:styleId="ColorFFFF00BgFFFF66" w:type="character">
     <w:name w:val="ColorFFFF00BgFFFF66"/>
+    <w:semiHidden/>
     <w:rPr>
       <w:color w:val="FFFF00"/>
       <w:shd w:color="auto" w:fill="FFFF66" w:val="clear"/>
@@ -2520,6 +2642,7 @@
   </w:style>
   <w:style w:customStyle="1" w:styleId="ColorFFFF00Bg66B966" w:type="character">
     <w:name w:val="ColorFFFF00Bg66B966"/>
+    <w:semiHidden/>
     <w:rPr>
       <w:color w:val="FFFF00"/>
       <w:shd w:color="auto" w:fill="66B966" w:val="clear"/>
@@ -2527,6 +2650,7 @@
   </w:style>
   <w:style w:customStyle="1" w:styleId="ColorFFFF00Bg66A3E0" w:type="character">
     <w:name w:val="ColorFFFF00Bg66A3E0"/>
+    <w:semiHidden/>
     <w:rPr>
       <w:color w:val="FFFF00"/>
       <w:shd w:color="auto" w:fill="66A3E0" w:val="clear"/>
@@ -2534,6 +2658,7 @@
   </w:style>
   <w:style w:customStyle="1" w:styleId="ColorFFFF00BgC285FF" w:type="character">
     <w:name w:val="ColorFFFF00BgC285FF"/>
+    <w:semiHidden/>
     <w:rPr>
       <w:color w:val="FFFF00"/>
       <w:shd w:color="auto" w:fill="C285FF" w:val="clear"/>
@@ -2541,6 +2666,7 @@
   </w:style>
   <w:style w:customStyle="1" w:styleId="ColorFFFF00Bg888888" w:type="character">
     <w:name w:val="ColorFFFF00Bg888888"/>
+    <w:semiHidden/>
     <w:rPr>
       <w:color w:val="FFFF00"/>
       <w:shd w:color="auto" w:fill="888888" w:val="clear"/>
@@ -2548,6 +2674,7 @@
   </w:style>
   <w:style w:customStyle="1" w:styleId="ColorFFFF00BgA10000" w:type="character">
     <w:name w:val="ColorFFFF00BgA10000"/>
+    <w:semiHidden/>
     <w:rPr>
       <w:color w:val="FFFF00"/>
       <w:shd w:color="auto" w:fill="A10000" w:val="clear"/>
@@ -2555,6 +2682,7 @@
   </w:style>
   <w:style w:customStyle="1" w:styleId="ColorFFFF00BgB26B00" w:type="character">
     <w:name w:val="ColorFFFF00BgB26B00"/>
+    <w:semiHidden/>
     <w:rPr>
       <w:color w:val="FFFF00"/>
       <w:shd w:color="auto" w:fill="B26B00" w:val="clear"/>
@@ -2562,6 +2690,7 @@
   </w:style>
   <w:style w:customStyle="1" w:styleId="ColorFFFF00BgB2B200" w:type="character">
     <w:name w:val="ColorFFFF00BgB2B200"/>
+    <w:semiHidden/>
     <w:rPr>
       <w:color w:val="FFFF00"/>
       <w:shd w:color="auto" w:fill="B2B200" w:val="clear"/>
@@ -2569,6 +2698,7 @@
   </w:style>
   <w:style w:customStyle="1" w:styleId="ColorFFFF00Bg006100" w:type="character">
     <w:name w:val="ColorFFFF00Bg006100"/>
+    <w:semiHidden/>
     <w:rPr>
       <w:color w:val="FFFF00"/>
       <w:shd w:color="auto" w:fill="006100" w:val="clear"/>
@@ -2576,6 +2706,7 @@
   </w:style>
   <w:style w:customStyle="1" w:styleId="ColorFFFF00Bg0047B2" w:type="character">
     <w:name w:val="ColorFFFF00Bg0047B2"/>
+    <w:semiHidden/>
     <w:rPr>
       <w:color w:val="FFFF00"/>
       <w:shd w:color="auto" w:fill="0047B2" w:val="clear"/>
@@ -2583,6 +2714,7 @@
   </w:style>
   <w:style w:customStyle="1" w:styleId="ColorFFFF00Bg6B24B2" w:type="character">
     <w:name w:val="ColorFFFF00Bg6B24B2"/>
+    <w:semiHidden/>
     <w:rPr>
       <w:color w:val="FFFF00"/>
       <w:shd w:color="auto" w:fill="6B24B2" w:val="clear"/>
@@ -2590,6 +2722,7 @@
   </w:style>
   <w:style w:customStyle="1" w:styleId="ColorFFFF00Bg444444" w:type="character">
     <w:name w:val="ColorFFFF00Bg444444"/>
+    <w:semiHidden/>
     <w:rPr>
       <w:color w:val="FFFF00"/>
       <w:shd w:color="auto" w:fill="444444" w:val="clear"/>
@@ -2597,6 +2730,7 @@
   </w:style>
   <w:style w:customStyle="1" w:styleId="ColorFFFF00Bg5C0000" w:type="character">
     <w:name w:val="ColorFFFF00Bg5C0000"/>
+    <w:semiHidden/>
     <w:rPr>
       <w:color w:val="FFFF00"/>
       <w:shd w:color="auto" w:fill="5C0000" w:val="clear"/>
@@ -2604,6 +2738,7 @@
   </w:style>
   <w:style w:customStyle="1" w:styleId="ColorFFFF00Bg663D00" w:type="character">
     <w:name w:val="ColorFFFF00Bg663D00"/>
+    <w:semiHidden/>
     <w:rPr>
       <w:color w:val="FFFF00"/>
       <w:shd w:color="auto" w:fill="663D00" w:val="clear"/>
@@ -2611,6 +2746,7 @@
   </w:style>
   <w:style w:customStyle="1" w:styleId="ColorFFFF00Bg666600" w:type="character">
     <w:name w:val="ColorFFFF00Bg666600"/>
+    <w:semiHidden/>
     <w:rPr>
       <w:color w:val="FFFF00"/>
       <w:shd w:color="auto" w:fill="666600" w:val="clear"/>
@@ -2618,6 +2754,7 @@
   </w:style>
   <w:style w:customStyle="1" w:styleId="ColorFFFF00Bg003700" w:type="character">
     <w:name w:val="ColorFFFF00Bg003700"/>
+    <w:semiHidden/>
     <w:rPr>
       <w:color w:val="FFFF00"/>
       <w:shd w:color="auto" w:fill="003700" w:val="clear"/>
@@ -2625,6 +2762,7 @@
   </w:style>
   <w:style w:customStyle="1" w:styleId="ColorFFFF00Bg002966" w:type="character">
     <w:name w:val="ColorFFFF00Bg002966"/>
+    <w:semiHidden/>
     <w:rPr>
       <w:color w:val="FFFF00"/>
       <w:shd w:color="auto" w:fill="002966" w:val="clear"/>
@@ -2632,6 +2770,7 @@
   </w:style>
   <w:style w:customStyle="1" w:styleId="ColorFFFF00Bg3D1466" w:type="character">
     <w:name w:val="ColorFFFF00Bg3D1466"/>
+    <w:semiHidden/>
     <w:rPr>
       <w:color w:val="FFFF00"/>
       <w:shd w:color="auto" w:fill="3D1466" w:val="clear"/>
@@ -2639,12 +2778,14 @@
   </w:style>
   <w:style w:customStyle="1" w:styleId="Color008A00" w:type="character">
     <w:name w:val="Color008A00"/>
+    <w:semiHidden/>
     <w:rPr>
       <w:color w:val="008A00"/>
     </w:rPr>
   </w:style>
   <w:style w:customStyle="1" w:styleId="Color008A00BgE60000" w:type="character">
     <w:name w:val="Color008A00BgE60000"/>
+    <w:semiHidden/>
     <w:rPr>
       <w:color w:val="008A00"/>
       <w:shd w:color="auto" w:fill="E60000" w:val="clear"/>
@@ -2652,6 +2793,7 @@
   </w:style>
   <w:style w:customStyle="1" w:styleId="Color008A00BgFF9900" w:type="character">
     <w:name w:val="Color008A00BgFF9900"/>
+    <w:semiHidden/>
     <w:rPr>
       <w:color w:val="008A00"/>
       <w:shd w:color="auto" w:fill="FF9900" w:val="clear"/>
@@ -2659,6 +2801,7 @@
   </w:style>
   <w:style w:customStyle="1" w:styleId="Color008A00BgFFFF00" w:type="character">
     <w:name w:val="Color008A00BgFFFF00"/>
+    <w:semiHidden/>
     <w:rPr>
       <w:color w:val="008A00"/>
       <w:shd w:color="auto" w:fill="FFFF00" w:val="clear"/>
@@ -2666,6 +2809,7 @@
   </w:style>
   <w:style w:customStyle="1" w:styleId="Color008A00Bg008A00" w:type="character">
     <w:name w:val="Color008A00Bg008A00"/>
+    <w:semiHidden/>
     <w:rPr>
       <w:color w:val="008A00"/>
       <w:shd w:color="auto" w:fill="008A00" w:val="clear"/>
@@ -2673,6 +2817,7 @@
   </w:style>
   <w:style w:customStyle="1" w:styleId="Color008A00Bg0066CC" w:type="character">
     <w:name w:val="Color008A00Bg0066CC"/>
+    <w:semiHidden/>
     <w:rPr>
       <w:color w:val="008A00"/>
       <w:shd w:color="auto" w:fill="0066CC" w:val="clear"/>
@@ -2680,6 +2825,7 @@
   </w:style>
   <w:style w:customStyle="1" w:styleId="Color008A00Bg9933FF" w:type="character">
     <w:name w:val="Color008A00Bg9933FF"/>
+    <w:semiHidden/>
     <w:rPr>
       <w:color w:val="008A00"/>
       <w:shd w:color="auto" w:fill="9933FF" w:val="clear"/>
@@ -2687,6 +2833,7 @@
   </w:style>
   <w:style w:customStyle="1" w:styleId="Color008A00BgFFFFFF" w:type="character">
     <w:name w:val="Color008A00BgFFFFFF"/>
+    <w:semiHidden/>
     <w:rPr>
       <w:color w:val="008A00"/>
       <w:shd w:color="auto" w:fill="FFFFFF" w:val="clear"/>
@@ -2694,6 +2841,7 @@
   </w:style>
   <w:style w:customStyle="1" w:styleId="Color008A00BgFACCCC" w:type="character">
     <w:name w:val="Color008A00BgFACCCC"/>
+    <w:semiHidden/>
     <w:rPr>
       <w:color w:val="008A00"/>
       <w:shd w:color="auto" w:fill="FACCCC" w:val="clear"/>
@@ -2701,6 +2849,7 @@
   </w:style>
   <w:style w:customStyle="1" w:styleId="Color008A00BgFFEBCC" w:type="character">
     <w:name w:val="Color008A00BgFFEBCC"/>
+    <w:semiHidden/>
     <w:rPr>
       <w:color w:val="008A00"/>
       <w:shd w:color="auto" w:fill="FFEBCC" w:val="clear"/>
@@ -2708,6 +2857,7 @@
   </w:style>
   <w:style w:customStyle="1" w:styleId="Color008A00BgFFFFCC" w:type="character">
     <w:name w:val="Color008A00BgFFFFCC"/>
+    <w:semiHidden/>
     <w:rPr>
       <w:color w:val="008A00"/>
       <w:shd w:color="auto" w:fill="FFFFCC" w:val="clear"/>
@@ -2715,6 +2865,7 @@
   </w:style>
   <w:style w:customStyle="1" w:styleId="Color008A00BgCCE8CC" w:type="character">
     <w:name w:val="Color008A00BgCCE8CC"/>
+    <w:semiHidden/>
     <w:rPr>
       <w:color w:val="008A00"/>
       <w:shd w:color="auto" w:fill="CCE8CC" w:val="clear"/>
@@ -2722,6 +2873,7 @@
   </w:style>
   <w:style w:customStyle="1" w:styleId="Color008A00BgCCE0F5" w:type="character">
     <w:name w:val="Color008A00BgCCE0F5"/>
+    <w:semiHidden/>
     <w:rPr>
       <w:color w:val="008A00"/>
       <w:shd w:color="auto" w:fill="CCE0F5" w:val="clear"/>
@@ -2729,6 +2881,7 @@
   </w:style>
   <w:style w:customStyle="1" w:styleId="Color008A00BgEBD6FF" w:type="character">
     <w:name w:val="Color008A00BgEBD6FF"/>
+    <w:semiHidden/>
     <w:rPr>
       <w:color w:val="008A00"/>
       <w:shd w:color="auto" w:fill="EBD6FF" w:val="clear"/>
@@ -2736,6 +2889,7 @@
   </w:style>
   <w:style w:customStyle="1" w:styleId="Color008A00BgBBBBBB" w:type="character">
     <w:name w:val="Color008A00BgBBBBBB"/>
+    <w:semiHidden/>
     <w:rPr>
       <w:color w:val="008A00"/>
       <w:shd w:color="auto" w:fill="BBBBBB" w:val="clear"/>
@@ -2743,6 +2897,7 @@
   </w:style>
   <w:style w:customStyle="1" w:styleId="Color008A00BgF06666" w:type="character">
     <w:name w:val="Color008A00BgF06666"/>
+    <w:semiHidden/>
     <w:rPr>
       <w:color w:val="008A00"/>
       <w:shd w:color="auto" w:fill="F06666" w:val="clear"/>
@@ -2750,6 +2905,7 @@
   </w:style>
   <w:style w:customStyle="1" w:styleId="Color008A00BgFFC266" w:type="character">
     <w:name w:val="Color008A00BgFFC266"/>
+    <w:semiHidden/>
     <w:rPr>
       <w:color w:val="008A00"/>
       <w:shd w:color="auto" w:fill="FFC266" w:val="clear"/>
@@ -2757,6 +2913,7 @@
   </w:style>
   <w:style w:customStyle="1" w:styleId="Color008A00BgFFFF66" w:type="character">
     <w:name w:val="Color008A00BgFFFF66"/>
+    <w:semiHidden/>
     <w:rPr>
       <w:color w:val="008A00"/>
       <w:shd w:color="auto" w:fill="FFFF66" w:val="clear"/>
@@ -2764,6 +2921,7 @@
   </w:style>
   <w:style w:customStyle="1" w:styleId="Color008A00Bg66B966" w:type="character">
     <w:name w:val="Color008A00Bg66B966"/>
+    <w:semiHidden/>
     <w:rPr>
       <w:color w:val="008A00"/>
       <w:shd w:color="auto" w:fill="66B966" w:val="clear"/>
@@ -2771,6 +2929,7 @@
   </w:style>
   <w:style w:customStyle="1" w:styleId="Color008A00Bg66A3E0" w:type="character">
     <w:name w:val="Color008A00Bg66A3E0"/>
+    <w:semiHidden/>
     <w:rPr>
       <w:color w:val="008A00"/>
       <w:shd w:color="auto" w:fill="66A3E0" w:val="clear"/>
@@ -2778,6 +2937,7 @@
   </w:style>
   <w:style w:customStyle="1" w:styleId="Color008A00BgC285FF" w:type="character">
     <w:name w:val="Color008A00BgC285FF"/>
+    <w:semiHidden/>
     <w:rPr>
       <w:color w:val="008A00"/>
       <w:shd w:color="auto" w:fill="C285FF" w:val="clear"/>
@@ -2785,6 +2945,7 @@
   </w:style>
   <w:style w:customStyle="1" w:styleId="Color008A00Bg888888" w:type="character">
     <w:name w:val="Color008A00Bg888888"/>
+    <w:semiHidden/>
     <w:rPr>
       <w:color w:val="008A00"/>
       <w:shd w:color="auto" w:fill="888888" w:val="clear"/>
@@ -2792,6 +2953,7 @@
   </w:style>
   <w:style w:customStyle="1" w:styleId="Color008A00BgA10000" w:type="character">
     <w:name w:val="Color008A00BgA10000"/>
+    <w:semiHidden/>
     <w:rPr>
       <w:color w:val="008A00"/>
       <w:shd w:color="auto" w:fill="A10000" w:val="clear"/>
@@ -2799,6 +2961,7 @@
   </w:style>
   <w:style w:customStyle="1" w:styleId="Color008A00BgB26B00" w:type="character">
     <w:name w:val="Color008A00BgB26B00"/>
+    <w:semiHidden/>
     <w:rPr>
       <w:color w:val="008A00"/>
       <w:shd w:color="auto" w:fill="B26B00" w:val="clear"/>
@@ -2806,6 +2969,7 @@
   </w:style>
   <w:style w:customStyle="1" w:styleId="Color008A00BgB2B200" w:type="character">
     <w:name w:val="Color008A00BgB2B200"/>
+    <w:semiHidden/>
     <w:rPr>
       <w:color w:val="008A00"/>
       <w:shd w:color="auto" w:fill="B2B200" w:val="clear"/>
@@ -2813,6 +2977,7 @@
   </w:style>
   <w:style w:customStyle="1" w:styleId="Color008A00Bg006100" w:type="character">
     <w:name w:val="Color008A00Bg006100"/>
+    <w:semiHidden/>
     <w:rPr>
       <w:color w:val="008A00"/>
       <w:shd w:color="auto" w:fill="006100" w:val="clear"/>
@@ -2820,6 +2985,7 @@
   </w:style>
   <w:style w:customStyle="1" w:styleId="Color008A00Bg0047B2" w:type="character">
     <w:name w:val="Color008A00Bg0047B2"/>
+    <w:semiHidden/>
     <w:rPr>
       <w:color w:val="008A00"/>
       <w:shd w:color="auto" w:fill="0047B2" w:val="clear"/>
@@ -2827,6 +2993,7 @@
   </w:style>
   <w:style w:customStyle="1" w:styleId="Color008A00Bg6B24B2" w:type="character">
     <w:name w:val="Color008A00Bg6B24B2"/>
+    <w:semiHidden/>
     <w:rPr>
       <w:color w:val="008A00"/>
       <w:shd w:color="auto" w:fill="6B24B2" w:val="clear"/>
@@ -2834,6 +3001,7 @@
   </w:style>
   <w:style w:customStyle="1" w:styleId="Color008A00Bg444444" w:type="character">
     <w:name w:val="Color008A00Bg444444"/>
+    <w:semiHidden/>
     <w:rPr>
       <w:color w:val="008A00"/>
       <w:shd w:color="auto" w:fill="444444" w:val="clear"/>
@@ -2841,6 +3009,7 @@
   </w:style>
   <w:style w:customStyle="1" w:styleId="Color008A00Bg5C0000" w:type="character">
     <w:name w:val="Color008A00Bg5C0000"/>
+    <w:semiHidden/>
     <w:rPr>
       <w:color w:val="008A00"/>
       <w:shd w:color="auto" w:fill="5C0000" w:val="clear"/>
@@ -2848,6 +3017,7 @@
   </w:style>
   <w:style w:customStyle="1" w:styleId="Color008A00Bg663D00" w:type="character">
     <w:name w:val="Color008A00Bg663D00"/>
+    <w:semiHidden/>
     <w:rPr>
       <w:color w:val="008A00"/>
       <w:shd w:color="auto" w:fill="663D00" w:val="clear"/>
@@ -2855,6 +3025,7 @@
   </w:style>
   <w:style w:customStyle="1" w:styleId="Color008A00Bg666600" w:type="character">
     <w:name w:val="Color008A00Bg666600"/>
+    <w:semiHidden/>
     <w:rPr>
       <w:color w:val="008A00"/>
       <w:shd w:color="auto" w:fill="666600" w:val="clear"/>
@@ -2862,6 +3033,7 @@
   </w:style>
   <w:style w:customStyle="1" w:styleId="Color008A00Bg003700" w:type="character">
     <w:name w:val="Color008A00Bg003700"/>
+    <w:semiHidden/>
     <w:rPr>
       <w:color w:val="008A00"/>
       <w:shd w:color="auto" w:fill="003700" w:val="clear"/>
@@ -2869,6 +3041,7 @@
   </w:style>
   <w:style w:customStyle="1" w:styleId="Color008A00Bg002966" w:type="character">
     <w:name w:val="Color008A00Bg002966"/>
+    <w:semiHidden/>
     <w:rPr>
       <w:color w:val="008A00"/>
       <w:shd w:color="auto" w:fill="002966" w:val="clear"/>
@@ -2876,6 +3049,7 @@
   </w:style>
   <w:style w:customStyle="1" w:styleId="Color008A00Bg3D1466" w:type="character">
     <w:name w:val="Color008A00Bg3D1466"/>
+    <w:semiHidden/>
     <w:rPr>
       <w:color w:val="008A00"/>
       <w:shd w:color="auto" w:fill="3D1466" w:val="clear"/>
@@ -2883,12 +3057,14 @@
   </w:style>
   <w:style w:customStyle="1" w:styleId="Color0066CC" w:type="character">
     <w:name w:val="Color0066CC"/>
+    <w:semiHidden/>
     <w:rPr>
       <w:color w:val="0066CC"/>
     </w:rPr>
   </w:style>
   <w:style w:customStyle="1" w:styleId="Color0066CCBgE60000" w:type="character">
     <w:name w:val="Color0066CCBgE60000"/>
+    <w:semiHidden/>
     <w:rPr>
       <w:color w:val="0066CC"/>
       <w:shd w:color="auto" w:fill="E60000" w:val="clear"/>
@@ -2896,6 +3072,7 @@
   </w:style>
   <w:style w:customStyle="1" w:styleId="Color0066CCBgFF9900" w:type="character">
     <w:name w:val="Color0066CCBgFF9900"/>
+    <w:semiHidden/>
     <w:rPr>
       <w:color w:val="0066CC"/>
       <w:shd w:color="auto" w:fill="FF9900" w:val="clear"/>
@@ -2903,6 +3080,7 @@
   </w:style>
   <w:style w:customStyle="1" w:styleId="Color0066CCBgFFFF00" w:type="character">
     <w:name w:val="Color0066CCBgFFFF00"/>
+    <w:semiHidden/>
     <w:rPr>
       <w:color w:val="0066CC"/>
       <w:shd w:color="auto" w:fill="FFFF00" w:val="clear"/>
@@ -2910,6 +3088,7 @@
   </w:style>
   <w:style w:customStyle="1" w:styleId="Color0066CCBg008A00" w:type="character">
     <w:name w:val="Color0066CCBg008A00"/>
+    <w:semiHidden/>
     <w:rPr>
       <w:color w:val="0066CC"/>
       <w:shd w:color="auto" w:fill="008A00" w:val="clear"/>
@@ -2917,6 +3096,7 @@
   </w:style>
   <w:style w:customStyle="1" w:styleId="Color0066CCBg0066CC" w:type="character">
     <w:name w:val="Color0066CCBg0066CC"/>
+    <w:semiHidden/>
     <w:rPr>
       <w:color w:val="0066CC"/>
       <w:shd w:color="auto" w:fill="0066CC" w:val="clear"/>
@@ -2924,6 +3104,7 @@
   </w:style>
   <w:style w:customStyle="1" w:styleId="Color0066CCBg9933FF" w:type="character">
     <w:name w:val="Color0066CCBg9933FF"/>
+    <w:semiHidden/>
     <w:rPr>
       <w:color w:val="0066CC"/>
       <w:shd w:color="auto" w:fill="9933FF" w:val="clear"/>
@@ -2931,6 +3112,7 @@
   </w:style>
   <w:style w:customStyle="1" w:styleId="Color0066CCBgFFFFFF" w:type="character">
     <w:name w:val="Color0066CCBgFFFFFF"/>
+    <w:semiHidden/>
     <w:rPr>
       <w:color w:val="0066CC"/>
       <w:shd w:color="auto" w:fill="FFFFFF" w:val="clear"/>
@@ -2938,6 +3120,7 @@
   </w:style>
   <w:style w:customStyle="1" w:styleId="Color0066CCBgFACCCC" w:type="character">
     <w:name w:val="Color0066CCBgFACCCC"/>
+    <w:semiHidden/>
     <w:rPr>
       <w:color w:val="0066CC"/>
       <w:shd w:color="auto" w:fill="FACCCC" w:val="clear"/>
@@ -2945,6 +3128,7 @@
   </w:style>
   <w:style w:customStyle="1" w:styleId="Color0066CCBgFFEBCC" w:type="character">
     <w:name w:val="Color0066CCBgFFEBCC"/>
+    <w:semiHidden/>
     <w:rPr>
       <w:color w:val="0066CC"/>
       <w:shd w:color="auto" w:fill="FFEBCC" w:val="clear"/>
@@ -2952,6 +3136,7 @@
   </w:style>
   <w:style w:customStyle="1" w:styleId="Color0066CCBgFFFFCC" w:type="character">
     <w:name w:val="Color0066CCBgFFFFCC"/>
+    <w:semiHidden/>
     <w:rPr>
       <w:color w:val="0066CC"/>
       <w:shd w:color="auto" w:fill="FFFFCC" w:val="clear"/>
@@ -2959,6 +3144,7 @@
   </w:style>
   <w:style w:customStyle="1" w:styleId="Color0066CCBgCCE8CC" w:type="character">
     <w:name w:val="Color0066CCBgCCE8CC"/>
+    <w:semiHidden/>
     <w:rPr>
       <w:color w:val="0066CC"/>
       <w:shd w:color="auto" w:fill="CCE8CC" w:val="clear"/>
@@ -2966,6 +3152,7 @@
   </w:style>
   <w:style w:customStyle="1" w:styleId="Color0066CCBgCCE0F5" w:type="character">
     <w:name w:val="Color0066CCBgCCE0F5"/>
+    <w:semiHidden/>
     <w:rPr>
       <w:color w:val="0066CC"/>
       <w:shd w:color="auto" w:fill="CCE0F5" w:val="clear"/>
@@ -2973,6 +3160,7 @@
   </w:style>
   <w:style w:customStyle="1" w:styleId="Color0066CCBgEBD6FF" w:type="character">
     <w:name w:val="Color0066CCBgEBD6FF"/>
+    <w:semiHidden/>
     <w:rPr>
       <w:color w:val="0066CC"/>
       <w:shd w:color="auto" w:fill="EBD6FF" w:val="clear"/>
@@ -2980,6 +3168,7 @@
   </w:style>
   <w:style w:customStyle="1" w:styleId="Color0066CCBgBBBBBB" w:type="character">
     <w:name w:val="Color0066CCBgBBBBBB"/>
+    <w:semiHidden/>
     <w:rPr>
       <w:color w:val="0066CC"/>
       <w:shd w:color="auto" w:fill="BBBBBB" w:val="clear"/>
@@ -2987,6 +3176,7 @@
   </w:style>
   <w:style w:customStyle="1" w:styleId="Color0066CCBgF06666" w:type="character">
     <w:name w:val="Color0066CCBgF06666"/>
+    <w:semiHidden/>
     <w:rPr>
       <w:color w:val="0066CC"/>
       <w:shd w:color="auto" w:fill="F06666" w:val="clear"/>
@@ -2994,6 +3184,7 @@
   </w:style>
   <w:style w:customStyle="1" w:styleId="Color0066CCBgFFC266" w:type="character">
     <w:name w:val="Color0066CCBgFFC266"/>
+    <w:semiHidden/>
     <w:rPr>
       <w:color w:val="0066CC"/>
       <w:shd w:color="auto" w:fill="FFC266" w:val="clear"/>
@@ -3001,6 +3192,7 @@
   </w:style>
   <w:style w:customStyle="1" w:styleId="Color0066CCBgFFFF66" w:type="character">
     <w:name w:val="Color0066CCBgFFFF66"/>
+    <w:semiHidden/>
     <w:rPr>
       <w:color w:val="0066CC"/>
       <w:shd w:color="auto" w:fill="FFFF66" w:val="clear"/>
@@ -3008,6 +3200,7 @@
   </w:style>
   <w:style w:customStyle="1" w:styleId="Color0066CCBg66B966" w:type="character">
     <w:name w:val="Color0066CCBg66B966"/>
+    <w:semiHidden/>
     <w:rPr>
       <w:color w:val="0066CC"/>
       <w:shd w:color="auto" w:fill="66B966" w:val="clear"/>
@@ -3015,6 +3208,7 @@
   </w:style>
   <w:style w:customStyle="1" w:styleId="Color0066CCBg66A3E0" w:type="character">
     <w:name w:val="Color0066CCBg66A3E0"/>
+    <w:semiHidden/>
     <w:rPr>
       <w:color w:val="0066CC"/>
       <w:shd w:color="auto" w:fill="66A3E0" w:val="clear"/>
@@ -3022,6 +3216,7 @@
   </w:style>
   <w:style w:customStyle="1" w:styleId="Color0066CCBgC285FF" w:type="character">
     <w:name w:val="Color0066CCBgC285FF"/>
+    <w:semiHidden/>
     <w:rPr>
       <w:color w:val="0066CC"/>
       <w:shd w:color="auto" w:fill="C285FF" w:val="clear"/>
@@ -3029,6 +3224,7 @@
   </w:style>
   <w:style w:customStyle="1" w:styleId="Color0066CCBg888888" w:type="character">
     <w:name w:val="Color0066CCBg888888"/>
+    <w:semiHidden/>
     <w:rPr>
       <w:color w:val="0066CC"/>
       <w:shd w:color="auto" w:fill="888888" w:val="clear"/>
@@ -3036,6 +3232,7 @@
   </w:style>
   <w:style w:customStyle="1" w:styleId="Color0066CCBgA10000" w:type="character">
     <w:name w:val="Color0066CCBgA10000"/>
+    <w:semiHidden/>
     <w:rPr>
       <w:color w:val="0066CC"/>
       <w:shd w:color="auto" w:fill="A10000" w:val="clear"/>
@@ -3043,6 +3240,7 @@
   </w:style>
   <w:style w:customStyle="1" w:styleId="Color0066CCBgB26B00" w:type="character">
     <w:name w:val="Color0066CCBgB26B00"/>
+    <w:semiHidden/>
     <w:rPr>
       <w:color w:val="0066CC"/>
       <w:shd w:color="auto" w:fill="B26B00" w:val="clear"/>
@@ -3050,6 +3248,7 @@
   </w:style>
   <w:style w:customStyle="1" w:styleId="Color0066CCBgB2B200" w:type="character">
     <w:name w:val="Color0066CCBgB2B200"/>
+    <w:semiHidden/>
     <w:rPr>
       <w:color w:val="0066CC"/>
       <w:shd w:color="auto" w:fill="B2B200" w:val="clear"/>
@@ -3057,6 +3256,7 @@
   </w:style>
   <w:style w:customStyle="1" w:styleId="Color0066CCBg006100" w:type="character">
     <w:name w:val="Color0066CCBg006100"/>
+    <w:semiHidden/>
     <w:rPr>
       <w:color w:val="0066CC"/>
       <w:shd w:color="auto" w:fill="006100" w:val="clear"/>
@@ -3064,6 +3264,7 @@
   </w:style>
   <w:style w:customStyle="1" w:styleId="Color0066CCBg0047B2" w:type="character">
     <w:name w:val="Color0066CCBg0047B2"/>
+    <w:semiHidden/>
     <w:rPr>
       <w:color w:val="0066CC"/>
       <w:shd w:color="auto" w:fill="0047B2" w:val="clear"/>
@@ -3071,6 +3272,7 @@
   </w:style>
   <w:style w:customStyle="1" w:styleId="Color0066CCBg6B24B2" w:type="character">
     <w:name w:val="Color0066CCBg6B24B2"/>
+    <w:semiHidden/>
     <w:rPr>
       <w:color w:val="0066CC"/>
       <w:shd w:color="auto" w:fill="6B24B2" w:val="clear"/>
@@ -3078,6 +3280,7 @@
   </w:style>
   <w:style w:customStyle="1" w:styleId="Color0066CCBg444444" w:type="character">
     <w:name w:val="Color0066CCBg444444"/>
+    <w:semiHidden/>
     <w:rPr>
       <w:color w:val="0066CC"/>
       <w:shd w:color="auto" w:fill="444444" w:val="clear"/>
@@ -3085,6 +3288,7 @@
   </w:style>
   <w:style w:customStyle="1" w:styleId="Color0066CCBg5C0000" w:type="character">
     <w:name w:val="Color0066CCBg5C0000"/>
+    <w:semiHidden/>
     <w:rPr>
       <w:color w:val="0066CC"/>
       <w:shd w:color="auto" w:fill="5C0000" w:val="clear"/>
@@ -3092,6 +3296,7 @@
   </w:style>
   <w:style w:customStyle="1" w:styleId="Color0066CCBg663D00" w:type="character">
     <w:name w:val="Color0066CCBg663D00"/>
+    <w:semiHidden/>
     <w:rPr>
       <w:color w:val="0066CC"/>
       <w:shd w:color="auto" w:fill="663D00" w:val="clear"/>
@@ -3099,6 +3304,7 @@
   </w:style>
   <w:style w:customStyle="1" w:styleId="Color0066CCBg666600" w:type="character">
     <w:name w:val="Color0066CCBg666600"/>
+    <w:semiHidden/>
     <w:rPr>
       <w:color w:val="0066CC"/>
       <w:shd w:color="auto" w:fill="666600" w:val="clear"/>
@@ -3106,6 +3312,7 @@
   </w:style>
   <w:style w:customStyle="1" w:styleId="Color0066CCBg003700" w:type="character">
     <w:name w:val="Color0066CCBg003700"/>
+    <w:semiHidden/>
     <w:rPr>
       <w:color w:val="0066CC"/>
       <w:shd w:color="auto" w:fill="003700" w:val="clear"/>
@@ -3113,6 +3320,7 @@
   </w:style>
   <w:style w:customStyle="1" w:styleId="Color0066CCBg002966" w:type="character">
     <w:name w:val="Color0066CCBg002966"/>
+    <w:semiHidden/>
     <w:rPr>
       <w:color w:val="0066CC"/>
       <w:shd w:color="auto" w:fill="002966" w:val="clear"/>
@@ -3120,6 +3328,7 @@
   </w:style>
   <w:style w:customStyle="1" w:styleId="Color0066CCBg3D1466" w:type="character">
     <w:name w:val="Color0066CCBg3D1466"/>
+    <w:semiHidden/>
     <w:rPr>
       <w:color w:val="0066CC"/>
       <w:shd w:color="auto" w:fill="3D1466" w:val="clear"/>
@@ -3127,12 +3336,14 @@
   </w:style>
   <w:style w:customStyle="1" w:styleId="Color9933FF" w:type="character">
     <w:name w:val="Color9933FF"/>
+    <w:semiHidden/>
     <w:rPr>
       <w:color w:val="9933FF"/>
     </w:rPr>
   </w:style>
   <w:style w:customStyle="1" w:styleId="Color9933FFBgE60000" w:type="character">
     <w:name w:val="Color9933FFBgE60000"/>
+    <w:semiHidden/>
     <w:rPr>
       <w:color w:val="9933FF"/>
       <w:shd w:color="auto" w:fill="E60000" w:val="clear"/>
@@ -3140,6 +3351,7 @@
   </w:style>
   <w:style w:customStyle="1" w:styleId="Color9933FFBgFF9900" w:type="character">
     <w:name w:val="Color9933FFBgFF9900"/>
+    <w:semiHidden/>
     <w:rPr>
       <w:color w:val="9933FF"/>
       <w:shd w:color="auto" w:fill="FF9900" w:val="clear"/>
@@ -3147,6 +3359,7 @@
   </w:style>
   <w:style w:customStyle="1" w:styleId="Color9933FFBgFFFF00" w:type="character">
     <w:name w:val="Color9933FFBgFFFF00"/>
+    <w:semiHidden/>
     <w:rPr>
       <w:color w:val="9933FF"/>
       <w:shd w:color="auto" w:fill="FFFF00" w:val="clear"/>
@@ -3154,6 +3367,7 @@
   </w:style>
   <w:style w:customStyle="1" w:styleId="Color9933FFBg008A00" w:type="character">
     <w:name w:val="Color9933FFBg008A00"/>
+    <w:semiHidden/>
     <w:rPr>
       <w:color w:val="9933FF"/>
       <w:shd w:color="auto" w:fill="008A00" w:val="clear"/>
@@ -3161,6 +3375,7 @@
   </w:style>
   <w:style w:customStyle="1" w:styleId="Color9933FFBg0066CC" w:type="character">
     <w:name w:val="Color9933FFBg0066CC"/>
+    <w:semiHidden/>
     <w:rPr>
       <w:color w:val="9933FF"/>
       <w:shd w:color="auto" w:fill="0066CC" w:val="clear"/>
@@ -3168,6 +3383,7 @@
   </w:style>
   <w:style w:customStyle="1" w:styleId="Color9933FFBg9933FF" w:type="character">
     <w:name w:val="Color9933FFBg9933FF"/>
+    <w:semiHidden/>
     <w:rPr>
       <w:color w:val="9933FF"/>
       <w:shd w:color="auto" w:fill="9933FF" w:val="clear"/>
@@ -3175,6 +3391,7 @@
   </w:style>
   <w:style w:customStyle="1" w:styleId="Color9933FFBgFFFFFF" w:type="character">
     <w:name w:val="Color9933FFBgFFFFFF"/>
+    <w:semiHidden/>
     <w:rPr>
       <w:color w:val="9933FF"/>
       <w:shd w:color="auto" w:fill="FFFFFF" w:val="clear"/>
@@ -3182,6 +3399,7 @@
   </w:style>
   <w:style w:customStyle="1" w:styleId="Color9933FFBgFACCCC" w:type="character">
     <w:name w:val="Color9933FFBgFACCCC"/>
+    <w:semiHidden/>
     <w:rPr>
       <w:color w:val="9933FF"/>
       <w:shd w:color="auto" w:fill="FACCCC" w:val="clear"/>
@@ -3189,6 +3407,7 @@
   </w:style>
   <w:style w:customStyle="1" w:styleId="Color9933FFBgFFEBCC" w:type="character">
     <w:name w:val="Color9933FFBgFFEBCC"/>
+    <w:semiHidden/>
     <w:rPr>
       <w:color w:val="9933FF"/>
       <w:shd w:color="auto" w:fill="FFEBCC" w:val="clear"/>
@@ -3196,6 +3415,7 @@
   </w:style>
   <w:style w:customStyle="1" w:styleId="Color9933FFBgFFFFCC" w:type="character">
     <w:name w:val="Color9933FFBgFFFFCC"/>
+    <w:semiHidden/>
     <w:rPr>
       <w:color w:val="9933FF"/>
       <w:shd w:color="auto" w:fill="FFFFCC" w:val="clear"/>
@@ -3203,6 +3423,7 @@
   </w:style>
   <w:style w:customStyle="1" w:styleId="Color9933FFBgCCE8CC" w:type="character">
     <w:name w:val="Color9933FFBgCCE8CC"/>
+    <w:semiHidden/>
     <w:rPr>
       <w:color w:val="9933FF"/>
       <w:shd w:color="auto" w:fill="CCE8CC" w:val="clear"/>
@@ -3210,6 +3431,7 @@
   </w:style>
   <w:style w:customStyle="1" w:styleId="Color9933FFBgCCE0F5" w:type="character">
     <w:name w:val="Color9933FFBgCCE0F5"/>
+    <w:semiHidden/>
     <w:rPr>
       <w:color w:val="9933FF"/>
       <w:shd w:color="auto" w:fill="CCE0F5" w:val="clear"/>
@@ -3217,6 +3439,7 @@
   </w:style>
   <w:style w:customStyle="1" w:styleId="Color9933FFBgEBD6FF" w:type="character">
     <w:name w:val="Color9933FFBgEBD6FF"/>
+    <w:semiHidden/>
     <w:rPr>
       <w:color w:val="9933FF"/>
       <w:shd w:color="auto" w:fill="EBD6FF" w:val="clear"/>
@@ -3224,6 +3447,7 @@
   </w:style>
   <w:style w:customStyle="1" w:styleId="Color9933FFBgBBBBBB" w:type="character">
     <w:name w:val="Color9933FFBgBBBBBB"/>
+    <w:semiHidden/>
     <w:rPr>
       <w:color w:val="9933FF"/>
       <w:shd w:color="auto" w:fill="BBBBBB" w:val="clear"/>
@@ -3231,6 +3455,7 @@
   </w:style>
   <w:style w:customStyle="1" w:styleId="Color9933FFBgF06666" w:type="character">
     <w:name w:val="Color9933FFBgF06666"/>
+    <w:semiHidden/>
     <w:rPr>
       <w:color w:val="9933FF"/>
       <w:shd w:color="auto" w:fill="F06666" w:val="clear"/>
@@ -3238,6 +3463,7 @@
   </w:style>
   <w:style w:customStyle="1" w:styleId="Color9933FFBgFFC266" w:type="character">
     <w:name w:val="Color9933FFBgFFC266"/>
+    <w:semiHidden/>
     <w:rPr>
       <w:color w:val="9933FF"/>
       <w:shd w:color="auto" w:fill="FFC266" w:val="clear"/>
@@ -3245,6 +3471,7 @@
   </w:style>
   <w:style w:customStyle="1" w:styleId="Color9933FFBgFFFF66" w:type="character">
     <w:name w:val="Color9933FFBgFFFF66"/>
+    <w:semiHidden/>
     <w:rPr>
       <w:color w:val="9933FF"/>
       <w:shd w:color="auto" w:fill="FFFF66" w:val="clear"/>
@@ -3252,6 +3479,7 @@
   </w:style>
   <w:style w:customStyle="1" w:styleId="Color9933FFBg66B966" w:type="character">
     <w:name w:val="Color9933FFBg66B966"/>
+    <w:semiHidden/>
     <w:rPr>
       <w:color w:val="9933FF"/>
       <w:shd w:color="auto" w:fill="66B966" w:val="clear"/>
@@ -3259,6 +3487,7 @@
   </w:style>
   <w:style w:customStyle="1" w:styleId="Color9933FFBg66A3E0" w:type="character">
     <w:name w:val="Color9933FFBg66A3E0"/>
+    <w:semiHidden/>
     <w:rPr>
       <w:color w:val="9933FF"/>
       <w:shd w:color="auto" w:fill="66A3E0" w:val="clear"/>
@@ -3266,6 +3495,7 @@
   </w:style>
   <w:style w:customStyle="1" w:styleId="Color9933FFBgC285FF" w:type="character">
     <w:name w:val="Color9933FFBgC285FF"/>
+    <w:semiHidden/>
     <w:rPr>
       <w:color w:val="9933FF"/>
       <w:shd w:color="auto" w:fill="C285FF" w:val="clear"/>
@@ -3273,6 +3503,7 @@
   </w:style>
   <w:style w:customStyle="1" w:styleId="Color9933FFBg888888" w:type="character">
     <w:name w:val="Color9933FFBg888888"/>
+    <w:semiHidden/>
     <w:rPr>
       <w:color w:val="9933FF"/>
       <w:shd w:color="auto" w:fill="888888" w:val="clear"/>
@@ -3280,6 +3511,7 @@
   </w:style>
   <w:style w:customStyle="1" w:styleId="Color9933FFBgA10000" w:type="character">
     <w:name w:val="Color9933FFBgA10000"/>
+    <w:semiHidden/>
     <w:rPr>
       <w:color w:val="9933FF"/>
       <w:shd w:color="auto" w:fill="A10000" w:val="clear"/>
@@ -3287,6 +3519,7 @@
   </w:style>
   <w:style w:customStyle="1" w:styleId="Color9933FFBgB26B00" w:type="character">
     <w:name w:val="Color9933FFBgB26B00"/>
+    <w:semiHidden/>
     <w:rPr>
       <w:color w:val="9933FF"/>
       <w:shd w:color="auto" w:fill="B26B00" w:val="clear"/>
@@ -3294,6 +3527,7 @@
   </w:style>
   <w:style w:customStyle="1" w:styleId="Color9933FFBgB2B200" w:type="character">
     <w:name w:val="Color9933FFBgB2B200"/>
+    <w:semiHidden/>
     <w:rPr>
       <w:color w:val="9933FF"/>
       <w:shd w:color="auto" w:fill="B2B200" w:val="clear"/>
@@ -3301,6 +3535,7 @@
   </w:style>
   <w:style w:customStyle="1" w:styleId="Color9933FFBg006100" w:type="character">
     <w:name w:val="Color9933FFBg006100"/>
+    <w:semiHidden/>
     <w:rPr>
       <w:color w:val="9933FF"/>
       <w:shd w:color="auto" w:fill="006100" w:val="clear"/>
@@ -3308,6 +3543,7 @@
   </w:style>
   <w:style w:customStyle="1" w:styleId="Color9933FFBg0047B2" w:type="character">
     <w:name w:val="Color9933FFBg0047B2"/>
+    <w:semiHidden/>
     <w:rPr>
       <w:color w:val="9933FF"/>
       <w:shd w:color="auto" w:fill="0047B2" w:val="clear"/>
@@ -3315,6 +3551,7 @@
   </w:style>
   <w:style w:customStyle="1" w:styleId="Color9933FFBg6B24B2" w:type="character">
     <w:name w:val="Color9933FFBg6B24B2"/>
+    <w:semiHidden/>
     <w:rPr>
       <w:color w:val="9933FF"/>
       <w:shd w:color="auto" w:fill="6B24B2" w:val="clear"/>
@@ -3322,6 +3559,7 @@
   </w:style>
   <w:style w:customStyle="1" w:styleId="Color9933FFBg444444" w:type="character">
     <w:name w:val="Color9933FFBg444444"/>
+    <w:semiHidden/>
     <w:rPr>
       <w:color w:val="9933FF"/>
       <w:shd w:color="auto" w:fill="444444" w:val="clear"/>
@@ -3329,6 +3567,7 @@
   </w:style>
   <w:style w:customStyle="1" w:styleId="Color9933FFBg5C0000" w:type="character">
     <w:name w:val="Color9933FFBg5C0000"/>
+    <w:semiHidden/>
     <w:rPr>
       <w:color w:val="9933FF"/>
       <w:shd w:color="auto" w:fill="5C0000" w:val="clear"/>
@@ -3336,6 +3575,7 @@
   </w:style>
   <w:style w:customStyle="1" w:styleId="Color9933FFBg663D00" w:type="character">
     <w:name w:val="Color9933FFBg663D00"/>
+    <w:semiHidden/>
     <w:rPr>
       <w:color w:val="9933FF"/>
       <w:shd w:color="auto" w:fill="663D00" w:val="clear"/>
@@ -3343,6 +3583,7 @@
   </w:style>
   <w:style w:customStyle="1" w:styleId="Color9933FFBg666600" w:type="character">
     <w:name w:val="Color9933FFBg666600"/>
+    <w:semiHidden/>
     <w:rPr>
       <w:color w:val="9933FF"/>
       <w:shd w:color="auto" w:fill="666600" w:val="clear"/>
@@ -3350,6 +3591,7 @@
   </w:style>
   <w:style w:customStyle="1" w:styleId="Color9933FFBg003700" w:type="character">
     <w:name w:val="Color9933FFBg003700"/>
+    <w:semiHidden/>
     <w:rPr>
       <w:color w:val="9933FF"/>
       <w:shd w:color="auto" w:fill="003700" w:val="clear"/>
@@ -3357,6 +3599,7 @@
   </w:style>
   <w:style w:customStyle="1" w:styleId="Color9933FFBg002966" w:type="character">
     <w:name w:val="Color9933FFBg002966"/>
+    <w:semiHidden/>
     <w:rPr>
       <w:color w:val="9933FF"/>
       <w:shd w:color="auto" w:fill="002966" w:val="clear"/>
@@ -3364,6 +3607,7 @@
   </w:style>
   <w:style w:customStyle="1" w:styleId="Color9933FFBg3D1466" w:type="character">
     <w:name w:val="Color9933FFBg3D1466"/>
+    <w:semiHidden/>
     <w:rPr>
       <w:color w:val="9933FF"/>
       <w:shd w:color="auto" w:fill="3D1466" w:val="clear"/>
@@ -3371,12 +3615,14 @@
   </w:style>
   <w:style w:customStyle="1" w:styleId="ColorFFFFFF" w:type="character">
     <w:name w:val="ColorFFFFFF"/>
+    <w:semiHidden/>
     <w:rPr>
       <w:color w:val="FFFFFF"/>
     </w:rPr>
   </w:style>
   <w:style w:customStyle="1" w:styleId="ColorFFFFFFBgE60000" w:type="character">
     <w:name w:val="ColorFFFFFFBgE60000"/>
+    <w:semiHidden/>
     <w:rPr>
       <w:color w:val="FFFFFF"/>
       <w:shd w:color="auto" w:fill="E60000" w:val="clear"/>
@@ -3384,6 +3630,7 @@
   </w:style>
   <w:style w:customStyle="1" w:styleId="ColorFFFFFFBgFF9900" w:type="character">
     <w:name w:val="ColorFFFFFFBgFF9900"/>
+    <w:semiHidden/>
     <w:rPr>
       <w:color w:val="FFFFFF"/>
       <w:shd w:color="auto" w:fill="FF9900" w:val="clear"/>
@@ -3391,6 +3638,7 @@
   </w:style>
   <w:style w:customStyle="1" w:styleId="ColorFFFFFFBgFFFF00" w:type="character">
     <w:name w:val="ColorFFFFFFBgFFFF00"/>
+    <w:semiHidden/>
     <w:rPr>
       <w:color w:val="FFFFFF"/>
       <w:shd w:color="auto" w:fill="FFFF00" w:val="clear"/>
@@ -3398,6 +3646,7 @@
   </w:style>
   <w:style w:customStyle="1" w:styleId="ColorFFFFFFBg008A00" w:type="character">
     <w:name w:val="ColorFFFFFFBg008A00"/>
+    <w:semiHidden/>
     <w:rPr>
       <w:color w:val="FFFFFF"/>
       <w:shd w:color="auto" w:fill="008A00" w:val="clear"/>
@@ -3405,6 +3654,7 @@
   </w:style>
   <w:style w:customStyle="1" w:styleId="ColorFFFFFFBg0066CC" w:type="character">
     <w:name w:val="ColorFFFFFFBg0066CC"/>
+    <w:semiHidden/>
     <w:rPr>
       <w:color w:val="FFFFFF"/>
       <w:shd w:color="auto" w:fill="0066CC" w:val="clear"/>
@@ -3412,6 +3662,7 @@
   </w:style>
   <w:style w:customStyle="1" w:styleId="ColorFFFFFFBg9933FF" w:type="character">
     <w:name w:val="ColorFFFFFFBg9933FF"/>
+    <w:semiHidden/>
     <w:rPr>
       <w:color w:val="FFFFFF"/>
       <w:shd w:color="auto" w:fill="9933FF" w:val="clear"/>
@@ -3419,6 +3670,7 @@
   </w:style>
   <w:style w:customStyle="1" w:styleId="ColorFFFFFFBgFFFFFF" w:type="character">
     <w:name w:val="ColorFFFFFFBgFFFFFF"/>
+    <w:semiHidden/>
     <w:rPr>
       <w:color w:val="FFFFFF"/>
       <w:shd w:color="auto" w:fill="FFFFFF" w:val="clear"/>
@@ -3426,6 +3678,7 @@
   </w:style>
   <w:style w:customStyle="1" w:styleId="ColorFFFFFFBgFACCCC" w:type="character">
     <w:name w:val="ColorFFFFFFBgFACCCC"/>
+    <w:semiHidden/>
     <w:rPr>
       <w:color w:val="FFFFFF"/>
       <w:shd w:color="auto" w:fill="FACCCC" w:val="clear"/>
@@ -3433,6 +3686,7 @@
   </w:style>
   <w:style w:customStyle="1" w:styleId="ColorFFFFFFBgFFEBCC" w:type="character">
     <w:name w:val="ColorFFFFFFBgFFEBCC"/>
+    <w:semiHidden/>
     <w:rPr>
       <w:color w:val="FFFFFF"/>
       <w:shd w:color="auto" w:fill="FFEBCC" w:val="clear"/>
@@ -3440,6 +3694,7 @@
   </w:style>
   <w:style w:customStyle="1" w:styleId="ColorFFFFFFBgFFFFCC" w:type="character">
     <w:name w:val="ColorFFFFFFBgFFFFCC"/>
+    <w:semiHidden/>
     <w:rPr>
       <w:color w:val="FFFFFF"/>
       <w:shd w:color="auto" w:fill="FFFFCC" w:val="clear"/>
@@ -3447,6 +3702,7 @@
   </w:style>
   <w:style w:customStyle="1" w:styleId="ColorFFFFFFBgCCE8CC" w:type="character">
     <w:name w:val="ColorFFFFFFBgCCE8CC"/>
+    <w:semiHidden/>
     <w:rPr>
       <w:color w:val="FFFFFF"/>
       <w:shd w:color="auto" w:fill="CCE8CC" w:val="clear"/>
@@ -3454,6 +3710,7 @@
   </w:style>
   <w:style w:customStyle="1" w:styleId="ColorFFFFFFBgCCE0F5" w:type="character">
     <w:name w:val="ColorFFFFFFBgCCE0F5"/>
+    <w:semiHidden/>
     <w:rPr>
       <w:color w:val="FFFFFF"/>
       <w:shd w:color="auto" w:fill="CCE0F5" w:val="clear"/>
@@ -3461,6 +3718,7 @@
   </w:style>
   <w:style w:customStyle="1" w:styleId="ColorFFFFFFBgEBD6FF" w:type="character">
     <w:name w:val="ColorFFFFFFBgEBD6FF"/>
+    <w:semiHidden/>
     <w:rPr>
       <w:color w:val="FFFFFF"/>
       <w:shd w:color="auto" w:fill="EBD6FF" w:val="clear"/>
@@ -3468,6 +3726,7 @@
   </w:style>
   <w:style w:customStyle="1" w:styleId="ColorFFFFFFBgBBBBBB" w:type="character">
     <w:name w:val="ColorFFFFFFBgBBBBBB"/>
+    <w:semiHidden/>
     <w:rPr>
       <w:color w:val="FFFFFF"/>
       <w:shd w:color="auto" w:fill="BBBBBB" w:val="clear"/>
@@ -3475,6 +3734,7 @@
   </w:style>
   <w:style w:customStyle="1" w:styleId="ColorFFFFFFBgF06666" w:type="character">
     <w:name w:val="ColorFFFFFFBgF06666"/>
+    <w:semiHidden/>
     <w:rPr>
       <w:color w:val="FFFFFF"/>
       <w:shd w:color="auto" w:fill="F06666" w:val="clear"/>
@@ -3482,6 +3742,7 @@
   </w:style>
   <w:style w:customStyle="1" w:styleId="ColorFFFFFFBgFFC266" w:type="character">
     <w:name w:val="ColorFFFFFFBgFFC266"/>
+    <w:semiHidden/>
     <w:rPr>
       <w:color w:val="FFFFFF"/>
       <w:shd w:color="auto" w:fill="FFC266" w:val="clear"/>
@@ -3489,6 +3750,7 @@
   </w:style>
   <w:style w:customStyle="1" w:styleId="ColorFFFFFFBgFFFF66" w:type="character">
     <w:name w:val="ColorFFFFFFBgFFFF66"/>
+    <w:semiHidden/>
     <w:rPr>
       <w:color w:val="FFFFFF"/>
       <w:shd w:color="auto" w:fill="FFFF66" w:val="clear"/>
@@ -3496,6 +3758,7 @@
   </w:style>
   <w:style w:customStyle="1" w:styleId="ColorFFFFFFBg66B966" w:type="character">
     <w:name w:val="ColorFFFFFFBg66B966"/>
+    <w:semiHidden/>
     <w:rPr>
       <w:color w:val="FFFFFF"/>
       <w:shd w:color="auto" w:fill="66B966" w:val="clear"/>
@@ -3503,6 +3766,7 @@
   </w:style>
   <w:style w:customStyle="1" w:styleId="ColorFFFFFFBg66A3E0" w:type="character">
     <w:name w:val="ColorFFFFFFBg66A3E0"/>
+    <w:semiHidden/>
     <w:rPr>
       <w:color w:val="FFFFFF"/>
       <w:shd w:color="auto" w:fill="66A3E0" w:val="clear"/>
@@ -3510,6 +3774,7 @@
   </w:style>
   <w:style w:customStyle="1" w:styleId="ColorFFFFFFBgC285FF" w:type="character">
     <w:name w:val="ColorFFFFFFBgC285FF"/>
+    <w:semiHidden/>
     <w:rPr>
       <w:color w:val="FFFFFF"/>
       <w:shd w:color="auto" w:fill="C285FF" w:val="clear"/>
@@ -3517,6 +3782,7 @@
   </w:style>
   <w:style w:customStyle="1" w:styleId="ColorFFFFFFBg888888" w:type="character">
     <w:name w:val="ColorFFFFFFBg888888"/>
+    <w:semiHidden/>
     <w:rPr>
       <w:color w:val="FFFFFF"/>
       <w:shd w:color="auto" w:fill="888888" w:val="clear"/>
@@ -3524,6 +3790,7 @@
   </w:style>
   <w:style w:customStyle="1" w:styleId="ColorFFFFFFBgA10000" w:type="character">
     <w:name w:val="ColorFFFFFFBgA10000"/>
+    <w:semiHidden/>
     <w:rPr>
       <w:color w:val="FFFFFF"/>
       <w:shd w:color="auto" w:fill="A10000" w:val="clear"/>
@@ -3531,6 +3798,7 @@
   </w:style>
   <w:style w:customStyle="1" w:styleId="ColorFFFFFFBgB26B00" w:type="character">
     <w:name w:val="ColorFFFFFFBgB26B00"/>
+    <w:semiHidden/>
     <w:rPr>
       <w:color w:val="FFFFFF"/>
       <w:shd w:color="auto" w:fill="B26B00" w:val="clear"/>
@@ -3538,6 +3806,7 @@
   </w:style>
   <w:style w:customStyle="1" w:styleId="ColorFFFFFFBgB2B200" w:type="character">
     <w:name w:val="ColorFFFFFFBgB2B200"/>
+    <w:semiHidden/>
     <w:rPr>
       <w:color w:val="FFFFFF"/>
       <w:shd w:color="auto" w:fill="B2B200" w:val="clear"/>
@@ -3545,6 +3814,7 @@
   </w:style>
   <w:style w:customStyle="1" w:styleId="ColorFFFFFFBg006100" w:type="character">
     <w:name w:val="ColorFFFFFFBg006100"/>
+    <w:semiHidden/>
     <w:rPr>
       <w:color w:val="FFFFFF"/>
       <w:shd w:color="auto" w:fill="006100" w:val="clear"/>
@@ -3552,6 +3822,7 @@
   </w:style>
   <w:style w:customStyle="1" w:styleId="ColorFFFFFFBg0047B2" w:type="character">
     <w:name w:val="ColorFFFFFFBg0047B2"/>
+    <w:semiHidden/>
     <w:rPr>
       <w:color w:val="FFFFFF"/>
       <w:shd w:color="auto" w:fill="0047B2" w:val="clear"/>
@@ -3559,6 +3830,7 @@
   </w:style>
   <w:style w:customStyle="1" w:styleId="ColorFFFFFFBg6B24B2" w:type="character">
     <w:name w:val="ColorFFFFFFBg6B24B2"/>
+    <w:semiHidden/>
     <w:rPr>
       <w:color w:val="FFFFFF"/>
       <w:shd w:color="auto" w:fill="6B24B2" w:val="clear"/>
@@ -3566,6 +3838,7 @@
   </w:style>
   <w:style w:customStyle="1" w:styleId="ColorFFFFFFBg444444" w:type="character">
     <w:name w:val="ColorFFFFFFBg444444"/>
+    <w:semiHidden/>
     <w:rPr>
       <w:color w:val="FFFFFF"/>
       <w:shd w:color="auto" w:fill="444444" w:val="clear"/>
@@ -3573,6 +3846,7 @@
   </w:style>
   <w:style w:customStyle="1" w:styleId="ColorFFFFFFBg5C0000" w:type="character">
     <w:name w:val="ColorFFFFFFBg5C0000"/>
+    <w:semiHidden/>
     <w:rPr>
       <w:color w:val="FFFFFF"/>
       <w:shd w:color="auto" w:fill="5C0000" w:val="clear"/>
@@ -3580,6 +3854,7 @@
   </w:style>
   <w:style w:customStyle="1" w:styleId="ColorFFFFFFBg663D00" w:type="character">
     <w:name w:val="ColorFFFFFFBg663D00"/>
+    <w:semiHidden/>
     <w:rPr>
       <w:color w:val="FFFFFF"/>
       <w:shd w:color="auto" w:fill="663D00" w:val="clear"/>
@@ -3587,6 +3862,7 @@
   </w:style>
   <w:style w:customStyle="1" w:styleId="ColorFFFFFFBg666600" w:type="character">
     <w:name w:val="ColorFFFFFFBg666600"/>
+    <w:semiHidden/>
     <w:rPr>
       <w:color w:val="FFFFFF"/>
       <w:shd w:color="auto" w:fill="666600" w:val="clear"/>
@@ -3594,6 +3870,7 @@
   </w:style>
   <w:style w:customStyle="1" w:styleId="ColorFFFFFFBg003700" w:type="character">
     <w:name w:val="ColorFFFFFFBg003700"/>
+    <w:semiHidden/>
     <w:rPr>
       <w:color w:val="FFFFFF"/>
       <w:shd w:color="auto" w:fill="003700" w:val="clear"/>
@@ -3601,6 +3878,7 @@
   </w:style>
   <w:style w:customStyle="1" w:styleId="ColorFFFFFFBg002966" w:type="character">
     <w:name w:val="ColorFFFFFFBg002966"/>
+    <w:semiHidden/>
     <w:rPr>
       <w:color w:val="FFFFFF"/>
       <w:shd w:color="auto" w:fill="002966" w:val="clear"/>
@@ -3608,6 +3886,7 @@
   </w:style>
   <w:style w:customStyle="1" w:styleId="ColorFFFFFFBg3D1466" w:type="character">
     <w:name w:val="ColorFFFFFFBg3D1466"/>
+    <w:semiHidden/>
     <w:rPr>
       <w:color w:val="FFFFFF"/>
       <w:shd w:color="auto" w:fill="3D1466" w:val="clear"/>
@@ -3615,12 +3894,14 @@
   </w:style>
   <w:style w:customStyle="1" w:styleId="ColorFACCCC" w:type="character">
     <w:name w:val="ColorFACCCC"/>
+    <w:semiHidden/>
     <w:rPr>
       <w:color w:val="FACCCC"/>
     </w:rPr>
   </w:style>
   <w:style w:customStyle="1" w:styleId="ColorFACCCCBgE60000" w:type="character">
     <w:name w:val="ColorFACCCCBgE60000"/>
+    <w:semiHidden/>
     <w:rPr>
       <w:color w:val="FACCCC"/>
       <w:shd w:color="auto" w:fill="E60000" w:val="clear"/>
@@ -3628,6 +3909,7 @@
   </w:style>
   <w:style w:customStyle="1" w:styleId="ColorFACCCCBgFF9900" w:type="character">
     <w:name w:val="ColorFACCCCBgFF9900"/>
+    <w:semiHidden/>
     <w:rPr>
       <w:color w:val="FACCCC"/>
       <w:shd w:color="auto" w:fill="FF9900" w:val="clear"/>
@@ -3635,6 +3917,7 @@
   </w:style>
   <w:style w:customStyle="1" w:styleId="ColorFACCCCBgFFFF00" w:type="character">
     <w:name w:val="ColorFACCCCBgFFFF00"/>
+    <w:semiHidden/>
     <w:rPr>
       <w:color w:val="FACCCC"/>
       <w:shd w:color="auto" w:fill="FFFF00" w:val="clear"/>
@@ -3642,6 +3925,7 @@
   </w:style>
   <w:style w:customStyle="1" w:styleId="ColorFACCCCBg008A00" w:type="character">
     <w:name w:val="ColorFACCCCBg008A00"/>
+    <w:semiHidden/>
     <w:rPr>
       <w:color w:val="FACCCC"/>
       <w:shd w:color="auto" w:fill="008A00" w:val="clear"/>
@@ -3649,6 +3933,7 @@
   </w:style>
   <w:style w:customStyle="1" w:styleId="ColorFACCCCBg0066CC" w:type="character">
     <w:name w:val="ColorFACCCCBg0066CC"/>
+    <w:semiHidden/>
     <w:rPr>
       <w:color w:val="FACCCC"/>
       <w:shd w:color="auto" w:fill="0066CC" w:val="clear"/>
@@ -3656,6 +3941,7 @@
   </w:style>
   <w:style w:customStyle="1" w:styleId="ColorFACCCCBg9933FF" w:type="character">
     <w:name w:val="ColorFACCCCBg9933FF"/>
+    <w:semiHidden/>
     <w:rPr>
       <w:color w:val="FACCCC"/>
       <w:shd w:color="auto" w:fill="9933FF" w:val="clear"/>
@@ -3663,6 +3949,7 @@
   </w:style>
   <w:style w:customStyle="1" w:styleId="ColorFACCCCBgFFFFFF" w:type="character">
     <w:name w:val="ColorFACCCCBgFFFFFF"/>
+    <w:semiHidden/>
     <w:rPr>
       <w:color w:val="FACCCC"/>
       <w:shd w:color="auto" w:fill="FFFFFF" w:val="clear"/>
@@ -3670,6 +3957,7 @@
   </w:style>
   <w:style w:customStyle="1" w:styleId="ColorFACCCCBgFACCCC" w:type="character">
     <w:name w:val="ColorFACCCCBgFACCCC"/>
+    <w:semiHidden/>
     <w:rPr>
       <w:color w:val="FACCCC"/>
       <w:shd w:color="auto" w:fill="FACCCC" w:val="clear"/>
@@ -3677,6 +3965,7 @@
   </w:style>
   <w:style w:customStyle="1" w:styleId="ColorFACCCCBgFFEBCC" w:type="character">
     <w:name w:val="ColorFACCCCBgFFEBCC"/>
+    <w:semiHidden/>
     <w:rPr>
       <w:color w:val="FACCCC"/>
       <w:shd w:color="auto" w:fill="FFEBCC" w:val="clear"/>
@@ -3684,6 +3973,7 @@
   </w:style>
   <w:style w:customStyle="1" w:styleId="ColorFACCCCBgFFFFCC" w:type="character">
     <w:name w:val="ColorFACCCCBgFFFFCC"/>
+    <w:semiHidden/>
     <w:rPr>
       <w:color w:val="FACCCC"/>
       <w:shd w:color="auto" w:fill="FFFFCC" w:val="clear"/>
@@ -3691,6 +3981,7 @@
   </w:style>
   <w:style w:customStyle="1" w:styleId="ColorFACCCCBgCCE8CC" w:type="character">
     <w:name w:val="ColorFACCCCBgCCE8CC"/>
+    <w:semiHidden/>
     <w:rPr>
       <w:color w:val="FACCCC"/>
       <w:shd w:color="auto" w:fill="CCE8CC" w:val="clear"/>
@@ -3698,6 +3989,7 @@
   </w:style>
   <w:style w:customStyle="1" w:styleId="ColorFACCCCBgCCE0F5" w:type="character">
     <w:name w:val="ColorFACCCCBgCCE0F5"/>
+    <w:semiHidden/>
     <w:rPr>
       <w:color w:val="FACCCC"/>
       <w:shd w:color="auto" w:fill="CCE0F5" w:val="clear"/>
@@ -3705,6 +3997,7 @@
   </w:style>
   <w:style w:customStyle="1" w:styleId="ColorFACCCCBgEBD6FF" w:type="character">
     <w:name w:val="ColorFACCCCBgEBD6FF"/>
+    <w:semiHidden/>
     <w:rPr>
       <w:color w:val="FACCCC"/>
       <w:shd w:color="auto" w:fill="EBD6FF" w:val="clear"/>
@@ -3712,6 +4005,7 @@
   </w:style>
   <w:style w:customStyle="1" w:styleId="ColorFACCCCBgBBBBBB" w:type="character">
     <w:name w:val="ColorFACCCCBgBBBBBB"/>
+    <w:semiHidden/>
     <w:rPr>
       <w:color w:val="FACCCC"/>
       <w:shd w:color="auto" w:fill="BBBBBB" w:val="clear"/>
@@ -3719,6 +4013,7 @@
   </w:style>
   <w:style w:customStyle="1" w:styleId="ColorFACCCCBgF06666" w:type="character">
     <w:name w:val="ColorFACCCCBgF06666"/>
+    <w:semiHidden/>
     <w:rPr>
       <w:color w:val="FACCCC"/>
       <w:shd w:color="auto" w:fill="F06666" w:val="clear"/>
@@ -3726,6 +4021,7 @@
   </w:style>
   <w:style w:customStyle="1" w:styleId="ColorFACCCCBgFFC266" w:type="character">
     <w:name w:val="ColorFACCCCBgFFC266"/>
+    <w:semiHidden/>
     <w:rPr>
       <w:color w:val="FACCCC"/>
       <w:shd w:color="auto" w:fill="FFC266" w:val="clear"/>
@@ -3733,6 +4029,7 @@
   </w:style>
   <w:style w:customStyle="1" w:styleId="ColorFACCCCBgFFFF66" w:type="character">
     <w:name w:val="ColorFACCCCBgFFFF66"/>
+    <w:semiHidden/>
     <w:rPr>
       <w:color w:val="FACCCC"/>
       <w:shd w:color="auto" w:fill="FFFF66" w:val="clear"/>
@@ -3740,6 +4037,7 @@
   </w:style>
   <w:style w:customStyle="1" w:styleId="ColorFACCCCBg66B966" w:type="character">
     <w:name w:val="ColorFACCCCBg66B966"/>
+    <w:semiHidden/>
     <w:rPr>
       <w:color w:val="FACCCC"/>
       <w:shd w:color="auto" w:fill="66B966" w:val="clear"/>
@@ -3747,6 +4045,7 @@
   </w:style>
   <w:style w:customStyle="1" w:styleId="ColorFACCCCBg66A3E0" w:type="character">
     <w:name w:val="ColorFACCCCBg66A3E0"/>
+    <w:semiHidden/>
     <w:rPr>
       <w:color w:val="FACCCC"/>
       <w:shd w:color="auto" w:fill="66A3E0" w:val="clear"/>
@@ -3754,6 +4053,7 @@
   </w:style>
   <w:style w:customStyle="1" w:styleId="ColorFACCCCBgC285FF" w:type="character">
     <w:name w:val="ColorFACCCCBgC285FF"/>
+    <w:semiHidden/>
     <w:rPr>
       <w:color w:val="FACCCC"/>
       <w:shd w:color="auto" w:fill="C285FF" w:val="clear"/>
@@ -3761,6 +4061,7 @@
   </w:style>
   <w:style w:customStyle="1" w:styleId="ColorFACCCCBg888888" w:type="character">
     <w:name w:val="ColorFACCCCBg888888"/>
+    <w:semiHidden/>
     <w:rPr>
       <w:color w:val="FACCCC"/>
       <w:shd w:color="auto" w:fill="888888" w:val="clear"/>
@@ -3768,6 +4069,7 @@
   </w:style>
   <w:style w:customStyle="1" w:styleId="ColorFACCCCBgA10000" w:type="character">
     <w:name w:val="ColorFACCCCBgA10000"/>
+    <w:semiHidden/>
     <w:rPr>
       <w:color w:val="FACCCC"/>
       <w:shd w:color="auto" w:fill="A10000" w:val="clear"/>
@@ -3775,6 +4077,7 @@
   </w:style>
   <w:style w:customStyle="1" w:styleId="ColorFACCCCBgB26B00" w:type="character">
     <w:name w:val="ColorFACCCCBgB26B00"/>
+    <w:semiHidden/>
     <w:rPr>
       <w:color w:val="FACCCC"/>
       <w:shd w:color="auto" w:fill="B26B00" w:val="clear"/>
@@ -3782,6 +4085,7 @@
   </w:style>
   <w:style w:customStyle="1" w:styleId="ColorFACCCCBgB2B200" w:type="character">
     <w:name w:val="ColorFACCCCBgB2B200"/>
+    <w:semiHidden/>
     <w:rPr>
       <w:color w:val="FACCCC"/>
       <w:shd w:color="auto" w:fill="B2B200" w:val="clear"/>
@@ -3789,6 +4093,7 @@
   </w:style>
   <w:style w:customStyle="1" w:styleId="ColorFACCCCBg006100" w:type="character">
     <w:name w:val="ColorFACCCCBg006100"/>
+    <w:semiHidden/>
     <w:rPr>
       <w:color w:val="FACCCC"/>
       <w:shd w:color="auto" w:fill="006100" w:val="clear"/>
@@ -3796,6 +4101,7 @@
   </w:style>
   <w:style w:customStyle="1" w:styleId="ColorFACCCCBg0047B2" w:type="character">
     <w:name w:val="ColorFACCCCBg0047B2"/>
+    <w:semiHidden/>
     <w:rPr>
       <w:color w:val="FACCCC"/>
       <w:shd w:color="auto" w:fill="0047B2" w:val="clear"/>
@@ -3803,6 +4109,7 @@
   </w:style>
   <w:style w:customStyle="1" w:styleId="ColorFACCCCBg6B24B2" w:type="character">
     <w:name w:val="ColorFACCCCBg6B24B2"/>
+    <w:semiHidden/>
     <w:rPr>
       <w:color w:val="FACCCC"/>
       <w:shd w:color="auto" w:fill="6B24B2" w:val="clear"/>
@@ -3810,6 +4117,7 @@
   </w:style>
   <w:style w:customStyle="1" w:styleId="ColorFACCCCBg444444" w:type="character">
     <w:name w:val="ColorFACCCCBg444444"/>
+    <w:semiHidden/>
     <w:rPr>
       <w:color w:val="FACCCC"/>
       <w:shd w:color="auto" w:fill="444444" w:val="clear"/>
@@ -3817,6 +4125,7 @@
   </w:style>
   <w:style w:customStyle="1" w:styleId="ColorFACCCCBg5C0000" w:type="character">
     <w:name w:val="ColorFACCCCBg5C0000"/>
+    <w:semiHidden/>
     <w:rPr>
       <w:color w:val="FACCCC"/>
       <w:shd w:color="auto" w:fill="5C0000" w:val="clear"/>
@@ -3824,6 +4133,7 @@
   </w:style>
   <w:style w:customStyle="1" w:styleId="ColorFACCCCBg663D00" w:type="character">
     <w:name w:val="ColorFACCCCBg663D00"/>
+    <w:semiHidden/>
     <w:rPr>
       <w:color w:val="FACCCC"/>
       <w:shd w:color="auto" w:fill="663D00" w:val="clear"/>
@@ -3831,6 +4141,7 @@
   </w:style>
   <w:style w:customStyle="1" w:styleId="ColorFACCCCBg666600" w:type="character">
     <w:name w:val="ColorFACCCCBg666600"/>
+    <w:semiHidden/>
     <w:rPr>
       <w:color w:val="FACCCC"/>
       <w:shd w:color="auto" w:fill="666600" w:val="clear"/>
@@ -3838,6 +4149,7 @@
   </w:style>
   <w:style w:customStyle="1" w:styleId="ColorFACCCCBg003700" w:type="character">
     <w:name w:val="ColorFACCCCBg003700"/>
+    <w:semiHidden/>
     <w:rPr>
       <w:color w:val="FACCCC"/>
       <w:shd w:color="auto" w:fill="003700" w:val="clear"/>
@@ -3845,6 +4157,7 @@
   </w:style>
   <w:style w:customStyle="1" w:styleId="ColorFACCCCBg002966" w:type="character">
     <w:name w:val="ColorFACCCCBg002966"/>
+    <w:semiHidden/>
     <w:rPr>
       <w:color w:val="FACCCC"/>
       <w:shd w:color="auto" w:fill="002966" w:val="clear"/>
@@ -3852,6 +4165,7 @@
   </w:style>
   <w:style w:customStyle="1" w:styleId="ColorFACCCCBg3D1466" w:type="character">
     <w:name w:val="ColorFACCCCBg3D1466"/>
+    <w:semiHidden/>
     <w:rPr>
       <w:color w:val="FACCCC"/>
       <w:shd w:color="auto" w:fill="3D1466" w:val="clear"/>
@@ -3859,12 +4173,14 @@
   </w:style>
   <w:style w:customStyle="1" w:styleId="ColorFFEBCC" w:type="character">
     <w:name w:val="ColorFFEBCC"/>
+    <w:semiHidden/>
     <w:rPr>
       <w:color w:val="FFEBCC"/>
     </w:rPr>
   </w:style>
   <w:style w:customStyle="1" w:styleId="ColorFFEBCCBgE60000" w:type="character">
     <w:name w:val="ColorFFEBCCBgE60000"/>
+    <w:semiHidden/>
     <w:rPr>
       <w:color w:val="FFEBCC"/>
       <w:shd w:color="auto" w:fill="E60000" w:val="clear"/>
@@ -3872,6 +4188,7 @@
   </w:style>
   <w:style w:customStyle="1" w:styleId="ColorFFEBCCBgFF9900" w:type="character">
     <w:name w:val="ColorFFEBCCBgFF9900"/>
+    <w:semiHidden/>
     <w:rPr>
       <w:color w:val="FFEBCC"/>
       <w:shd w:color="auto" w:fill="FF9900" w:val="clear"/>
@@ -3879,6 +4196,7 @@
   </w:style>
   <w:style w:customStyle="1" w:styleId="ColorFFEBCCBgFFFF00" w:type="character">
     <w:name w:val="ColorFFEBCCBgFFFF00"/>
+    <w:semiHidden/>
     <w:rPr>
       <w:color w:val="FFEBCC"/>
       <w:shd w:color="auto" w:fill="FFFF00" w:val="clear"/>
@@ -3886,6 +4204,7 @@
   </w:style>
   <w:style w:customStyle="1" w:styleId="ColorFFEBCCBg008A00" w:type="character">
     <w:name w:val="ColorFFEBCCBg008A00"/>
+    <w:semiHidden/>
     <w:rPr>
       <w:color w:val="FFEBCC"/>
       <w:shd w:color="auto" w:fill="008A00" w:val="clear"/>
@@ -3893,6 +4212,7 @@
   </w:style>
   <w:style w:customStyle="1" w:styleId="ColorFFEBCCBg0066CC" w:type="character">
     <w:name w:val="ColorFFEBCCBg0066CC"/>
+    <w:semiHidden/>
     <w:rPr>
       <w:color w:val="FFEBCC"/>
       <w:shd w:color="auto" w:fill="0066CC" w:val="clear"/>
@@ -3900,6 +4220,7 @@
   </w:style>
   <w:style w:customStyle="1" w:styleId="ColorFFEBCCBg9933FF" w:type="character">
     <w:name w:val="ColorFFEBCCBg9933FF"/>
+    <w:semiHidden/>
     <w:rPr>
       <w:color w:val="FFEBCC"/>
       <w:shd w:color="auto" w:fill="9933FF" w:val="clear"/>
@@ -3907,6 +4228,7 @@
   </w:style>
   <w:style w:customStyle="1" w:styleId="ColorFFEBCCBgFFFFFF" w:type="character">
     <w:name w:val="ColorFFEBCCBgFFFFFF"/>
+    <w:semiHidden/>
     <w:rPr>
       <w:color w:val="FFEBCC"/>
       <w:shd w:color="auto" w:fill="FFFFFF" w:val="clear"/>
@@ -3914,6 +4236,7 @@
   </w:style>
   <w:style w:customStyle="1" w:styleId="ColorFFEBCCBgFACCCC" w:type="character">
     <w:name w:val="ColorFFEBCCBgFACCCC"/>
+    <w:semiHidden/>
     <w:rPr>
       <w:color w:val="FFEBCC"/>
       <w:shd w:color="auto" w:fill="FACCCC" w:val="clear"/>
@@ -3921,6 +4244,7 @@
   </w:style>
   <w:style w:customStyle="1" w:styleId="ColorFFEBCCBgFFEBCC" w:type="character">
     <w:name w:val="ColorFFEBCCBgFFEBCC"/>
+    <w:semiHidden/>
     <w:rPr>
       <w:color w:val="FFEBCC"/>
       <w:shd w:color="auto" w:fill="FFEBCC" w:val="clear"/>
@@ -3928,6 +4252,7 @@
   </w:style>
   <w:style w:customStyle="1" w:styleId="ColorFFEBCCBgFFFFCC" w:type="character">
     <w:name w:val="ColorFFEBCCBgFFFFCC"/>
+    <w:semiHidden/>
     <w:rPr>
       <w:color w:val="FFEBCC"/>
       <w:shd w:color="auto" w:fill="FFFFCC" w:val="clear"/>
@@ -3935,6 +4260,7 @@
   </w:style>
   <w:style w:customStyle="1" w:styleId="ColorFFEBCCBgCCE8CC" w:type="character">
     <w:name w:val="ColorFFEBCCBgCCE8CC"/>
+    <w:semiHidden/>
     <w:rPr>
       <w:color w:val="FFEBCC"/>
       <w:shd w:color="auto" w:fill="CCE8CC" w:val="clear"/>
@@ -3942,6 +4268,7 @@
   </w:style>
   <w:style w:customStyle="1" w:styleId="ColorFFEBCCBgCCE0F5" w:type="character">
     <w:name w:val="ColorFFEBCCBgCCE0F5"/>
+    <w:semiHidden/>
     <w:rPr>
       <w:color w:val="FFEBCC"/>
       <w:shd w:color="auto" w:fill="CCE0F5" w:val="clear"/>
@@ -3949,6 +4276,7 @@
   </w:style>
   <w:style w:customStyle="1" w:styleId="ColorFFEBCCBgEBD6FF" w:type="character">
     <w:name w:val="ColorFFEBCCBgEBD6FF"/>
+    <w:semiHidden/>
     <w:rPr>
       <w:color w:val="FFEBCC"/>
       <w:shd w:color="auto" w:fill="EBD6FF" w:val="clear"/>
@@ -3956,6 +4284,7 @@
   </w:style>
   <w:style w:customStyle="1" w:styleId="ColorFFEBCCBgBBBBBB" w:type="character">
     <w:name w:val="ColorFFEBCCBgBBBBBB"/>
+    <w:semiHidden/>
     <w:rPr>
       <w:color w:val="FFEBCC"/>
       <w:shd w:color="auto" w:fill="BBBBBB" w:val="clear"/>
@@ -3963,6 +4292,7 @@
   </w:style>
   <w:style w:customStyle="1" w:styleId="ColorFFEBCCBgF06666" w:type="character">
     <w:name w:val="ColorFFEBCCBgF06666"/>
+    <w:semiHidden/>
     <w:rPr>
       <w:color w:val="FFEBCC"/>
       <w:shd w:color="auto" w:fill="F06666" w:val="clear"/>
@@ -3970,6 +4300,7 @@
   </w:style>
   <w:style w:customStyle="1" w:styleId="ColorFFEBCCBgFFC266" w:type="character">
     <w:name w:val="ColorFFEBCCBgFFC266"/>
+    <w:semiHidden/>
     <w:rPr>
       <w:color w:val="FFEBCC"/>
       <w:shd w:color="auto" w:fill="FFC266" w:val="clear"/>
@@ -3977,6 +4308,7 @@
   </w:style>
   <w:style w:customStyle="1" w:styleId="ColorFFEBCCBgFFFF66" w:type="character">
     <w:name w:val="ColorFFEBCCBgFFFF66"/>
+    <w:semiHidden/>
     <w:rPr>
       <w:color w:val="FFEBCC"/>
       <w:shd w:color="auto" w:fill="FFFF66" w:val="clear"/>
@@ -3984,6 +4316,7 @@
   </w:style>
   <w:style w:customStyle="1" w:styleId="ColorFFEBCCBg66B966" w:type="character">
     <w:name w:val="ColorFFEBCCBg66B966"/>
+    <w:semiHidden/>
     <w:rPr>
       <w:color w:val="FFEBCC"/>
       <w:shd w:color="auto" w:fill="66B966" w:val="clear"/>
@@ -3991,6 +4324,7 @@
   </w:style>
   <w:style w:customStyle="1" w:styleId="ColorFFEBCCBg66A3E0" w:type="character">
     <w:name w:val="ColorFFEBCCBg66A3E0"/>
+    <w:semiHidden/>
     <w:rPr>
       <w:color w:val="FFEBCC"/>
       <w:shd w:color="auto" w:fill="66A3E0" w:val="clear"/>
@@ -3998,6 +4332,7 @@
   </w:style>
   <w:style w:customStyle="1" w:styleId="ColorFFEBCCBgC285FF" w:type="character">
     <w:name w:val="ColorFFEBCCBgC285FF"/>
+    <w:semiHidden/>
     <w:rPr>
       <w:color w:val="FFEBCC"/>
       <w:shd w:color="auto" w:fill="C285FF" w:val="clear"/>
@@ -4005,6 +4340,7 @@
   </w:style>
   <w:style w:customStyle="1" w:styleId="ColorFFEBCCBg888888" w:type="character">
     <w:name w:val="ColorFFEBCCBg888888"/>
+    <w:semiHidden/>
     <w:rPr>
       <w:color w:val="FFEBCC"/>
       <w:shd w:color="auto" w:fill="888888" w:val="clear"/>
@@ -4012,6 +4348,7 @@
   </w:style>
   <w:style w:customStyle="1" w:styleId="ColorFFEBCCBgA10000" w:type="character">
     <w:name w:val="ColorFFEBCCBgA10000"/>
+    <w:semiHidden/>
     <w:rPr>
       <w:color w:val="FFEBCC"/>
       <w:shd w:color="auto" w:fill="A10000" w:val="clear"/>
@@ -4019,6 +4356,7 @@
   </w:style>
   <w:style w:customStyle="1" w:styleId="ColorFFEBCCBgB26B00" w:type="character">
     <w:name w:val="ColorFFEBCCBgB26B00"/>
+    <w:semiHidden/>
     <w:rPr>
       <w:color w:val="FFEBCC"/>
       <w:shd w:color="auto" w:fill="B26B00" w:val="clear"/>
@@ -4026,6 +4364,7 @@
   </w:style>
   <w:style w:customStyle="1" w:styleId="ColorFFEBCCBgB2B200" w:type="character">
     <w:name w:val="ColorFFEBCCBgB2B200"/>
+    <w:semiHidden/>
     <w:rPr>
       <w:color w:val="FFEBCC"/>
       <w:shd w:color="auto" w:fill="B2B200" w:val="clear"/>
@@ -4033,6 +4372,7 @@
   </w:style>
   <w:style w:customStyle="1" w:styleId="ColorFFEBCCBg006100" w:type="character">
     <w:name w:val="ColorFFEBCCBg006100"/>
+    <w:semiHidden/>
     <w:rPr>
       <w:color w:val="FFEBCC"/>
       <w:shd w:color="auto" w:fill="006100" w:val="clear"/>
@@ -4040,6 +4380,7 @@
   </w:style>
   <w:style w:customStyle="1" w:styleId="ColorFFEBCCBg0047B2" w:type="character">
     <w:name w:val="ColorFFEBCCBg0047B2"/>
+    <w:semiHidden/>
     <w:rPr>
       <w:color w:val="FFEBCC"/>
       <w:shd w:color="auto" w:fill="0047B2" w:val="clear"/>
@@ -4047,6 +4388,7 @@
   </w:style>
   <w:style w:customStyle="1" w:styleId="ColorFFEBCCBg6B24B2" w:type="character">
     <w:name w:val="ColorFFEBCCBg6B24B2"/>
+    <w:semiHidden/>
     <w:rPr>
       <w:color w:val="FFEBCC"/>
       <w:shd w:color="auto" w:fill="6B24B2" w:val="clear"/>
@@ -4054,6 +4396,7 @@
   </w:style>
   <w:style w:customStyle="1" w:styleId="ColorFFEBCCBg444444" w:type="character">
     <w:name w:val="ColorFFEBCCBg444444"/>
+    <w:semiHidden/>
     <w:rPr>
       <w:color w:val="FFEBCC"/>
       <w:shd w:color="auto" w:fill="444444" w:val="clear"/>
@@ -4061,6 +4404,7 @@
   </w:style>
   <w:style w:customStyle="1" w:styleId="ColorFFEBCCBg5C0000" w:type="character">
     <w:name w:val="ColorFFEBCCBg5C0000"/>
+    <w:semiHidden/>
     <w:rPr>
       <w:color w:val="FFEBCC"/>
       <w:shd w:color="auto" w:fill="5C0000" w:val="clear"/>
@@ -4068,6 +4412,7 @@
   </w:style>
   <w:style w:customStyle="1" w:styleId="ColorFFEBCCBg663D00" w:type="character">
     <w:name w:val="ColorFFEBCCBg663D00"/>
+    <w:semiHidden/>
     <w:rPr>
       <w:color w:val="FFEBCC"/>
       <w:shd w:color="auto" w:fill="663D00" w:val="clear"/>
@@ -4075,6 +4420,7 @@
   </w:style>
   <w:style w:customStyle="1" w:styleId="ColorFFEBCCBg666600" w:type="character">
     <w:name w:val="ColorFFEBCCBg666600"/>
+    <w:semiHidden/>
     <w:rPr>
       <w:color w:val="FFEBCC"/>
       <w:shd w:color="auto" w:fill="666600" w:val="clear"/>
@@ -4082,6 +4428,7 @@
   </w:style>
   <w:style w:customStyle="1" w:styleId="ColorFFEBCCBg003700" w:type="character">
     <w:name w:val="ColorFFEBCCBg003700"/>
+    <w:semiHidden/>
     <w:rPr>
       <w:color w:val="FFEBCC"/>
       <w:shd w:color="auto" w:fill="003700" w:val="clear"/>
@@ -4089,6 +4436,7 @@
   </w:style>
   <w:style w:customStyle="1" w:styleId="ColorFFEBCCBg002966" w:type="character">
     <w:name w:val="ColorFFEBCCBg002966"/>
+    <w:semiHidden/>
     <w:rPr>
       <w:color w:val="FFEBCC"/>
       <w:shd w:color="auto" w:fill="002966" w:val="clear"/>
@@ -4096,6 +4444,7 @@
   </w:style>
   <w:style w:customStyle="1" w:styleId="ColorFFEBCCBg3D1466" w:type="character">
     <w:name w:val="ColorFFEBCCBg3D1466"/>
+    <w:semiHidden/>
     <w:rPr>
       <w:color w:val="FFEBCC"/>
       <w:shd w:color="auto" w:fill="3D1466" w:val="clear"/>
@@ -4103,12 +4452,14 @@
   </w:style>
   <w:style w:customStyle="1" w:styleId="ColorFFFFCC" w:type="character">
     <w:name w:val="ColorFFFFCC"/>
+    <w:semiHidden/>
     <w:rPr>
       <w:color w:val="FFFFCC"/>
     </w:rPr>
   </w:style>
   <w:style w:customStyle="1" w:styleId="ColorFFFFCCBgE60000" w:type="character">
     <w:name w:val="ColorFFFFCCBgE60000"/>
+    <w:semiHidden/>
     <w:rPr>
       <w:color w:val="FFFFCC"/>
       <w:shd w:color="auto" w:fill="E60000" w:val="clear"/>
@@ -4116,6 +4467,7 @@
   </w:style>
   <w:style w:customStyle="1" w:styleId="ColorFFFFCCBgFF9900" w:type="character">
     <w:name w:val="ColorFFFFCCBgFF9900"/>
+    <w:semiHidden/>
     <w:rPr>
       <w:color w:val="FFFFCC"/>
       <w:shd w:color="auto" w:fill="FF9900" w:val="clear"/>
@@ -4123,6 +4475,7 @@
   </w:style>
   <w:style w:customStyle="1" w:styleId="ColorFFFFCCBgFFFF00" w:type="character">
     <w:name w:val="ColorFFFFCCBgFFFF00"/>
+    <w:semiHidden/>
     <w:rPr>
       <w:color w:val="FFFFCC"/>
       <w:shd w:color="auto" w:fill="FFFF00" w:val="clear"/>
@@ -4130,6 +4483,7 @@
   </w:style>
   <w:style w:customStyle="1" w:styleId="ColorFFFFCCBg008A00" w:type="character">
     <w:name w:val="ColorFFFFCCBg008A00"/>
+    <w:semiHidden/>
     <w:rPr>
       <w:color w:val="FFFFCC"/>
       <w:shd w:color="auto" w:fill="008A00" w:val="clear"/>
@@ -4137,6 +4491,7 @@
   </w:style>
   <w:style w:customStyle="1" w:styleId="ColorFFFFCCBg0066CC" w:type="character">
     <w:name w:val="ColorFFFFCCBg0066CC"/>
+    <w:semiHidden/>
     <w:rPr>
       <w:color w:val="FFFFCC"/>
       <w:shd w:color="auto" w:fill="0066CC" w:val="clear"/>
@@ -4144,6 +4499,7 @@
   </w:style>
   <w:style w:customStyle="1" w:styleId="ColorFFFFCCBg9933FF" w:type="character">
     <w:name w:val="ColorFFFFCCBg9933FF"/>
+    <w:semiHidden/>
     <w:rPr>
       <w:color w:val="FFFFCC"/>
       <w:shd w:color="auto" w:fill="9933FF" w:val="clear"/>
@@ -4151,6 +4507,7 @@
   </w:style>
   <w:style w:customStyle="1" w:styleId="ColorFFFFCCBgFFFFFF" w:type="character">
     <w:name w:val="ColorFFFFCCBgFFFFFF"/>
+    <w:semiHidden/>
     <w:rPr>
       <w:color w:val="FFFFCC"/>
       <w:shd w:color="auto" w:fill="FFFFFF" w:val="clear"/>
@@ -4158,6 +4515,7 @@
   </w:style>
   <w:style w:customStyle="1" w:styleId="ColorFFFFCCBgFACCCC" w:type="character">
     <w:name w:val="ColorFFFFCCBgFACCCC"/>
+    <w:semiHidden/>
     <w:rPr>
       <w:color w:val="FFFFCC"/>
       <w:shd w:color="auto" w:fill="FACCCC" w:val="clear"/>
@@ -4165,6 +4523,7 @@
   </w:style>
   <w:style w:customStyle="1" w:styleId="ColorFFFFCCBgFFEBCC" w:type="character">
     <w:name w:val="ColorFFFFCCBgFFEBCC"/>
+    <w:semiHidden/>
     <w:rPr>
       <w:color w:val="FFFFCC"/>
       <w:shd w:color="auto" w:fill="FFEBCC" w:val="clear"/>
@@ -4172,6 +4531,7 @@
   </w:style>
   <w:style w:customStyle="1" w:styleId="ColorFFFFCCBgFFFFCC" w:type="character">
     <w:name w:val="ColorFFFFCCBgFFFFCC"/>
+    <w:semiHidden/>
     <w:rPr>
       <w:color w:val="FFFFCC"/>
       <w:shd w:color="auto" w:fill="FFFFCC" w:val="clear"/>
@@ -4179,6 +4539,7 @@
   </w:style>
   <w:style w:customStyle="1" w:styleId="ColorFFFFCCBgCCE8CC" w:type="character">
     <w:name w:val="ColorFFFFCCBgCCE8CC"/>
+    <w:semiHidden/>
     <w:rPr>
       <w:color w:val="FFFFCC"/>
       <w:shd w:color="auto" w:fill="CCE8CC" w:val="clear"/>
@@ -4186,6 +4547,7 @@
   </w:style>
   <w:style w:customStyle="1" w:styleId="ColorFFFFCCBgCCE0F5" w:type="character">
     <w:name w:val="ColorFFFFCCBgCCE0F5"/>
+    <w:semiHidden/>
     <w:rPr>
       <w:color w:val="FFFFCC"/>
       <w:shd w:color="auto" w:fill="CCE0F5" w:val="clear"/>
@@ -4193,6 +4555,7 @@
   </w:style>
   <w:style w:customStyle="1" w:styleId="ColorFFFFCCBgEBD6FF" w:type="character">
     <w:name w:val="ColorFFFFCCBgEBD6FF"/>
+    <w:semiHidden/>
     <w:rPr>
       <w:color w:val="FFFFCC"/>
       <w:shd w:color="auto" w:fill="EBD6FF" w:val="clear"/>
@@ -4200,6 +4563,7 @@
   </w:style>
   <w:style w:customStyle="1" w:styleId="ColorFFFFCCBgBBBBBB" w:type="character">
     <w:name w:val="ColorFFFFCCBgBBBBBB"/>
+    <w:semiHidden/>
     <w:rPr>
       <w:color w:val="FFFFCC"/>
       <w:shd w:color="auto" w:fill="BBBBBB" w:val="clear"/>
@@ -4207,6 +4571,7 @@
   </w:style>
   <w:style w:customStyle="1" w:styleId="ColorFFFFCCBgF06666" w:type="character">
     <w:name w:val="ColorFFFFCCBgF06666"/>
+    <w:semiHidden/>
     <w:rPr>
       <w:color w:val="FFFFCC"/>
       <w:shd w:color="auto" w:fill="F06666" w:val="clear"/>
@@ -4214,6 +4579,7 @@
   </w:style>
   <w:style w:customStyle="1" w:styleId="ColorFFFFCCBgFFC266" w:type="character">
     <w:name w:val="ColorFFFFCCBgFFC266"/>
+    <w:semiHidden/>
     <w:rPr>
       <w:color w:val="FFFFCC"/>
       <w:shd w:color="auto" w:fill="FFC266" w:val="clear"/>
@@ -4221,6 +4587,7 @@
   </w:style>
   <w:style w:customStyle="1" w:styleId="ColorFFFFCCBgFFFF66" w:type="character">
     <w:name w:val="ColorFFFFCCBgFFFF66"/>
+    <w:semiHidden/>
     <w:rPr>
       <w:color w:val="FFFFCC"/>
       <w:shd w:color="auto" w:fill="FFFF66" w:val="clear"/>
@@ -4228,6 +4595,7 @@
   </w:style>
   <w:style w:customStyle="1" w:styleId="ColorFFFFCCBg66B966" w:type="character">
     <w:name w:val="ColorFFFFCCBg66B966"/>
+    <w:semiHidden/>
     <w:rPr>
       <w:color w:val="FFFFCC"/>
       <w:shd w:color="auto" w:fill="66B966" w:val="clear"/>
@@ -4235,6 +4603,7 @@
   </w:style>
   <w:style w:customStyle="1" w:styleId="ColorFFFFCCBg66A3E0" w:type="character">
     <w:name w:val="ColorFFFFCCBg66A3E0"/>
+    <w:semiHidden/>
     <w:rPr>
       <w:color w:val="FFFFCC"/>
       <w:shd w:color="auto" w:fill="66A3E0" w:val="clear"/>
@@ -4242,6 +4611,7 @@
   </w:style>
   <w:style w:customStyle="1" w:styleId="ColorFFFFCCBgC285FF" w:type="character">
     <w:name w:val="ColorFFFFCCBgC285FF"/>
+    <w:semiHidden/>
     <w:rPr>
       <w:color w:val="FFFFCC"/>
       <w:shd w:color="auto" w:fill="C285FF" w:val="clear"/>
@@ -4249,6 +4619,7 @@
   </w:style>
   <w:style w:customStyle="1" w:styleId="ColorFFFFCCBg888888" w:type="character">
     <w:name w:val="ColorFFFFCCBg888888"/>
+    <w:semiHidden/>
     <w:rPr>
       <w:color w:val="FFFFCC"/>
       <w:shd w:color="auto" w:fill="888888" w:val="clear"/>
@@ -4256,6 +4627,7 @@
   </w:style>
   <w:style w:customStyle="1" w:styleId="ColorFFFFCCBgA10000" w:type="character">
     <w:name w:val="ColorFFFFCCBgA10000"/>
+    <w:semiHidden/>
     <w:rPr>
       <w:color w:val="FFFFCC"/>
       <w:shd w:color="auto" w:fill="A10000" w:val="clear"/>
@@ -4263,6 +4635,7 @@
   </w:style>
   <w:style w:customStyle="1" w:styleId="ColorFFFFCCBgB26B00" w:type="character">
     <w:name w:val="ColorFFFFCCBgB26B00"/>
+    <w:semiHidden/>
     <w:rPr>
       <w:color w:val="FFFFCC"/>
       <w:shd w:color="auto" w:fill="B26B00" w:val="clear"/>
@@ -4270,6 +4643,7 @@
   </w:style>
   <w:style w:customStyle="1" w:styleId="ColorFFFFCCBgB2B200" w:type="character">
     <w:name w:val="ColorFFFFCCBgB2B200"/>
+    <w:semiHidden/>
     <w:rPr>
       <w:color w:val="FFFFCC"/>
       <w:shd w:color="auto" w:fill="B2B200" w:val="clear"/>
@@ -4277,6 +4651,7 @@
   </w:style>
   <w:style w:customStyle="1" w:styleId="ColorFFFFCCBg006100" w:type="character">
     <w:name w:val="ColorFFFFCCBg006100"/>
+    <w:semiHidden/>
     <w:rPr>
       <w:color w:val="FFFFCC"/>
       <w:shd w:color="auto" w:fill="006100" w:val="clear"/>
@@ -4284,6 +4659,7 @@
   </w:style>
   <w:style w:customStyle="1" w:styleId="ColorFFFFCCBg0047B2" w:type="character">
     <w:name w:val="ColorFFFFCCBg0047B2"/>
+    <w:semiHidden/>
     <w:rPr>
       <w:color w:val="FFFFCC"/>
       <w:shd w:color="auto" w:fill="0047B2" w:val="clear"/>
@@ -4291,6 +4667,7 @@
   </w:style>
   <w:style w:customStyle="1" w:styleId="ColorFFFFCCBg6B24B2" w:type="character">
     <w:name w:val="ColorFFFFCCBg6B24B2"/>
+    <w:semiHidden/>
     <w:rPr>
       <w:color w:val="FFFFCC"/>
       <w:shd w:color="auto" w:fill="6B24B2" w:val="clear"/>
@@ -4298,6 +4675,7 @@
   </w:style>
   <w:style w:customStyle="1" w:styleId="ColorFFFFCCBg444444" w:type="character">
     <w:name w:val="ColorFFFFCCBg444444"/>
+    <w:semiHidden/>
     <w:rPr>
       <w:color w:val="FFFFCC"/>
       <w:shd w:color="auto" w:fill="444444" w:val="clear"/>
@@ -4305,6 +4683,7 @@
   </w:style>
   <w:style w:customStyle="1" w:styleId="ColorFFFFCCBg5C0000" w:type="character">
     <w:name w:val="ColorFFFFCCBg5C0000"/>
+    <w:semiHidden/>
     <w:rPr>
       <w:color w:val="FFFFCC"/>
       <w:shd w:color="auto" w:fill="5C0000" w:val="clear"/>
@@ -4312,6 +4691,7 @@
   </w:style>
   <w:style w:customStyle="1" w:styleId="ColorFFFFCCBg663D00" w:type="character">
     <w:name w:val="ColorFFFFCCBg663D00"/>
+    <w:semiHidden/>
     <w:rPr>
       <w:color w:val="FFFFCC"/>
       <w:shd w:color="auto" w:fill="663D00" w:val="clear"/>
@@ -4319,6 +4699,7 @@
   </w:style>
   <w:style w:customStyle="1" w:styleId="ColorFFFFCCBg666600" w:type="character">
     <w:name w:val="ColorFFFFCCBg666600"/>
+    <w:semiHidden/>
     <w:rPr>
       <w:color w:val="FFFFCC"/>
       <w:shd w:color="auto" w:fill="666600" w:val="clear"/>
@@ -4326,6 +4707,7 @@
   </w:style>
   <w:style w:customStyle="1" w:styleId="ColorFFFFCCBg003700" w:type="character">
     <w:name w:val="ColorFFFFCCBg003700"/>
+    <w:semiHidden/>
     <w:rPr>
       <w:color w:val="FFFFCC"/>
       <w:shd w:color="auto" w:fill="003700" w:val="clear"/>
@@ -4333,6 +4715,7 @@
   </w:style>
   <w:style w:customStyle="1" w:styleId="ColorFFFFCCBg002966" w:type="character">
     <w:name w:val="ColorFFFFCCBg002966"/>
+    <w:semiHidden/>
     <w:rPr>
       <w:color w:val="FFFFCC"/>
       <w:shd w:color="auto" w:fill="002966" w:val="clear"/>
@@ -4340,6 +4723,7 @@
   </w:style>
   <w:style w:customStyle="1" w:styleId="ColorFFFFCCBg3D1466" w:type="character">
     <w:name w:val="ColorFFFFCCBg3D1466"/>
+    <w:semiHidden/>
     <w:rPr>
       <w:color w:val="FFFFCC"/>
       <w:shd w:color="auto" w:fill="3D1466" w:val="clear"/>
@@ -4347,12 +4731,14 @@
   </w:style>
   <w:style w:customStyle="1" w:styleId="ColorCCE8CC" w:type="character">
     <w:name w:val="ColorCCE8CC"/>
+    <w:semiHidden/>
     <w:rPr>
       <w:color w:val="CCE8CC"/>
     </w:rPr>
   </w:style>
   <w:style w:customStyle="1" w:styleId="ColorCCE8CCBgE60000" w:type="character">
     <w:name w:val="ColorCCE8CCBgE60000"/>
+    <w:semiHidden/>
     <w:rPr>
       <w:color w:val="CCE8CC"/>
       <w:shd w:color="auto" w:fill="E60000" w:val="clear"/>
@@ -4360,6 +4746,7 @@
   </w:style>
   <w:style w:customStyle="1" w:styleId="ColorCCE8CCBgFF9900" w:type="character">
     <w:name w:val="ColorCCE8CCBgFF9900"/>
+    <w:semiHidden/>
     <w:rPr>
       <w:color w:val="CCE8CC"/>
       <w:shd w:color="auto" w:fill="FF9900" w:val="clear"/>
@@ -4367,6 +4754,7 @@
   </w:style>
   <w:style w:customStyle="1" w:styleId="ColorCCE8CCBgFFFF00" w:type="character">
     <w:name w:val="ColorCCE8CCBgFFFF00"/>
+    <w:semiHidden/>
     <w:rPr>
       <w:color w:val="CCE8CC"/>
       <w:shd w:color="auto" w:fill="FFFF00" w:val="clear"/>
@@ -4374,6 +4762,7 @@
   </w:style>
   <w:style w:customStyle="1" w:styleId="ColorCCE8CCBg008A00" w:type="character">
     <w:name w:val="ColorCCE8CCBg008A00"/>
+    <w:semiHidden/>
     <w:rPr>
       <w:color w:val="CCE8CC"/>
       <w:shd w:color="auto" w:fill="008A00" w:val="clear"/>
@@ -4381,6 +4770,7 @@
   </w:style>
   <w:style w:customStyle="1" w:styleId="ColorCCE8CCBg0066CC" w:type="character">
     <w:name w:val="ColorCCE8CCBg0066CC"/>
+    <w:semiHidden/>
     <w:rPr>
       <w:color w:val="CCE8CC"/>
       <w:shd w:color="auto" w:fill="0066CC" w:val="clear"/>
@@ -4388,6 +4778,7 @@
   </w:style>
   <w:style w:customStyle="1" w:styleId="ColorCCE8CCBg9933FF" w:type="character">
     <w:name w:val="ColorCCE8CCBg9933FF"/>
+    <w:semiHidden/>
     <w:rPr>
       <w:color w:val="CCE8CC"/>
       <w:shd w:color="auto" w:fill="9933FF" w:val="clear"/>
@@ -4395,6 +4786,7 @@
   </w:style>
   <w:style w:customStyle="1" w:styleId="ColorCCE8CCBgFFFFFF" w:type="character">
     <w:name w:val="ColorCCE8CCBgFFFFFF"/>
+    <w:semiHidden/>
     <w:rPr>
       <w:color w:val="CCE8CC"/>
       <w:shd w:color="auto" w:fill="FFFFFF" w:val="clear"/>
@@ -4402,6 +4794,7 @@
   </w:style>
   <w:style w:customStyle="1" w:styleId="ColorCCE8CCBgFACCCC" w:type="character">
     <w:name w:val="ColorCCE8CCBgFACCCC"/>
+    <w:semiHidden/>
     <w:rPr>
       <w:color w:val="CCE8CC"/>
       <w:shd w:color="auto" w:fill="FACCCC" w:val="clear"/>
@@ -4409,6 +4802,7 @@
   </w:style>
   <w:style w:customStyle="1" w:styleId="ColorCCE8CCBgFFEBCC" w:type="character">
     <w:name w:val="ColorCCE8CCBgFFEBCC"/>
+    <w:semiHidden/>
     <w:rPr>
       <w:color w:val="CCE8CC"/>
       <w:shd w:color="auto" w:fill="FFEBCC" w:val="clear"/>
@@ -4416,6 +4810,7 @@
   </w:style>
   <w:style w:customStyle="1" w:styleId="ColorCCE8CCBgFFFFCC" w:type="character">
     <w:name w:val="ColorCCE8CCBgFFFFCC"/>
+    <w:semiHidden/>
     <w:rPr>
       <w:color w:val="CCE8CC"/>
       <w:shd w:color="auto" w:fill="FFFFCC" w:val="clear"/>
@@ -4423,6 +4818,7 @@
   </w:style>
   <w:style w:customStyle="1" w:styleId="ColorCCE8CCBgCCE8CC" w:type="character">
     <w:name w:val="ColorCCE8CCBgCCE8CC"/>
+    <w:semiHidden/>
     <w:rPr>
       <w:color w:val="CCE8CC"/>
       <w:shd w:color="auto" w:fill="CCE8CC" w:val="clear"/>
@@ -4430,6 +4826,7 @@
   </w:style>
   <w:style w:customStyle="1" w:styleId="ColorCCE8CCBgCCE0F5" w:type="character">
     <w:name w:val="ColorCCE8CCBgCCE0F5"/>
+    <w:semiHidden/>
     <w:rPr>
       <w:color w:val="CCE8CC"/>
       <w:shd w:color="auto" w:fill="CCE0F5" w:val="clear"/>
@@ -4437,6 +4834,7 @@
   </w:style>
   <w:style w:customStyle="1" w:styleId="ColorCCE8CCBgEBD6FF" w:type="character">
     <w:name w:val="ColorCCE8CCBgEBD6FF"/>
+    <w:semiHidden/>
     <w:rPr>
       <w:color w:val="CCE8CC"/>
       <w:shd w:color="auto" w:fill="EBD6FF" w:val="clear"/>
@@ -4444,6 +4842,7 @@
   </w:style>
   <w:style w:customStyle="1" w:styleId="ColorCCE8CCBgBBBBBB" w:type="character">
     <w:name w:val="ColorCCE8CCBgBBBBBB"/>
+    <w:semiHidden/>
     <w:rPr>
       <w:color w:val="CCE8CC"/>
       <w:shd w:color="auto" w:fill="BBBBBB" w:val="clear"/>
@@ -4451,6 +4850,7 @@
   </w:style>
   <w:style w:customStyle="1" w:styleId="ColorCCE8CCBgF06666" w:type="character">
     <w:name w:val="ColorCCE8CCBgF06666"/>
+    <w:semiHidden/>
     <w:rPr>
       <w:color w:val="CCE8CC"/>
       <w:shd w:color="auto" w:fill="F06666" w:val="clear"/>
@@ -4458,6 +4858,7 @@
   </w:style>
   <w:style w:customStyle="1" w:styleId="ColorCCE8CCBgFFC266" w:type="character">
     <w:name w:val="ColorCCE8CCBgFFC266"/>
+    <w:semiHidden/>
     <w:rPr>
       <w:color w:val="CCE8CC"/>
       <w:shd w:color="auto" w:fill="FFC266" w:val="clear"/>
@@ -4465,6 +4866,7 @@
   </w:style>
   <w:style w:customStyle="1" w:styleId="ColorCCE8CCBgFFFF66" w:type="character">
     <w:name w:val="ColorCCE8CCBgFFFF66"/>
+    <w:semiHidden/>
     <w:rPr>
       <w:color w:val="CCE8CC"/>
       <w:shd w:color="auto" w:fill="FFFF66" w:val="clear"/>
@@ -4472,6 +4874,7 @@
   </w:style>
   <w:style w:customStyle="1" w:styleId="ColorCCE8CCBg66B966" w:type="character">
     <w:name w:val="ColorCCE8CCBg66B966"/>
+    <w:semiHidden/>
     <w:rPr>
       <w:color w:val="CCE8CC"/>
       <w:shd w:color="auto" w:fill="66B966" w:val="clear"/>
@@ -4479,6 +4882,7 @@
   </w:style>
   <w:style w:customStyle="1" w:styleId="ColorCCE8CCBg66A3E0" w:type="character">
     <w:name w:val="ColorCCE8CCBg66A3E0"/>
+    <w:semiHidden/>
     <w:rPr>
       <w:color w:val="CCE8CC"/>
       <w:shd w:color="auto" w:fill="66A3E0" w:val="clear"/>
@@ -4486,6 +4890,7 @@
   </w:style>
   <w:style w:customStyle="1" w:styleId="ColorCCE8CCBgC285FF" w:type="character">
     <w:name w:val="ColorCCE8CCBgC285FF"/>
+    <w:semiHidden/>
     <w:rPr>
       <w:color w:val="CCE8CC"/>
       <w:shd w:color="auto" w:fill="C285FF" w:val="clear"/>
@@ -4493,6 +4898,7 @@
   </w:style>
   <w:style w:customStyle="1" w:styleId="ColorCCE8CCBg888888" w:type="character">
     <w:name w:val="ColorCCE8CCBg888888"/>
+    <w:semiHidden/>
     <w:rPr>
       <w:color w:val="CCE8CC"/>
       <w:shd w:color="auto" w:fill="888888" w:val="clear"/>
@@ -4500,6 +4906,7 @@
   </w:style>
   <w:style w:customStyle="1" w:styleId="ColorCCE8CCBgA10000" w:type="character">
     <w:name w:val="ColorCCE8CCBgA10000"/>
+    <w:semiHidden/>
     <w:rPr>
       <w:color w:val="CCE8CC"/>
       <w:shd w:color="auto" w:fill="A10000" w:val="clear"/>
@@ -4507,6 +4914,7 @@
   </w:style>
   <w:style w:customStyle="1" w:styleId="ColorCCE8CCBgB26B00" w:type="character">
     <w:name w:val="ColorCCE8CCBgB26B00"/>
+    <w:semiHidden/>
     <w:rPr>
       <w:color w:val="CCE8CC"/>
       <w:shd w:color="auto" w:fill="B26B00" w:val="clear"/>
@@ -4514,6 +4922,7 @@
   </w:style>
   <w:style w:customStyle="1" w:styleId="ColorCCE8CCBgB2B200" w:type="character">
     <w:name w:val="ColorCCE8CCBgB2B200"/>
+    <w:semiHidden/>
     <w:rPr>
       <w:color w:val="CCE8CC"/>
       <w:shd w:color="auto" w:fill="B2B200" w:val="clear"/>
@@ -4521,6 +4930,7 @@
   </w:style>
   <w:style w:customStyle="1" w:styleId="ColorCCE8CCBg006100" w:type="character">
     <w:name w:val="ColorCCE8CCBg006100"/>
+    <w:semiHidden/>
     <w:rPr>
       <w:color w:val="CCE8CC"/>
       <w:shd w:color="auto" w:fill="006100" w:val="clear"/>
@@ -4528,6 +4938,7 @@
   </w:style>
   <w:style w:customStyle="1" w:styleId="ColorCCE8CCBg0047B2" w:type="character">
     <w:name w:val="ColorCCE8CCBg0047B2"/>
+    <w:semiHidden/>
     <w:rPr>
       <w:color w:val="CCE8CC"/>
       <w:shd w:color="auto" w:fill="0047B2" w:val="clear"/>
@@ -4535,6 +4946,7 @@
   </w:style>
   <w:style w:customStyle="1" w:styleId="ColorCCE8CCBg6B24B2" w:type="character">
     <w:name w:val="ColorCCE8CCBg6B24B2"/>
+    <w:semiHidden/>
     <w:rPr>
       <w:color w:val="CCE8CC"/>
       <w:shd w:color="auto" w:fill="6B24B2" w:val="clear"/>
@@ -4542,6 +4954,7 @@
   </w:style>
   <w:style w:customStyle="1" w:styleId="ColorCCE8CCBg444444" w:type="character">
     <w:name w:val="ColorCCE8CCBg444444"/>
+    <w:semiHidden/>
     <w:rPr>
       <w:color w:val="CCE8CC"/>
       <w:shd w:color="auto" w:fill="444444" w:val="clear"/>
@@ -4549,6 +4962,7 @@
   </w:style>
   <w:style w:customStyle="1" w:styleId="ColorCCE8CCBg5C0000" w:type="character">
     <w:name w:val="ColorCCE8CCBg5C0000"/>
+    <w:semiHidden/>
     <w:rPr>
       <w:color w:val="CCE8CC"/>
       <w:shd w:color="auto" w:fill="5C0000" w:val="clear"/>
@@ -4556,6 +4970,7 @@
   </w:style>
   <w:style w:customStyle="1" w:styleId="ColorCCE8CCBg663D00" w:type="character">
     <w:name w:val="ColorCCE8CCBg663D00"/>
+    <w:semiHidden/>
     <w:rPr>
       <w:color w:val="CCE8CC"/>
       <w:shd w:color="auto" w:fill="663D00" w:val="clear"/>
@@ -4563,6 +4978,7 @@
   </w:style>
   <w:style w:customStyle="1" w:styleId="ColorCCE8CCBg666600" w:type="character">
     <w:name w:val="ColorCCE8CCBg666600"/>
+    <w:semiHidden/>
     <w:rPr>
       <w:color w:val="CCE8CC"/>
       <w:shd w:color="auto" w:fill="666600" w:val="clear"/>
@@ -4570,6 +4986,7 @@
   </w:style>
   <w:style w:customStyle="1" w:styleId="ColorCCE8CCBg003700" w:type="character">
     <w:name w:val="ColorCCE8CCBg003700"/>
+    <w:semiHidden/>
     <w:rPr>
       <w:color w:val="CCE8CC"/>
       <w:shd w:color="auto" w:fill="003700" w:val="clear"/>
@@ -4577,6 +4994,7 @@
   </w:style>
   <w:style w:customStyle="1" w:styleId="ColorCCE8CCBg002966" w:type="character">
     <w:name w:val="ColorCCE8CCBg002966"/>
+    <w:semiHidden/>
     <w:rPr>
       <w:color w:val="CCE8CC"/>
       <w:shd w:color="auto" w:fill="002966" w:val="clear"/>
@@ -4584,6 +5002,7 @@
   </w:style>
   <w:style w:customStyle="1" w:styleId="ColorCCE8CCBg3D1466" w:type="character">
     <w:name w:val="ColorCCE8CCBg3D1466"/>
+    <w:semiHidden/>
     <w:rPr>
       <w:color w:val="CCE8CC"/>
       <w:shd w:color="auto" w:fill="3D1466" w:val="clear"/>
@@ -4591,12 +5010,14 @@
   </w:style>
   <w:style w:customStyle="1" w:styleId="ColorCCE0F5" w:type="character">
     <w:name w:val="ColorCCE0F5"/>
+    <w:semiHidden/>
     <w:rPr>
       <w:color w:val="CCE0F5"/>
     </w:rPr>
   </w:style>
   <w:style w:customStyle="1" w:styleId="ColorCCE0F5BgE60000" w:type="character">
     <w:name w:val="ColorCCE0F5BgE60000"/>
+    <w:semiHidden/>
     <w:rPr>
       <w:color w:val="CCE0F5"/>
       <w:shd w:color="auto" w:fill="E60000" w:val="clear"/>
@@ -4604,6 +5025,7 @@
   </w:style>
   <w:style w:customStyle="1" w:styleId="ColorCCE0F5BgFF9900" w:type="character">
     <w:name w:val="ColorCCE0F5BgFF9900"/>
+    <w:semiHidden/>
     <w:rPr>
       <w:color w:val="CCE0F5"/>
       <w:shd w:color="auto" w:fill="FF9900" w:val="clear"/>
@@ -4611,6 +5033,7 @@
   </w:style>
   <w:style w:customStyle="1" w:styleId="ColorCCE0F5BgFFFF00" w:type="character">
     <w:name w:val="ColorCCE0F5BgFFFF00"/>
+    <w:semiHidden/>
     <w:rPr>
       <w:color w:val="CCE0F5"/>
       <w:shd w:color="auto" w:fill="FFFF00" w:val="clear"/>
@@ -4618,6 +5041,7 @@
   </w:style>
   <w:style w:customStyle="1" w:styleId="ColorCCE0F5Bg008A00" w:type="character">
     <w:name w:val="ColorCCE0F5Bg008A00"/>
+    <w:semiHidden/>
     <w:rPr>
       <w:color w:val="CCE0F5"/>
       <w:shd w:color="auto" w:fill="008A00" w:val="clear"/>
@@ -4625,6 +5049,7 @@
   </w:style>
   <w:style w:customStyle="1" w:styleId="ColorCCE0F5Bg0066CC" w:type="character">
     <w:name w:val="ColorCCE0F5Bg0066CC"/>
+    <w:semiHidden/>
     <w:rPr>
       <w:color w:val="CCE0F5"/>
       <w:shd w:color="auto" w:fill="0066CC" w:val="clear"/>
@@ -4632,6 +5057,7 @@
   </w:style>
   <w:style w:customStyle="1" w:styleId="ColorCCE0F5Bg9933FF" w:type="character">
     <w:name w:val="ColorCCE0F5Bg9933FF"/>
+    <w:semiHidden/>
     <w:rPr>
       <w:color w:val="CCE0F5"/>
       <w:shd w:color="auto" w:fill="9933FF" w:val="clear"/>
@@ -4639,6 +5065,7 @@
   </w:style>
   <w:style w:customStyle="1" w:styleId="ColorCCE0F5BgFFFFFF" w:type="character">
     <w:name w:val="ColorCCE0F5BgFFFFFF"/>
+    <w:semiHidden/>
     <w:rPr>
       <w:color w:val="CCE0F5"/>
       <w:shd w:color="auto" w:fill="FFFFFF" w:val="clear"/>
@@ -4646,6 +5073,7 @@
   </w:style>
   <w:style w:customStyle="1" w:styleId="ColorCCE0F5BgFACCCC" w:type="character">
     <w:name w:val="ColorCCE0F5BgFACCCC"/>
+    <w:semiHidden/>
     <w:rPr>
       <w:color w:val="CCE0F5"/>
       <w:shd w:color="auto" w:fill="FACCCC" w:val="clear"/>
@@ -4653,6 +5081,7 @@
   </w:style>
   <w:style w:customStyle="1" w:styleId="ColorCCE0F5BgFFEBCC" w:type="character">
     <w:name w:val="ColorCCE0F5BgFFEBCC"/>
+    <w:semiHidden/>
     <w:rPr>
       <w:color w:val="CCE0F5"/>
       <w:shd w:color="auto" w:fill="FFEBCC" w:val="clear"/>
@@ -4660,6 +5089,7 @@
   </w:style>
   <w:style w:customStyle="1" w:styleId="ColorCCE0F5BgFFFFCC" w:type="character">
     <w:name w:val="ColorCCE0F5BgFFFFCC"/>
+    <w:semiHidden/>
     <w:rPr>
       <w:color w:val="CCE0F5"/>
       <w:shd w:color="auto" w:fill="FFFFCC" w:val="clear"/>
@@ -4667,6 +5097,7 @@
   </w:style>
   <w:style w:customStyle="1" w:styleId="ColorCCE0F5BgCCE8CC" w:type="character">
     <w:name w:val="ColorCCE0F5BgCCE8CC"/>
+    <w:semiHidden/>
     <w:rPr>
       <w:color w:val="CCE0F5"/>
       <w:shd w:color="auto" w:fill="CCE8CC" w:val="clear"/>
@@ -4674,6 +5105,7 @@
   </w:style>
   <w:style w:customStyle="1" w:styleId="ColorCCE0F5BgCCE0F5" w:type="character">
     <w:name w:val="ColorCCE0F5BgCCE0F5"/>
+    <w:semiHidden/>
     <w:rPr>
       <w:color w:val="CCE0F5"/>
       <w:shd w:color="auto" w:fill="CCE0F5" w:val="clear"/>
@@ -4681,6 +5113,7 @@
   </w:style>
   <w:style w:customStyle="1" w:styleId="ColorCCE0F5BgEBD6FF" w:type="character">
     <w:name w:val="ColorCCE0F5BgEBD6FF"/>
+    <w:semiHidden/>
     <w:rPr>
       <w:color w:val="CCE0F5"/>
       <w:shd w:color="auto" w:fill="EBD6FF" w:val="clear"/>
@@ -4688,6 +5121,7 @@
   </w:style>
   <w:style w:customStyle="1" w:styleId="ColorCCE0F5BgBBBBBB" w:type="character">
     <w:name w:val="ColorCCE0F5BgBBBBBB"/>
+    <w:semiHidden/>
     <w:rPr>
       <w:color w:val="CCE0F5"/>
       <w:shd w:color="auto" w:fill="BBBBBB" w:val="clear"/>
@@ -4695,6 +5129,7 @@
   </w:style>
   <w:style w:customStyle="1" w:styleId="ColorCCE0F5BgF06666" w:type="character">
     <w:name w:val="ColorCCE0F5BgF06666"/>
+    <w:semiHidden/>
     <w:rPr>
       <w:color w:val="CCE0F5"/>
       <w:shd w:color="auto" w:fill="F06666" w:val="clear"/>
@@ -4702,6 +5137,7 @@
   </w:style>
   <w:style w:customStyle="1" w:styleId="ColorCCE0F5BgFFC266" w:type="character">
     <w:name w:val="ColorCCE0F5BgFFC266"/>
+    <w:semiHidden/>
     <w:rPr>
       <w:color w:val="CCE0F5"/>
       <w:shd w:color="auto" w:fill="FFC266" w:val="clear"/>
@@ -4709,6 +5145,7 @@
   </w:style>
   <w:style w:customStyle="1" w:styleId="ColorCCE0F5BgFFFF66" w:type="character">
     <w:name w:val="ColorCCE0F5BgFFFF66"/>
+    <w:semiHidden/>
     <w:rPr>
       <w:color w:val="CCE0F5"/>
       <w:shd w:color="auto" w:fill="FFFF66" w:val="clear"/>
@@ -4716,6 +5153,7 @@
   </w:style>
   <w:style w:customStyle="1" w:styleId="ColorCCE0F5Bg66B966" w:type="character">
     <w:name w:val="ColorCCE0F5Bg66B966"/>
+    <w:semiHidden/>
     <w:rPr>
       <w:color w:val="CCE0F5"/>
       <w:shd w:color="auto" w:fill="66B966" w:val="clear"/>
@@ -4723,6 +5161,7 @@
   </w:style>
   <w:style w:customStyle="1" w:styleId="ColorCCE0F5Bg66A3E0" w:type="character">
     <w:name w:val="ColorCCE0F5Bg66A3E0"/>
+    <w:semiHidden/>
     <w:rPr>
       <w:color w:val="CCE0F5"/>
       <w:shd w:color="auto" w:fill="66A3E0" w:val="clear"/>
@@ -4730,6 +5169,7 @@
   </w:style>
   <w:style w:customStyle="1" w:styleId="ColorCCE0F5BgC285FF" w:type="character">
     <w:name w:val="ColorCCE0F5BgC285FF"/>
+    <w:semiHidden/>
     <w:rPr>
       <w:color w:val="CCE0F5"/>
       <w:shd w:color="auto" w:fill="C285FF" w:val="clear"/>
@@ -4737,6 +5177,7 @@
   </w:style>
   <w:style w:customStyle="1" w:styleId="ColorCCE0F5Bg888888" w:type="character">
     <w:name w:val="ColorCCE0F5Bg888888"/>
+    <w:semiHidden/>
     <w:rPr>
       <w:color w:val="CCE0F5"/>
       <w:shd w:color="auto" w:fill="888888" w:val="clear"/>
@@ -4744,6 +5185,7 @@
   </w:style>
   <w:style w:customStyle="1" w:styleId="ColorCCE0F5BgA10000" w:type="character">
     <w:name w:val="ColorCCE0F5BgA10000"/>
+    <w:semiHidden/>
     <w:rPr>
       <w:color w:val="CCE0F5"/>
       <w:shd w:color="auto" w:fill="A10000" w:val="clear"/>
@@ -4751,6 +5193,7 @@
   </w:style>
   <w:style w:customStyle="1" w:styleId="ColorCCE0F5BgB26B00" w:type="character">
     <w:name w:val="ColorCCE0F5BgB26B00"/>
+    <w:semiHidden/>
     <w:rPr>
       <w:color w:val="CCE0F5"/>
       <w:shd w:color="auto" w:fill="B26B00" w:val="clear"/>
@@ -4758,6 +5201,7 @@
   </w:style>
   <w:style w:customStyle="1" w:styleId="ColorCCE0F5BgB2B200" w:type="character">
     <w:name w:val="ColorCCE0F5BgB2B200"/>
+    <w:semiHidden/>
     <w:rPr>
       <w:color w:val="CCE0F5"/>
       <w:shd w:color="auto" w:fill="B2B200" w:val="clear"/>
@@ -4765,6 +5209,7 @@
   </w:style>
   <w:style w:customStyle="1" w:styleId="ColorCCE0F5Bg006100" w:type="character">
     <w:name w:val="ColorCCE0F5Bg006100"/>
+    <w:semiHidden/>
     <w:rPr>
       <w:color w:val="CCE0F5"/>
       <w:shd w:color="auto" w:fill="006100" w:val="clear"/>
@@ -4772,6 +5217,7 @@
   </w:style>
   <w:style w:customStyle="1" w:styleId="ColorCCE0F5Bg0047B2" w:type="character">
     <w:name w:val="ColorCCE0F5Bg0047B2"/>
+    <w:semiHidden/>
     <w:rPr>
       <w:color w:val="CCE0F5"/>
       <w:shd w:color="auto" w:fill="0047B2" w:val="clear"/>
@@ -4779,6 +5225,7 @@
   </w:style>
   <w:style w:customStyle="1" w:styleId="ColorCCE0F5Bg6B24B2" w:type="character">
     <w:name w:val="ColorCCE0F5Bg6B24B2"/>
+    <w:semiHidden/>
     <w:rPr>
       <w:color w:val="CCE0F5"/>
       <w:shd w:color="auto" w:fill="6B24B2" w:val="clear"/>
@@ -4786,6 +5233,7 @@
   </w:style>
   <w:style w:customStyle="1" w:styleId="ColorCCE0F5Bg444444" w:type="character">
     <w:name w:val="ColorCCE0F5Bg444444"/>
+    <w:semiHidden/>
     <w:rPr>
       <w:color w:val="CCE0F5"/>
       <w:shd w:color="auto" w:fill="444444" w:val="clear"/>
@@ -4793,6 +5241,7 @@
   </w:style>
   <w:style w:customStyle="1" w:styleId="ColorCCE0F5Bg5C0000" w:type="character">
     <w:name w:val="ColorCCE0F5Bg5C0000"/>
+    <w:semiHidden/>
     <w:rPr>
       <w:color w:val="CCE0F5"/>
       <w:shd w:color="auto" w:fill="5C0000" w:val="clear"/>
@@ -4800,6 +5249,7 @@
   </w:style>
   <w:style w:customStyle="1" w:styleId="ColorCCE0F5Bg663D00" w:type="character">
     <w:name w:val="ColorCCE0F5Bg663D00"/>
+    <w:semiHidden/>
     <w:rPr>
       <w:color w:val="CCE0F5"/>
       <w:shd w:color="auto" w:fill="663D00" w:val="clear"/>
@@ -4807,6 +5257,7 @@
   </w:style>
   <w:style w:customStyle="1" w:styleId="ColorCCE0F5Bg666600" w:type="character">
     <w:name w:val="ColorCCE0F5Bg666600"/>
+    <w:semiHidden/>
     <w:rPr>
       <w:color w:val="CCE0F5"/>
       <w:shd w:color="auto" w:fill="666600" w:val="clear"/>
@@ -4814,6 +5265,7 @@
   </w:style>
   <w:style w:customStyle="1" w:styleId="ColorCCE0F5Bg003700" w:type="character">
     <w:name w:val="ColorCCE0F5Bg003700"/>
+    <w:semiHidden/>
     <w:rPr>
       <w:color w:val="CCE0F5"/>
       <w:shd w:color="auto" w:fill="003700" w:val="clear"/>
@@ -4821,6 +5273,7 @@
   </w:style>
   <w:style w:customStyle="1" w:styleId="ColorCCE0F5Bg002966" w:type="character">
     <w:name w:val="ColorCCE0F5Bg002966"/>
+    <w:semiHidden/>
     <w:rPr>
       <w:color w:val="CCE0F5"/>
       <w:shd w:color="auto" w:fill="002966" w:val="clear"/>
@@ -4828,6 +5281,7 @@
   </w:style>
   <w:style w:customStyle="1" w:styleId="ColorCCE0F5Bg3D1466" w:type="character">
     <w:name w:val="ColorCCE0F5Bg3D1466"/>
+    <w:semiHidden/>
     <w:rPr>
       <w:color w:val="CCE0F5"/>
       <w:shd w:color="auto" w:fill="3D1466" w:val="clear"/>
@@ -4835,12 +5289,14 @@
   </w:style>
   <w:style w:customStyle="1" w:styleId="ColorEBD6FF" w:type="character">
     <w:name w:val="ColorEBD6FF"/>
+    <w:semiHidden/>
     <w:rPr>
       <w:color w:val="EBD6FF"/>
     </w:rPr>
   </w:style>
   <w:style w:customStyle="1" w:styleId="ColorEBD6FFBgE60000" w:type="character">
     <w:name w:val="ColorEBD6FFBgE60000"/>
+    <w:semiHidden/>
     <w:rPr>
       <w:color w:val="EBD6FF"/>
       <w:shd w:color="auto" w:fill="E60000" w:val="clear"/>
@@ -4848,6 +5304,7 @@
   </w:style>
   <w:style w:customStyle="1" w:styleId="ColorEBD6FFBgFF9900" w:type="character">
     <w:name w:val="ColorEBD6FFBgFF9900"/>
+    <w:semiHidden/>
     <w:rPr>
       <w:color w:val="EBD6FF"/>
       <w:shd w:color="auto" w:fill="FF9900" w:val="clear"/>
@@ -4855,6 +5312,7 @@
   </w:style>
   <w:style w:customStyle="1" w:styleId="ColorEBD6FFBgFFFF00" w:type="character">
     <w:name w:val="ColorEBD6FFBgFFFF00"/>
+    <w:semiHidden/>
     <w:rPr>
       <w:color w:val="EBD6FF"/>
       <w:shd w:color="auto" w:fill="FFFF00" w:val="clear"/>
@@ -4862,6 +5320,7 @@
   </w:style>
   <w:style w:customStyle="1" w:styleId="ColorEBD6FFBg008A00" w:type="character">
     <w:name w:val="ColorEBD6FFBg008A00"/>
+    <w:semiHidden/>
     <w:rPr>
       <w:color w:val="EBD6FF"/>
       <w:shd w:color="auto" w:fill="008A00" w:val="clear"/>
@@ -4869,6 +5328,7 @@
   </w:style>
   <w:style w:customStyle="1" w:styleId="ColorEBD6FFBg0066CC" w:type="character">
     <w:name w:val="ColorEBD6FFBg0066CC"/>
+    <w:semiHidden/>
     <w:rPr>
       <w:color w:val="EBD6FF"/>
       <w:shd w:color="auto" w:fill="0066CC" w:val="clear"/>
@@ -4876,6 +5336,7 @@
   </w:style>
   <w:style w:customStyle="1" w:styleId="ColorEBD6FFBg9933FF" w:type="character">
     <w:name w:val="ColorEBD6FFBg9933FF"/>
+    <w:semiHidden/>
     <w:rPr>
       <w:color w:val="EBD6FF"/>
       <w:shd w:color="auto" w:fill="9933FF" w:val="clear"/>
@@ -4883,6 +5344,7 @@
   </w:style>
   <w:style w:customStyle="1" w:styleId="ColorEBD6FFBgFFFFFF" w:type="character">
     <w:name w:val="ColorEBD6FFBgFFFFFF"/>
+    <w:semiHidden/>
     <w:rPr>
       <w:color w:val="EBD6FF"/>
       <w:shd w:color="auto" w:fill="FFFFFF" w:val="clear"/>
@@ -4890,6 +5352,7 @@
   </w:style>
   <w:style w:customStyle="1" w:styleId="ColorEBD6FFBgFACCCC" w:type="character">
     <w:name w:val="ColorEBD6FFBgFACCCC"/>
+    <w:semiHidden/>
     <w:rPr>
       <w:color w:val="EBD6FF"/>
       <w:shd w:color="auto" w:fill="FACCCC" w:val="clear"/>
@@ -4897,6 +5360,7 @@
   </w:style>
   <w:style w:customStyle="1" w:styleId="ColorEBD6FFBgFFEBCC" w:type="character">
     <w:name w:val="ColorEBD6FFBgFFEBCC"/>
+    <w:semiHidden/>
     <w:rPr>
       <w:color w:val="EBD6FF"/>
       <w:shd w:color="auto" w:fill="FFEBCC" w:val="clear"/>
@@ -4904,6 +5368,7 @@
   </w:style>
   <w:style w:customStyle="1" w:styleId="ColorEBD6FFBgFFFFCC" w:type="character">
     <w:name w:val="ColorEBD6FFBgFFFFCC"/>
+    <w:semiHidden/>
     <w:rPr>
       <w:color w:val="EBD6FF"/>
       <w:shd w:color="auto" w:fill="FFFFCC" w:val="clear"/>
@@ -4911,6 +5376,7 @@
   </w:style>
   <w:style w:customStyle="1" w:styleId="ColorEBD6FFBgCCE8CC" w:type="character">
     <w:name w:val="ColorEBD6FFBgCCE8CC"/>
+    <w:semiHidden/>
     <w:rPr>
       <w:color w:val="EBD6FF"/>
       <w:shd w:color="auto" w:fill="CCE8CC" w:val="clear"/>
@@ -4918,6 +5384,7 @@
   </w:style>
   <w:style w:customStyle="1" w:styleId="ColorEBD6FFBgCCE0F5" w:type="character">
     <w:name w:val="ColorEBD6FFBgCCE0F5"/>
+    <w:semiHidden/>
     <w:rPr>
       <w:color w:val="EBD6FF"/>
       <w:shd w:color="auto" w:fill="CCE0F5" w:val="clear"/>
@@ -4925,6 +5392,7 @@
   </w:style>
   <w:style w:customStyle="1" w:styleId="ColorEBD6FFBgEBD6FF" w:type="character">
     <w:name w:val="ColorEBD6FFBgEBD6FF"/>
+    <w:semiHidden/>
     <w:rPr>
       <w:color w:val="EBD6FF"/>
       <w:shd w:color="auto" w:fill="EBD6FF" w:val="clear"/>
@@ -4932,6 +5400,7 @@
   </w:style>
   <w:style w:customStyle="1" w:styleId="ColorEBD6FFBgBBBBBB" w:type="character">
     <w:name w:val="ColorEBD6FFBgBBBBBB"/>
+    <w:semiHidden/>
     <w:rPr>
       <w:color w:val="EBD6FF"/>
       <w:shd w:color="auto" w:fill="BBBBBB" w:val="clear"/>
@@ -4939,6 +5408,7 @@
   </w:style>
   <w:style w:customStyle="1" w:styleId="ColorEBD6FFBgF06666" w:type="character">
     <w:name w:val="ColorEBD6FFBgF06666"/>
+    <w:semiHidden/>
     <w:rPr>
       <w:color w:val="EBD6FF"/>
       <w:shd w:color="auto" w:fill="F06666" w:val="clear"/>
@@ -4946,6 +5416,7 @@
   </w:style>
   <w:style w:customStyle="1" w:styleId="ColorEBD6FFBgFFC266" w:type="character">
     <w:name w:val="ColorEBD6FFBgFFC266"/>
+    <w:semiHidden/>
     <w:rPr>
       <w:color w:val="EBD6FF"/>
       <w:shd w:color="auto" w:fill="FFC266" w:val="clear"/>
@@ -4953,6 +5424,7 @@
   </w:style>
   <w:style w:customStyle="1" w:styleId="ColorEBD6FFBgFFFF66" w:type="character">
     <w:name w:val="ColorEBD6FFBgFFFF66"/>
+    <w:semiHidden/>
     <w:rPr>
       <w:color w:val="EBD6FF"/>
       <w:shd w:color="auto" w:fill="FFFF66" w:val="clear"/>
@@ -4960,6 +5432,7 @@
   </w:style>
   <w:style w:customStyle="1" w:styleId="ColorEBD6FFBg66B966" w:type="character">
     <w:name w:val="ColorEBD6FFBg66B966"/>
+    <w:semiHidden/>
     <w:rPr>
       <w:color w:val="EBD6FF"/>
       <w:shd w:color="auto" w:fill="66B966" w:val="clear"/>
@@ -4967,6 +5440,7 @@
   </w:style>
   <w:style w:customStyle="1" w:styleId="ColorEBD6FFBg66A3E0" w:type="character">
     <w:name w:val="ColorEBD6FFBg66A3E0"/>
+    <w:semiHidden/>
     <w:rPr>
       <w:color w:val="EBD6FF"/>
       <w:shd w:color="auto" w:fill="66A3E0" w:val="clear"/>
@@ -4974,6 +5448,7 @@
   </w:style>
   <w:style w:customStyle="1" w:styleId="ColorEBD6FFBgC285FF" w:type="character">
     <w:name w:val="ColorEBD6FFBgC285FF"/>
+    <w:semiHidden/>
     <w:rPr>
       <w:color w:val="EBD6FF"/>
       <w:shd w:color="auto" w:fill="C285FF" w:val="clear"/>
@@ -4981,6 +5456,7 @@
   </w:style>
   <w:style w:customStyle="1" w:styleId="ColorEBD6FFBg888888" w:type="character">
     <w:name w:val="ColorEBD6FFBg888888"/>
+    <w:semiHidden/>
     <w:rPr>
       <w:color w:val="EBD6FF"/>
       <w:shd w:color="auto" w:fill="888888" w:val="clear"/>
@@ -4988,6 +5464,7 @@
   </w:style>
   <w:style w:customStyle="1" w:styleId="ColorEBD6FFBgA10000" w:type="character">
     <w:name w:val="ColorEBD6FFBgA10000"/>
+    <w:semiHidden/>
     <w:rPr>
       <w:color w:val="EBD6FF"/>
       <w:shd w:color="auto" w:fill="A10000" w:val="clear"/>
@@ -4995,6 +5472,7 @@
   </w:style>
   <w:style w:customStyle="1" w:styleId="ColorEBD6FFBgB26B00" w:type="character">
     <w:name w:val="ColorEBD6FFBgB26B00"/>
+    <w:semiHidden/>
     <w:rPr>
       <w:color w:val="EBD6FF"/>
       <w:shd w:color="auto" w:fill="B26B00" w:val="clear"/>
@@ -5002,6 +5480,7 @@
   </w:style>
   <w:style w:customStyle="1" w:styleId="ColorEBD6FFBgB2B200" w:type="character">
     <w:name w:val="ColorEBD6FFBgB2B200"/>
+    <w:semiHidden/>
     <w:rPr>
       <w:color w:val="EBD6FF"/>
       <w:shd w:color="auto" w:fill="B2B200" w:val="clear"/>
@@ -5009,6 +5488,7 @@
   </w:style>
   <w:style w:customStyle="1" w:styleId="ColorEBD6FFBg006100" w:type="character">
     <w:name w:val="ColorEBD6FFBg006100"/>
+    <w:semiHidden/>
     <w:rPr>
       <w:color w:val="EBD6FF"/>
       <w:shd w:color="auto" w:fill="006100" w:val="clear"/>
@@ -5016,6 +5496,7 @@
   </w:style>
   <w:style w:customStyle="1" w:styleId="ColorEBD6FFBg0047B2" w:type="character">
     <w:name w:val="ColorEBD6FFBg0047B2"/>
+    <w:semiHidden/>
     <w:rPr>
       <w:color w:val="EBD6FF"/>
       <w:shd w:color="auto" w:fill="0047B2" w:val="clear"/>
@@ -5023,6 +5504,7 @@
   </w:style>
   <w:style w:customStyle="1" w:styleId="ColorEBD6FFBg6B24B2" w:type="character">
     <w:name w:val="ColorEBD6FFBg6B24B2"/>
+    <w:semiHidden/>
     <w:rPr>
       <w:color w:val="EBD6FF"/>
       <w:shd w:color="auto" w:fill="6B24B2" w:val="clear"/>
@@ -5030,6 +5512,7 @@
   </w:style>
   <w:style w:customStyle="1" w:styleId="ColorEBD6FFBg444444" w:type="character">
     <w:name w:val="ColorEBD6FFBg444444"/>
+    <w:semiHidden/>
     <w:rPr>
       <w:color w:val="EBD6FF"/>
       <w:shd w:color="auto" w:fill="444444" w:val="clear"/>
@@ -5037,6 +5520,7 @@
   </w:style>
   <w:style w:customStyle="1" w:styleId="ColorEBD6FFBg5C0000" w:type="character">
     <w:name w:val="ColorEBD6FFBg5C0000"/>
+    <w:semiHidden/>
     <w:rPr>
       <w:color w:val="EBD6FF"/>
       <w:shd w:color="auto" w:fill="5C0000" w:val="clear"/>
@@ -5044,6 +5528,7 @@
   </w:style>
   <w:style w:customStyle="1" w:styleId="ColorEBD6FFBg663D00" w:type="character">
     <w:name w:val="ColorEBD6FFBg663D00"/>
+    <w:semiHidden/>
     <w:rPr>
       <w:color w:val="EBD6FF"/>
       <w:shd w:color="auto" w:fill="663D00" w:val="clear"/>
@@ -5051,6 +5536,7 @@
   </w:style>
   <w:style w:customStyle="1" w:styleId="ColorEBD6FFBg666600" w:type="character">
     <w:name w:val="ColorEBD6FFBg666600"/>
+    <w:semiHidden/>
     <w:rPr>
       <w:color w:val="EBD6FF"/>
       <w:shd w:color="auto" w:fill="666600" w:val="clear"/>
@@ -5058,6 +5544,7 @@
   </w:style>
   <w:style w:customStyle="1" w:styleId="ColorEBD6FFBg003700" w:type="character">
     <w:name w:val="ColorEBD6FFBg003700"/>
+    <w:semiHidden/>
     <w:rPr>
       <w:color w:val="EBD6FF"/>
       <w:shd w:color="auto" w:fill="003700" w:val="clear"/>
@@ -5065,6 +5552,7 @@
   </w:style>
   <w:style w:customStyle="1" w:styleId="ColorEBD6FFBg002966" w:type="character">
     <w:name w:val="ColorEBD6FFBg002966"/>
+    <w:semiHidden/>
     <w:rPr>
       <w:color w:val="EBD6FF"/>
       <w:shd w:color="auto" w:fill="002966" w:val="clear"/>
@@ -5072,6 +5560,7 @@
   </w:style>
   <w:style w:customStyle="1" w:styleId="ColorEBD6FFBg3D1466" w:type="character">
     <w:name w:val="ColorEBD6FFBg3D1466"/>
+    <w:semiHidden/>
     <w:rPr>
       <w:color w:val="EBD6FF"/>
       <w:shd w:color="auto" w:fill="3D1466" w:val="clear"/>
@@ -5079,12 +5568,14 @@
   </w:style>
   <w:style w:customStyle="1" w:styleId="ColorBBBBBB" w:type="character">
     <w:name w:val="ColorBBBBBB"/>
+    <w:semiHidden/>
     <w:rPr>
       <w:color w:val="BBBBBB"/>
     </w:rPr>
   </w:style>
   <w:style w:customStyle="1" w:styleId="ColorBBBBBBBgE60000" w:type="character">
     <w:name w:val="ColorBBBBBBBgE60000"/>
+    <w:semiHidden/>
     <w:rPr>
       <w:color w:val="BBBBBB"/>
       <w:shd w:color="auto" w:fill="E60000" w:val="clear"/>
@@ -5092,6 +5583,7 @@
   </w:style>
   <w:style w:customStyle="1" w:styleId="ColorBBBBBBBgFF9900" w:type="character">
     <w:name w:val="ColorBBBBBBBgFF9900"/>
+    <w:semiHidden/>
     <w:rPr>
       <w:color w:val="BBBBBB"/>
       <w:shd w:color="auto" w:fill="FF9900" w:val="clear"/>
@@ -5099,6 +5591,7 @@
   </w:style>
   <w:style w:customStyle="1" w:styleId="ColorBBBBBBBgFFFF00" w:type="character">
     <w:name w:val="ColorBBBBBBBgFFFF00"/>
+    <w:semiHidden/>
     <w:rPr>
       <w:color w:val="BBBBBB"/>
       <w:shd w:color="auto" w:fill="FFFF00" w:val="clear"/>
@@ -5106,6 +5599,7 @@
   </w:style>
   <w:style w:customStyle="1" w:styleId="ColorBBBBBBBg008A00" w:type="character">
     <w:name w:val="ColorBBBBBBBg008A00"/>
+    <w:semiHidden/>
     <w:rPr>
       <w:color w:val="BBBBBB"/>
       <w:shd w:color="auto" w:fill="008A00" w:val="clear"/>
@@ -5113,6 +5607,7 @@
   </w:style>
   <w:style w:customStyle="1" w:styleId="ColorBBBBBBBg0066CC" w:type="character">
     <w:name w:val="ColorBBBBBBBg0066CC"/>
+    <w:semiHidden/>
     <w:rPr>
       <w:color w:val="BBBBBB"/>
       <w:shd w:color="auto" w:fill="0066CC" w:val="clear"/>
@@ -5120,6 +5615,7 @@
   </w:style>
   <w:style w:customStyle="1" w:styleId="ColorBBBBBBBg9933FF" w:type="character">
     <w:name w:val="ColorBBBBBBBg9933FF"/>
+    <w:semiHidden/>
     <w:rPr>
       <w:color w:val="BBBBBB"/>
       <w:shd w:color="auto" w:fill="9933FF" w:val="clear"/>
@@ -5127,6 +5623,7 @@
   </w:style>
   <w:style w:customStyle="1" w:styleId="ColorBBBBBBBgFFFFFF" w:type="character">
     <w:name w:val="ColorBBBBBBBgFFFFFF"/>
+    <w:semiHidden/>
     <w:rPr>
       <w:color w:val="BBBBBB"/>
       <w:shd w:color="auto" w:fill="FFFFFF" w:val="clear"/>
@@ -5134,6 +5631,7 @@
   </w:style>
   <w:style w:customStyle="1" w:styleId="ColorBBBBBBBgFACCCC" w:type="character">
     <w:name w:val="ColorBBBBBBBgFACCCC"/>
+    <w:semiHidden/>
     <w:rPr>
       <w:color w:val="BBBBBB"/>
       <w:shd w:color="auto" w:fill="FACCCC" w:val="clear"/>
@@ -5141,6 +5639,7 @@
   </w:style>
   <w:style w:customStyle="1" w:styleId="ColorBBBBBBBgFFEBCC" w:type="character">
     <w:name w:val="ColorBBBBBBBgFFEBCC"/>
+    <w:semiHidden/>
     <w:rPr>
       <w:color w:val="BBBBBB"/>
       <w:shd w:color="auto" w:fill="FFEBCC" w:val="clear"/>
@@ -5148,6 +5647,7 @@
   </w:style>
   <w:style w:customStyle="1" w:styleId="ColorBBBBBBBgFFFFCC" w:type="character">
     <w:name w:val="ColorBBBBBBBgFFFFCC"/>
+    <w:semiHidden/>
     <w:rPr>
       <w:color w:val="BBBBBB"/>
       <w:shd w:color="auto" w:fill="FFFFCC" w:val="clear"/>
@@ -5155,6 +5655,7 @@
   </w:style>
   <w:style w:customStyle="1" w:styleId="ColorBBBBBBBgCCE8CC" w:type="character">
     <w:name w:val="ColorBBBBBBBgCCE8CC"/>
+    <w:semiHidden/>
     <w:rPr>
       <w:color w:val="BBBBBB"/>
       <w:shd w:color="auto" w:fill="CCE8CC" w:val="clear"/>
@@ -5162,6 +5663,7 @@
   </w:style>
   <w:style w:customStyle="1" w:styleId="ColorBBBBBBBgCCE0F5" w:type="character">
     <w:name w:val="ColorBBBBBBBgCCE0F5"/>
+    <w:semiHidden/>
     <w:rPr>
       <w:color w:val="BBBBBB"/>
       <w:shd w:color="auto" w:fill="CCE0F5" w:val="clear"/>
@@ -5169,6 +5671,7 @@
   </w:style>
   <w:style w:customStyle="1" w:styleId="ColorBBBBBBBgEBD6FF" w:type="character">
     <w:name w:val="ColorBBBBBBBgEBD6FF"/>
+    <w:semiHidden/>
     <w:rPr>
       <w:color w:val="BBBBBB"/>
       <w:shd w:color="auto" w:fill="EBD6FF" w:val="clear"/>
@@ -5176,6 +5679,7 @@
   </w:style>
   <w:style w:customStyle="1" w:styleId="ColorBBBBBBBgBBBBBB" w:type="character">
     <w:name w:val="ColorBBBBBBBgBBBBBB"/>
+    <w:semiHidden/>
     <w:rPr>
       <w:color w:val="BBBBBB"/>
       <w:shd w:color="auto" w:fill="BBBBBB" w:val="clear"/>
@@ -5183,6 +5687,7 @@
   </w:style>
   <w:style w:customStyle="1" w:styleId="ColorBBBBBBBgF06666" w:type="character">
     <w:name w:val="ColorBBBBBBBgF06666"/>
+    <w:semiHidden/>
     <w:rPr>
       <w:color w:val="BBBBBB"/>
       <w:shd w:color="auto" w:fill="F06666" w:val="clear"/>
@@ -5190,6 +5695,7 @@
   </w:style>
   <w:style w:customStyle="1" w:styleId="ColorBBBBBBBgFFC266" w:type="character">
     <w:name w:val="ColorBBBBBBBgFFC266"/>
+    <w:semiHidden/>
     <w:rPr>
       <w:color w:val="BBBBBB"/>
       <w:shd w:color="auto" w:fill="FFC266" w:val="clear"/>
@@ -5197,6 +5703,7 @@
   </w:style>
   <w:style w:customStyle="1" w:styleId="ColorBBBBBBBgFFFF66" w:type="character">
     <w:name w:val="ColorBBBBBBBgFFFF66"/>
+    <w:semiHidden/>
     <w:rPr>
       <w:color w:val="BBBBBB"/>
       <w:shd w:color="auto" w:fill="FFFF66" w:val="clear"/>
@@ -5204,6 +5711,7 @@
   </w:style>
   <w:style w:customStyle="1" w:styleId="ColorBBBBBBBg66B966" w:type="character">
     <w:name w:val="ColorBBBBBBBg66B966"/>
+    <w:semiHidden/>
     <w:rPr>
       <w:color w:val="BBBBBB"/>
       <w:shd w:color="auto" w:fill="66B966" w:val="clear"/>
@@ -5211,6 +5719,7 @@
   </w:style>
   <w:style w:customStyle="1" w:styleId="ColorBBBBBBBg66A3E0" w:type="character">
     <w:name w:val="ColorBBBBBBBg66A3E0"/>
+    <w:semiHidden/>
     <w:rPr>
       <w:color w:val="BBBBBB"/>
       <w:shd w:color="auto" w:fill="66A3E0" w:val="clear"/>
@@ -5218,6 +5727,7 @@
   </w:style>
   <w:style w:customStyle="1" w:styleId="ColorBBBBBBBgC285FF" w:type="character">
     <w:name w:val="ColorBBBBBBBgC285FF"/>
+    <w:semiHidden/>
     <w:rPr>
       <w:color w:val="BBBBBB"/>
       <w:shd w:color="auto" w:fill="C285FF" w:val="clear"/>
@@ -5225,6 +5735,7 @@
   </w:style>
   <w:style w:customStyle="1" w:styleId="ColorBBBBBBBg888888" w:type="character">
     <w:name w:val="ColorBBBBBBBg888888"/>
+    <w:semiHidden/>
     <w:rPr>
       <w:color w:val="BBBBBB"/>
       <w:shd w:color="auto" w:fill="888888" w:val="clear"/>
@@ -5232,6 +5743,7 @@
   </w:style>
   <w:style w:customStyle="1" w:styleId="ColorBBBBBBBgA10000" w:type="character">
     <w:name w:val="ColorBBBBBBBgA10000"/>
+    <w:semiHidden/>
     <w:rPr>
       <w:color w:val="BBBBBB"/>
       <w:shd w:color="auto" w:fill="A10000" w:val="clear"/>
@@ -5239,6 +5751,7 @@
   </w:style>
   <w:style w:customStyle="1" w:styleId="ColorBBBBBBBgB26B00" w:type="character">
     <w:name w:val="ColorBBBBBBBgB26B00"/>
+    <w:semiHidden/>
     <w:rPr>
       <w:color w:val="BBBBBB"/>
       <w:shd w:color="auto" w:fill="B26B00" w:val="clear"/>
@@ -5246,6 +5759,7 @@
   </w:style>
   <w:style w:customStyle="1" w:styleId="ColorBBBBBBBgB2B200" w:type="character">
     <w:name w:val="ColorBBBBBBBgB2B200"/>
+    <w:semiHidden/>
     <w:rPr>
       <w:color w:val="BBBBBB"/>
       <w:shd w:color="auto" w:fill="B2B200" w:val="clear"/>
@@ -5253,6 +5767,7 @@
   </w:style>
   <w:style w:customStyle="1" w:styleId="ColorBBBBBBBg006100" w:type="character">
     <w:name w:val="ColorBBBBBBBg006100"/>
+    <w:semiHidden/>
     <w:rPr>
       <w:color w:val="BBBBBB"/>
       <w:shd w:color="auto" w:fill="006100" w:val="clear"/>
@@ -5260,6 +5775,7 @@
   </w:style>
   <w:style w:customStyle="1" w:styleId="ColorBBBBBBBg0047B2" w:type="character">
     <w:name w:val="ColorBBBBBBBg0047B2"/>
+    <w:semiHidden/>
     <w:rPr>
       <w:color w:val="BBBBBB"/>
       <w:shd w:color="auto" w:fill="0047B2" w:val="clear"/>
@@ -5267,6 +5783,7 @@
   </w:style>
   <w:style w:customStyle="1" w:styleId="ColorBBBBBBBg6B24B2" w:type="character">
     <w:name w:val="ColorBBBBBBBg6B24B2"/>
+    <w:semiHidden/>
     <w:rPr>
       <w:color w:val="BBBBBB"/>
       <w:shd w:color="auto" w:fill="6B24B2" w:val="clear"/>
@@ -5274,6 +5791,7 @@
   </w:style>
   <w:style w:customStyle="1" w:styleId="ColorBBBBBBBg444444" w:type="character">
     <w:name w:val="ColorBBBBBBBg444444"/>
+    <w:semiHidden/>
     <w:rPr>
       <w:color w:val="BBBBBB"/>
       <w:shd w:color="auto" w:fill="444444" w:val="clear"/>
@@ -5281,6 +5799,7 @@
   </w:style>
   <w:style w:customStyle="1" w:styleId="ColorBBBBBBBg5C0000" w:type="character">
     <w:name w:val="ColorBBBBBBBg5C0000"/>
+    <w:semiHidden/>
     <w:rPr>
       <w:color w:val="BBBBBB"/>
       <w:shd w:color="auto" w:fill="5C0000" w:val="clear"/>
@@ -5288,6 +5807,7 @@
   </w:style>
   <w:style w:customStyle="1" w:styleId="ColorBBBBBBBg663D00" w:type="character">
     <w:name w:val="ColorBBBBBBBg663D00"/>
+    <w:semiHidden/>
     <w:rPr>
       <w:color w:val="BBBBBB"/>
       <w:shd w:color="auto" w:fill="663D00" w:val="clear"/>
@@ -5295,6 +5815,7 @@
   </w:style>
   <w:style w:customStyle="1" w:styleId="ColorBBBBBBBg666600" w:type="character">
     <w:name w:val="ColorBBBBBBBg666600"/>
+    <w:semiHidden/>
     <w:rPr>
       <w:color w:val="BBBBBB"/>
       <w:shd w:color="auto" w:fill="666600" w:val="clear"/>
@@ -5302,6 +5823,7 @@
   </w:style>
   <w:style w:customStyle="1" w:styleId="ColorBBBBBBBg003700" w:type="character">
     <w:name w:val="ColorBBBBBBBg003700"/>
+    <w:semiHidden/>
     <w:rPr>
       <w:color w:val="BBBBBB"/>
       <w:shd w:color="auto" w:fill="003700" w:val="clear"/>
@@ -5309,6 +5831,7 @@
   </w:style>
   <w:style w:customStyle="1" w:styleId="ColorBBBBBBBg002966" w:type="character">
     <w:name w:val="ColorBBBBBBBg002966"/>
+    <w:semiHidden/>
     <w:rPr>
       <w:color w:val="BBBBBB"/>
       <w:shd w:color="auto" w:fill="002966" w:val="clear"/>
@@ -5316,6 +5839,7 @@
   </w:style>
   <w:style w:customStyle="1" w:styleId="ColorBBBBBBBg3D1466" w:type="character">
     <w:name w:val="ColorBBBBBBBg3D1466"/>
+    <w:semiHidden/>
     <w:rPr>
       <w:color w:val="BBBBBB"/>
       <w:shd w:color="auto" w:fill="3D1466" w:val="clear"/>
@@ -5323,12 +5847,14 @@
   </w:style>
   <w:style w:customStyle="1" w:styleId="ColorF06666" w:type="character">
     <w:name w:val="ColorF06666"/>
+    <w:semiHidden/>
     <w:rPr>
       <w:color w:val="F06666"/>
     </w:rPr>
   </w:style>
   <w:style w:customStyle="1" w:styleId="ColorF06666BgE60000" w:type="character">
     <w:name w:val="ColorF06666BgE60000"/>
+    <w:semiHidden/>
     <w:rPr>
       <w:color w:val="F06666"/>
       <w:shd w:color="auto" w:fill="E60000" w:val="clear"/>
@@ -5336,6 +5862,7 @@
   </w:style>
   <w:style w:customStyle="1" w:styleId="ColorF06666BgFF9900" w:type="character">
     <w:name w:val="ColorF06666BgFF9900"/>
+    <w:semiHidden/>
     <w:rPr>
       <w:color w:val="F06666"/>
       <w:shd w:color="auto" w:fill="FF9900" w:val="clear"/>
@@ -5343,6 +5870,7 @@
   </w:style>
   <w:style w:customStyle="1" w:styleId="ColorF06666BgFFFF00" w:type="character">
     <w:name w:val="ColorF06666BgFFFF00"/>
+    <w:semiHidden/>
     <w:rPr>
       <w:color w:val="F06666"/>
       <w:shd w:color="auto" w:fill="FFFF00" w:val="clear"/>
@@ -5350,6 +5878,7 @@
   </w:style>
   <w:style w:customStyle="1" w:styleId="ColorF06666Bg008A00" w:type="character">
     <w:name w:val="ColorF06666Bg008A00"/>
+    <w:semiHidden/>
     <w:rPr>
       <w:color w:val="F06666"/>
       <w:shd w:color="auto" w:fill="008A00" w:val="clear"/>
@@ -5357,6 +5886,7 @@
   </w:style>
   <w:style w:customStyle="1" w:styleId="ColorF06666Bg0066CC" w:type="character">
     <w:name w:val="ColorF06666Bg0066CC"/>
+    <w:semiHidden/>
     <w:rPr>
       <w:color w:val="F06666"/>
       <w:shd w:color="auto" w:fill="0066CC" w:val="clear"/>
@@ -5364,6 +5894,7 @@
   </w:style>
   <w:style w:customStyle="1" w:styleId="ColorF06666Bg9933FF" w:type="character">
     <w:name w:val="ColorF06666Bg9933FF"/>
+    <w:semiHidden/>
     <w:rPr>
       <w:color w:val="F06666"/>
       <w:shd w:color="auto" w:fill="9933FF" w:val="clear"/>
@@ -5371,6 +5902,7 @@
   </w:style>
   <w:style w:customStyle="1" w:styleId="ColorF06666BgFFFFFF" w:type="character">
     <w:name w:val="ColorF06666BgFFFFFF"/>
+    <w:semiHidden/>
     <w:rPr>
       <w:color w:val="F06666"/>
       <w:shd w:color="auto" w:fill="FFFFFF" w:val="clear"/>
@@ -5378,6 +5910,7 @@
   </w:style>
   <w:style w:customStyle="1" w:styleId="ColorF06666BgFACCCC" w:type="character">
     <w:name w:val="ColorF06666BgFACCCC"/>
+    <w:semiHidden/>
     <w:rPr>
       <w:color w:val="F06666"/>
       <w:shd w:color="auto" w:fill="FACCCC" w:val="clear"/>
@@ -5385,6 +5918,7 @@
   </w:style>
   <w:style w:customStyle="1" w:styleId="ColorF06666BgFFEBCC" w:type="character">
     <w:name w:val="ColorF06666BgFFEBCC"/>
+    <w:semiHidden/>
     <w:rPr>
       <w:color w:val="F06666"/>
       <w:shd w:color="auto" w:fill="FFEBCC" w:val="clear"/>
@@ -5392,6 +5926,7 @@
   </w:style>
   <w:style w:customStyle="1" w:styleId="ColorF06666BgFFFFCC" w:type="character">
     <w:name w:val="ColorF06666BgFFFFCC"/>
+    <w:semiHidden/>
     <w:rPr>
       <w:color w:val="F06666"/>
       <w:shd w:color="auto" w:fill="FFFFCC" w:val="clear"/>
@@ -5399,6 +5934,7 @@
   </w:style>
   <w:style w:customStyle="1" w:styleId="ColorF06666BgCCE8CC" w:type="character">
     <w:name w:val="ColorF06666BgCCE8CC"/>
+    <w:semiHidden/>
     <w:rPr>
       <w:color w:val="F06666"/>
       <w:shd w:color="auto" w:fill="CCE8CC" w:val="clear"/>
@@ -5406,6 +5942,7 @@
   </w:style>
   <w:style w:customStyle="1" w:styleId="ColorF06666BgCCE0F5" w:type="character">
     <w:name w:val="ColorF06666BgCCE0F5"/>
+    <w:semiHidden/>
     <w:rPr>
       <w:color w:val="F06666"/>
       <w:shd w:color="auto" w:fill="CCE0F5" w:val="clear"/>
@@ -5413,6 +5950,7 @@
   </w:style>
   <w:style w:customStyle="1" w:styleId="ColorF06666BgEBD6FF" w:type="character">
     <w:name w:val="ColorF06666BgEBD6FF"/>
+    <w:semiHidden/>
     <w:rPr>
       <w:color w:val="F06666"/>
       <w:shd w:color="auto" w:fill="EBD6FF" w:val="clear"/>
@@ -5420,6 +5958,7 @@
   </w:style>
   <w:style w:customStyle="1" w:styleId="ColorF06666BgBBBBBB" w:type="character">
     <w:name w:val="ColorF06666BgBBBBBB"/>
+    <w:semiHidden/>
     <w:rPr>
       <w:color w:val="F06666"/>
       <w:shd w:color="auto" w:fill="BBBBBB" w:val="clear"/>
@@ -5427,6 +5966,7 @@
   </w:style>
   <w:style w:customStyle="1" w:styleId="ColorF06666BgF06666" w:type="character">
     <w:name w:val="ColorF06666BgF06666"/>
+    <w:semiHidden/>
     <w:rPr>
       <w:color w:val="F06666"/>
       <w:shd w:color="auto" w:fill="F06666" w:val="clear"/>
@@ -5434,6 +5974,7 @@
   </w:style>
   <w:style w:customStyle="1" w:styleId="ColorF06666BgFFC266" w:type="character">
     <w:name w:val="ColorF06666BgFFC266"/>
+    <w:semiHidden/>
     <w:rPr>
       <w:color w:val="F06666"/>
       <w:shd w:color="auto" w:fill="FFC266" w:val="clear"/>
@@ -5441,6 +5982,7 @@
   </w:style>
   <w:style w:customStyle="1" w:styleId="ColorF06666BgFFFF66" w:type="character">
     <w:name w:val="ColorF06666BgFFFF66"/>
+    <w:semiHidden/>
     <w:rPr>
       <w:color w:val="F06666"/>
       <w:shd w:color="auto" w:fill="FFFF66" w:val="clear"/>
@@ -5448,6 +5990,7 @@
   </w:style>
   <w:style w:customStyle="1" w:styleId="ColorF06666Bg66B966" w:type="character">
     <w:name w:val="ColorF06666Bg66B966"/>
+    <w:semiHidden/>
     <w:rPr>
       <w:color w:val="F06666"/>
       <w:shd w:color="auto" w:fill="66B966" w:val="clear"/>
@@ -5455,6 +5998,7 @@
   </w:style>
   <w:style w:customStyle="1" w:styleId="ColorF06666Bg66A3E0" w:type="character">
     <w:name w:val="ColorF06666Bg66A3E0"/>
+    <w:semiHidden/>
     <w:rPr>
       <w:color w:val="F06666"/>
       <w:shd w:color="auto" w:fill="66A3E0" w:val="clear"/>
@@ -5462,6 +6006,7 @@
   </w:style>
   <w:style w:customStyle="1" w:styleId="ColorF06666BgC285FF" w:type="character">
     <w:name w:val="ColorF06666BgC285FF"/>
+    <w:semiHidden/>
     <w:rPr>
       <w:color w:val="F06666"/>
       <w:shd w:color="auto" w:fill="C285FF" w:val="clear"/>
@@ -5469,6 +6014,7 @@
   </w:style>
   <w:style w:customStyle="1" w:styleId="ColorF06666Bg888888" w:type="character">
     <w:name w:val="ColorF06666Bg888888"/>
+    <w:semiHidden/>
     <w:rPr>
       <w:color w:val="F06666"/>
       <w:shd w:color="auto" w:fill="888888" w:val="clear"/>
@@ -5476,6 +6022,7 @@
   </w:style>
   <w:style w:customStyle="1" w:styleId="ColorF06666BgA10000" w:type="character">
     <w:name w:val="ColorF06666BgA10000"/>
+    <w:semiHidden/>
     <w:rPr>
       <w:color w:val="F06666"/>
       <w:shd w:color="auto" w:fill="A10000" w:val="clear"/>
@@ -5483,6 +6030,7 @@
   </w:style>
   <w:style w:customStyle="1" w:styleId="ColorF06666BgB26B00" w:type="character">
     <w:name w:val="ColorF06666BgB26B00"/>
+    <w:semiHidden/>
     <w:rPr>
       <w:color w:val="F06666"/>
       <w:shd w:color="auto" w:fill="B26B00" w:val="clear"/>
@@ -5490,6 +6038,7 @@
   </w:style>
   <w:style w:customStyle="1" w:styleId="ColorF06666BgB2B200" w:type="character">
     <w:name w:val="ColorF06666BgB2B200"/>
+    <w:semiHidden/>
     <w:rPr>
       <w:color w:val="F06666"/>
       <w:shd w:color="auto" w:fill="B2B200" w:val="clear"/>
@@ -5497,6 +6046,7 @@
   </w:style>
   <w:style w:customStyle="1" w:styleId="ColorF06666Bg006100" w:type="character">
     <w:name w:val="ColorF06666Bg006100"/>
+    <w:semiHidden/>
     <w:rPr>
       <w:color w:val="F06666"/>
       <w:shd w:color="auto" w:fill="006100" w:val="clear"/>
@@ -5504,6 +6054,7 @@
   </w:style>
   <w:style w:customStyle="1" w:styleId="ColorF06666Bg0047B2" w:type="character">
     <w:name w:val="ColorF06666Bg0047B2"/>
+    <w:semiHidden/>
     <w:rPr>
       <w:color w:val="F06666"/>
       <w:shd w:color="auto" w:fill="0047B2" w:val="clear"/>
@@ -5511,6 +6062,7 @@
   </w:style>
   <w:style w:customStyle="1" w:styleId="ColorF06666Bg6B24B2" w:type="character">
     <w:name w:val="ColorF06666Bg6B24B2"/>
+    <w:semiHidden/>
     <w:rPr>
       <w:color w:val="F06666"/>
       <w:shd w:color="auto" w:fill="6B24B2" w:val="clear"/>
@@ -5518,6 +6070,7 @@
   </w:style>
   <w:style w:customStyle="1" w:styleId="ColorF06666Bg444444" w:type="character">
     <w:name w:val="ColorF06666Bg444444"/>
+    <w:semiHidden/>
     <w:rPr>
       <w:color w:val="F06666"/>
       <w:shd w:color="auto" w:fill="444444" w:val="clear"/>
@@ -5525,6 +6078,7 @@
   </w:style>
   <w:style w:customStyle="1" w:styleId="ColorF06666Bg5C0000" w:type="character">
     <w:name w:val="ColorF06666Bg5C0000"/>
+    <w:semiHidden/>
     <w:rPr>
       <w:color w:val="F06666"/>
       <w:shd w:color="auto" w:fill="5C0000" w:val="clear"/>
@@ -5532,6 +6086,7 @@
   </w:style>
   <w:style w:customStyle="1" w:styleId="ColorF06666Bg663D00" w:type="character">
     <w:name w:val="ColorF06666Bg663D00"/>
+    <w:semiHidden/>
     <w:rPr>
       <w:color w:val="F06666"/>
       <w:shd w:color="auto" w:fill="663D00" w:val="clear"/>
@@ -5539,6 +6094,7 @@
   </w:style>
   <w:style w:customStyle="1" w:styleId="ColorF06666Bg666600" w:type="character">
     <w:name w:val="ColorF06666Bg666600"/>
+    <w:semiHidden/>
     <w:rPr>
       <w:color w:val="F06666"/>
       <w:shd w:color="auto" w:fill="666600" w:val="clear"/>
@@ -5546,6 +6102,7 @@
   </w:style>
   <w:style w:customStyle="1" w:styleId="ColorF06666Bg003700" w:type="character">
     <w:name w:val="ColorF06666Bg003700"/>
+    <w:semiHidden/>
     <w:rPr>
       <w:color w:val="F06666"/>
       <w:shd w:color="auto" w:fill="003700" w:val="clear"/>
@@ -5553,6 +6110,7 @@
   </w:style>
   <w:style w:customStyle="1" w:styleId="ColorF06666Bg002966" w:type="character">
     <w:name w:val="ColorF06666Bg002966"/>
+    <w:semiHidden/>
     <w:rPr>
       <w:color w:val="F06666"/>
       <w:shd w:color="auto" w:fill="002966" w:val="clear"/>
@@ -5560,6 +6118,7 @@
   </w:style>
   <w:style w:customStyle="1" w:styleId="ColorF06666Bg3D1466" w:type="character">
     <w:name w:val="ColorF06666Bg3D1466"/>
+    <w:semiHidden/>
     <w:rPr>
       <w:color w:val="F06666"/>
       <w:shd w:color="auto" w:fill="3D1466" w:val="clear"/>
@@ -5567,12 +6126,14 @@
   </w:style>
   <w:style w:customStyle="1" w:styleId="ColorFFC266" w:type="character">
     <w:name w:val="ColorFFC266"/>
+    <w:semiHidden/>
     <w:rPr>
       <w:color w:val="FFC266"/>
     </w:rPr>
   </w:style>
   <w:style w:customStyle="1" w:styleId="ColorFFC266BgE60000" w:type="character">
     <w:name w:val="ColorFFC266BgE60000"/>
+    <w:semiHidden/>
     <w:rPr>
       <w:color w:val="FFC266"/>
       <w:shd w:color="auto" w:fill="E60000" w:val="clear"/>
@@ -5580,6 +6141,7 @@
   </w:style>
   <w:style w:customStyle="1" w:styleId="ColorFFC266BgFF9900" w:type="character">
     <w:name w:val="ColorFFC266BgFF9900"/>
+    <w:semiHidden/>
     <w:rPr>
       <w:color w:val="FFC266"/>
       <w:shd w:color="auto" w:fill="FF9900" w:val="clear"/>
@@ -5587,6 +6149,7 @@
   </w:style>
   <w:style w:customStyle="1" w:styleId="ColorFFC266BgFFFF00" w:type="character">
     <w:name w:val="ColorFFC266BgFFFF00"/>
+    <w:semiHidden/>
     <w:rPr>
       <w:color w:val="FFC266"/>
       <w:shd w:color="auto" w:fill="FFFF00" w:val="clear"/>
@@ -5594,6 +6157,7 @@
   </w:style>
   <w:style w:customStyle="1" w:styleId="ColorFFC266Bg008A00" w:type="character">
     <w:name w:val="ColorFFC266Bg008A00"/>
+    <w:semiHidden/>
     <w:rPr>
       <w:color w:val="FFC266"/>
       <w:shd w:color="auto" w:fill="008A00" w:val="clear"/>
@@ -5601,6 +6165,7 @@
   </w:style>
   <w:style w:customStyle="1" w:styleId="ColorFFC266Bg0066CC" w:type="character">
     <w:name w:val="ColorFFC266Bg0066CC"/>
+    <w:semiHidden/>
     <w:rPr>
       <w:color w:val="FFC266"/>
       <w:shd w:color="auto" w:fill="0066CC" w:val="clear"/>
@@ -5608,6 +6173,7 @@
   </w:style>
   <w:style w:customStyle="1" w:styleId="ColorFFC266Bg9933FF" w:type="character">
     <w:name w:val="ColorFFC266Bg9933FF"/>
+    <w:semiHidden/>
     <w:rPr>
       <w:color w:val="FFC266"/>
       <w:shd w:color="auto" w:fill="9933FF" w:val="clear"/>
@@ -5615,6 +6181,7 @@
   </w:style>
   <w:style w:customStyle="1" w:styleId="ColorFFC266BgFFFFFF" w:type="character">
     <w:name w:val="ColorFFC266BgFFFFFF"/>
+    <w:semiHidden/>
     <w:rPr>
       <w:color w:val="FFC266"/>
       <w:shd w:color="auto" w:fill="FFFFFF" w:val="clear"/>
@@ -5622,6 +6189,7 @@
   </w:style>
   <w:style w:customStyle="1" w:styleId="ColorFFC266BgFACCCC" w:type="character">
     <w:name w:val="ColorFFC266BgFACCCC"/>
+    <w:semiHidden/>
     <w:rPr>
       <w:color w:val="FFC266"/>
       <w:shd w:color="auto" w:fill="FACCCC" w:val="clear"/>
@@ -5629,6 +6197,7 @@
   </w:style>
   <w:style w:customStyle="1" w:styleId="ColorFFC266BgFFEBCC" w:type="character">
     <w:name w:val="ColorFFC266BgFFEBCC"/>
+    <w:semiHidden/>
     <w:rPr>
       <w:color w:val="FFC266"/>
       <w:shd w:color="auto" w:fill="FFEBCC" w:val="clear"/>
@@ -5636,6 +6205,7 @@
   </w:style>
   <w:style w:customStyle="1" w:styleId="ColorFFC266BgFFFFCC" w:type="character">
     <w:name w:val="ColorFFC266BgFFFFCC"/>
+    <w:semiHidden/>
     <w:rPr>
       <w:color w:val="FFC266"/>
       <w:shd w:color="auto" w:fill="FFFFCC" w:val="clear"/>
@@ -5643,6 +6213,7 @@
   </w:style>
   <w:style w:customStyle="1" w:styleId="ColorFFC266BgCCE8CC" w:type="character">
     <w:name w:val="ColorFFC266BgCCE8CC"/>
+    <w:semiHidden/>
     <w:rPr>
       <w:color w:val="FFC266"/>
       <w:shd w:color="auto" w:fill="CCE8CC" w:val="clear"/>
@@ -5650,6 +6221,7 @@
   </w:style>
   <w:style w:customStyle="1" w:styleId="ColorFFC266BgCCE0F5" w:type="character">
     <w:name w:val="ColorFFC266BgCCE0F5"/>
+    <w:semiHidden/>
     <w:rPr>
       <w:color w:val="FFC266"/>
       <w:shd w:color="auto" w:fill="CCE0F5" w:val="clear"/>
@@ -5657,6 +6229,7 @@
   </w:style>
   <w:style w:customStyle="1" w:styleId="ColorFFC266BgEBD6FF" w:type="character">
     <w:name w:val="ColorFFC266BgEBD6FF"/>
+    <w:semiHidden/>
     <w:rPr>
       <w:color w:val="FFC266"/>
       <w:shd w:color="auto" w:fill="EBD6FF" w:val="clear"/>
@@ -5664,6 +6237,7 @@
   </w:style>
   <w:style w:customStyle="1" w:styleId="ColorFFC266BgBBBBBB" w:type="character">
     <w:name w:val="ColorFFC266BgBBBBBB"/>
+    <w:semiHidden/>
     <w:rPr>
       <w:color w:val="FFC266"/>
       <w:shd w:color="auto" w:fill="BBBBBB" w:val="clear"/>
@@ -5671,6 +6245,7 @@
   </w:style>
   <w:style w:customStyle="1" w:styleId="ColorFFC266BgF06666" w:type="character">
     <w:name w:val="ColorFFC266BgF06666"/>
+    <w:semiHidden/>
     <w:rPr>
       <w:color w:val="FFC266"/>
       <w:shd w:color="auto" w:fill="F06666" w:val="clear"/>
@@ -5678,6 +6253,7 @@
   </w:style>
   <w:style w:customStyle="1" w:styleId="ColorFFC266BgFFC266" w:type="character">
     <w:name w:val="ColorFFC266BgFFC266"/>
+    <w:semiHidden/>
     <w:rPr>
       <w:color w:val="FFC266"/>
       <w:shd w:color="auto" w:fill="FFC266" w:val="clear"/>
@@ -5685,6 +6261,7 @@
   </w:style>
   <w:style w:customStyle="1" w:styleId="ColorFFC266BgFFFF66" w:type="character">
     <w:name w:val="ColorFFC266BgFFFF66"/>
+    <w:semiHidden/>
     <w:rPr>
       <w:color w:val="FFC266"/>
       <w:shd w:color="auto" w:fill="FFFF66" w:val="clear"/>
@@ -5692,6 +6269,7 @@
   </w:style>
   <w:style w:customStyle="1" w:styleId="ColorFFC266Bg66B966" w:type="character">
     <w:name w:val="ColorFFC266Bg66B966"/>
+    <w:semiHidden/>
     <w:rPr>
       <w:color w:val="FFC266"/>
       <w:shd w:color="auto" w:fill="66B966" w:val="clear"/>
@@ -5699,6 +6277,7 @@
   </w:style>
   <w:style w:customStyle="1" w:styleId="ColorFFC266Bg66A3E0" w:type="character">
     <w:name w:val="ColorFFC266Bg66A3E0"/>
+    <w:semiHidden/>
     <w:rPr>
       <w:color w:val="FFC266"/>
       <w:shd w:color="auto" w:fill="66A3E0" w:val="clear"/>
@@ -5706,6 +6285,7 @@
   </w:style>
   <w:style w:customStyle="1" w:styleId="ColorFFC266BgC285FF" w:type="character">
     <w:name w:val="ColorFFC266BgC285FF"/>
+    <w:semiHidden/>
     <w:rPr>
       <w:color w:val="FFC266"/>
       <w:shd w:color="auto" w:fill="C285FF" w:val="clear"/>
@@ -5713,6 +6293,7 @@
   </w:style>
   <w:style w:customStyle="1" w:styleId="ColorFFC266Bg888888" w:type="character">
     <w:name w:val="ColorFFC266Bg888888"/>
+    <w:semiHidden/>
     <w:rPr>
       <w:color w:val="FFC266"/>
       <w:shd w:color="auto" w:fill="888888" w:val="clear"/>
@@ -5720,6 +6301,7 @@
   </w:style>
   <w:style w:customStyle="1" w:styleId="ColorFFC266BgA10000" w:type="character">
     <w:name w:val="ColorFFC266BgA10000"/>
+    <w:semiHidden/>
     <w:rPr>
       <w:color w:val="FFC266"/>
       <w:shd w:color="auto" w:fill="A10000" w:val="clear"/>
@@ -5727,6 +6309,7 @@
   </w:style>
   <w:style w:customStyle="1" w:styleId="ColorFFC266BgB26B00" w:type="character">
     <w:name w:val="ColorFFC266BgB26B00"/>
+    <w:semiHidden/>
     <w:rPr>
       <w:color w:val="FFC266"/>
       <w:shd w:color="auto" w:fill="B26B00" w:val="clear"/>
@@ -5734,6 +6317,7 @@
   </w:style>
   <w:style w:customStyle="1" w:styleId="ColorFFC266BgB2B200" w:type="character">
     <w:name w:val="ColorFFC266BgB2B200"/>
+    <w:semiHidden/>
     <w:rPr>
       <w:color w:val="FFC266"/>
       <w:shd w:color="auto" w:fill="B2B200" w:val="clear"/>
@@ -5741,6 +6325,7 @@
   </w:style>
   <w:style w:customStyle="1" w:styleId="ColorFFC266Bg006100" w:type="character">
     <w:name w:val="ColorFFC266Bg006100"/>
+    <w:semiHidden/>
     <w:rPr>
       <w:color w:val="FFC266"/>
       <w:shd w:color="auto" w:fill="006100" w:val="clear"/>
@@ -5748,6 +6333,7 @@
   </w:style>
   <w:style w:customStyle="1" w:styleId="ColorFFC266Bg0047B2" w:type="character">
     <w:name w:val="ColorFFC266Bg0047B2"/>
+    <w:semiHidden/>
     <w:rPr>
       <w:color w:val="FFC266"/>
       <w:shd w:color="auto" w:fill="0047B2" w:val="clear"/>
@@ -5755,6 +6341,7 @@
   </w:style>
   <w:style w:customStyle="1" w:styleId="ColorFFC266Bg6B24B2" w:type="character">
     <w:name w:val="ColorFFC266Bg6B24B2"/>
+    <w:semiHidden/>
     <w:rPr>
       <w:color w:val="FFC266"/>
       <w:shd w:color="auto" w:fill="6B24B2" w:val="clear"/>
@@ -5762,6 +6349,7 @@
   </w:style>
   <w:style w:customStyle="1" w:styleId="ColorFFC266Bg444444" w:type="character">
     <w:name w:val="ColorFFC266Bg444444"/>
+    <w:semiHidden/>
     <w:rPr>
       <w:color w:val="FFC266"/>
       <w:shd w:color="auto" w:fill="444444" w:val="clear"/>
@@ -5769,6 +6357,7 @@
   </w:style>
   <w:style w:customStyle="1" w:styleId="ColorFFC266Bg5C0000" w:type="character">
     <w:name w:val="ColorFFC266Bg5C0000"/>
+    <w:semiHidden/>
     <w:rPr>
       <w:color w:val="FFC266"/>
       <w:shd w:color="auto" w:fill="5C0000" w:val="clear"/>
@@ -5776,6 +6365,7 @@
   </w:style>
   <w:style w:customStyle="1" w:styleId="ColorFFC266Bg663D00" w:type="character">
     <w:name w:val="ColorFFC266Bg663D00"/>
+    <w:semiHidden/>
     <w:rPr>
       <w:color w:val="FFC266"/>
       <w:shd w:color="auto" w:fill="663D00" w:val="clear"/>
@@ -5783,6 +6373,7 @@
   </w:style>
   <w:style w:customStyle="1" w:styleId="ColorFFC266Bg666600" w:type="character">
     <w:name w:val="ColorFFC266Bg666600"/>
+    <w:semiHidden/>
     <w:rPr>
       <w:color w:val="FFC266"/>
       <w:shd w:color="auto" w:fill="666600" w:val="clear"/>
@@ -5790,6 +6381,7 @@
   </w:style>
   <w:style w:customStyle="1" w:styleId="ColorFFC266Bg003700" w:type="character">
     <w:name w:val="ColorFFC266Bg003700"/>
+    <w:semiHidden/>
     <w:rPr>
       <w:color w:val="FFC266"/>
       <w:shd w:color="auto" w:fill="003700" w:val="clear"/>
@@ -5797,6 +6389,7 @@
   </w:style>
   <w:style w:customStyle="1" w:styleId="ColorFFC266Bg002966" w:type="character">
     <w:name w:val="ColorFFC266Bg002966"/>
+    <w:semiHidden/>
     <w:rPr>
       <w:color w:val="FFC266"/>
       <w:shd w:color="auto" w:fill="002966" w:val="clear"/>
@@ -5804,6 +6397,7 @@
   </w:style>
   <w:style w:customStyle="1" w:styleId="ColorFFC266Bg3D1466" w:type="character">
     <w:name w:val="ColorFFC266Bg3D1466"/>
+    <w:semiHidden/>
     <w:rPr>
       <w:color w:val="FFC266"/>
       <w:shd w:color="auto" w:fill="3D1466" w:val="clear"/>
@@ -5811,12 +6405,14 @@
   </w:style>
   <w:style w:customStyle="1" w:styleId="ColorFFFF66" w:type="character">
     <w:name w:val="ColorFFFF66"/>
+    <w:semiHidden/>
     <w:rPr>
       <w:color w:val="FFFF66"/>
     </w:rPr>
   </w:style>
   <w:style w:customStyle="1" w:styleId="ColorFFFF66BgE60000" w:type="character">
     <w:name w:val="ColorFFFF66BgE60000"/>
+    <w:semiHidden/>
     <w:rPr>
       <w:color w:val="FFFF66"/>
       <w:shd w:color="auto" w:fill="E60000" w:val="clear"/>
@@ -5824,6 +6420,7 @@
   </w:style>
   <w:style w:customStyle="1" w:styleId="ColorFFFF66BgFF9900" w:type="character">
     <w:name w:val="ColorFFFF66BgFF9900"/>
+    <w:semiHidden/>
     <w:rPr>
       <w:color w:val="FFFF66"/>
       <w:shd w:color="auto" w:fill="FF9900" w:val="clear"/>
@@ -5831,6 +6428,7 @@
   </w:style>
   <w:style w:customStyle="1" w:styleId="ColorFFFF66BgFFFF00" w:type="character">
     <w:name w:val="ColorFFFF66BgFFFF00"/>
+    <w:semiHidden/>
     <w:rPr>
       <w:color w:val="FFFF66"/>
       <w:shd w:color="auto" w:fill="FFFF00" w:val="clear"/>
@@ -5838,6 +6436,7 @@
   </w:style>
   <w:style w:customStyle="1" w:styleId="ColorFFFF66Bg008A00" w:type="character">
     <w:name w:val="ColorFFFF66Bg008A00"/>
+    <w:semiHidden/>
     <w:rPr>
       <w:color w:val="FFFF66"/>
       <w:shd w:color="auto" w:fill="008A00" w:val="clear"/>
@@ -5845,6 +6444,7 @@
   </w:style>
   <w:style w:customStyle="1" w:styleId="ColorFFFF66Bg0066CC" w:type="character">
     <w:name w:val="ColorFFFF66Bg0066CC"/>
+    <w:semiHidden/>
     <w:rPr>
       <w:color w:val="FFFF66"/>
       <w:shd w:color="auto" w:fill="0066CC" w:val="clear"/>
@@ -5852,6 +6452,7 @@
   </w:style>
   <w:style w:customStyle="1" w:styleId="ColorFFFF66Bg9933FF" w:type="character">
     <w:name w:val="ColorFFFF66Bg9933FF"/>
+    <w:semiHidden/>
     <w:rPr>
       <w:color w:val="FFFF66"/>
       <w:shd w:color="auto" w:fill="9933FF" w:val="clear"/>
@@ -5859,6 +6460,7 @@
   </w:style>
   <w:style w:customStyle="1" w:styleId="ColorFFFF66BgFFFFFF" w:type="character">
     <w:name w:val="ColorFFFF66BgFFFFFF"/>
+    <w:semiHidden/>
     <w:rPr>
       <w:color w:val="FFFF66"/>
       <w:shd w:color="auto" w:fill="FFFFFF" w:val="clear"/>
@@ -5866,6 +6468,7 @@
   </w:style>
   <w:style w:customStyle="1" w:styleId="ColorFFFF66BgFACCCC" w:type="character">
     <w:name w:val="ColorFFFF66BgFACCCC"/>
+    <w:semiHidden/>
     <w:rPr>
       <w:color w:val="FFFF66"/>
       <w:shd w:color="auto" w:fill="FACCCC" w:val="clear"/>
@@ -5873,6 +6476,7 @@
   </w:style>
   <w:style w:customStyle="1" w:styleId="ColorFFFF66BgFFEBCC" w:type="character">
     <w:name w:val="ColorFFFF66BgFFEBCC"/>
+    <w:semiHidden/>
     <w:rPr>
       <w:color w:val="FFFF66"/>
       <w:shd w:color="auto" w:fill="FFEBCC" w:val="clear"/>
@@ -5880,6 +6484,7 @@
   </w:style>
   <w:style w:customStyle="1" w:styleId="ColorFFFF66BgFFFFCC" w:type="character">
     <w:name w:val="ColorFFFF66BgFFFFCC"/>
+    <w:semiHidden/>
     <w:rPr>
       <w:color w:val="FFFF66"/>
       <w:shd w:color="auto" w:fill="FFFFCC" w:val="clear"/>
@@ -5887,6 +6492,7 @@
   </w:style>
   <w:style w:customStyle="1" w:styleId="ColorFFFF66BgCCE8CC" w:type="character">
     <w:name w:val="ColorFFFF66BgCCE8CC"/>
+    <w:semiHidden/>
     <w:rPr>
       <w:color w:val="FFFF66"/>
       <w:shd w:color="auto" w:fill="CCE8CC" w:val="clear"/>
@@ -5894,6 +6500,7 @@
   </w:style>
   <w:style w:customStyle="1" w:styleId="ColorFFFF66BgCCE0F5" w:type="character">
     <w:name w:val="ColorFFFF66BgCCE0F5"/>
+    <w:semiHidden/>
     <w:rPr>
       <w:color w:val="FFFF66"/>
       <w:shd w:color="auto" w:fill="CCE0F5" w:val="clear"/>
@@ -5901,6 +6508,7 @@
   </w:style>
   <w:style w:customStyle="1" w:styleId="ColorFFFF66BgEBD6FF" w:type="character">
     <w:name w:val="ColorFFFF66BgEBD6FF"/>
+    <w:semiHidden/>
     <w:rPr>
       <w:color w:val="FFFF66"/>
       <w:shd w:color="auto" w:fill="EBD6FF" w:val="clear"/>
@@ -5908,6 +6516,7 @@
   </w:style>
   <w:style w:customStyle="1" w:styleId="ColorFFFF66BgBBBBBB" w:type="character">
     <w:name w:val="ColorFFFF66BgBBBBBB"/>
+    <w:semiHidden/>
     <w:rPr>
       <w:color w:val="FFFF66"/>
       <w:shd w:color="auto" w:fill="BBBBBB" w:val="clear"/>
@@ -5915,6 +6524,7 @@
   </w:style>
   <w:style w:customStyle="1" w:styleId="ColorFFFF66BgF06666" w:type="character">
     <w:name w:val="ColorFFFF66BgF06666"/>
+    <w:semiHidden/>
     <w:rPr>
       <w:color w:val="FFFF66"/>
       <w:shd w:color="auto" w:fill="F06666" w:val="clear"/>
@@ -5922,6 +6532,7 @@
   </w:style>
   <w:style w:customStyle="1" w:styleId="ColorFFFF66BgFFC266" w:type="character">
     <w:name w:val="ColorFFFF66BgFFC266"/>
+    <w:semiHidden/>
     <w:rPr>
       <w:color w:val="FFFF66"/>
       <w:shd w:color="auto" w:fill="FFC266" w:val="clear"/>
@@ -5929,6 +6540,7 @@
   </w:style>
   <w:style w:customStyle="1" w:styleId="ColorFFFF66BgFFFF66" w:type="character">
     <w:name w:val="ColorFFFF66BgFFFF66"/>
+    <w:semiHidden/>
     <w:rPr>
       <w:color w:val="FFFF66"/>
       <w:shd w:color="auto" w:fill="FFFF66" w:val="clear"/>
@@ -5936,6 +6548,7 @@
   </w:style>
   <w:style w:customStyle="1" w:styleId="ColorFFFF66Bg66B966" w:type="character">
     <w:name w:val="ColorFFFF66Bg66B966"/>
+    <w:semiHidden/>
     <w:rPr>
       <w:color w:val="FFFF66"/>
       <w:shd w:color="auto" w:fill="66B966" w:val="clear"/>
@@ -5943,6 +6556,7 @@
   </w:style>
   <w:style w:customStyle="1" w:styleId="ColorFFFF66Bg66A3E0" w:type="character">
     <w:name w:val="ColorFFFF66Bg66A3E0"/>
+    <w:semiHidden/>
     <w:rPr>
       <w:color w:val="FFFF66"/>
       <w:shd w:color="auto" w:fill="66A3E0" w:val="clear"/>
@@ -5950,6 +6564,7 @@
   </w:style>
   <w:style w:customStyle="1" w:styleId="ColorFFFF66BgC285FF" w:type="character">
     <w:name w:val="ColorFFFF66BgC285FF"/>
+    <w:semiHidden/>
     <w:rPr>
       <w:color w:val="FFFF66"/>
       <w:shd w:color="auto" w:fill="C285FF" w:val="clear"/>
@@ -5957,6 +6572,7 @@
   </w:style>
   <w:style w:customStyle="1" w:styleId="ColorFFFF66Bg888888" w:type="character">
     <w:name w:val="ColorFFFF66Bg888888"/>
+    <w:semiHidden/>
     <w:rPr>
       <w:color w:val="FFFF66"/>
       <w:shd w:color="auto" w:fill="888888" w:val="clear"/>
@@ -5964,6 +6580,7 @@
   </w:style>
   <w:style w:customStyle="1" w:styleId="ColorFFFF66BgA10000" w:type="character">
     <w:name w:val="ColorFFFF66BgA10000"/>
+    <w:semiHidden/>
     <w:rPr>
       <w:color w:val="FFFF66"/>
       <w:shd w:color="auto" w:fill="A10000" w:val="clear"/>
@@ -5971,6 +6588,7 @@
   </w:style>
   <w:style w:customStyle="1" w:styleId="ColorFFFF66BgB26B00" w:type="character">
     <w:name w:val="ColorFFFF66BgB26B00"/>
+    <w:semiHidden/>
     <w:rPr>
       <w:color w:val="FFFF66"/>
       <w:shd w:color="auto" w:fill="B26B00" w:val="clear"/>
@@ -5978,6 +6596,7 @@
   </w:style>
   <w:style w:customStyle="1" w:styleId="ColorFFFF66BgB2B200" w:type="character">
     <w:name w:val="ColorFFFF66BgB2B200"/>
+    <w:semiHidden/>
     <w:rPr>
       <w:color w:val="FFFF66"/>
       <w:shd w:color="auto" w:fill="B2B200" w:val="clear"/>
@@ -5985,6 +6604,7 @@
   </w:style>
   <w:style w:customStyle="1" w:styleId="ColorFFFF66Bg006100" w:type="character">
     <w:name w:val="ColorFFFF66Bg006100"/>
+    <w:semiHidden/>
     <w:rPr>
       <w:color w:val="FFFF66"/>
       <w:shd w:color="auto" w:fill="006100" w:val="clear"/>
@@ -5992,6 +6612,7 @@
   </w:style>
   <w:style w:customStyle="1" w:styleId="ColorFFFF66Bg0047B2" w:type="character">
     <w:name w:val="ColorFFFF66Bg0047B2"/>
+    <w:semiHidden/>
     <w:rPr>
       <w:color w:val="FFFF66"/>
       <w:shd w:color="auto" w:fill="0047B2" w:val="clear"/>
@@ -5999,6 +6620,7 @@
   </w:style>
   <w:style w:customStyle="1" w:styleId="ColorFFFF66Bg6B24B2" w:type="character">
     <w:name w:val="ColorFFFF66Bg6B24B2"/>
+    <w:semiHidden/>
     <w:rPr>
       <w:color w:val="FFFF66"/>
       <w:shd w:color="auto" w:fill="6B24B2" w:val="clear"/>
@@ -6006,6 +6628,7 @@
   </w:style>
   <w:style w:customStyle="1" w:styleId="ColorFFFF66Bg444444" w:type="character">
     <w:name w:val="ColorFFFF66Bg444444"/>
+    <w:semiHidden/>
     <w:rPr>
       <w:color w:val="FFFF66"/>
       <w:shd w:color="auto" w:fill="444444" w:val="clear"/>
@@ -6013,6 +6636,7 @@
   </w:style>
   <w:style w:customStyle="1" w:styleId="ColorFFFF66Bg5C0000" w:type="character">
     <w:name w:val="ColorFFFF66Bg5C0000"/>
+    <w:semiHidden/>
     <w:rPr>
       <w:color w:val="FFFF66"/>
       <w:shd w:color="auto" w:fill="5C0000" w:val="clear"/>
@@ -6020,6 +6644,7 @@
   </w:style>
   <w:style w:customStyle="1" w:styleId="ColorFFFF66Bg663D00" w:type="character">
     <w:name w:val="ColorFFFF66Bg663D00"/>
+    <w:semiHidden/>
     <w:rPr>
       <w:color w:val="FFFF66"/>
       <w:shd w:color="auto" w:fill="663D00" w:val="clear"/>
@@ -6027,6 +6652,7 @@
   </w:style>
   <w:style w:customStyle="1" w:styleId="ColorFFFF66Bg666600" w:type="character">
     <w:name w:val="ColorFFFF66Bg666600"/>
+    <w:semiHidden/>
     <w:rPr>
       <w:color w:val="FFFF66"/>
       <w:shd w:color="auto" w:fill="666600" w:val="clear"/>
@@ -6034,6 +6660,7 @@
   </w:style>
   <w:style w:customStyle="1" w:styleId="ColorFFFF66Bg003700" w:type="character">
     <w:name w:val="ColorFFFF66Bg003700"/>
+    <w:semiHidden/>
     <w:rPr>
       <w:color w:val="FFFF66"/>
       <w:shd w:color="auto" w:fill="003700" w:val="clear"/>
@@ -6041,6 +6668,7 @@
   </w:style>
   <w:style w:customStyle="1" w:styleId="ColorFFFF66Bg002966" w:type="character">
     <w:name w:val="ColorFFFF66Bg002966"/>
+    <w:semiHidden/>
     <w:rPr>
       <w:color w:val="FFFF66"/>
       <w:shd w:color="auto" w:fill="002966" w:val="clear"/>
@@ -6048,6 +6676,7 @@
   </w:style>
   <w:style w:customStyle="1" w:styleId="ColorFFFF66Bg3D1466" w:type="character">
     <w:name w:val="ColorFFFF66Bg3D1466"/>
+    <w:semiHidden/>
     <w:rPr>
       <w:color w:val="FFFF66"/>
       <w:shd w:color="auto" w:fill="3D1466" w:val="clear"/>
@@ -6055,12 +6684,14 @@
   </w:style>
   <w:style w:customStyle="1" w:styleId="Color66B966" w:type="character">
     <w:name w:val="Color66B966"/>
+    <w:semiHidden/>
     <w:rPr>
       <w:color w:val="66B966"/>
     </w:rPr>
   </w:style>
   <w:style w:customStyle="1" w:styleId="Color66B966BgE60000" w:type="character">
     <w:name w:val="Color66B966BgE60000"/>
+    <w:semiHidden/>
     <w:rPr>
       <w:color w:val="66B966"/>
       <w:shd w:color="auto" w:fill="E60000" w:val="clear"/>
@@ -6068,6 +6699,7 @@
   </w:style>
   <w:style w:customStyle="1" w:styleId="Color66B966BgFF9900" w:type="character">
     <w:name w:val="Color66B966BgFF9900"/>
+    <w:semiHidden/>
     <w:rPr>
       <w:color w:val="66B966"/>
       <w:shd w:color="auto" w:fill="FF9900" w:val="clear"/>
@@ -6075,6 +6707,7 @@
   </w:style>
   <w:style w:customStyle="1" w:styleId="Color66B966BgFFFF00" w:type="character">
     <w:name w:val="Color66B966BgFFFF00"/>
+    <w:semiHidden/>
     <w:rPr>
       <w:color w:val="66B966"/>
       <w:shd w:color="auto" w:fill="FFFF00" w:val="clear"/>
@@ -6082,6 +6715,7 @@
   </w:style>
   <w:style w:customStyle="1" w:styleId="Color66B966Bg008A00" w:type="character">
     <w:name w:val="Color66B966Bg008A00"/>
+    <w:semiHidden/>
     <w:rPr>
       <w:color w:val="66B966"/>
       <w:shd w:color="auto" w:fill="008A00" w:val="clear"/>
@@ -6089,6 +6723,7 @@
   </w:style>
   <w:style w:customStyle="1" w:styleId="Color66B966Bg0066CC" w:type="character">
     <w:name w:val="Color66B966Bg0066CC"/>
+    <w:semiHidden/>
     <w:rPr>
       <w:color w:val="66B966"/>
       <w:shd w:color="auto" w:fill="0066CC" w:val="clear"/>
@@ -6096,6 +6731,7 @@
   </w:style>
   <w:style w:customStyle="1" w:styleId="Color66B966Bg9933FF" w:type="character">
     <w:name w:val="Color66B966Bg9933FF"/>
+    <w:semiHidden/>
     <w:rPr>
       <w:color w:val="66B966"/>
       <w:shd w:color="auto" w:fill="9933FF" w:val="clear"/>
@@ -6103,6 +6739,7 @@
   </w:style>
   <w:style w:customStyle="1" w:styleId="Color66B966BgFFFFFF" w:type="character">
     <w:name w:val="Color66B966BgFFFFFF"/>
+    <w:semiHidden/>
     <w:rPr>
       <w:color w:val="66B966"/>
       <w:shd w:color="auto" w:fill="FFFFFF" w:val="clear"/>
@@ -6110,6 +6747,7 @@
   </w:style>
   <w:style w:customStyle="1" w:styleId="Color66B966BgFACCCC" w:type="character">
     <w:name w:val="Color66B966BgFACCCC"/>
+    <w:semiHidden/>
     <w:rPr>
       <w:color w:val="66B966"/>
       <w:shd w:color="auto" w:fill="FACCCC" w:val="clear"/>
@@ -6117,6 +6755,7 @@
   </w:style>
   <w:style w:customStyle="1" w:styleId="Color66B966BgFFEBCC" w:type="character">
     <w:name w:val="Color66B966BgFFEBCC"/>
+    <w:semiHidden/>
     <w:rPr>
       <w:color w:val="66B966"/>
       <w:shd w:color="auto" w:fill="FFEBCC" w:val="clear"/>
@@ -6124,6 +6763,7 @@
   </w:style>
   <w:style w:customStyle="1" w:styleId="Color66B966BgFFFFCC" w:type="character">
     <w:name w:val="Color66B966BgFFFFCC"/>
+    <w:semiHidden/>
     <w:rPr>
       <w:color w:val="66B966"/>
       <w:shd w:color="auto" w:fill="FFFFCC" w:val="clear"/>
@@ -6131,6 +6771,7 @@
   </w:style>
   <w:style w:customStyle="1" w:styleId="Color66B966BgCCE8CC" w:type="character">
     <w:name w:val="Color66B966BgCCE8CC"/>
+    <w:semiHidden/>
     <w:rPr>
       <w:color w:val="66B966"/>
       <w:shd w:color="auto" w:fill="CCE8CC" w:val="clear"/>
@@ -6138,6 +6779,7 @@
   </w:style>
   <w:style w:customStyle="1" w:styleId="Color66B966BgCCE0F5" w:type="character">
     <w:name w:val="Color66B966BgCCE0F5"/>
+    <w:semiHidden/>
     <w:rPr>
       <w:color w:val="66B966"/>
       <w:shd w:color="auto" w:fill="CCE0F5" w:val="clear"/>
@@ -6145,6 +6787,7 @@
   </w:style>
   <w:style w:customStyle="1" w:styleId="Color66B966BgEBD6FF" w:type="character">
     <w:name w:val="Color66B966BgEBD6FF"/>
+    <w:semiHidden/>
     <w:rPr>
       <w:color w:val="66B966"/>
       <w:shd w:color="auto" w:fill="EBD6FF" w:val="clear"/>
@@ -6152,6 +6795,7 @@
   </w:style>
   <w:style w:customStyle="1" w:styleId="Color66B966BgBBBBBB" w:type="character">
     <w:name w:val="Color66B966BgBBBBBB"/>
+    <w:semiHidden/>
     <w:rPr>
       <w:color w:val="66B966"/>
       <w:shd w:color="auto" w:fill="BBBBBB" w:val="clear"/>
@@ -6159,6 +6803,7 @@
   </w:style>
   <w:style w:customStyle="1" w:styleId="Color66B966BgF06666" w:type="character">
     <w:name w:val="Color66B966BgF06666"/>
+    <w:semiHidden/>
     <w:rPr>
       <w:color w:val="66B966"/>
       <w:shd w:color="auto" w:fill="F06666" w:val="clear"/>
@@ -6166,6 +6811,7 @@
   </w:style>
   <w:style w:customStyle="1" w:styleId="Color66B966BgFFC266" w:type="character">
     <w:name w:val="Color66B966BgFFC266"/>
+    <w:semiHidden/>
     <w:rPr>
       <w:color w:val="66B966"/>
       <w:shd w:color="auto" w:fill="FFC266" w:val="clear"/>
@@ -6173,6 +6819,7 @@
   </w:style>
   <w:style w:customStyle="1" w:styleId="Color66B966BgFFFF66" w:type="character">
     <w:name w:val="Color66B966BgFFFF66"/>
+    <w:semiHidden/>
     <w:rPr>
       <w:color w:val="66B966"/>
       <w:shd w:color="auto" w:fill="FFFF66" w:val="clear"/>
@@ -6180,6 +6827,7 @@
   </w:style>
   <w:style w:customStyle="1" w:styleId="Color66B966Bg66B966" w:type="character">
     <w:name w:val="Color66B966Bg66B966"/>
+    <w:semiHidden/>
     <w:rPr>
       <w:color w:val="66B966"/>
       <w:shd w:color="auto" w:fill="66B966" w:val="clear"/>
@@ -6187,6 +6835,7 @@
   </w:style>
   <w:style w:customStyle="1" w:styleId="Color66B966Bg66A3E0" w:type="character">
     <w:name w:val="Color66B966Bg66A3E0"/>
+    <w:semiHidden/>
     <w:rPr>
       <w:color w:val="66B966"/>
       <w:shd w:color="auto" w:fill="66A3E0" w:val="clear"/>
@@ -6194,6 +6843,7 @@
   </w:style>
   <w:style w:customStyle="1" w:styleId="Color66B966BgC285FF" w:type="character">
     <w:name w:val="Color66B966BgC285FF"/>
+    <w:semiHidden/>
     <w:rPr>
       <w:color w:val="66B966"/>
       <w:shd w:color="auto" w:fill="C285FF" w:val="clear"/>
@@ -6201,6 +6851,7 @@
   </w:style>
   <w:style w:customStyle="1" w:styleId="Color66B966Bg888888" w:type="character">
     <w:name w:val="Color66B966Bg888888"/>
+    <w:semiHidden/>
     <w:rPr>
       <w:color w:val="66B966"/>
       <w:shd w:color="auto" w:fill="888888" w:val="clear"/>
@@ -6208,6 +6859,7 @@
   </w:style>
   <w:style w:customStyle="1" w:styleId="Color66B966BgA10000" w:type="character">
     <w:name w:val="Color66B966BgA10000"/>
+    <w:semiHidden/>
     <w:rPr>
       <w:color w:val="66B966"/>
       <w:shd w:color="auto" w:fill="A10000" w:val="clear"/>
@@ -6215,6 +6867,7 @@
   </w:style>
   <w:style w:customStyle="1" w:styleId="Color66B966BgB26B00" w:type="character">
     <w:name w:val="Color66B966BgB26B00"/>
+    <w:semiHidden/>
     <w:rPr>
       <w:color w:val="66B966"/>
       <w:shd w:color="auto" w:fill="B26B00" w:val="clear"/>
@@ -6222,6 +6875,7 @@
   </w:style>
   <w:style w:customStyle="1" w:styleId="Color66B966BgB2B200" w:type="character">
     <w:name w:val="Color66B966BgB2B200"/>
+    <w:semiHidden/>
     <w:rPr>
       <w:color w:val="66B966"/>
       <w:shd w:color="auto" w:fill="B2B200" w:val="clear"/>
@@ -6229,6 +6883,7 @@
   </w:style>
   <w:style w:customStyle="1" w:styleId="Color66B966Bg006100" w:type="character">
     <w:name w:val="Color66B966Bg006100"/>
+    <w:semiHidden/>
     <w:rPr>
       <w:color w:val="66B966"/>
       <w:shd w:color="auto" w:fill="006100" w:val="clear"/>
@@ -6236,6 +6891,7 @@
   </w:style>
   <w:style w:customStyle="1" w:styleId="Color66B966Bg0047B2" w:type="character">
     <w:name w:val="Color66B966Bg0047B2"/>
+    <w:semiHidden/>
     <w:rPr>
       <w:color w:val="66B966"/>
       <w:shd w:color="auto" w:fill="0047B2" w:val="clear"/>
@@ -6243,6 +6899,7 @@
   </w:style>
   <w:style w:customStyle="1" w:styleId="Color66B966Bg6B24B2" w:type="character">
     <w:name w:val="Color66B966Bg6B24B2"/>
+    <w:semiHidden/>
     <w:rPr>
       <w:color w:val="66B966"/>
       <w:shd w:color="auto" w:fill="6B24B2" w:val="clear"/>
@@ -6250,6 +6907,7 @@
   </w:style>
   <w:style w:customStyle="1" w:styleId="Color66B966Bg444444" w:type="character">
     <w:name w:val="Color66B966Bg444444"/>
+    <w:semiHidden/>
     <w:rPr>
       <w:color w:val="66B966"/>
       <w:shd w:color="auto" w:fill="444444" w:val="clear"/>
@@ -6257,6 +6915,7 @@
   </w:style>
   <w:style w:customStyle="1" w:styleId="Color66B966Bg5C0000" w:type="character">
     <w:name w:val="Color66B966Bg5C0000"/>
+    <w:semiHidden/>
     <w:rPr>
       <w:color w:val="66B966"/>
       <w:shd w:color="auto" w:fill="5C0000" w:val="clear"/>
@@ -6264,6 +6923,7 @@
   </w:style>
   <w:style w:customStyle="1" w:styleId="Color66B966Bg663D00" w:type="character">
     <w:name w:val="Color66B966Bg663D00"/>
+    <w:semiHidden/>
     <w:rPr>
       <w:color w:val="66B966"/>
       <w:shd w:color="auto" w:fill="663D00" w:val="clear"/>
@@ -6271,6 +6931,7 @@
   </w:style>
   <w:style w:customStyle="1" w:styleId="Color66B966Bg666600" w:type="character">
     <w:name w:val="Color66B966Bg666600"/>
+    <w:semiHidden/>
     <w:rPr>
       <w:color w:val="66B966"/>
       <w:shd w:color="auto" w:fill="666600" w:val="clear"/>
@@ -6278,6 +6939,7 @@
   </w:style>
   <w:style w:customStyle="1" w:styleId="Color66B966Bg003700" w:type="character">
     <w:name w:val="Color66B966Bg003700"/>
+    <w:semiHidden/>
     <w:rPr>
       <w:color w:val="66B966"/>
       <w:shd w:color="auto" w:fill="003700" w:val="clear"/>
@@ -6285,6 +6947,7 @@
   </w:style>
   <w:style w:customStyle="1" w:styleId="Color66B966Bg002966" w:type="character">
     <w:name w:val="Color66B966Bg002966"/>
+    <w:semiHidden/>
     <w:rPr>
       <w:color w:val="66B966"/>
       <w:shd w:color="auto" w:fill="002966" w:val="clear"/>
@@ -6292,6 +6955,7 @@
   </w:style>
   <w:style w:customStyle="1" w:styleId="Color66B966Bg3D1466" w:type="character">
     <w:name w:val="Color66B966Bg3D1466"/>
+    <w:semiHidden/>
     <w:rPr>
       <w:color w:val="66B966"/>
       <w:shd w:color="auto" w:fill="3D1466" w:val="clear"/>
@@ -6299,12 +6963,14 @@
   </w:style>
   <w:style w:customStyle="1" w:styleId="Color66A3E0" w:type="character">
     <w:name w:val="Color66A3E0"/>
+    <w:semiHidden/>
     <w:rPr>
       <w:color w:val="66A3E0"/>
     </w:rPr>
   </w:style>
   <w:style w:customStyle="1" w:styleId="Color66A3E0BgE60000" w:type="character">
     <w:name w:val="Color66A3E0BgE60000"/>
+    <w:semiHidden/>
     <w:rPr>
       <w:color w:val="66A3E0"/>
       <w:shd w:color="auto" w:fill="E60000" w:val="clear"/>
@@ -6312,6 +6978,7 @@
   </w:style>
   <w:style w:customStyle="1" w:styleId="Color66A3E0BgFF9900" w:type="character">
     <w:name w:val="Color66A3E0BgFF9900"/>
+    <w:semiHidden/>
     <w:rPr>
       <w:color w:val="66A3E0"/>
       <w:shd w:color="auto" w:fill="FF9900" w:val="clear"/>
@@ -6319,6 +6986,7 @@
   </w:style>
   <w:style w:customStyle="1" w:styleId="Color66A3E0BgFFFF00" w:type="character">
     <w:name w:val="Color66A3E0BgFFFF00"/>
+    <w:semiHidden/>
     <w:rPr>
       <w:color w:val="66A3E0"/>
       <w:shd w:color="auto" w:fill="FFFF00" w:val="clear"/>
@@ -6326,6 +6994,7 @@
   </w:style>
   <w:style w:customStyle="1" w:styleId="Color66A3E0Bg008A00" w:type="character">
     <w:name w:val="Color66A3E0Bg008A00"/>
+    <w:semiHidden/>
     <w:rPr>
       <w:color w:val="66A3E0"/>
       <w:shd w:color="auto" w:fill="008A00" w:val="clear"/>
@@ -6333,6 +7002,7 @@
   </w:style>
   <w:style w:customStyle="1" w:styleId="Color66A3E0Bg0066CC" w:type="character">
     <w:name w:val="Color66A3E0Bg0066CC"/>
+    <w:semiHidden/>
     <w:rPr>
       <w:color w:val="66A3E0"/>
       <w:shd w:color="auto" w:fill="0066CC" w:val="clear"/>
@@ -6340,6 +7010,7 @@
   </w:style>
   <w:style w:customStyle="1" w:styleId="Color66A3E0Bg9933FF" w:type="character">
     <w:name w:val="Color66A3E0Bg9933FF"/>
+    <w:semiHidden/>
     <w:rPr>
       <w:color w:val="66A3E0"/>
       <w:shd w:color="auto" w:fill="9933FF" w:val="clear"/>
@@ -6347,6 +7018,7 @@
   </w:style>
   <w:style w:customStyle="1" w:styleId="Color66A3E0BgFFFFFF" w:type="character">
     <w:name w:val="Color66A3E0BgFFFFFF"/>
+    <w:semiHidden/>
     <w:rPr>
       <w:color w:val="66A3E0"/>
       <w:shd w:color="auto" w:fill="FFFFFF" w:val="clear"/>
@@ -6354,6 +7026,7 @@
   </w:style>
   <w:style w:customStyle="1" w:styleId="Color66A3E0BgFACCCC" w:type="character">
     <w:name w:val="Color66A3E0BgFACCCC"/>
+    <w:semiHidden/>
     <w:rPr>
       <w:color w:val="66A3E0"/>
       <w:shd w:color="auto" w:fill="FACCCC" w:val="clear"/>
@@ -6361,6 +7034,7 @@
   </w:style>
   <w:style w:customStyle="1" w:styleId="Color66A3E0BgFFEBCC" w:type="character">
     <w:name w:val="Color66A3E0BgFFEBCC"/>
+    <w:semiHidden/>
     <w:rPr>
       <w:color w:val="66A3E0"/>
       <w:shd w:color="auto" w:fill="FFEBCC" w:val="clear"/>
@@ -6368,6 +7042,7 @@
   </w:style>
   <w:style w:customStyle="1" w:styleId="Color66A3E0BgFFFFCC" w:type="character">
     <w:name w:val="Color66A3E0BgFFFFCC"/>
+    <w:semiHidden/>
     <w:rPr>
       <w:color w:val="66A3E0"/>
       <w:shd w:color="auto" w:fill="FFFFCC" w:val="clear"/>
@@ -6375,6 +7050,7 @@
   </w:style>
   <w:style w:customStyle="1" w:styleId="Color66A3E0BgCCE8CC" w:type="character">
     <w:name w:val="Color66A3E0BgCCE8CC"/>
+    <w:semiHidden/>
     <w:rPr>
       <w:color w:val="66A3E0"/>
       <w:shd w:color="auto" w:fill="CCE8CC" w:val="clear"/>
@@ -6382,6 +7058,7 @@
   </w:style>
   <w:style w:customStyle="1" w:styleId="Color66A3E0BgCCE0F5" w:type="character">
     <w:name w:val="Color66A3E0BgCCE0F5"/>
+    <w:semiHidden/>
     <w:rPr>
       <w:color w:val="66A3E0"/>
       <w:shd w:color="auto" w:fill="CCE0F5" w:val="clear"/>
@@ -6389,6 +7066,7 @@
   </w:style>
   <w:style w:customStyle="1" w:styleId="Color66A3E0BgEBD6FF" w:type="character">
     <w:name w:val="Color66A3E0BgEBD6FF"/>
+    <w:semiHidden/>
     <w:rPr>
       <w:color w:val="66A3E0"/>
       <w:shd w:color="auto" w:fill="EBD6FF" w:val="clear"/>
@@ -6396,6 +7074,7 @@
   </w:style>
   <w:style w:customStyle="1" w:styleId="Color66A3E0BgBBBBBB" w:type="character">
     <w:name w:val="Color66A3E0BgBBBBBB"/>
+    <w:semiHidden/>
     <w:rPr>
       <w:color w:val="66A3E0"/>
       <w:shd w:color="auto" w:fill="BBBBBB" w:val="clear"/>
@@ -6403,6 +7082,7 @@
   </w:style>
   <w:style w:customStyle="1" w:styleId="Color66A3E0BgF06666" w:type="character">
     <w:name w:val="Color66A3E0BgF06666"/>
+    <w:semiHidden/>
     <w:rPr>
       <w:color w:val="66A3E0"/>
       <w:shd w:color="auto" w:fill="F06666" w:val="clear"/>
@@ -6410,6 +7090,7 @@
   </w:style>
   <w:style w:customStyle="1" w:styleId="Color66A3E0BgFFC266" w:type="character">
     <w:name w:val="Color66A3E0BgFFC266"/>
+    <w:semiHidden/>
     <w:rPr>
       <w:color w:val="66A3E0"/>
       <w:shd w:color="auto" w:fill="FFC266" w:val="clear"/>
@@ -6417,6 +7098,7 @@
   </w:style>
   <w:style w:customStyle="1" w:styleId="Color66A3E0BgFFFF66" w:type="character">
     <w:name w:val="Color66A3E0BgFFFF66"/>
+    <w:semiHidden/>
     <w:rPr>
       <w:color w:val="66A3E0"/>
       <w:shd w:color="auto" w:fill="FFFF66" w:val="clear"/>
@@ -6424,6 +7106,7 @@
   </w:style>
   <w:style w:customStyle="1" w:styleId="Color66A3E0Bg66B966" w:type="character">
     <w:name w:val="Color66A3E0Bg66B966"/>
+    <w:semiHidden/>
     <w:rPr>
       <w:color w:val="66A3E0"/>
       <w:shd w:color="auto" w:fill="66B966" w:val="clear"/>
@@ -6431,6 +7114,7 @@
   </w:style>
   <w:style w:customStyle="1" w:styleId="Color66A3E0Bg66A3E0" w:type="character">
     <w:name w:val="Color66A3E0Bg66A3E0"/>
+    <w:semiHidden/>
     <w:rPr>
       <w:color w:val="66A3E0"/>
       <w:shd w:color="auto" w:fill="66A3E0" w:val="clear"/>
@@ -6438,6 +7122,7 @@
   </w:style>
   <w:style w:customStyle="1" w:styleId="Color66A3E0BgC285FF" w:type="character">
     <w:name w:val="Color66A3E0BgC285FF"/>
+    <w:semiHidden/>
     <w:rPr>
       <w:color w:val="66A3E0"/>
       <w:shd w:color="auto" w:fill="C285FF" w:val="clear"/>
@@ -6445,6 +7130,7 @@
   </w:style>
   <w:style w:customStyle="1" w:styleId="Color66A3E0Bg888888" w:type="character">
     <w:name w:val="Color66A3E0Bg888888"/>
+    <w:semiHidden/>
     <w:rPr>
       <w:color w:val="66A3E0"/>
       <w:shd w:color="auto" w:fill="888888" w:val="clear"/>
@@ -6452,6 +7138,7 @@
   </w:style>
   <w:style w:customStyle="1" w:styleId="Color66A3E0BgA10000" w:type="character">
     <w:name w:val="Color66A3E0BgA10000"/>
+    <w:semiHidden/>
     <w:rPr>
       <w:color w:val="66A3E0"/>
       <w:shd w:color="auto" w:fill="A10000" w:val="clear"/>
@@ -6459,6 +7146,7 @@
   </w:style>
   <w:style w:customStyle="1" w:styleId="Color66A3E0BgB26B00" w:type="character">
     <w:name w:val="Color66A3E0BgB26B00"/>
+    <w:semiHidden/>
     <w:rPr>
       <w:color w:val="66A3E0"/>
       <w:shd w:color="auto" w:fill="B26B00" w:val="clear"/>
@@ -6466,6 +7154,7 @@
   </w:style>
   <w:style w:customStyle="1" w:styleId="Color66A3E0BgB2B200" w:type="character">
     <w:name w:val="Color66A3E0BgB2B200"/>
+    <w:semiHidden/>
     <w:rPr>
       <w:color w:val="66A3E0"/>
       <w:shd w:color="auto" w:fill="B2B200" w:val="clear"/>
@@ -6473,6 +7162,7 @@
   </w:style>
   <w:style w:customStyle="1" w:styleId="Color66A3E0Bg006100" w:type="character">
     <w:name w:val="Color66A3E0Bg006100"/>
+    <w:semiHidden/>
     <w:rPr>
       <w:color w:val="66A3E0"/>
       <w:shd w:color="auto" w:fill="006100" w:val="clear"/>
@@ -6480,6 +7170,7 @@
   </w:style>
   <w:style w:customStyle="1" w:styleId="Color66A3E0Bg0047B2" w:type="character">
     <w:name w:val="Color66A3E0Bg0047B2"/>
+    <w:semiHidden/>
     <w:rPr>
       <w:color w:val="66A3E0"/>
       <w:shd w:color="auto" w:fill="0047B2" w:val="clear"/>
@@ -6487,6 +7178,7 @@
   </w:style>
   <w:style w:customStyle="1" w:styleId="Color66A3E0Bg6B24B2" w:type="character">
     <w:name w:val="Color66A3E0Bg6B24B2"/>
+    <w:semiHidden/>
     <w:rPr>
       <w:color w:val="66A3E0"/>
       <w:shd w:color="auto" w:fill="6B24B2" w:val="clear"/>
@@ -6494,6 +7186,7 @@
   </w:style>
   <w:style w:customStyle="1" w:styleId="Color66A3E0Bg444444" w:type="character">
     <w:name w:val="Color66A3E0Bg444444"/>
+    <w:semiHidden/>
     <w:rPr>
       <w:color w:val="66A3E0"/>
       <w:shd w:color="auto" w:fill="444444" w:val="clear"/>
@@ -6501,6 +7194,7 @@
   </w:style>
   <w:style w:customStyle="1" w:styleId="Color66A3E0Bg5C0000" w:type="character">
     <w:name w:val="Color66A3E0Bg5C0000"/>
+    <w:semiHidden/>
     <w:rPr>
       <w:color w:val="66A3E0"/>
       <w:shd w:color="auto" w:fill="5C0000" w:val="clear"/>
@@ -6508,6 +7202,7 @@
   </w:style>
   <w:style w:customStyle="1" w:styleId="Color66A3E0Bg663D00" w:type="character">
     <w:name w:val="Color66A3E0Bg663D00"/>
+    <w:semiHidden/>
     <w:rPr>
       <w:color w:val="66A3E0"/>
       <w:shd w:color="auto" w:fill="663D00" w:val="clear"/>
@@ -6515,6 +7210,7 @@
   </w:style>
   <w:style w:customStyle="1" w:styleId="Color66A3E0Bg666600" w:type="character">
     <w:name w:val="Color66A3E0Bg666600"/>
+    <w:semiHidden/>
     <w:rPr>
       <w:color w:val="66A3E0"/>
       <w:shd w:color="auto" w:fill="666600" w:val="clear"/>
@@ -6522,6 +7218,7 @@
   </w:style>
   <w:style w:customStyle="1" w:styleId="Color66A3E0Bg003700" w:type="character">
     <w:name w:val="Color66A3E0Bg003700"/>
+    <w:semiHidden/>
     <w:rPr>
       <w:color w:val="66A3E0"/>
       <w:shd w:color="auto" w:fill="003700" w:val="clear"/>
@@ -6529,6 +7226,7 @@
   </w:style>
   <w:style w:customStyle="1" w:styleId="Color66A3E0Bg002966" w:type="character">
     <w:name w:val="Color66A3E0Bg002966"/>
+    <w:semiHidden/>
     <w:rPr>
       <w:color w:val="66A3E0"/>
       <w:shd w:color="auto" w:fill="002966" w:val="clear"/>
@@ -6536,6 +7234,7 @@
   </w:style>
   <w:style w:customStyle="1" w:styleId="Color66A3E0Bg3D1466" w:type="character">
     <w:name w:val="Color66A3E0Bg3D1466"/>
+    <w:semiHidden/>
     <w:rPr>
       <w:color w:val="66A3E0"/>
       <w:shd w:color="auto" w:fill="3D1466" w:val="clear"/>
@@ -6543,12 +7242,14 @@
   </w:style>
   <w:style w:customStyle="1" w:styleId="ColorC285FF" w:type="character">
     <w:name w:val="ColorC285FF"/>
+    <w:semiHidden/>
     <w:rPr>
       <w:color w:val="C285FF"/>
     </w:rPr>
   </w:style>
   <w:style w:customStyle="1" w:styleId="ColorC285FFBgE60000" w:type="character">
     <w:name w:val="ColorC285FFBgE60000"/>
+    <w:semiHidden/>
     <w:rPr>
       <w:color w:val="C285FF"/>
       <w:shd w:color="auto" w:fill="E60000" w:val="clear"/>
@@ -6556,6 +7257,7 @@
   </w:style>
   <w:style w:customStyle="1" w:styleId="ColorC285FFBgFF9900" w:type="character">
     <w:name w:val="ColorC285FFBgFF9900"/>
+    <w:semiHidden/>
     <w:rPr>
       <w:color w:val="C285FF"/>
       <w:shd w:color="auto" w:fill="FF9900" w:val="clear"/>
@@ -6563,6 +7265,7 @@
   </w:style>
   <w:style w:customStyle="1" w:styleId="ColorC285FFBgFFFF00" w:type="character">
     <w:name w:val="ColorC285FFBgFFFF00"/>
+    <w:semiHidden/>
     <w:rPr>
       <w:color w:val="C285FF"/>
       <w:shd w:color="auto" w:fill="FFFF00" w:val="clear"/>
@@ -6570,6 +7273,7 @@
   </w:style>
   <w:style w:customStyle="1" w:styleId="ColorC285FFBg008A00" w:type="character">
     <w:name w:val="ColorC285FFBg008A00"/>
+    <w:semiHidden/>
     <w:rPr>
       <w:color w:val="C285FF"/>
       <w:shd w:color="auto" w:fill="008A00" w:val="clear"/>
@@ -6577,6 +7281,7 @@
   </w:style>
   <w:style w:customStyle="1" w:styleId="ColorC285FFBg0066CC" w:type="character">
     <w:name w:val="ColorC285FFBg0066CC"/>
+    <w:semiHidden/>
     <w:rPr>
       <w:color w:val="C285FF"/>
       <w:shd w:color="auto" w:fill="0066CC" w:val="clear"/>
@@ -6584,6 +7289,7 @@
   </w:style>
   <w:style w:customStyle="1" w:styleId="ColorC285FFBg9933FF" w:type="character">
     <w:name w:val="ColorC285FFBg9933FF"/>
+    <w:semiHidden/>
     <w:rPr>
       <w:color w:val="C285FF"/>
       <w:shd w:color="auto" w:fill="9933FF" w:val="clear"/>
@@ -6591,6 +7297,7 @@
   </w:style>
   <w:style w:customStyle="1" w:styleId="ColorC285FFBgFFFFFF" w:type="character">
     <w:name w:val="ColorC285FFBgFFFFFF"/>
+    <w:semiHidden/>
     <w:rPr>
       <w:color w:val="C285FF"/>
       <w:shd w:color="auto" w:fill="FFFFFF" w:val="clear"/>
@@ -6598,6 +7305,7 @@
   </w:style>
   <w:style w:customStyle="1" w:styleId="ColorC285FFBgFACCCC" w:type="character">
     <w:name w:val="ColorC285FFBgFACCCC"/>
+    <w:semiHidden/>
     <w:rPr>
       <w:color w:val="C285FF"/>
       <w:shd w:color="auto" w:fill="FACCCC" w:val="clear"/>
@@ -6605,6 +7313,7 @@
   </w:style>
   <w:style w:customStyle="1" w:styleId="ColorC285FFBgFFEBCC" w:type="character">
     <w:name w:val="ColorC285FFBgFFEBCC"/>
+    <w:semiHidden/>
     <w:rPr>
       <w:color w:val="C285FF"/>
       <w:shd w:color="auto" w:fill="FFEBCC" w:val="clear"/>
@@ -6612,6 +7321,7 @@
   </w:style>
   <w:style w:customStyle="1" w:styleId="ColorC285FFBgFFFFCC" w:type="character">
     <w:name w:val="ColorC285FFBgFFFFCC"/>
+    <w:semiHidden/>
     <w:rPr>
       <w:color w:val="C285FF"/>
       <w:shd w:color="auto" w:fill="FFFFCC" w:val="clear"/>
@@ -6619,6 +7329,7 @@
   </w:style>
   <w:style w:customStyle="1" w:styleId="ColorC285FFBgCCE8CC" w:type="character">
     <w:name w:val="ColorC285FFBgCCE8CC"/>
+    <w:semiHidden/>
     <w:rPr>
       <w:color w:val="C285FF"/>
       <w:shd w:color="auto" w:fill="CCE8CC" w:val="clear"/>
@@ -6626,6 +7337,7 @@
   </w:style>
   <w:style w:customStyle="1" w:styleId="ColorC285FFBgCCE0F5" w:type="character">
     <w:name w:val="ColorC285FFBgCCE0F5"/>
+    <w:semiHidden/>
     <w:rPr>
       <w:color w:val="C285FF"/>
       <w:shd w:color="auto" w:fill="CCE0F5" w:val="clear"/>
@@ -6633,6 +7345,7 @@
   </w:style>
   <w:style w:customStyle="1" w:styleId="ColorC285FFBgEBD6FF" w:type="character">
     <w:name w:val="ColorC285FFBgEBD6FF"/>
+    <w:semiHidden/>
     <w:rPr>
       <w:color w:val="C285FF"/>
       <w:shd w:color="auto" w:fill="EBD6FF" w:val="clear"/>
@@ -6640,6 +7353,7 @@
   </w:style>
   <w:style w:customStyle="1" w:styleId="ColorC285FFBgBBBBBB" w:type="character">
     <w:name w:val="ColorC285FFBgBBBBBB"/>
+    <w:semiHidden/>
     <w:rPr>
       <w:color w:val="C285FF"/>
       <w:shd w:color="auto" w:fill="BBBBBB" w:val="clear"/>
@@ -6647,6 +7361,7 @@
   </w:style>
   <w:style w:customStyle="1" w:styleId="ColorC285FFBgF06666" w:type="character">
     <w:name w:val="ColorC285FFBgF06666"/>
+    <w:semiHidden/>
     <w:rPr>
       <w:color w:val="C285FF"/>
       <w:shd w:color="auto" w:fill="F06666" w:val="clear"/>
@@ -6654,6 +7369,7 @@
   </w:style>
   <w:style w:customStyle="1" w:styleId="ColorC285FFBgFFC266" w:type="character">
     <w:name w:val="ColorC285FFBgFFC266"/>
+    <w:semiHidden/>
     <w:rPr>
       <w:color w:val="C285FF"/>
       <w:shd w:color="auto" w:fill="FFC266" w:val="clear"/>
@@ -6661,6 +7377,7 @@
   </w:style>
   <w:style w:customStyle="1" w:styleId="ColorC285FFBgFFFF66" w:type="character">
     <w:name w:val="ColorC285FFBgFFFF66"/>
+    <w:semiHidden/>
     <w:rPr>
       <w:color w:val="C285FF"/>
       <w:shd w:color="auto" w:fill="FFFF66" w:val="clear"/>
@@ -6668,6 +7385,7 @@
   </w:style>
   <w:style w:customStyle="1" w:styleId="ColorC285FFBg66B966" w:type="character">
     <w:name w:val="ColorC285FFBg66B966"/>
+    <w:semiHidden/>
     <w:rPr>
       <w:color w:val="C285FF"/>
       <w:shd w:color="auto" w:fill="66B966" w:val="clear"/>
@@ -6675,6 +7393,7 @@
   </w:style>
   <w:style w:customStyle="1" w:styleId="ColorC285FFBg66A3E0" w:type="character">
     <w:name w:val="ColorC285FFBg66A3E0"/>
+    <w:semiHidden/>
     <w:rPr>
       <w:color w:val="C285FF"/>
       <w:shd w:color="auto" w:fill="66A3E0" w:val="clear"/>
@@ -6682,6 +7401,7 @@
   </w:style>
   <w:style w:customStyle="1" w:styleId="ColorC285FFBgC285FF" w:type="character">
     <w:name w:val="ColorC285FFBgC285FF"/>
+    <w:semiHidden/>
     <w:rPr>
       <w:color w:val="C285FF"/>
       <w:shd w:color="auto" w:fill="C285FF" w:val="clear"/>
@@ -6689,6 +7409,7 @@
   </w:style>
   <w:style w:customStyle="1" w:styleId="ColorC285FFBg888888" w:type="character">
     <w:name w:val="ColorC285FFBg888888"/>
+    <w:semiHidden/>
     <w:rPr>
       <w:color w:val="C285FF"/>
       <w:shd w:color="auto" w:fill="888888" w:val="clear"/>
@@ -6696,6 +7417,7 @@
   </w:style>
   <w:style w:customStyle="1" w:styleId="ColorC285FFBgA10000" w:type="character">
     <w:name w:val="ColorC285FFBgA10000"/>
+    <w:semiHidden/>
     <w:rPr>
       <w:color w:val="C285FF"/>
       <w:shd w:color="auto" w:fill="A10000" w:val="clear"/>
@@ -6703,6 +7425,7 @@
   </w:style>
   <w:style w:customStyle="1" w:styleId="ColorC285FFBgB26B00" w:type="character">
     <w:name w:val="ColorC285FFBgB26B00"/>
+    <w:semiHidden/>
     <w:rPr>
       <w:color w:val="C285FF"/>
       <w:shd w:color="auto" w:fill="B26B00" w:val="clear"/>
@@ -6710,6 +7433,7 @@
   </w:style>
   <w:style w:customStyle="1" w:styleId="ColorC285FFBgB2B200" w:type="character">
     <w:name w:val="ColorC285FFBgB2B200"/>
+    <w:semiHidden/>
     <w:rPr>
       <w:color w:val="C285FF"/>
       <w:shd w:color="auto" w:fill="B2B200" w:val="clear"/>
@@ -6717,6 +7441,7 @@
   </w:style>
   <w:style w:customStyle="1" w:styleId="ColorC285FFBg006100" w:type="character">
     <w:name w:val="ColorC285FFBg006100"/>
+    <w:semiHidden/>
     <w:rPr>
       <w:color w:val="C285FF"/>
       <w:shd w:color="auto" w:fill="006100" w:val="clear"/>
@@ -6724,6 +7449,7 @@
   </w:style>
   <w:style w:customStyle="1" w:styleId="ColorC285FFBg0047B2" w:type="character">
     <w:name w:val="ColorC285FFBg0047B2"/>
+    <w:semiHidden/>
     <w:rPr>
       <w:color w:val="C285FF"/>
       <w:shd w:color="auto" w:fill="0047B2" w:val="clear"/>
@@ -6731,6 +7457,7 @@
   </w:style>
   <w:style w:customStyle="1" w:styleId="ColorC285FFBg6B24B2" w:type="character">
     <w:name w:val="ColorC285FFBg6B24B2"/>
+    <w:semiHidden/>
     <w:rPr>
       <w:color w:val="C285FF"/>
       <w:shd w:color="auto" w:fill="6B24B2" w:val="clear"/>
@@ -6738,6 +7465,7 @@
   </w:style>
   <w:style w:customStyle="1" w:styleId="ColorC285FFBg444444" w:type="character">
     <w:name w:val="ColorC285FFBg444444"/>
+    <w:semiHidden/>
     <w:rPr>
       <w:color w:val="C285FF"/>
       <w:shd w:color="auto" w:fill="444444" w:val="clear"/>
@@ -6745,6 +7473,7 @@
   </w:style>
   <w:style w:customStyle="1" w:styleId="ColorC285FFBg5C0000" w:type="character">
     <w:name w:val="ColorC285FFBg5C0000"/>
+    <w:semiHidden/>
     <w:rPr>
       <w:color w:val="C285FF"/>
       <w:shd w:color="auto" w:fill="5C0000" w:val="clear"/>
@@ -6752,6 +7481,7 @@
   </w:style>
   <w:style w:customStyle="1" w:styleId="ColorC285FFBg663D00" w:type="character">
     <w:name w:val="ColorC285FFBg663D00"/>
+    <w:semiHidden/>
     <w:rPr>
       <w:color w:val="C285FF"/>
       <w:shd w:color="auto" w:fill="663D00" w:val="clear"/>
@@ -6759,6 +7489,7 @@
   </w:style>
   <w:style w:customStyle="1" w:styleId="ColorC285FFBg666600" w:type="character">
     <w:name w:val="ColorC285FFBg666600"/>
+    <w:semiHidden/>
     <w:rPr>
       <w:color w:val="C285FF"/>
       <w:shd w:color="auto" w:fill="666600" w:val="clear"/>
@@ -6766,6 +7497,7 @@
   </w:style>
   <w:style w:customStyle="1" w:styleId="ColorC285FFBg003700" w:type="character">
     <w:name w:val="ColorC285FFBg003700"/>
+    <w:semiHidden/>
     <w:rPr>
       <w:color w:val="C285FF"/>
       <w:shd w:color="auto" w:fill="003700" w:val="clear"/>
@@ -6773,6 +7505,7 @@
   </w:style>
   <w:style w:customStyle="1" w:styleId="ColorC285FFBg002966" w:type="character">
     <w:name w:val="ColorC285FFBg002966"/>
+    <w:semiHidden/>
     <w:rPr>
       <w:color w:val="C285FF"/>
       <w:shd w:color="auto" w:fill="002966" w:val="clear"/>
@@ -6780,6 +7513,7 @@
   </w:style>
   <w:style w:customStyle="1" w:styleId="ColorC285FFBg3D1466" w:type="character">
     <w:name w:val="ColorC285FFBg3D1466"/>
+    <w:semiHidden/>
     <w:rPr>
       <w:color w:val="C285FF"/>
       <w:shd w:color="auto" w:fill="3D1466" w:val="clear"/>
@@ -6787,12 +7521,14 @@
   </w:style>
   <w:style w:customStyle="1" w:styleId="Color888888" w:type="character">
     <w:name w:val="Color888888"/>
+    <w:semiHidden/>
     <w:rPr>
       <w:color w:val="888888"/>
     </w:rPr>
   </w:style>
   <w:style w:customStyle="1" w:styleId="Color888888BgE60000" w:type="character">
     <w:name w:val="Color888888BgE60000"/>
+    <w:semiHidden/>
     <w:rPr>
       <w:color w:val="888888"/>
       <w:shd w:color="auto" w:fill="E60000" w:val="clear"/>
@@ -6800,6 +7536,7 @@
   </w:style>
   <w:style w:customStyle="1" w:styleId="Color888888BgFF9900" w:type="character">
     <w:name w:val="Color888888BgFF9900"/>
+    <w:semiHidden/>
     <w:rPr>
       <w:color w:val="888888"/>
       <w:shd w:color="auto" w:fill="FF9900" w:val="clear"/>
@@ -6807,6 +7544,7 @@
   </w:style>
   <w:style w:customStyle="1" w:styleId="Color888888BgFFFF00" w:type="character">
     <w:name w:val="Color888888BgFFFF00"/>
+    <w:semiHidden/>
     <w:rPr>
       <w:color w:val="888888"/>
       <w:shd w:color="auto" w:fill="FFFF00" w:val="clear"/>
@@ -6814,6 +7552,7 @@
   </w:style>
   <w:style w:customStyle="1" w:styleId="Color888888Bg008A00" w:type="character">
     <w:name w:val="Color888888Bg008A00"/>
+    <w:semiHidden/>
     <w:rPr>
       <w:color w:val="888888"/>
       <w:shd w:color="auto" w:fill="008A00" w:val="clear"/>
@@ -6821,6 +7560,7 @@
   </w:style>
   <w:style w:customStyle="1" w:styleId="Color888888Bg0066CC" w:type="character">
     <w:name w:val="Color888888Bg0066CC"/>
+    <w:semiHidden/>
     <w:rPr>
       <w:color w:val="888888"/>
       <w:shd w:color="auto" w:fill="0066CC" w:val="clear"/>
@@ -6828,6 +7568,7 @@
   </w:style>
   <w:style w:customStyle="1" w:styleId="Color888888Bg9933FF" w:type="character">
     <w:name w:val="Color888888Bg9933FF"/>
+    <w:semiHidden/>
     <w:rPr>
       <w:color w:val="888888"/>
       <w:shd w:color="auto" w:fill="9933FF" w:val="clear"/>
@@ -6835,6 +7576,7 @@
   </w:style>
   <w:style w:customStyle="1" w:styleId="Color888888BgFFFFFF" w:type="character">
     <w:name w:val="Color888888BgFFFFFF"/>
+    <w:semiHidden/>
     <w:rPr>
       <w:color w:val="888888"/>
       <w:shd w:color="auto" w:fill="FFFFFF" w:val="clear"/>
@@ -6842,6 +7584,7 @@
   </w:style>
   <w:style w:customStyle="1" w:styleId="Color888888BgFACCCC" w:type="character">
     <w:name w:val="Color888888BgFACCCC"/>
+    <w:semiHidden/>
     <w:rPr>
       <w:color w:val="888888"/>
       <w:shd w:color="auto" w:fill="FACCCC" w:val="clear"/>
@@ -6849,6 +7592,7 @@
   </w:style>
   <w:style w:customStyle="1" w:styleId="Color888888BgFFEBCC" w:type="character">
     <w:name w:val="Color888888BgFFEBCC"/>
+    <w:semiHidden/>
     <w:rPr>
       <w:color w:val="888888"/>
       <w:shd w:color="auto" w:fill="FFEBCC" w:val="clear"/>
@@ -6856,6 +7600,7 @@
   </w:style>
   <w:style w:customStyle="1" w:styleId="Color888888BgFFFFCC" w:type="character">
     <w:name w:val="Color888888BgFFFFCC"/>
+    <w:semiHidden/>
     <w:rPr>
       <w:color w:val="888888"/>
       <w:shd w:color="auto" w:fill="FFFFCC" w:val="clear"/>
@@ -6863,6 +7608,7 @@
   </w:style>
   <w:style w:customStyle="1" w:styleId="Color888888BgCCE8CC" w:type="character">
     <w:name w:val="Color888888BgCCE8CC"/>
+    <w:semiHidden/>
     <w:rPr>
       <w:color w:val="888888"/>
       <w:shd w:color="auto" w:fill="CCE8CC" w:val="clear"/>
@@ -6870,6 +7616,7 @@
   </w:style>
   <w:style w:customStyle="1" w:styleId="Color888888BgCCE0F5" w:type="character">
     <w:name w:val="Color888888BgCCE0F5"/>
+    <w:semiHidden/>
     <w:rPr>
       <w:color w:val="888888"/>
       <w:shd w:color="auto" w:fill="CCE0F5" w:val="clear"/>
@@ -6877,6 +7624,7 @@
   </w:style>
   <w:style w:customStyle="1" w:styleId="Color888888BgEBD6FF" w:type="character">
     <w:name w:val="Color888888BgEBD6FF"/>
+    <w:semiHidden/>
     <w:rPr>
       <w:color w:val="888888"/>
       <w:shd w:color="auto" w:fill="EBD6FF" w:val="clear"/>
@@ -6884,6 +7632,7 @@
   </w:style>
   <w:style w:customStyle="1" w:styleId="Color888888BgBBBBBB" w:type="character">
     <w:name w:val="Color888888BgBBBBBB"/>
+    <w:semiHidden/>
     <w:rPr>
       <w:color w:val="888888"/>
       <w:shd w:color="auto" w:fill="BBBBBB" w:val="clear"/>
@@ -6891,6 +7640,7 @@
   </w:style>
   <w:style w:customStyle="1" w:styleId="Color888888BgF06666" w:type="character">
     <w:name w:val="Color888888BgF06666"/>
+    <w:semiHidden/>
     <w:rPr>
       <w:color w:val="888888"/>
       <w:shd w:color="auto" w:fill="F06666" w:val="clear"/>
@@ -6898,6 +7648,7 @@
   </w:style>
   <w:style w:customStyle="1" w:styleId="Color888888BgFFC266" w:type="character">
     <w:name w:val="Color888888BgFFC266"/>
+    <w:semiHidden/>
     <w:rPr>
       <w:color w:val="888888"/>
       <w:shd w:color="auto" w:fill="FFC266" w:val="clear"/>
@@ -6905,6 +7656,7 @@
   </w:style>
   <w:style w:customStyle="1" w:styleId="Color888888BgFFFF66" w:type="character">
     <w:name w:val="Color888888BgFFFF66"/>
+    <w:semiHidden/>
     <w:rPr>
       <w:color w:val="888888"/>
       <w:shd w:color="auto" w:fill="FFFF66" w:val="clear"/>
@@ -6912,6 +7664,7 @@
   </w:style>
   <w:style w:customStyle="1" w:styleId="Color888888Bg66B966" w:type="character">
     <w:name w:val="Color888888Bg66B966"/>
+    <w:semiHidden/>
     <w:rPr>
       <w:color w:val="888888"/>
       <w:shd w:color="auto" w:fill="66B966" w:val="clear"/>
@@ -6919,6 +7672,7 @@
   </w:style>
   <w:style w:customStyle="1" w:styleId="Color888888Bg66A3E0" w:type="character">
     <w:name w:val="Color888888Bg66A3E0"/>
+    <w:semiHidden/>
     <w:rPr>
       <w:color w:val="888888"/>
       <w:shd w:color="auto" w:fill="66A3E0" w:val="clear"/>
@@ -6926,6 +7680,7 @@
   </w:style>
   <w:style w:customStyle="1" w:styleId="Color888888BgC285FF" w:type="character">
     <w:name w:val="Color888888BgC285FF"/>
+    <w:semiHidden/>
     <w:rPr>
       <w:color w:val="888888"/>
       <w:shd w:color="auto" w:fill="C285FF" w:val="clear"/>
@@ -6933,6 +7688,7 @@
   </w:style>
   <w:style w:customStyle="1" w:styleId="Color888888Bg888888" w:type="character">
     <w:name w:val="Color888888Bg888888"/>
+    <w:semiHidden/>
     <w:rPr>
       <w:color w:val="888888"/>
       <w:shd w:color="auto" w:fill="888888" w:val="clear"/>
@@ -6940,6 +7696,7 @@
   </w:style>
   <w:style w:customStyle="1" w:styleId="Color888888BgA10000" w:type="character">
     <w:name w:val="Color888888BgA10000"/>
+    <w:semiHidden/>
     <w:rPr>
       <w:color w:val="888888"/>
       <w:shd w:color="auto" w:fill="A10000" w:val="clear"/>
@@ -6947,6 +7704,7 @@
   </w:style>
   <w:style w:customStyle="1" w:styleId="Color888888BgB26B00" w:type="character">
     <w:name w:val="Color888888BgB26B00"/>
+    <w:semiHidden/>
     <w:rPr>
       <w:color w:val="888888"/>
       <w:shd w:color="auto" w:fill="B26B00" w:val="clear"/>
@@ -6954,6 +7712,7 @@
   </w:style>
   <w:style w:customStyle="1" w:styleId="Color888888BgB2B200" w:type="character">
     <w:name w:val="Color888888BgB2B200"/>
+    <w:semiHidden/>
     <w:rPr>
       <w:color w:val="888888"/>
       <w:shd w:color="auto" w:fill="B2B200" w:val="clear"/>
@@ -6961,6 +7720,7 @@
   </w:style>
   <w:style w:customStyle="1" w:styleId="Color888888Bg006100" w:type="character">
     <w:name w:val="Color888888Bg006100"/>
+    <w:semiHidden/>
     <w:rPr>
       <w:color w:val="888888"/>
       <w:shd w:color="auto" w:fill="006100" w:val="clear"/>
@@ -6968,6 +7728,7 @@
   </w:style>
   <w:style w:customStyle="1" w:styleId="Color888888Bg0047B2" w:type="character">
     <w:name w:val="Color888888Bg0047B2"/>
+    <w:semiHidden/>
     <w:rPr>
       <w:color w:val="888888"/>
       <w:shd w:color="auto" w:fill="0047B2" w:val="clear"/>
@@ -6975,6 +7736,7 @@
   </w:style>
   <w:style w:customStyle="1" w:styleId="Color888888Bg6B24B2" w:type="character">
     <w:name w:val="Color888888Bg6B24B2"/>
+    <w:semiHidden/>
     <w:rPr>
       <w:color w:val="888888"/>
       <w:shd w:color="auto" w:fill="6B24B2" w:val="clear"/>
@@ -6982,6 +7744,7 @@
   </w:style>
   <w:style w:customStyle="1" w:styleId="Color888888Bg444444" w:type="character">
     <w:name w:val="Color888888Bg444444"/>
+    <w:semiHidden/>
     <w:rPr>
       <w:color w:val="888888"/>
       <w:shd w:color="auto" w:fill="444444" w:val="clear"/>
@@ -6989,6 +7752,7 @@
   </w:style>
   <w:style w:customStyle="1" w:styleId="Color888888Bg5C0000" w:type="character">
     <w:name w:val="Color888888Bg5C0000"/>
+    <w:semiHidden/>
     <w:rPr>
       <w:color w:val="888888"/>
       <w:shd w:color="auto" w:fill="5C0000" w:val="clear"/>
@@ -6996,6 +7760,7 @@
   </w:style>
   <w:style w:customStyle="1" w:styleId="Color888888Bg663D00" w:type="character">
     <w:name w:val="Color888888Bg663D00"/>
+    <w:semiHidden/>
     <w:rPr>
       <w:color w:val="888888"/>
       <w:shd w:color="auto" w:fill="663D00" w:val="clear"/>
@@ -7003,6 +7768,7 @@
   </w:style>
   <w:style w:customStyle="1" w:styleId="Color888888Bg666600" w:type="character">
     <w:name w:val="Color888888Bg666600"/>
+    <w:semiHidden/>
     <w:rPr>
       <w:color w:val="888888"/>
       <w:shd w:color="auto" w:fill="666600" w:val="clear"/>
@@ -7010,6 +7776,7 @@
   </w:style>
   <w:style w:customStyle="1" w:styleId="Color888888Bg003700" w:type="character">
     <w:name w:val="Color888888Bg003700"/>
+    <w:semiHidden/>
     <w:rPr>
       <w:color w:val="888888"/>
       <w:shd w:color="auto" w:fill="003700" w:val="clear"/>
@@ -7017,6 +7784,7 @@
   </w:style>
   <w:style w:customStyle="1" w:styleId="Color888888Bg002966" w:type="character">
     <w:name w:val="Color888888Bg002966"/>
+    <w:semiHidden/>
     <w:rPr>
       <w:color w:val="888888"/>
       <w:shd w:color="auto" w:fill="002966" w:val="clear"/>
@@ -7024,6 +7792,7 @@
   </w:style>
   <w:style w:customStyle="1" w:styleId="Color888888Bg3D1466" w:type="character">
     <w:name w:val="Color888888Bg3D1466"/>
+    <w:semiHidden/>
     <w:rPr>
       <w:color w:val="888888"/>
       <w:shd w:color="auto" w:fill="3D1466" w:val="clear"/>
@@ -7031,12 +7800,14 @@
   </w:style>
   <w:style w:customStyle="1" w:styleId="ColorA10000" w:type="character">
     <w:name w:val="ColorA10000"/>
+    <w:semiHidden/>
     <w:rPr>
       <w:color w:val="A10000"/>
     </w:rPr>
   </w:style>
   <w:style w:customStyle="1" w:styleId="ColorA10000BgE60000" w:type="character">
     <w:name w:val="ColorA10000BgE60000"/>
+    <w:semiHidden/>
     <w:rPr>
       <w:color w:val="A10000"/>
       <w:shd w:color="auto" w:fill="E60000" w:val="clear"/>
@@ -7044,6 +7815,7 @@
   </w:style>
   <w:style w:customStyle="1" w:styleId="ColorA10000BgFF9900" w:type="character">
     <w:name w:val="ColorA10000BgFF9900"/>
+    <w:semiHidden/>
     <w:rPr>
       <w:color w:val="A10000"/>
       <w:shd w:color="auto" w:fill="FF9900" w:val="clear"/>
@@ -7051,6 +7823,7 @@
   </w:style>
   <w:style w:customStyle="1" w:styleId="ColorA10000BgFFFF00" w:type="character">
     <w:name w:val="ColorA10000BgFFFF00"/>
+    <w:semiHidden/>
     <w:rPr>
       <w:color w:val="A10000"/>
       <w:shd w:color="auto" w:fill="FFFF00" w:val="clear"/>
@@ -7058,6 +7831,7 @@
   </w:style>
   <w:style w:customStyle="1" w:styleId="ColorA10000Bg008A00" w:type="character">
     <w:name w:val="ColorA10000Bg008A00"/>
+    <w:semiHidden/>
     <w:rPr>
       <w:color w:val="A10000"/>
       <w:shd w:color="auto" w:fill="008A00" w:val="clear"/>
@@ -7065,6 +7839,7 @@
   </w:style>
   <w:style w:customStyle="1" w:styleId="ColorA10000Bg0066CC" w:type="character">
     <w:name w:val="ColorA10000Bg0066CC"/>
+    <w:semiHidden/>
     <w:rPr>
       <w:color w:val="A10000"/>
       <w:shd w:color="auto" w:fill="0066CC" w:val="clear"/>
@@ -7072,6 +7847,7 @@
   </w:style>
   <w:style w:customStyle="1" w:styleId="ColorA10000Bg9933FF" w:type="character">
     <w:name w:val="ColorA10000Bg9933FF"/>
+    <w:semiHidden/>
     <w:rPr>
       <w:color w:val="A10000"/>
       <w:shd w:color="auto" w:fill="9933FF" w:val="clear"/>
@@ -7079,6 +7855,7 @@
   </w:style>
   <w:style w:customStyle="1" w:styleId="ColorA10000BgFFFFFF" w:type="character">
     <w:name w:val="ColorA10000BgFFFFFF"/>
+    <w:semiHidden/>
     <w:rPr>
       <w:color w:val="A10000"/>
       <w:shd w:color="auto" w:fill="FFFFFF" w:val="clear"/>
@@ -7086,6 +7863,7 @@
   </w:style>
   <w:style w:customStyle="1" w:styleId="ColorA10000BgFACCCC" w:type="character">
     <w:name w:val="ColorA10000BgFACCCC"/>
+    <w:semiHidden/>
     <w:rPr>
       <w:color w:val="A10000"/>
       <w:shd w:color="auto" w:fill="FACCCC" w:val="clear"/>
@@ -7093,6 +7871,7 @@
   </w:style>
   <w:style w:customStyle="1" w:styleId="ColorA10000BgFFEBCC" w:type="character">
     <w:name w:val="ColorA10000BgFFEBCC"/>
+    <w:semiHidden/>
     <w:rPr>
       <w:color w:val="A10000"/>
       <w:shd w:color="auto" w:fill="FFEBCC" w:val="clear"/>
@@ -7100,6 +7879,7 @@
   </w:style>
   <w:style w:customStyle="1" w:styleId="ColorA10000BgFFFFCC" w:type="character">
     <w:name w:val="ColorA10000BgFFFFCC"/>
+    <w:semiHidden/>
     <w:rPr>
       <w:color w:val="A10000"/>
       <w:shd w:color="auto" w:fill="FFFFCC" w:val="clear"/>
@@ -7107,6 +7887,7 @@
   </w:style>
   <w:style w:customStyle="1" w:styleId="ColorA10000BgCCE8CC" w:type="character">
     <w:name w:val="ColorA10000BgCCE8CC"/>
+    <w:semiHidden/>
     <w:rPr>
       <w:color w:val="A10000"/>
       <w:shd w:color="auto" w:fill="CCE8CC" w:val="clear"/>
@@ -7114,6 +7895,7 @@
   </w:style>
   <w:style w:customStyle="1" w:styleId="ColorA10000BgCCE0F5" w:type="character">
     <w:name w:val="ColorA10000BgCCE0F5"/>
+    <w:semiHidden/>
     <w:rPr>
       <w:color w:val="A10000"/>
       <w:shd w:color="auto" w:fill="CCE0F5" w:val="clear"/>
@@ -7121,6 +7903,7 @@
   </w:style>
   <w:style w:customStyle="1" w:styleId="ColorA10000BgEBD6FF" w:type="character">
     <w:name w:val="ColorA10000BgEBD6FF"/>
+    <w:semiHidden/>
     <w:rPr>
       <w:color w:val="A10000"/>
       <w:shd w:color="auto" w:fill="EBD6FF" w:val="clear"/>
@@ -7128,6 +7911,7 @@
   </w:style>
   <w:style w:customStyle="1" w:styleId="ColorA10000BgBBBBBB" w:type="character">
     <w:name w:val="ColorA10000BgBBBBBB"/>
+    <w:semiHidden/>
     <w:rPr>
       <w:color w:val="A10000"/>
       <w:shd w:color="auto" w:fill="BBBBBB" w:val="clear"/>
@@ -7135,6 +7919,7 @@
   </w:style>
   <w:style w:customStyle="1" w:styleId="ColorA10000BgF06666" w:type="character">
     <w:name w:val="ColorA10000BgF06666"/>
+    <w:semiHidden/>
     <w:rPr>
       <w:color w:val="A10000"/>
       <w:shd w:color="auto" w:fill="F06666" w:val="clear"/>
@@ -7142,6 +7927,7 @@
   </w:style>
   <w:style w:customStyle="1" w:styleId="ColorA10000BgFFC266" w:type="character">
     <w:name w:val="ColorA10000BgFFC266"/>
+    <w:semiHidden/>
     <w:rPr>
       <w:color w:val="A10000"/>
       <w:shd w:color="auto" w:fill="FFC266" w:val="clear"/>
@@ -7149,6 +7935,7 @@
   </w:style>
   <w:style w:customStyle="1" w:styleId="ColorA10000BgFFFF66" w:type="character">
     <w:name w:val="ColorA10000BgFFFF66"/>
+    <w:semiHidden/>
     <w:rPr>
       <w:color w:val="A10000"/>
       <w:shd w:color="auto" w:fill="FFFF66" w:val="clear"/>
@@ -7156,6 +7943,7 @@
   </w:style>
   <w:style w:customStyle="1" w:styleId="ColorA10000Bg66B966" w:type="character">
     <w:name w:val="ColorA10000Bg66B966"/>
+    <w:semiHidden/>
     <w:rPr>
       <w:color w:val="A10000"/>
       <w:shd w:color="auto" w:fill="66B966" w:val="clear"/>
@@ -7163,6 +7951,7 @@
   </w:style>
   <w:style w:customStyle="1" w:styleId="ColorA10000Bg66A3E0" w:type="character">
     <w:name w:val="ColorA10000Bg66A3E0"/>
+    <w:semiHidden/>
     <w:rPr>
       <w:color w:val="A10000"/>
       <w:shd w:color="auto" w:fill="66A3E0" w:val="clear"/>
@@ -7170,6 +7959,7 @@
   </w:style>
   <w:style w:customStyle="1" w:styleId="ColorA10000BgC285FF" w:type="character">
     <w:name w:val="ColorA10000BgC285FF"/>
+    <w:semiHidden/>
     <w:rPr>
       <w:color w:val="A10000"/>
       <w:shd w:color="auto" w:fill="C285FF" w:val="clear"/>
@@ -7177,6 +7967,7 @@
   </w:style>
   <w:style w:customStyle="1" w:styleId="ColorA10000Bg888888" w:type="character">
     <w:name w:val="ColorA10000Bg888888"/>
+    <w:semiHidden/>
     <w:rPr>
       <w:color w:val="A10000"/>
       <w:shd w:color="auto" w:fill="888888" w:val="clear"/>
@@ -7184,6 +7975,7 @@
   </w:style>
   <w:style w:customStyle="1" w:styleId="ColorA10000BgA10000" w:type="character">
     <w:name w:val="ColorA10000BgA10000"/>
+    <w:semiHidden/>
     <w:rPr>
       <w:color w:val="A10000"/>
       <w:shd w:color="auto" w:fill="A10000" w:val="clear"/>
@@ -7191,6 +7983,7 @@
   </w:style>
   <w:style w:customStyle="1" w:styleId="ColorA10000BgB26B00" w:type="character">
     <w:name w:val="ColorA10000BgB26B00"/>
+    <w:semiHidden/>
     <w:rPr>
       <w:color w:val="A10000"/>
       <w:shd w:color="auto" w:fill="B26B00" w:val="clear"/>
@@ -7198,6 +7991,7 @@
   </w:style>
   <w:style w:customStyle="1" w:styleId="ColorA10000BgB2B200" w:type="character">
     <w:name w:val="ColorA10000BgB2B200"/>
+    <w:semiHidden/>
     <w:rPr>
       <w:color w:val="A10000"/>
       <w:shd w:color="auto" w:fill="B2B200" w:val="clear"/>
@@ -7205,6 +7999,7 @@
   </w:style>
   <w:style w:customStyle="1" w:styleId="ColorA10000Bg006100" w:type="character">
     <w:name w:val="ColorA10000Bg006100"/>
+    <w:semiHidden/>
     <w:rPr>
       <w:color w:val="A10000"/>
       <w:shd w:color="auto" w:fill="006100" w:val="clear"/>
@@ -7212,6 +8007,7 @@
   </w:style>
   <w:style w:customStyle="1" w:styleId="ColorA10000Bg0047B2" w:type="character">
     <w:name w:val="ColorA10000Bg0047B2"/>
+    <w:semiHidden/>
     <w:rPr>
       <w:color w:val="A10000"/>
       <w:shd w:color="auto" w:fill="0047B2" w:val="clear"/>
@@ -7219,6 +8015,7 @@
   </w:style>
   <w:style w:customStyle="1" w:styleId="ColorA10000Bg6B24B2" w:type="character">
     <w:name w:val="ColorA10000Bg6B24B2"/>
+    <w:semiHidden/>
     <w:rPr>
       <w:color w:val="A10000"/>
       <w:shd w:color="auto" w:fill="6B24B2" w:val="clear"/>
@@ -7226,6 +8023,7 @@
   </w:style>
   <w:style w:customStyle="1" w:styleId="ColorA10000Bg444444" w:type="character">
     <w:name w:val="ColorA10000Bg444444"/>
+    <w:semiHidden/>
     <w:rPr>
       <w:color w:val="A10000"/>
       <w:shd w:color="auto" w:fill="444444" w:val="clear"/>
@@ -7233,6 +8031,7 @@
   </w:style>
   <w:style w:customStyle="1" w:styleId="ColorA10000Bg5C0000" w:type="character">
     <w:name w:val="ColorA10000Bg5C0000"/>
+    <w:semiHidden/>
     <w:rPr>
       <w:color w:val="A10000"/>
       <w:shd w:color="auto" w:fill="5C0000" w:val="clear"/>
@@ -7240,6 +8039,7 @@
   </w:style>
   <w:style w:customStyle="1" w:styleId="ColorA10000Bg663D00" w:type="character">
     <w:name w:val="ColorA10000Bg663D00"/>
+    <w:semiHidden/>
     <w:rPr>
       <w:color w:val="A10000"/>
       <w:shd w:color="auto" w:fill="663D00" w:val="clear"/>
@@ -7247,6 +8047,7 @@
   </w:style>
   <w:style w:customStyle="1" w:styleId="ColorA10000Bg666600" w:type="character">
     <w:name w:val="ColorA10000Bg666600"/>
+    <w:semiHidden/>
     <w:rPr>
       <w:color w:val="A10000"/>
       <w:shd w:color="auto" w:fill="666600" w:val="clear"/>
@@ -7254,6 +8055,7 @@
   </w:style>
   <w:style w:customStyle="1" w:styleId="ColorA10000Bg003700" w:type="character">
     <w:name w:val="ColorA10000Bg003700"/>
+    <w:semiHidden/>
     <w:rPr>
       <w:color w:val="A10000"/>
       <w:shd w:color="auto" w:fill="003700" w:val="clear"/>
@@ -7261,6 +8063,7 @@
   </w:style>
   <w:style w:customStyle="1" w:styleId="ColorA10000Bg002966" w:type="character">
     <w:name w:val="ColorA10000Bg002966"/>
+    <w:semiHidden/>
     <w:rPr>
       <w:color w:val="A10000"/>
       <w:shd w:color="auto" w:fill="002966" w:val="clear"/>
@@ -7268,6 +8071,7 @@
   </w:style>
   <w:style w:customStyle="1" w:styleId="ColorA10000Bg3D1466" w:type="character">
     <w:name w:val="ColorA10000Bg3D1466"/>
+    <w:semiHidden/>
     <w:rPr>
       <w:color w:val="A10000"/>
       <w:shd w:color="auto" w:fill="3D1466" w:val="clear"/>
@@ -7275,12 +8079,14 @@
   </w:style>
   <w:style w:customStyle="1" w:styleId="ColorB26B00" w:type="character">
     <w:name w:val="ColorB26B00"/>
+    <w:semiHidden/>
     <w:rPr>
       <w:color w:val="B26B00"/>
     </w:rPr>
   </w:style>
   <w:style w:customStyle="1" w:styleId="ColorB26B00BgE60000" w:type="character">
     <w:name w:val="ColorB26B00BgE60000"/>
+    <w:semiHidden/>
     <w:rPr>
       <w:color w:val="B26B00"/>
       <w:shd w:color="auto" w:fill="E60000" w:val="clear"/>
@@ -7288,6 +8094,7 @@
   </w:style>
   <w:style w:customStyle="1" w:styleId="ColorB26B00BgFF9900" w:type="character">
     <w:name w:val="ColorB26B00BgFF9900"/>
+    <w:semiHidden/>
     <w:rPr>
       <w:color w:val="B26B00"/>
       <w:shd w:color="auto" w:fill="FF9900" w:val="clear"/>
@@ -7295,6 +8102,7 @@
   </w:style>
   <w:style w:customStyle="1" w:styleId="ColorB26B00BgFFFF00" w:type="character">
     <w:name w:val="ColorB26B00BgFFFF00"/>
+    <w:semiHidden/>
     <w:rPr>
       <w:color w:val="B26B00"/>
       <w:shd w:color="auto" w:fill="FFFF00" w:val="clear"/>
@@ -7302,6 +8110,7 @@
   </w:style>
   <w:style w:customStyle="1" w:styleId="ColorB26B00Bg008A00" w:type="character">
     <w:name w:val="ColorB26B00Bg008A00"/>
+    <w:semiHidden/>
     <w:rPr>
       <w:color w:val="B26B00"/>
       <w:shd w:color="auto" w:fill="008A00" w:val="clear"/>
@@ -7309,6 +8118,7 @@
   </w:style>
   <w:style w:customStyle="1" w:styleId="ColorB26B00Bg0066CC" w:type="character">
     <w:name w:val="ColorB26B00Bg0066CC"/>
+    <w:semiHidden/>
     <w:rPr>
       <w:color w:val="B26B00"/>
       <w:shd w:color="auto" w:fill="0066CC" w:val="clear"/>
@@ -7316,6 +8126,7 @@
   </w:style>
   <w:style w:customStyle="1" w:styleId="ColorB26B00Bg9933FF" w:type="character">
     <w:name w:val="ColorB26B00Bg9933FF"/>
+    <w:semiHidden/>
     <w:rPr>
       <w:color w:val="B26B00"/>
       <w:shd w:color="auto" w:fill="9933FF" w:val="clear"/>
@@ -7323,6 +8134,7 @@
   </w:style>
   <w:style w:customStyle="1" w:styleId="ColorB26B00BgFFFFFF" w:type="character">
     <w:name w:val="ColorB26B00BgFFFFFF"/>
+    <w:semiHidden/>
     <w:rPr>
       <w:color w:val="B26B00"/>
       <w:shd w:color="auto" w:fill="FFFFFF" w:val="clear"/>
@@ -7330,6 +8142,7 @@
   </w:style>
   <w:style w:customStyle="1" w:styleId="ColorB26B00BgFACCCC" w:type="character">
     <w:name w:val="ColorB26B00BgFACCCC"/>
+    <w:semiHidden/>
     <w:rPr>
       <w:color w:val="B26B00"/>
       <w:shd w:color="auto" w:fill="FACCCC" w:val="clear"/>
@@ -7337,6 +8150,7 @@
   </w:style>
   <w:style w:customStyle="1" w:styleId="ColorB26B00BgFFEBCC" w:type="character">
     <w:name w:val="ColorB26B00BgFFEBCC"/>
+    <w:semiHidden/>
     <w:rPr>
       <w:color w:val="B26B00"/>
       <w:shd w:color="auto" w:fill="FFEBCC" w:val="clear"/>
@@ -7344,6 +8158,7 @@
   </w:style>
   <w:style w:customStyle="1" w:styleId="ColorB26B00BgFFFFCC" w:type="character">
     <w:name w:val="ColorB26B00BgFFFFCC"/>
+    <w:semiHidden/>
     <w:rPr>
       <w:color w:val="B26B00"/>
       <w:shd w:color="auto" w:fill="FFFFCC" w:val="clear"/>
@@ -7351,6 +8166,7 @@
   </w:style>
   <w:style w:customStyle="1" w:styleId="ColorB26B00BgCCE8CC" w:type="character">
     <w:name w:val="ColorB26B00BgCCE8CC"/>
+    <w:semiHidden/>
     <w:rPr>
       <w:color w:val="B26B00"/>
       <w:shd w:color="auto" w:fill="CCE8CC" w:val="clear"/>
@@ -7358,6 +8174,7 @@
   </w:style>
   <w:style w:customStyle="1" w:styleId="ColorB26B00BgCCE0F5" w:type="character">
     <w:name w:val="ColorB26B00BgCCE0F5"/>
+    <w:semiHidden/>
     <w:rPr>
       <w:color w:val="B26B00"/>
       <w:shd w:color="auto" w:fill="CCE0F5" w:val="clear"/>
@@ -7365,6 +8182,7 @@
   </w:style>
   <w:style w:customStyle="1" w:styleId="ColorB26B00BgEBD6FF" w:type="character">
     <w:name w:val="ColorB26B00BgEBD6FF"/>
+    <w:semiHidden/>
     <w:rPr>
       <w:color w:val="B26B00"/>
       <w:shd w:color="auto" w:fill="EBD6FF" w:val="clear"/>
@@ -7372,6 +8190,7 @@
   </w:style>
   <w:style w:customStyle="1" w:styleId="ColorB26B00BgBBBBBB" w:type="character">
     <w:name w:val="ColorB26B00BgBBBBBB"/>
+    <w:semiHidden/>
     <w:rPr>
       <w:color w:val="B26B00"/>
       <w:shd w:color="auto" w:fill="BBBBBB" w:val="clear"/>
@@ -7379,6 +8198,7 @@
   </w:style>
   <w:style w:customStyle="1" w:styleId="ColorB26B00BgF06666" w:type="character">
     <w:name w:val="ColorB26B00BgF06666"/>
+    <w:semiHidden/>
     <w:rPr>
       <w:color w:val="B26B00"/>
       <w:shd w:color="auto" w:fill="F06666" w:val="clear"/>
@@ -7386,6 +8206,7 @@
   </w:style>
   <w:style w:customStyle="1" w:styleId="ColorB26B00BgFFC266" w:type="character">
     <w:name w:val="ColorB26B00BgFFC266"/>
+    <w:semiHidden/>
     <w:rPr>
       <w:color w:val="B26B00"/>
       <w:shd w:color="auto" w:fill="FFC266" w:val="clear"/>
@@ -7393,6 +8214,7 @@
   </w:style>
   <w:style w:customStyle="1" w:styleId="ColorB26B00BgFFFF66" w:type="character">
     <w:name w:val="ColorB26B00BgFFFF66"/>
+    <w:semiHidden/>
     <w:rPr>
       <w:color w:val="B26B00"/>
       <w:shd w:color="auto" w:fill="FFFF66" w:val="clear"/>
@@ -7400,6 +8222,7 @@
   </w:style>
   <w:style w:customStyle="1" w:styleId="ColorB26B00Bg66B966" w:type="character">
     <w:name w:val="ColorB26B00Bg66B966"/>
+    <w:semiHidden/>
     <w:rPr>
       <w:color w:val="B26B00"/>
       <w:shd w:color="auto" w:fill="66B966" w:val="clear"/>
@@ -7407,6 +8230,7 @@
   </w:style>
   <w:style w:customStyle="1" w:styleId="ColorB26B00Bg66A3E0" w:type="character">
     <w:name w:val="ColorB26B00Bg66A3E0"/>
+    <w:semiHidden/>
     <w:rPr>
       <w:color w:val="B26B00"/>
       <w:shd w:color="auto" w:fill="66A3E0" w:val="clear"/>
@@ -7414,6 +8238,7 @@
   </w:style>
   <w:style w:customStyle="1" w:styleId="ColorB26B00BgC285FF" w:type="character">
     <w:name w:val="ColorB26B00BgC285FF"/>
+    <w:semiHidden/>
     <w:rPr>
       <w:color w:val="B26B00"/>
       <w:shd w:color="auto" w:fill="C285FF" w:val="clear"/>
@@ -7421,6 +8246,7 @@
   </w:style>
   <w:style w:customStyle="1" w:styleId="ColorB26B00Bg888888" w:type="character">
     <w:name w:val="ColorB26B00Bg888888"/>
+    <w:semiHidden/>
     <w:rPr>
       <w:color w:val="B26B00"/>
       <w:shd w:color="auto" w:fill="888888" w:val="clear"/>
@@ -7428,6 +8254,7 @@
   </w:style>
   <w:style w:customStyle="1" w:styleId="ColorB26B00BgA10000" w:type="character">
     <w:name w:val="ColorB26B00BgA10000"/>
+    <w:semiHidden/>
     <w:rPr>
       <w:color w:val="B26B00"/>
       <w:shd w:color="auto" w:fill="A10000" w:val="clear"/>
@@ -7435,6 +8262,7 @@
   </w:style>
   <w:style w:customStyle="1" w:styleId="ColorB26B00BgB26B00" w:type="character">
     <w:name w:val="ColorB26B00BgB26B00"/>
+    <w:semiHidden/>
     <w:rPr>
       <w:color w:val="B26B00"/>
       <w:shd w:color="auto" w:fill="B26B00" w:val="clear"/>
@@ -7442,6 +8270,7 @@
   </w:style>
   <w:style w:customStyle="1" w:styleId="ColorB26B00BgB2B200" w:type="character">
     <w:name w:val="ColorB26B00BgB2B200"/>
+    <w:semiHidden/>
     <w:rPr>
       <w:color w:val="B26B00"/>
       <w:shd w:color="auto" w:fill="B2B200" w:val="clear"/>
@@ -7449,6 +8278,7 @@
   </w:style>
   <w:style w:customStyle="1" w:styleId="ColorB26B00Bg006100" w:type="character">
     <w:name w:val="ColorB26B00Bg006100"/>
+    <w:semiHidden/>
     <w:rPr>
       <w:color w:val="B26B00"/>
       <w:shd w:color="auto" w:fill="006100" w:val="clear"/>
@@ -7456,6 +8286,7 @@
   </w:style>
   <w:style w:customStyle="1" w:styleId="ColorB26B00Bg0047B2" w:type="character">
     <w:name w:val="ColorB26B00Bg0047B2"/>
+    <w:semiHidden/>
     <w:rPr>
       <w:color w:val="B26B00"/>
       <w:shd w:color="auto" w:fill="0047B2" w:val="clear"/>
@@ -7463,6 +8294,7 @@
   </w:style>
   <w:style w:customStyle="1" w:styleId="ColorB26B00Bg6B24B2" w:type="character">
     <w:name w:val="ColorB26B00Bg6B24B2"/>
+    <w:semiHidden/>
     <w:rPr>
       <w:color w:val="B26B00"/>
       <w:shd w:color="auto" w:fill="6B24B2" w:val="clear"/>
@@ -7470,6 +8302,7 @@
   </w:style>
   <w:style w:customStyle="1" w:styleId="ColorB26B00Bg444444" w:type="character">
     <w:name w:val="ColorB26B00Bg444444"/>
+    <w:semiHidden/>
     <w:rPr>
       <w:color w:val="B26B00"/>
       <w:shd w:color="auto" w:fill="444444" w:val="clear"/>
@@ -7477,6 +8310,7 @@
   </w:style>
   <w:style w:customStyle="1" w:styleId="ColorB26B00Bg5C0000" w:type="character">
     <w:name w:val="ColorB26B00Bg5C0000"/>
+    <w:semiHidden/>
     <w:rPr>
       <w:color w:val="B26B00"/>
       <w:shd w:color="auto" w:fill="5C0000" w:val="clear"/>
@@ -7484,6 +8318,7 @@
   </w:style>
   <w:style w:customStyle="1" w:styleId="ColorB26B00Bg663D00" w:type="character">
     <w:name w:val="ColorB26B00Bg663D00"/>
+    <w:semiHidden/>
     <w:rPr>
       <w:color w:val="B26B00"/>
       <w:shd w:color="auto" w:fill="663D00" w:val="clear"/>
@@ -7491,6 +8326,7 @@
   </w:style>
   <w:style w:customStyle="1" w:styleId="ColorB26B00Bg666600" w:type="character">
     <w:name w:val="ColorB26B00Bg666600"/>
+    <w:semiHidden/>
     <w:rPr>
       <w:color w:val="B26B00"/>
       <w:shd w:color="auto" w:fill="666600" w:val="clear"/>
@@ -7498,6 +8334,7 @@
   </w:style>
   <w:style w:customStyle="1" w:styleId="ColorB26B00Bg003700" w:type="character">
     <w:name w:val="ColorB26B00Bg003700"/>
+    <w:semiHidden/>
     <w:rPr>
       <w:color w:val="B26B00"/>
       <w:shd w:color="auto" w:fill="003700" w:val="clear"/>
@@ -7505,6 +8342,7 @@
   </w:style>
   <w:style w:customStyle="1" w:styleId="ColorB26B00Bg002966" w:type="character">
     <w:name w:val="ColorB26B00Bg002966"/>
+    <w:semiHidden/>
     <w:rPr>
       <w:color w:val="B26B00"/>
       <w:shd w:color="auto" w:fill="002966" w:val="clear"/>
@@ -7512,6 +8350,7 @@
   </w:style>
   <w:style w:customStyle="1" w:styleId="ColorB26B00Bg3D1466" w:type="character">
     <w:name w:val="ColorB26B00Bg3D1466"/>
+    <w:semiHidden/>
     <w:rPr>
       <w:color w:val="B26B00"/>
       <w:shd w:color="auto" w:fill="3D1466" w:val="clear"/>
@@ -7519,12 +8358,14 @@
   </w:style>
   <w:style w:customStyle="1" w:styleId="ColorB2B200" w:type="character">
     <w:name w:val="ColorB2B200"/>
+    <w:semiHidden/>
     <w:rPr>
       <w:color w:val="B2B200"/>
     </w:rPr>
   </w:style>
   <w:style w:customStyle="1" w:styleId="ColorB2B200BgE60000" w:type="character">
     <w:name w:val="ColorB2B200BgE60000"/>
+    <w:semiHidden/>
     <w:rPr>
       <w:color w:val="B2B200"/>
       <w:shd w:color="auto" w:fill="E60000" w:val="clear"/>
@@ -7532,6 +8373,7 @@
   </w:style>
   <w:style w:customStyle="1" w:styleId="ColorB2B200BgFF9900" w:type="character">
     <w:name w:val="ColorB2B200BgFF9900"/>
+    <w:semiHidden/>
     <w:rPr>
       <w:color w:val="B2B200"/>
       <w:shd w:color="auto" w:fill="FF9900" w:val="clear"/>
@@ -7539,6 +8381,7 @@
   </w:style>
   <w:style w:customStyle="1" w:styleId="ColorB2B200BgFFFF00" w:type="character">
     <w:name w:val="ColorB2B200BgFFFF00"/>
+    <w:semiHidden/>
     <w:rPr>
       <w:color w:val="B2B200"/>
       <w:shd w:color="auto" w:fill="FFFF00" w:val="clear"/>
@@ -7546,6 +8389,7 @@
   </w:style>
   <w:style w:customStyle="1" w:styleId="ColorB2B200Bg008A00" w:type="character">
     <w:name w:val="ColorB2B200Bg008A00"/>
+    <w:semiHidden/>
     <w:rPr>
       <w:color w:val="B2B200"/>
       <w:shd w:color="auto" w:fill="008A00" w:val="clear"/>
@@ -7553,6 +8397,7 @@
   </w:style>
   <w:style w:customStyle="1" w:styleId="ColorB2B200Bg0066CC" w:type="character">
     <w:name w:val="ColorB2B200Bg0066CC"/>
+    <w:semiHidden/>
     <w:rPr>
       <w:color w:val="B2B200"/>
       <w:shd w:color="auto" w:fill="0066CC" w:val="clear"/>
@@ -7560,6 +8405,7 @@
   </w:style>
   <w:style w:customStyle="1" w:styleId="ColorB2B200Bg9933FF" w:type="character">
     <w:name w:val="ColorB2B200Bg9933FF"/>
+    <w:semiHidden/>
     <w:rPr>
       <w:color w:val="B2B200"/>
       <w:shd w:color="auto" w:fill="9933FF" w:val="clear"/>
@@ -7567,6 +8413,7 @@
   </w:style>
   <w:style w:customStyle="1" w:styleId="ColorB2B200BgFFFFFF" w:type="character">
     <w:name w:val="ColorB2B200BgFFFFFF"/>
+    <w:semiHidden/>
     <w:rPr>
       <w:color w:val="B2B200"/>
       <w:shd w:color="auto" w:fill="FFFFFF" w:val="clear"/>
@@ -7574,6 +8421,7 @@
   </w:style>
   <w:style w:customStyle="1" w:styleId="ColorB2B200BgFACCCC" w:type="character">
     <w:name w:val="ColorB2B200BgFACCCC"/>
+    <w:semiHidden/>
     <w:rPr>
       <w:color w:val="B2B200"/>
       <w:shd w:color="auto" w:fill="FACCCC" w:val="clear"/>
@@ -7581,6 +8429,7 @@
   </w:style>
   <w:style w:customStyle="1" w:styleId="ColorB2B200BgFFEBCC" w:type="character">
     <w:name w:val="ColorB2B200BgFFEBCC"/>
+    <w:semiHidden/>
     <w:rPr>
       <w:color w:val="B2B200"/>
       <w:shd w:color="auto" w:fill="FFEBCC" w:val="clear"/>
@@ -7588,6 +8437,7 @@
   </w:style>
   <w:style w:customStyle="1" w:styleId="ColorB2B200BgFFFFCC" w:type="character">
     <w:name w:val="ColorB2B200BgFFFFCC"/>
+    <w:semiHidden/>
     <w:rPr>
       <w:color w:val="B2B200"/>
       <w:shd w:color="auto" w:fill="FFFFCC" w:val="clear"/>
@@ -7595,6 +8445,7 @@
   </w:style>
   <w:style w:customStyle="1" w:styleId="ColorB2B200BgCCE8CC" w:type="character">
     <w:name w:val="ColorB2B200BgCCE8CC"/>
+    <w:semiHidden/>
     <w:rPr>
       <w:color w:val="B2B200"/>
       <w:shd w:color="auto" w:fill="CCE8CC" w:val="clear"/>
@@ -7602,6 +8453,7 @@
   </w:style>
   <w:style w:customStyle="1" w:styleId="ColorB2B200BgCCE0F5" w:type="character">
     <w:name w:val="ColorB2B200BgCCE0F5"/>
+    <w:semiHidden/>
     <w:rPr>
       <w:color w:val="B2B200"/>
       <w:shd w:color="auto" w:fill="CCE0F5" w:val="clear"/>
@@ -7609,6 +8461,7 @@
   </w:style>
   <w:style w:customStyle="1" w:styleId="ColorB2B200BgEBD6FF" w:type="character">
     <w:name w:val="ColorB2B200BgEBD6FF"/>
+    <w:semiHidden/>
     <w:rPr>
       <w:color w:val="B2B200"/>
       <w:shd w:color="auto" w:fill="EBD6FF" w:val="clear"/>
@@ -7616,6 +8469,7 @@
   </w:style>
   <w:style w:customStyle="1" w:styleId="ColorB2B200BgBBBBBB" w:type="character">
     <w:name w:val="ColorB2B200BgBBBBBB"/>
+    <w:semiHidden/>
     <w:rPr>
       <w:color w:val="B2B200"/>
       <w:shd w:color="auto" w:fill="BBBBBB" w:val="clear"/>
@@ -7623,6 +8477,7 @@
   </w:style>
   <w:style w:customStyle="1" w:styleId="ColorB2B200BgF06666" w:type="character">
     <w:name w:val="ColorB2B200BgF06666"/>
+    <w:semiHidden/>
     <w:rPr>
       <w:color w:val="B2B200"/>
       <w:shd w:color="auto" w:fill="F06666" w:val="clear"/>
@@ -7630,6 +8485,7 @@
   </w:style>
   <w:style w:customStyle="1" w:styleId="ColorB2B200BgFFC266" w:type="character">
     <w:name w:val="ColorB2B200BgFFC266"/>
+    <w:semiHidden/>
     <w:rPr>
       <w:color w:val="B2B200"/>
       <w:shd w:color="auto" w:fill="FFC266" w:val="clear"/>
@@ -7637,6 +8493,7 @@
   </w:style>
   <w:style w:customStyle="1" w:styleId="ColorB2B200BgFFFF66" w:type="character">
     <w:name w:val="ColorB2B200BgFFFF66"/>
+    <w:semiHidden/>
     <w:rPr>
       <w:color w:val="B2B200"/>
       <w:shd w:color="auto" w:fill="FFFF66" w:val="clear"/>
@@ -7644,6 +8501,7 @@
   </w:style>
   <w:style w:customStyle="1" w:styleId="ColorB2B200Bg66B966" w:type="character">
     <w:name w:val="ColorB2B200Bg66B966"/>
+    <w:semiHidden/>
     <w:rPr>
       <w:color w:val="B2B200"/>
       <w:shd w:color="auto" w:fill="66B966" w:val="clear"/>
@@ -7651,6 +8509,7 @@
   </w:style>
   <w:style w:customStyle="1" w:styleId="ColorB2B200Bg66A3E0" w:type="character">
     <w:name w:val="ColorB2B200Bg66A3E0"/>
+    <w:semiHidden/>
     <w:rPr>
       <w:color w:val="B2B200"/>
       <w:shd w:color="auto" w:fill="66A3E0" w:val="clear"/>
@@ -7658,6 +8517,7 @@
   </w:style>
   <w:style w:customStyle="1" w:styleId="ColorB2B200BgC285FF" w:type="character">
     <w:name w:val="ColorB2B200BgC285FF"/>
+    <w:semiHidden/>
     <w:rPr>
       <w:color w:val="B2B200"/>
       <w:shd w:color="auto" w:fill="C285FF" w:val="clear"/>
@@ -7665,6 +8525,7 @@
   </w:style>
   <w:style w:customStyle="1" w:styleId="ColorB2B200Bg888888" w:type="character">
     <w:name w:val="ColorB2B200Bg888888"/>
+    <w:semiHidden/>
     <w:rPr>
       <w:color w:val="B2B200"/>
       <w:shd w:color="auto" w:fill="888888" w:val="clear"/>
@@ -7672,6 +8533,7 @@
   </w:style>
   <w:style w:customStyle="1" w:styleId="ColorB2B200BgA10000" w:type="character">
     <w:name w:val="ColorB2B200BgA10000"/>
+    <w:semiHidden/>
     <w:rPr>
       <w:color w:val="B2B200"/>
       <w:shd w:color="auto" w:fill="A10000" w:val="clear"/>
@@ -7679,6 +8541,7 @@
   </w:style>
   <w:style w:customStyle="1" w:styleId="ColorB2B200BgB26B00" w:type="character">
     <w:name w:val="ColorB2B200BgB26B00"/>
+    <w:semiHidden/>
     <w:rPr>
       <w:color w:val="B2B200"/>
       <w:shd w:color="auto" w:fill="B26B00" w:val="clear"/>
@@ -7686,6 +8549,7 @@
   </w:style>
   <w:style w:customStyle="1" w:styleId="ColorB2B200BgB2B200" w:type="character">
     <w:name w:val="ColorB2B200BgB2B200"/>
+    <w:semiHidden/>
     <w:rPr>
       <w:color w:val="B2B200"/>
       <w:shd w:color="auto" w:fill="B2B200" w:val="clear"/>
@@ -7693,6 +8557,7 @@
   </w:style>
   <w:style w:customStyle="1" w:styleId="ColorB2B200Bg006100" w:type="character">
     <w:name w:val="ColorB2B200Bg006100"/>
+    <w:semiHidden/>
     <w:rPr>
       <w:color w:val="B2B200"/>
       <w:shd w:color="auto" w:fill="006100" w:val="clear"/>
@@ -7700,6 +8565,7 @@
   </w:style>
   <w:style w:customStyle="1" w:styleId="ColorB2B200Bg0047B2" w:type="character">
     <w:name w:val="ColorB2B200Bg0047B2"/>
+    <w:semiHidden/>
     <w:rPr>
       <w:color w:val="B2B200"/>
       <w:shd w:color="auto" w:fill="0047B2" w:val="clear"/>
@@ -7707,6 +8573,7 @@
   </w:style>
   <w:style w:customStyle="1" w:styleId="ColorB2B200Bg6B24B2" w:type="character">
     <w:name w:val="ColorB2B200Bg6B24B2"/>
+    <w:semiHidden/>
     <w:rPr>
       <w:color w:val="B2B200"/>
       <w:shd w:color="auto" w:fill="6B24B2" w:val="clear"/>
@@ -7714,6 +8581,7 @@
   </w:style>
   <w:style w:customStyle="1" w:styleId="ColorB2B200Bg444444" w:type="character">
     <w:name w:val="ColorB2B200Bg444444"/>
+    <w:semiHidden/>
     <w:rPr>
       <w:color w:val="B2B200"/>
       <w:shd w:color="auto" w:fill="444444" w:val="clear"/>
@@ -7721,6 +8589,7 @@
   </w:style>
   <w:style w:customStyle="1" w:styleId="ColorB2B200Bg5C0000" w:type="character">
     <w:name w:val="ColorB2B200Bg5C0000"/>
+    <w:semiHidden/>
     <w:rPr>
       <w:color w:val="B2B200"/>
       <w:shd w:color="auto" w:fill="5C0000" w:val="clear"/>
@@ -7728,6 +8597,7 @@
   </w:style>
   <w:style w:customStyle="1" w:styleId="ColorB2B200Bg663D00" w:type="character">
     <w:name w:val="ColorB2B200Bg663D00"/>
+    <w:semiHidden/>
     <w:rPr>
       <w:color w:val="B2B200"/>
       <w:shd w:color="auto" w:fill="663D00" w:val="clear"/>
@@ -7735,6 +8605,7 @@
   </w:style>
   <w:style w:customStyle="1" w:styleId="ColorB2B200Bg666600" w:type="character">
     <w:name w:val="ColorB2B200Bg666600"/>
+    <w:semiHidden/>
     <w:rPr>
       <w:color w:val="B2B200"/>
       <w:shd w:color="auto" w:fill="666600" w:val="clear"/>
@@ -7742,6 +8613,7 @@
   </w:style>
   <w:style w:customStyle="1" w:styleId="ColorB2B200Bg003700" w:type="character">
     <w:name w:val="ColorB2B200Bg003700"/>
+    <w:semiHidden/>
     <w:rPr>
       <w:color w:val="B2B200"/>
       <w:shd w:color="auto" w:fill="003700" w:val="clear"/>
@@ -7749,6 +8621,7 @@
   </w:style>
   <w:style w:customStyle="1" w:styleId="ColorB2B200Bg002966" w:type="character">
     <w:name w:val="ColorB2B200Bg002966"/>
+    <w:semiHidden/>
     <w:rPr>
       <w:color w:val="B2B200"/>
       <w:shd w:color="auto" w:fill="002966" w:val="clear"/>
@@ -7756,6 +8629,7 @@
   </w:style>
   <w:style w:customStyle="1" w:styleId="ColorB2B200Bg3D1466" w:type="character">
     <w:name w:val="ColorB2B200Bg3D1466"/>
+    <w:semiHidden/>
     <w:rPr>
       <w:color w:val="B2B200"/>
       <w:shd w:color="auto" w:fill="3D1466" w:val="clear"/>
@@ -7763,12 +8637,14 @@
   </w:style>
   <w:style w:customStyle="1" w:styleId="Color006100" w:type="character">
     <w:name w:val="Color006100"/>
+    <w:semiHidden/>
     <w:rPr>
       <w:color w:val="006100"/>
     </w:rPr>
   </w:style>
   <w:style w:customStyle="1" w:styleId="Color006100BgE60000" w:type="character">
     <w:name w:val="Color006100BgE60000"/>
+    <w:semiHidden/>
     <w:rPr>
       <w:color w:val="006100"/>
       <w:shd w:color="auto" w:fill="E60000" w:val="clear"/>
@@ -7776,6 +8652,7 @@
   </w:style>
   <w:style w:customStyle="1" w:styleId="Color006100BgFF9900" w:type="character">
     <w:name w:val="Color006100BgFF9900"/>
+    <w:semiHidden/>
     <w:rPr>
       <w:color w:val="006100"/>
       <w:shd w:color="auto" w:fill="FF9900" w:val="clear"/>
@@ -7783,6 +8660,7 @@
   </w:style>
   <w:style w:customStyle="1" w:styleId="Color006100BgFFFF00" w:type="character">
     <w:name w:val="Color006100BgFFFF00"/>
+    <w:semiHidden/>
     <w:rPr>
       <w:color w:val="006100"/>
       <w:shd w:color="auto" w:fill="FFFF00" w:val="clear"/>
@@ -7790,6 +8668,7 @@
   </w:style>
   <w:style w:customStyle="1" w:styleId="Color006100Bg008A00" w:type="character">
     <w:name w:val="Color006100Bg008A00"/>
+    <w:semiHidden/>
     <w:rPr>
       <w:color w:val="006100"/>
       <w:shd w:color="auto" w:fill="008A00" w:val="clear"/>
@@ -7797,6 +8676,7 @@
   </w:style>
   <w:style w:customStyle="1" w:styleId="Color006100Bg0066CC" w:type="character">
     <w:name w:val="Color006100Bg0066CC"/>
+    <w:semiHidden/>
     <w:rPr>
       <w:color w:val="006100"/>
       <w:shd w:color="auto" w:fill="0066CC" w:val="clear"/>
@@ -7804,6 +8684,7 @@
   </w:style>
   <w:style w:customStyle="1" w:styleId="Color006100Bg9933FF" w:type="character">
     <w:name w:val="Color006100Bg9933FF"/>
+    <w:semiHidden/>
     <w:rPr>
       <w:color w:val="006100"/>
       <w:shd w:color="auto" w:fill="9933FF" w:val="clear"/>
@@ -7811,6 +8692,7 @@
   </w:style>
   <w:style w:customStyle="1" w:styleId="Color006100BgFFFFFF" w:type="character">
     <w:name w:val="Color006100BgFFFFFF"/>
+    <w:semiHidden/>
     <w:rPr>
       <w:color w:val="006100"/>
       <w:shd w:color="auto" w:fill="FFFFFF" w:val="clear"/>
@@ -7818,6 +8700,7 @@
   </w:style>
   <w:style w:customStyle="1" w:styleId="Color006100BgFACCCC" w:type="character">
     <w:name w:val="Color006100BgFACCCC"/>
+    <w:semiHidden/>
     <w:rPr>
       <w:color w:val="006100"/>
       <w:shd w:color="auto" w:fill="FACCCC" w:val="clear"/>
@@ -7825,6 +8708,7 @@
   </w:style>
   <w:style w:customStyle="1" w:styleId="Color006100BgFFEBCC" w:type="character">
     <w:name w:val="Color006100BgFFEBCC"/>
+    <w:semiHidden/>
     <w:rPr>
       <w:color w:val="006100"/>
       <w:shd w:color="auto" w:fill="FFEBCC" w:val="clear"/>
@@ -7832,6 +8716,7 @@
   </w:style>
   <w:style w:customStyle="1" w:styleId="Color006100BgFFFFCC" w:type="character">
     <w:name w:val="Color006100BgFFFFCC"/>
+    <w:semiHidden/>
     <w:rPr>
       <w:color w:val="006100"/>
       <w:shd w:color="auto" w:fill="FFFFCC" w:val="clear"/>
@@ -7839,6 +8724,7 @@
   </w:style>
   <w:style w:customStyle="1" w:styleId="Color006100BgCCE8CC" w:type="character">
     <w:name w:val="Color006100BgCCE8CC"/>
+    <w:semiHidden/>
     <w:rPr>
       <w:color w:val="006100"/>
       <w:shd w:color="auto" w:fill="CCE8CC" w:val="clear"/>
@@ -7846,6 +8732,7 @@
   </w:style>
   <w:style w:customStyle="1" w:styleId="Color006100BgCCE0F5" w:type="character">
     <w:name w:val="Color006100BgCCE0F5"/>
+    <w:semiHidden/>
     <w:rPr>
       <w:color w:val="006100"/>
       <w:shd w:color="auto" w:fill="CCE0F5" w:val="clear"/>
@@ -7853,6 +8740,7 @@
   </w:style>
   <w:style w:customStyle="1" w:styleId="Color006100BgEBD6FF" w:type="character">
     <w:name w:val="Color006100BgEBD6FF"/>
+    <w:semiHidden/>
     <w:rPr>
       <w:color w:val="006100"/>
       <w:shd w:color="auto" w:fill="EBD6FF" w:val="clear"/>
@@ -7860,6 +8748,7 @@
   </w:style>
   <w:style w:customStyle="1" w:styleId="Color006100BgBBBBBB" w:type="character">
     <w:name w:val="Color006100BgBBBBBB"/>
+    <w:semiHidden/>
     <w:rPr>
       <w:color w:val="006100"/>
       <w:shd w:color="auto" w:fill="BBBBBB" w:val="clear"/>
@@ -7867,6 +8756,7 @@
   </w:style>
   <w:style w:customStyle="1" w:styleId="Color006100BgF06666" w:type="character">
     <w:name w:val="Color006100BgF06666"/>
+    <w:semiHidden/>
     <w:rPr>
       <w:color w:val="006100"/>
       <w:shd w:color="auto" w:fill="F06666" w:val="clear"/>
@@ -7874,6 +8764,7 @@
   </w:style>
   <w:style w:customStyle="1" w:styleId="Color006100BgFFC266" w:type="character">
     <w:name w:val="Color006100BgFFC266"/>
+    <w:semiHidden/>
     <w:rPr>
       <w:color w:val="006100"/>
       <w:shd w:color="auto" w:fill="FFC266" w:val="clear"/>
@@ -7881,6 +8772,7 @@
   </w:style>
   <w:style w:customStyle="1" w:styleId="Color006100BgFFFF66" w:type="character">
     <w:name w:val="Color006100BgFFFF66"/>
+    <w:semiHidden/>
     <w:rPr>
       <w:color w:val="006100"/>
       <w:shd w:color="auto" w:fill="FFFF66" w:val="clear"/>
@@ -7888,6 +8780,7 @@
   </w:style>
   <w:style w:customStyle="1" w:styleId="Color006100Bg66B966" w:type="character">
     <w:name w:val="Color006100Bg66B966"/>
+    <w:semiHidden/>
     <w:rPr>
       <w:color w:val="006100"/>
       <w:shd w:color="auto" w:fill="66B966" w:val="clear"/>
@@ -7895,6 +8788,7 @@
   </w:style>
   <w:style w:customStyle="1" w:styleId="Color006100Bg66A3E0" w:type="character">
     <w:name w:val="Color006100Bg66A3E0"/>
+    <w:semiHidden/>
     <w:rPr>
       <w:color w:val="006100"/>
       <w:shd w:color="auto" w:fill="66A3E0" w:val="clear"/>
@@ -7902,6 +8796,7 @@
   </w:style>
   <w:style w:customStyle="1" w:styleId="Color006100BgC285FF" w:type="character">
     <w:name w:val="Color006100BgC285FF"/>
+    <w:semiHidden/>
     <w:rPr>
       <w:color w:val="006100"/>
       <w:shd w:color="auto" w:fill="C285FF" w:val="clear"/>
@@ -7909,6 +8804,7 @@
   </w:style>
   <w:style w:customStyle="1" w:styleId="Color006100Bg888888" w:type="character">
     <w:name w:val="Color006100Bg888888"/>
+    <w:semiHidden/>
     <w:rPr>
       <w:color w:val="006100"/>
       <w:shd w:color="auto" w:fill="888888" w:val="clear"/>
@@ -7916,6 +8812,7 @@
   </w:style>
   <w:style w:customStyle="1" w:styleId="Color006100BgA10000" w:type="character">
     <w:name w:val="Color006100BgA10000"/>
+    <w:semiHidden/>
     <w:rPr>
       <w:color w:val="006100"/>
       <w:shd w:color="auto" w:fill="A10000" w:val="clear"/>
@@ -7923,6 +8820,7 @@
   </w:style>
   <w:style w:customStyle="1" w:styleId="Color006100BgB26B00" w:type="character">
     <w:name w:val="Color006100BgB26B00"/>
+    <w:semiHidden/>
     <w:rPr>
       <w:color w:val="006100"/>
       <w:shd w:color="auto" w:fill="B26B00" w:val="clear"/>
@@ -7930,6 +8828,7 @@
   </w:style>
   <w:style w:customStyle="1" w:styleId="Color006100BgB2B200" w:type="character">
     <w:name w:val="Color006100BgB2B200"/>
+    <w:semiHidden/>
     <w:rPr>
       <w:color w:val="006100"/>
       <w:shd w:color="auto" w:fill="B2B200" w:val="clear"/>
@@ -7937,6 +8836,7 @@
   </w:style>
   <w:style w:customStyle="1" w:styleId="Color006100Bg006100" w:type="character">
     <w:name w:val="Color006100Bg006100"/>
+    <w:semiHidden/>
     <w:rPr>
       <w:color w:val="006100"/>
       <w:shd w:color="auto" w:fill="006100" w:val="clear"/>
@@ -7944,6 +8844,7 @@
   </w:style>
   <w:style w:customStyle="1" w:styleId="Color006100Bg0047B2" w:type="character">
     <w:name w:val="Color006100Bg0047B2"/>
+    <w:semiHidden/>
     <w:rPr>
       <w:color w:val="006100"/>
       <w:shd w:color="auto" w:fill="0047B2" w:val="clear"/>
@@ -7951,6 +8852,7 @@
   </w:style>
   <w:style w:customStyle="1" w:styleId="Color006100Bg6B24B2" w:type="character">
     <w:name w:val="Color006100Bg6B24B2"/>
+    <w:semiHidden/>
     <w:rPr>
       <w:color w:val="006100"/>
       <w:shd w:color="auto" w:fill="6B24B2" w:val="clear"/>
@@ -7958,6 +8860,7 @@
   </w:style>
   <w:style w:customStyle="1" w:styleId="Color006100Bg444444" w:type="character">
     <w:name w:val="Color006100Bg444444"/>
+    <w:semiHidden/>
     <w:rPr>
       <w:color w:val="006100"/>
       <w:shd w:color="auto" w:fill="444444" w:val="clear"/>
@@ -7965,6 +8868,7 @@
   </w:style>
   <w:style w:customStyle="1" w:styleId="Color006100Bg5C0000" w:type="character">
     <w:name w:val="Color006100Bg5C0000"/>
+    <w:semiHidden/>
     <w:rPr>
       <w:color w:val="006100"/>
       <w:shd w:color="auto" w:fill="5C0000" w:val="clear"/>
@@ -7972,6 +8876,7 @@
   </w:style>
   <w:style w:customStyle="1" w:styleId="Color006100Bg663D00" w:type="character">
     <w:name w:val="Color006100Bg663D00"/>
+    <w:semiHidden/>
     <w:rPr>
       <w:color w:val="006100"/>
       <w:shd w:color="auto" w:fill="663D00" w:val="clear"/>
@@ -7979,6 +8884,7 @@
   </w:style>
   <w:style w:customStyle="1" w:styleId="Color006100Bg666600" w:type="character">
     <w:name w:val="Color006100Bg666600"/>
+    <w:semiHidden/>
     <w:rPr>
       <w:color w:val="006100"/>
       <w:shd w:color="auto" w:fill="666600" w:val="clear"/>
@@ -7986,6 +8892,7 @@
   </w:style>
   <w:style w:customStyle="1" w:styleId="Color006100Bg003700" w:type="character">
     <w:name w:val="Color006100Bg003700"/>
+    <w:semiHidden/>
     <w:rPr>
       <w:color w:val="006100"/>
       <w:shd w:color="auto" w:fill="003700" w:val="clear"/>
@@ -7993,6 +8900,7 @@
   </w:style>
   <w:style w:customStyle="1" w:styleId="Color006100Bg002966" w:type="character">
     <w:name w:val="Color006100Bg002966"/>
+    <w:semiHidden/>
     <w:rPr>
       <w:color w:val="006100"/>
       <w:shd w:color="auto" w:fill="002966" w:val="clear"/>
@@ -8000,6 +8908,7 @@
   </w:style>
   <w:style w:customStyle="1" w:styleId="Color006100Bg3D1466" w:type="character">
     <w:name w:val="Color006100Bg3D1466"/>
+    <w:semiHidden/>
     <w:rPr>
       <w:color w:val="006100"/>
       <w:shd w:color="auto" w:fill="3D1466" w:val="clear"/>
@@ -8007,12 +8916,14 @@
   </w:style>
   <w:style w:customStyle="1" w:styleId="Color0047B2" w:type="character">
     <w:name w:val="Color0047B2"/>
+    <w:semiHidden/>
     <w:rPr>
       <w:color w:val="0047B2"/>
     </w:rPr>
   </w:style>
   <w:style w:customStyle="1" w:styleId="Color0047B2BgE60000" w:type="character">
     <w:name w:val="Color0047B2BgE60000"/>
+    <w:semiHidden/>
     <w:rPr>
       <w:color w:val="0047B2"/>
       <w:shd w:color="auto" w:fill="E60000" w:val="clear"/>
@@ -8020,6 +8931,7 @@
   </w:style>
   <w:style w:customStyle="1" w:styleId="Color0047B2BgFF9900" w:type="character">
     <w:name w:val="Color0047B2BgFF9900"/>
+    <w:semiHidden/>
     <w:rPr>
       <w:color w:val="0047B2"/>
       <w:shd w:color="auto" w:fill="FF9900" w:val="clear"/>
@@ -8027,6 +8939,7 @@
   </w:style>
   <w:style w:customStyle="1" w:styleId="Color0047B2BgFFFF00" w:type="character">
     <w:name w:val="Color0047B2BgFFFF00"/>
+    <w:semiHidden/>
     <w:rPr>
       <w:color w:val="0047B2"/>
       <w:shd w:color="auto" w:fill="FFFF00" w:val="clear"/>
@@ -8034,6 +8947,7 @@
   </w:style>
   <w:style w:customStyle="1" w:styleId="Color0047B2Bg008A00" w:type="character">
     <w:name w:val="Color0047B2Bg008A00"/>
+    <w:semiHidden/>
     <w:rPr>
       <w:color w:val="0047B2"/>
       <w:shd w:color="auto" w:fill="008A00" w:val="clear"/>
@@ -8041,6 +8955,7 @@
   </w:style>
   <w:style w:customStyle="1" w:styleId="Color0047B2Bg0066CC" w:type="character">
     <w:name w:val="Color0047B2Bg0066CC"/>
+    <w:semiHidden/>
     <w:rPr>
       <w:color w:val="0047B2"/>
       <w:shd w:color="auto" w:fill="0066CC" w:val="clear"/>
@@ -8048,6 +8963,7 @@
   </w:style>
   <w:style w:customStyle="1" w:styleId="Color0047B2Bg9933FF" w:type="character">
     <w:name w:val="Color0047B2Bg9933FF"/>
+    <w:semiHidden/>
     <w:rPr>
       <w:color w:val="0047B2"/>
       <w:shd w:color="auto" w:fill="9933FF" w:val="clear"/>
@@ -8055,6 +8971,7 @@
   </w:style>
   <w:style w:customStyle="1" w:styleId="Color0047B2BgFFFFFF" w:type="character">
     <w:name w:val="Color0047B2BgFFFFFF"/>
+    <w:semiHidden/>
     <w:rPr>
       <w:color w:val="0047B2"/>
       <w:shd w:color="auto" w:fill="FFFFFF" w:val="clear"/>
@@ -8062,6 +8979,7 @@
   </w:style>
   <w:style w:customStyle="1" w:styleId="Color0047B2BgFACCCC" w:type="character">
     <w:name w:val="Color0047B2BgFACCCC"/>
+    <w:semiHidden/>
     <w:rPr>
       <w:color w:val="0047B2"/>
       <w:shd w:color="auto" w:fill="FACCCC" w:val="clear"/>
@@ -8069,6 +8987,7 @@
   </w:style>
   <w:style w:customStyle="1" w:styleId="Color0047B2BgFFEBCC" w:type="character">
     <w:name w:val="Color0047B2BgFFEBCC"/>
+    <w:semiHidden/>
     <w:rPr>
       <w:color w:val="0047B2"/>
       <w:shd w:color="auto" w:fill="FFEBCC" w:val="clear"/>
@@ -8076,6 +8995,7 @@
   </w:style>
   <w:style w:customStyle="1" w:styleId="Color0047B2BgFFFFCC" w:type="character">
     <w:name w:val="Color0047B2BgFFFFCC"/>
+    <w:semiHidden/>
     <w:rPr>
       <w:color w:val="0047B2"/>
       <w:shd w:color="auto" w:fill="FFFFCC" w:val="clear"/>
@@ -8083,6 +9003,7 @@
   </w:style>
   <w:style w:customStyle="1" w:styleId="Color0047B2BgCCE8CC" w:type="character">
     <w:name w:val="Color0047B2BgCCE8CC"/>
+    <w:semiHidden/>
     <w:rPr>
       <w:color w:val="0047B2"/>
       <w:shd w:color="auto" w:fill="CCE8CC" w:val="clear"/>
@@ -8090,6 +9011,7 @@
   </w:style>
   <w:style w:customStyle="1" w:styleId="Color0047B2BgCCE0F5" w:type="character">
     <w:name w:val="Color0047B2BgCCE0F5"/>
+    <w:semiHidden/>
     <w:rPr>
       <w:color w:val="0047B2"/>
       <w:shd w:color="auto" w:fill="CCE0F5" w:val="clear"/>
@@ -8097,6 +9019,7 @@
   </w:style>
   <w:style w:customStyle="1" w:styleId="Color0047B2BgEBD6FF" w:type="character">
     <w:name w:val="Color0047B2BgEBD6FF"/>
+    <w:semiHidden/>
     <w:rPr>
       <w:color w:val="0047B2"/>
       <w:shd w:color="auto" w:fill="EBD6FF" w:val="clear"/>
@@ -8104,6 +9027,7 @@
   </w:style>
   <w:style w:customStyle="1" w:styleId="Color0047B2BgBBBBBB" w:type="character">
     <w:name w:val="Color0047B2BgBBBBBB"/>
+    <w:semiHidden/>
     <w:rPr>
       <w:color w:val="0047B2"/>
       <w:shd w:color="auto" w:fill="BBBBBB" w:val="clear"/>
@@ -8111,6 +9035,7 @@
   </w:style>
   <w:style w:customStyle="1" w:styleId="Color0047B2BgF06666" w:type="character">
     <w:name w:val="Color0047B2BgF06666"/>
+    <w:semiHidden/>
     <w:rPr>
       <w:color w:val="0047B2"/>
       <w:shd w:color="auto" w:fill="F06666" w:val="clear"/>
@@ -8118,6 +9043,7 @@
   </w:style>
   <w:style w:customStyle="1" w:styleId="Color0047B2BgFFC266" w:type="character">
     <w:name w:val="Color0047B2BgFFC266"/>
+    <w:semiHidden/>
     <w:rPr>
       <w:color w:val="0047B2"/>
       <w:shd w:color="auto" w:fill="FFC266" w:val="clear"/>
@@ -8125,6 +9051,7 @@
   </w:style>
   <w:style w:customStyle="1" w:styleId="Color0047B2BgFFFF66" w:type="character">
     <w:name w:val="Color0047B2BgFFFF66"/>
+    <w:semiHidden/>
     <w:rPr>
       <w:color w:val="0047B2"/>
       <w:shd w:color="auto" w:fill="FFFF66" w:val="clear"/>
@@ -8132,6 +9059,7 @@
   </w:style>
   <w:style w:customStyle="1" w:styleId="Color0047B2Bg66B966" w:type="character">
     <w:name w:val="Color0047B2Bg66B966"/>
+    <w:semiHidden/>
     <w:rPr>
       <w:color w:val="0047B2"/>
       <w:shd w:color="auto" w:fill="66B966" w:val="clear"/>
@@ -8139,6 +9067,7 @@
   </w:style>
   <w:style w:customStyle="1" w:styleId="Color0047B2Bg66A3E0" w:type="character">
     <w:name w:val="Color0047B2Bg66A3E0"/>
+    <w:semiHidden/>
     <w:rPr>
       <w:color w:val="0047B2"/>
       <w:shd w:color="auto" w:fill="66A3E0" w:val="clear"/>
@@ -8146,6 +9075,7 @@
   </w:style>
   <w:style w:customStyle="1" w:styleId="Color0047B2BgC285FF" w:type="character">
     <w:name w:val="Color0047B2BgC285FF"/>
+    <w:semiHidden/>
     <w:rPr>
       <w:color w:val="0047B2"/>
       <w:shd w:color="auto" w:fill="C285FF" w:val="clear"/>
@@ -8153,6 +9083,7 @@
   </w:style>
   <w:style w:customStyle="1" w:styleId="Color0047B2Bg888888" w:type="character">
     <w:name w:val="Color0047B2Bg888888"/>
+    <w:semiHidden/>
     <w:rPr>
       <w:color w:val="0047B2"/>
       <w:shd w:color="auto" w:fill="888888" w:val="clear"/>
@@ -8160,6 +9091,7 @@
   </w:style>
   <w:style w:customStyle="1" w:styleId="Color0047B2BgA10000" w:type="character">
     <w:name w:val="Color0047B2BgA10000"/>
+    <w:semiHidden/>
     <w:rPr>
       <w:color w:val="0047B2"/>
       <w:shd w:color="auto" w:fill="A10000" w:val="clear"/>
@@ -8167,6 +9099,7 @@
   </w:style>
   <w:style w:customStyle="1" w:styleId="Color0047B2BgB26B00" w:type="character">
     <w:name w:val="Color0047B2BgB26B00"/>
+    <w:semiHidden/>
     <w:rPr>
       <w:color w:val="0047B2"/>
       <w:shd w:color="auto" w:fill="B26B00" w:val="clear"/>
@@ -8174,6 +9107,7 @@
   </w:style>
   <w:style w:customStyle="1" w:styleId="Color0047B2BgB2B200" w:type="character">
     <w:name w:val="Color0047B2BgB2B200"/>
+    <w:semiHidden/>
     <w:rPr>
       <w:color w:val="0047B2"/>
       <w:shd w:color="auto" w:fill="B2B200" w:val="clear"/>
@@ -8181,6 +9115,7 @@
   </w:style>
   <w:style w:customStyle="1" w:styleId="Color0047B2Bg006100" w:type="character">
     <w:name w:val="Color0047B2Bg006100"/>
+    <w:semiHidden/>
     <w:rPr>
       <w:color w:val="0047B2"/>
       <w:shd w:color="auto" w:fill="006100" w:val="clear"/>
@@ -8188,6 +9123,7 @@
   </w:style>
   <w:style w:customStyle="1" w:styleId="Color0047B2Bg0047B2" w:type="character">
     <w:name w:val="Color0047B2Bg0047B2"/>
+    <w:semiHidden/>
     <w:rPr>
       <w:color w:val="0047B2"/>
       <w:shd w:color="auto" w:fill="0047B2" w:val="clear"/>
@@ -8195,6 +9131,7 @@
   </w:style>
   <w:style w:customStyle="1" w:styleId="Color0047B2Bg6B24B2" w:type="character">
     <w:name w:val="Color0047B2Bg6B24B2"/>
+    <w:semiHidden/>
     <w:rPr>
       <w:color w:val="0047B2"/>
       <w:shd w:color="auto" w:fill="6B24B2" w:val="clear"/>
@@ -8202,6 +9139,7 @@
   </w:style>
   <w:style w:customStyle="1" w:styleId="Color0047B2Bg444444" w:type="character">
     <w:name w:val="Color0047B2Bg444444"/>
+    <w:semiHidden/>
     <w:rPr>
       <w:color w:val="0047B2"/>
       <w:shd w:color="auto" w:fill="444444" w:val="clear"/>
@@ -8209,6 +9147,7 @@
   </w:style>
   <w:style w:customStyle="1" w:styleId="Color0047B2Bg5C0000" w:type="character">
     <w:name w:val="Color0047B2Bg5C0000"/>
+    <w:semiHidden/>
     <w:rPr>
       <w:color w:val="0047B2"/>
       <w:shd w:color="auto" w:fill="5C0000" w:val="clear"/>
@@ -8216,6 +9155,7 @@
   </w:style>
   <w:style w:customStyle="1" w:styleId="Color0047B2Bg663D00" w:type="character">
     <w:name w:val="Color0047B2Bg663D00"/>
+    <w:semiHidden/>
     <w:rPr>
       <w:color w:val="0047B2"/>
       <w:shd w:color="auto" w:fill="663D00" w:val="clear"/>
@@ -8223,6 +9163,7 @@
   </w:style>
   <w:style w:customStyle="1" w:styleId="Color0047B2Bg666600" w:type="character">
     <w:name w:val="Color0047B2Bg666600"/>
+    <w:semiHidden/>
     <w:rPr>
       <w:color w:val="0047B2"/>
       <w:shd w:color="auto" w:fill="666600" w:val="clear"/>
@@ -8230,6 +9171,7 @@
   </w:style>
   <w:style w:customStyle="1" w:styleId="Color0047B2Bg003700" w:type="character">
     <w:name w:val="Color0047B2Bg003700"/>
+    <w:semiHidden/>
     <w:rPr>
       <w:color w:val="0047B2"/>
       <w:shd w:color="auto" w:fill="003700" w:val="clear"/>
@@ -8237,6 +9179,7 @@
   </w:style>
   <w:style w:customStyle="1" w:styleId="Color0047B2Bg002966" w:type="character">
     <w:name w:val="Color0047B2Bg002966"/>
+    <w:semiHidden/>
     <w:rPr>
       <w:color w:val="0047B2"/>
       <w:shd w:color="auto" w:fill="002966" w:val="clear"/>
@@ -8244,6 +9187,7 @@
   </w:style>
   <w:style w:customStyle="1" w:styleId="Color0047B2Bg3D1466" w:type="character">
     <w:name w:val="Color0047B2Bg3D1466"/>
+    <w:semiHidden/>
     <w:rPr>
       <w:color w:val="0047B2"/>
       <w:shd w:color="auto" w:fill="3D1466" w:val="clear"/>
@@ -8251,12 +9195,14 @@
   </w:style>
   <w:style w:customStyle="1" w:styleId="Color6B24B2" w:type="character">
     <w:name w:val="Color6B24B2"/>
+    <w:semiHidden/>
     <w:rPr>
       <w:color w:val="6B24B2"/>
     </w:rPr>
   </w:style>
   <w:style w:customStyle="1" w:styleId="Color6B24B2BgE60000" w:type="character">
     <w:name w:val="Color6B24B2BgE60000"/>
+    <w:semiHidden/>
     <w:rPr>
       <w:color w:val="6B24B2"/>
       <w:shd w:color="auto" w:fill="E60000" w:val="clear"/>
@@ -8264,6 +9210,7 @@
   </w:style>
   <w:style w:customStyle="1" w:styleId="Color6B24B2BgFF9900" w:type="character">
     <w:name w:val="Color6B24B2BgFF9900"/>
+    <w:semiHidden/>
     <w:rPr>
       <w:color w:val="6B24B2"/>
       <w:shd w:color="auto" w:fill="FF9900" w:val="clear"/>
@@ -8271,6 +9218,7 @@
   </w:style>
   <w:style w:customStyle="1" w:styleId="Color6B24B2BgFFFF00" w:type="character">
     <w:name w:val="Color6B24B2BgFFFF00"/>
+    <w:semiHidden/>
     <w:rPr>
       <w:color w:val="6B24B2"/>
       <w:shd w:color="auto" w:fill="FFFF00" w:val="clear"/>
@@ -8278,6 +9226,7 @@
   </w:style>
   <w:style w:customStyle="1" w:styleId="Color6B24B2Bg008A00" w:type="character">
     <w:name w:val="Color6B24B2Bg008A00"/>
+    <w:semiHidden/>
     <w:rPr>
       <w:color w:val="6B24B2"/>
       <w:shd w:color="auto" w:fill="008A00" w:val="clear"/>
@@ -8285,6 +9234,7 @@
   </w:style>
   <w:style w:customStyle="1" w:styleId="Color6B24B2Bg0066CC" w:type="character">
     <w:name w:val="Color6B24B2Bg0066CC"/>
+    <w:semiHidden/>
     <w:rPr>
       <w:color w:val="6B24B2"/>
       <w:shd w:color="auto" w:fill="0066CC" w:val="clear"/>
@@ -8292,6 +9242,7 @@
   </w:style>
   <w:style w:customStyle="1" w:styleId="Color6B24B2Bg9933FF" w:type="character">
     <w:name w:val="Color6B24B2Bg9933FF"/>
+    <w:semiHidden/>
     <w:rPr>
       <w:color w:val="6B24B2"/>
       <w:shd w:color="auto" w:fill="9933FF" w:val="clear"/>
@@ -8299,6 +9250,7 @@
   </w:style>
   <w:style w:customStyle="1" w:styleId="Color6B24B2BgFFFFFF" w:type="character">
     <w:name w:val="Color6B24B2BgFFFFFF"/>
+    <w:semiHidden/>
     <w:rPr>
       <w:color w:val="6B24B2"/>
       <w:shd w:color="auto" w:fill="FFFFFF" w:val="clear"/>
@@ -8306,6 +9258,7 @@
   </w:style>
   <w:style w:customStyle="1" w:styleId="Color6B24B2BgFACCCC" w:type="character">
     <w:name w:val="Color6B24B2BgFACCCC"/>
+    <w:semiHidden/>
     <w:rPr>
       <w:color w:val="6B24B2"/>
       <w:shd w:color="auto" w:fill="FACCCC" w:val="clear"/>
@@ -8313,6 +9266,7 @@
   </w:style>
   <w:style w:customStyle="1" w:styleId="Color6B24B2BgFFEBCC" w:type="character">
     <w:name w:val="Color6B24B2BgFFEBCC"/>
+    <w:semiHidden/>
     <w:rPr>
       <w:color w:val="6B24B2"/>
       <w:shd w:color="auto" w:fill="FFEBCC" w:val="clear"/>
@@ -8320,6 +9274,7 @@
   </w:style>
   <w:style w:customStyle="1" w:styleId="Color6B24B2BgFFFFCC" w:type="character">
     <w:name w:val="Color6B24B2BgFFFFCC"/>
+    <w:semiHidden/>
     <w:rPr>
       <w:color w:val="6B24B2"/>
       <w:shd w:color="auto" w:fill="FFFFCC" w:val="clear"/>
@@ -8327,6 +9282,7 @@
   </w:style>
   <w:style w:customStyle="1" w:styleId="Color6B24B2BgCCE8CC" w:type="character">
     <w:name w:val="Color6B24B2BgCCE8CC"/>
+    <w:semiHidden/>
     <w:rPr>
       <w:color w:val="6B24B2"/>
       <w:shd w:color="auto" w:fill="CCE8CC" w:val="clear"/>
@@ -8334,6 +9290,7 @@
   </w:style>
   <w:style w:customStyle="1" w:styleId="Color6B24B2BgCCE0F5" w:type="character">
     <w:name w:val="Color6B24B2BgCCE0F5"/>
+    <w:semiHidden/>
     <w:rPr>
       <w:color w:val="6B24B2"/>
       <w:shd w:color="auto" w:fill="CCE0F5" w:val="clear"/>
@@ -8341,6 +9298,7 @@
   </w:style>
   <w:style w:customStyle="1" w:styleId="Color6B24B2BgEBD6FF" w:type="character">
     <w:name w:val="Color6B24B2BgEBD6FF"/>
+    <w:semiHidden/>
     <w:rPr>
       <w:color w:val="6B24B2"/>
       <w:shd w:color="auto" w:fill="EBD6FF" w:val="clear"/>
@@ -8348,6 +9306,7 @@
   </w:style>
   <w:style w:customStyle="1" w:styleId="Color6B24B2BgBBBBBB" w:type="character">
     <w:name w:val="Color6B24B2BgBBBBBB"/>
+    <w:semiHidden/>
     <w:rPr>
       <w:color w:val="6B24B2"/>
       <w:shd w:color="auto" w:fill="BBBBBB" w:val="clear"/>
@@ -8355,6 +9314,7 @@
   </w:style>
   <w:style w:customStyle="1" w:styleId="Color6B24B2BgF06666" w:type="character">
     <w:name w:val="Color6B24B2BgF06666"/>
+    <w:semiHidden/>
     <w:rPr>
       <w:color w:val="6B24B2"/>
       <w:shd w:color="auto" w:fill="F06666" w:val="clear"/>
@@ -8362,6 +9322,7 @@
   </w:style>
   <w:style w:customStyle="1" w:styleId="Color6B24B2BgFFC266" w:type="character">
     <w:name w:val="Color6B24B2BgFFC266"/>
+    <w:semiHidden/>
     <w:rPr>
       <w:color w:val="6B24B2"/>
       <w:shd w:color="auto" w:fill="FFC266" w:val="clear"/>
@@ -8369,6 +9330,7 @@
   </w:style>
   <w:style w:customStyle="1" w:styleId="Color6B24B2BgFFFF66" w:type="character">
     <w:name w:val="Color6B24B2BgFFFF66"/>
+    <w:semiHidden/>
     <w:rPr>
       <w:color w:val="6B24B2"/>
       <w:shd w:color="auto" w:fill="FFFF66" w:val="clear"/>
@@ -8376,6 +9338,7 @@
   </w:style>
   <w:style w:customStyle="1" w:styleId="Color6B24B2Bg66B966" w:type="character">
     <w:name w:val="Color6B24B2Bg66B966"/>
+    <w:semiHidden/>
     <w:rPr>
       <w:color w:val="6B24B2"/>
       <w:shd w:color="auto" w:fill="66B966" w:val="clear"/>
@@ -8383,6 +9346,7 @@
   </w:style>
   <w:style w:customStyle="1" w:styleId="Color6B24B2Bg66A3E0" w:type="character">
     <w:name w:val="Color6B24B2Bg66A3E0"/>
+    <w:semiHidden/>
     <w:rPr>
       <w:color w:val="6B24B2"/>
       <w:shd w:color="auto" w:fill="66A3E0" w:val="clear"/>
@@ -8390,6 +9354,7 @@
   </w:style>
   <w:style w:customStyle="1" w:styleId="Color6B24B2BgC285FF" w:type="character">
     <w:name w:val="Color6B24B2BgC285FF"/>
+    <w:semiHidden/>
     <w:rPr>
       <w:color w:val="6B24B2"/>
       <w:shd w:color="auto" w:fill="C285FF" w:val="clear"/>
@@ -8397,6 +9362,7 @@
   </w:style>
   <w:style w:customStyle="1" w:styleId="Color6B24B2Bg888888" w:type="character">
     <w:name w:val="Color6B24B2Bg888888"/>
+    <w:semiHidden/>
     <w:rPr>
       <w:color w:val="6B24B2"/>
       <w:shd w:color="auto" w:fill="888888" w:val="clear"/>
@@ -8404,6 +9370,7 @@
   </w:style>
   <w:style w:customStyle="1" w:styleId="Color6B24B2BgA10000" w:type="character">
     <w:name w:val="Color6B24B2BgA10000"/>
+    <w:semiHidden/>
     <w:rPr>
       <w:color w:val="6B24B2"/>
       <w:shd w:color="auto" w:fill="A10000" w:val="clear"/>
@@ -8411,6 +9378,7 @@
   </w:style>
   <w:style w:customStyle="1" w:styleId="Color6B24B2BgB26B00" w:type="character">
     <w:name w:val="Color6B24B2BgB26B00"/>
+    <w:semiHidden/>
     <w:rPr>
       <w:color w:val="6B24B2"/>
       <w:shd w:color="auto" w:fill="B26B00" w:val="clear"/>
@@ -8418,6 +9386,7 @@
   </w:style>
   <w:style w:customStyle="1" w:styleId="Color6B24B2BgB2B200" w:type="character">
     <w:name w:val="Color6B24B2BgB2B200"/>
+    <w:semiHidden/>
     <w:rPr>
       <w:color w:val="6B24B2"/>
       <w:shd w:color="auto" w:fill="B2B200" w:val="clear"/>
@@ -8425,6 +9394,7 @@
   </w:style>
   <w:style w:customStyle="1" w:styleId="Color6B24B2Bg006100" w:type="character">
     <w:name w:val="Color6B24B2Bg006100"/>
+    <w:semiHidden/>
     <w:rPr>
       <w:color w:val="6B24B2"/>
       <w:shd w:color="auto" w:fill="006100" w:val="clear"/>
@@ -8432,6 +9402,7 @@
   </w:style>
   <w:style w:customStyle="1" w:styleId="Color6B24B2Bg0047B2" w:type="character">
     <w:name w:val="Color6B24B2Bg0047B2"/>
+    <w:semiHidden/>
     <w:rPr>
       <w:color w:val="6B24B2"/>
       <w:shd w:color="auto" w:fill="0047B2" w:val="clear"/>
@@ -8439,6 +9410,7 @@
   </w:style>
   <w:style w:customStyle="1" w:styleId="Color6B24B2Bg6B24B2" w:type="character">
     <w:name w:val="Color6B24B2Bg6B24B2"/>
+    <w:semiHidden/>
     <w:rPr>
       <w:color w:val="6B24B2"/>
       <w:shd w:color="auto" w:fill="6B24B2" w:val="clear"/>
@@ -8446,6 +9418,7 @@
   </w:style>
   <w:style w:customStyle="1" w:styleId="Color6B24B2Bg444444" w:type="character">
     <w:name w:val="Color6B24B2Bg444444"/>
+    <w:semiHidden/>
     <w:rPr>
       <w:color w:val="6B24B2"/>
       <w:shd w:color="auto" w:fill="444444" w:val="clear"/>
@@ -8453,6 +9426,7 @@
   </w:style>
   <w:style w:customStyle="1" w:styleId="Color6B24B2Bg5C0000" w:type="character">
     <w:name w:val="Color6B24B2Bg5C0000"/>
+    <w:semiHidden/>
     <w:rPr>
       <w:color w:val="6B24B2"/>
       <w:shd w:color="auto" w:fill="5C0000" w:val="clear"/>
@@ -8460,6 +9434,7 @@
   </w:style>
   <w:style w:customStyle="1" w:styleId="Color6B24B2Bg663D00" w:type="character">
     <w:name w:val="Color6B24B2Bg663D00"/>
+    <w:semiHidden/>
     <w:rPr>
       <w:color w:val="6B24B2"/>
       <w:shd w:color="auto" w:fill="663D00" w:val="clear"/>
@@ -8467,6 +9442,7 @@
   </w:style>
   <w:style w:customStyle="1" w:styleId="Color6B24B2Bg666600" w:type="character">
     <w:name w:val="Color6B24B2Bg666600"/>
+    <w:semiHidden/>
     <w:rPr>
       <w:color w:val="6B24B2"/>
       <w:shd w:color="auto" w:fill="666600" w:val="clear"/>
@@ -8474,6 +9450,7 @@
   </w:style>
   <w:style w:customStyle="1" w:styleId="Color6B24B2Bg003700" w:type="character">
     <w:name w:val="Color6B24B2Bg003700"/>
+    <w:semiHidden/>
     <w:rPr>
       <w:color w:val="6B24B2"/>
       <w:shd w:color="auto" w:fill="003700" w:val="clear"/>
@@ -8481,6 +9458,7 @@
   </w:style>
   <w:style w:customStyle="1" w:styleId="Color6B24B2Bg002966" w:type="character">
     <w:name w:val="Color6B24B2Bg002966"/>
+    <w:semiHidden/>
     <w:rPr>
       <w:color w:val="6B24B2"/>
       <w:shd w:color="auto" w:fill="002966" w:val="clear"/>
@@ -8488,6 +9466,7 @@
   </w:style>
   <w:style w:customStyle="1" w:styleId="Color6B24B2Bg3D1466" w:type="character">
     <w:name w:val="Color6B24B2Bg3D1466"/>
+    <w:semiHidden/>
     <w:rPr>
       <w:color w:val="6B24B2"/>
       <w:shd w:color="auto" w:fill="3D1466" w:val="clear"/>
@@ -8495,12 +9474,14 @@
   </w:style>
   <w:style w:customStyle="1" w:styleId="Color444444" w:type="character">
     <w:name w:val="Color444444"/>
+    <w:semiHidden/>
     <w:rPr>
       <w:color w:val="444444"/>
     </w:rPr>
   </w:style>
   <w:style w:customStyle="1" w:styleId="Color444444BgE60000" w:type="character">
     <w:name w:val="Color444444BgE60000"/>
+    <w:semiHidden/>
     <w:rPr>
       <w:color w:val="444444"/>
       <w:shd w:color="auto" w:fill="E60000" w:val="clear"/>
@@ -8508,6 +9489,7 @@
   </w:style>
   <w:style w:customStyle="1" w:styleId="Color444444BgFF9900" w:type="character">
     <w:name w:val="Color444444BgFF9900"/>
+    <w:semiHidden/>
     <w:rPr>
       <w:color w:val="444444"/>
       <w:shd w:color="auto" w:fill="FF9900" w:val="clear"/>
@@ -8515,6 +9497,7 @@
   </w:style>
   <w:style w:customStyle="1" w:styleId="Color444444BgFFFF00" w:type="character">
     <w:name w:val="Color444444BgFFFF00"/>
+    <w:semiHidden/>
     <w:rPr>
       <w:color w:val="444444"/>
       <w:shd w:color="auto" w:fill="FFFF00" w:val="clear"/>
@@ -8522,6 +9505,7 @@
   </w:style>
   <w:style w:customStyle="1" w:styleId="Color444444Bg008A00" w:type="character">
     <w:name w:val="Color444444Bg008A00"/>
+    <w:semiHidden/>
     <w:rPr>
       <w:color w:val="444444"/>
       <w:shd w:color="auto" w:fill="008A00" w:val="clear"/>
@@ -8529,6 +9513,7 @@
   </w:style>
   <w:style w:customStyle="1" w:styleId="Color444444Bg0066CC" w:type="character">
     <w:name w:val="Color444444Bg0066CC"/>
+    <w:semiHidden/>
     <w:rPr>
       <w:color w:val="444444"/>
       <w:shd w:color="auto" w:fill="0066CC" w:val="clear"/>
@@ -8536,6 +9521,7 @@
   </w:style>
   <w:style w:customStyle="1" w:styleId="Color444444Bg9933FF" w:type="character">
     <w:name w:val="Color444444Bg9933FF"/>
+    <w:semiHidden/>
     <w:rPr>
       <w:color w:val="444444"/>
       <w:shd w:color="auto" w:fill="9933FF" w:val="clear"/>
@@ -8543,6 +9529,7 @@
   </w:style>
   <w:style w:customStyle="1" w:styleId="Color444444BgFFFFFF" w:type="character">
     <w:name w:val="Color444444BgFFFFFF"/>
+    <w:semiHidden/>
     <w:rPr>
       <w:color w:val="444444"/>
       <w:shd w:color="auto" w:fill="FFFFFF" w:val="clear"/>
@@ -8550,6 +9537,7 @@
   </w:style>
   <w:style w:customStyle="1" w:styleId="Color444444BgFACCCC" w:type="character">
     <w:name w:val="Color444444BgFACCCC"/>
+    <w:semiHidden/>
     <w:rPr>
       <w:color w:val="444444"/>
       <w:shd w:color="auto" w:fill="FACCCC" w:val="clear"/>
@@ -8557,6 +9545,7 @@
   </w:style>
   <w:style w:customStyle="1" w:styleId="Color444444BgFFEBCC" w:type="character">
     <w:name w:val="Color444444BgFFEBCC"/>
+    <w:semiHidden/>
     <w:rPr>
       <w:color w:val="444444"/>
       <w:shd w:color="auto" w:fill="FFEBCC" w:val="clear"/>
@@ -8564,6 +9553,7 @@
   </w:style>
   <w:style w:customStyle="1" w:styleId="Color444444BgFFFFCC" w:type="character">
     <w:name w:val="Color444444BgFFFFCC"/>
+    <w:semiHidden/>
     <w:rPr>
       <w:color w:val="444444"/>
       <w:shd w:color="auto" w:fill="FFFFCC" w:val="clear"/>
@@ -8571,6 +9561,7 @@
   </w:style>
   <w:style w:customStyle="1" w:styleId="Color444444BgCCE8CC" w:type="character">
     <w:name w:val="Color444444BgCCE8CC"/>
+    <w:semiHidden/>
     <w:rPr>
       <w:color w:val="444444"/>
       <w:shd w:color="auto" w:fill="CCE8CC" w:val="clear"/>
@@ -8578,6 +9569,7 @@
   </w:style>
   <w:style w:customStyle="1" w:styleId="Color444444BgCCE0F5" w:type="character">
     <w:name w:val="Color444444BgCCE0F5"/>
+    <w:semiHidden/>
     <w:rPr>
       <w:color w:val="444444"/>
       <w:shd w:color="auto" w:fill="CCE0F5" w:val="clear"/>
@@ -8585,6 +9577,7 @@
   </w:style>
   <w:style w:customStyle="1" w:styleId="Color444444BgEBD6FF" w:type="character">
     <w:name w:val="Color444444BgEBD6FF"/>
+    <w:semiHidden/>
     <w:rPr>
       <w:color w:val="444444"/>
       <w:shd w:color="auto" w:fill="EBD6FF" w:val="clear"/>
@@ -8592,6 +9585,7 @@
   </w:style>
   <w:style w:customStyle="1" w:styleId="Color444444BgBBBBBB" w:type="character">
     <w:name w:val="Color444444BgBBBBBB"/>
+    <w:semiHidden/>
     <w:rPr>
       <w:color w:val="444444"/>
       <w:shd w:color="auto" w:fill="BBBBBB" w:val="clear"/>
@@ -8599,6 +9593,7 @@
   </w:style>
   <w:style w:customStyle="1" w:styleId="Color444444BgF06666" w:type="character">
     <w:name w:val="Color444444BgF06666"/>
+    <w:semiHidden/>
     <w:rPr>
       <w:color w:val="444444"/>
       <w:shd w:color="auto" w:fill="F06666" w:val="clear"/>
@@ -8606,6 +9601,7 @@
   </w:style>
   <w:style w:customStyle="1" w:styleId="Color444444BgFFC266" w:type="character">
     <w:name w:val="Color444444BgFFC266"/>
+    <w:semiHidden/>
     <w:rPr>
       <w:color w:val="444444"/>
       <w:shd w:color="auto" w:fill="FFC266" w:val="clear"/>
@@ -8613,6 +9609,7 @@
   </w:style>
   <w:style w:customStyle="1" w:styleId="Color444444BgFFFF66" w:type="character">
     <w:name w:val="Color444444BgFFFF66"/>
+    <w:semiHidden/>
     <w:rPr>
       <w:color w:val="444444"/>
       <w:shd w:color="auto" w:fill="FFFF66" w:val="clear"/>
@@ -8620,6 +9617,7 @@
   </w:style>
   <w:style w:customStyle="1" w:styleId="Color444444Bg66B966" w:type="character">
     <w:name w:val="Color444444Bg66B966"/>
+    <w:semiHidden/>
     <w:rPr>
       <w:color w:val="444444"/>
       <w:shd w:color="auto" w:fill="66B966" w:val="clear"/>
@@ -8627,6 +9625,7 @@
   </w:style>
   <w:style w:customStyle="1" w:styleId="Color444444Bg66A3E0" w:type="character">
     <w:name w:val="Color444444Bg66A3E0"/>
+    <w:semiHidden/>
     <w:rPr>
       <w:color w:val="444444"/>
       <w:shd w:color="auto" w:fill="66A3E0" w:val="clear"/>
@@ -8634,6 +9633,7 @@
   </w:style>
   <w:style w:customStyle="1" w:styleId="Color444444BgC285FF" w:type="character">
     <w:name w:val="Color444444BgC285FF"/>
+    <w:semiHidden/>
     <w:rPr>
       <w:color w:val="444444"/>
       <w:shd w:color="auto" w:fill="C285FF" w:val="clear"/>
@@ -8641,6 +9641,7 @@
   </w:style>
   <w:style w:customStyle="1" w:styleId="Color444444Bg888888" w:type="character">
     <w:name w:val="Color444444Bg888888"/>
+    <w:semiHidden/>
     <w:rPr>
       <w:color w:val="444444"/>
       <w:shd w:color="auto" w:fill="888888" w:val="clear"/>
@@ -8648,6 +9649,7 @@
   </w:style>
   <w:style w:customStyle="1" w:styleId="Color444444BgA10000" w:type="character">
     <w:name w:val="Color444444BgA10000"/>
+    <w:semiHidden/>
     <w:rPr>
       <w:color w:val="444444"/>
       <w:shd w:color="auto" w:fill="A10000" w:val="clear"/>
@@ -8655,6 +9657,7 @@
   </w:style>
   <w:style w:customStyle="1" w:styleId="Color444444BgB26B00" w:type="character">
     <w:name w:val="Color444444BgB26B00"/>
+    <w:semiHidden/>
     <w:rPr>
       <w:color w:val="444444"/>
       <w:shd w:color="auto" w:fill="B26B00" w:val="clear"/>
@@ -8662,6 +9665,7 @@
   </w:style>
   <w:style w:customStyle="1" w:styleId="Color444444BgB2B200" w:type="character">
     <w:name w:val="Color444444BgB2B200"/>
+    <w:semiHidden/>
     <w:rPr>
       <w:color w:val="444444"/>
       <w:shd w:color="auto" w:fill="B2B200" w:val="clear"/>
@@ -8669,6 +9673,7 @@
   </w:style>
   <w:style w:customStyle="1" w:styleId="Color444444Bg006100" w:type="character">
     <w:name w:val="Color444444Bg006100"/>
+    <w:semiHidden/>
     <w:rPr>
       <w:color w:val="444444"/>
       <w:shd w:color="auto" w:fill="006100" w:val="clear"/>
@@ -8676,6 +9681,7 @@
   </w:style>
   <w:style w:customStyle="1" w:styleId="Color444444Bg0047B2" w:type="character">
     <w:name w:val="Color444444Bg0047B2"/>
+    <w:semiHidden/>
     <w:rPr>
       <w:color w:val="444444"/>
       <w:shd w:color="auto" w:fill="0047B2" w:val="clear"/>
@@ -8683,6 +9689,7 @@
   </w:style>
   <w:style w:customStyle="1" w:styleId="Color444444Bg6B24B2" w:type="character">
     <w:name w:val="Color444444Bg6B24B2"/>
+    <w:semiHidden/>
     <w:rPr>
       <w:color w:val="444444"/>
       <w:shd w:color="auto" w:fill="6B24B2" w:val="clear"/>
@@ -8690,6 +9697,7 @@
   </w:style>
   <w:style w:customStyle="1" w:styleId="Color444444Bg444444" w:type="character">
     <w:name w:val="Color444444Bg444444"/>
+    <w:semiHidden/>
     <w:rPr>
       <w:color w:val="444444"/>
       <w:shd w:color="auto" w:fill="444444" w:val="clear"/>
@@ -8697,6 +9705,7 @@
   </w:style>
   <w:style w:customStyle="1" w:styleId="Color444444Bg5C0000" w:type="character">
     <w:name w:val="Color444444Bg5C0000"/>
+    <w:semiHidden/>
     <w:rPr>
       <w:color w:val="444444"/>
       <w:shd w:color="auto" w:fill="5C0000" w:val="clear"/>
@@ -8704,6 +9713,7 @@
   </w:style>
   <w:style w:customStyle="1" w:styleId="Color444444Bg663D00" w:type="character">
     <w:name w:val="Color444444Bg663D00"/>
+    <w:semiHidden/>
     <w:rPr>
       <w:color w:val="444444"/>
       <w:shd w:color="auto" w:fill="663D00" w:val="clear"/>
@@ -8711,6 +9721,7 @@
   </w:style>
   <w:style w:customStyle="1" w:styleId="Color444444Bg666600" w:type="character">
     <w:name w:val="Color444444Bg666600"/>
+    <w:semiHidden/>
     <w:rPr>
       <w:color w:val="444444"/>
       <w:shd w:color="auto" w:fill="666600" w:val="clear"/>
@@ -8718,6 +9729,7 @@
   </w:style>
   <w:style w:customStyle="1" w:styleId="Color444444Bg003700" w:type="character">
     <w:name w:val="Color444444Bg003700"/>
+    <w:semiHidden/>
     <w:rPr>
       <w:color w:val="444444"/>
       <w:shd w:color="auto" w:fill="003700" w:val="clear"/>
@@ -8725,6 +9737,7 @@
   </w:style>
   <w:style w:customStyle="1" w:styleId="Color444444Bg002966" w:type="character">
     <w:name w:val="Color444444Bg002966"/>
+    <w:semiHidden/>
     <w:rPr>
       <w:color w:val="444444"/>
       <w:shd w:color="auto" w:fill="002966" w:val="clear"/>
@@ -8732,6 +9745,7 @@
   </w:style>
   <w:style w:customStyle="1" w:styleId="Color444444Bg3D1466" w:type="character">
     <w:name w:val="Color444444Bg3D1466"/>
+    <w:semiHidden/>
     <w:rPr>
       <w:color w:val="444444"/>
       <w:shd w:color="auto" w:fill="3D1466" w:val="clear"/>
@@ -8739,12 +9753,14 @@
   </w:style>
   <w:style w:customStyle="1" w:styleId="Color5C0000" w:type="character">
     <w:name w:val="Color5C0000"/>
+    <w:semiHidden/>
     <w:rPr>
       <w:color w:val="5C0000"/>
     </w:rPr>
   </w:style>
   <w:style w:customStyle="1" w:styleId="Color5C0000BgE60000" w:type="character">
     <w:name w:val="Color5C0000BgE60000"/>
+    <w:semiHidden/>
     <w:rPr>
       <w:color w:val="5C0000"/>
       <w:shd w:color="auto" w:fill="E60000" w:val="clear"/>
@@ -8752,6 +9768,7 @@
   </w:style>
   <w:style w:customStyle="1" w:styleId="Color5C0000BgFF9900" w:type="character">
     <w:name w:val="Color5C0000BgFF9900"/>
+    <w:semiHidden/>
     <w:rPr>
       <w:color w:val="5C0000"/>
       <w:shd w:color="auto" w:fill="FF9900" w:val="clear"/>
@@ -8759,6 +9776,7 @@
   </w:style>
   <w:style w:customStyle="1" w:styleId="Color5C0000BgFFFF00" w:type="character">
     <w:name w:val="Color5C0000BgFFFF00"/>
+    <w:semiHidden/>
     <w:rPr>
       <w:color w:val="5C0000"/>
       <w:shd w:color="auto" w:fill="FFFF00" w:val="clear"/>
@@ -8766,6 +9784,7 @@
   </w:style>
   <w:style w:customStyle="1" w:styleId="Color5C0000Bg008A00" w:type="character">
     <w:name w:val="Color5C0000Bg008A00"/>
+    <w:semiHidden/>
     <w:rPr>
       <w:color w:val="5C0000"/>
       <w:shd w:color="auto" w:fill="008A00" w:val="clear"/>
@@ -8773,6 +9792,7 @@
   </w:style>
   <w:style w:customStyle="1" w:styleId="Color5C0000Bg0066CC" w:type="character">
     <w:name w:val="Color5C0000Bg0066CC"/>
+    <w:semiHidden/>
     <w:rPr>
       <w:color w:val="5C0000"/>
       <w:shd w:color="auto" w:fill="0066CC" w:val="clear"/>
@@ -8780,6 +9800,7 @@
   </w:style>
   <w:style w:customStyle="1" w:styleId="Color5C0000Bg9933FF" w:type="character">
     <w:name w:val="Color5C0000Bg9933FF"/>
+    <w:semiHidden/>
     <w:rPr>
       <w:color w:val="5C0000"/>
       <w:shd w:color="auto" w:fill="9933FF" w:val="clear"/>
@@ -8787,6 +9808,7 @@
   </w:style>
   <w:style w:customStyle="1" w:styleId="Color5C0000BgFFFFFF" w:type="character">
     <w:name w:val="Color5C0000BgFFFFFF"/>
+    <w:semiHidden/>
     <w:rPr>
       <w:color w:val="5C0000"/>
       <w:shd w:color="auto" w:fill="FFFFFF" w:val="clear"/>
@@ -8794,6 +9816,7 @@
   </w:style>
   <w:style w:customStyle="1" w:styleId="Color5C0000BgFACCCC" w:type="character">
     <w:name w:val="Color5C0000BgFACCCC"/>
+    <w:semiHidden/>
     <w:rPr>
       <w:color w:val="5C0000"/>
       <w:shd w:color="auto" w:fill="FACCCC" w:val="clear"/>
@@ -8801,6 +9824,7 @@
   </w:style>
   <w:style w:customStyle="1" w:styleId="Color5C0000BgFFEBCC" w:type="character">
     <w:name w:val="Color5C0000BgFFEBCC"/>
+    <w:semiHidden/>
     <w:rPr>
       <w:color w:val="5C0000"/>
       <w:shd w:color="auto" w:fill="FFEBCC" w:val="clear"/>
@@ -8808,6 +9832,7 @@
   </w:style>
   <w:style w:customStyle="1" w:styleId="Color5C0000BgFFFFCC" w:type="character">
     <w:name w:val="Color5C0000BgFFFFCC"/>
+    <w:semiHidden/>
     <w:rPr>
       <w:color w:val="5C0000"/>
       <w:shd w:color="auto" w:fill="FFFFCC" w:val="clear"/>
@@ -8815,6 +9840,7 @@
   </w:style>
   <w:style w:customStyle="1" w:styleId="Color5C0000BgCCE8CC" w:type="character">
     <w:name w:val="Color5C0000BgCCE8CC"/>
+    <w:semiHidden/>
     <w:rPr>
       <w:color w:val="5C0000"/>
       <w:shd w:color="auto" w:fill="CCE8CC" w:val="clear"/>
@@ -8822,6 +9848,7 @@
   </w:style>
   <w:style w:customStyle="1" w:styleId="Color5C0000BgCCE0F5" w:type="character">
     <w:name w:val="Color5C0000BgCCE0F5"/>
+    <w:semiHidden/>
     <w:rPr>
       <w:color w:val="5C0000"/>
       <w:shd w:color="auto" w:fill="CCE0F5" w:val="clear"/>
@@ -8829,6 +9856,7 @@
   </w:style>
   <w:style w:customStyle="1" w:styleId="Color5C0000BgEBD6FF" w:type="character">
     <w:name w:val="Color5C0000BgEBD6FF"/>
+    <w:semiHidden/>
     <w:rPr>
       <w:color w:val="5C0000"/>
       <w:shd w:color="auto" w:fill="EBD6FF" w:val="clear"/>
@@ -8836,6 +9864,7 @@
   </w:style>
   <w:style w:customStyle="1" w:styleId="Color5C0000BgBBBBBB" w:type="character">
     <w:name w:val="Color5C0000BgBBBBBB"/>
+    <w:semiHidden/>
     <w:rPr>
       <w:color w:val="5C0000"/>
       <w:shd w:color="auto" w:fill="BBBBBB" w:val="clear"/>
@@ -8843,6 +9872,7 @@
   </w:style>
   <w:style w:customStyle="1" w:styleId="Color5C0000BgF06666" w:type="character">
     <w:name w:val="Color5C0000BgF06666"/>
+    <w:semiHidden/>
     <w:rPr>
       <w:color w:val="5C0000"/>
       <w:shd w:color="auto" w:fill="F06666" w:val="clear"/>
@@ -8850,6 +9880,7 @@
   </w:style>
   <w:style w:customStyle="1" w:styleId="Color5C0000BgFFC266" w:type="character">
     <w:name w:val="Color5C0000BgFFC266"/>
+    <w:semiHidden/>
     <w:rPr>
       <w:color w:val="5C0000"/>
       <w:shd w:color="auto" w:fill="FFC266" w:val="clear"/>
@@ -8857,6 +9888,7 @@
   </w:style>
   <w:style w:customStyle="1" w:styleId="Color5C0000BgFFFF66" w:type="character">
     <w:name w:val="Color5C0000BgFFFF66"/>
+    <w:semiHidden/>
     <w:rPr>
       <w:color w:val="5C0000"/>
       <w:shd w:color="auto" w:fill="FFFF66" w:val="clear"/>
@@ -8864,6 +9896,7 @@
   </w:style>
   <w:style w:customStyle="1" w:styleId="Color5C0000Bg66B966" w:type="character">
     <w:name w:val="Color5C0000Bg66B966"/>
+    <w:semiHidden/>
     <w:rPr>
       <w:color w:val="5C0000"/>
       <w:shd w:color="auto" w:fill="66B966" w:val="clear"/>
@@ -8871,6 +9904,7 @@
   </w:style>
   <w:style w:customStyle="1" w:styleId="Color5C0000Bg66A3E0" w:type="character">
     <w:name w:val="Color5C0000Bg66A3E0"/>
+    <w:semiHidden/>
     <w:rPr>
       <w:color w:val="5C0000"/>
       <w:shd w:color="auto" w:fill="66A3E0" w:val="clear"/>
@@ -8878,6 +9912,7 @@
   </w:style>
   <w:style w:customStyle="1" w:styleId="Color5C0000BgC285FF" w:type="character">
     <w:name w:val="Color5C0000BgC285FF"/>
+    <w:semiHidden/>
     <w:rPr>
       <w:color w:val="5C0000"/>
       <w:shd w:color="auto" w:fill="C285FF" w:val="clear"/>
@@ -8885,6 +9920,7 @@
   </w:style>
   <w:style w:customStyle="1" w:styleId="Color5C0000Bg888888" w:type="character">
     <w:name w:val="Color5C0000Bg888888"/>
+    <w:semiHidden/>
     <w:rPr>
       <w:color w:val="5C0000"/>
       <w:shd w:color="auto" w:fill="888888" w:val="clear"/>
@@ -8892,6 +9928,7 @@
   </w:style>
   <w:style w:customStyle="1" w:styleId="Color5C0000BgA10000" w:type="character">
     <w:name w:val="Color5C0000BgA10000"/>
+    <w:semiHidden/>
     <w:rPr>
       <w:color w:val="5C0000"/>
       <w:shd w:color="auto" w:fill="A10000" w:val="clear"/>
@@ -8899,6 +9936,7 @@
   </w:style>
   <w:style w:customStyle="1" w:styleId="Color5C0000BgB26B00" w:type="character">
     <w:name w:val="Color5C0000BgB26B00"/>
+    <w:semiHidden/>
     <w:rPr>
       <w:color w:val="5C0000"/>
       <w:shd w:color="auto" w:fill="B26B00" w:val="clear"/>
@@ -8906,6 +9944,7 @@
   </w:style>
   <w:style w:customStyle="1" w:styleId="Color5C0000BgB2B200" w:type="character">
     <w:name w:val="Color5C0000BgB2B200"/>
+    <w:semiHidden/>
     <w:rPr>
       <w:color w:val="5C0000"/>
       <w:shd w:color="auto" w:fill="B2B200" w:val="clear"/>
@@ -8913,6 +9952,7 @@
   </w:style>
   <w:style w:customStyle="1" w:styleId="Color5C0000Bg006100" w:type="character">
     <w:name w:val="Color5C0000Bg006100"/>
+    <w:semiHidden/>
     <w:rPr>
       <w:color w:val="5C0000"/>
       <w:shd w:color="auto" w:fill="006100" w:val="clear"/>
@@ -8920,6 +9960,7 @@
   </w:style>
   <w:style w:customStyle="1" w:styleId="Color5C0000Bg0047B2" w:type="character">
     <w:name w:val="Color5C0000Bg0047B2"/>
+    <w:semiHidden/>
     <w:rPr>
       <w:color w:val="5C0000"/>
       <w:shd w:color="auto" w:fill="0047B2" w:val="clear"/>
@@ -8927,6 +9968,7 @@
   </w:style>
   <w:style w:customStyle="1" w:styleId="Color5C0000Bg6B24B2" w:type="character">
     <w:name w:val="Color5C0000Bg6B24B2"/>
+    <w:semiHidden/>
     <w:rPr>
       <w:color w:val="5C0000"/>
       <w:shd w:color="auto" w:fill="6B24B2" w:val="clear"/>
@@ -8934,6 +9976,7 @@
   </w:style>
   <w:style w:customStyle="1" w:styleId="Color5C0000Bg444444" w:type="character">
     <w:name w:val="Color5C0000Bg444444"/>
+    <w:semiHidden/>
     <w:rPr>
       <w:color w:val="5C0000"/>
       <w:shd w:color="auto" w:fill="444444" w:val="clear"/>
@@ -8941,6 +9984,7 @@
   </w:style>
   <w:style w:customStyle="1" w:styleId="Color5C0000Bg5C0000" w:type="character">
     <w:name w:val="Color5C0000Bg5C0000"/>
+    <w:semiHidden/>
     <w:rPr>
       <w:color w:val="5C0000"/>
       <w:shd w:color="auto" w:fill="5C0000" w:val="clear"/>
@@ -8948,6 +9992,7 @@
   </w:style>
   <w:style w:customStyle="1" w:styleId="Color5C0000Bg663D00" w:type="character">
     <w:name w:val="Color5C0000Bg663D00"/>
+    <w:semiHidden/>
     <w:rPr>
       <w:color w:val="5C0000"/>
       <w:shd w:color="auto" w:fill="663D00" w:val="clear"/>
@@ -8955,6 +10000,7 @@
   </w:style>
   <w:style w:customStyle="1" w:styleId="Color5C0000Bg666600" w:type="character">
     <w:name w:val="Color5C0000Bg666600"/>
+    <w:semiHidden/>
     <w:rPr>
       <w:color w:val="5C0000"/>
       <w:shd w:color="auto" w:fill="666600" w:val="clear"/>
@@ -8962,6 +10008,7 @@
   </w:style>
   <w:style w:customStyle="1" w:styleId="Color5C0000Bg003700" w:type="character">
     <w:name w:val="Color5C0000Bg003700"/>
+    <w:semiHidden/>
     <w:rPr>
       <w:color w:val="5C0000"/>
       <w:shd w:color="auto" w:fill="003700" w:val="clear"/>
@@ -8969,6 +10016,7 @@
   </w:style>
   <w:style w:customStyle="1" w:styleId="Color5C0000Bg002966" w:type="character">
     <w:name w:val="Color5C0000Bg002966"/>
+    <w:semiHidden/>
     <w:rPr>
       <w:color w:val="5C0000"/>
       <w:shd w:color="auto" w:fill="002966" w:val="clear"/>
@@ -8976,6 +10024,7 @@
   </w:style>
   <w:style w:customStyle="1" w:styleId="Color5C0000Bg3D1466" w:type="character">
     <w:name w:val="Color5C0000Bg3D1466"/>
+    <w:semiHidden/>
     <w:rPr>
       <w:color w:val="5C0000"/>
       <w:shd w:color="auto" w:fill="3D1466" w:val="clear"/>
@@ -8983,12 +10032,14 @@
   </w:style>
   <w:style w:customStyle="1" w:styleId="Color663D00" w:type="character">
     <w:name w:val="Color663D00"/>
+    <w:semiHidden/>
     <w:rPr>
       <w:color w:val="663D00"/>
     </w:rPr>
   </w:style>
   <w:style w:customStyle="1" w:styleId="Color663D00BgE60000" w:type="character">
     <w:name w:val="Color663D00BgE60000"/>
+    <w:semiHidden/>
     <w:rPr>
       <w:color w:val="663D00"/>
       <w:shd w:color="auto" w:fill="E60000" w:val="clear"/>
@@ -8996,6 +10047,7 @@
   </w:style>
   <w:style w:customStyle="1" w:styleId="Color663D00BgFF9900" w:type="character">
     <w:name w:val="Color663D00BgFF9900"/>
+    <w:semiHidden/>
     <w:rPr>
       <w:color w:val="663D00"/>
       <w:shd w:color="auto" w:fill="FF9900" w:val="clear"/>
@@ -9003,6 +10055,7 @@
   </w:style>
   <w:style w:customStyle="1" w:styleId="Color663D00BgFFFF00" w:type="character">
     <w:name w:val="Color663D00BgFFFF00"/>
+    <w:semiHidden/>
     <w:rPr>
       <w:color w:val="663D00"/>
       <w:shd w:color="auto" w:fill="FFFF00" w:val="clear"/>
@@ -9010,6 +10063,7 @@
   </w:style>
   <w:style w:customStyle="1" w:styleId="Color663D00Bg008A00" w:type="character">
     <w:name w:val="Color663D00Bg008A00"/>
+    <w:semiHidden/>
     <w:rPr>
       <w:color w:val="663D00"/>
       <w:shd w:color="auto" w:fill="008A00" w:val="clear"/>
@@ -9017,6 +10071,7 @@
   </w:style>
   <w:style w:customStyle="1" w:styleId="Color663D00Bg0066CC" w:type="character">
     <w:name w:val="Color663D00Bg0066CC"/>
+    <w:semiHidden/>
     <w:rPr>
       <w:color w:val="663D00"/>
       <w:shd w:color="auto" w:fill="0066CC" w:val="clear"/>
@@ -9024,6 +10079,7 @@
   </w:style>
   <w:style w:customStyle="1" w:styleId="Color663D00Bg9933FF" w:type="character">
     <w:name w:val="Color663D00Bg9933FF"/>
+    <w:semiHidden/>
     <w:rPr>
       <w:color w:val="663D00"/>
       <w:shd w:color="auto" w:fill="9933FF" w:val="clear"/>
@@ -9031,6 +10087,7 @@
   </w:style>
   <w:style w:customStyle="1" w:styleId="Color663D00BgFFFFFF" w:type="character">
     <w:name w:val="Color663D00BgFFFFFF"/>
+    <w:semiHidden/>
     <w:rPr>
       <w:color w:val="663D00"/>
       <w:shd w:color="auto" w:fill="FFFFFF" w:val="clear"/>
@@ -9038,6 +10095,7 @@
   </w:style>
   <w:style w:customStyle="1" w:styleId="Color663D00BgFACCCC" w:type="character">
     <w:name w:val="Color663D00BgFACCCC"/>
+    <w:semiHidden/>
     <w:rPr>
       <w:color w:val="663D00"/>
       <w:shd w:color="auto" w:fill="FACCCC" w:val="clear"/>
@@ -9045,6 +10103,7 @@
   </w:style>
   <w:style w:customStyle="1" w:styleId="Color663D00BgFFEBCC" w:type="character">
     <w:name w:val="Color663D00BgFFEBCC"/>
+    <w:semiHidden/>
     <w:rPr>
       <w:color w:val="663D00"/>
       <w:shd w:color="auto" w:fill="FFEBCC" w:val="clear"/>
@@ -9052,6 +10111,7 @@
   </w:style>
   <w:style w:customStyle="1" w:styleId="Color663D00BgFFFFCC" w:type="character">
     <w:name w:val="Color663D00BgFFFFCC"/>
+    <w:semiHidden/>
     <w:rPr>
       <w:color w:val="663D00"/>
       <w:shd w:color="auto" w:fill="FFFFCC" w:val="clear"/>
@@ -9059,6 +10119,7 @@
   </w:style>
   <w:style w:customStyle="1" w:styleId="Color663D00BgCCE8CC" w:type="character">
     <w:name w:val="Color663D00BgCCE8CC"/>
+    <w:semiHidden/>
     <w:rPr>
       <w:color w:val="663D00"/>
       <w:shd w:color="auto" w:fill="CCE8CC" w:val="clear"/>
@@ -9066,6 +10127,7 @@
   </w:style>
   <w:style w:customStyle="1" w:styleId="Color663D00BgCCE0F5" w:type="character">
     <w:name w:val="Color663D00BgCCE0F5"/>
+    <w:semiHidden/>
     <w:rPr>
       <w:color w:val="663D00"/>
       <w:shd w:color="auto" w:fill="CCE0F5" w:val="clear"/>
@@ -9073,6 +10135,7 @@
   </w:style>
   <w:style w:customStyle="1" w:styleId="Color663D00BgEBD6FF" w:type="character">
     <w:name w:val="Color663D00BgEBD6FF"/>
+    <w:semiHidden/>
     <w:rPr>
       <w:color w:val="663D00"/>
       <w:shd w:color="auto" w:fill="EBD6FF" w:val="clear"/>
@@ -9080,6 +10143,7 @@
   </w:style>
   <w:style w:customStyle="1" w:styleId="Color663D00BgBBBBBB" w:type="character">
     <w:name w:val="Color663D00BgBBBBBB"/>
+    <w:semiHidden/>
     <w:rPr>
       <w:color w:val="663D00"/>
       <w:shd w:color="auto" w:fill="BBBBBB" w:val="clear"/>
@@ -9087,6 +10151,7 @@
   </w:style>
   <w:style w:customStyle="1" w:styleId="Color663D00BgF06666" w:type="character">
     <w:name w:val="Color663D00BgF06666"/>
+    <w:semiHidden/>
     <w:rPr>
       <w:color w:val="663D00"/>
       <w:shd w:color="auto" w:fill="F06666" w:val="clear"/>
@@ -9094,6 +10159,7 @@
   </w:style>
   <w:style w:customStyle="1" w:styleId="Color663D00BgFFC266" w:type="character">
     <w:name w:val="Color663D00BgFFC266"/>
+    <w:semiHidden/>
     <w:rPr>
       <w:color w:val="663D00"/>
       <w:shd w:color="auto" w:fill="FFC266" w:val="clear"/>
@@ -9101,6 +10167,7 @@
   </w:style>
   <w:style w:customStyle="1" w:styleId="Color663D00BgFFFF66" w:type="character">
     <w:name w:val="Color663D00BgFFFF66"/>
+    <w:semiHidden/>
     <w:rPr>
       <w:color w:val="663D00"/>
       <w:shd w:color="auto" w:fill="FFFF66" w:val="clear"/>
@@ -9108,6 +10175,7 @@
   </w:style>
   <w:style w:customStyle="1" w:styleId="Color663D00Bg66B966" w:type="character">
     <w:name w:val="Color663D00Bg66B966"/>
+    <w:semiHidden/>
     <w:rPr>
       <w:color w:val="663D00"/>
       <w:shd w:color="auto" w:fill="66B966" w:val="clear"/>
@@ -9115,6 +10183,7 @@
   </w:style>
   <w:style w:customStyle="1" w:styleId="Color663D00Bg66A3E0" w:type="character">
     <w:name w:val="Color663D00Bg66A3E0"/>
+    <w:semiHidden/>
     <w:rPr>
       <w:color w:val="663D00"/>
       <w:shd w:color="auto" w:fill="66A3E0" w:val="clear"/>
@@ -9122,6 +10191,7 @@
   </w:style>
   <w:style w:customStyle="1" w:styleId="Color663D00BgC285FF" w:type="character">
     <w:name w:val="Color663D00BgC285FF"/>
+    <w:semiHidden/>
     <w:rPr>
       <w:color w:val="663D00"/>
       <w:shd w:color="auto" w:fill="C285FF" w:val="clear"/>
@@ -9129,6 +10199,7 @@
   </w:style>
   <w:style w:customStyle="1" w:styleId="Color663D00Bg888888" w:type="character">
     <w:name w:val="Color663D00Bg888888"/>
+    <w:semiHidden/>
     <w:rPr>
       <w:color w:val="663D00"/>
       <w:shd w:color="auto" w:fill="888888" w:val="clear"/>
@@ -9136,6 +10207,7 @@
   </w:style>
   <w:style w:customStyle="1" w:styleId="Color663D00BgA10000" w:type="character">
     <w:name w:val="Color663D00BgA10000"/>
+    <w:semiHidden/>
     <w:rPr>
       <w:color w:val="663D00"/>
       <w:shd w:color="auto" w:fill="A10000" w:val="clear"/>
@@ -9143,6 +10215,7 @@
   </w:style>
   <w:style w:customStyle="1" w:styleId="Color663D00BgB26B00" w:type="character">
     <w:name w:val="Color663D00BgB26B00"/>
+    <w:semiHidden/>
     <w:rPr>
       <w:color w:val="663D00"/>
       <w:shd w:color="auto" w:fill="B26B00" w:val="clear"/>
@@ -9150,6 +10223,7 @@
   </w:style>
   <w:style w:customStyle="1" w:styleId="Color663D00BgB2B200" w:type="character">
     <w:name w:val="Color663D00BgB2B200"/>
+    <w:semiHidden/>
     <w:rPr>
       <w:color w:val="663D00"/>
       <w:shd w:color="auto" w:fill="B2B200" w:val="clear"/>
@@ -9157,6 +10231,7 @@
   </w:style>
   <w:style w:customStyle="1" w:styleId="Color663D00Bg006100" w:type="character">
     <w:name w:val="Color663D00Bg006100"/>
+    <w:semiHidden/>
     <w:rPr>
       <w:color w:val="663D00"/>
       <w:shd w:color="auto" w:fill="006100" w:val="clear"/>
@@ -9164,6 +10239,7 @@
   </w:style>
   <w:style w:customStyle="1" w:styleId="Color663D00Bg0047B2" w:type="character">
     <w:name w:val="Color663D00Bg0047B2"/>
+    <w:semiHidden/>
     <w:rPr>
       <w:color w:val="663D00"/>
       <w:shd w:color="auto" w:fill="0047B2" w:val="clear"/>
@@ -9171,6 +10247,7 @@
   </w:style>
   <w:style w:customStyle="1" w:styleId="Color663D00Bg6B24B2" w:type="character">
     <w:name w:val="Color663D00Bg6B24B2"/>
+    <w:semiHidden/>
     <w:rPr>
       <w:color w:val="663D00"/>
       <w:shd w:color="auto" w:fill="6B24B2" w:val="clear"/>
@@ -9178,6 +10255,7 @@
   </w:style>
   <w:style w:customStyle="1" w:styleId="Color663D00Bg444444" w:type="character">
     <w:name w:val="Color663D00Bg444444"/>
+    <w:semiHidden/>
     <w:rPr>
       <w:color w:val="663D00"/>
       <w:shd w:color="auto" w:fill="444444" w:val="clear"/>
@@ -9185,6 +10263,7 @@
   </w:style>
   <w:style w:customStyle="1" w:styleId="Color663D00Bg5C0000" w:type="character">
     <w:name w:val="Color663D00Bg5C0000"/>
+    <w:semiHidden/>
     <w:rPr>
       <w:color w:val="663D00"/>
       <w:shd w:color="auto" w:fill="5C0000" w:val="clear"/>
@@ -9192,6 +10271,7 @@
   </w:style>
   <w:style w:customStyle="1" w:styleId="Color663D00Bg663D00" w:type="character">
     <w:name w:val="Color663D00Bg663D00"/>
+    <w:semiHidden/>
     <w:rPr>
       <w:color w:val="663D00"/>
       <w:shd w:color="auto" w:fill="663D00" w:val="clear"/>
@@ -9199,6 +10279,7 @@
   </w:style>
   <w:style w:customStyle="1" w:styleId="Color663D00Bg666600" w:type="character">
     <w:name w:val="Color663D00Bg666600"/>
+    <w:semiHidden/>
     <w:rPr>
       <w:color w:val="663D00"/>
       <w:shd w:color="auto" w:fill="666600" w:val="clear"/>
@@ -9206,6 +10287,7 @@
   </w:style>
   <w:style w:customStyle="1" w:styleId="Color663D00Bg003700" w:type="character">
     <w:name w:val="Color663D00Bg003700"/>
+    <w:semiHidden/>
     <w:rPr>
       <w:color w:val="663D00"/>
       <w:shd w:color="auto" w:fill="003700" w:val="clear"/>
@@ -9213,6 +10295,7 @@
   </w:style>
   <w:style w:customStyle="1" w:styleId="Color663D00Bg002966" w:type="character">
     <w:name w:val="Color663D00Bg002966"/>
+    <w:semiHidden/>
     <w:rPr>
       <w:color w:val="663D00"/>
       <w:shd w:color="auto" w:fill="002966" w:val="clear"/>
@@ -9220,6 +10303,7 @@
   </w:style>
   <w:style w:customStyle="1" w:styleId="Color663D00Bg3D1466" w:type="character">
     <w:name w:val="Color663D00Bg3D1466"/>
+    <w:semiHidden/>
     <w:rPr>
       <w:color w:val="663D00"/>
       <w:shd w:color="auto" w:fill="3D1466" w:val="clear"/>
@@ -9227,12 +10311,14 @@
   </w:style>
   <w:style w:customStyle="1" w:styleId="Color666600" w:type="character">
     <w:name w:val="Color666600"/>
+    <w:semiHidden/>
     <w:rPr>
       <w:color w:val="666600"/>
     </w:rPr>
   </w:style>
   <w:style w:customStyle="1" w:styleId="Color666600BgE60000" w:type="character">
     <w:name w:val="Color666600BgE60000"/>
+    <w:semiHidden/>
     <w:rPr>
       <w:color w:val="666600"/>
       <w:shd w:color="auto" w:fill="E60000" w:val="clear"/>
@@ -9240,6 +10326,7 @@
   </w:style>
   <w:style w:customStyle="1" w:styleId="Color666600BgFF9900" w:type="character">
     <w:name w:val="Color666600BgFF9900"/>
+    <w:semiHidden/>
     <w:rPr>
       <w:color w:val="666600"/>
       <w:shd w:color="auto" w:fill="FF9900" w:val="clear"/>
@@ -9247,6 +10334,7 @@
   </w:style>
   <w:style w:customStyle="1" w:styleId="Color666600BgFFFF00" w:type="character">
     <w:name w:val="Color666600BgFFFF00"/>
+    <w:semiHidden/>
     <w:rPr>
       <w:color w:val="666600"/>
       <w:shd w:color="auto" w:fill="FFFF00" w:val="clear"/>
@@ -9254,6 +10342,7 @@
   </w:style>
   <w:style w:customStyle="1" w:styleId="Color666600Bg008A00" w:type="character">
     <w:name w:val="Color666600Bg008A00"/>
+    <w:semiHidden/>
     <w:rPr>
       <w:color w:val="666600"/>
       <w:shd w:color="auto" w:fill="008A00" w:val="clear"/>
@@ -9261,6 +10350,7 @@
   </w:style>
   <w:style w:customStyle="1" w:styleId="Color666600Bg0066CC" w:type="character">
     <w:name w:val="Color666600Bg0066CC"/>
+    <w:semiHidden/>
     <w:rPr>
       <w:color w:val="666600"/>
       <w:shd w:color="auto" w:fill="0066CC" w:val="clear"/>
@@ -9268,6 +10358,7 @@
   </w:style>
   <w:style w:customStyle="1" w:styleId="Color666600Bg9933FF" w:type="character">
     <w:name w:val="Color666600Bg9933FF"/>
+    <w:semiHidden/>
     <w:rPr>
       <w:color w:val="666600"/>
       <w:shd w:color="auto" w:fill="9933FF" w:val="clear"/>
@@ -9275,6 +10366,7 @@
   </w:style>
   <w:style w:customStyle="1" w:styleId="Color666600BgFFFFFF" w:type="character">
     <w:name w:val="Color666600BgFFFFFF"/>
+    <w:semiHidden/>
     <w:rPr>
       <w:color w:val="666600"/>
       <w:shd w:color="auto" w:fill="FFFFFF" w:val="clear"/>
@@ -9282,6 +10374,7 @@
   </w:style>
   <w:style w:customStyle="1" w:styleId="Color666600BgFACCCC" w:type="character">
     <w:name w:val="Color666600BgFACCCC"/>
+    <w:semiHidden/>
     <w:rPr>
       <w:color w:val="666600"/>
       <w:shd w:color="auto" w:fill="FACCCC" w:val="clear"/>
@@ -9289,6 +10382,7 @@
   </w:style>
   <w:style w:customStyle="1" w:styleId="Color666600BgFFEBCC" w:type="character">
     <w:name w:val="Color666600BgFFEBCC"/>
+    <w:semiHidden/>
     <w:rPr>
       <w:color w:val="666600"/>
       <w:shd w:color="auto" w:fill="FFEBCC" w:val="clear"/>
@@ -9296,6 +10390,7 @@
   </w:style>
   <w:style w:customStyle="1" w:styleId="Color666600BgFFFFCC" w:type="character">
     <w:name w:val="Color666600BgFFFFCC"/>
+    <w:semiHidden/>
     <w:rPr>
       <w:color w:val="666600"/>
       <w:shd w:color="auto" w:fill="FFFFCC" w:val="clear"/>
@@ -9303,6 +10398,7 @@
   </w:style>
   <w:style w:customStyle="1" w:styleId="Color666600BgCCE8CC" w:type="character">
     <w:name w:val="Color666600BgCCE8CC"/>
+    <w:semiHidden/>
     <w:rPr>
       <w:color w:val="666600"/>
       <w:shd w:color="auto" w:fill="CCE8CC" w:val="clear"/>
@@ -9310,6 +10406,7 @@
   </w:style>
   <w:style w:customStyle="1" w:styleId="Color666600BgCCE0F5" w:type="character">
     <w:name w:val="Color666600BgCCE0F5"/>
+    <w:semiHidden/>
     <w:rPr>
       <w:color w:val="666600"/>
       <w:shd w:color="auto" w:fill="CCE0F5" w:val="clear"/>
@@ -9317,6 +10414,7 @@
   </w:style>
   <w:style w:customStyle="1" w:styleId="Color666600BgEBD6FF" w:type="character">
     <w:name w:val="Color666600BgEBD6FF"/>
+    <w:semiHidden/>
     <w:rPr>
       <w:color w:val="666600"/>
       <w:shd w:color="auto" w:fill="EBD6FF" w:val="clear"/>
@@ -9324,6 +10422,7 @@
   </w:style>
   <w:style w:customStyle="1" w:styleId="Color666600BgBBBBBB" w:type="character">
     <w:name w:val="Color666600BgBBBBBB"/>
+    <w:semiHidden/>
     <w:rPr>
       <w:color w:val="666600"/>
       <w:shd w:color="auto" w:fill="BBBBBB" w:val="clear"/>
@@ -9331,6 +10430,7 @@
   </w:style>
   <w:style w:customStyle="1" w:styleId="Color666600BgF06666" w:type="character">
     <w:name w:val="Color666600BgF06666"/>
+    <w:semiHidden/>
     <w:rPr>
       <w:color w:val="666600"/>
       <w:shd w:color="auto" w:fill="F06666" w:val="clear"/>
@@ -9338,6 +10438,7 @@
   </w:style>
   <w:style w:customStyle="1" w:styleId="Color666600BgFFC266" w:type="character">
     <w:name w:val="Color666600BgFFC266"/>
+    <w:semiHidden/>
     <w:rPr>
       <w:color w:val="666600"/>
       <w:shd w:color="auto" w:fill="FFC266" w:val="clear"/>
@@ -9345,6 +10446,7 @@
   </w:style>
   <w:style w:customStyle="1" w:styleId="Color666600BgFFFF66" w:type="character">
     <w:name w:val="Color666600BgFFFF66"/>
+    <w:semiHidden/>
     <w:rPr>
       <w:color w:val="666600"/>
       <w:shd w:color="auto" w:fill="FFFF66" w:val="clear"/>
@@ -9352,6 +10454,7 @@
   </w:style>
   <w:style w:customStyle="1" w:styleId="Color666600Bg66B966" w:type="character">
     <w:name w:val="Color666600Bg66B966"/>
+    <w:semiHidden/>
     <w:rPr>
       <w:color w:val="666600"/>
       <w:shd w:color="auto" w:fill="66B966" w:val="clear"/>
@@ -9359,6 +10462,7 @@
   </w:style>
   <w:style w:customStyle="1" w:styleId="Color666600Bg66A3E0" w:type="character">
     <w:name w:val="Color666600Bg66A3E0"/>
+    <w:semiHidden/>
     <w:rPr>
       <w:color w:val="666600"/>
       <w:shd w:color="auto" w:fill="66A3E0" w:val="clear"/>
@@ -9366,6 +10470,7 @@
   </w:style>
   <w:style w:customStyle="1" w:styleId="Color666600BgC285FF" w:type="character">
     <w:name w:val="Color666600BgC285FF"/>
+    <w:semiHidden/>
     <w:rPr>
       <w:color w:val="666600"/>
       <w:shd w:color="auto" w:fill="C285FF" w:val="clear"/>
@@ -9373,6 +10478,7 @@
   </w:style>
   <w:style w:customStyle="1" w:styleId="Color666600Bg888888" w:type="character">
     <w:name w:val="Color666600Bg888888"/>
+    <w:semiHidden/>
     <w:rPr>
       <w:color w:val="666600"/>
       <w:shd w:color="auto" w:fill="888888" w:val="clear"/>
@@ -9380,6 +10486,7 @@
   </w:style>
   <w:style w:customStyle="1" w:styleId="Color666600BgA10000" w:type="character">
     <w:name w:val="Color666600BgA10000"/>
+    <w:semiHidden/>
     <w:rPr>
       <w:color w:val="666600"/>
       <w:shd w:color="auto" w:fill="A10000" w:val="clear"/>
@@ -9387,6 +10494,7 @@
   </w:style>
   <w:style w:customStyle="1" w:styleId="Color666600BgB26B00" w:type="character">
     <w:name w:val="Color666600BgB26B00"/>
+    <w:semiHidden/>
     <w:rPr>
       <w:color w:val="666600"/>
       <w:shd w:color="auto" w:fill="B26B00" w:val="clear"/>
@@ -9394,6 +10502,7 @@
   </w:style>
   <w:style w:customStyle="1" w:styleId="Color666600BgB2B200" w:type="character">
     <w:name w:val="Color666600BgB2B200"/>
+    <w:semiHidden/>
     <w:rPr>
       <w:color w:val="666600"/>
       <w:shd w:color="auto" w:fill="B2B200" w:val="clear"/>
@@ -9401,6 +10510,7 @@
   </w:style>
   <w:style w:customStyle="1" w:styleId="Color666600Bg006100" w:type="character">
     <w:name w:val="Color666600Bg006100"/>
+    <w:semiHidden/>
     <w:rPr>
       <w:color w:val="666600"/>
       <w:shd w:color="auto" w:fill="006100" w:val="clear"/>
@@ -9408,6 +10518,7 @@
   </w:style>
   <w:style w:customStyle="1" w:styleId="Color666600Bg0047B2" w:type="character">
     <w:name w:val="Color666600Bg0047B2"/>
+    <w:semiHidden/>
     <w:rPr>
       <w:color w:val="666600"/>
       <w:shd w:color="auto" w:fill="0047B2" w:val="clear"/>
@@ -9415,6 +10526,7 @@
   </w:style>
   <w:style w:customStyle="1" w:styleId="Color666600Bg6B24B2" w:type="character">
     <w:name w:val="Color666600Bg6B24B2"/>
+    <w:semiHidden/>
     <w:rPr>
       <w:color w:val="666600"/>
       <w:shd w:color="auto" w:fill="6B24B2" w:val="clear"/>
@@ -9422,6 +10534,7 @@
   </w:style>
   <w:style w:customStyle="1" w:styleId="Color666600Bg444444" w:type="character">
     <w:name w:val="Color666600Bg444444"/>
+    <w:semiHidden/>
     <w:rPr>
       <w:color w:val="666600"/>
       <w:shd w:color="auto" w:fill="444444" w:val="clear"/>
@@ -9429,6 +10542,7 @@
   </w:style>
   <w:style w:customStyle="1" w:styleId="Color666600Bg5C0000" w:type="character">
     <w:name w:val="Color666600Bg5C0000"/>
+    <w:semiHidden/>
     <w:rPr>
       <w:color w:val="666600"/>
       <w:shd w:color="auto" w:fill="5C0000" w:val="clear"/>
@@ -9436,6 +10550,7 @@
   </w:style>
   <w:style w:customStyle="1" w:styleId="Color666600Bg663D00" w:type="character">
     <w:name w:val="Color666600Bg663D00"/>
+    <w:semiHidden/>
     <w:rPr>
       <w:color w:val="666600"/>
       <w:shd w:color="auto" w:fill="663D00" w:val="clear"/>
@@ -9443,6 +10558,7 @@
   </w:style>
   <w:style w:customStyle="1" w:styleId="Color666600Bg666600" w:type="character">
     <w:name w:val="Color666600Bg666600"/>
+    <w:semiHidden/>
     <w:rPr>
       <w:color w:val="666600"/>
       <w:shd w:color="auto" w:fill="666600" w:val="clear"/>
@@ -9450,6 +10566,7 @@
   </w:style>
   <w:style w:customStyle="1" w:styleId="Color666600Bg003700" w:type="character">
     <w:name w:val="Color666600Bg003700"/>
+    <w:semiHidden/>
     <w:rPr>
       <w:color w:val="666600"/>
       <w:shd w:color="auto" w:fill="003700" w:val="clear"/>
@@ -9457,6 +10574,7 @@
   </w:style>
   <w:style w:customStyle="1" w:styleId="Color666600Bg002966" w:type="character">
     <w:name w:val="Color666600Bg002966"/>
+    <w:semiHidden/>
     <w:rPr>
       <w:color w:val="666600"/>
       <w:shd w:color="auto" w:fill="002966" w:val="clear"/>
@@ -9464,6 +10582,7 @@
   </w:style>
   <w:style w:customStyle="1" w:styleId="Color666600Bg3D1466" w:type="character">
     <w:name w:val="Color666600Bg3D1466"/>
+    <w:semiHidden/>
     <w:rPr>
       <w:color w:val="666600"/>
       <w:shd w:color="auto" w:fill="3D1466" w:val="clear"/>
@@ -9471,12 +10590,14 @@
   </w:style>
   <w:style w:customStyle="1" w:styleId="Color003700" w:type="character">
     <w:name w:val="Color003700"/>
+    <w:semiHidden/>
     <w:rPr>
       <w:color w:val="003700"/>
     </w:rPr>
   </w:style>
   <w:style w:customStyle="1" w:styleId="Color003700BgE60000" w:type="character">
     <w:name w:val="Color003700BgE60000"/>
+    <w:semiHidden/>
     <w:rPr>
       <w:color w:val="003700"/>
       <w:shd w:color="auto" w:fill="E60000" w:val="clear"/>
@@ -9484,6 +10605,7 @@
   </w:style>
   <w:style w:customStyle="1" w:styleId="Color003700BgFF9900" w:type="character">
     <w:name w:val="Color003700BgFF9900"/>
+    <w:semiHidden/>
     <w:rPr>
       <w:color w:val="003700"/>
       <w:shd w:color="auto" w:fill="FF9900" w:val="clear"/>
@@ -9491,6 +10613,7 @@
   </w:style>
   <w:style w:customStyle="1" w:styleId="Color003700BgFFFF00" w:type="character">
     <w:name w:val="Color003700BgFFFF00"/>
+    <w:semiHidden/>
     <w:rPr>
       <w:color w:val="003700"/>
       <w:shd w:color="auto" w:fill="FFFF00" w:val="clear"/>
@@ -9498,6 +10621,7 @@
   </w:style>
   <w:style w:customStyle="1" w:styleId="Color003700Bg008A00" w:type="character">
     <w:name w:val="Color003700Bg008A00"/>
+    <w:semiHidden/>
     <w:rPr>
       <w:color w:val="003700"/>
       <w:shd w:color="auto" w:fill="008A00" w:val="clear"/>
@@ -9505,6 +10629,7 @@
   </w:style>
   <w:style w:customStyle="1" w:styleId="Color003700Bg0066CC" w:type="character">
     <w:name w:val="Color003700Bg0066CC"/>
+    <w:semiHidden/>
     <w:rPr>
       <w:color w:val="003700"/>
       <w:shd w:color="auto" w:fill="0066CC" w:val="clear"/>
@@ -9512,6 +10637,7 @@
   </w:style>
   <w:style w:customStyle="1" w:styleId="Color003700Bg9933FF" w:type="character">
     <w:name w:val="Color003700Bg9933FF"/>
+    <w:semiHidden/>
     <w:rPr>
       <w:color w:val="003700"/>
       <w:shd w:color="auto" w:fill="9933FF" w:val="clear"/>
@@ -9519,6 +10645,7 @@
   </w:style>
   <w:style w:customStyle="1" w:styleId="Color003700BgFFFFFF" w:type="character">
     <w:name w:val="Color003700BgFFFFFF"/>
+    <w:semiHidden/>
     <w:rPr>
       <w:color w:val="003700"/>
       <w:shd w:color="auto" w:fill="FFFFFF" w:val="clear"/>
@@ -9526,6 +10653,7 @@
   </w:style>
   <w:style w:customStyle="1" w:styleId="Color003700BgFACCCC" w:type="character">
     <w:name w:val="Color003700BgFACCCC"/>
+    <w:semiHidden/>
     <w:rPr>
       <w:color w:val="003700"/>
       <w:shd w:color="auto" w:fill="FACCCC" w:val="clear"/>
@@ -9533,6 +10661,7 @@
   </w:style>
   <w:style w:customStyle="1" w:styleId="Color003700BgFFEBCC" w:type="character">
     <w:name w:val="Color003700BgFFEBCC"/>
+    <w:semiHidden/>
     <w:rPr>
       <w:color w:val="003700"/>
       <w:shd w:color="auto" w:fill="FFEBCC" w:val="clear"/>
@@ -9540,6 +10669,7 @@
   </w:style>
   <w:style w:customStyle="1" w:styleId="Color003700BgFFFFCC" w:type="character">
     <w:name w:val="Color003700BgFFFFCC"/>
+    <w:semiHidden/>
     <w:rPr>
       <w:color w:val="003700"/>
       <w:shd w:color="auto" w:fill="FFFFCC" w:val="clear"/>
@@ -9547,6 +10677,7 @@
   </w:style>
   <w:style w:customStyle="1" w:styleId="Color003700BgCCE8CC" w:type="character">
     <w:name w:val="Color003700BgCCE8CC"/>
+    <w:semiHidden/>
     <w:rPr>
       <w:color w:val="003700"/>
       <w:shd w:color="auto" w:fill="CCE8CC" w:val="clear"/>
@@ -9554,6 +10685,7 @@
   </w:style>
   <w:style w:customStyle="1" w:styleId="Color003700BgCCE0F5" w:type="character">
     <w:name w:val="Color003700BgCCE0F5"/>
+    <w:semiHidden/>
     <w:rPr>
       <w:color w:val="003700"/>
       <w:shd w:color="auto" w:fill="CCE0F5" w:val="clear"/>
@@ -9561,6 +10693,7 @@
   </w:style>
   <w:style w:customStyle="1" w:styleId="Color003700BgEBD6FF" w:type="character">
     <w:name w:val="Color003700BgEBD6FF"/>
+    <w:semiHidden/>
     <w:rPr>
       <w:color w:val="003700"/>
       <w:shd w:color="auto" w:fill="EBD6FF" w:val="clear"/>
@@ -9568,6 +10701,7 @@
   </w:style>
   <w:style w:customStyle="1" w:styleId="Color003700BgBBBBBB" w:type="character">
     <w:name w:val="Color003700BgBBBBBB"/>
+    <w:semiHidden/>
     <w:rPr>
       <w:color w:val="003700"/>
       <w:shd w:color="auto" w:fill="BBBBBB" w:val="clear"/>
@@ -9575,6 +10709,7 @@
   </w:style>
   <w:style w:customStyle="1" w:styleId="Color003700BgF06666" w:type="character">
     <w:name w:val="Color003700BgF06666"/>
+    <w:semiHidden/>
     <w:rPr>
       <w:color w:val="003700"/>
       <w:shd w:color="auto" w:fill="F06666" w:val="clear"/>
@@ -9582,6 +10717,7 @@
   </w:style>
   <w:style w:customStyle="1" w:styleId="Color003700BgFFC266" w:type="character">
     <w:name w:val="Color003700BgFFC266"/>
+    <w:semiHidden/>
     <w:rPr>
       <w:color w:val="003700"/>
       <w:shd w:color="auto" w:fill="FFC266" w:val="clear"/>
@@ -9589,6 +10725,7 @@
   </w:style>
   <w:style w:customStyle="1" w:styleId="Color003700BgFFFF66" w:type="character">
     <w:name w:val="Color003700BgFFFF66"/>
+    <w:semiHidden/>
     <w:rPr>
       <w:color w:val="003700"/>
       <w:shd w:color="auto" w:fill="FFFF66" w:val="clear"/>
@@ -9596,6 +10733,7 @@
   </w:style>
   <w:style w:customStyle="1" w:styleId="Color003700Bg66B966" w:type="character">
     <w:name w:val="Color003700Bg66B966"/>
+    <w:semiHidden/>
     <w:rPr>
       <w:color w:val="003700"/>
       <w:shd w:color="auto" w:fill="66B966" w:val="clear"/>
@@ -9603,6 +10741,7 @@
   </w:style>
   <w:style w:customStyle="1" w:styleId="Color003700Bg66A3E0" w:type="character">
     <w:name w:val="Color003700Bg66A3E0"/>
+    <w:semiHidden/>
     <w:rPr>
       <w:color w:val="003700"/>
       <w:shd w:color="auto" w:fill="66A3E0" w:val="clear"/>
@@ -9610,6 +10749,7 @@
   </w:style>
   <w:style w:customStyle="1" w:styleId="Color003700BgC285FF" w:type="character">
     <w:name w:val="Color003700BgC285FF"/>
+    <w:semiHidden/>
     <w:rPr>
       <w:color w:val="003700"/>
       <w:shd w:color="auto" w:fill="C285FF" w:val="clear"/>
@@ -9617,6 +10757,7 @@
   </w:style>
   <w:style w:customStyle="1" w:styleId="Color003700Bg888888" w:type="character">
     <w:name w:val="Color003700Bg888888"/>
+    <w:semiHidden/>
     <w:rPr>
       <w:color w:val="003700"/>
       <w:shd w:color="auto" w:fill="888888" w:val="clear"/>
@@ -9624,6 +10765,7 @@
   </w:style>
   <w:style w:customStyle="1" w:styleId="Color003700BgA10000" w:type="character">
     <w:name w:val="Color003700BgA10000"/>
+    <w:semiHidden/>
     <w:rPr>
       <w:color w:val="003700"/>
       <w:shd w:color="auto" w:fill="A10000" w:val="clear"/>
@@ -9631,6 +10773,7 @@
   </w:style>
   <w:style w:customStyle="1" w:styleId="Color003700BgB26B00" w:type="character">
     <w:name w:val="Color003700BgB26B00"/>
+    <w:semiHidden/>
     <w:rPr>
       <w:color w:val="003700"/>
       <w:shd w:color="auto" w:fill="B26B00" w:val="clear"/>
@@ -9638,6 +10781,7 @@
   </w:style>
   <w:style w:customStyle="1" w:styleId="Color003700BgB2B200" w:type="character">
     <w:name w:val="Color003700BgB2B200"/>
+    <w:semiHidden/>
     <w:rPr>
       <w:color w:val="003700"/>
       <w:shd w:color="auto" w:fill="B2B200" w:val="clear"/>
@@ -9645,6 +10789,7 @@
   </w:style>
   <w:style w:customStyle="1" w:styleId="Color003700Bg006100" w:type="character">
     <w:name w:val="Color003700Bg006100"/>
+    <w:semiHidden/>
     <w:rPr>
       <w:color w:val="003700"/>
       <w:shd w:color="auto" w:fill="006100" w:val="clear"/>
@@ -9652,6 +10797,7 @@
   </w:style>
   <w:style w:customStyle="1" w:styleId="Color003700Bg0047B2" w:type="character">
     <w:name w:val="Color003700Bg0047B2"/>
+    <w:semiHidden/>
     <w:rPr>
       <w:color w:val="003700"/>
       <w:shd w:color="auto" w:fill="0047B2" w:val="clear"/>
@@ -9659,6 +10805,7 @@
   </w:style>
   <w:style w:customStyle="1" w:styleId="Color003700Bg6B24B2" w:type="character">
     <w:name w:val="Color003700Bg6B24B2"/>
+    <w:semiHidden/>
     <w:rPr>
       <w:color w:val="003700"/>
       <w:shd w:color="auto" w:fill="6B24B2" w:val="clear"/>
@@ -9666,6 +10813,7 @@
   </w:style>
   <w:style w:customStyle="1" w:styleId="Color003700Bg444444" w:type="character">
     <w:name w:val="Color003700Bg444444"/>
+    <w:semiHidden/>
     <w:rPr>
       <w:color w:val="003700"/>
       <w:shd w:color="auto" w:fill="444444" w:val="clear"/>
@@ -9673,6 +10821,7 @@
   </w:style>
   <w:style w:customStyle="1" w:styleId="Color003700Bg5C0000" w:type="character">
     <w:name w:val="Color003700Bg5C0000"/>
+    <w:semiHidden/>
     <w:rPr>
       <w:color w:val="003700"/>
       <w:shd w:color="auto" w:fill="5C0000" w:val="clear"/>
@@ -9680,6 +10829,7 @@
   </w:style>
   <w:style w:customStyle="1" w:styleId="Color003700Bg663D00" w:type="character">
     <w:name w:val="Color003700Bg663D00"/>
+    <w:semiHidden/>
     <w:rPr>
       <w:color w:val="003700"/>
       <w:shd w:color="auto" w:fill="663D00" w:val="clear"/>
@@ -9687,6 +10837,7 @@
   </w:style>
   <w:style w:customStyle="1" w:styleId="Color003700Bg666600" w:type="character">
     <w:name w:val="Color003700Bg666600"/>
+    <w:semiHidden/>
     <w:rPr>
       <w:color w:val="003700"/>
       <w:shd w:color="auto" w:fill="666600" w:val="clear"/>
@@ -9694,6 +10845,7 @@
   </w:style>
   <w:style w:customStyle="1" w:styleId="Color003700Bg003700" w:type="character">
     <w:name w:val="Color003700Bg003700"/>
+    <w:semiHidden/>
     <w:rPr>
       <w:color w:val="003700"/>
       <w:shd w:color="auto" w:fill="003700" w:val="clear"/>
@@ -9701,6 +10853,7 @@
   </w:style>
   <w:style w:customStyle="1" w:styleId="Color003700Bg002966" w:type="character">
     <w:name w:val="Color003700Bg002966"/>
+    <w:semiHidden/>
     <w:rPr>
       <w:color w:val="003700"/>
       <w:shd w:color="auto" w:fill="002966" w:val="clear"/>
@@ -9708,6 +10861,7 @@
   </w:style>
   <w:style w:customStyle="1" w:styleId="Color003700Bg3D1466" w:type="character">
     <w:name w:val="Color003700Bg3D1466"/>
+    <w:semiHidden/>
     <w:rPr>
       <w:color w:val="003700"/>
       <w:shd w:color="auto" w:fill="3D1466" w:val="clear"/>
@@ -9715,12 +10869,14 @@
   </w:style>
   <w:style w:customStyle="1" w:styleId="Color002966" w:type="character">
     <w:name w:val="Color002966"/>
+    <w:semiHidden/>
     <w:rPr>
       <w:color w:val="002966"/>
     </w:rPr>
   </w:style>
   <w:style w:customStyle="1" w:styleId="Color002966BgE60000" w:type="character">
     <w:name w:val="Color002966BgE60000"/>
+    <w:semiHidden/>
     <w:rPr>
       <w:color w:val="002966"/>
       <w:shd w:color="auto" w:fill="E60000" w:val="clear"/>
@@ -9728,6 +10884,7 @@
   </w:style>
   <w:style w:customStyle="1" w:styleId="Color002966BgFF9900" w:type="character">
     <w:name w:val="Color002966BgFF9900"/>
+    <w:semiHidden/>
     <w:rPr>
       <w:color w:val="002966"/>
       <w:shd w:color="auto" w:fill="FF9900" w:val="clear"/>
@@ -9735,6 +10892,7 @@
   </w:style>
   <w:style w:customStyle="1" w:styleId="Color002966BgFFFF00" w:type="character">
     <w:name w:val="Color002966BgFFFF00"/>
+    <w:semiHidden/>
     <w:rPr>
       <w:color w:val="002966"/>
       <w:shd w:color="auto" w:fill="FFFF00" w:val="clear"/>
@@ -9742,6 +10900,7 @@
   </w:style>
   <w:style w:customStyle="1" w:styleId="Color002966Bg008A00" w:type="character">
     <w:name w:val="Color002966Bg008A00"/>
+    <w:semiHidden/>
     <w:rPr>
       <w:color w:val="002966"/>
       <w:shd w:color="auto" w:fill="008A00" w:val="clear"/>
@@ -9749,6 +10908,7 @@
   </w:style>
   <w:style w:customStyle="1" w:styleId="Color002966Bg0066CC" w:type="character">
     <w:name w:val="Color002966Bg0066CC"/>
+    <w:semiHidden/>
     <w:rPr>
       <w:color w:val="002966"/>
       <w:shd w:color="auto" w:fill="0066CC" w:val="clear"/>
@@ -9756,6 +10916,7 @@
   </w:style>
   <w:style w:customStyle="1" w:styleId="Color002966Bg9933FF" w:type="character">
     <w:name w:val="Color002966Bg9933FF"/>
+    <w:semiHidden/>
     <w:rPr>
       <w:color w:val="002966"/>
       <w:shd w:color="auto" w:fill="9933FF" w:val="clear"/>
@@ -9763,6 +10924,7 @@
   </w:style>
   <w:style w:customStyle="1" w:styleId="Color002966BgFFFFFF" w:type="character">
     <w:name w:val="Color002966BgFFFFFF"/>
+    <w:semiHidden/>
     <w:rPr>
       <w:color w:val="002966"/>
       <w:shd w:color="auto" w:fill="FFFFFF" w:val="clear"/>
@@ -9770,6 +10932,7 @@
   </w:style>
   <w:style w:customStyle="1" w:styleId="Color002966BgFACCCC" w:type="character">
     <w:name w:val="Color002966BgFACCCC"/>
+    <w:semiHidden/>
     <w:rPr>
       <w:color w:val="002966"/>
       <w:shd w:color="auto" w:fill="FACCCC" w:val="clear"/>
@@ -9777,6 +10940,7 @@
   </w:style>
   <w:style w:customStyle="1" w:styleId="Color002966BgFFEBCC" w:type="character">
     <w:name w:val="Color002966BgFFEBCC"/>
+    <w:semiHidden/>
     <w:rPr>
       <w:color w:val="002966"/>
       <w:shd w:color="auto" w:fill="FFEBCC" w:val="clear"/>
@@ -9784,6 +10948,7 @@
   </w:style>
   <w:style w:customStyle="1" w:styleId="Color002966BgFFFFCC" w:type="character">
     <w:name w:val="Color002966BgFFFFCC"/>
+    <w:semiHidden/>
     <w:rPr>
       <w:color w:val="002966"/>
       <w:shd w:color="auto" w:fill="FFFFCC" w:val="clear"/>
@@ -9791,6 +10956,7 @@
   </w:style>
   <w:style w:customStyle="1" w:styleId="Color002966BgCCE8CC" w:type="character">
     <w:name w:val="Color002966BgCCE8CC"/>
+    <w:semiHidden/>
     <w:rPr>
       <w:color w:val="002966"/>
       <w:shd w:color="auto" w:fill="CCE8CC" w:val="clear"/>
@@ -9798,6 +10964,7 @@
   </w:style>
   <w:style w:customStyle="1" w:styleId="Color002966BgCCE0F5" w:type="character">
     <w:name w:val="Color002966BgCCE0F5"/>
+    <w:semiHidden/>
     <w:rPr>
       <w:color w:val="002966"/>
       <w:shd w:color="auto" w:fill="CCE0F5" w:val="clear"/>
@@ -9805,6 +10972,7 @@
   </w:style>
   <w:style w:customStyle="1" w:styleId="Color002966BgEBD6FF" w:type="character">
     <w:name w:val="Color002966BgEBD6FF"/>
+    <w:semiHidden/>
     <w:rPr>
       <w:color w:val="002966"/>
       <w:shd w:color="auto" w:fill="EBD6FF" w:val="clear"/>
@@ -9812,6 +10980,7 @@
   </w:style>
   <w:style w:customStyle="1" w:styleId="Color002966BgBBBBBB" w:type="character">
     <w:name w:val="Color002966BgBBBBBB"/>
+    <w:semiHidden/>
     <w:rPr>
       <w:color w:val="002966"/>
       <w:shd w:color="auto" w:fill="BBBBBB" w:val="clear"/>
@@ -9819,6 +10988,7 @@
   </w:style>
   <w:style w:customStyle="1" w:styleId="Color002966BgF06666" w:type="character">
     <w:name w:val="Color002966BgF06666"/>
+    <w:semiHidden/>
     <w:rPr>
       <w:color w:val="002966"/>
       <w:shd w:color="auto" w:fill="F06666" w:val="clear"/>
@@ -9826,6 +10996,7 @@
   </w:style>
   <w:style w:customStyle="1" w:styleId="Color002966BgFFC266" w:type="character">
     <w:name w:val="Color002966BgFFC266"/>
+    <w:semiHidden/>
     <w:rPr>
       <w:color w:val="002966"/>
       <w:shd w:color="auto" w:fill="FFC266" w:val="clear"/>
@@ -9833,6 +11004,7 @@
   </w:style>
   <w:style w:customStyle="1" w:styleId="Color002966BgFFFF66" w:type="character">
     <w:name w:val="Color002966BgFFFF66"/>
+    <w:semiHidden/>
     <w:rPr>
       <w:color w:val="002966"/>
       <w:shd w:color="auto" w:fill="FFFF66" w:val="clear"/>
@@ -9840,6 +11012,7 @@
   </w:style>
   <w:style w:customStyle="1" w:styleId="Color002966Bg66B966" w:type="character">
     <w:name w:val="Color002966Bg66B966"/>
+    <w:semiHidden/>
     <w:rPr>
       <w:color w:val="002966"/>
       <w:shd w:color="auto" w:fill="66B966" w:val="clear"/>
@@ -9847,6 +11020,7 @@
   </w:style>
   <w:style w:customStyle="1" w:styleId="Color002966Bg66A3E0" w:type="character">
     <w:name w:val="Color002966Bg66A3E0"/>
+    <w:semiHidden/>
     <w:rPr>
       <w:color w:val="002966"/>
       <w:shd w:color="auto" w:fill="66A3E0" w:val="clear"/>
@@ -9854,6 +11028,7 @@
   </w:style>
   <w:style w:customStyle="1" w:styleId="Color002966BgC285FF" w:type="character">
     <w:name w:val="Color002966BgC285FF"/>
+    <w:semiHidden/>
     <w:rPr>
       <w:color w:val="002966"/>
       <w:shd w:color="auto" w:fill="C285FF" w:val="clear"/>
@@ -9861,6 +11036,7 @@
   </w:style>
   <w:style w:customStyle="1" w:styleId="Color002966Bg888888" w:type="character">
     <w:name w:val="Color002966Bg888888"/>
+    <w:semiHidden/>
     <w:rPr>
       <w:color w:val="002966"/>
       <w:shd w:color="auto" w:fill="888888" w:val="clear"/>
@@ -9868,6 +11044,7 @@
   </w:style>
   <w:style w:customStyle="1" w:styleId="Color002966BgA10000" w:type="character">
     <w:name w:val="Color002966BgA10000"/>
+    <w:semiHidden/>
     <w:rPr>
       <w:color w:val="002966"/>
       <w:shd w:color="auto" w:fill="A10000" w:val="clear"/>
@@ -9875,6 +11052,7 @@
   </w:style>
   <w:style w:customStyle="1" w:styleId="Color002966BgB26B00" w:type="character">
     <w:name w:val="Color002966BgB26B00"/>
+    <w:semiHidden/>
     <w:rPr>
       <w:color w:val="002966"/>
       <w:shd w:color="auto" w:fill="B26B00" w:val="clear"/>
@@ -9882,6 +11060,7 @@
   </w:style>
   <w:style w:customStyle="1" w:styleId="Color002966BgB2B200" w:type="character">
     <w:name w:val="Color002966BgB2B200"/>
+    <w:semiHidden/>
     <w:rPr>
       <w:color w:val="002966"/>
       <w:shd w:color="auto" w:fill="B2B200" w:val="clear"/>
@@ -9889,6 +11068,7 @@
   </w:style>
   <w:style w:customStyle="1" w:styleId="Color002966Bg006100" w:type="character">
     <w:name w:val="Color002966Bg006100"/>
+    <w:semiHidden/>
     <w:rPr>
       <w:color w:val="002966"/>
       <w:shd w:color="auto" w:fill="006100" w:val="clear"/>
@@ -9896,6 +11076,7 @@
   </w:style>
   <w:style w:customStyle="1" w:styleId="Color002966Bg0047B2" w:type="character">
     <w:name w:val="Color002966Bg0047B2"/>
+    <w:semiHidden/>
     <w:rPr>
       <w:color w:val="002966"/>
       <w:shd w:color="auto" w:fill="0047B2" w:val="clear"/>
@@ -9903,6 +11084,7 @@
   </w:style>
   <w:style w:customStyle="1" w:styleId="Color002966Bg6B24B2" w:type="character">
     <w:name w:val="Color002966Bg6B24B2"/>
+    <w:semiHidden/>
     <w:rPr>
       <w:color w:val="002966"/>
       <w:shd w:color="auto" w:fill="6B24B2" w:val="clear"/>
@@ -9910,6 +11092,7 @@
   </w:style>
   <w:style w:customStyle="1" w:styleId="Color002966Bg444444" w:type="character">
     <w:name w:val="Color002966Bg444444"/>
+    <w:semiHidden/>
     <w:rPr>
       <w:color w:val="002966"/>
       <w:shd w:color="auto" w:fill="444444" w:val="clear"/>
@@ -9917,6 +11100,7 @@
   </w:style>
   <w:style w:customStyle="1" w:styleId="Color002966Bg5C0000" w:type="character">
     <w:name w:val="Color002966Bg5C0000"/>
+    <w:semiHidden/>
     <w:rPr>
       <w:color w:val="002966"/>
       <w:shd w:color="auto" w:fill="5C0000" w:val="clear"/>
@@ -9924,6 +11108,7 @@
   </w:style>
   <w:style w:customStyle="1" w:styleId="Color002966Bg663D00" w:type="character">
     <w:name w:val="Color002966Bg663D00"/>
+    <w:semiHidden/>
     <w:rPr>
       <w:color w:val="002966"/>
       <w:shd w:color="auto" w:fill="663D00" w:val="clear"/>
@@ -9931,6 +11116,7 @@
   </w:style>
   <w:style w:customStyle="1" w:styleId="Color002966Bg666600" w:type="character">
     <w:name w:val="Color002966Bg666600"/>
+    <w:semiHidden/>
     <w:rPr>
       <w:color w:val="002966"/>
       <w:shd w:color="auto" w:fill="666600" w:val="clear"/>
@@ -9938,6 +11124,7 @@
   </w:style>
   <w:style w:customStyle="1" w:styleId="Color002966Bg003700" w:type="character">
     <w:name w:val="Color002966Bg003700"/>
+    <w:semiHidden/>
     <w:rPr>
       <w:color w:val="002966"/>
       <w:shd w:color="auto" w:fill="003700" w:val="clear"/>
@@ -9945,6 +11132,7 @@
   </w:style>
   <w:style w:customStyle="1" w:styleId="Color002966Bg002966" w:type="character">
     <w:name w:val="Color002966Bg002966"/>
+    <w:semiHidden/>
     <w:rPr>
       <w:color w:val="002966"/>
       <w:shd w:color="auto" w:fill="002966" w:val="clear"/>
@@ -9952,6 +11140,7 @@
   </w:style>
   <w:style w:customStyle="1" w:styleId="Color002966Bg3D1466" w:type="character">
     <w:name w:val="Color002966Bg3D1466"/>
+    <w:semiHidden/>
     <w:rPr>
       <w:color w:val="002966"/>
       <w:shd w:color="auto" w:fill="3D1466" w:val="clear"/>
@@ -9959,12 +11148,14 @@
   </w:style>
   <w:style w:customStyle="1" w:styleId="Color3D1466" w:type="character">
     <w:name w:val="Color3D1466"/>
+    <w:semiHidden/>
     <w:rPr>
       <w:color w:val="3D1466"/>
     </w:rPr>
   </w:style>
   <w:style w:customStyle="1" w:styleId="Color3D1466BgE60000" w:type="character">
     <w:name w:val="Color3D1466BgE60000"/>
+    <w:semiHidden/>
     <w:rPr>
       <w:color w:val="3D1466"/>
       <w:shd w:color="auto" w:fill="E60000" w:val="clear"/>
@@ -9972,6 +11163,7 @@
   </w:style>
   <w:style w:customStyle="1" w:styleId="Color3D1466BgFF9900" w:type="character">
     <w:name w:val="Color3D1466BgFF9900"/>
+    <w:semiHidden/>
     <w:rPr>
       <w:color w:val="3D1466"/>
       <w:shd w:color="auto" w:fill="FF9900" w:val="clear"/>
@@ -9979,6 +11171,7 @@
   </w:style>
   <w:style w:customStyle="1" w:styleId="Color3D1466BgFFFF00" w:type="character">
     <w:name w:val="Color3D1466BgFFFF00"/>
+    <w:semiHidden/>
     <w:rPr>
       <w:color w:val="3D1466"/>
       <w:shd w:color="auto" w:fill="FFFF00" w:val="clear"/>
@@ -9986,6 +11179,7 @@
   </w:style>
   <w:style w:customStyle="1" w:styleId="Color3D1466Bg008A00" w:type="character">
     <w:name w:val="Color3D1466Bg008A00"/>
+    <w:semiHidden/>
     <w:rPr>
       <w:color w:val="3D1466"/>
       <w:shd w:color="auto" w:fill="008A00" w:val="clear"/>
@@ -9993,6 +11187,7 @@
   </w:style>
   <w:style w:customStyle="1" w:styleId="Color3D1466Bg0066CC" w:type="character">
     <w:name w:val="Color3D1466Bg0066CC"/>
+    <w:semiHidden/>
     <w:rPr>
       <w:color w:val="3D1466"/>
       <w:shd w:color="auto" w:fill="0066CC" w:val="clear"/>
@@ -10000,6 +11195,7 @@
   </w:style>
   <w:style w:customStyle="1" w:styleId="Color3D1466Bg9933FF" w:type="character">
     <w:name w:val="Color3D1466Bg9933FF"/>
+    <w:semiHidden/>
     <w:rPr>
       <w:color w:val="3D1466"/>
       <w:shd w:color="auto" w:fill="9933FF" w:val="clear"/>
@@ -10007,6 +11203,7 @@
   </w:style>
   <w:style w:customStyle="1" w:styleId="Color3D1466BgFFFFFF" w:type="character">
     <w:name w:val="Color3D1466BgFFFFFF"/>
+    <w:semiHidden/>
     <w:rPr>
       <w:color w:val="3D1466"/>
       <w:shd w:color="auto" w:fill="FFFFFF" w:val="clear"/>
@@ -10014,6 +11211,7 @@
   </w:style>
   <w:style w:customStyle="1" w:styleId="Color3D1466BgFACCCC" w:type="character">
     <w:name w:val="Color3D1466BgFACCCC"/>
+    <w:semiHidden/>
     <w:rPr>
       <w:color w:val="3D1466"/>
       <w:shd w:color="auto" w:fill="FACCCC" w:val="clear"/>
@@ -10021,6 +11219,7 @@
   </w:style>
   <w:style w:customStyle="1" w:styleId="Color3D1466BgFFEBCC" w:type="character">
     <w:name w:val="Color3D1466BgFFEBCC"/>
+    <w:semiHidden/>
     <w:rPr>
       <w:color w:val="3D1466"/>
       <w:shd w:color="auto" w:fill="FFEBCC" w:val="clear"/>
@@ -10028,6 +11227,7 @@
   </w:style>
   <w:style w:customStyle="1" w:styleId="Color3D1466BgFFFFCC" w:type="character">
     <w:name w:val="Color3D1466BgFFFFCC"/>
+    <w:semiHidden/>
     <w:rPr>
       <w:color w:val="3D1466"/>
       <w:shd w:color="auto" w:fill="FFFFCC" w:val="clear"/>
@@ -10035,6 +11235,7 @@
   </w:style>
   <w:style w:customStyle="1" w:styleId="Color3D1466BgCCE8CC" w:type="character">
     <w:name w:val="Color3D1466BgCCE8CC"/>
+    <w:semiHidden/>
     <w:rPr>
       <w:color w:val="3D1466"/>
       <w:shd w:color="auto" w:fill="CCE8CC" w:val="clear"/>
@@ -10042,6 +11243,7 @@
   </w:style>
   <w:style w:customStyle="1" w:styleId="Color3D1466BgCCE0F5" w:type="character">
     <w:name w:val="Color3D1466BgCCE0F5"/>
+    <w:semiHidden/>
     <w:rPr>
       <w:color w:val="3D1466"/>
       <w:shd w:color="auto" w:fill="CCE0F5" w:val="clear"/>
@@ -10049,6 +11251,7 @@
   </w:style>
   <w:style w:customStyle="1" w:styleId="Color3D1466BgEBD6FF" w:type="character">
     <w:name w:val="Color3D1466BgEBD6FF"/>
+    <w:semiHidden/>
     <w:rPr>
       <w:color w:val="3D1466"/>
       <w:shd w:color="auto" w:fill="EBD6FF" w:val="clear"/>
@@ -10056,6 +11259,7 @@
   </w:style>
   <w:style w:customStyle="1" w:styleId="Color3D1466BgBBBBBB" w:type="character">
     <w:name w:val="Color3D1466BgBBBBBB"/>
+    <w:semiHidden/>
     <w:rPr>
       <w:color w:val="3D1466"/>
       <w:shd w:color="auto" w:fill="BBBBBB" w:val="clear"/>
@@ -10063,6 +11267,7 @@
   </w:style>
   <w:style w:customStyle="1" w:styleId="Color3D1466BgF06666" w:type="character">
     <w:name w:val="Color3D1466BgF06666"/>
+    <w:semiHidden/>
     <w:rPr>
       <w:color w:val="3D1466"/>
       <w:shd w:color="auto" w:fill="F06666" w:val="clear"/>
@@ -10070,6 +11275,7 @@
   </w:style>
   <w:style w:customStyle="1" w:styleId="Color3D1466BgFFC266" w:type="character">
     <w:name w:val="Color3D1466BgFFC266"/>
+    <w:semiHidden/>
     <w:rPr>
       <w:color w:val="3D1466"/>
       <w:shd w:color="auto" w:fill="FFC266" w:val="clear"/>
@@ -10077,6 +11283,7 @@
   </w:style>
   <w:style w:customStyle="1" w:styleId="Color3D1466BgFFFF66" w:type="character">
     <w:name w:val="Color3D1466BgFFFF66"/>
+    <w:semiHidden/>
     <w:rPr>
       <w:color w:val="3D1466"/>
       <w:shd w:color="auto" w:fill="FFFF66" w:val="clear"/>
@@ -10084,6 +11291,7 @@
   </w:style>
   <w:style w:customStyle="1" w:styleId="Color3D1466Bg66B966" w:type="character">
     <w:name w:val="Color3D1466Bg66B966"/>
+    <w:semiHidden/>
     <w:rPr>
       <w:color w:val="3D1466"/>
       <w:shd w:color="auto" w:fill="66B966" w:val="clear"/>
@@ -10091,6 +11299,7 @@
   </w:style>
   <w:style w:customStyle="1" w:styleId="Color3D1466Bg66A3E0" w:type="character">
     <w:name w:val="Color3D1466Bg66A3E0"/>
+    <w:semiHidden/>
     <w:rPr>
       <w:color w:val="3D1466"/>
       <w:shd w:color="auto" w:fill="66A3E0" w:val="clear"/>
@@ -10098,6 +11307,7 @@
   </w:style>
   <w:style w:customStyle="1" w:styleId="Color3D1466BgC285FF" w:type="character">
     <w:name w:val="Color3D1466BgC285FF"/>
+    <w:semiHidden/>
     <w:rPr>
       <w:color w:val="3D1466"/>
       <w:shd w:color="auto" w:fill="C285FF" w:val="clear"/>
@@ -10105,6 +11315,7 @@
   </w:style>
   <w:style w:customStyle="1" w:styleId="Color3D1466Bg888888" w:type="character">
     <w:name w:val="Color3D1466Bg888888"/>
+    <w:semiHidden/>
     <w:rPr>
       <w:color w:val="3D1466"/>
       <w:shd w:color="auto" w:fill="888888" w:val="clear"/>
@@ -10112,6 +11323,7 @@
   </w:style>
   <w:style w:customStyle="1" w:styleId="Color3D1466BgA10000" w:type="character">
     <w:name w:val="Color3D1466BgA10000"/>
+    <w:semiHidden/>
     <w:rPr>
       <w:color w:val="3D1466"/>
       <w:shd w:color="auto" w:fill="A10000" w:val="clear"/>
@@ -10119,6 +11331,7 @@
   </w:style>
   <w:style w:customStyle="1" w:styleId="Color3D1466BgB26B00" w:type="character">
     <w:name w:val="Color3D1466BgB26B00"/>
+    <w:semiHidden/>
     <w:rPr>
       <w:color w:val="3D1466"/>
       <w:shd w:color="auto" w:fill="B26B00" w:val="clear"/>
@@ -10126,6 +11339,7 @@
   </w:style>
   <w:style w:customStyle="1" w:styleId="Color3D1466BgB2B200" w:type="character">
     <w:name w:val="Color3D1466BgB2B200"/>
+    <w:semiHidden/>
     <w:rPr>
       <w:color w:val="3D1466"/>
       <w:shd w:color="auto" w:fill="B2B200" w:val="clear"/>
@@ -10133,6 +11347,7 @@
   </w:style>
   <w:style w:customStyle="1" w:styleId="Color3D1466Bg006100" w:type="character">
     <w:name w:val="Color3D1466Bg006100"/>
+    <w:semiHidden/>
     <w:rPr>
       <w:color w:val="3D1466"/>
       <w:shd w:color="auto" w:fill="006100" w:val="clear"/>
@@ -10140,6 +11355,7 @@
   </w:style>
   <w:style w:customStyle="1" w:styleId="Color3D1466Bg0047B2" w:type="character">
     <w:name w:val="Color3D1466Bg0047B2"/>
+    <w:semiHidden/>
     <w:rPr>
       <w:color w:val="3D1466"/>
       <w:shd w:color="auto" w:fill="0047B2" w:val="clear"/>
@@ -10147,6 +11363,7 @@
   </w:style>
   <w:style w:customStyle="1" w:styleId="Color3D1466Bg6B24B2" w:type="character">
     <w:name w:val="Color3D1466Bg6B24B2"/>
+    <w:semiHidden/>
     <w:rPr>
       <w:color w:val="3D1466"/>
       <w:shd w:color="auto" w:fill="6B24B2" w:val="clear"/>
@@ -10154,6 +11371,7 @@
   </w:style>
   <w:style w:customStyle="1" w:styleId="Color3D1466Bg444444" w:type="character">
     <w:name w:val="Color3D1466Bg444444"/>
+    <w:semiHidden/>
     <w:rPr>
       <w:color w:val="3D1466"/>
       <w:shd w:color="auto" w:fill="444444" w:val="clear"/>
@@ -10161,6 +11379,7 @@
   </w:style>
   <w:style w:customStyle="1" w:styleId="Color3D1466Bg5C0000" w:type="character">
     <w:name w:val="Color3D1466Bg5C0000"/>
+    <w:semiHidden/>
     <w:rPr>
       <w:color w:val="3D1466"/>
       <w:shd w:color="auto" w:fill="5C0000" w:val="clear"/>
@@ -10168,6 +11387,7 @@
   </w:style>
   <w:style w:customStyle="1" w:styleId="Color3D1466Bg663D00" w:type="character">
     <w:name w:val="Color3D1466Bg663D00"/>
+    <w:semiHidden/>
     <w:rPr>
       <w:color w:val="3D1466"/>
       <w:shd w:color="auto" w:fill="663D00" w:val="clear"/>
@@ -10175,6 +11395,7 @@
   </w:style>
   <w:style w:customStyle="1" w:styleId="Color3D1466Bg666600" w:type="character">
     <w:name w:val="Color3D1466Bg666600"/>
+    <w:semiHidden/>
     <w:rPr>
       <w:color w:val="3D1466"/>
       <w:shd w:color="auto" w:fill="666600" w:val="clear"/>
@@ -10182,6 +11403,7 @@
   </w:style>
   <w:style w:customStyle="1" w:styleId="Color3D1466Bg003700" w:type="character">
     <w:name w:val="Color3D1466Bg003700"/>
+    <w:semiHidden/>
     <w:rPr>
       <w:color w:val="3D1466"/>
       <w:shd w:color="auto" w:fill="003700" w:val="clear"/>
@@ -10189,6 +11411,7 @@
   </w:style>
   <w:style w:customStyle="1" w:styleId="Color3D1466Bg002966" w:type="character">
     <w:name w:val="Color3D1466Bg002966"/>
+    <w:semiHidden/>
     <w:rPr>
       <w:color w:val="3D1466"/>
       <w:shd w:color="auto" w:fill="002966" w:val="clear"/>
@@ -10196,6 +11419,7 @@
   </w:style>
   <w:style w:customStyle="1" w:styleId="Color3D1466Bg3D1466" w:type="character">
     <w:name w:val="Color3D1466Bg3D1466"/>
+    <w:semiHidden/>
     <w:rPr>
       <w:color w:val="3D1466"/>
       <w:shd w:color="auto" w:fill="3D1466" w:val="clear"/>

--- a/tests/output_reference_9.docx
+++ b/tests/output_reference_9.docx
@@ -11425,6 +11425,30 @@
       <w:shd w:color="auto" w:fill="3D1466" w:val="clear"/>
     </w:rPr>
   </w:style>
+  <w:style w:customStyle="1" w:styleId="align-center" w:type="paragraph">
+    <w:name w:val="align-center"/>
+    <w:basedOn w:val="Normal"/>
+    <w:semiHidden/>
+    <w:pPr>
+      <w:jc w:val="center"/>
+    </w:pPr>
+  </w:style>
+  <w:style w:customStyle="1" w:styleId="align-right" w:type="paragraph">
+    <w:name w:val="align-right"/>
+    <w:basedOn w:val="Normal"/>
+    <w:semiHidden/>
+    <w:pPr>
+      <w:jc w:val="right"/>
+    </w:pPr>
+  </w:style>
+  <w:style w:customStyle="1" w:styleId="align-justify" w:type="paragraph">
+    <w:name w:val="align-justify"/>
+    <w:basedOn w:val="Normal"/>
+    <w:semiHidden/>
+    <w:pPr>
+      <w:jc w:val="both"/>
+    </w:pPr>
+  </w:style>
 </w:styles>
 </file>
 
